--- a/Constructors/rough/rough.docx
+++ b/Constructors/rough/rough.docx
@@ -25,7 +25,7 @@
                 <wp:cNvGraphicFramePr/>
                 <a:graphic xmlns:a="http://schemas.openxmlformats.org/drawingml/2006/main">
                   <a:graphicData uri="http://schemas.microsoft.com/office/word/2010/wordprocessingInk">
-                    <w14:contentPart bwMode="auto" r:id="rId5">
+                    <w14:contentPart bwMode="auto" r:id="rId7">
                       <w14:nvContentPartPr>
                         <w14:cNvContentPartPr/>
                       </w14:nvContentPartPr>
@@ -41,7 +41,7 @@
           </mc:Choice>
           <mc:Fallback>
             <w:pict>
-              <v:shapetype w14:anchorId="20A564A5" id="_x0000_t75" coordsize="21600,21600" o:spt="75" o:preferrelative="t" path="m@4@5l@4@11@9@11@9@5xe" filled="f" stroked="f">
+              <v:shapetype w14:anchorId="1DEE4DA2" id="_x0000_t75" coordsize="21600,21600" o:spt="75" o:preferrelative="t" path="m@4@5l@4@11@9@11@9@5xe" filled="f" stroked="f">
                 <v:stroke joinstyle="miter"/>
                 <v:formulas>
                   <v:f eqn="if lineDrawn pixelLineWidth 0"/>
@@ -60,8 +60,8 @@
                 <v:path o:extrusionok="f" gradientshapeok="t" o:connecttype="rect"/>
                 <o:lock v:ext="edit" aspectratio="t"/>
               </v:shapetype>
-              <v:shape id="Ink 101" o:spid="_x0000_s1026" type="#_x0000_t75" style="position:absolute;margin-left:211.05pt;margin-top:-51.7pt;width:14.9pt;height:15.4pt;z-index:251761664;visibility:visible;mso-wrap-style:square;mso-wrap-distance-left:9pt;mso-wrap-distance-top:0;mso-wrap-distance-right:9pt;mso-wrap-distance-bottom:0;mso-position-horizontal:absolute;mso-position-horizontal-relative:text;mso-position-vertical:absolute;mso-position-vertical-relative:text" o:gfxdata="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">
-                <v:imagedata r:id="rId6" o:title=""/>
+              <v:shape id="Ink 101" o:spid="_x0000_s1026" type="#_x0000_t75" style="position:absolute;margin-left:211.05pt;margin-top:-51.7pt;width:14.9pt;height:15.4pt;z-index:251761664;visibility:visible;mso-wrap-style:square;mso-wrap-distance-left:9pt;mso-wrap-distance-top:0;mso-wrap-distance-right:9pt;mso-wrap-distance-bottom:0;mso-position-horizontal:absolute;mso-position-horizontal-relative:text;mso-position-vertical:absolute;mso-position-vertical-relative:text" o:gfxdata="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">
+                <v:imagedata r:id="rId8" o:title=""/>
               </v:shape>
             </w:pict>
           </mc:Fallback>
@@ -89,7 +89,7 @@
                 <wp:cNvGraphicFramePr/>
                 <a:graphic xmlns:a="http://schemas.openxmlformats.org/drawingml/2006/main">
                   <a:graphicData uri="http://schemas.microsoft.com/office/word/2010/wordprocessingInk">
-                    <w14:contentPart bwMode="auto" r:id="rId7">
+                    <w14:contentPart bwMode="auto" r:id="rId9">
                       <w14:nvContentPartPr>
                         <w14:cNvContentPartPr/>
                       </w14:nvContentPartPr>
@@ -105,8 +105,8 @@
           </mc:Choice>
           <mc:Fallback>
             <w:pict>
-              <v:shape w14:anchorId="6B48C749" id="Ink 42" o:spid="_x0000_s1026" type="#_x0000_t75" style="position:absolute;margin-left:149.65pt;margin-top:-47.9pt;width:305.35pt;height:77.4pt;z-index:251701248;visibility:visible;mso-wrap-style:square;mso-wrap-distance-left:9pt;mso-wrap-distance-top:0;mso-wrap-distance-right:9pt;mso-wrap-distance-bottom:0;mso-position-horizontal:absolute;mso-position-horizontal-relative:text;mso-position-vertical:absolute;mso-position-vertical-relative:text" o:gfxdata="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">
-                <v:imagedata r:id="rId8" o:title=""/>
+              <v:shape w14:anchorId="74C298C8" id="Ink 42" o:spid="_x0000_s1026" type="#_x0000_t75" style="position:absolute;margin-left:149.65pt;margin-top:-47.9pt;width:305.35pt;height:77.4pt;z-index:251701248;visibility:visible;mso-wrap-style:square;mso-wrap-distance-left:9pt;mso-wrap-distance-top:0;mso-wrap-distance-right:9pt;mso-wrap-distance-bottom:0;mso-position-horizontal:absolute;mso-position-horizontal-relative:text;mso-position-vertical:absolute;mso-position-vertical-relative:text" o:gfxdata="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">
+                <v:imagedata r:id="rId10" o:title=""/>
               </v:shape>
             </w:pict>
           </mc:Fallback>
@@ -134,7 +134,7 @@
                 <wp:cNvGraphicFramePr/>
                 <a:graphic xmlns:a="http://schemas.openxmlformats.org/drawingml/2006/main">
                   <a:graphicData uri="http://schemas.microsoft.com/office/word/2010/wordprocessingInk">
-                    <w14:contentPart bwMode="auto" r:id="rId9">
+                    <w14:contentPart bwMode="auto" r:id="rId11">
                       <w14:nvContentPartPr>
                         <w14:cNvContentPartPr/>
                       </w14:nvContentPartPr>
@@ -150,8 +150,8 @@
           </mc:Choice>
           <mc:Fallback>
             <w:pict>
-              <v:shape w14:anchorId="73C8BEE6" id="Ink 41" o:spid="_x0000_s1026" type="#_x0000_t75" style="position:absolute;margin-left:143.75pt;margin-top:-32.75pt;width:31.6pt;height:26.75pt;z-index:251700224;visibility:visible;mso-wrap-style:square;mso-wrap-distance-left:9pt;mso-wrap-distance-top:0;mso-wrap-distance-right:9pt;mso-wrap-distance-bottom:0;mso-position-horizontal:absolute;mso-position-horizontal-relative:text;mso-position-vertical:absolute;mso-position-vertical-relative:text" o:gfxdata="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">
-                <v:imagedata r:id="rId10" o:title=""/>
+              <v:shape w14:anchorId="611433D1" id="Ink 41" o:spid="_x0000_s1026" type="#_x0000_t75" style="position:absolute;margin-left:143.75pt;margin-top:-32.75pt;width:31.6pt;height:26.75pt;z-index:251700224;visibility:visible;mso-wrap-style:square;mso-wrap-distance-left:9pt;mso-wrap-distance-top:0;mso-wrap-distance-right:9pt;mso-wrap-distance-bottom:0;mso-position-horizontal:absolute;mso-position-horizontal-relative:text;mso-position-vertical:absolute;mso-position-vertical-relative:text" o:gfxdata="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">
+                <v:imagedata r:id="rId12" o:title=""/>
               </v:shape>
             </w:pict>
           </mc:Fallback>
@@ -179,7 +179,7 @@
                 <wp:cNvGraphicFramePr/>
                 <a:graphic xmlns:a="http://schemas.openxmlformats.org/drawingml/2006/main">
                   <a:graphicData uri="http://schemas.microsoft.com/office/word/2010/wordprocessingInk">
-                    <w14:contentPart bwMode="auto" r:id="rId11">
+                    <w14:contentPart bwMode="auto" r:id="rId13">
                       <w14:nvContentPartPr>
                         <w14:cNvContentPartPr/>
                       </w14:nvContentPartPr>
@@ -195,8 +195,8 @@
           </mc:Choice>
           <mc:Fallback>
             <w:pict>
-              <v:shape w14:anchorId="0E07049C" id="Ink 38" o:spid="_x0000_s1026" type="#_x0000_t75" style="position:absolute;margin-left:94.7pt;margin-top:-62.05pt;width:85.65pt;height:17.75pt;z-index:251697152;visibility:visible;mso-wrap-style:square;mso-wrap-distance-left:9pt;mso-wrap-distance-top:0;mso-wrap-distance-right:9pt;mso-wrap-distance-bottom:0;mso-position-horizontal:absolute;mso-position-horizontal-relative:text;mso-position-vertical:absolute;mso-position-vertical-relative:text" o:gfxdata="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">
-                <v:imagedata r:id="rId12" o:title=""/>
+              <v:shape w14:anchorId="68847C93" id="Ink 38" o:spid="_x0000_s1026" type="#_x0000_t75" style="position:absolute;margin-left:94.7pt;margin-top:-62.05pt;width:85.65pt;height:17.75pt;z-index:251697152;visibility:visible;mso-wrap-style:square;mso-wrap-distance-left:9pt;mso-wrap-distance-top:0;mso-wrap-distance-right:9pt;mso-wrap-distance-bottom:0;mso-position-horizontal:absolute;mso-position-horizontal-relative:text;mso-position-vertical:absolute;mso-position-vertical-relative:text" o:gfxdata="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">
+                <v:imagedata r:id="rId14" o:title=""/>
               </v:shape>
             </w:pict>
           </mc:Fallback>
@@ -224,7 +224,7 @@
                 <wp:cNvGraphicFramePr/>
                 <a:graphic xmlns:a="http://schemas.openxmlformats.org/drawingml/2006/main">
                   <a:graphicData uri="http://schemas.microsoft.com/office/word/2010/wordprocessingInk">
-                    <w14:contentPart bwMode="auto" r:id="rId13">
+                    <w14:contentPart bwMode="auto" r:id="rId15">
                       <w14:nvContentPartPr>
                         <w14:cNvContentPartPr/>
                       </w14:nvContentPartPr>
@@ -240,8 +240,8 @@
           </mc:Choice>
           <mc:Fallback>
             <w:pict>
-              <v:shape w14:anchorId="1E4F7377" id="Ink 31" o:spid="_x0000_s1026" type="#_x0000_t75" style="position:absolute;margin-left:91.6pt;margin-top:5.5pt;width:84.3pt;height:31.1pt;z-index:251689984;visibility:visible;mso-wrap-style:square;mso-wrap-distance-left:9pt;mso-wrap-distance-top:0;mso-wrap-distance-right:9pt;mso-wrap-distance-bottom:0;mso-position-horizontal:absolute;mso-position-horizontal-relative:text;mso-position-vertical:absolute;mso-position-vertical-relative:text" o:gfxdata="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">
-                <v:imagedata r:id="rId14" o:title=""/>
+              <v:shape w14:anchorId="034393A8" id="Ink 31" o:spid="_x0000_s1026" type="#_x0000_t75" style="position:absolute;margin-left:91.6pt;margin-top:5.5pt;width:84.3pt;height:31.1pt;z-index:251689984;visibility:visible;mso-wrap-style:square;mso-wrap-distance-left:9pt;mso-wrap-distance-top:0;mso-wrap-distance-right:9pt;mso-wrap-distance-bottom:0;mso-position-horizontal:absolute;mso-position-horizontal-relative:text;mso-position-vertical:absolute;mso-position-vertical-relative:text" o:gfxdata="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">
+                <v:imagedata r:id="rId16" o:title=""/>
               </v:shape>
             </w:pict>
           </mc:Fallback>
@@ -269,7 +269,7 @@
                 <wp:cNvGraphicFramePr/>
                 <a:graphic xmlns:a="http://schemas.openxmlformats.org/drawingml/2006/main">
                   <a:graphicData uri="http://schemas.microsoft.com/office/word/2010/wordprocessingInk">
-                    <w14:contentPart bwMode="auto" r:id="rId15">
+                    <w14:contentPart bwMode="auto" r:id="rId17">
                       <w14:nvContentPartPr>
                         <w14:cNvContentPartPr/>
                       </w14:nvContentPartPr>
@@ -285,8 +285,8 @@
           </mc:Choice>
           <mc:Fallback>
             <w:pict>
-              <v:shape w14:anchorId="7D52251B" id="Ink 12" o:spid="_x0000_s1026" type="#_x0000_t75" style="position:absolute;margin-left:-48.5pt;margin-top:-8.55pt;width:71.5pt;height:46.15pt;z-index:251670528;visibility:visible;mso-wrap-style:square;mso-wrap-distance-left:9pt;mso-wrap-distance-top:0;mso-wrap-distance-right:9pt;mso-wrap-distance-bottom:0;mso-position-horizontal:absolute;mso-position-horizontal-relative:text;mso-position-vertical:absolute;mso-position-vertical-relative:text" o:gfxdata="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">
-                <v:imagedata r:id="rId16" o:title=""/>
+              <v:shape w14:anchorId="3ADB14F1" id="Ink 12" o:spid="_x0000_s1026" type="#_x0000_t75" style="position:absolute;margin-left:-48.5pt;margin-top:-8.55pt;width:71.5pt;height:46.15pt;z-index:251670528;visibility:visible;mso-wrap-style:square;mso-wrap-distance-left:9pt;mso-wrap-distance-top:0;mso-wrap-distance-right:9pt;mso-wrap-distance-bottom:0;mso-position-horizontal:absolute;mso-position-horizontal-relative:text;mso-position-vertical:absolute;mso-position-vertical-relative:text" o:gfxdata="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">
+                <v:imagedata r:id="rId18" o:title=""/>
               </v:shape>
             </w:pict>
           </mc:Fallback>
@@ -314,7 +314,7 @@
                 <wp:cNvGraphicFramePr/>
                 <a:graphic xmlns:a="http://schemas.openxmlformats.org/drawingml/2006/main">
                   <a:graphicData uri="http://schemas.microsoft.com/office/word/2010/wordprocessingInk">
-                    <w14:contentPart bwMode="auto" r:id="rId17">
+                    <w14:contentPart bwMode="auto" r:id="rId19">
                       <w14:nvContentPartPr>
                         <w14:cNvContentPartPr/>
                       </w14:nvContentPartPr>
@@ -330,8 +330,8 @@
           </mc:Choice>
           <mc:Fallback>
             <w:pict>
-              <v:shape w14:anchorId="5B5EC1C4" id="Ink 3" o:spid="_x0000_s1026" type="#_x0000_t75" style="position:absolute;margin-left:-61.75pt;margin-top:-57.4pt;width:6.5pt;height:3.6pt;z-index:251661312;visibility:visible;mso-wrap-style:square;mso-wrap-distance-left:9pt;mso-wrap-distance-top:0;mso-wrap-distance-right:9pt;mso-wrap-distance-bottom:0;mso-position-horizontal:absolute;mso-position-horizontal-relative:text;mso-position-vertical:absolute;mso-position-vertical-relative:text" o:gfxdata="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">
-                <v:imagedata r:id="rId18" o:title=""/>
+              <v:shape w14:anchorId="281448AA" id="Ink 3" o:spid="_x0000_s1026" type="#_x0000_t75" style="position:absolute;margin-left:-61.75pt;margin-top:-57.4pt;width:6.5pt;height:3.6pt;z-index:251661312;visibility:visible;mso-wrap-style:square;mso-wrap-distance-left:9pt;mso-wrap-distance-top:0;mso-wrap-distance-right:9pt;mso-wrap-distance-bottom:0;mso-position-horizontal:absolute;mso-position-horizontal-relative:text;mso-position-vertical:absolute;mso-position-vertical-relative:text" o:gfxdata="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">
+                <v:imagedata r:id="rId20" o:title=""/>
               </v:shape>
             </w:pict>
           </mc:Fallback>
@@ -393,7 +393,7 @@
           </mc:Choice>
           <mc:Fallback>
             <w:pict>
-              <v:line w14:anchorId="4ED9C60E" id="Straight Connector 2" o:spid="_x0000_s1026" style="position:absolute;z-index:251660288;visibility:visible;mso-wrap-style:square;mso-wrap-distance-left:9pt;mso-wrap-distance-top:0;mso-wrap-distance-right:9pt;mso-wrap-distance-bottom:0;mso-position-horizontal:absolute;mso-position-horizontal-relative:text;mso-position-vertical:absolute;mso-position-vertical-relative:text" from="283.5pt,121.5pt" to="501pt,122pt" o:gfxdata="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" strokecolor="#4472c4 [3204]" strokeweight=".5pt">
+              <v:line w14:anchorId="080C4055" id="Straight Connector 2" o:spid="_x0000_s1026" style="position:absolute;z-index:251660288;visibility:visible;mso-wrap-style:square;mso-wrap-distance-left:9pt;mso-wrap-distance-top:0;mso-wrap-distance-right:9pt;mso-wrap-distance-bottom:0;mso-position-horizontal:absolute;mso-position-horizontal-relative:text;mso-position-vertical:absolute;mso-position-vertical-relative:text" from="283.5pt,121.5pt" to="501pt,122pt" o:gfxdata="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" strokecolor="#4472c4 [3204]" strokeweight=".5pt">
                 <v:stroke joinstyle="miter"/>
               </v:line>
             </w:pict>
@@ -507,7 +507,7 @@
                 <wp:cNvGraphicFramePr/>
                 <a:graphic xmlns:a="http://schemas.openxmlformats.org/drawingml/2006/main">
                   <a:graphicData uri="http://schemas.microsoft.com/office/word/2010/wordprocessingInk">
-                    <w14:contentPart bwMode="auto" r:id="rId19">
+                    <w14:contentPart bwMode="auto" r:id="rId21">
                       <w14:nvContentPartPr>
                         <w14:cNvContentPartPr/>
                       </w14:nvContentPartPr>
@@ -523,8 +523,8 @@
           </mc:Choice>
           <mc:Fallback>
             <w:pict>
-              <v:shape w14:anchorId="4C834CBB" id="Ink 54" o:spid="_x0000_s1026" type="#_x0000_t75" style="position:absolute;margin-left:97.95pt;margin-top:-.1pt;width:54.6pt;height:12.5pt;z-index:251713536;visibility:visible;mso-wrap-style:square;mso-wrap-distance-left:9pt;mso-wrap-distance-top:0;mso-wrap-distance-right:9pt;mso-wrap-distance-bottom:0;mso-position-horizontal:absolute;mso-position-horizontal-relative:text;mso-position-vertical:absolute;mso-position-vertical-relative:text" o:gfxdata="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">
-                <v:imagedata r:id="rId20" o:title=""/>
+              <v:shape w14:anchorId="3F28D9E4" id="Ink 54" o:spid="_x0000_s1026" type="#_x0000_t75" style="position:absolute;margin-left:97.95pt;margin-top:-.1pt;width:54.6pt;height:12.5pt;z-index:251713536;visibility:visible;mso-wrap-style:square;mso-wrap-distance-left:9pt;mso-wrap-distance-top:0;mso-wrap-distance-right:9pt;mso-wrap-distance-bottom:0;mso-position-horizontal:absolute;mso-position-horizontal-relative:text;mso-position-vertical:absolute;mso-position-vertical-relative:text" o:gfxdata="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">
+                <v:imagedata r:id="rId22" o:title=""/>
               </v:shape>
             </w:pict>
           </mc:Fallback>
@@ -552,7 +552,7 @@
                 <wp:cNvGraphicFramePr/>
                 <a:graphic xmlns:a="http://schemas.openxmlformats.org/drawingml/2006/main">
                   <a:graphicData uri="http://schemas.microsoft.com/office/word/2010/wordprocessingInk">
-                    <w14:contentPart bwMode="auto" r:id="rId21">
+                    <w14:contentPart bwMode="auto" r:id="rId23">
                       <w14:nvContentPartPr>
                         <w14:cNvContentPartPr/>
                       </w14:nvContentPartPr>
@@ -568,8 +568,8 @@
           </mc:Choice>
           <mc:Fallback>
             <w:pict>
-              <v:shape w14:anchorId="0B78CDCE" id="Ink 52" o:spid="_x0000_s1026" type="#_x0000_t75" style="position:absolute;margin-left:349.8pt;margin-top:2.9pt;width:43.4pt;height:2.65pt;z-index:251711488;visibility:visible;mso-wrap-style:square;mso-wrap-distance-left:9pt;mso-wrap-distance-top:0;mso-wrap-distance-right:9pt;mso-wrap-distance-bottom:0;mso-position-horizontal:absolute;mso-position-horizontal-relative:text;mso-position-vertical:absolute;mso-position-vertical-relative:text" o:gfxdata="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">
-                <v:imagedata r:id="rId22" o:title=""/>
+              <v:shape w14:anchorId="7839116D" id="Ink 52" o:spid="_x0000_s1026" type="#_x0000_t75" style="position:absolute;margin-left:349.8pt;margin-top:2.9pt;width:43.4pt;height:2.6pt;z-index:251711488;visibility:visible;mso-wrap-style:square;mso-wrap-distance-left:9pt;mso-wrap-distance-top:0;mso-wrap-distance-right:9pt;mso-wrap-distance-bottom:0;mso-position-horizontal:absolute;mso-position-horizontal-relative:text;mso-position-vertical:absolute;mso-position-vertical-relative:text" o:gfxdata="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">
+                <v:imagedata r:id="rId24" o:title=""/>
               </v:shape>
             </w:pict>
           </mc:Fallback>
@@ -599,7 +599,7 @@
                 <wp:cNvGraphicFramePr/>
                 <a:graphic xmlns:a="http://schemas.openxmlformats.org/drawingml/2006/main">
                   <a:graphicData uri="http://schemas.microsoft.com/office/word/2010/wordprocessingInk">
-                    <w14:contentPart bwMode="auto" r:id="rId23">
+                    <w14:contentPart bwMode="auto" r:id="rId25">
                       <w14:nvContentPartPr>
                         <w14:cNvContentPartPr/>
                       </w14:nvContentPartPr>
@@ -615,8 +615,8 @@
           </mc:Choice>
           <mc:Fallback>
             <w:pict>
-              <v:shape w14:anchorId="54DF58C2" id="Ink 100" o:spid="_x0000_s1026" type="#_x0000_t75" style="position:absolute;margin-left:102.55pt;margin-top:11.8pt;width:30.6pt;height:2.95pt;z-index:251760640;visibility:visible;mso-wrap-style:square;mso-wrap-distance-left:9pt;mso-wrap-distance-top:0;mso-wrap-distance-right:9pt;mso-wrap-distance-bottom:0;mso-position-horizontal:absolute;mso-position-horizontal-relative:text;mso-position-vertical:absolute;mso-position-vertical-relative:text" o:gfxdata="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">
-                <v:imagedata r:id="rId24" o:title=""/>
+              <v:shape w14:anchorId="041B5BEE" id="Ink 100" o:spid="_x0000_s1026" type="#_x0000_t75" style="position:absolute;margin-left:102.55pt;margin-top:11.8pt;width:30.6pt;height:2.95pt;z-index:251760640;visibility:visible;mso-wrap-style:square;mso-wrap-distance-left:9pt;mso-wrap-distance-top:0;mso-wrap-distance-right:9pt;mso-wrap-distance-bottom:0;mso-position-horizontal:absolute;mso-position-horizontal-relative:text;mso-position-vertical:absolute;mso-position-vertical-relative:text" o:gfxdata="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">
+                <v:imagedata r:id="rId26" o:title=""/>
               </v:shape>
             </w:pict>
           </mc:Fallback>
@@ -644,7 +644,7 @@
                 <wp:cNvGraphicFramePr/>
                 <a:graphic xmlns:a="http://schemas.openxmlformats.org/drawingml/2006/main">
                   <a:graphicData uri="http://schemas.microsoft.com/office/word/2010/wordprocessingInk">
-                    <w14:contentPart bwMode="auto" r:id="rId25">
+                    <w14:contentPart bwMode="auto" r:id="rId27">
                       <w14:nvContentPartPr>
                         <w14:cNvContentPartPr/>
                       </w14:nvContentPartPr>
@@ -660,8 +660,8 @@
           </mc:Choice>
           <mc:Fallback>
             <w:pict>
-              <v:shape w14:anchorId="4566F0B0" id="Ink 51" o:spid="_x0000_s1026" type="#_x0000_t75" style="position:absolute;margin-left:406pt;margin-top:-16.7pt;width:85.05pt;height:41.3pt;z-index:251710464;visibility:visible;mso-wrap-style:square;mso-wrap-distance-left:9pt;mso-wrap-distance-top:0;mso-wrap-distance-right:9pt;mso-wrap-distance-bottom:0;mso-position-horizontal:absolute;mso-position-horizontal-relative:text;mso-position-vertical:absolute;mso-position-vertical-relative:text" o:gfxdata="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">
-                <v:imagedata r:id="rId26" o:title=""/>
+              <v:shape w14:anchorId="27FBDE38" id="Ink 51" o:spid="_x0000_s1026" type="#_x0000_t75" style="position:absolute;margin-left:406pt;margin-top:-16.7pt;width:85.05pt;height:41.3pt;z-index:251710464;visibility:visible;mso-wrap-style:square;mso-wrap-distance-left:9pt;mso-wrap-distance-top:0;mso-wrap-distance-right:9pt;mso-wrap-distance-bottom:0;mso-position-horizontal:absolute;mso-position-horizontal-relative:text;mso-position-vertical:absolute;mso-position-vertical-relative:text" o:gfxdata="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">
+                <v:imagedata r:id="rId28" o:title=""/>
               </v:shape>
             </w:pict>
           </mc:Fallback>
@@ -691,7 +691,7 @@
                 <wp:cNvGraphicFramePr/>
                 <a:graphic xmlns:a="http://schemas.openxmlformats.org/drawingml/2006/main">
                   <a:graphicData uri="http://schemas.microsoft.com/office/word/2010/wordprocessingInk">
-                    <w14:contentPart bwMode="auto" r:id="rId27">
+                    <w14:contentPart bwMode="auto" r:id="rId29">
                       <w14:nvContentPartPr>
                         <w14:cNvContentPartPr/>
                       </w14:nvContentPartPr>
@@ -707,8 +707,8 @@
           </mc:Choice>
           <mc:Fallback>
             <w:pict>
-              <v:shape w14:anchorId="32B1B002" id="Ink 127" o:spid="_x0000_s1026" type="#_x0000_t75" style="position:absolute;margin-left:-57.9pt;margin-top:-70.25pt;width:475.6pt;height:185.9pt;z-index:251788288;visibility:visible;mso-wrap-style:square;mso-wrap-distance-left:9pt;mso-wrap-distance-top:0;mso-wrap-distance-right:9pt;mso-wrap-distance-bottom:0;mso-position-horizontal:absolute;mso-position-horizontal-relative:text;mso-position-vertical:absolute;mso-position-vertical-relative:text" o:gfxdata="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">
-                <v:imagedata r:id="rId28" o:title=""/>
+              <v:shape w14:anchorId="11AE0A61" id="Ink 127" o:spid="_x0000_s1026" type="#_x0000_t75" style="position:absolute;margin-left:-57.9pt;margin-top:-70.25pt;width:475.6pt;height:185.9pt;z-index:251788288;visibility:visible;mso-wrap-style:square;mso-wrap-distance-left:9pt;mso-wrap-distance-top:0;mso-wrap-distance-right:9pt;mso-wrap-distance-bottom:0;mso-position-horizontal:absolute;mso-position-horizontal-relative:text;mso-position-vertical:absolute;mso-position-vertical-relative:text" o:gfxdata="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">
+                <v:imagedata r:id="rId30" o:title=""/>
               </v:shape>
             </w:pict>
           </mc:Fallback>
@@ -743,7 +743,7 @@
                 <wp:cNvGraphicFramePr/>
                 <a:graphic xmlns:a="http://schemas.openxmlformats.org/drawingml/2006/main">
                   <a:graphicData uri="http://schemas.microsoft.com/office/word/2010/wordprocessingInk">
-                    <w14:contentPart bwMode="auto" r:id="rId29">
+                    <w14:contentPart bwMode="auto" r:id="rId31">
                       <w14:nvContentPartPr>
                         <w14:cNvContentPartPr/>
                       </w14:nvContentPartPr>
@@ -759,8 +759,8 @@
           </mc:Choice>
           <mc:Fallback>
             <w:pict>
-              <v:shape w14:anchorId="3FD312BB" id="Ink 278" o:spid="_x0000_s1026" type="#_x0000_t75" style="position:absolute;margin-left:-50.1pt;margin-top:-17.45pt;width:271.2pt;height:84.7pt;z-index:251934720;visibility:visible;mso-wrap-style:square;mso-wrap-distance-left:9pt;mso-wrap-distance-top:0;mso-wrap-distance-right:9pt;mso-wrap-distance-bottom:0;mso-position-horizontal:absolute;mso-position-horizontal-relative:text;mso-position-vertical:absolute;mso-position-vertical-relative:text" o:gfxdata="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">
-                <v:imagedata r:id="rId30" o:title=""/>
+              <v:shape w14:anchorId="2EEACDE1" id="Ink 278" o:spid="_x0000_s1026" type="#_x0000_t75" style="position:absolute;margin-left:-50.1pt;margin-top:-17.45pt;width:271.2pt;height:84.7pt;z-index:251934720;visibility:visible;mso-wrap-style:square;mso-wrap-distance-left:9pt;mso-wrap-distance-top:0;mso-wrap-distance-right:9pt;mso-wrap-distance-bottom:0;mso-position-horizontal:absolute;mso-position-horizontal-relative:text;mso-position-vertical:absolute;mso-position-vertical-relative:text" o:gfxdata="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">
+                <v:imagedata r:id="rId32" o:title=""/>
               </v:shape>
             </w:pict>
           </mc:Fallback>
@@ -795,7 +795,7 @@
                 <wp:cNvGraphicFramePr/>
                 <a:graphic xmlns:a="http://schemas.openxmlformats.org/drawingml/2006/main">
                   <a:graphicData uri="http://schemas.microsoft.com/office/word/2010/wordprocessingInk">
-                    <w14:contentPart bwMode="auto" r:id="rId31">
+                    <w14:contentPart bwMode="auto" r:id="rId33">
                       <w14:nvContentPartPr>
                         <w14:cNvContentPartPr/>
                       </w14:nvContentPartPr>
@@ -811,8 +811,8 @@
           </mc:Choice>
           <mc:Fallback>
             <w:pict>
-              <v:shape w14:anchorId="2C34940C" id="Ink 300" o:spid="_x0000_s1026" type="#_x0000_t75" style="position:absolute;margin-left:184.75pt;margin-top:121.5pt;width:3.1pt;height:3.15pt;z-index:251957248;visibility:visible;mso-wrap-style:square;mso-wrap-distance-left:9pt;mso-wrap-distance-top:0;mso-wrap-distance-right:9pt;mso-wrap-distance-bottom:0;mso-position-horizontal:absolute;mso-position-horizontal-relative:text;mso-position-vertical:absolute;mso-position-vertical-relative:text" o:gfxdata="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">
-                <v:imagedata r:id="rId32" o:title=""/>
+              <v:shape w14:anchorId="75012E21" id="Ink 300" o:spid="_x0000_s1026" type="#_x0000_t75" style="position:absolute;margin-left:184.75pt;margin-top:121.5pt;width:3.1pt;height:3.15pt;z-index:251957248;visibility:visible;mso-wrap-style:square;mso-wrap-distance-left:9pt;mso-wrap-distance-top:0;mso-wrap-distance-right:9pt;mso-wrap-distance-bottom:0;mso-position-horizontal:absolute;mso-position-horizontal-relative:text;mso-position-vertical:absolute;mso-position-vertical-relative:text" o:gfxdata="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">
+                <v:imagedata r:id="rId34" o:title=""/>
               </v:shape>
             </w:pict>
           </mc:Fallback>
@@ -840,7 +840,7 @@
                 <wp:cNvGraphicFramePr/>
                 <a:graphic xmlns:a="http://schemas.openxmlformats.org/drawingml/2006/main">
                   <a:graphicData uri="http://schemas.microsoft.com/office/word/2010/wordprocessingInk">
-                    <w14:contentPart bwMode="auto" r:id="rId33">
+                    <w14:contentPart bwMode="auto" r:id="rId35">
                       <w14:nvContentPartPr>
                         <w14:cNvContentPartPr/>
                       </w14:nvContentPartPr>
@@ -856,8 +856,8 @@
           </mc:Choice>
           <mc:Fallback>
             <w:pict>
-              <v:shape w14:anchorId="154C201D" id="Ink 299" o:spid="_x0000_s1026" type="#_x0000_t75" style="position:absolute;margin-left:150.7pt;margin-top:15.5pt;width:3.35pt;height:1.6pt;z-index:251956224;visibility:visible;mso-wrap-style:square;mso-wrap-distance-left:9pt;mso-wrap-distance-top:0;mso-wrap-distance-right:9pt;mso-wrap-distance-bottom:0;mso-position-horizontal:absolute;mso-position-horizontal-relative:text;mso-position-vertical:absolute;mso-position-vertical-relative:text" o:gfxdata="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">
-                <v:imagedata r:id="rId34" o:title=""/>
+              <v:shape w14:anchorId="176C7F76" id="Ink 299" o:spid="_x0000_s1026" type="#_x0000_t75" style="position:absolute;margin-left:150.7pt;margin-top:15.5pt;width:3.35pt;height:1.6pt;z-index:251956224;visibility:visible;mso-wrap-style:square;mso-wrap-distance-left:9pt;mso-wrap-distance-top:0;mso-wrap-distance-right:9pt;mso-wrap-distance-bottom:0;mso-position-horizontal:absolute;mso-position-horizontal-relative:text;mso-position-vertical:absolute;mso-position-vertical-relative:text" o:gfxdata="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">
+                <v:imagedata r:id="rId36" o:title=""/>
               </v:shape>
             </w:pict>
           </mc:Fallback>
@@ -885,7 +885,7 @@
                 <wp:cNvGraphicFramePr/>
                 <a:graphic xmlns:a="http://schemas.openxmlformats.org/drawingml/2006/main">
                   <a:graphicData uri="http://schemas.microsoft.com/office/word/2010/wordprocessingInk">
-                    <w14:contentPart bwMode="auto" r:id="rId35">
+                    <w14:contentPart bwMode="auto" r:id="rId37">
                       <w14:nvContentPartPr>
                         <w14:cNvContentPartPr/>
                       </w14:nvContentPartPr>
@@ -901,8 +901,8 @@
           </mc:Choice>
           <mc:Fallback>
             <w:pict>
-              <v:shape w14:anchorId="20B42700" id="Ink 298" o:spid="_x0000_s1026" type="#_x0000_t75" style="position:absolute;margin-left:-6.5pt;margin-top:226.95pt;width:152.4pt;height:33.5pt;z-index:251955200;visibility:visible;mso-wrap-style:square;mso-wrap-distance-left:9pt;mso-wrap-distance-top:0;mso-wrap-distance-right:9pt;mso-wrap-distance-bottom:0;mso-position-horizontal:absolute;mso-position-horizontal-relative:text;mso-position-vertical:absolute;mso-position-vertical-relative:text" o:gfxdata="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">
-                <v:imagedata r:id="rId36" o:title=""/>
+              <v:shape w14:anchorId="00B2AB50" id="Ink 298" o:spid="_x0000_s1026" type="#_x0000_t75" style="position:absolute;margin-left:-6.5pt;margin-top:226.95pt;width:152.4pt;height:33.5pt;z-index:251955200;visibility:visible;mso-wrap-style:square;mso-wrap-distance-left:9pt;mso-wrap-distance-top:0;mso-wrap-distance-right:9pt;mso-wrap-distance-bottom:0;mso-position-horizontal:absolute;mso-position-horizontal-relative:text;mso-position-vertical:absolute;mso-position-vertical-relative:text" o:gfxdata="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">
+                <v:imagedata r:id="rId38" o:title=""/>
               </v:shape>
             </w:pict>
           </mc:Fallback>
@@ -930,7 +930,7 @@
                 <wp:cNvGraphicFramePr/>
                 <a:graphic xmlns:a="http://schemas.openxmlformats.org/drawingml/2006/main">
                   <a:graphicData uri="http://schemas.microsoft.com/office/word/2010/wordprocessingInk">
-                    <w14:contentPart bwMode="auto" r:id="rId37">
+                    <w14:contentPart bwMode="auto" r:id="rId39">
                       <w14:nvContentPartPr>
                         <w14:cNvContentPartPr/>
                       </w14:nvContentPartPr>
@@ -946,8 +946,8 @@
           </mc:Choice>
           <mc:Fallback>
             <w:pict>
-              <v:shape w14:anchorId="6524EE3F" id="Ink 291" o:spid="_x0000_s1026" type="#_x0000_t75" style="position:absolute;margin-left:264.05pt;margin-top:173.1pt;width:26.85pt;height:23.4pt;z-index:251948032;visibility:visible;mso-wrap-style:square;mso-wrap-distance-left:9pt;mso-wrap-distance-top:0;mso-wrap-distance-right:9pt;mso-wrap-distance-bottom:0;mso-position-horizontal:absolute;mso-position-horizontal-relative:text;mso-position-vertical:absolute;mso-position-vertical-relative:text" o:gfxdata="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">
-                <v:imagedata r:id="rId38" o:title=""/>
+              <v:shape w14:anchorId="4D15F3BE" id="Ink 291" o:spid="_x0000_s1026" type="#_x0000_t75" style="position:absolute;margin-left:264.05pt;margin-top:173.1pt;width:26.85pt;height:23.4pt;z-index:251948032;visibility:visible;mso-wrap-style:square;mso-wrap-distance-left:9pt;mso-wrap-distance-top:0;mso-wrap-distance-right:9pt;mso-wrap-distance-bottom:0;mso-position-horizontal:absolute;mso-position-horizontal-relative:text;mso-position-vertical:absolute;mso-position-vertical-relative:text" o:gfxdata="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">
+                <v:imagedata r:id="rId40" o:title=""/>
               </v:shape>
             </w:pict>
           </mc:Fallback>
@@ -975,7 +975,7 @@
                 <wp:cNvGraphicFramePr/>
                 <a:graphic xmlns:a="http://schemas.openxmlformats.org/drawingml/2006/main">
                   <a:graphicData uri="http://schemas.microsoft.com/office/word/2010/wordprocessingInk">
-                    <w14:contentPart bwMode="auto" r:id="rId39">
+                    <w14:contentPart bwMode="auto" r:id="rId41">
                       <w14:nvContentPartPr>
                         <w14:cNvContentPartPr/>
                       </w14:nvContentPartPr>
@@ -991,8 +991,8 @@
           </mc:Choice>
           <mc:Fallback>
             <w:pict>
-              <v:shape w14:anchorId="65931861" id="Ink 288" o:spid="_x0000_s1026" type="#_x0000_t75" style="position:absolute;margin-left:310.8pt;margin-top:176.6pt;width:80.2pt;height:24.95pt;z-index:251944960;visibility:visible;mso-wrap-style:square;mso-wrap-distance-left:9pt;mso-wrap-distance-top:0;mso-wrap-distance-right:9pt;mso-wrap-distance-bottom:0;mso-position-horizontal:absolute;mso-position-horizontal-relative:text;mso-position-vertical:absolute;mso-position-vertical-relative:text" o:gfxdata="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">
-                <v:imagedata r:id="rId40" o:title=""/>
+              <v:shape w14:anchorId="6ECD4461" id="Ink 288" o:spid="_x0000_s1026" type="#_x0000_t75" style="position:absolute;margin-left:310.8pt;margin-top:176.6pt;width:80.2pt;height:24.95pt;z-index:251944960;visibility:visible;mso-wrap-style:square;mso-wrap-distance-left:9pt;mso-wrap-distance-top:0;mso-wrap-distance-right:9pt;mso-wrap-distance-bottom:0;mso-position-horizontal:absolute;mso-position-horizontal-relative:text;mso-position-vertical:absolute;mso-position-vertical-relative:text" o:gfxdata="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">
+                <v:imagedata r:id="rId42" o:title=""/>
               </v:shape>
             </w:pict>
           </mc:Fallback>
@@ -1020,7 +1020,7 @@
                 <wp:cNvGraphicFramePr/>
                 <a:graphic xmlns:a="http://schemas.openxmlformats.org/drawingml/2006/main">
                   <a:graphicData uri="http://schemas.microsoft.com/office/word/2010/wordprocessingInk">
-                    <w14:contentPart bwMode="auto" r:id="rId41">
+                    <w14:contentPart bwMode="auto" r:id="rId43">
                       <w14:nvContentPartPr>
                         <w14:cNvContentPartPr/>
                       </w14:nvContentPartPr>
@@ -1036,8 +1036,8 @@
           </mc:Choice>
           <mc:Fallback>
             <w:pict>
-              <v:shape w14:anchorId="62888868" id="Ink 286" o:spid="_x0000_s1026" type="#_x0000_t75" style="position:absolute;margin-left:295.05pt;margin-top:65.75pt;width:88.95pt;height:37.6pt;z-index:251942912;visibility:visible;mso-wrap-style:square;mso-wrap-distance-left:9pt;mso-wrap-distance-top:0;mso-wrap-distance-right:9pt;mso-wrap-distance-bottom:0;mso-position-horizontal:absolute;mso-position-horizontal-relative:text;mso-position-vertical:absolute;mso-position-vertical-relative:text" o:gfxdata="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">
-                <v:imagedata r:id="rId42" o:title=""/>
+              <v:shape w14:anchorId="6AF9F0EB" id="Ink 286" o:spid="_x0000_s1026" type="#_x0000_t75" style="position:absolute;margin-left:295.05pt;margin-top:65.75pt;width:88.95pt;height:37.6pt;z-index:251942912;visibility:visible;mso-wrap-style:square;mso-wrap-distance-left:9pt;mso-wrap-distance-top:0;mso-wrap-distance-right:9pt;mso-wrap-distance-bottom:0;mso-position-horizontal:absolute;mso-position-horizontal-relative:text;mso-position-vertical:absolute;mso-position-vertical-relative:text" o:gfxdata="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">
+                <v:imagedata r:id="rId44" o:title=""/>
               </v:shape>
             </w:pict>
           </mc:Fallback>
@@ -1065,7 +1065,7 @@
                 <wp:cNvGraphicFramePr/>
                 <a:graphic xmlns:a="http://schemas.openxmlformats.org/drawingml/2006/main">
                   <a:graphicData uri="http://schemas.microsoft.com/office/word/2010/wordprocessingInk">
-                    <w14:contentPart bwMode="auto" r:id="rId43">
+                    <w14:contentPart bwMode="auto" r:id="rId45">
                       <w14:nvContentPartPr>
                         <w14:cNvContentPartPr/>
                       </w14:nvContentPartPr>
@@ -1081,8 +1081,8 @@
           </mc:Choice>
           <mc:Fallback>
             <w:pict>
-              <v:shape w14:anchorId="069750DE" id="Ink 277" o:spid="_x0000_s1026" type="#_x0000_t75" style="position:absolute;margin-left:64.95pt;margin-top:190.25pt;width:109.05pt;height:9.4pt;z-index:251933696;visibility:visible;mso-wrap-style:square;mso-wrap-distance-left:9pt;mso-wrap-distance-top:0;mso-wrap-distance-right:9pt;mso-wrap-distance-bottom:0;mso-position-horizontal:absolute;mso-position-horizontal-relative:text;mso-position-vertical:absolute;mso-position-vertical-relative:text" o:gfxdata="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">
-                <v:imagedata r:id="rId44" o:title=""/>
+              <v:shape w14:anchorId="5DC1C9C2" id="Ink 277" o:spid="_x0000_s1026" type="#_x0000_t75" style="position:absolute;margin-left:64.95pt;margin-top:190.25pt;width:109.05pt;height:9.4pt;z-index:251933696;visibility:visible;mso-wrap-style:square;mso-wrap-distance-left:9pt;mso-wrap-distance-top:0;mso-wrap-distance-right:9pt;mso-wrap-distance-bottom:0;mso-position-horizontal:absolute;mso-position-horizontal-relative:text;mso-position-vertical:absolute;mso-position-vertical-relative:text" o:gfxdata="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">
+                <v:imagedata r:id="rId46" o:title=""/>
               </v:shape>
             </w:pict>
           </mc:Fallback>
@@ -1110,7 +1110,7 @@
                 <wp:cNvGraphicFramePr/>
                 <a:graphic xmlns:a="http://schemas.openxmlformats.org/drawingml/2006/main">
                   <a:graphicData uri="http://schemas.microsoft.com/office/word/2010/wordprocessingInk">
-                    <w14:contentPart bwMode="auto" r:id="rId45">
+                    <w14:contentPart bwMode="auto" r:id="rId47">
                       <w14:nvContentPartPr>
                         <w14:cNvContentPartPr/>
                       </w14:nvContentPartPr>
@@ -1126,8 +1126,8 @@
           </mc:Choice>
           <mc:Fallback>
             <w:pict>
-              <v:shape w14:anchorId="39198B6E" id="Ink 274" o:spid="_x0000_s1026" type="#_x0000_t75" style="position:absolute;margin-left:-1.5pt;margin-top:82.35pt;width:244.3pt;height:62.5pt;z-index:251930624;visibility:visible;mso-wrap-style:square;mso-wrap-distance-left:9pt;mso-wrap-distance-top:0;mso-wrap-distance-right:9pt;mso-wrap-distance-bottom:0;mso-position-horizontal:absolute;mso-position-horizontal-relative:text;mso-position-vertical:absolute;mso-position-vertical-relative:text" o:gfxdata="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">
-                <v:imagedata r:id="rId46" o:title=""/>
+              <v:shape w14:anchorId="6B9ED849" id="Ink 274" o:spid="_x0000_s1026" type="#_x0000_t75" style="position:absolute;margin-left:-1.5pt;margin-top:82.35pt;width:244.3pt;height:62.5pt;z-index:251930624;visibility:visible;mso-wrap-style:square;mso-wrap-distance-left:9pt;mso-wrap-distance-top:0;mso-wrap-distance-right:9pt;mso-wrap-distance-bottom:0;mso-position-horizontal:absolute;mso-position-horizontal-relative:text;mso-position-vertical:absolute;mso-position-vertical-relative:text" o:gfxdata="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">
+                <v:imagedata r:id="rId48" o:title=""/>
               </v:shape>
             </w:pict>
           </mc:Fallback>
@@ -1155,7 +1155,7 @@
                 <wp:cNvGraphicFramePr/>
                 <a:graphic xmlns:a="http://schemas.openxmlformats.org/drawingml/2006/main">
                   <a:graphicData uri="http://schemas.microsoft.com/office/word/2010/wordprocessingInk">
-                    <w14:contentPart bwMode="auto" r:id="rId47">
+                    <w14:contentPart bwMode="auto" r:id="rId49">
                       <w14:nvContentPartPr>
                         <w14:cNvContentPartPr/>
                       </w14:nvContentPartPr>
@@ -1171,8 +1171,8 @@
           </mc:Choice>
           <mc:Fallback>
             <w:pict>
-              <v:shape w14:anchorId="0FFFE001" id="Ink 273" o:spid="_x0000_s1026" type="#_x0000_t75" style="position:absolute;margin-left:377.2pt;margin-top:136.3pt;width:93.5pt;height:78.35pt;z-index:251929600;visibility:visible;mso-wrap-style:square;mso-wrap-distance-left:9pt;mso-wrap-distance-top:0;mso-wrap-distance-right:9pt;mso-wrap-distance-bottom:0;mso-position-horizontal:absolute;mso-position-horizontal-relative:text;mso-position-vertical:absolute;mso-position-vertical-relative:text" o:gfxdata="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">
-                <v:imagedata r:id="rId48" o:title=""/>
+              <v:shape w14:anchorId="78D5612C" id="Ink 273" o:spid="_x0000_s1026" type="#_x0000_t75" style="position:absolute;margin-left:377.2pt;margin-top:136.3pt;width:93.5pt;height:78.35pt;z-index:251929600;visibility:visible;mso-wrap-style:square;mso-wrap-distance-left:9pt;mso-wrap-distance-top:0;mso-wrap-distance-right:9pt;mso-wrap-distance-bottom:0;mso-position-horizontal:absolute;mso-position-horizontal-relative:text;mso-position-vertical:absolute;mso-position-vertical-relative:text" o:gfxdata="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">
+                <v:imagedata r:id="rId50" o:title=""/>
               </v:shape>
             </w:pict>
           </mc:Fallback>
@@ -1200,7 +1200,7 @@
                 <wp:cNvGraphicFramePr/>
                 <a:graphic xmlns:a="http://schemas.openxmlformats.org/drawingml/2006/main">
                   <a:graphicData uri="http://schemas.microsoft.com/office/word/2010/wordprocessingInk">
-                    <w14:contentPart bwMode="auto" r:id="rId49">
+                    <w14:contentPart bwMode="auto" r:id="rId51">
                       <w14:nvContentPartPr>
                         <w14:cNvContentPartPr/>
                       </w14:nvContentPartPr>
@@ -1216,8 +1216,8 @@
           </mc:Choice>
           <mc:Fallback>
             <w:pict>
-              <v:shape w14:anchorId="48553731" id="Ink 258" o:spid="_x0000_s1026" type="#_x0000_t75" style="position:absolute;margin-left:401.6pt;margin-top:108.8pt;width:40.25pt;height:14.35pt;z-index:251914240;visibility:visible;mso-wrap-style:square;mso-wrap-distance-left:9pt;mso-wrap-distance-top:0;mso-wrap-distance-right:9pt;mso-wrap-distance-bottom:0;mso-position-horizontal:absolute;mso-position-horizontal-relative:text;mso-position-vertical:absolute;mso-position-vertical-relative:text" o:gfxdata="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">
-                <v:imagedata r:id="rId50" o:title=""/>
+              <v:shape w14:anchorId="18E137DD" id="Ink 258" o:spid="_x0000_s1026" type="#_x0000_t75" style="position:absolute;margin-left:401.6pt;margin-top:108.8pt;width:40.25pt;height:14.35pt;z-index:251914240;visibility:visible;mso-wrap-style:square;mso-wrap-distance-left:9pt;mso-wrap-distance-top:0;mso-wrap-distance-right:9pt;mso-wrap-distance-bottom:0;mso-position-horizontal:absolute;mso-position-horizontal-relative:text;mso-position-vertical:absolute;mso-position-vertical-relative:text" o:gfxdata="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">
+                <v:imagedata r:id="rId52" o:title=""/>
               </v:shape>
             </w:pict>
           </mc:Fallback>
@@ -1245,7 +1245,7 @@
                 <wp:cNvGraphicFramePr/>
                 <a:graphic xmlns:a="http://schemas.openxmlformats.org/drawingml/2006/main">
                   <a:graphicData uri="http://schemas.microsoft.com/office/word/2010/wordprocessingInk">
-                    <w14:contentPart bwMode="auto" r:id="rId51">
+                    <w14:contentPart bwMode="auto" r:id="rId53">
                       <w14:nvContentPartPr>
                         <w14:cNvContentPartPr/>
                       </w14:nvContentPartPr>
@@ -1261,8 +1261,8 @@
           </mc:Choice>
           <mc:Fallback>
             <w:pict>
-              <v:shape w14:anchorId="30AA1E0D" id="Ink 250" o:spid="_x0000_s1026" type="#_x0000_t75" style="position:absolute;margin-left:390.6pt;margin-top:71.5pt;width:74.8pt;height:59.65pt;z-index:251906048;visibility:visible;mso-wrap-style:square;mso-wrap-distance-left:9pt;mso-wrap-distance-top:0;mso-wrap-distance-right:9pt;mso-wrap-distance-bottom:0;mso-position-horizontal:absolute;mso-position-horizontal-relative:text;mso-position-vertical:absolute;mso-position-vertical-relative:text" o:gfxdata="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">
-                <v:imagedata r:id="rId52" o:title=""/>
+              <v:shape w14:anchorId="4A4CBB39" id="Ink 250" o:spid="_x0000_s1026" type="#_x0000_t75" style="position:absolute;margin-left:390.6pt;margin-top:71.5pt;width:74.8pt;height:59.65pt;z-index:251906048;visibility:visible;mso-wrap-style:square;mso-wrap-distance-left:9pt;mso-wrap-distance-top:0;mso-wrap-distance-right:9pt;mso-wrap-distance-bottom:0;mso-position-horizontal:absolute;mso-position-horizontal-relative:text;mso-position-vertical:absolute;mso-position-vertical-relative:text" o:gfxdata="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">
+                <v:imagedata r:id="rId54" o:title=""/>
               </v:shape>
             </w:pict>
           </mc:Fallback>
@@ -1290,7 +1290,7 @@
                 <wp:cNvGraphicFramePr/>
                 <a:graphic xmlns:a="http://schemas.openxmlformats.org/drawingml/2006/main">
                   <a:graphicData uri="http://schemas.microsoft.com/office/word/2010/wordprocessingInk">
-                    <w14:contentPart bwMode="auto" r:id="rId53">
+                    <w14:contentPart bwMode="auto" r:id="rId55">
                       <w14:nvContentPartPr>
                         <w14:cNvContentPartPr/>
                       </w14:nvContentPartPr>
@@ -1306,8 +1306,8 @@
           </mc:Choice>
           <mc:Fallback>
             <w:pict>
-              <v:shape w14:anchorId="2BC3156C" id="Ink 241" o:spid="_x0000_s1026" type="#_x0000_t75" style="position:absolute;margin-left:121.8pt;margin-top:17.7pt;width:45.35pt;height:2.2pt;z-index:251896832;visibility:visible;mso-wrap-style:square;mso-wrap-distance-left:9pt;mso-wrap-distance-top:0;mso-wrap-distance-right:9pt;mso-wrap-distance-bottom:0;mso-position-horizontal:absolute;mso-position-horizontal-relative:text;mso-position-vertical:absolute;mso-position-vertical-relative:text" o:gfxdata="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">
-                <v:imagedata r:id="rId54" o:title=""/>
+              <v:shape w14:anchorId="1FDC99F3" id="Ink 241" o:spid="_x0000_s1026" type="#_x0000_t75" style="position:absolute;margin-left:121.8pt;margin-top:17.7pt;width:45.35pt;height:2.2pt;z-index:251896832;visibility:visible;mso-wrap-style:square;mso-wrap-distance-left:9pt;mso-wrap-distance-top:0;mso-wrap-distance-right:9pt;mso-wrap-distance-bottom:0;mso-position-horizontal:absolute;mso-position-horizontal-relative:text;mso-position-vertical:absolute;mso-position-vertical-relative:text" o:gfxdata="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">
+                <v:imagedata r:id="rId56" o:title=""/>
               </v:shape>
             </w:pict>
           </mc:Fallback>
@@ -1335,7 +1335,7 @@
                 <wp:cNvGraphicFramePr/>
                 <a:graphic xmlns:a="http://schemas.openxmlformats.org/drawingml/2006/main">
                   <a:graphicData uri="http://schemas.microsoft.com/office/word/2010/wordprocessingInk">
-                    <w14:contentPart bwMode="auto" r:id="rId55">
+                    <w14:contentPart bwMode="auto" r:id="rId57">
                       <w14:nvContentPartPr>
                         <w14:cNvContentPartPr/>
                       </w14:nvContentPartPr>
@@ -1351,8 +1351,8 @@
           </mc:Choice>
           <mc:Fallback>
             <w:pict>
-              <v:shape w14:anchorId="4E6338F7" id="Ink 232" o:spid="_x0000_s1026" type="#_x0000_t75" style="position:absolute;margin-left:-55.95pt;margin-top:130.1pt;width:276.8pt;height:77.2pt;z-index:251895808;visibility:visible;mso-wrap-style:square;mso-wrap-distance-left:9pt;mso-wrap-distance-top:0;mso-wrap-distance-right:9pt;mso-wrap-distance-bottom:0;mso-position-horizontal:absolute;mso-position-horizontal-relative:text;mso-position-vertical:absolute;mso-position-vertical-relative:text" o:gfxdata="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">
-                <v:imagedata r:id="rId56" o:title=""/>
+              <v:shape w14:anchorId="0DAC51FD" id="Ink 232" o:spid="_x0000_s1026" type="#_x0000_t75" style="position:absolute;margin-left:-55.95pt;margin-top:130.1pt;width:276.8pt;height:77.2pt;z-index:251895808;visibility:visible;mso-wrap-style:square;mso-wrap-distance-left:9pt;mso-wrap-distance-top:0;mso-wrap-distance-right:9pt;mso-wrap-distance-bottom:0;mso-position-horizontal:absolute;mso-position-horizontal-relative:text;mso-position-vertical:absolute;mso-position-vertical-relative:text" o:gfxdata="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">
+                <v:imagedata r:id="rId58" o:title=""/>
               </v:shape>
             </w:pict>
           </mc:Fallback>
@@ -1380,7 +1380,7 @@
                 <wp:cNvGraphicFramePr/>
                 <a:graphic xmlns:a="http://schemas.openxmlformats.org/drawingml/2006/main">
                   <a:graphicData uri="http://schemas.microsoft.com/office/word/2010/wordprocessingInk">
-                    <w14:contentPart bwMode="auto" r:id="rId57">
+                    <w14:contentPart bwMode="auto" r:id="rId59">
                       <w14:nvContentPartPr>
                         <w14:cNvContentPartPr/>
                       </w14:nvContentPartPr>
@@ -1396,8 +1396,8 @@
           </mc:Choice>
           <mc:Fallback>
             <w:pict>
-              <v:shape w14:anchorId="093B4788" id="Ink 231" o:spid="_x0000_s1026" type="#_x0000_t75" style="position:absolute;margin-left:-54.7pt;margin-top:218pt;width:83.2pt;height:3.6pt;z-index:251894784;visibility:visible;mso-wrap-style:square;mso-wrap-distance-left:9pt;mso-wrap-distance-top:0;mso-wrap-distance-right:9pt;mso-wrap-distance-bottom:0;mso-position-horizontal:absolute;mso-position-horizontal-relative:text;mso-position-vertical:absolute;mso-position-vertical-relative:text" o:gfxdata="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">
-                <v:imagedata r:id="rId58" o:title=""/>
+              <v:shape w14:anchorId="7B91273B" id="Ink 231" o:spid="_x0000_s1026" type="#_x0000_t75" style="position:absolute;margin-left:-54.7pt;margin-top:218pt;width:83.2pt;height:3.6pt;z-index:251894784;visibility:visible;mso-wrap-style:square;mso-wrap-distance-left:9pt;mso-wrap-distance-top:0;mso-wrap-distance-right:9pt;mso-wrap-distance-bottom:0;mso-position-horizontal:absolute;mso-position-horizontal-relative:text;mso-position-vertical:absolute;mso-position-vertical-relative:text" o:gfxdata="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">
+                <v:imagedata r:id="rId60" o:title=""/>
               </v:shape>
             </w:pict>
           </mc:Fallback>
@@ -1425,7 +1425,7 @@
                 <wp:cNvGraphicFramePr/>
                 <a:graphic xmlns:a="http://schemas.openxmlformats.org/drawingml/2006/main">
                   <a:graphicData uri="http://schemas.microsoft.com/office/word/2010/wordprocessingInk">
-                    <w14:contentPart bwMode="auto" r:id="rId59">
+                    <w14:contentPart bwMode="auto" r:id="rId61">
                       <w14:nvContentPartPr>
                         <w14:cNvContentPartPr/>
                       </w14:nvContentPartPr>
@@ -1441,8 +1441,8 @@
           </mc:Choice>
           <mc:Fallback>
             <w:pict>
-              <v:shape w14:anchorId="7D295C30" id="Ink 226" o:spid="_x0000_s1026" type="#_x0000_t75" style="position:absolute;margin-left:313.4pt;margin-top:46.05pt;width:.95pt;height:1.6pt;z-index:251889664;visibility:visible;mso-wrap-style:square;mso-wrap-distance-left:9pt;mso-wrap-distance-top:0;mso-wrap-distance-right:9pt;mso-wrap-distance-bottom:0;mso-position-horizontal:absolute;mso-position-horizontal-relative:text;mso-position-vertical:absolute;mso-position-vertical-relative:text" o:gfxdata="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">
-                <v:imagedata r:id="rId60" o:title=""/>
+              <v:shape w14:anchorId="75FED6C8" id="Ink 226" o:spid="_x0000_s1026" type="#_x0000_t75" style="position:absolute;margin-left:313.4pt;margin-top:46.05pt;width:.95pt;height:1.6pt;z-index:251889664;visibility:visible;mso-wrap-style:square;mso-wrap-distance-left:9pt;mso-wrap-distance-top:0;mso-wrap-distance-right:9pt;mso-wrap-distance-bottom:0;mso-position-horizontal:absolute;mso-position-horizontal-relative:text;mso-position-vertical:absolute;mso-position-vertical-relative:text" o:gfxdata="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">
+                <v:imagedata r:id="rId62" o:title=""/>
               </v:shape>
             </w:pict>
           </mc:Fallback>
@@ -1470,7 +1470,7 @@
                 <wp:cNvGraphicFramePr/>
                 <a:graphic xmlns:a="http://schemas.openxmlformats.org/drawingml/2006/main">
                   <a:graphicData uri="http://schemas.microsoft.com/office/word/2010/wordprocessingInk">
-                    <w14:contentPart bwMode="auto" r:id="rId61">
+                    <w14:contentPart bwMode="auto" r:id="rId63">
                       <w14:nvContentPartPr>
                         <w14:cNvContentPartPr/>
                       </w14:nvContentPartPr>
@@ -1486,8 +1486,8 @@
           </mc:Choice>
           <mc:Fallback>
             <w:pict>
-              <v:shape w14:anchorId="2A39906F" id="Ink 225" o:spid="_x0000_s1026" type="#_x0000_t75" style="position:absolute;margin-left:-39.45pt;margin-top:130.25pt;width:46.7pt;height:45.85pt;z-index:251888640;visibility:visible;mso-wrap-style:square;mso-wrap-distance-left:9pt;mso-wrap-distance-top:0;mso-wrap-distance-right:9pt;mso-wrap-distance-bottom:0;mso-position-horizontal:absolute;mso-position-horizontal-relative:text;mso-position-vertical:absolute;mso-position-vertical-relative:text" o:gfxdata="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">
-                <v:imagedata r:id="rId62" o:title=""/>
+              <v:shape w14:anchorId="31B5B272" id="Ink 225" o:spid="_x0000_s1026" type="#_x0000_t75" style="position:absolute;margin-left:-39.45pt;margin-top:130.25pt;width:46.7pt;height:45.85pt;z-index:251888640;visibility:visible;mso-wrap-style:square;mso-wrap-distance-left:9pt;mso-wrap-distance-top:0;mso-wrap-distance-right:9pt;mso-wrap-distance-bottom:0;mso-position-horizontal:absolute;mso-position-horizontal-relative:text;mso-position-vertical:absolute;mso-position-vertical-relative:text" o:gfxdata="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">
+                <v:imagedata r:id="rId64" o:title=""/>
               </v:shape>
             </w:pict>
           </mc:Fallback>
@@ -1515,7 +1515,7 @@
                 <wp:cNvGraphicFramePr/>
                 <a:graphic xmlns:a="http://schemas.openxmlformats.org/drawingml/2006/main">
                   <a:graphicData uri="http://schemas.microsoft.com/office/word/2010/wordprocessingInk">
-                    <w14:contentPart bwMode="auto" r:id="rId63">
+                    <w14:contentPart bwMode="auto" r:id="rId65">
                       <w14:nvContentPartPr>
                         <w14:cNvContentPartPr/>
                       </w14:nvContentPartPr>
@@ -1531,8 +1531,8 @@
           </mc:Choice>
           <mc:Fallback>
             <w:pict>
-              <v:shape w14:anchorId="1E127CC9" id="Ink 213" o:spid="_x0000_s1026" type="#_x0000_t75" style="position:absolute;margin-left:199.05pt;margin-top:16.9pt;width:139.6pt;height:79.95pt;z-index:251876352;visibility:visible;mso-wrap-style:square;mso-wrap-distance-left:9pt;mso-wrap-distance-top:0;mso-wrap-distance-right:9pt;mso-wrap-distance-bottom:0;mso-position-horizontal:absolute;mso-position-horizontal-relative:text;mso-position-vertical:absolute;mso-position-vertical-relative:text" o:gfxdata="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">
-                <v:imagedata r:id="rId64" o:title=""/>
+              <v:shape w14:anchorId="7698F108" id="Ink 213" o:spid="_x0000_s1026" type="#_x0000_t75" style="position:absolute;margin-left:199.05pt;margin-top:16.9pt;width:139.6pt;height:79.95pt;z-index:251876352;visibility:visible;mso-wrap-style:square;mso-wrap-distance-left:9pt;mso-wrap-distance-top:0;mso-wrap-distance-right:9pt;mso-wrap-distance-bottom:0;mso-position-horizontal:absolute;mso-position-horizontal-relative:text;mso-position-vertical:absolute;mso-position-vertical-relative:text" o:gfxdata="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">
+                <v:imagedata r:id="rId66" o:title=""/>
               </v:shape>
             </w:pict>
           </mc:Fallback>
@@ -1560,7 +1560,7 @@
                 <wp:cNvGraphicFramePr/>
                 <a:graphic xmlns:a="http://schemas.openxmlformats.org/drawingml/2006/main">
                   <a:graphicData uri="http://schemas.microsoft.com/office/word/2010/wordprocessingInk">
-                    <w14:contentPart bwMode="auto" r:id="rId65">
+                    <w14:contentPart bwMode="auto" r:id="rId67">
                       <w14:nvContentPartPr>
                         <w14:cNvContentPartPr/>
                       </w14:nvContentPartPr>
@@ -1576,8 +1576,8 @@
           </mc:Choice>
           <mc:Fallback>
             <w:pict>
-              <v:shape w14:anchorId="48476C63" id="Ink 209" o:spid="_x0000_s1026" type="#_x0000_t75" style="position:absolute;margin-left:209.95pt;margin-top:104.55pt;width:6pt;height:6.05pt;z-index:251872256;visibility:visible;mso-wrap-style:square;mso-wrap-distance-left:9pt;mso-wrap-distance-top:0;mso-wrap-distance-right:9pt;mso-wrap-distance-bottom:0;mso-position-horizontal:absolute;mso-position-horizontal-relative:text;mso-position-vertical:absolute;mso-position-vertical-relative:text" o:gfxdata="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">
-                <v:imagedata r:id="rId66" o:title=""/>
+              <v:shape w14:anchorId="2EEAB554" id="Ink 209" o:spid="_x0000_s1026" type="#_x0000_t75" style="position:absolute;margin-left:209.95pt;margin-top:104.55pt;width:6pt;height:6.05pt;z-index:251872256;visibility:visible;mso-wrap-style:square;mso-wrap-distance-left:9pt;mso-wrap-distance-top:0;mso-wrap-distance-right:9pt;mso-wrap-distance-bottom:0;mso-position-horizontal:absolute;mso-position-horizontal-relative:text;mso-position-vertical:absolute;mso-position-vertical-relative:text" o:gfxdata="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">
+                <v:imagedata r:id="rId68" o:title=""/>
               </v:shape>
             </w:pict>
           </mc:Fallback>
@@ -1605,7 +1605,7 @@
                 <wp:cNvGraphicFramePr/>
                 <a:graphic xmlns:a="http://schemas.openxmlformats.org/drawingml/2006/main">
                   <a:graphicData uri="http://schemas.microsoft.com/office/word/2010/wordprocessingInk">
-                    <w14:contentPart bwMode="auto" r:id="rId67">
+                    <w14:contentPart bwMode="auto" r:id="rId69">
                       <w14:nvContentPartPr>
                         <w14:cNvContentPartPr/>
                       </w14:nvContentPartPr>
@@ -1621,8 +1621,8 @@
           </mc:Choice>
           <mc:Fallback>
             <w:pict>
-              <v:shape w14:anchorId="4F10C7BC" id="Ink 206" o:spid="_x0000_s1026" type="#_x0000_t75" style="position:absolute;margin-left:14.3pt;margin-top:97.95pt;width:227.65pt;height:39.05pt;z-index:251869184;visibility:visible;mso-wrap-style:square;mso-wrap-distance-left:9pt;mso-wrap-distance-top:0;mso-wrap-distance-right:9pt;mso-wrap-distance-bottom:0;mso-position-horizontal:absolute;mso-position-horizontal-relative:text;mso-position-vertical:absolute;mso-position-vertical-relative:text" o:gfxdata="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">
-                <v:imagedata r:id="rId68" o:title=""/>
+              <v:shape w14:anchorId="342B8880" id="Ink 206" o:spid="_x0000_s1026" type="#_x0000_t75" style="position:absolute;margin-left:14.3pt;margin-top:97.95pt;width:227.65pt;height:39.05pt;z-index:251869184;visibility:visible;mso-wrap-style:square;mso-wrap-distance-left:9pt;mso-wrap-distance-top:0;mso-wrap-distance-right:9pt;mso-wrap-distance-bottom:0;mso-position-horizontal:absolute;mso-position-horizontal-relative:text;mso-position-vertical:absolute;mso-position-vertical-relative:text" o:gfxdata="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">
+                <v:imagedata r:id="rId70" o:title=""/>
               </v:shape>
             </w:pict>
           </mc:Fallback>
@@ -1650,7 +1650,7 @@
                 <wp:cNvGraphicFramePr/>
                 <a:graphic xmlns:a="http://schemas.openxmlformats.org/drawingml/2006/main">
                   <a:graphicData uri="http://schemas.microsoft.com/office/word/2010/wordprocessingInk">
-                    <w14:contentPart bwMode="auto" r:id="rId69">
+                    <w14:contentPart bwMode="auto" r:id="rId71">
                       <w14:nvContentPartPr>
                         <w14:cNvContentPartPr/>
                       </w14:nvContentPartPr>
@@ -1666,8 +1666,8 @@
           </mc:Choice>
           <mc:Fallback>
             <w:pict>
-              <v:shape w14:anchorId="37482A46" id="Ink 186" o:spid="_x0000_s1026" type="#_x0000_t75" style="position:absolute;margin-left:50.25pt;margin-top:15.35pt;width:102.4pt;height:4pt;z-index:251848704;visibility:visible;mso-wrap-style:square;mso-wrap-distance-left:9pt;mso-wrap-distance-top:0;mso-wrap-distance-right:9pt;mso-wrap-distance-bottom:0;mso-position-horizontal:absolute;mso-position-horizontal-relative:text;mso-position-vertical:absolute;mso-position-vertical-relative:text" o:gfxdata="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">
-                <v:imagedata r:id="rId70" o:title=""/>
+              <v:shape w14:anchorId="7FC02538" id="Ink 186" o:spid="_x0000_s1026" type="#_x0000_t75" style="position:absolute;margin-left:50.25pt;margin-top:15.35pt;width:102.4pt;height:4pt;z-index:251848704;visibility:visible;mso-wrap-style:square;mso-wrap-distance-left:9pt;mso-wrap-distance-top:0;mso-wrap-distance-right:9pt;mso-wrap-distance-bottom:0;mso-position-horizontal:absolute;mso-position-horizontal-relative:text;mso-position-vertical:absolute;mso-position-vertical-relative:text" o:gfxdata="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">
+                <v:imagedata r:id="rId72" o:title=""/>
               </v:shape>
             </w:pict>
           </mc:Fallback>
@@ -1695,7 +1695,7 @@
                 <wp:cNvGraphicFramePr/>
                 <a:graphic xmlns:a="http://schemas.openxmlformats.org/drawingml/2006/main">
                   <a:graphicData uri="http://schemas.microsoft.com/office/word/2010/wordprocessingInk">
-                    <w14:contentPart bwMode="auto" r:id="rId71">
+                    <w14:contentPart bwMode="auto" r:id="rId73">
                       <w14:nvContentPartPr>
                         <w14:cNvContentPartPr/>
                       </w14:nvContentPartPr>
@@ -1711,8 +1711,8 @@
           </mc:Choice>
           <mc:Fallback>
             <w:pict>
-              <v:shape w14:anchorId="536136C2" id="Ink 182" o:spid="_x0000_s1026" type="#_x0000_t75" style="position:absolute;margin-left:-19.3pt;margin-top:11.3pt;width:2.85pt;height:1pt;z-index:251844608;visibility:visible;mso-wrap-style:square;mso-wrap-distance-left:9pt;mso-wrap-distance-top:0;mso-wrap-distance-right:9pt;mso-wrap-distance-bottom:0;mso-position-horizontal:absolute;mso-position-horizontal-relative:text;mso-position-vertical:absolute;mso-position-vertical-relative:text" o:gfxdata="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">
-                <v:imagedata r:id="rId72" o:title=""/>
+              <v:shape w14:anchorId="5A042A75" id="Ink 182" o:spid="_x0000_s1026" type="#_x0000_t75" style="position:absolute;margin-left:-19.3pt;margin-top:11.35pt;width:2.85pt;height:.95pt;z-index:251844608;visibility:visible;mso-wrap-style:square;mso-wrap-distance-left:9pt;mso-wrap-distance-top:0;mso-wrap-distance-right:9pt;mso-wrap-distance-bottom:0;mso-position-horizontal:absolute;mso-position-horizontal-relative:text;mso-position-vertical:absolute;mso-position-vertical-relative:text" o:gfxdata="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">
+                <v:imagedata r:id="rId74" o:title=""/>
               </v:shape>
             </w:pict>
           </mc:Fallback>
@@ -1740,7 +1740,7 @@
                 <wp:cNvGraphicFramePr/>
                 <a:graphic xmlns:a="http://schemas.openxmlformats.org/drawingml/2006/main">
                   <a:graphicData uri="http://schemas.microsoft.com/office/word/2010/wordprocessingInk">
-                    <w14:contentPart bwMode="auto" r:id="rId73">
+                    <w14:contentPart bwMode="auto" r:id="rId75">
                       <w14:nvContentPartPr>
                         <w14:cNvContentPartPr/>
                       </w14:nvContentPartPr>
@@ -1756,8 +1756,8 @@
           </mc:Choice>
           <mc:Fallback>
             <w:pict>
-              <v:shape w14:anchorId="4E17DB7A" id="Ink 181" o:spid="_x0000_s1026" type="#_x0000_t75" style="position:absolute;margin-left:-53.05pt;margin-top:24.25pt;width:271.5pt;height:65.55pt;z-index:251843584;visibility:visible;mso-wrap-style:square;mso-wrap-distance-left:9pt;mso-wrap-distance-top:0;mso-wrap-distance-right:9pt;mso-wrap-distance-bottom:0;mso-position-horizontal:absolute;mso-position-horizontal-relative:text;mso-position-vertical:absolute;mso-position-vertical-relative:text" o:gfxdata="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">
-                <v:imagedata r:id="rId74" o:title=""/>
+              <v:shape w14:anchorId="5AD7FBEF" id="Ink 181" o:spid="_x0000_s1026" type="#_x0000_t75" style="position:absolute;margin-left:-53.05pt;margin-top:24.25pt;width:271.5pt;height:65.55pt;z-index:251843584;visibility:visible;mso-wrap-style:square;mso-wrap-distance-left:9pt;mso-wrap-distance-top:0;mso-wrap-distance-right:9pt;mso-wrap-distance-bottom:0;mso-position-horizontal:absolute;mso-position-horizontal-relative:text;mso-position-vertical:absolute;mso-position-vertical-relative:text" o:gfxdata="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">
+                <v:imagedata r:id="rId76" o:title=""/>
               </v:shape>
             </w:pict>
           </mc:Fallback>
@@ -1785,7 +1785,7 @@
                 <wp:cNvGraphicFramePr/>
                 <a:graphic xmlns:a="http://schemas.openxmlformats.org/drawingml/2006/main">
                   <a:graphicData uri="http://schemas.microsoft.com/office/word/2010/wordprocessingInk">
-                    <w14:contentPart bwMode="auto" r:id="rId75">
+                    <w14:contentPart bwMode="auto" r:id="rId77">
                       <w14:nvContentPartPr>
                         <w14:cNvContentPartPr/>
                       </w14:nvContentPartPr>
@@ -1801,8 +1801,8 @@
           </mc:Choice>
           <mc:Fallback>
             <w:pict>
-              <v:shape w14:anchorId="4B0685F5" id="Ink 176" o:spid="_x0000_s1026" type="#_x0000_t75" style="position:absolute;margin-left:126.2pt;margin-top:41.8pt;width:34.95pt;height:20.8pt;z-index:251838464;visibility:visible;mso-wrap-style:square;mso-wrap-distance-left:9pt;mso-wrap-distance-top:0;mso-wrap-distance-right:9pt;mso-wrap-distance-bottom:0;mso-position-horizontal:absolute;mso-position-horizontal-relative:text;mso-position-vertical:absolute;mso-position-vertical-relative:text" o:gfxdata="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">
-                <v:imagedata r:id="rId76" o:title=""/>
+              <v:shape w14:anchorId="0C72FB97" id="Ink 176" o:spid="_x0000_s1026" type="#_x0000_t75" style="position:absolute;margin-left:126.2pt;margin-top:41.8pt;width:34.95pt;height:20.8pt;z-index:251838464;visibility:visible;mso-wrap-style:square;mso-wrap-distance-left:9pt;mso-wrap-distance-top:0;mso-wrap-distance-right:9pt;mso-wrap-distance-bottom:0;mso-position-horizontal:absolute;mso-position-horizontal-relative:text;mso-position-vertical:absolute;mso-position-vertical-relative:text" o:gfxdata="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">
+                <v:imagedata r:id="rId78" o:title=""/>
               </v:shape>
             </w:pict>
           </mc:Fallback>
@@ -1830,7 +1830,7 @@
                 <wp:cNvGraphicFramePr/>
                 <a:graphic xmlns:a="http://schemas.openxmlformats.org/drawingml/2006/main">
                   <a:graphicData uri="http://schemas.microsoft.com/office/word/2010/wordprocessingInk">
-                    <w14:contentPart bwMode="auto" r:id="rId77">
+                    <w14:contentPart bwMode="auto" r:id="rId79">
                       <w14:nvContentPartPr>
                         <w14:cNvContentPartPr/>
                       </w14:nvContentPartPr>
@@ -1846,8 +1846,8 @@
           </mc:Choice>
           <mc:Fallback>
             <w:pict>
-              <v:shape w14:anchorId="0547E917" id="Ink 156" o:spid="_x0000_s1026" type="#_x0000_t75" style="position:absolute;margin-left:43.35pt;margin-top:-11.75pt;width:148.6pt;height:32.6pt;z-index:251817984;visibility:visible;mso-wrap-style:square;mso-wrap-distance-left:9pt;mso-wrap-distance-top:0;mso-wrap-distance-right:9pt;mso-wrap-distance-bottom:0;mso-position-horizontal:absolute;mso-position-horizontal-relative:text;mso-position-vertical:absolute;mso-position-vertical-relative:text" o:gfxdata="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">
-                <v:imagedata r:id="rId78" o:title=""/>
+              <v:shape w14:anchorId="2F789D6B" id="Ink 156" o:spid="_x0000_s1026" type="#_x0000_t75" style="position:absolute;margin-left:43.35pt;margin-top:-11.75pt;width:148.6pt;height:32.6pt;z-index:251817984;visibility:visible;mso-wrap-style:square;mso-wrap-distance-left:9pt;mso-wrap-distance-top:0;mso-wrap-distance-right:9pt;mso-wrap-distance-bottom:0;mso-position-horizontal:absolute;mso-position-horizontal-relative:text;mso-position-vertical:absolute;mso-position-vertical-relative:text" o:gfxdata="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">
+                <v:imagedata r:id="rId80" o:title=""/>
               </v:shape>
             </w:pict>
           </mc:Fallback>
@@ -1875,7 +1875,7 @@
                 <wp:cNvGraphicFramePr/>
                 <a:graphic xmlns:a="http://schemas.openxmlformats.org/drawingml/2006/main">
                   <a:graphicData uri="http://schemas.microsoft.com/office/word/2010/wordprocessingInk">
-                    <w14:contentPart bwMode="auto" r:id="rId79">
+                    <w14:contentPart bwMode="auto" r:id="rId81">
                       <w14:nvContentPartPr>
                         <w14:cNvContentPartPr/>
                       </w14:nvContentPartPr>
@@ -1891,8 +1891,8 @@
           </mc:Choice>
           <mc:Fallback>
             <w:pict>
-              <v:shape w14:anchorId="6FFE0EA4" id="Ink 135" o:spid="_x0000_s1026" type="#_x0000_t75" style="position:absolute;margin-left:-44.5pt;margin-top:-14.05pt;width:67.75pt;height:49.05pt;z-index:251796480;visibility:visible;mso-wrap-style:square;mso-wrap-distance-left:9pt;mso-wrap-distance-top:0;mso-wrap-distance-right:9pt;mso-wrap-distance-bottom:0;mso-position-horizontal:absolute;mso-position-horizontal-relative:text;mso-position-vertical:absolute;mso-position-vertical-relative:text" o:gfxdata="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">
-                <v:imagedata r:id="rId80" o:title=""/>
+              <v:shape w14:anchorId="640F0277" id="Ink 135" o:spid="_x0000_s1026" type="#_x0000_t75" style="position:absolute;margin-left:-44.5pt;margin-top:-14.05pt;width:67.75pt;height:49.05pt;z-index:251796480;visibility:visible;mso-wrap-style:square;mso-wrap-distance-left:9pt;mso-wrap-distance-top:0;mso-wrap-distance-right:9pt;mso-wrap-distance-bottom:0;mso-position-horizontal:absolute;mso-position-horizontal-relative:text;mso-position-vertical:absolute;mso-position-vertical-relative:text" o:gfxdata="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">
+                <v:imagedata r:id="rId82" o:title=""/>
               </v:shape>
             </w:pict>
           </mc:Fallback>
@@ -1977,7 +1977,6 @@
         </w:tabs>
       </w:pPr>
       <w:r>
-        <w:lastRenderedPageBreak/>
         <w:t xml:space="preserve">String literals  </w:t>
       </w:r>
       <w:r>
@@ -2137,7 +2136,7 @@
                 <wp:cNvGraphicFramePr/>
                 <a:graphic xmlns:a="http://schemas.openxmlformats.org/drawingml/2006/main">
                   <a:graphicData uri="http://schemas.microsoft.com/office/word/2010/wordprocessingInk">
-                    <w14:contentPart bwMode="auto" r:id="rId81">
+                    <w14:contentPart bwMode="auto" r:id="rId83">
                       <w14:nvContentPartPr>
                         <w14:cNvContentPartPr/>
                       </w14:nvContentPartPr>
@@ -2153,8 +2152,8 @@
           </mc:Choice>
           <mc:Fallback>
             <w:pict>
-              <v:shape w14:anchorId="61BC55F3" id="Ink 306" o:spid="_x0000_s1026" type="#_x0000_t75" style="position:absolute;margin-left:-57.15pt;margin-top:9.65pt;width:24.25pt;height:19.6pt;z-index:251963392;visibility:visible;mso-wrap-style:square;mso-wrap-distance-left:9pt;mso-wrap-distance-top:0;mso-wrap-distance-right:9pt;mso-wrap-distance-bottom:0;mso-position-horizontal:absolute;mso-position-horizontal-relative:text;mso-position-vertical:absolute;mso-position-vertical-relative:text" o:gfxdata="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">
-                <v:imagedata r:id="rId82" o:title=""/>
+              <v:shape w14:anchorId="61B2B74D" id="Ink 306" o:spid="_x0000_s1026" type="#_x0000_t75" style="position:absolute;margin-left:-57.15pt;margin-top:9.65pt;width:24.25pt;height:19.6pt;z-index:251963392;visibility:visible;mso-wrap-style:square;mso-wrap-distance-left:9pt;mso-wrap-distance-top:0;mso-wrap-distance-right:9pt;mso-wrap-distance-bottom:0;mso-position-horizontal:absolute;mso-position-horizontal-relative:text;mso-position-vertical:absolute;mso-position-vertical-relative:text" o:gfxdata="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">
+                <v:imagedata r:id="rId84" o:title=""/>
               </v:shape>
             </w:pict>
           </mc:Fallback>
@@ -2195,7 +2194,7 @@
                 <wp:cNvGraphicFramePr/>
                 <a:graphic xmlns:a="http://schemas.openxmlformats.org/drawingml/2006/main">
                   <a:graphicData uri="http://schemas.microsoft.com/office/word/2010/wordprocessingInk">
-                    <w14:contentPart bwMode="auto" r:id="rId83">
+                    <w14:contentPart bwMode="auto" r:id="rId85">
                       <w14:nvContentPartPr>
                         <w14:cNvContentPartPr/>
                       </w14:nvContentPartPr>
@@ -2211,8 +2210,8 @@
           </mc:Choice>
           <mc:Fallback>
             <w:pict>
-              <v:shape w14:anchorId="0458446D" id="Ink 334" o:spid="_x0000_s1026" type="#_x0000_t75" style="position:absolute;margin-left:27.45pt;margin-top:-11pt;width:220.1pt;height:51.6pt;z-index:251992064;visibility:visible;mso-wrap-style:square;mso-wrap-distance-left:9pt;mso-wrap-distance-top:0;mso-wrap-distance-right:9pt;mso-wrap-distance-bottom:0;mso-position-horizontal:absolute;mso-position-horizontal-relative:text;mso-position-vertical:absolute;mso-position-vertical-relative:text" o:gfxdata="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">
-                <v:imagedata r:id="rId84" o:title=""/>
+              <v:shape w14:anchorId="5B2540E1" id="Ink 334" o:spid="_x0000_s1026" type="#_x0000_t75" style="position:absolute;margin-left:27.45pt;margin-top:-11pt;width:220.1pt;height:51.6pt;z-index:251992064;visibility:visible;mso-wrap-style:square;mso-wrap-distance-left:9pt;mso-wrap-distance-top:0;mso-wrap-distance-right:9pt;mso-wrap-distance-bottom:0;mso-position-horizontal:absolute;mso-position-horizontal-relative:text;mso-position-vertical:absolute;mso-position-vertical-relative:text" o:gfxdata="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">
+                <v:imagedata r:id="rId86" o:title=""/>
               </v:shape>
             </w:pict>
           </mc:Fallback>
@@ -2240,7 +2239,7 @@
                 <wp:cNvGraphicFramePr/>
                 <a:graphic xmlns:a="http://schemas.openxmlformats.org/drawingml/2006/main">
                   <a:graphicData uri="http://schemas.microsoft.com/office/word/2010/wordprocessingInk">
-                    <w14:contentPart bwMode="auto" r:id="rId85">
+                    <w14:contentPart bwMode="auto" r:id="rId87">
                       <w14:nvContentPartPr>
                         <w14:cNvContentPartPr/>
                       </w14:nvContentPartPr>
@@ -2256,8 +2255,8 @@
           </mc:Choice>
           <mc:Fallback>
             <w:pict>
-              <v:shape w14:anchorId="59E75F51" id="Ink 330" o:spid="_x0000_s1026" type="#_x0000_t75" style="position:absolute;margin-left:127.1pt;margin-top:-1.65pt;width:295.1pt;height:52.65pt;z-index:251987968;visibility:visible;mso-wrap-style:square;mso-wrap-distance-left:9pt;mso-wrap-distance-top:0;mso-wrap-distance-right:9pt;mso-wrap-distance-bottom:0;mso-position-horizontal:absolute;mso-position-horizontal-relative:text;mso-position-vertical:absolute;mso-position-vertical-relative:text" o:gfxdata="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">
-                <v:imagedata r:id="rId86" o:title=""/>
+              <v:shape w14:anchorId="6A084916" id="Ink 330" o:spid="_x0000_s1026" type="#_x0000_t75" style="position:absolute;margin-left:127.1pt;margin-top:-1.65pt;width:295.1pt;height:52.65pt;z-index:251987968;visibility:visible;mso-wrap-style:square;mso-wrap-distance-left:9pt;mso-wrap-distance-top:0;mso-wrap-distance-right:9pt;mso-wrap-distance-bottom:0;mso-position-horizontal:absolute;mso-position-horizontal-relative:text;mso-position-vertical:absolute;mso-position-vertical-relative:text" o:gfxdata="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">
+                <v:imagedata r:id="rId88" o:title=""/>
               </v:shape>
             </w:pict>
           </mc:Fallback>
@@ -2398,7 +2397,7 @@
                                           <pic:cNvPicPr/>
                                         </pic:nvPicPr>
                                         <pic:blipFill>
-                                          <a:blip r:embed="rId87"/>
+                                          <a:blip r:embed="rId89"/>
                                           <a:stretch>
                                             <a:fillRect/>
                                           </a:stretch>
@@ -2465,7 +2464,7 @@
                                     <pic:cNvPicPr/>
                                   </pic:nvPicPr>
                                   <pic:blipFill>
-                                    <a:blip r:embed="rId87"/>
+                                    <a:blip r:embed="rId89"/>
                                     <a:stretch>
                                       <a:fillRect/>
                                     </a:stretch>
@@ -2522,7 +2521,7 @@
                 <wp:cNvGraphicFramePr/>
                 <a:graphic xmlns:a="http://schemas.openxmlformats.org/drawingml/2006/main">
                   <a:graphicData uri="http://schemas.microsoft.com/office/word/2010/wordprocessingInk">
-                    <w14:contentPart bwMode="auto" r:id="rId88">
+                    <w14:contentPart bwMode="auto" r:id="rId90">
                       <w14:nvContentPartPr>
                         <w14:cNvContentPartPr/>
                       </w14:nvContentPartPr>
@@ -2538,8 +2537,8 @@
           </mc:Choice>
           <mc:Fallback>
             <w:pict>
-              <v:shape w14:anchorId="02E94837" id="Ink 459" o:spid="_x0000_s1026" type="#_x0000_t75" style="position:absolute;margin-left:-30.55pt;margin-top:321.05pt;width:1.15pt;height:.8pt;z-index:252120064;visibility:visible;mso-wrap-style:square;mso-wrap-distance-left:9pt;mso-wrap-distance-top:0;mso-wrap-distance-right:9pt;mso-wrap-distance-bottom:0;mso-position-horizontal:absolute;mso-position-horizontal-relative:text;mso-position-vertical:absolute;mso-position-vertical-relative:text" o:gfxdata="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">
-                <v:imagedata r:id="rId89" o:title=""/>
+              <v:shape w14:anchorId="60E5FA9A" id="Ink 459" o:spid="_x0000_s1026" type="#_x0000_t75" style="position:absolute;margin-left:-30.5pt;margin-top:321.05pt;width:1.1pt;height:.8pt;z-index:252120064;visibility:visible;mso-wrap-style:square;mso-wrap-distance-left:9pt;mso-wrap-distance-top:0;mso-wrap-distance-right:9pt;mso-wrap-distance-bottom:0;mso-position-horizontal:absolute;mso-position-horizontal-relative:text;mso-position-vertical:absolute;mso-position-vertical-relative:text" o:gfxdata="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">
+                <v:imagedata r:id="rId91" o:title=""/>
               </v:shape>
             </w:pict>
           </mc:Fallback>
@@ -2567,7 +2566,7 @@
                 <wp:cNvGraphicFramePr/>
                 <a:graphic xmlns:a="http://schemas.openxmlformats.org/drawingml/2006/main">
                   <a:graphicData uri="http://schemas.microsoft.com/office/word/2010/wordprocessingInk">
-                    <w14:contentPart bwMode="auto" r:id="rId90">
+                    <w14:contentPart bwMode="auto" r:id="rId92">
                       <w14:nvContentPartPr>
                         <w14:cNvContentPartPr/>
                       </w14:nvContentPartPr>
@@ -2583,8 +2582,8 @@
           </mc:Choice>
           <mc:Fallback>
             <w:pict>
-              <v:shape w14:anchorId="0EA53D85" id="Ink 458" o:spid="_x0000_s1026" type="#_x0000_t75" style="position:absolute;margin-left:-59.6pt;margin-top:324.45pt;width:194.45pt;height:88.15pt;z-index:252119040;visibility:visible;mso-wrap-style:square;mso-wrap-distance-left:9pt;mso-wrap-distance-top:0;mso-wrap-distance-right:9pt;mso-wrap-distance-bottom:0;mso-position-horizontal:absolute;mso-position-horizontal-relative:text;mso-position-vertical:absolute;mso-position-vertical-relative:text" o:gfxdata="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">
-                <v:imagedata r:id="rId91" o:title=""/>
+              <v:shape w14:anchorId="70549A6C" id="Ink 458" o:spid="_x0000_s1026" type="#_x0000_t75" style="position:absolute;margin-left:-59.6pt;margin-top:324.45pt;width:194.45pt;height:88.15pt;z-index:252119040;visibility:visible;mso-wrap-style:square;mso-wrap-distance-left:9pt;mso-wrap-distance-top:0;mso-wrap-distance-right:9pt;mso-wrap-distance-bottom:0;mso-position-horizontal:absolute;mso-position-horizontal-relative:text;mso-position-vertical:absolute;mso-position-vertical-relative:text" o:gfxdata="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">
+                <v:imagedata r:id="rId93" o:title=""/>
               </v:shape>
             </w:pict>
           </mc:Fallback>
@@ -2612,7 +2611,7 @@
                 <wp:cNvGraphicFramePr/>
                 <a:graphic xmlns:a="http://schemas.openxmlformats.org/drawingml/2006/main">
                   <a:graphicData uri="http://schemas.microsoft.com/office/word/2010/wordprocessingInk">
-                    <w14:contentPart bwMode="auto" r:id="rId92">
+                    <w14:contentPart bwMode="auto" r:id="rId94">
                       <w14:nvContentPartPr>
                         <w14:cNvContentPartPr/>
                       </w14:nvContentPartPr>
@@ -2628,8 +2627,8 @@
           </mc:Choice>
           <mc:Fallback>
             <w:pict>
-              <v:shape w14:anchorId="4F993A66" id="Ink 440" o:spid="_x0000_s1026" type="#_x0000_t75" style="position:absolute;margin-left:-25pt;margin-top:249.65pt;width:442.35pt;height:90.9pt;z-index:252100608;visibility:visible;mso-wrap-style:square;mso-wrap-distance-left:9pt;mso-wrap-distance-top:0;mso-wrap-distance-right:9pt;mso-wrap-distance-bottom:0;mso-position-horizontal:absolute;mso-position-horizontal-relative:text;mso-position-vertical:absolute;mso-position-vertical-relative:text" o:gfxdata="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">
-                <v:imagedata r:id="rId93" o:title=""/>
+              <v:shape w14:anchorId="4D3AC35E" id="Ink 440" o:spid="_x0000_s1026" type="#_x0000_t75" style="position:absolute;margin-left:-25pt;margin-top:249.65pt;width:442.35pt;height:90.9pt;z-index:252100608;visibility:visible;mso-wrap-style:square;mso-wrap-distance-left:9pt;mso-wrap-distance-top:0;mso-wrap-distance-right:9pt;mso-wrap-distance-bottom:0;mso-position-horizontal:absolute;mso-position-horizontal-relative:text;mso-position-vertical:absolute;mso-position-vertical-relative:text" o:gfxdata="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">
+                <v:imagedata r:id="rId95" o:title=""/>
               </v:shape>
             </w:pict>
           </mc:Fallback>
@@ -2657,7 +2656,7 @@
                 <wp:cNvGraphicFramePr/>
                 <a:graphic xmlns:a="http://schemas.openxmlformats.org/drawingml/2006/main">
                   <a:graphicData uri="http://schemas.microsoft.com/office/word/2010/wordprocessingInk">
-                    <w14:contentPart bwMode="auto" r:id="rId94">
+                    <w14:contentPart bwMode="auto" r:id="rId96">
                       <w14:nvContentPartPr>
                         <w14:cNvContentPartPr/>
                       </w14:nvContentPartPr>
@@ -2673,8 +2672,8 @@
           </mc:Choice>
           <mc:Fallback>
             <w:pict>
-              <v:shape w14:anchorId="7F1D5399" id="Ink 415" o:spid="_x0000_s1026" type="#_x0000_t75" style="position:absolute;margin-left:56.05pt;margin-top:246.3pt;width:85.8pt;height:15.85pt;z-index:252075008;visibility:visible;mso-wrap-style:square;mso-wrap-distance-left:9pt;mso-wrap-distance-top:0;mso-wrap-distance-right:9pt;mso-wrap-distance-bottom:0;mso-position-horizontal:absolute;mso-position-horizontal-relative:text;mso-position-vertical:absolute;mso-position-vertical-relative:text" o:gfxdata="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">
-                <v:imagedata r:id="rId95" o:title=""/>
+              <v:shape w14:anchorId="3EE8874A" id="Ink 415" o:spid="_x0000_s1026" type="#_x0000_t75" style="position:absolute;margin-left:56.05pt;margin-top:246.3pt;width:85.8pt;height:15.85pt;z-index:252075008;visibility:visible;mso-wrap-style:square;mso-wrap-distance-left:9pt;mso-wrap-distance-top:0;mso-wrap-distance-right:9pt;mso-wrap-distance-bottom:0;mso-position-horizontal:absolute;mso-position-horizontal-relative:text;mso-position-vertical:absolute;mso-position-vertical-relative:text" o:gfxdata="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">
+                <v:imagedata r:id="rId97" o:title=""/>
               </v:shape>
             </w:pict>
           </mc:Fallback>
@@ -2702,7 +2701,7 @@
                 <wp:cNvGraphicFramePr/>
                 <a:graphic xmlns:a="http://schemas.openxmlformats.org/drawingml/2006/main">
                   <a:graphicData uri="http://schemas.microsoft.com/office/word/2010/wordprocessingInk">
-                    <w14:contentPart bwMode="auto" r:id="rId96">
+                    <w14:contentPart bwMode="auto" r:id="rId98">
                       <w14:nvContentPartPr>
                         <w14:cNvContentPartPr/>
                       </w14:nvContentPartPr>
@@ -2718,8 +2717,8 @@
           </mc:Choice>
           <mc:Fallback>
             <w:pict>
-              <v:shape w14:anchorId="2873F36C" id="Ink 386" o:spid="_x0000_s1026" type="#_x0000_t75" style="position:absolute;margin-left:22.65pt;margin-top:225.35pt;width:94.25pt;height:12.65pt;z-index:252045312;visibility:visible;mso-wrap-style:square;mso-wrap-distance-left:9pt;mso-wrap-distance-top:0;mso-wrap-distance-right:9pt;mso-wrap-distance-bottom:0;mso-position-horizontal:absolute;mso-position-horizontal-relative:text;mso-position-vertical:absolute;mso-position-vertical-relative:text" o:gfxdata="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">
-                <v:imagedata r:id="rId97" o:title=""/>
+              <v:shape w14:anchorId="09426083" id="Ink 386" o:spid="_x0000_s1026" type="#_x0000_t75" style="position:absolute;margin-left:22.65pt;margin-top:225.35pt;width:94.25pt;height:12.65pt;z-index:252045312;visibility:visible;mso-wrap-style:square;mso-wrap-distance-left:9pt;mso-wrap-distance-top:0;mso-wrap-distance-right:9pt;mso-wrap-distance-bottom:0;mso-position-horizontal:absolute;mso-position-horizontal-relative:text;mso-position-vertical:absolute;mso-position-vertical-relative:text" o:gfxdata="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">
+                <v:imagedata r:id="rId99" o:title=""/>
               </v:shape>
             </w:pict>
           </mc:Fallback>
@@ -2747,7 +2746,7 @@
                 <wp:cNvGraphicFramePr/>
                 <a:graphic xmlns:a="http://schemas.openxmlformats.org/drawingml/2006/main">
                   <a:graphicData uri="http://schemas.microsoft.com/office/word/2010/wordprocessingInk">
-                    <w14:contentPart bwMode="auto" r:id="rId98">
+                    <w14:contentPart bwMode="auto" r:id="rId100">
                       <w14:nvContentPartPr>
                         <w14:cNvContentPartPr/>
                       </w14:nvContentPartPr>
@@ -2763,8 +2762,8 @@
           </mc:Choice>
           <mc:Fallback>
             <w:pict>
-              <v:shape w14:anchorId="391F7B7C" id="Ink 385" o:spid="_x0000_s1026" type="#_x0000_t75" style="position:absolute;margin-left:360.4pt;margin-top:214.7pt;width:1.15pt;height:1.35pt;z-index:252044288;visibility:visible;mso-wrap-style:square;mso-wrap-distance-left:9pt;mso-wrap-distance-top:0;mso-wrap-distance-right:9pt;mso-wrap-distance-bottom:0;mso-position-horizontal:absolute;mso-position-horizontal-relative:text;mso-position-vertical:absolute;mso-position-vertical-relative:text" o:gfxdata="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">
-                <v:imagedata r:id="rId99" o:title=""/>
+              <v:shape w14:anchorId="31D84CCD" id="Ink 385" o:spid="_x0000_s1026" type="#_x0000_t75" style="position:absolute;margin-left:360.4pt;margin-top:214.7pt;width:1.15pt;height:1.35pt;z-index:252044288;visibility:visible;mso-wrap-style:square;mso-wrap-distance-left:9pt;mso-wrap-distance-top:0;mso-wrap-distance-right:9pt;mso-wrap-distance-bottom:0;mso-position-horizontal:absolute;mso-position-horizontal-relative:text;mso-position-vertical:absolute;mso-position-vertical-relative:text" o:gfxdata="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">
+                <v:imagedata r:id="rId101" o:title=""/>
               </v:shape>
             </w:pict>
           </mc:Fallback>
@@ -2792,7 +2791,7 @@
                 <wp:cNvGraphicFramePr/>
                 <a:graphic xmlns:a="http://schemas.openxmlformats.org/drawingml/2006/main">
                   <a:graphicData uri="http://schemas.microsoft.com/office/word/2010/wordprocessingInk">
-                    <w14:contentPart bwMode="auto" r:id="rId100">
+                    <w14:contentPart bwMode="auto" r:id="rId102">
                       <w14:nvContentPartPr>
                         <w14:cNvContentPartPr/>
                       </w14:nvContentPartPr>
@@ -2808,8 +2807,8 @@
           </mc:Choice>
           <mc:Fallback>
             <w:pict>
-              <v:shape w14:anchorId="16C6A233" id="Ink 384" o:spid="_x0000_s1026" type="#_x0000_t75" style="position:absolute;margin-left:76.1pt;margin-top:234.15pt;width:27.1pt;height:1.8pt;z-index:252043264;visibility:visible;mso-wrap-style:square;mso-wrap-distance-left:9pt;mso-wrap-distance-top:0;mso-wrap-distance-right:9pt;mso-wrap-distance-bottom:0;mso-position-horizontal:absolute;mso-position-horizontal-relative:text;mso-position-vertical:absolute;mso-position-vertical-relative:text" o:gfxdata="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">
-                <v:imagedata r:id="rId101" o:title=""/>
+              <v:shape w14:anchorId="7E812882" id="Ink 384" o:spid="_x0000_s1026" type="#_x0000_t75" style="position:absolute;margin-left:76.1pt;margin-top:234.15pt;width:27.1pt;height:1.8pt;z-index:252043264;visibility:visible;mso-wrap-style:square;mso-wrap-distance-left:9pt;mso-wrap-distance-top:0;mso-wrap-distance-right:9pt;mso-wrap-distance-bottom:0;mso-position-horizontal:absolute;mso-position-horizontal-relative:text;mso-position-vertical:absolute;mso-position-vertical-relative:text" o:gfxdata="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">
+                <v:imagedata r:id="rId103" o:title=""/>
               </v:shape>
             </w:pict>
           </mc:Fallback>
@@ -2837,7 +2836,7 @@
                 <wp:cNvGraphicFramePr/>
                 <a:graphic xmlns:a="http://schemas.openxmlformats.org/drawingml/2006/main">
                   <a:graphicData uri="http://schemas.microsoft.com/office/word/2010/wordprocessingInk">
-                    <w14:contentPart bwMode="auto" r:id="rId102">
+                    <w14:contentPart bwMode="auto" r:id="rId104">
                       <w14:nvContentPartPr>
                         <w14:cNvContentPartPr/>
                       </w14:nvContentPartPr>
@@ -2853,8 +2852,8 @@
           </mc:Choice>
           <mc:Fallback>
             <w:pict>
-              <v:shape w14:anchorId="6D097CB9" id="Ink 383" o:spid="_x0000_s1026" type="#_x0000_t75" style="position:absolute;margin-left:188.75pt;margin-top:262.1pt;width:132.85pt;height:15pt;z-index:252042240;visibility:visible;mso-wrap-style:square;mso-wrap-distance-left:9pt;mso-wrap-distance-top:0;mso-wrap-distance-right:9pt;mso-wrap-distance-bottom:0;mso-position-horizontal:absolute;mso-position-horizontal-relative:text;mso-position-vertical:absolute;mso-position-vertical-relative:text" o:gfxdata="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">
-                <v:imagedata r:id="rId103" o:title=""/>
+              <v:shape w14:anchorId="60F25F2A" id="Ink 383" o:spid="_x0000_s1026" type="#_x0000_t75" style="position:absolute;margin-left:188.75pt;margin-top:262.1pt;width:132.85pt;height:15pt;z-index:252042240;visibility:visible;mso-wrap-style:square;mso-wrap-distance-left:9pt;mso-wrap-distance-top:0;mso-wrap-distance-right:9pt;mso-wrap-distance-bottom:0;mso-position-horizontal:absolute;mso-position-horizontal-relative:text;mso-position-vertical:absolute;mso-position-vertical-relative:text" o:gfxdata="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">
+                <v:imagedata r:id="rId105" o:title=""/>
               </v:shape>
             </w:pict>
           </mc:Fallback>
@@ -2882,7 +2881,7 @@
                 <wp:cNvGraphicFramePr/>
                 <a:graphic xmlns:a="http://schemas.openxmlformats.org/drawingml/2006/main">
                   <a:graphicData uri="http://schemas.microsoft.com/office/word/2010/wordprocessingInk">
-                    <w14:contentPart bwMode="auto" r:id="rId104">
+                    <w14:contentPart bwMode="auto" r:id="rId106">
                       <w14:nvContentPartPr>
                         <w14:cNvContentPartPr/>
                       </w14:nvContentPartPr>
@@ -2898,8 +2897,8 @@
           </mc:Choice>
           <mc:Fallback>
             <w:pict>
-              <v:shape w14:anchorId="3229B61E" id="Ink 371" o:spid="_x0000_s1026" type="#_x0000_t75" style="position:absolute;margin-left:22.4pt;margin-top:214.2pt;width:93.55pt;height:13.65pt;z-index:252029952;visibility:visible;mso-wrap-style:square;mso-wrap-distance-left:9pt;mso-wrap-distance-top:0;mso-wrap-distance-right:9pt;mso-wrap-distance-bottom:0;mso-position-horizontal:absolute;mso-position-horizontal-relative:text;mso-position-vertical:absolute;mso-position-vertical-relative:text" o:gfxdata="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">
-                <v:imagedata r:id="rId105" o:title=""/>
+              <v:shape w14:anchorId="6045668A" id="Ink 371" o:spid="_x0000_s1026" type="#_x0000_t75" style="position:absolute;margin-left:22.4pt;margin-top:214.2pt;width:93.55pt;height:13.65pt;z-index:252029952;visibility:visible;mso-wrap-style:square;mso-wrap-distance-left:9pt;mso-wrap-distance-top:0;mso-wrap-distance-right:9pt;mso-wrap-distance-bottom:0;mso-position-horizontal:absolute;mso-position-horizontal-relative:text;mso-position-vertical:absolute;mso-position-vertical-relative:text" o:gfxdata="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">
+                <v:imagedata r:id="rId107" o:title=""/>
               </v:shape>
             </w:pict>
           </mc:Fallback>
@@ -2927,7 +2926,7 @@
                 <wp:cNvGraphicFramePr/>
                 <a:graphic xmlns:a="http://schemas.openxmlformats.org/drawingml/2006/main">
                   <a:graphicData uri="http://schemas.microsoft.com/office/word/2010/wordprocessingInk">
-                    <w14:contentPart bwMode="auto" r:id="rId106">
+                    <w14:contentPart bwMode="auto" r:id="rId108">
                       <w14:nvContentPartPr>
                         <w14:cNvContentPartPr/>
                       </w14:nvContentPartPr>
@@ -2943,8 +2942,8 @@
           </mc:Choice>
           <mc:Fallback>
             <w:pict>
-              <v:shape w14:anchorId="5FF6E365" id="Ink 370" o:spid="_x0000_s1026" type="#_x0000_t75" style="position:absolute;margin-left:336.35pt;margin-top:202.7pt;width:64.1pt;height:17.45pt;z-index:252028928;visibility:visible;mso-wrap-style:square;mso-wrap-distance-left:9pt;mso-wrap-distance-top:0;mso-wrap-distance-right:9pt;mso-wrap-distance-bottom:0;mso-position-horizontal:absolute;mso-position-horizontal-relative:text;mso-position-vertical:absolute;mso-position-vertical-relative:text" o:gfxdata="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">
-                <v:imagedata r:id="rId107" o:title=""/>
+              <v:shape w14:anchorId="4FB4EFA5" id="Ink 370" o:spid="_x0000_s1026" type="#_x0000_t75" style="position:absolute;margin-left:336.35pt;margin-top:202.7pt;width:64.1pt;height:17.45pt;z-index:252028928;visibility:visible;mso-wrap-style:square;mso-wrap-distance-left:9pt;mso-wrap-distance-top:0;mso-wrap-distance-right:9pt;mso-wrap-distance-bottom:0;mso-position-horizontal:absolute;mso-position-horizontal-relative:text;mso-position-vertical:absolute;mso-position-vertical-relative:text" o:gfxdata="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">
+                <v:imagedata r:id="rId109" o:title=""/>
               </v:shape>
             </w:pict>
           </mc:Fallback>
@@ -2972,7 +2971,7 @@
                 <wp:cNvGraphicFramePr/>
                 <a:graphic xmlns:a="http://schemas.openxmlformats.org/drawingml/2006/main">
                   <a:graphicData uri="http://schemas.microsoft.com/office/word/2010/wordprocessingInk">
-                    <w14:contentPart bwMode="auto" r:id="rId108">
+                    <w14:contentPart bwMode="auto" r:id="rId110">
                       <w14:nvContentPartPr>
                         <w14:cNvContentPartPr/>
                       </w14:nvContentPartPr>
@@ -2988,8 +2987,8 @@
           </mc:Choice>
           <mc:Fallback>
             <w:pict>
-              <v:shape w14:anchorId="302D1BAF" id="Ink 361" o:spid="_x0000_s1026" type="#_x0000_t75" style="position:absolute;margin-left:77.3pt;margin-top:224.5pt;width:21.8pt;height:1.8pt;z-index:252019712;visibility:visible;mso-wrap-style:square;mso-wrap-distance-left:9pt;mso-wrap-distance-top:0;mso-wrap-distance-right:9pt;mso-wrap-distance-bottom:0;mso-position-horizontal:absolute;mso-position-horizontal-relative:text;mso-position-vertical:absolute;mso-position-vertical-relative:text" o:gfxdata="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">
-                <v:imagedata r:id="rId109" o:title=""/>
+              <v:shape w14:anchorId="5C74970A" id="Ink 361" o:spid="_x0000_s1026" type="#_x0000_t75" style="position:absolute;margin-left:77.3pt;margin-top:224.5pt;width:21.8pt;height:1.8pt;z-index:252019712;visibility:visible;mso-wrap-style:square;mso-wrap-distance-left:9pt;mso-wrap-distance-top:0;mso-wrap-distance-right:9pt;mso-wrap-distance-bottom:0;mso-position-horizontal:absolute;mso-position-horizontal-relative:text;mso-position-vertical:absolute;mso-position-vertical-relative:text" o:gfxdata="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">
+                <v:imagedata r:id="rId111" o:title=""/>
               </v:shape>
             </w:pict>
           </mc:Fallback>
@@ -3017,7 +3016,7 @@
                 <wp:cNvGraphicFramePr/>
                 <a:graphic xmlns:a="http://schemas.openxmlformats.org/drawingml/2006/main">
                   <a:graphicData uri="http://schemas.microsoft.com/office/word/2010/wordprocessingInk">
-                    <w14:contentPart bwMode="auto" r:id="rId110">
+                    <w14:contentPart bwMode="auto" r:id="rId112">
                       <w14:nvContentPartPr>
                         <w14:cNvContentPartPr/>
                       </w14:nvContentPartPr>
@@ -3033,8 +3032,8 @@
           </mc:Choice>
           <mc:Fallback>
             <w:pict>
-              <v:shape w14:anchorId="48A73882" id="Ink 359" o:spid="_x0000_s1026" type="#_x0000_t75" style="position:absolute;margin-left:453.8pt;margin-top:286.35pt;width:26.6pt;height:15pt;z-index:252017664;visibility:visible;mso-wrap-style:square;mso-wrap-distance-left:9pt;mso-wrap-distance-top:0;mso-wrap-distance-right:9pt;mso-wrap-distance-bottom:0;mso-position-horizontal:absolute;mso-position-horizontal-relative:text;mso-position-vertical:absolute;mso-position-vertical-relative:text" o:gfxdata="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">
-                <v:imagedata r:id="rId111" o:title=""/>
+              <v:shape w14:anchorId="510C0DC3" id="Ink 359" o:spid="_x0000_s1026" type="#_x0000_t75" style="position:absolute;margin-left:453.8pt;margin-top:286.35pt;width:26.6pt;height:15pt;z-index:252017664;visibility:visible;mso-wrap-style:square;mso-wrap-distance-left:9pt;mso-wrap-distance-top:0;mso-wrap-distance-right:9pt;mso-wrap-distance-bottom:0;mso-position-horizontal:absolute;mso-position-horizontal-relative:text;mso-position-vertical:absolute;mso-position-vertical-relative:text" o:gfxdata="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">
+                <v:imagedata r:id="rId113" o:title=""/>
               </v:shape>
             </w:pict>
           </mc:Fallback>
@@ -3062,7 +3061,7 @@
                 <wp:cNvGraphicFramePr/>
                 <a:graphic xmlns:a="http://schemas.openxmlformats.org/drawingml/2006/main">
                   <a:graphicData uri="http://schemas.microsoft.com/office/word/2010/wordprocessingInk">
-                    <w14:contentPart bwMode="auto" r:id="rId112">
+                    <w14:contentPart bwMode="auto" r:id="rId114">
                       <w14:nvContentPartPr>
                         <w14:cNvContentPartPr/>
                       </w14:nvContentPartPr>
@@ -3078,8 +3077,8 @@
           </mc:Choice>
           <mc:Fallback>
             <w:pict>
-              <v:shape w14:anchorId="20D11182" id="Ink 360" o:spid="_x0000_s1026" type="#_x0000_t75" style="position:absolute;margin-left:456.35pt;margin-top:199.7pt;width:27.55pt;height:14pt;z-index:252018688;visibility:visible;mso-wrap-style:square;mso-wrap-distance-left:9pt;mso-wrap-distance-top:0;mso-wrap-distance-right:9pt;mso-wrap-distance-bottom:0;mso-position-horizontal:absolute;mso-position-horizontal-relative:text;mso-position-vertical:absolute;mso-position-vertical-relative:text" o:gfxdata="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">
-                <v:imagedata r:id="rId113" o:title=""/>
+              <v:shape w14:anchorId="7B42D122" id="Ink 360" o:spid="_x0000_s1026" type="#_x0000_t75" style="position:absolute;margin-left:456.35pt;margin-top:199.7pt;width:27.55pt;height:14pt;z-index:252018688;visibility:visible;mso-wrap-style:square;mso-wrap-distance-left:9pt;mso-wrap-distance-top:0;mso-wrap-distance-right:9pt;mso-wrap-distance-bottom:0;mso-position-horizontal:absolute;mso-position-horizontal-relative:text;mso-position-vertical:absolute;mso-position-vertical-relative:text" o:gfxdata="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">
+                <v:imagedata r:id="rId115" o:title=""/>
               </v:shape>
             </w:pict>
           </mc:Fallback>
@@ -3107,7 +3106,7 @@
                 <wp:cNvGraphicFramePr/>
                 <a:graphic xmlns:a="http://schemas.openxmlformats.org/drawingml/2006/main">
                   <a:graphicData uri="http://schemas.microsoft.com/office/word/2010/wordprocessingInk">
-                    <w14:contentPart bwMode="auto" r:id="rId114">
+                    <w14:contentPart bwMode="auto" r:id="rId116">
                       <w14:nvContentPartPr>
                         <w14:cNvContentPartPr/>
                       </w14:nvContentPartPr>
@@ -3123,8 +3122,8 @@
           </mc:Choice>
           <mc:Fallback>
             <w:pict>
-              <v:shape w14:anchorId="7C0F218D" id="Ink 353" o:spid="_x0000_s1026" type="#_x0000_t75" style="position:absolute;margin-left:284.05pt;margin-top:240.6pt;width:204.95pt;height:6.65pt;z-index:252011520;visibility:visible;mso-wrap-style:square;mso-wrap-distance-left:9pt;mso-wrap-distance-top:0;mso-wrap-distance-right:9pt;mso-wrap-distance-bottom:0;mso-position-horizontal:absolute;mso-position-horizontal-relative:text;mso-position-vertical:absolute;mso-position-vertical-relative:text" o:gfxdata="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">
-                <v:imagedata r:id="rId115" o:title=""/>
+              <v:shape w14:anchorId="1B836AC4" id="Ink 353" o:spid="_x0000_s1026" type="#_x0000_t75" style="position:absolute;margin-left:284.05pt;margin-top:240.6pt;width:204.95pt;height:6.65pt;z-index:252011520;visibility:visible;mso-wrap-style:square;mso-wrap-distance-left:9pt;mso-wrap-distance-top:0;mso-wrap-distance-right:9pt;mso-wrap-distance-bottom:0;mso-position-horizontal:absolute;mso-position-horizontal-relative:text;mso-position-vertical:absolute;mso-position-vertical-relative:text" o:gfxdata="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">
+                <v:imagedata r:id="rId117" o:title=""/>
               </v:shape>
             </w:pict>
           </mc:Fallback>
@@ -3265,7 +3264,7 @@
                                           <pic:cNvPicPr/>
                                         </pic:nvPicPr>
                                         <pic:blipFill>
-                                          <a:blip r:embed="rId116"/>
+                                          <a:blip r:embed="rId118"/>
                                           <a:stretch>
                                             <a:fillRect/>
                                           </a:stretch>
@@ -3329,7 +3328,7 @@
                                     <pic:cNvPicPr/>
                                   </pic:nvPicPr>
                                   <pic:blipFill>
-                                    <a:blip r:embed="rId116"/>
+                                    <a:blip r:embed="rId118"/>
                                     <a:stretch>
                                       <a:fillRect/>
                                     </a:stretch>
@@ -3379,7 +3378,7 @@
                 <wp:cNvGraphicFramePr/>
                 <a:graphic xmlns:a="http://schemas.openxmlformats.org/drawingml/2006/main">
                   <a:graphicData uri="http://schemas.microsoft.com/office/word/2010/wordprocessingInk">
-                    <w14:contentPart bwMode="auto" r:id="rId117">
+                    <w14:contentPart bwMode="auto" r:id="rId119">
                       <w14:nvContentPartPr>
                         <w14:cNvContentPartPr/>
                       </w14:nvContentPartPr>
@@ -3395,8 +3394,8 @@
           </mc:Choice>
           <mc:Fallback>
             <w:pict>
-              <v:shape w14:anchorId="3EF7FA82" id="Ink 350" o:spid="_x0000_s1026" type="#_x0000_t75" style="position:absolute;margin-left:132.95pt;margin-top:102.8pt;width:210.3pt;height:32.55pt;z-index:252008448;visibility:visible;mso-wrap-style:square;mso-wrap-distance-left:9pt;mso-wrap-distance-top:0;mso-wrap-distance-right:9pt;mso-wrap-distance-bottom:0;mso-position-horizontal:absolute;mso-position-horizontal-relative:text;mso-position-vertical:absolute;mso-position-vertical-relative:text" o:gfxdata="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">
-                <v:imagedata r:id="rId118" o:title=""/>
+              <v:shape w14:anchorId="3C4FD280" id="Ink 350" o:spid="_x0000_s1026" type="#_x0000_t75" style="position:absolute;margin-left:132.95pt;margin-top:102.8pt;width:210.3pt;height:32.55pt;z-index:252008448;visibility:visible;mso-wrap-style:square;mso-wrap-distance-left:9pt;mso-wrap-distance-top:0;mso-wrap-distance-right:9pt;mso-wrap-distance-bottom:0;mso-position-horizontal:absolute;mso-position-horizontal-relative:text;mso-position-vertical:absolute;mso-position-vertical-relative:text" o:gfxdata="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">
+                <v:imagedata r:id="rId120" o:title=""/>
               </v:shape>
             </w:pict>
           </mc:Fallback>
@@ -3424,7 +3423,7 @@
                 <wp:cNvGraphicFramePr/>
                 <a:graphic xmlns:a="http://schemas.openxmlformats.org/drawingml/2006/main">
                   <a:graphicData uri="http://schemas.microsoft.com/office/word/2010/wordprocessingInk">
-                    <w14:contentPart bwMode="auto" r:id="rId119">
+                    <w14:contentPart bwMode="auto" r:id="rId121">
                       <w14:nvContentPartPr>
                         <w14:cNvContentPartPr/>
                       </w14:nvContentPartPr>
@@ -3440,8 +3439,8 @@
           </mc:Choice>
           <mc:Fallback>
             <w:pict>
-              <v:shape w14:anchorId="58540F8D" id="Ink 346" o:spid="_x0000_s1026" type="#_x0000_t75" style="position:absolute;margin-left:235.8pt;margin-top:74.4pt;width:12.4pt;height:12.7pt;z-index:252004352;visibility:visible;mso-wrap-style:square;mso-wrap-distance-left:9pt;mso-wrap-distance-top:0;mso-wrap-distance-right:9pt;mso-wrap-distance-bottom:0;mso-position-horizontal:absolute;mso-position-horizontal-relative:text;mso-position-vertical:absolute;mso-position-vertical-relative:text" o:gfxdata="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">
-                <v:imagedata r:id="rId120" o:title=""/>
+              <v:shape w14:anchorId="4AB5430E" id="Ink 346" o:spid="_x0000_s1026" type="#_x0000_t75" style="position:absolute;margin-left:235.8pt;margin-top:74.4pt;width:12.4pt;height:12.7pt;z-index:252004352;visibility:visible;mso-wrap-style:square;mso-wrap-distance-left:9pt;mso-wrap-distance-top:0;mso-wrap-distance-right:9pt;mso-wrap-distance-bottom:0;mso-position-horizontal:absolute;mso-position-horizontal-relative:text;mso-position-vertical:absolute;mso-position-vertical-relative:text" o:gfxdata="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">
+                <v:imagedata r:id="rId122" o:title=""/>
               </v:shape>
             </w:pict>
           </mc:Fallback>
@@ -3469,7 +3468,7 @@
                 <wp:cNvGraphicFramePr/>
                 <a:graphic xmlns:a="http://schemas.openxmlformats.org/drawingml/2006/main">
                   <a:graphicData uri="http://schemas.microsoft.com/office/word/2010/wordprocessingInk">
-                    <w14:contentPart bwMode="auto" r:id="rId121">
+                    <w14:contentPart bwMode="auto" r:id="rId123">
                       <w14:nvContentPartPr>
                         <w14:cNvContentPartPr/>
                       </w14:nvContentPartPr>
@@ -3485,8 +3484,8 @@
           </mc:Choice>
           <mc:Fallback>
             <w:pict>
-              <v:shape w14:anchorId="5F50B605" id="Ink 343" o:spid="_x0000_s1026" type="#_x0000_t75" style="position:absolute;margin-left:67.3pt;margin-top:15.4pt;width:400.05pt;height:107.9pt;z-index:252001280;visibility:visible;mso-wrap-style:square;mso-wrap-distance-left:9pt;mso-wrap-distance-top:0;mso-wrap-distance-right:9pt;mso-wrap-distance-bottom:0;mso-position-horizontal:absolute;mso-position-horizontal-relative:text;mso-position-vertical:absolute;mso-position-vertical-relative:text" o:gfxdata="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">
-                <v:imagedata r:id="rId122" o:title=""/>
+              <v:shape w14:anchorId="28130124" id="Ink 343" o:spid="_x0000_s1026" type="#_x0000_t75" style="position:absolute;margin-left:67.3pt;margin-top:15.4pt;width:400.05pt;height:107.9pt;z-index:252001280;visibility:visible;mso-wrap-style:square;mso-wrap-distance-left:9pt;mso-wrap-distance-top:0;mso-wrap-distance-right:9pt;mso-wrap-distance-bottom:0;mso-position-horizontal:absolute;mso-position-horizontal-relative:text;mso-position-vertical:absolute;mso-position-vertical-relative:text" o:gfxdata="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">
+                <v:imagedata r:id="rId124" o:title=""/>
               </v:shape>
             </w:pict>
           </mc:Fallback>
@@ -3514,7 +3513,7 @@
                 <wp:cNvGraphicFramePr/>
                 <a:graphic xmlns:a="http://schemas.openxmlformats.org/drawingml/2006/main">
                   <a:graphicData uri="http://schemas.microsoft.com/office/word/2010/wordprocessingInk">
-                    <w14:contentPart bwMode="auto" r:id="rId123">
+                    <w14:contentPart bwMode="auto" r:id="rId125">
                       <w14:nvContentPartPr>
                         <w14:cNvContentPartPr/>
                       </w14:nvContentPartPr>
@@ -3530,8 +3529,8 @@
           </mc:Choice>
           <mc:Fallback>
             <w:pict>
-              <v:shape w14:anchorId="73C6FF7D" id="Ink 323" o:spid="_x0000_s1026" type="#_x0000_t75" style="position:absolute;margin-left:87.75pt;margin-top:10.15pt;width:43.75pt;height:2.65pt;z-index:251980800;visibility:visible;mso-wrap-style:square;mso-wrap-distance-left:9pt;mso-wrap-distance-top:0;mso-wrap-distance-right:9pt;mso-wrap-distance-bottom:0;mso-position-horizontal:absolute;mso-position-horizontal-relative:text;mso-position-vertical:absolute;mso-position-vertical-relative:text" o:gfxdata="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">
-                <v:imagedata r:id="rId124" o:title=""/>
+              <v:shape w14:anchorId="23469395" id="Ink 323" o:spid="_x0000_s1026" type="#_x0000_t75" style="position:absolute;margin-left:87.75pt;margin-top:10.15pt;width:43.75pt;height:2.65pt;z-index:251980800;visibility:visible;mso-wrap-style:square;mso-wrap-distance-left:9pt;mso-wrap-distance-top:0;mso-wrap-distance-right:9pt;mso-wrap-distance-bottom:0;mso-position-horizontal:absolute;mso-position-horizontal-relative:text;mso-position-vertical:absolute;mso-position-vertical-relative:text" o:gfxdata="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">
+                <v:imagedata r:id="rId126" o:title=""/>
               </v:shape>
             </w:pict>
           </mc:Fallback>
@@ -3559,7 +3558,7 @@
                 <wp:cNvGraphicFramePr/>
                 <a:graphic xmlns:a="http://schemas.openxmlformats.org/drawingml/2006/main">
                   <a:graphicData uri="http://schemas.microsoft.com/office/word/2010/wordprocessingInk">
-                    <w14:contentPart bwMode="auto" r:id="rId125">
+                    <w14:contentPart bwMode="auto" r:id="rId127">
                       <w14:nvContentPartPr>
                         <w14:cNvContentPartPr/>
                       </w14:nvContentPartPr>
@@ -3575,8 +3574,8 @@
           </mc:Choice>
           <mc:Fallback>
             <w:pict>
-              <v:shape w14:anchorId="269D495F" id="Ink 322" o:spid="_x0000_s1026" type="#_x0000_t75" style="position:absolute;margin-left:12.85pt;margin-top:16.25pt;width:65.9pt;height:85.8pt;z-index:251979776;visibility:visible;mso-wrap-style:square;mso-wrap-distance-left:9pt;mso-wrap-distance-top:0;mso-wrap-distance-right:9pt;mso-wrap-distance-bottom:0;mso-position-horizontal:absolute;mso-position-horizontal-relative:text;mso-position-vertical:absolute;mso-position-vertical-relative:text" o:gfxdata="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">
-                <v:imagedata r:id="rId126" o:title=""/>
+              <v:shape w14:anchorId="7DB12589" id="Ink 322" o:spid="_x0000_s1026" type="#_x0000_t75" style="position:absolute;margin-left:12.85pt;margin-top:16.25pt;width:65.9pt;height:85.8pt;z-index:251979776;visibility:visible;mso-wrap-style:square;mso-wrap-distance-left:9pt;mso-wrap-distance-top:0;mso-wrap-distance-right:9pt;mso-wrap-distance-bottom:0;mso-position-horizontal:absolute;mso-position-horizontal-relative:text;mso-position-vertical:absolute;mso-position-vertical-relative:text" o:gfxdata="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">
+                <v:imagedata r:id="rId128" o:title=""/>
               </v:shape>
             </w:pict>
           </mc:Fallback>
@@ -3604,7 +3603,7 @@
                 <wp:cNvGraphicFramePr/>
                 <a:graphic xmlns:a="http://schemas.openxmlformats.org/drawingml/2006/main">
                   <a:graphicData uri="http://schemas.microsoft.com/office/word/2010/wordprocessingInk">
-                    <w14:contentPart bwMode="auto" r:id="rId127">
+                    <w14:contentPart bwMode="auto" r:id="rId129">
                       <w14:nvContentPartPr>
                         <w14:cNvContentPartPr/>
                       </w14:nvContentPartPr>
@@ -3620,8 +3619,8 @@
           </mc:Choice>
           <mc:Fallback>
             <w:pict>
-              <v:shape w14:anchorId="3CF08F78" id="Ink 308" o:spid="_x0000_s1026" type="#_x0000_t75" style="position:absolute;margin-left:30.95pt;margin-top:9.4pt;width:18.55pt;height:1.85pt;z-index:251965440;visibility:visible;mso-wrap-style:square;mso-wrap-distance-left:9pt;mso-wrap-distance-top:0;mso-wrap-distance-right:9pt;mso-wrap-distance-bottom:0;mso-position-horizontal:absolute;mso-position-horizontal-relative:text;mso-position-vertical:absolute;mso-position-vertical-relative:text" o:gfxdata="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">
-                <v:imagedata r:id="rId128" o:title=""/>
+              <v:shape w14:anchorId="257B9DEE" id="Ink 308" o:spid="_x0000_s1026" type="#_x0000_t75" style="position:absolute;margin-left:30.95pt;margin-top:9.4pt;width:18.55pt;height:1.85pt;z-index:251965440;visibility:visible;mso-wrap-style:square;mso-wrap-distance-left:9pt;mso-wrap-distance-top:0;mso-wrap-distance-right:9pt;mso-wrap-distance-bottom:0;mso-position-horizontal:absolute;mso-position-horizontal-relative:text;mso-position-vertical:absolute;mso-position-vertical-relative:text" o:gfxdata="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">
+                <v:imagedata r:id="rId130" o:title=""/>
               </v:shape>
             </w:pict>
           </mc:Fallback>
@@ -3683,7 +3682,7 @@
           </mc:Choice>
           <mc:Fallback>
             <w:pict>
-              <v:line w14:anchorId="31252126" id="Straight Connector 303" o:spid="_x0000_s1026" style="position:absolute;flip:y;z-index:251960320;visibility:visible;mso-wrap-style:square;mso-wrap-distance-left:9pt;mso-wrap-distance-top:0;mso-wrap-distance-right:9pt;mso-wrap-distance-bottom:0;mso-position-horizontal:absolute;mso-position-horizontal-relative:text;mso-position-vertical:absolute;mso-position-vertical-relative:text" from="311.5pt,68.4pt" to="490.1pt,68.8pt" o:gfxdata="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" strokecolor="#4472c4 [3204]" strokeweight=".5pt">
+              <v:line w14:anchorId="0E1CB1EA" id="Straight Connector 303" o:spid="_x0000_s1026" style="position:absolute;flip:y;z-index:251960320;visibility:visible;mso-wrap-style:square;mso-wrap-distance-left:9pt;mso-wrap-distance-top:0;mso-wrap-distance-right:9pt;mso-wrap-distance-bottom:0;mso-position-horizontal:absolute;mso-position-horizontal-relative:text;mso-position-vertical:absolute;mso-position-vertical-relative:text" from="311.5pt,68.4pt" to="490.1pt,68.8pt" o:gfxdata="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" strokecolor="#4472c4 [3204]" strokeweight=".5pt">
                 <v:stroke joinstyle="miter"/>
               </v:line>
             </w:pict>
@@ -3740,7 +3739,6 @@
         <w:rPr>
           <w:noProof/>
         </w:rPr>
-        <w:lastRenderedPageBreak/>
         <mc:AlternateContent>
           <mc:Choice Requires="wpi">
             <w:drawing>
@@ -3759,7 +3757,7 @@
                 <wp:cNvGraphicFramePr/>
                 <a:graphic xmlns:a="http://schemas.openxmlformats.org/drawingml/2006/main">
                   <a:graphicData uri="http://schemas.microsoft.com/office/word/2010/wordprocessingInk">
-                    <w14:contentPart bwMode="auto" r:id="rId129">
+                    <w14:contentPart bwMode="auto" r:id="rId131">
                       <w14:nvContentPartPr>
                         <w14:cNvContentPartPr/>
                       </w14:nvContentPartPr>
@@ -3775,8 +3773,8 @@
           </mc:Choice>
           <mc:Fallback>
             <w:pict>
-              <v:shape w14:anchorId="7E75CC91" id="Ink 541" o:spid="_x0000_s1026" type="#_x0000_t75" style="position:absolute;margin-left:-43.15pt;margin-top:42.25pt;width:370.4pt;height:66.9pt;z-index:252204032;visibility:visible;mso-wrap-style:square;mso-wrap-distance-left:9pt;mso-wrap-distance-top:0;mso-wrap-distance-right:9pt;mso-wrap-distance-bottom:0;mso-position-horizontal:absolute;mso-position-horizontal-relative:text;mso-position-vertical:absolute;mso-position-vertical-relative:text" o:gfxdata="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">
-                <v:imagedata r:id="rId130" o:title=""/>
+              <v:shape w14:anchorId="465D571D" id="Ink 541" o:spid="_x0000_s1026" type="#_x0000_t75" style="position:absolute;margin-left:-43.15pt;margin-top:42.25pt;width:370.4pt;height:66.9pt;z-index:252204032;visibility:visible;mso-wrap-style:square;mso-wrap-distance-left:9pt;mso-wrap-distance-top:0;mso-wrap-distance-right:9pt;mso-wrap-distance-bottom:0;mso-position-horizontal:absolute;mso-position-horizontal-relative:text;mso-position-vertical:absolute;mso-position-vertical-relative:text" o:gfxdata="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">
+                <v:imagedata r:id="rId132" o:title=""/>
               </v:shape>
             </w:pict>
           </mc:Fallback>
@@ -3804,7 +3802,7 @@
                 <wp:cNvGraphicFramePr/>
                 <a:graphic xmlns:a="http://schemas.openxmlformats.org/drawingml/2006/main">
                   <a:graphicData uri="http://schemas.microsoft.com/office/word/2010/wordprocessingInk">
-                    <w14:contentPart bwMode="auto" r:id="rId131">
+                    <w14:contentPart bwMode="auto" r:id="rId133">
                       <w14:nvContentPartPr>
                         <w14:cNvContentPartPr/>
                       </w14:nvContentPartPr>
@@ -3820,8 +3818,8 @@
           </mc:Choice>
           <mc:Fallback>
             <w:pict>
-              <v:shape w14:anchorId="25ED6A02" id="Ink 533" o:spid="_x0000_s1026" type="#_x0000_t75" style="position:absolute;margin-left:203.8pt;margin-top:114.4pt;width:1pt;height:1.2pt;z-index:252195840;visibility:visible;mso-wrap-style:square;mso-wrap-distance-left:9pt;mso-wrap-distance-top:0;mso-wrap-distance-right:9pt;mso-wrap-distance-bottom:0;mso-position-horizontal:absolute;mso-position-horizontal-relative:text;mso-position-vertical:absolute;mso-position-vertical-relative:text" o:gfxdata="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">
-                <v:imagedata r:id="rId132" o:title=""/>
+              <v:shape w14:anchorId="12BB4936" id="Ink 533" o:spid="_x0000_s1026" type="#_x0000_t75" style="position:absolute;margin-left:203.8pt;margin-top:114.4pt;width:1pt;height:1.2pt;z-index:252195840;visibility:visible;mso-wrap-style:square;mso-wrap-distance-left:9pt;mso-wrap-distance-top:0;mso-wrap-distance-right:9pt;mso-wrap-distance-bottom:0;mso-position-horizontal:absolute;mso-position-horizontal-relative:text;mso-position-vertical:absolute;mso-position-vertical-relative:text" o:gfxdata="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">
+                <v:imagedata r:id="rId134" o:title=""/>
               </v:shape>
             </w:pict>
           </mc:Fallback>
@@ -3849,7 +3847,7 @@
                 <wp:cNvGraphicFramePr/>
                 <a:graphic xmlns:a="http://schemas.openxmlformats.org/drawingml/2006/main">
                   <a:graphicData uri="http://schemas.microsoft.com/office/word/2010/wordprocessingInk">
-                    <w14:contentPart bwMode="auto" r:id="rId133">
+                    <w14:contentPart bwMode="auto" r:id="rId135">
                       <w14:nvContentPartPr>
                         <w14:cNvContentPartPr/>
                       </w14:nvContentPartPr>
@@ -3865,8 +3863,8 @@
           </mc:Choice>
           <mc:Fallback>
             <w:pict>
-              <v:shape w14:anchorId="3A84917F" id="Ink 532" o:spid="_x0000_s1026" type="#_x0000_t75" style="position:absolute;margin-left:-48.65pt;margin-top:-8.1pt;width:214pt;height:110.75pt;z-index:252194816;visibility:visible;mso-wrap-style:square;mso-wrap-distance-left:9pt;mso-wrap-distance-top:0;mso-wrap-distance-right:9pt;mso-wrap-distance-bottom:0;mso-position-horizontal:absolute;mso-position-horizontal-relative:text;mso-position-vertical:absolute;mso-position-vertical-relative:text" o:gfxdata="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">
-                <v:imagedata r:id="rId134" o:title=""/>
+              <v:shape w14:anchorId="1115AF38" id="Ink 532" o:spid="_x0000_s1026" type="#_x0000_t75" style="position:absolute;margin-left:-48.65pt;margin-top:-8.1pt;width:214pt;height:110.75pt;z-index:252194816;visibility:visible;mso-wrap-style:square;mso-wrap-distance-left:9pt;mso-wrap-distance-top:0;mso-wrap-distance-right:9pt;mso-wrap-distance-bottom:0;mso-position-horizontal:absolute;mso-position-horizontal-relative:text;mso-position-vertical:absolute;mso-position-vertical-relative:text" o:gfxdata="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">
+                <v:imagedata r:id="rId136" o:title=""/>
               </v:shape>
             </w:pict>
           </mc:Fallback>
@@ -3894,7 +3892,7 @@
                 <wp:cNvGraphicFramePr/>
                 <a:graphic xmlns:a="http://schemas.openxmlformats.org/drawingml/2006/main">
                   <a:graphicData uri="http://schemas.microsoft.com/office/word/2010/wordprocessingInk">
-                    <w14:contentPart bwMode="auto" r:id="rId135">
+                    <w14:contentPart bwMode="auto" r:id="rId137">
                       <w14:nvContentPartPr>
                         <w14:cNvContentPartPr/>
                       </w14:nvContentPartPr>
@@ -3910,8 +3908,8 @@
           </mc:Choice>
           <mc:Fallback>
             <w:pict>
-              <v:shape w14:anchorId="1914F2F7" id="Ink 531" o:spid="_x0000_s1026" type="#_x0000_t75" style="position:absolute;margin-left:-46.7pt;margin-top:-49.2pt;width:545.85pt;height:209pt;z-index:252193792;visibility:visible;mso-wrap-style:square;mso-wrap-distance-left:9pt;mso-wrap-distance-top:0;mso-wrap-distance-right:9pt;mso-wrap-distance-bottom:0;mso-position-horizontal:absolute;mso-position-horizontal-relative:text;mso-position-vertical:absolute;mso-position-vertical-relative:text" o:gfxdata="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">
-                <v:imagedata r:id="rId136" o:title=""/>
+              <v:shape w14:anchorId="289E1E3D" id="Ink 531" o:spid="_x0000_s1026" type="#_x0000_t75" style="position:absolute;margin-left:-46.7pt;margin-top:-49.2pt;width:545.85pt;height:209pt;z-index:252193792;visibility:visible;mso-wrap-style:square;mso-wrap-distance-left:9pt;mso-wrap-distance-top:0;mso-wrap-distance-right:9pt;mso-wrap-distance-bottom:0;mso-position-horizontal:absolute;mso-position-horizontal-relative:text;mso-position-vertical:absolute;mso-position-vertical-relative:text" o:gfxdata="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">
+                <v:imagedata r:id="rId138" o:title=""/>
               </v:shape>
             </w:pict>
           </mc:Fallback>
@@ -3939,7 +3937,7 @@
                 <wp:cNvGraphicFramePr/>
                 <a:graphic xmlns:a="http://schemas.openxmlformats.org/drawingml/2006/main">
                   <a:graphicData uri="http://schemas.microsoft.com/office/word/2010/wordprocessingInk">
-                    <w14:contentPart bwMode="auto" r:id="rId137">
+                    <w14:contentPart bwMode="auto" r:id="rId139">
                       <w14:nvContentPartPr>
                         <w14:cNvContentPartPr/>
                       </w14:nvContentPartPr>
@@ -3955,8 +3953,8 @@
           </mc:Choice>
           <mc:Fallback>
             <w:pict>
-              <v:shape w14:anchorId="35C8BCAD" id="Ink 499" o:spid="_x0000_s1026" type="#_x0000_t75" style="position:absolute;margin-left:378.9pt;margin-top:-.3pt;width:5.8pt;height:5.7pt;z-index:252161024;visibility:visible;mso-wrap-style:square;mso-wrap-distance-left:9pt;mso-wrap-distance-top:0;mso-wrap-distance-right:9pt;mso-wrap-distance-bottom:0;mso-position-horizontal:absolute;mso-position-horizontal-relative:text;mso-position-vertical:absolute;mso-position-vertical-relative:text" o:gfxdata="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">
-                <v:imagedata r:id="rId138" o:title=""/>
+              <v:shape w14:anchorId="488CE7DD" id="Ink 499" o:spid="_x0000_s1026" type="#_x0000_t75" style="position:absolute;margin-left:378.9pt;margin-top:-.3pt;width:5.8pt;height:5.7pt;z-index:252161024;visibility:visible;mso-wrap-style:square;mso-wrap-distance-left:9pt;mso-wrap-distance-top:0;mso-wrap-distance-right:9pt;mso-wrap-distance-bottom:0;mso-position-horizontal:absolute;mso-position-horizontal-relative:text;mso-position-vertical:absolute;mso-position-vertical-relative:text" o:gfxdata="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">
+                <v:imagedata r:id="rId140" o:title=""/>
               </v:shape>
             </w:pict>
           </mc:Fallback>
@@ -3984,7 +3982,7 @@
                 <wp:cNvGraphicFramePr/>
                 <a:graphic xmlns:a="http://schemas.openxmlformats.org/drawingml/2006/main">
                   <a:graphicData uri="http://schemas.microsoft.com/office/word/2010/wordprocessingInk">
-                    <w14:contentPart bwMode="auto" r:id="rId139">
+                    <w14:contentPart bwMode="auto" r:id="rId141">
                       <w14:nvContentPartPr>
                         <w14:cNvContentPartPr/>
                       </w14:nvContentPartPr>
@@ -4000,8 +3998,8 @@
           </mc:Choice>
           <mc:Fallback>
             <w:pict>
-              <v:shape w14:anchorId="550982D4" id="Ink 492" o:spid="_x0000_s1026" type="#_x0000_t75" style="position:absolute;margin-left:376.2pt;margin-top:1.3pt;width:1.65pt;height:2pt;z-index:252153856;visibility:visible;mso-wrap-style:square;mso-wrap-distance-left:9pt;mso-wrap-distance-top:0;mso-wrap-distance-right:9pt;mso-wrap-distance-bottom:0;mso-position-horizontal:absolute;mso-position-horizontal-relative:text;mso-position-vertical:absolute;mso-position-vertical-relative:text" o:gfxdata="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">
-                <v:imagedata r:id="rId140" o:title=""/>
+              <v:shape w14:anchorId="13B84EF3" id="Ink 492" o:spid="_x0000_s1026" type="#_x0000_t75" style="position:absolute;margin-left:376.2pt;margin-top:1.3pt;width:1.65pt;height:2pt;z-index:252153856;visibility:visible;mso-wrap-style:square;mso-wrap-distance-left:9pt;mso-wrap-distance-top:0;mso-wrap-distance-right:9pt;mso-wrap-distance-bottom:0;mso-position-horizontal:absolute;mso-position-horizontal-relative:text;mso-position-vertical:absolute;mso-position-vertical-relative:text" o:gfxdata="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">
+                <v:imagedata r:id="rId142" o:title=""/>
               </v:shape>
             </w:pict>
           </mc:Fallback>
@@ -4029,7 +4027,7 @@
                 <wp:cNvGraphicFramePr/>
                 <a:graphic xmlns:a="http://schemas.openxmlformats.org/drawingml/2006/main">
                   <a:graphicData uri="http://schemas.microsoft.com/office/word/2010/wordprocessingInk">
-                    <w14:contentPart bwMode="auto" r:id="rId141">
+                    <w14:contentPart bwMode="auto" r:id="rId143">
                       <w14:nvContentPartPr>
                         <w14:cNvContentPartPr/>
                       </w14:nvContentPartPr>
@@ -4045,8 +4043,8 @@
           </mc:Choice>
           <mc:Fallback>
             <w:pict>
-              <v:shape w14:anchorId="2BD87E9E" id="Ink 491" o:spid="_x0000_s1026" type="#_x0000_t75" style="position:absolute;margin-left:99.3pt;margin-top:24.05pt;width:1.5pt;height:1.45pt;z-index:252152832;visibility:visible;mso-wrap-style:square;mso-wrap-distance-left:9pt;mso-wrap-distance-top:0;mso-wrap-distance-right:9pt;mso-wrap-distance-bottom:0;mso-position-horizontal:absolute;mso-position-horizontal-relative:text;mso-position-vertical:absolute;mso-position-vertical-relative:text" o:gfxdata="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">
-                <v:imagedata r:id="rId142" o:title=""/>
+              <v:shape w14:anchorId="1346DE61" id="Ink 491" o:spid="_x0000_s1026" type="#_x0000_t75" style="position:absolute;margin-left:99.3pt;margin-top:24.05pt;width:1.55pt;height:1.45pt;z-index:252152832;visibility:visible;mso-wrap-style:square;mso-wrap-distance-left:9pt;mso-wrap-distance-top:0;mso-wrap-distance-right:9pt;mso-wrap-distance-bottom:0;mso-position-horizontal:absolute;mso-position-horizontal-relative:text;mso-position-vertical:absolute;mso-position-vertical-relative:text" o:gfxdata="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">
+                <v:imagedata r:id="rId144" o:title=""/>
               </v:shape>
             </w:pict>
           </mc:Fallback>
@@ -4074,7 +4072,7 @@
                 <wp:cNvGraphicFramePr/>
                 <a:graphic xmlns:a="http://schemas.openxmlformats.org/drawingml/2006/main">
                   <a:graphicData uri="http://schemas.microsoft.com/office/word/2010/wordprocessingInk">
-                    <w14:contentPart bwMode="auto" r:id="rId143">
+                    <w14:contentPart bwMode="auto" r:id="rId145">
                       <w14:nvContentPartPr>
                         <w14:cNvContentPartPr/>
                       </w14:nvContentPartPr>
@@ -4090,8 +4088,8 @@
           </mc:Choice>
           <mc:Fallback>
             <w:pict>
-              <v:shape w14:anchorId="3AE97B81" id="Ink 487" o:spid="_x0000_s1026" type="#_x0000_t75" style="position:absolute;margin-left:336.7pt;margin-top:21.25pt;width:83pt;height:35.25pt;z-index:252148736;visibility:visible;mso-wrap-style:square;mso-wrap-distance-left:9pt;mso-wrap-distance-top:0;mso-wrap-distance-right:9pt;mso-wrap-distance-bottom:0;mso-position-horizontal:absolute;mso-position-horizontal-relative:text;mso-position-vertical:absolute;mso-position-vertical-relative:text" o:gfxdata="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">
-                <v:imagedata r:id="rId144" o:title=""/>
+              <v:shape w14:anchorId="0911B2A1" id="Ink 487" o:spid="_x0000_s1026" type="#_x0000_t75" style="position:absolute;margin-left:336.7pt;margin-top:21.25pt;width:83pt;height:35.25pt;z-index:252148736;visibility:visible;mso-wrap-style:square;mso-wrap-distance-left:9pt;mso-wrap-distance-top:0;mso-wrap-distance-right:9pt;mso-wrap-distance-bottom:0;mso-position-horizontal:absolute;mso-position-horizontal-relative:text;mso-position-vertical:absolute;mso-position-vertical-relative:text" o:gfxdata="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">
+                <v:imagedata r:id="rId146" o:title=""/>
               </v:shape>
             </w:pict>
           </mc:Fallback>
@@ -4119,7 +4117,7 @@
                 <wp:cNvGraphicFramePr/>
                 <a:graphic xmlns:a="http://schemas.openxmlformats.org/drawingml/2006/main">
                   <a:graphicData uri="http://schemas.microsoft.com/office/word/2010/wordprocessingInk">
-                    <w14:contentPart bwMode="auto" r:id="rId145">
+                    <w14:contentPart bwMode="auto" r:id="rId147">
                       <w14:nvContentPartPr>
                         <w14:cNvContentPartPr/>
                       </w14:nvContentPartPr>
@@ -4135,8 +4133,8 @@
           </mc:Choice>
           <mc:Fallback>
             <w:pict>
-              <v:shape w14:anchorId="1B2C0414" id="Ink 479" o:spid="_x0000_s1026" type="#_x0000_t75" style="position:absolute;margin-left:109.95pt;margin-top:72.6pt;width:43.35pt;height:2.3pt;z-index:252140544;visibility:visible;mso-wrap-style:square;mso-wrap-distance-left:9pt;mso-wrap-distance-top:0;mso-wrap-distance-right:9pt;mso-wrap-distance-bottom:0;mso-position-horizontal:absolute;mso-position-horizontal-relative:text;mso-position-vertical:absolute;mso-position-vertical-relative:text" o:gfxdata="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">
-                <v:imagedata r:id="rId146" o:title=""/>
+              <v:shape w14:anchorId="450C6DE6" id="Ink 479" o:spid="_x0000_s1026" type="#_x0000_t75" style="position:absolute;margin-left:109.95pt;margin-top:72.6pt;width:43.35pt;height:2.3pt;z-index:252140544;visibility:visible;mso-wrap-style:square;mso-wrap-distance-left:9pt;mso-wrap-distance-top:0;mso-wrap-distance-right:9pt;mso-wrap-distance-bottom:0;mso-position-horizontal:absolute;mso-position-horizontal-relative:text;mso-position-vertical:absolute;mso-position-vertical-relative:text" o:gfxdata="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">
+                <v:imagedata r:id="rId148" o:title=""/>
               </v:shape>
             </w:pict>
           </mc:Fallback>
@@ -4164,7 +4162,7 @@
                 <wp:cNvGraphicFramePr/>
                 <a:graphic xmlns:a="http://schemas.openxmlformats.org/drawingml/2006/main">
                   <a:graphicData uri="http://schemas.microsoft.com/office/word/2010/wordprocessingInk">
-                    <w14:contentPart bwMode="auto" r:id="rId147">
+                    <w14:contentPart bwMode="auto" r:id="rId149">
                       <w14:nvContentPartPr>
                         <w14:cNvContentPartPr/>
                       </w14:nvContentPartPr>
@@ -4180,14 +4178,17 @@
           </mc:Choice>
           <mc:Fallback>
             <w:pict>
-              <v:shape w14:anchorId="48EA9311" id="Ink 465" o:spid="_x0000_s1026" type="#_x0000_t75" style="position:absolute;margin-left:63.3pt;margin-top:31.4pt;width:23.4pt;height:2.4pt;z-index:252126208;visibility:visible;mso-wrap-style:square;mso-wrap-distance-left:9pt;mso-wrap-distance-top:0;mso-wrap-distance-right:9pt;mso-wrap-distance-bottom:0;mso-position-horizontal:absolute;mso-position-horizontal-relative:text;mso-position-vertical:absolute;mso-position-vertical-relative:text" o:gfxdata="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">
-                <v:imagedata r:id="rId148" o:title=""/>
+              <v:shape w14:anchorId="799DF9E1" id="Ink 465" o:spid="_x0000_s1026" type="#_x0000_t75" style="position:absolute;margin-left:63.3pt;margin-top:31.4pt;width:23.4pt;height:2.4pt;z-index:252126208;visibility:visible;mso-wrap-style:square;mso-wrap-distance-left:9pt;mso-wrap-distance-top:0;mso-wrap-distance-right:9pt;mso-wrap-distance-bottom:0;mso-position-horizontal:absolute;mso-position-horizontal-relative:text;mso-position-vertical:absolute;mso-position-vertical-relative:text" o:gfxdata="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">
+                <v:imagedata r:id="rId150" o:title=""/>
               </v:shape>
             </w:pict>
           </mc:Fallback>
         </mc:AlternateContent>
       </w:r>
       <w:r>
+        <w:rPr>
+          <w:noProof/>
+        </w:rPr>
         <w:drawing>
           <wp:inline distT="0" distB="0" distL="0" distR="0" wp14:anchorId="161412EF" wp14:editId="1DA09C52">
             <wp:extent cx="2968133" cy="1778000"/>
@@ -4204,7 +4205,7 @@
                     <pic:cNvPicPr/>
                   </pic:nvPicPr>
                   <pic:blipFill>
-                    <a:blip r:embed="rId149"/>
+                    <a:blip r:embed="rId151"/>
                     <a:stretch>
                       <a:fillRect/>
                     </a:stretch>
@@ -4290,7 +4291,7 @@
                 <wp:cNvGraphicFramePr/>
                 <a:graphic xmlns:a="http://schemas.openxmlformats.org/drawingml/2006/main">
                   <a:graphicData uri="http://schemas.microsoft.com/office/word/2010/wordprocessingInk">
-                    <w14:contentPart bwMode="auto" r:id="rId150">
+                    <w14:contentPart bwMode="auto" r:id="rId152">
                       <w14:nvContentPartPr>
                         <w14:cNvContentPartPr/>
                       </w14:nvContentPartPr>
@@ -4306,8 +4307,8 @@
           </mc:Choice>
           <mc:Fallback>
             <w:pict>
-              <v:shape w14:anchorId="28B6E4BB" id="Ink 632" o:spid="_x0000_s1026" type="#_x0000_t75" style="position:absolute;margin-left:-2.7pt;margin-top:169.65pt;width:95.9pt;height:70.6pt;z-index:252296192;visibility:visible;mso-wrap-style:square;mso-wrap-distance-left:9pt;mso-wrap-distance-top:0;mso-wrap-distance-right:9pt;mso-wrap-distance-bottom:0;mso-position-horizontal:absolute;mso-position-horizontal-relative:text;mso-position-vertical:absolute;mso-position-vertical-relative:text" o:gfxdata="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">
-                <v:imagedata r:id="rId151" o:title=""/>
+              <v:shape w14:anchorId="4BE54609" id="Ink 632" o:spid="_x0000_s1026" type="#_x0000_t75" style="position:absolute;margin-left:-2.7pt;margin-top:169.65pt;width:95.9pt;height:70.6pt;z-index:252296192;visibility:visible;mso-wrap-style:square;mso-wrap-distance-left:9pt;mso-wrap-distance-top:0;mso-wrap-distance-right:9pt;mso-wrap-distance-bottom:0;mso-position-horizontal:absolute;mso-position-horizontal-relative:text;mso-position-vertical:absolute;mso-position-vertical-relative:text" o:gfxdata="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">
+                <v:imagedata r:id="rId153" o:title=""/>
               </v:shape>
             </w:pict>
           </mc:Fallback>
@@ -4335,7 +4336,7 @@
                 <wp:cNvGraphicFramePr/>
                 <a:graphic xmlns:a="http://schemas.openxmlformats.org/drawingml/2006/main">
                   <a:graphicData uri="http://schemas.microsoft.com/office/word/2010/wordprocessingInk">
-                    <w14:contentPart bwMode="auto" r:id="rId152">
+                    <w14:contentPart bwMode="auto" r:id="rId154">
                       <w14:nvContentPartPr>
                         <w14:cNvContentPartPr/>
                       </w14:nvContentPartPr>
@@ -4351,8 +4352,8 @@
           </mc:Choice>
           <mc:Fallback>
             <w:pict>
-              <v:shape w14:anchorId="3FBE94C9" id="Ink 611" o:spid="_x0000_s1026" type="#_x0000_t75" style="position:absolute;margin-left:-44.25pt;margin-top:54.4pt;width:192.8pt;height:100.65pt;z-index:252274688;visibility:visible;mso-wrap-style:square;mso-wrap-distance-left:9pt;mso-wrap-distance-top:0;mso-wrap-distance-right:9pt;mso-wrap-distance-bottom:0;mso-position-horizontal:absolute;mso-position-horizontal-relative:text;mso-position-vertical:absolute;mso-position-vertical-relative:text" o:gfxdata="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">
-                <v:imagedata r:id="rId153" o:title=""/>
+              <v:shape w14:anchorId="4FC08E80" id="Ink 611" o:spid="_x0000_s1026" type="#_x0000_t75" style="position:absolute;margin-left:-44.25pt;margin-top:54.4pt;width:192.8pt;height:100.65pt;z-index:252274688;visibility:visible;mso-wrap-style:square;mso-wrap-distance-left:9pt;mso-wrap-distance-top:0;mso-wrap-distance-right:9pt;mso-wrap-distance-bottom:0;mso-position-horizontal:absolute;mso-position-horizontal-relative:text;mso-position-vertical:absolute;mso-position-vertical-relative:text" o:gfxdata="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">
+                <v:imagedata r:id="rId155" o:title=""/>
               </v:shape>
             </w:pict>
           </mc:Fallback>
@@ -4380,7 +4381,7 @@
                 <wp:cNvGraphicFramePr/>
                 <a:graphic xmlns:a="http://schemas.openxmlformats.org/drawingml/2006/main">
                   <a:graphicData uri="http://schemas.microsoft.com/office/word/2010/wordprocessingInk">
-                    <w14:contentPart bwMode="auto" r:id="rId154">
+                    <w14:contentPart bwMode="auto" r:id="rId156">
                       <w14:nvContentPartPr>
                         <w14:cNvContentPartPr/>
                       </w14:nvContentPartPr>
@@ -4396,8 +4397,8 @@
           </mc:Choice>
           <mc:Fallback>
             <w:pict>
-              <v:shape w14:anchorId="110398D8" id="Ink 594" o:spid="_x0000_s1026" type="#_x0000_t75" style="position:absolute;margin-left:47.2pt;margin-top:140.65pt;width:16.45pt;height:7.65pt;z-index:252257280;visibility:visible;mso-wrap-style:square;mso-wrap-distance-left:9pt;mso-wrap-distance-top:0;mso-wrap-distance-right:9pt;mso-wrap-distance-bottom:0;mso-position-horizontal:absolute;mso-position-horizontal-relative:text;mso-position-vertical:absolute;mso-position-vertical-relative:text" o:gfxdata="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">
-                <v:imagedata r:id="rId155" o:title=""/>
+              <v:shape w14:anchorId="00128000" id="Ink 594" o:spid="_x0000_s1026" type="#_x0000_t75" style="position:absolute;margin-left:47.2pt;margin-top:140.65pt;width:16.45pt;height:7.65pt;z-index:252257280;visibility:visible;mso-wrap-style:square;mso-wrap-distance-left:9pt;mso-wrap-distance-top:0;mso-wrap-distance-right:9pt;mso-wrap-distance-bottom:0;mso-position-horizontal:absolute;mso-position-horizontal-relative:text;mso-position-vertical:absolute;mso-position-vertical-relative:text" o:gfxdata="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">
+                <v:imagedata r:id="rId157" o:title=""/>
               </v:shape>
             </w:pict>
           </mc:Fallback>
@@ -4425,7 +4426,7 @@
                 <wp:cNvGraphicFramePr/>
                 <a:graphic xmlns:a="http://schemas.openxmlformats.org/drawingml/2006/main">
                   <a:graphicData uri="http://schemas.microsoft.com/office/word/2010/wordprocessingInk">
-                    <w14:contentPart bwMode="auto" r:id="rId156">
+                    <w14:contentPart bwMode="auto" r:id="rId158">
                       <w14:nvContentPartPr>
                         <w14:cNvContentPartPr/>
                       </w14:nvContentPartPr>
@@ -4441,8 +4442,8 @@
           </mc:Choice>
           <mc:Fallback>
             <w:pict>
-              <v:shape w14:anchorId="2B358E34" id="Ink 591" o:spid="_x0000_s1026" type="#_x0000_t75" style="position:absolute;margin-left:216.8pt;margin-top:68.25pt;width:125.25pt;height:81.4pt;z-index:252254208;visibility:visible;mso-wrap-style:square;mso-wrap-distance-left:9pt;mso-wrap-distance-top:0;mso-wrap-distance-right:9pt;mso-wrap-distance-bottom:0;mso-position-horizontal:absolute;mso-position-horizontal-relative:text;mso-position-vertical:absolute;mso-position-vertical-relative:text" o:gfxdata="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">
-                <v:imagedata r:id="rId157" o:title=""/>
+              <v:shape w14:anchorId="735E43C0" id="Ink 591" o:spid="_x0000_s1026" type="#_x0000_t75" style="position:absolute;margin-left:216.8pt;margin-top:68.25pt;width:125.25pt;height:81.4pt;z-index:252254208;visibility:visible;mso-wrap-style:square;mso-wrap-distance-left:9pt;mso-wrap-distance-top:0;mso-wrap-distance-right:9pt;mso-wrap-distance-bottom:0;mso-position-horizontal:absolute;mso-position-horizontal-relative:text;mso-position-vertical:absolute;mso-position-vertical-relative:text" o:gfxdata="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">
+                <v:imagedata r:id="rId159" o:title=""/>
               </v:shape>
             </w:pict>
           </mc:Fallback>
@@ -4470,7 +4471,7 @@
                 <wp:cNvGraphicFramePr/>
                 <a:graphic xmlns:a="http://schemas.openxmlformats.org/drawingml/2006/main">
                   <a:graphicData uri="http://schemas.microsoft.com/office/word/2010/wordprocessingInk">
-                    <w14:contentPart bwMode="auto" r:id="rId158">
+                    <w14:contentPart bwMode="auto" r:id="rId160">
                       <w14:nvContentPartPr>
                         <w14:cNvContentPartPr/>
                       </w14:nvContentPartPr>
@@ -4486,8 +4487,8 @@
           </mc:Choice>
           <mc:Fallback>
             <w:pict>
-              <v:shape w14:anchorId="3D77E673" id="Ink 571" o:spid="_x0000_s1026" type="#_x0000_t75" style="position:absolute;margin-left:188.65pt;margin-top:6.5pt;width:315.55pt;height:197.25pt;z-index:252233728;visibility:visible;mso-wrap-style:square;mso-wrap-distance-left:9pt;mso-wrap-distance-top:0;mso-wrap-distance-right:9pt;mso-wrap-distance-bottom:0;mso-position-horizontal:absolute;mso-position-horizontal-relative:text;mso-position-vertical:absolute;mso-position-vertical-relative:text" o:gfxdata="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">
-                <v:imagedata r:id="rId159" o:title=""/>
+              <v:shape w14:anchorId="1688739E" id="Ink 571" o:spid="_x0000_s1026" type="#_x0000_t75" style="position:absolute;margin-left:188.65pt;margin-top:6.5pt;width:315.55pt;height:197.25pt;z-index:252233728;visibility:visible;mso-wrap-style:square;mso-wrap-distance-left:9pt;mso-wrap-distance-top:0;mso-wrap-distance-right:9pt;mso-wrap-distance-bottom:0;mso-position-horizontal:absolute;mso-position-horizontal-relative:text;mso-position-vertical:absolute;mso-position-vertical-relative:text" o:gfxdata="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">
+                <v:imagedata r:id="rId161" o:title=""/>
               </v:shape>
             </w:pict>
           </mc:Fallback>
@@ -4519,6 +4520,7 @@
       </w:r>
     </w:p>
     <w:sectPr>
+      <w:headerReference w:type="default" r:id="rId162"/>
       <w:pgSz w:w="11906" w:h="16838"/>
       <w:pgMar w:top="1440" w:right="1440" w:bottom="1440" w:left="1440" w:header="708" w:footer="708" w:gutter="0"/>
       <w:cols w:space="708"/>
@@ -4526,6 +4528,75 @@
     </w:sectPr>
   </w:body>
 </w:document>
+</file>
+
+<file path=word/endnotes.xml><?xml version="1.0" encoding="utf-8"?>
+<w:endnotes xmlns:wpc="http://schemas.microsoft.com/office/word/2010/wordprocessingCanvas" xmlns:cx="http://schemas.microsoft.com/office/drawing/2014/chartex" xmlns:cx1="http://schemas.microsoft.com/office/drawing/2015/9/8/chartex" xmlns:cx2="http://schemas.microsoft.com/office/drawing/2015/10/21/chartex" xmlns:cx3="http://schemas.microsoft.com/office/drawing/2016/5/9/chartex" xmlns:cx4="http://schemas.microsoft.com/office/drawing/2016/5/10/chartex" xmlns:cx5="http://schemas.microsoft.com/office/drawing/2016/5/11/chartex" xmlns:cx6="http://schemas.microsoft.com/office/drawing/2016/5/12/chartex" xmlns:cx7="http://schemas.microsoft.com/office/drawing/2016/5/13/chartex" xmlns:cx8="http://schemas.microsoft.com/office/drawing/2016/5/14/chartex" xmlns:mc="http://schemas.openxmlformats.org/markup-compatibility/2006" xmlns:aink="http://schemas.microsoft.com/office/drawing/2016/ink" xmlns:am3d="http://schemas.microsoft.com/office/drawing/2017/model3d" xmlns:o="urn:schemas-microsoft-com:office:office" xmlns:oel="http://schemas.microsoft.com/office/2019/extlst" xmlns:r="http://schemas.openxmlformats.org/officeDocument/2006/relationships" xmlns:m="http://schemas.openxmlformats.org/officeDocument/2006/math" xmlns:v="urn:schemas-microsoft-com:vml" xmlns:wp14="http://schemas.microsoft.com/office/word/2010/wordprocessingDrawing" xmlns:wp="http://schemas.openxmlformats.org/drawingml/2006/wordprocessingDrawing" xmlns:w10="urn:schemas-microsoft-com:office:word" xmlns:w="http://schemas.openxmlformats.org/wordprocessingml/2006/main" xmlns:w14="http://schemas.microsoft.com/office/word/2010/wordml" xmlns:w15="http://schemas.microsoft.com/office/word/2012/wordml" xmlns:w16cex="http://schemas.microsoft.com/office/word/2018/wordml/cex" xmlns:w16cid="http://schemas.microsoft.com/office/word/2016/wordml/cid" xmlns:w16="http://schemas.microsoft.com/office/word/2018/wordml" xmlns:w16du="http://schemas.microsoft.com/office/word/2023/wordml/word16du" xmlns:w16sdtdh="http://schemas.microsoft.com/office/word/2020/wordml/sdtdatahash" xmlns:w16sdtfl="http://schemas.microsoft.com/office/word/2024/wordml/sdtformatlock" xmlns:w16se="http://schemas.microsoft.com/office/word/2015/wordml/symex" xmlns:wpg="http://schemas.microsoft.com/office/word/2010/wordprocessingGroup" xmlns:wpi="http://schemas.microsoft.com/office/word/2010/wordprocessingInk" xmlns:wne="http://schemas.microsoft.com/office/word/2006/wordml" xmlns:wps="http://schemas.microsoft.com/office/word/2010/wordprocessingShape" mc:Ignorable="w14 w15 w16se w16cid w16 w16cex w16sdtdh w16sdtfl w16du wp14">
+  <w:endnote w:type="separator" w:id="-1">
+    <w:p>
+      <w:pPr>
+        <w:spacing w:after="0" w:line="240" w:lineRule="auto"/>
+      </w:pPr>
+      <w:r>
+        <w:separator/>
+      </w:r>
+    </w:p>
+  </w:endnote>
+  <w:endnote w:type="continuationSeparator" w:id="0">
+    <w:p>
+      <w:pPr>
+        <w:spacing w:after="0" w:line="240" w:lineRule="auto"/>
+      </w:pPr>
+      <w:r>
+        <w:continuationSeparator/>
+      </w:r>
+    </w:p>
+  </w:endnote>
+</w:endnotes>
+</file>
+
+<file path=word/footnotes.xml><?xml version="1.0" encoding="utf-8"?>
+<w:footnotes xmlns:wpc="http://schemas.microsoft.com/office/word/2010/wordprocessingCanvas" xmlns:cx="http://schemas.microsoft.com/office/drawing/2014/chartex" xmlns:cx1="http://schemas.microsoft.com/office/drawing/2015/9/8/chartex" xmlns:cx2="http://schemas.microsoft.com/office/drawing/2015/10/21/chartex" xmlns:cx3="http://schemas.microsoft.com/office/drawing/2016/5/9/chartex" xmlns:cx4="http://schemas.microsoft.com/office/drawing/2016/5/10/chartex" xmlns:cx5="http://schemas.microsoft.com/office/drawing/2016/5/11/chartex" xmlns:cx6="http://schemas.microsoft.com/office/drawing/2016/5/12/chartex" xmlns:cx7="http://schemas.microsoft.com/office/drawing/2016/5/13/chartex" xmlns:cx8="http://schemas.microsoft.com/office/drawing/2016/5/14/chartex" xmlns:mc="http://schemas.openxmlformats.org/markup-compatibility/2006" xmlns:aink="http://schemas.microsoft.com/office/drawing/2016/ink" xmlns:am3d="http://schemas.microsoft.com/office/drawing/2017/model3d" xmlns:o="urn:schemas-microsoft-com:office:office" xmlns:oel="http://schemas.microsoft.com/office/2019/extlst" xmlns:r="http://schemas.openxmlformats.org/officeDocument/2006/relationships" xmlns:m="http://schemas.openxmlformats.org/officeDocument/2006/math" xmlns:v="urn:schemas-microsoft-com:vml" xmlns:wp14="http://schemas.microsoft.com/office/word/2010/wordprocessingDrawing" xmlns:wp="http://schemas.openxmlformats.org/drawingml/2006/wordprocessingDrawing" xmlns:w10="urn:schemas-microsoft-com:office:word" xmlns:w="http://schemas.openxmlformats.org/wordprocessingml/2006/main" xmlns:w14="http://schemas.microsoft.com/office/word/2010/wordml" xmlns:w15="http://schemas.microsoft.com/office/word/2012/wordml" xmlns:w16cex="http://schemas.microsoft.com/office/word/2018/wordml/cex" xmlns:w16cid="http://schemas.microsoft.com/office/word/2016/wordml/cid" xmlns:w16="http://schemas.microsoft.com/office/word/2018/wordml" xmlns:w16du="http://schemas.microsoft.com/office/word/2023/wordml/word16du" xmlns:w16sdtdh="http://schemas.microsoft.com/office/word/2020/wordml/sdtdatahash" xmlns:w16sdtfl="http://schemas.microsoft.com/office/word/2024/wordml/sdtformatlock" xmlns:w16se="http://schemas.microsoft.com/office/word/2015/wordml/symex" xmlns:wpg="http://schemas.microsoft.com/office/word/2010/wordprocessingGroup" xmlns:wpi="http://schemas.microsoft.com/office/word/2010/wordprocessingInk" xmlns:wne="http://schemas.microsoft.com/office/word/2006/wordml" xmlns:wps="http://schemas.microsoft.com/office/word/2010/wordprocessingShape" mc:Ignorable="w14 w15 w16se w16cid w16 w16cex w16sdtdh w16sdtfl w16du wp14">
+  <w:footnote w:type="separator" w:id="-1">
+    <w:p>
+      <w:pPr>
+        <w:spacing w:after="0" w:line="240" w:lineRule="auto"/>
+      </w:pPr>
+      <w:r>
+        <w:separator/>
+      </w:r>
+    </w:p>
+  </w:footnote>
+  <w:footnote w:type="continuationSeparator" w:id="0">
+    <w:p>
+      <w:pPr>
+        <w:spacing w:after="0" w:line="240" w:lineRule="auto"/>
+      </w:pPr>
+      <w:r>
+        <w:continuationSeparator/>
+      </w:r>
+    </w:p>
+  </w:footnote>
+</w:footnotes>
+</file>
+
+<file path=word/header1.xml><?xml version="1.0" encoding="utf-8"?>
+<w:hdr xmlns:wpc="http://schemas.microsoft.com/office/word/2010/wordprocessingCanvas" xmlns:cx="http://schemas.microsoft.com/office/drawing/2014/chartex" xmlns:cx1="http://schemas.microsoft.com/office/drawing/2015/9/8/chartex" xmlns:cx2="http://schemas.microsoft.com/office/drawing/2015/10/21/chartex" xmlns:cx3="http://schemas.microsoft.com/office/drawing/2016/5/9/chartex" xmlns:cx4="http://schemas.microsoft.com/office/drawing/2016/5/10/chartex" xmlns:cx5="http://schemas.microsoft.com/office/drawing/2016/5/11/chartex" xmlns:cx6="http://schemas.microsoft.com/office/drawing/2016/5/12/chartex" xmlns:cx7="http://schemas.microsoft.com/office/drawing/2016/5/13/chartex" xmlns:cx8="http://schemas.microsoft.com/office/drawing/2016/5/14/chartex" xmlns:mc="http://schemas.openxmlformats.org/markup-compatibility/2006" xmlns:aink="http://schemas.microsoft.com/office/drawing/2016/ink" xmlns:am3d="http://schemas.microsoft.com/office/drawing/2017/model3d" xmlns:o="urn:schemas-microsoft-com:office:office" xmlns:oel="http://schemas.microsoft.com/office/2019/extlst" xmlns:r="http://schemas.openxmlformats.org/officeDocument/2006/relationships" xmlns:m="http://schemas.openxmlformats.org/officeDocument/2006/math" xmlns:v="urn:schemas-microsoft-com:vml" xmlns:wp14="http://schemas.microsoft.com/office/word/2010/wordprocessingDrawing" xmlns:wp="http://schemas.openxmlformats.org/drawingml/2006/wordprocessingDrawing" xmlns:w10="urn:schemas-microsoft-com:office:word" xmlns:w="http://schemas.openxmlformats.org/wordprocessingml/2006/main" xmlns:w14="http://schemas.microsoft.com/office/word/2010/wordml" xmlns:w15="http://schemas.microsoft.com/office/word/2012/wordml" xmlns:w16cex="http://schemas.microsoft.com/office/word/2018/wordml/cex" xmlns:w16cid="http://schemas.microsoft.com/office/word/2016/wordml/cid" xmlns:w16="http://schemas.microsoft.com/office/word/2018/wordml" xmlns:w16du="http://schemas.microsoft.com/office/word/2023/wordml/word16du" xmlns:w16sdtdh="http://schemas.microsoft.com/office/word/2020/wordml/sdtdatahash" xmlns:w16sdtfl="http://schemas.microsoft.com/office/word/2024/wordml/sdtformatlock" xmlns:w16se="http://schemas.microsoft.com/office/word/2015/wordml/symex" xmlns:wpg="http://schemas.microsoft.com/office/word/2010/wordprocessingGroup" xmlns:wpi="http://schemas.microsoft.com/office/word/2010/wordprocessingInk" xmlns:wne="http://schemas.microsoft.com/office/word/2006/wordml" xmlns:wps="http://schemas.microsoft.com/office/word/2010/wordprocessingShape" mc:Ignorable="w14 w15 w16se w16cid w16 w16cex w16sdtdh w16sdtfl w16du wp14">
+  <w:p>
+    <w:pPr>
+      <w:pStyle w:val="Header"/>
+      <w:rPr>
+        <w:lang w:val="en-US"/>
+      </w:rPr>
+    </w:pPr>
+    <w:r>
+      <w:rPr>
+        <w:lang w:val="en-US"/>
+      </w:rPr>
+      <w:t>h</w:t>
+    </w:r>
+  </w:p>
+</w:hdr>
 </file>
 
 <file path=word/numbering.xml><?xml version="1.0" encoding="utf-8"?>
@@ -5634,6 +5705,50 @@
       <w:spacing w:val="5"/>
     </w:rPr>
   </w:style>
+  <w:style w:type="paragraph" w:styleId="Header">
+    <w:name w:val="header"/>
+    <w:basedOn w:val="Normal"/>
+    <w:link w:val="HeaderChar"/>
+    <w:uiPriority w:val="99"/>
+    <w:unhideWhenUsed/>
+    <w:rsid w:val="006F7839"/>
+    <w:pPr>
+      <w:tabs>
+        <w:tab w:val="center" w:pos="4513"/>
+        <w:tab w:val="right" w:pos="9026"/>
+      </w:tabs>
+      <w:spacing w:after="0" w:line="240" w:lineRule="auto"/>
+    </w:pPr>
+  </w:style>
+  <w:style w:type="character" w:customStyle="1" w:styleId="HeaderChar">
+    <w:name w:val="Header Char"/>
+    <w:basedOn w:val="DefaultParagraphFont"/>
+    <w:link w:val="Header"/>
+    <w:uiPriority w:val="99"/>
+    <w:rsid w:val="006F7839"/>
+  </w:style>
+  <w:style w:type="paragraph" w:styleId="Footer">
+    <w:name w:val="footer"/>
+    <w:basedOn w:val="Normal"/>
+    <w:link w:val="FooterChar"/>
+    <w:uiPriority w:val="99"/>
+    <w:unhideWhenUsed/>
+    <w:rsid w:val="006F7839"/>
+    <w:pPr>
+      <w:tabs>
+        <w:tab w:val="center" w:pos="4513"/>
+        <w:tab w:val="right" w:pos="9026"/>
+      </w:tabs>
+      <w:spacing w:after="0" w:line="240" w:lineRule="auto"/>
+    </w:pPr>
+  </w:style>
+  <w:style w:type="character" w:customStyle="1" w:styleId="FooterChar">
+    <w:name w:val="Footer Char"/>
+    <w:basedOn w:val="DefaultParagraphFont"/>
+    <w:link w:val="Footer"/>
+    <w:uiPriority w:val="99"/>
+    <w:rsid w:val="006F7839"/>
+  </w:style>
 </w:styles>
 </file>
 
@@ -5733,7 +5848,7 @@
   <inkml:trace contextRef="#ctx0" brushRef="#br0">586 216 464 0 0,'-36'-14'17604'0'0,"19"2"-5732"0"0,18 9-11788 0 0,-1 1-1 0 0,1 0 1 0 0,0-1-1 0 0,0 1 1 0 0,0 0-1 0 0,0 0 1 0 0,0 0-1 0 0,1 0 1 0 0,-1 0-1 0 0,1 0 1 0 0,-1 0-1 0 0,1 0 1 0 0,0 0-1 0 0,-1 1 1 0 0,1-1-1 0 0,0 1 1 0 0,3-2 0 0 0,37-23 1239 0 0,-3 8-1323 0 0,0 2 0 0 0,1 2 0 0 0,0 2 0 0 0,1 1 0 0 0,63-8 0 0 0,217-6 0 0 0,-180 18 0 0 0,5 2 0 0 0,0 7 0 0 0,0 6 0 0 0,-1 7 0 0 0,279 65 0 0 0,-372-68 0 0 0,-1 3 0 0 0,-1 2 0 0 0,93 45 0 0 0,-124-52 0 0 0,1 2 0 0 0,-2 0 0 0 0,0 1 0 0 0,0 1 0 0 0,-1 1 0 0 0,-1 0 0 0 0,-1 1 0 0 0,0 1 0 0 0,-1 0 0 0 0,-1 1 0 0 0,0 1 0 0 0,9 19 0 0 0,-5-5 0 0 0,-2 0 0 0 0,-1 1 0 0 0,17 65 0 0 0,-28-82 0 0 0,0-1 0 0 0,-1 0 0 0 0,0 1 0 0 0,-2 0 0 0 0,0-1 0 0 0,-1 1 0 0 0,0-1 0 0 0,-1 1 0 0 0,-1-1 0 0 0,-9 28 0 0 0,2-14 0 0 0,-2-1 0 0 0,-1-1 0 0 0,-32 53 0 0 0,32-64 0 0 0,0 0 0 0 0,-1 0 0 0 0,0-1 0 0 0,-1-1 0 0 0,-1 0 0 0 0,-28 20 0 0 0,-3-4 0 0 0,-2-2 0 0 0,-1-1 0 0 0,-1-3 0 0 0,-72 24 0 0 0,17-16 0 0 0,0-4 0 0 0,-2-5 0 0 0,-113 10 0 0 0,62-20 0 0 0,-241-11 0 0 0,262-11 0 0 0,0-7 0 0 0,1-5 0 0 0,2-6 0 0 0,-139-46 0 0 0,53-7 0 0 0,183 62 0 0 0,0-1 0 0 0,1-2 0 0 0,-51-38 0 0 0,81 53 0 0 0,0 0 0 0 0,1-1 0 0 0,0 0 0 0 0,0 0 0 0 0,1 0 0 0 0,-1-1 0 0 0,1 0 0 0 0,1 0 0 0 0,0-1 0 0 0,0 1 0 0 0,0-1 0 0 0,-5-15 0 0 0,6 11 0 0 0,1 0 0 0 0,0 0 0 0 0,0 0 0 0 0,1 0 0 0 0,1 0 0 0 0,0 0 0 0 0,1-1 0 0 0,2-13 0 0 0,4-7 0 0 0,2 0 0 0 0,1 0 0 0 0,2 1 0 0 0,1 0 0 0 0,24-42 0 0 0,-7 20 0 0 0,3 0 0 0 0,3 2 0 0 0,1 2 0 0 0,3 2 0 0 0,77-75 0 0 0,-104 112-211 0 0,-1 0 0 0 0,24-16 0 0 0,-32 25 111 0 0,0 0 0 0 0,0-1 1 0 0,1 1-1 0 0,-1 1 1 0 0,0-1-1 0 0,1 1 1 0 0,-1-1-1 0 0,1 1 1 0 0,-1 0-1 0 0,1 1 0 0 0,-1-1 1 0 0,1 1-1 0 0,0 0 1 0 0,8 1-1 0 0,8 4-2425 0 0,12 6-5526 0 0,-19-7 4613 0 0</inkml:trace>
   <inkml:trace contextRef="#ctx0" brushRef="#br0" timeOffset="1041.79">918 434 7113 0 0,'-2'-2'3958'0'0,"-1"-1"-2785"0"0,0 0 0 0 0,0-1 0 0 0,1 1 0 0 0,0-1 0 0 0,-1 1 1 0 0,1-1-1 0 0,1 0 0 0 0,-1 0 0 0 0,-2-8 0 0 0,-3-7 2147 0 0,6 18-2688 0 0,-1-12 2888 0 0,-3 22-2575 0 0,-7 30-1328 0 0,11-33 748 0 0,-27 137 159 0 0,13-55-253 0 0,6-42 127 0 0,9-45-217 0 0,0 0-21 0 0,-8-29-128 0 0,7-13-32 0 0,7-75 0 0 0,-4 101 0 0 0,1 0 0 0 0,0 0 0 0 0,1 0 0 0 0,1 0 0 0 0,0 0 0 0 0,1 1 0 0 0,0 0 0 0 0,10-15 0 0 0,-13 25 0 0 0,0-1 0 0 0,1 1 0 0 0,-1 0 0 0 0,1 0 0 0 0,0 1 0 0 0,0-1 0 0 0,0 1 0 0 0,1 0 0 0 0,-1 0 0 0 0,1 0 0 0 0,0 0 0 0 0,-1 1 0 0 0,1 0 0 0 0,0 0 0 0 0,0 0 0 0 0,1 1 0 0 0,-1 0 0 0 0,6-1 0 0 0,-7 1 0 0 0,0 1 0 0 0,-1 0 0 0 0,1 1 0 0 0,0-1 0 0 0,0 0 0 0 0,0 1 0 0 0,-1 0 0 0 0,1 0 0 0 0,0 0 0 0 0,-1 1 0 0 0,1-1 0 0 0,-1 1 0 0 0,1-1 0 0 0,-1 1 0 0 0,0 0 0 0 0,0 1 0 0 0,0-1 0 0 0,0 0 0 0 0,0 1 0 0 0,-1 0 0 0 0,1 0 0 0 0,-1 0 0 0 0,1 0 0 0 0,-1 0 0 0 0,0 0 0 0 0,2 5 0 0 0,-2-3 0 0 0,0-1 0 0 0,-1 1 0 0 0,1-1 0 0 0,-1 1 0 0 0,0-1 0 0 0,-1 1 0 0 0,1 0 0 0 0,-1-1 0 0 0,0 1 0 0 0,0 0 0 0 0,0 0 0 0 0,-1-1 0 0 0,0 1 0 0 0,0 0 0 0 0,0-1 0 0 0,0 1 0 0 0,-1-1 0 0 0,1 1 0 0 0,-4 5 0 0 0,-5 9 0 0 0,-1-1 0 0 0,-1 0 0 0 0,-14 17 0 0 0,7-9 0 0 0,14-16 0 0 0,4-10 0 0 0,1 1 0 0 0,0-1 0 0 0,0 1 0 0 0,0-1 0 0 0,0 0 0 0 0,0 1 0 0 0,1-1 0 0 0,-1 0 0 0 0,0 1 0 0 0,0-1 0 0 0,0 1 0 0 0,0-1 0 0 0,0 0 0 0 0,0 1 0 0 0,1-1 0 0 0,-1 0 0 0 0,0 1 0 0 0,0-1 0 0 0,0 0 0 0 0,1 1 0 0 0,-1-1 0 0 0,0 0 0 0 0,0 0 0 0 0,1 1 0 0 0,-1-1 0 0 0,0 0 0 0 0,1 0 0 0 0,-1 0 0 0 0,0 1 0 0 0,1-1 0 0 0,-1 0 0 0 0,0 0 0 0 0,1 0 0 0 0,-1 0 0 0 0,1 0 0 0 0,14 3 0 0 0,-13-3 0 0 0,17 5 0 0 0,0 0 0 0 0,33 14 0 0 0,-47-17 0 0 0,0 0 0 0 0,-1 1 0 0 0,1-1 0 0 0,0 1 0 0 0,-1 1 0 0 0,1-1 0 0 0,-1 0 0 0 0,0 1 0 0 0,0 0 0 0 0,-1 0 0 0 0,1 0 0 0 0,-1 1 0 0 0,0-1 0 0 0,5 10 0 0 0,-7-12 0 0 0,0 0 0 0 0,-1 0 0 0 0,1 1 0 0 0,-1-1 0 0 0,1 0 0 0 0,-1 0 0 0 0,0 0 0 0 0,0 0 0 0 0,0 1 0 0 0,0-1 0 0 0,0 0 0 0 0,0 0 0 0 0,-1 0 0 0 0,1 1 0 0 0,-1-1 0 0 0,0 0 0 0 0,1 0 0 0 0,-1 0 0 0 0,0 0 0 0 0,0 0 0 0 0,0 0 0 0 0,0 0 0 0 0,-1-1 0 0 0,1 1 0 0 0,-1 0 0 0 0,1-1 0 0 0,-1 1 0 0 0,1-1 0 0 0,-1 1 0 0 0,0-1 0 0 0,1 0 0 0 0,-1 1 0 0 0,0-1 0 0 0,-4 1 0 0 0,-1 2 0 0 0,-1-1 0 0 0,1 0 0 0 0,-1 0 0 0 0,0-1 0 0 0,1 1 0 0 0,-1-2 0 0 0,0 1 0 0 0,-10-1 0 0 0,2 0 0 0 0,-1-2 0 0 0,1 0 0 0 0,-25-5 0 0 0,32 4 0 0 0,0 0 0 0 0,1-1 0 0 0,-1 0 0 0 0,1 0 0 0 0,0 0 0 0 0,0-1 0 0 0,0-1 0 0 0,-9-6 0 0 0,17 11-22 0 0,-1 0-1 0 0,1 0 1 0 0,-1-1-1 0 0,1 1 1 0 0,-1 0-1 0 0,1-1 1 0 0,-1 1-1 0 0,1 0 1 0 0,-1-1-1 0 0,1 1 1 0 0,-1-1-1 0 0,1 1 1 0 0,0-1-1 0 0,-1 1 1 0 0,1-1-1 0 0,0 1 1 0 0,-1-1-1 0 0,1 1 1 0 0,0-1-1 0 0,0 1 1 0 0,-1-1-1 0 0,1 1 1 0 0,0-1-1 0 0,0 0 1 0 0,0 0-1 0 0,0-1-233 0 0,13-11-11517 0 0,-3 7 8322 0 0</inkml:trace>
   <inkml:trace contextRef="#ctx0" brushRef="#br0" timeOffset="1444.96">1300 571 7989 0 0,'31'-27'10360'0'0,"8"-18"-2229"0"0,-29 34-5272 0 0,-5 31-2267 0 0,-11 12-353 0 0,0 0-1 0 0,-2-1 1 0 0,-18 44 0 0 0,2-4 64 0 0,23-69-290 0 0,0 0 0 0 0,1 0 0 0 0,0 0 0 0 0,-1 0 0 0 0,1 0 0 0 0,0 0 0 0 0,0 0 0 0 0,0 1 0 0 0,0-1 0 0 0,0 0 0 0 0,1 0 0 0 0,-1 0 0 0 0,0 0 0 0 0,1 0 0 0 0,0 0 0 0 0,0 0 0 0 0,-1 0 0 0 0,1 0 0 0 0,2 3 0 0 0,-1-2 42 0 0,1 0-1 0 0,0 0 0 0 0,-1 0 0 0 0,1-1 0 0 0,0 1 0 0 0,1-1 0 0 0,-1 0 0 0 0,0 1 0 0 0,7 2 0 0 0,5 1 102 0 0,0-1-1 0 0,0 0 0 0 0,1-1 1 0 0,18 3-1 0 0,-6-2-1169 0 0,-14-2-527 0 0,0 0 0 0 0,1-1 0 0 0,-1 0 0 0 0,0-2-1 0 0,15 0 1 0 0,-21-2-2211 0 0,0-1 539 0 0</inkml:trace>
-  <inkml:trace contextRef="#ctx0" brushRef="#br0" timeOffset="2129.78">1671 774 572 0 0,'39'-61'5823'0'0,"-5"-2"6110"0"0,-34 62-11702 0 0,0 1 0 0 0,0-1 1 0 0,0 1-1 0 0,1-1 1 0 0,-1 1-1 0 0,0-1 0 0 0,0 1 1 0 0,0 0-1 0 0,1-1 0 0 0,-1 1 1 0 0,0-1-1 0 0,0 1 1 0 0,1-1-1 0 0,-1 1 0 0 0,0 0 1 0 0,1-1-1 0 0,-1 1 0 0 0,0 0 1 0 0,1-1-1 0 0,-1 1 1 0 0,1 0-1 0 0,-1 0 0 0 0,1-1 1 0 0,-1 1-1 0 0,1 0 0 0 0,-1 0 1 0 0,1 0-1 0 0,-1 0 1 0 0,0-1-1 0 0,1 1 0 0 0,-1 0 1 0 0,1 0-1 0 0,0 0 0 0 0,0 1-107 0 0,0 0 0 0 0,-1 0 1 0 0,1 0-1 0 0,0 0 0 0 0,-1-1 0 0 0,1 1 0 0 0,-1 0 0 0 0,1 0 0 0 0,-1 0 0 0 0,0 1 0 0 0,1-1 0 0 0,-1 0 0 0 0,1 2 0 0 0,4 45 310 0 0,-5-48-364 0 0,3 45 1238 0 0,-5 68 0 0 0,2-111-1197 0 0,0 7-34 0 0,0-6 138 0 0,0-9 1070 0 0,0-29-1278 0 0,2 0 0 0 0,1 1 0 0 0,2-1 0 0 0,9-33 0 0 0,-10 50-8 0 0,1 1 1 0 0,1 0-1 0 0,0 0 0 0 0,2 1 1 0 0,-1-1-1 0 0,2 2 1 0 0,0-1-1 0 0,2 1 0 0 0,-1 1 1 0 0,14-15-1 0 0,-19 25 1 0 0,0 0 0 0 0,1 0 0 0 0,-1 0 0 0 0,1 1 0 0 0,9-5 0 0 0,-13 7 0 0 0,0 0 0 0 0,0 0 0 0 0,0 0 0 0 0,0 0 0 0 0,0 1 0 0 0,0-1 0 0 0,0 1 0 0 0,1-1 0 0 0,-1 1 0 0 0,0 0 0 0 0,0 0 0 0 0,0 0 0 0 0,1 0 0 0 0,-1 0 0 0 0,0 0 0 0 0,0 1 0 0 0,0-1 0 0 0,0 1 0 0 0,1-1 0 0 0,-1 1 0 0 0,3 2 0 0 0,-3-2 0 0 0,0 0 0 0 0,-1 1 0 0 0,1-1 0 0 0,0 1 0 0 0,-1 0 0 0 0,0 0 0 0 0,1-1 0 0 0,-1 1 0 0 0,0 0 0 0 0,0 0 0 0 0,0 0 0 0 0,0 0 0 0 0,0 0 0 0 0,0 1 0 0 0,-1-1 0 0 0,1 0 0 0 0,-1 0 0 0 0,1 3 0 0 0,-1-1 0 0 0,0 0 0 0 0,-1 0 0 0 0,1 0 0 0 0,-1 0 0 0 0,0 0 0 0 0,0 0 0 0 0,0 0 0 0 0,0 0 0 0 0,-4 5 0 0 0,-1 2 0 0 0,-1 0 0 0 0,0 0 0 0 0,-1-1 0 0 0,0 0 0 0 0,-13 13 0 0 0,-22 11 0 0 0,-15 11 0 0 0,54-40 0 0 0,2 4 0 0 0,3-6 0 0 0,0 0 0 0 0,0 0 0 0 0,0-1 0 0 0,0 1 0 0 0,1 0 0 0 0,-1 0 0 0 0,1-1 0 0 0,0 1 0 0 0,-1-1 0 0 0,1 0 0 0 0,0 1 0 0 0,4 2 0 0 0,31 24 0 0 0,-32-26 0 0 0,139 85 0 0 0,-56-37 0 0 0,-70-38-820 0 0,-1 1 0 0 0,-1 0 0 0 0,0 2 0 0 0,-1-1 0 0 0,0 2 0 0 0,23 35 0 0 0,-2-5-1407 0 0,13 11-1909 0 0,-8-13 594 0 0</inkml:trace>
+  <inkml:trace contextRef="#ctx0" brushRef="#br0" timeOffset="2129.77">1671 774 572 0 0,'39'-61'5823'0'0,"-5"-2"6110"0"0,-34 62-11702 0 0,0 1 0 0 0,0-1 1 0 0,0 1-1 0 0,1-1 1 0 0,-1 1-1 0 0,0-1 0 0 0,0 1 1 0 0,0 0-1 0 0,1-1 0 0 0,-1 1 1 0 0,0-1-1 0 0,0 1 1 0 0,1-1-1 0 0,-1 1 0 0 0,0 0 1 0 0,1-1-1 0 0,-1 1 0 0 0,0 0 1 0 0,1-1-1 0 0,-1 1 1 0 0,1 0-1 0 0,-1 0 0 0 0,1-1 1 0 0,-1 1-1 0 0,1 0 0 0 0,-1 0 1 0 0,1 0-1 0 0,-1 0 1 0 0,0-1-1 0 0,1 1 0 0 0,-1 0 1 0 0,1 0-1 0 0,0 0 0 0 0,0 1-107 0 0,0 0 0 0 0,-1 0 1 0 0,1 0-1 0 0,0 0 0 0 0,-1-1 0 0 0,1 1 0 0 0,-1 0 0 0 0,1 0 0 0 0,-1 0 0 0 0,0 1 0 0 0,1-1 0 0 0,-1 0 0 0 0,1 2 0 0 0,4 45 310 0 0,-5-48-364 0 0,3 45 1238 0 0,-5 68 0 0 0,2-111-1197 0 0,0 7-34 0 0,0-6 138 0 0,0-9 1070 0 0,0-29-1278 0 0,2 0 0 0 0,1 1 0 0 0,2-1 0 0 0,9-33 0 0 0,-10 50-8 0 0,1 1 1 0 0,1 0-1 0 0,0 0 0 0 0,2 1 1 0 0,-1-1-1 0 0,2 2 1 0 0,0-1-1 0 0,2 1 0 0 0,-1 1 1 0 0,14-15-1 0 0,-19 25 1 0 0,0 0 0 0 0,1 0 0 0 0,-1 0 0 0 0,1 1 0 0 0,9-5 0 0 0,-13 7 0 0 0,0 0 0 0 0,0 0 0 0 0,0 0 0 0 0,0 0 0 0 0,0 1 0 0 0,0-1 0 0 0,0 1 0 0 0,1-1 0 0 0,-1 1 0 0 0,0 0 0 0 0,0 0 0 0 0,0 0 0 0 0,1 0 0 0 0,-1 0 0 0 0,0 0 0 0 0,0 1 0 0 0,0-1 0 0 0,0 1 0 0 0,1-1 0 0 0,-1 1 0 0 0,3 2 0 0 0,-3-2 0 0 0,0 0 0 0 0,-1 1 0 0 0,1-1 0 0 0,0 1 0 0 0,-1 0 0 0 0,0 0 0 0 0,1-1 0 0 0,-1 1 0 0 0,0 0 0 0 0,0 0 0 0 0,0 0 0 0 0,0 0 0 0 0,0 0 0 0 0,0 1 0 0 0,-1-1 0 0 0,1 0 0 0 0,-1 0 0 0 0,1 3 0 0 0,-1-1 0 0 0,0 0 0 0 0,-1 0 0 0 0,1 0 0 0 0,-1 0 0 0 0,0 0 0 0 0,0 0 0 0 0,0 0 0 0 0,0 0 0 0 0,-4 5 0 0 0,-1 2 0 0 0,-1 0 0 0 0,0 0 0 0 0,-1-1 0 0 0,0 0 0 0 0,-13 13 0 0 0,-22 11 0 0 0,-15 11 0 0 0,54-40 0 0 0,2 4 0 0 0,3-6 0 0 0,0 0 0 0 0,0 0 0 0 0,0-1 0 0 0,0 1 0 0 0,1 0 0 0 0,-1 0 0 0 0,1-1 0 0 0,0 1 0 0 0,-1-1 0 0 0,1 0 0 0 0,0 1 0 0 0,4 2 0 0 0,31 24 0 0 0,-32-26 0 0 0,139 85 0 0 0,-56-37 0 0 0,-70-38-820 0 0,-1 1 0 0 0,-1 0 0 0 0,0 2 0 0 0,-1-1 0 0 0,0 2 0 0 0,23 35 0 0 0,-2-5-1407 0 0,13 11-1909 0 0,-8-13 594 0 0</inkml:trace>
 </inkml:ink>
 </file>
 
@@ -5808,15 +5923,15 @@
   <inkml:trace contextRef="#ctx0" brushRef="#br0" timeOffset="-42491.92">2742 3187 148 0 0,'7'-1'1842'0'0,"0"-1"0"0"0,0 0-1 0 0,0 0 1 0 0,0 0 0 0 0,0-1 0 0 0,0 0 0 0 0,-1 0-1 0 0,0-1 1 0 0,12-8 0 0 0,-3 2-824 0 0,-11 7-724 0 0,12-7 813 0 0,0 0 1 0 0,31-13-1 0 0,-44 22-1034 0 0,0-1 0 0 0,0 1 0 0 0,1 0 1 0 0,-1 0-1 0 0,1 0 0 0 0,-1 0 0 0 0,1 1 0 0 0,-1-1 0 0 0,1 1 0 0 0,-1 0 1 0 0,1 0-1 0 0,-1 0 0 0 0,1 1 0 0 0,-1-1 0 0 0,1 1 0 0 0,-1 0 0 0 0,1 0 1 0 0,-1 0-1 0 0,1 0 0 0 0,-1 1 0 0 0,0-1 0 0 0,3 3 0 0 0,-3-2-77 0 0,-1 1 0 0 0,0-1 0 0 0,-1 1 0 0 0,1 0-1 0 0,0 0 1 0 0,-1-1 0 0 0,1 1 0 0 0,-1 0 0 0 0,0 0-1 0 0,0 1 1 0 0,0-1 0 0 0,0 4 0 0 0,10 25-44 0 0,1-15 48 0 0,-7-9 114 0 0,1 0-1 0 0,-1 0 1 0 0,0 1 0 0 0,5 14 0 0 0,-9-21-95 0 0,-1-1 0 0 0,1 1 0 0 0,-1 0-1 0 0,1-1 1 0 0,-1 1 0 0 0,0 0 0 0 0,0 0 0 0 0,0-1-1 0 0,0 1 1 0 0,0 0 0 0 0,0 0 0 0 0,0-1 0 0 0,0 1 0 0 0,-1 0-1 0 0,1-1 1 0 0,-1 1 0 0 0,1 0 0 0 0,-1-1 0 0 0,0 1-1 0 0,0-1 1 0 0,1 1 0 0 0,-1-1 0 0 0,0 1 0 0 0,0-1-1 0 0,-1 0 1 0 0,1 1 0 0 0,0-1 0 0 0,0 0 0 0 0,-1 0-1 0 0,1 0 1 0 0,-3 2 0 0 0,-9 4-231 0 0,1-1 1 0 0,-1-1-1 0 0,0 0 1 0 0,0 0-1 0 0,-21 4 1 0 0,17-6-2030 0 0,0-1 1 0 0,-19 1-1 0 0,30-3-754 0 0,0-4 431 0 0</inkml:trace>
   <inkml:trace contextRef="#ctx0" brushRef="#br0" timeOffset="-42166.09">3478 3010 8681 0 0,'1'-3'8312'0'0,"2"-2"-3610"0"0,5-12-78 0 0,-5 12-4350 0 0,0 0 0 0 0,-1 1 0 0 0,1-1 0 0 0,1 1 0 0 0,-1 0 0 0 0,1 0 0 0 0,-1 0 0 0 0,1 0 0 0 0,0 1-1 0 0,1 0 1 0 0,-1 0 0 0 0,0 0 0 0 0,1 0 0 0 0,0 0 0 0 0,0 1 0 0 0,-1 0 0 0 0,1 0 0 0 0,6-1 0 0 0,-3 0-674 0 0,0 1-1 0 0,0 1 1 0 0,0-1-1 0 0,0 1 1 0 0,8 1 0 0 0,-10 0-1129 0 0,-1 0 1 0 0,1 0 0 0 0,-1 1 0 0 0,0 0-1 0 0,1 0 1 0 0,-1 1 0 0 0,8 2 0 0 0,-11-3-1367 0 0</inkml:trace>
   <inkml:trace contextRef="#ctx0" brushRef="#br0" timeOffset="-42011.77">3567 2983 728 0 0,'-6'3'1144'0'0,"-3"3"5981"0"0,14 4-5913 0 0,3-6-160 0 0,2 2-236 0 0,11 2-260 0 0,3 3-284 0 0,2-3-416 0 0,2 2-704 0 0,5-1-1140 0 0,0-1 332 0 0,2-3 276 0 0</inkml:trace>
-  <inkml:trace contextRef="#ctx0" brushRef="#br0" timeOffset="-41743.84">4521 2763 776 0 0,'-4'-4'-629'0'0,"-7"-5"3026"0"0,-2-1 7373 0 0,13 10-9636 0 0,0-1 0 0 0,-1 1 1 0 0,1 0-1 0 0,0 0 0 0 0,0 0 0 0 0,0 0 0 0 0,0 0 1 0 0,0 0-1 0 0,0 0 0 0 0,0 0 0 0 0,-1 0 0 0 0,1 0 1 0 0,0 0-1 0 0,0 0 0 0 0,0 0 0 0 0,0 0 0 0 0,0 0 1 0 0,0 0-1 0 0,-1 0 0 0 0,1 0 0 0 0,0 0 0 0 0,0 0 1 0 0,0 0-1 0 0,0 0 0 0 0,0 0 0 0 0,0 0 0 0 0,-1 0 1 0 0,1 0-1 0 0,0 0 0 0 0,0 0 0 0 0,0 0 0 0 0,0 0 1 0 0,0 0-1 0 0,0 0 0 0 0,0 0 0 0 0,0 1 0 0 0,-1-1 1 0 0,1 0-1 0 0,0 0 0 0 0,0 0 0 0 0,0 0 0 0 0,0 0 1 0 0,0 0-1 0 0,0 0 0 0 0,0 0 0 0 0,0 1 0 0 0,0-1 1 0 0,0 0-1 0 0,0 0 0 0 0,0 0 0 0 0,0 0 0 0 0,0 0 1 0 0,0 0-1 0 0,0 1 0 0 0,5 17 330 0 0,-4-15-557 0 0,1 1-691 0 0,-1 0 0 0 0,1 0 1 0 0,0-1-1 0 0,0 1 0 0 0,0-1 1 0 0,0 0-1 0 0,0 1 0 0 0,5 3 1 0 0,1-1-1449 0 0</inkml:trace>
-  <inkml:trace contextRef="#ctx0" brushRef="#br0" timeOffset="-41540.55">4639 2793 8053 0 0,'18'-7'9509'0'0,"5"-2"-2939"0"0,-22 9-6243 0 0,0 0-440 0 0,0 0 0 0 0,-1 1 1 0 0,1-1-1 0 0,0 0 0 0 0,-1 1 0 0 0,1-1 1 0 0,0 1-1 0 0,0-1 0 0 0,-1 1 0 0 0,1-1 1 0 0,-1 1-1 0 0,1-1 0 0 0,-1 1 0 0 0,1 0 1 0 0,-1-1-1 0 0,1 1 0 0 0,-1 0 0 0 0,1 1 1 0 0,12 26-7370 0 0,-6-19 4940 0 0</inkml:trace>
-  <inkml:trace contextRef="#ctx0" brushRef="#br0" timeOffset="-40887.31">5067 2793 9693 0 0,'41'-21'13065'0'0,"-20"10"-9775"0"0,-21 11-3260 0 0,0 0-1 0 0,0 0 0 0 0,0 0 0 0 0,1 0 1 0 0,-1-1-1 0 0,0 1 0 0 0,0 0 0 0 0,1 0 0 0 0,-1 0 1 0 0,0 0-1 0 0,0 0 0 0 0,1 0 0 0 0,-1 0 1 0 0,0 0-1 0 0,0 0 0 0 0,1 0 0 0 0,-1 0 1 0 0,0 0-1 0 0,0 0 0 0 0,1 0 0 0 0,-1 0 0 0 0,0 0 1 0 0,0 0-1 0 0,0 1 0 0 0,1-1 0 0 0,-1 0 1 0 0,0 0-1 0 0,0 0 0 0 0,1 0 0 0 0,-1 0 1 0 0,0 1-1 0 0,0-1 0 0 0,0 0 0 0 0,0 0 0 0 0,1 0 1 0 0,-1 1-1 0 0,3 11 337 0 0,-3 14-225 0 0,0-26-129 0 0,-7 48 347 0 0,-16 65 0 0 0,60-205 1995 0 0,-28 73-2308 0 0,1 0 0 0 0,1 1 0 0 0,1 1 0 0 0,0 0 1 0 0,24-25-1 0 0,-31 38-51 0 0,-1 0 1 0 0,0 1-1 0 0,1-1 1 0 0,-1 1 0 0 0,1 0-1 0 0,0 1 1 0 0,0-1-1 0 0,0 1 1 0 0,1 0 0 0 0,-1 0-1 0 0,8-1 1 0 0,-9 2-13 0 0,0 1-1 0 0,1 0 1 0 0,-1 0 0 0 0,1 0 0 0 0,-1 1-1 0 0,1-1 1 0 0,-1 1 0 0 0,1 0 0 0 0,-1 0-1 0 0,0 1 1 0 0,0-1 0 0 0,1 1 0 0 0,-1 0-1 0 0,0 0 1 0 0,-1 1 0 0 0,5 2-1 0 0,-6-3-9 0 0,0-1 0 0 0,0 0 0 0 0,0 1 0 0 0,0-1 0 0 0,-1 1 0 0 0,1-1-1 0 0,0 1 1 0 0,-1 0 0 0 0,0 0 0 0 0,1 0 0 0 0,-1 0 0 0 0,0 0-1 0 0,0 0 1 0 0,0 0 0 0 0,0 0 0 0 0,0 0 0 0 0,-1 1 0 0 0,1-1-1 0 0,-1 0 1 0 0,1 0 0 0 0,-1 1 0 0 0,0-1 0 0 0,0 0 0 0 0,0 1-1 0 0,0-1 1 0 0,0 0 0 0 0,-1 1 0 0 0,1-1 0 0 0,-1 0 0 0 0,1 0-1 0 0,-1 0 1 0 0,0 1 0 0 0,0-1 0 0 0,0 0 0 0 0,0 0 0 0 0,0 0-1 0 0,-1 0 1 0 0,1 0 0 0 0,-2 1 0 0 0,-4 7-56 0 0,-1-1 1 0 0,-1 0 0 0 0,1 0-1 0 0,-1-1 1 0 0,-1 0-1 0 0,-10 6 1 0 0,16-11-1 0 0,-12 10 158 0 0,16-12-70 0 0,0-1 1 0 0,0 1 0 0 0,0-1-1 0 0,0 0 1 0 0,0 1-1 0 0,0-1 1 0 0,0 1-1 0 0,0-1 1 0 0,0 1-1 0 0,0-1 1 0 0,0 0 0 0 0,0 1-1 0 0,0-1 1 0 0,0 1-1 0 0,0-1 1 0 0,0 1-1 0 0,0-1 1 0 0,0 0-1 0 0,1 1 1 0 0,-1-1 0 0 0,0 1-1 0 0,0-1 1 0 0,1 0-1 0 0,-1 1 1 0 0,0-1-1 0 0,0 0 1 0 0,1 1 0 0 0,-1-1-1 0 0,0 0 1 0 0,1 0-1 0 0,-1 1 1 0 0,0-1-1 0 0,1 0 1 0 0,-1 0-1 0 0,1 0 1 0 0,-1 1 0 0 0,0-1-1 0 0,1 0 1 0 0,-1 0-1 0 0,1 0 1 0 0,0 0-1 0 0,31 15 35 0 0,43 23-1 0 0,-67-33-43 0 0,0 0 0 0 0,0 1 0 0 0,0 0 0 0 0,-1 0 0 0 0,0 1 1 0 0,10 12-1 0 0,-16-18 13 0 0,0 0 1 0 0,0 0-1 0 0,0 1 1 0 0,0-1 0 0 0,0 1-1 0 0,0-1 1 0 0,-1 1 0 0 0,1-1-1 0 0,0 1 1 0 0,-1-1-1 0 0,1 1 1 0 0,-1-1 0 0 0,0 1-1 0 0,1 0 1 0 0,-1-1-1 0 0,0 1 1 0 0,0 0 0 0 0,0-1-1 0 0,0 1 1 0 0,0 0-1 0 0,-1-1 1 0 0,1 1 0 0 0,-1 2-1 0 0,0-1 14 0 0,-1-1-1 0 0,1 0 1 0 0,-1 0-1 0 0,0 0 1 0 0,1-1 0 0 0,-1 1-1 0 0,0 0 1 0 0,0-1-1 0 0,0 1 1 0 0,0-1-1 0 0,0 1 1 0 0,0-1-1 0 0,0 0 1 0 0,-3 1-1 0 0,-7 2 69 0 0,1 0-1 0 0,0-1 0 0 0,-1 0 0 0 0,0-1 0 0 0,-17 1 0 0 0,15-2-70 0 0,-1-1 0 0 0,0-1 0 0 0,0 0 0 0 0,0-1 0 0 0,1-1 0 0 0,-19-5-1 0 0,32 8-118 0 0,1 0-1 0 0,-1 0 0 0 0,0 0 0 0 0,1-1 1 0 0,-1 1-1 0 0,1 0 0 0 0,-1 0 0 0 0,1 0 0 0 0,-1 0 1 0 0,1-1-1 0 0,-1 1 0 0 0,1 0 0 0 0,-1-1 0 0 0,1 1 1 0 0,0 0-1 0 0,-1-1 0 0 0,1 1 0 0 0,-1 0 0 0 0,1-1 1 0 0,0 1-1 0 0,-1-1 0 0 0,1 1 0 0 0,0-1 1 0 0,0 1-1 0 0,-1-1 0 0 0,1 1 0 0 0,0-1 0 0 0,0 1 1 0 0,0-1-1 0 0,-1 1 0 0 0,1-1 0 0 0,0 1 0 0 0,0-1 1 0 0,0 1-1 0 0,0-2 0 0 0,1 1-652 0 0,0-1-1 0 0,0 1 1 0 0,0-1 0 0 0,0 1-1 0 0,0 0 1 0 0,0 0 0 0 0,0-1-1 0 0,0 1 1 0 0,1 0-1 0 0,1-1 1 0 0,12-10-2444 0 0</inkml:trace>
+  <inkml:trace contextRef="#ctx0" brushRef="#br0" timeOffset="-41743.85">4521 2763 776 0 0,'-4'-4'-629'0'0,"-7"-5"3026"0"0,-2-1 7373 0 0,13 10-9636 0 0,0-1 0 0 0,-1 1 1 0 0,1 0-1 0 0,0 0 0 0 0,0 0 0 0 0,0 0 0 0 0,0 0 1 0 0,0 0-1 0 0,0 0 0 0 0,0 0 0 0 0,-1 0 0 0 0,1 0 1 0 0,0 0-1 0 0,0 0 0 0 0,0 0 0 0 0,0 0 0 0 0,0 0 1 0 0,0 0-1 0 0,-1 0 0 0 0,1 0 0 0 0,0 0 0 0 0,0 0 1 0 0,0 0-1 0 0,0 0 0 0 0,0 0 0 0 0,0 0 0 0 0,-1 0 1 0 0,1 0-1 0 0,0 0 0 0 0,0 0 0 0 0,0 0 0 0 0,0 0 1 0 0,0 0-1 0 0,0 0 0 0 0,0 0 0 0 0,0 1 0 0 0,-1-1 1 0 0,1 0-1 0 0,0 0 0 0 0,0 0 0 0 0,0 0 0 0 0,0 0 1 0 0,0 0-1 0 0,0 0 0 0 0,0 0 0 0 0,0 1 0 0 0,0-1 1 0 0,0 0-1 0 0,0 0 0 0 0,0 0 0 0 0,0 0 0 0 0,0 0 1 0 0,0 0-1 0 0,0 1 0 0 0,5 17 330 0 0,-4-15-557 0 0,1 1-691 0 0,-1 0 0 0 0,1 0 1 0 0,0-1-1 0 0,0 1 0 0 0,0-1 1 0 0,0 0-1 0 0,0 1 0 0 0,5 3 1 0 0,1-1-1449 0 0</inkml:trace>
+  <inkml:trace contextRef="#ctx0" brushRef="#br0" timeOffset="-41540.56">4639 2793 8053 0 0,'18'-7'9509'0'0,"5"-2"-2939"0"0,-22 9-6243 0 0,0 0-440 0 0,0 0 0 0 0,-1 1 1 0 0,1-1-1 0 0,0 0 0 0 0,-1 1 0 0 0,1-1 1 0 0,0 1-1 0 0,0-1 0 0 0,-1 1 0 0 0,1-1 1 0 0,-1 1-1 0 0,1-1 0 0 0,-1 1 0 0 0,1 0 1 0 0,-1-1-1 0 0,1 1 0 0 0,-1 0 0 0 0,1 1 1 0 0,12 26-7370 0 0,-6-19 4940 0 0</inkml:trace>
+  <inkml:trace contextRef="#ctx0" brushRef="#br0" timeOffset="-40887.32">5067 2793 9693 0 0,'41'-21'13065'0'0,"-20"10"-9775"0"0,-21 11-3260 0 0,0 0-1 0 0,0 0 0 0 0,0 0 0 0 0,1 0 1 0 0,-1-1-1 0 0,0 1 0 0 0,0 0 0 0 0,1 0 0 0 0,-1 0 1 0 0,0 0-1 0 0,0 0 0 0 0,1 0 0 0 0,-1 0 1 0 0,0 0-1 0 0,0 0 0 0 0,1 0 0 0 0,-1 0 1 0 0,0 0-1 0 0,0 0 0 0 0,1 0 0 0 0,-1 0 0 0 0,0 0 1 0 0,0 0-1 0 0,0 1 0 0 0,1-1 0 0 0,-1 0 1 0 0,0 0-1 0 0,0 0 0 0 0,1 0 0 0 0,-1 0 1 0 0,0 1-1 0 0,0-1 0 0 0,0 0 0 0 0,0 0 0 0 0,1 0 1 0 0,-1 1-1 0 0,3 11 337 0 0,-3 14-225 0 0,0-26-129 0 0,-7 48 347 0 0,-16 65 0 0 0,60-205 1995 0 0,-28 73-2308 0 0,1 0 0 0 0,1 1 0 0 0,1 1 0 0 0,0 0 1 0 0,24-25-1 0 0,-31 38-51 0 0,-1 0 1 0 0,0 1-1 0 0,1-1 1 0 0,-1 1 0 0 0,1 0-1 0 0,0 1 1 0 0,0-1-1 0 0,0 1 1 0 0,1 0 0 0 0,-1 0-1 0 0,8-1 1 0 0,-9 2-13 0 0,0 1-1 0 0,1 0 1 0 0,-1 0 0 0 0,1 0 0 0 0,-1 1-1 0 0,1-1 1 0 0,-1 1 0 0 0,1 0 0 0 0,-1 0-1 0 0,0 1 1 0 0,0-1 0 0 0,1 1 0 0 0,-1 0-1 0 0,0 0 1 0 0,-1 1 0 0 0,5 2-1 0 0,-6-3-9 0 0,0-1 0 0 0,0 0 0 0 0,0 1 0 0 0,0-1 0 0 0,-1 1 0 0 0,1-1-1 0 0,0 1 1 0 0,-1 0 0 0 0,0 0 0 0 0,1 0 0 0 0,-1 0 0 0 0,0 0-1 0 0,0 0 1 0 0,0 0 0 0 0,0 0 0 0 0,0 0 0 0 0,-1 1 0 0 0,1-1-1 0 0,-1 0 1 0 0,1 0 0 0 0,-1 1 0 0 0,0-1 0 0 0,0 0 0 0 0,0 1-1 0 0,0-1 1 0 0,0 0 0 0 0,-1 1 0 0 0,1-1 0 0 0,-1 0 0 0 0,1 0-1 0 0,-1 0 1 0 0,0 1 0 0 0,0-1 0 0 0,0 0 0 0 0,0 0 0 0 0,0 0-1 0 0,-1 0 1 0 0,1 0 0 0 0,-2 1 0 0 0,-4 7-56 0 0,-1-1 1 0 0,-1 0 0 0 0,1 0-1 0 0,-1-1 1 0 0,-1 0-1 0 0,-10 6 1 0 0,16-11-1 0 0,-12 10 158 0 0,16-12-70 0 0,0-1 1 0 0,0 1 0 0 0,0-1-1 0 0,0 0 1 0 0,0 1-1 0 0,0-1 1 0 0,0 1-1 0 0,0-1 1 0 0,0 1-1 0 0,0-1 1 0 0,0 0 0 0 0,0 1-1 0 0,0-1 1 0 0,0 1-1 0 0,0-1 1 0 0,0 1-1 0 0,0-1 1 0 0,0 0-1 0 0,1 1 1 0 0,-1-1 0 0 0,0 1-1 0 0,0-1 1 0 0,1 0-1 0 0,-1 1 1 0 0,0-1-1 0 0,0 0 1 0 0,1 1 0 0 0,-1-1-1 0 0,0 0 1 0 0,1 0-1 0 0,-1 1 1 0 0,0-1-1 0 0,1 0 1 0 0,-1 0-1 0 0,1 0 1 0 0,-1 1 0 0 0,0-1-1 0 0,1 0 1 0 0,-1 0-1 0 0,1 0 1 0 0,0 0-1 0 0,31 15 35 0 0,43 23-1 0 0,-67-33-43 0 0,0 0 0 0 0,0 1 0 0 0,0 0 0 0 0,-1 0 0 0 0,0 1 1 0 0,10 12-1 0 0,-16-18 13 0 0,0 0 1 0 0,0 0-1 0 0,0 1 1 0 0,0-1 0 0 0,0 1-1 0 0,0-1 1 0 0,-1 1 0 0 0,1-1-1 0 0,0 1 1 0 0,-1-1-1 0 0,1 1 1 0 0,-1-1 0 0 0,0 1-1 0 0,1 0 1 0 0,-1-1-1 0 0,0 1 1 0 0,0 0 0 0 0,0-1-1 0 0,0 1 1 0 0,0 0-1 0 0,-1-1 1 0 0,1 1 0 0 0,-1 2-1 0 0,0-1 14 0 0,-1-1-1 0 0,1 0 1 0 0,-1 0-1 0 0,0 0 1 0 0,1-1 0 0 0,-1 1-1 0 0,0 0 1 0 0,0-1-1 0 0,0 1 1 0 0,0-1-1 0 0,0 1 1 0 0,0-1-1 0 0,0 0 1 0 0,-3 1-1 0 0,-7 2 69 0 0,1 0-1 0 0,0-1 0 0 0,-1 0 0 0 0,0-1 0 0 0,-17 1 0 0 0,15-2-70 0 0,-1-1 0 0 0,0-1 0 0 0,0 0 0 0 0,0-1 0 0 0,1-1 0 0 0,-19-5-1 0 0,32 8-118 0 0,1 0-1 0 0,-1 0 0 0 0,0 0 0 0 0,1-1 1 0 0,-1 1-1 0 0,1 0 0 0 0,-1 0 0 0 0,1 0 0 0 0,-1 0 1 0 0,1-1-1 0 0,-1 1 0 0 0,1 0 0 0 0,-1-1 0 0 0,1 1 1 0 0,0 0-1 0 0,-1-1 0 0 0,1 1 0 0 0,-1 0 0 0 0,1-1 1 0 0,0 1-1 0 0,-1-1 0 0 0,1 1 0 0 0,0-1 1 0 0,0 1-1 0 0,-1-1 0 0 0,1 1 0 0 0,0-1 0 0 0,0 1 1 0 0,0-1-1 0 0,-1 1 0 0 0,1-1 0 0 0,0 1 0 0 0,0-1 1 0 0,0 1-1 0 0,0-2 0 0 0,1 1-652 0 0,0-1-1 0 0,0 1 1 0 0,0-1 0 0 0,0 1-1 0 0,0 0 1 0 0,0 0 0 0 0,0-1-1 0 0,0 1 1 0 0,1 0-1 0 0,1-1 1 0 0,12-10-2444 0 0</inkml:trace>
   <inkml:trace contextRef="#ctx0" brushRef="#br0" timeOffset="-40531.66">5635 2829 8269 0 0,'13'-8'6163'0'0,"-9"5"-4762"0"0,1 0 0 0 0,0 0-1 0 0,0 1 1 0 0,1-1 0 0 0,-1 1 0 0 0,7-2 0 0 0,-11 4-1365 0 0,0 0 1 0 0,0 1-1 0 0,0-1 1 0 0,0 0 0 0 0,-1 0-1 0 0,1 1 1 0 0,0-1-1 0 0,0 1 1 0 0,0-1 0 0 0,-1 1-1 0 0,1-1 1 0 0,0 1-1 0 0,-1-1 1 0 0,1 1 0 0 0,0 0-1 0 0,-1-1 1 0 0,1 1-1 0 0,-1 0 1 0 0,1-1-1 0 0,-1 1 1 0 0,1 0 0 0 0,-1 0-1 0 0,0 0 1 0 0,1-1-1 0 0,-1 1 1 0 0,0 0 0 0 0,0 0-1 0 0,1 0 1 0 0,-1 1-1 0 0,5 28 303 0 0,-5-29-293 0 0,1 23 174 0 0,-1 0 1 0 0,-1 1-1 0 0,-1-1 1 0 0,-2-1-1 0 0,-6 27 0 0 0,-4 35 709 0 0,13-84-898 0 0,2 0 1 0 0,-1 1 0 0 0,0-1-1 0 0,0 1 1 0 0,0-1 0 0 0,1 0-1 0 0,-1 1 1 0 0,0-1 0 0 0,1 1-1 0 0,0-1 1 0 0,-1 0 0 0 0,1 0-1 0 0,0 1 1 0 0,-1-1 0 0 0,1 0-1 0 0,0 0 1 0 0,0 0 0 0 0,0 0-1 0 0,0 0 1 0 0,0 0 0 0 0,0 0-1 0 0,1 0 1 0 0,-1 0 0 0 0,0-1-1 0 0,0 1 1 0 0,2 0 0 0 0,37 14 283 0 0,-33-13-292 0 0,19 6-1239 0 0,0-2 1 0 0,52 5-1 0 0,9-9-7459 0 0,-56-4 5786 0 0</inkml:trace>
   <inkml:trace contextRef="#ctx0" brushRef="#br0" timeOffset="-40067.97">6197 3031 7981 0 0,'9'-29'9969'0'0,"-4"-18"-2269"0"0,-3 104-5786 0 0,0-24-1517 0 0,-2 0 1 0 0,-6 54 0 0 0,6-84 475 0 0,1-12-441 0 0,18-74-346 0 0,-14 69-113 0 0,1-1 0 0 0,1 1-1 0 0,0 1 1 0 0,1-1 0 0 0,0 1 0 0 0,1 0-1 0 0,18-19 1 0 0,-22 27 7 0 0,0 0 0 0 0,0 0-1 0 0,0 1 1 0 0,1 0 0 0 0,0 1 0 0 0,0-1-1 0 0,0 1 1 0 0,11-5 0 0 0,-13 7 3 0 0,1 0 0 0 0,-1 0-1 0 0,1 0 1 0 0,-1 1 0 0 0,0-1 0 0 0,1 1 0 0 0,-1 0 0 0 0,1 0 0 0 0,-1 1 0 0 0,1-1 0 0 0,-1 1 0 0 0,0 0 0 0 0,1 0-1 0 0,6 3 1 0 0,-8-3 7 0 0,0 1-1 0 0,0-1 1 0 0,0 1-1 0 0,0 0 1 0 0,0-1 0 0 0,0 1-1 0 0,0 1 1 0 0,0-1-1 0 0,-1 0 1 0 0,1 1-1 0 0,-1-1 1 0 0,0 1-1 0 0,0 0 1 0 0,0-1-1 0 0,0 1 1 0 0,0 0-1 0 0,2 6 1 0 0,-4-6 3 0 0,1 0 1 0 0,0 0-1 0 0,-1 0 1 0 0,0 0-1 0 0,1 0 1 0 0,-1 0 0 0 0,-1 0-1 0 0,1 0 1 0 0,0 0-1 0 0,-1 0 1 0 0,1 0-1 0 0,-1 0 1 0 0,0 0-1 0 0,0 0 1 0 0,0 0-1 0 0,-1 0 1 0 0,1-1-1 0 0,0 1 1 0 0,-5 5-1 0 0,-2 2-1 0 0,-1 1 0 0 0,-1-1 0 0 0,0-1-1 0 0,0 0 1 0 0,-23 15 0 0 0,18-14-7 0 0,1 1 1 0 0,1 0 0 0 0,-14 15 0 0 0,27-26 21 0 0,0 0 0 0 0,-1 1 0 0 0,1-1 0 0 0,0 1 0 0 0,-1-1 0 0 0,1 1-1 0 0,0-1 1 0 0,-1 1 0 0 0,1-1 0 0 0,0 1 0 0 0,0-1 0 0 0,0 1 0 0 0,0 0 0 0 0,0-1 0 0 0,-1 1 0 0 0,1-1 0 0 0,0 1 0 0 0,0-1 0 0 0,0 1 0 0 0,1 0 0 0 0,-1-1 0 0 0,0 1 0 0 0,0-1 0 0 0,0 1 0 0 0,0-1 0 0 0,0 1 0 0 0,1-1 0 0 0,-1 1 0 0 0,1 0 0 0 0,15 15 114 0 0,27 4 8 0 0,-43-20-126 0 0,43 16-455 0 0,59 14 1 0 0,-69-23-1525 0 0,33 3 0 0 0,-56-9 192 0 0,-1-1 1 0 0,1 0-1 0 0,14-1 0 0 0,2-5-1222 0 0</inkml:trace>
-  <inkml:trace contextRef="#ctx0" brushRef="#br0" timeOffset="-39805.35">6879 2921 8933 0 0,'32'-28'10834'0'0,"-23"21"-9726"0"0,-1 0 0 0 0,1-1 0 0 0,-1 0-1 0 0,7-10 1 0 0,-15 18-1093 0 0,1 0 0 0 0,-1 0 0 0 0,0 0 0 0 0,0 0 0 0 0,0-1 0 0 0,0 1-1 0 0,0 0 1 0 0,0 0 0 0 0,0 0 0 0 0,0 0 0 0 0,0 0 0 0 0,1-1 0 0 0,-1 1 0 0 0,0 0-1 0 0,0 0 1 0 0,0 0 0 0 0,0 0 0 0 0,0 0 0 0 0,0-1 0 0 0,0 1 0 0 0,0 0 0 0 0,0 0-1 0 0,0 0 1 0 0,0 0 0 0 0,0-1 0 0 0,0 1 0 0 0,-1 0 0 0 0,1 0 0 0 0,0 0 0 0 0,0 0-1 0 0,0 0 1 0 0,0-1 0 0 0,0 1 0 0 0,0 0 0 0 0,0 0 0 0 0,0 0 0 0 0,0 0 0 0 0,0 0-1 0 0,-1 0 1 0 0,1-1 0 0 0,-2 0-2841 0 0,8 8-8051 0 0</inkml:trace>
+  <inkml:trace contextRef="#ctx0" brushRef="#br0" timeOffset="-39805.36">6879 2921 8933 0 0,'32'-28'10834'0'0,"-23"21"-9726"0"0,-1 0 0 0 0,1-1 0 0 0,-1 0-1 0 0,7-10 1 0 0,-15 18-1093 0 0,1 0 0 0 0,-1 0 0 0 0,0 0 0 0 0,0 0 0 0 0,0-1 0 0 0,0 1-1 0 0,0 0 1 0 0,0 0 0 0 0,0 0 0 0 0,0 0 0 0 0,0 0 0 0 0,1-1 0 0 0,-1 1 0 0 0,0 0-1 0 0,0 0 1 0 0,0 0 0 0 0,0 0 0 0 0,0 0 0 0 0,0-1 0 0 0,0 1 0 0 0,0 0 0 0 0,0 0-1 0 0,0 0 1 0 0,0 0 0 0 0,0-1 0 0 0,0 1 0 0 0,-1 0 0 0 0,1 0 0 0 0,0 0 0 0 0,0 0-1 0 0,0 0 1 0 0,0-1 0 0 0,0 1 0 0 0,0 0 0 0 0,0 0 0 0 0,0 0 0 0 0,0 0 0 0 0,0 0-1 0 0,-1 0 1 0 0,1-1 0 0 0,-2 0-2841 0 0,8 8-8051 0 0</inkml:trace>
   <inkml:trace contextRef="#ctx0" brushRef="#br0" timeOffset="-39601.75">7130 2875 528 0 0,'28'0'19357'0'0,"-28"0"-19263"0"0,0 0 0 0 0,1 0-1 0 0,-1 0 1 0 0,0 0 0 0 0,0 0 0 0 0,0 0-1 0 0,1 0 1 0 0,-1 0 0 0 0,0 0 0 0 0,0 0-1 0 0,1 1 1 0 0,-1-1 0 0 0,0 0 0 0 0,0 0-1 0 0,0 0 1 0 0,0 0 0 0 0,1 0 0 0 0,-1 0-1 0 0,0 0 1 0 0,0 0 0 0 0,0 1 0 0 0,0-1-1 0 0,1 0 1 0 0,-1 0 0 0 0,0 0 0 0 0,0 0-1 0 0,0 1 1 0 0,0-1 0 0 0,0 0 0 0 0,0 0-1 0 0,0 0 1 0 0,0 1 0 0 0,0-1 0 0 0,1 0-1 0 0,-1 0 1 0 0,0 0 0 0 0,0 1 0 0 0,0-1-1 0 0,0 0 1 0 0,0 0 0 0 0,0 0 0 0 0,0 1-1 0 0,-1-1 1 0 0,-2 10-286 0 0,-8 15-1764 0 0,7-8-5083 0 0,4-14 4497 0 0</inkml:trace>
   <inkml:trace contextRef="#ctx0" brushRef="#br0" timeOffset="-39445.96">7288 2888 7821 0 0,'15'-7'4644'0'0,"-4"-3"-1692"0"0,-3 2-959 0 0,1-1-621 0 0,-2 1-432 0 0,-3 1-300 0 0,0 0-192 0 0,1 2-140 0 0,-3 0-148 0 0,3 1-272 0 0,-3 1-568 0 0,1 1-164 0 0,4 6-3893 0 0,-1-2 2253 0 0</inkml:trace>
-  <inkml:trace contextRef="#ctx0" brushRef="#br0" timeOffset="-39194.95">7674 2843 9989 0 0,'45'-11'12724'0'0,"19"-14"-6571"0"0,-60 23-5744 0 0,-3 2-136 0 0,1 7-335 0 0,-12 15-2456 0 0,1 1-1 0 0,-10 37 1 0 0,9-27-2144 0 0,4-15 1702 0 0</inkml:trace>
+  <inkml:trace contextRef="#ctx0" brushRef="#br0" timeOffset="-39194.96">7674 2843 9989 0 0,'45'-11'12724'0'0,"19"-14"-6571"0"0,-60 23-5744 0 0,-3 2-136 0 0,1 7-335 0 0,-12 15-2456 0 0,1 1-1 0 0,-10 37 1 0 0,9-27-2144 0 0,4-15 1702 0 0</inkml:trace>
   <inkml:trace contextRef="#ctx0" brushRef="#br0" timeOffset="-38986.73">7667 3432 10853 0 0,'1'23'5488'0'0,"-1"-5"-2751"0"0,0-2-1317 0 0,0-1-680 0 0,-2 0-328 0 0,-2 9-156 0 0,-6-1-92 0 0,-2 3-48 0 0,-4-2-20 0 0,-18 21-44 0 0,-3-6-92 0 0,6-14-288 0 0,-11 8-324 0 0,8-12-296 0 0,5-3 148 0 0,5-6-2465 0 0,1-4 545 0 0,5-5 452 0 0</inkml:trace>
   <inkml:trace contextRef="#ctx0" brushRef="#br0" timeOffset="-37899.09">9127 993 6573 0 0,'-6'-7'2399'0'0,"-38"-44"3828"0"0,41 47-5908 0 0,0 0 0 0 0,0 0-1 0 0,1-1 1 0 0,-1 1 0 0 0,1-1-1 0 0,0 1 1 0 0,0-1-1 0 0,1 0 1 0 0,-1 0 0 0 0,0-6-1 0 0,2 10-229 0 0,0 0-1 0 0,0-1 0 0 0,0 1 1 0 0,0 0-1 0 0,0 0 0 0 0,0 0 1 0 0,0-1-1 0 0,0 1 0 0 0,0 0 0 0 0,1 0 1 0 0,-1 0-1 0 0,1 0 0 0 0,-1 0 1 0 0,1-1-1 0 0,-1 1 0 0 0,1 0 1 0 0,0 0-1 0 0,-1 0 0 0 0,1 0 1 0 0,0 1-1 0 0,0-1 0 0 0,-1 0 1 0 0,1 0-1 0 0,2-1 0 0 0,-1 1 0 0 0,0 0 0 0 0,1 0 0 0 0,-1 1 0 0 0,0-1 0 0 0,0 1 0 0 0,1-1 0 0 0,-1 1 0 0 0,1 0 0 0 0,-1 0-1 0 0,0 0 1 0 0,5 0 0 0 0,3 1 60 0 0,-1 1 0 0 0,1 0-1 0 0,-1 1 1 0 0,19 7-1 0 0,-21-6-99 0 0,-1-1 0 0 0,1 0 0 0 0,-1 1 0 0 0,0 1 0 0 0,0-1 0 0 0,0 1 0 0 0,-1 0 0 0 0,1 0 0 0 0,-1 0 0 0 0,0 1 0 0 0,-1 0 0 0 0,1 0 0 0 0,4 9-1 0 0,-5-6-6 0 0,0 0 0 0 0,-1 1-1 0 0,0-1 1 0 0,0 1-1 0 0,-1-1 1 0 0,0 1-1 0 0,-1 0 1 0 0,1 20-1 0 0,-4 0 22 0 0,-2 0 0 0 0,0 0 0 0 0,-2 0 0 0 0,-1-1 0 0 0,-17 43 0 0 0,-7 11 98 0 0,15-42-43 0 0,-18 67 1 0 0,32-103-97 0 0,1 1 0 0 0,0-1 0 0 0,0 1 0 0 0,1-1 1 0 0,-1 1-1 0 0,1-1 0 0 0,1 1 0 0 0,-1-1 0 0 0,1 1 1 0 0,0-1-1 0 0,0 1 0 0 0,0-1 0 0 0,1 1 0 0 0,0-1 1 0 0,0 0-1 0 0,0 0 0 0 0,1 0 0 0 0,-1 0 0 0 0,1 0 1 0 0,0-1-1 0 0,1 1 0 0 0,-1-1 0 0 0,1 0 0 0 0,0 0 1 0 0,0 0-1 0 0,0-1 0 0 0,1 1 0 0 0,-1-1 0 0 0,6 3 1 0 0,6 3 39 0 0,0-1 0 0 0,0-1 0 0 0,1 0-1 0 0,-1-1 1 0 0,2-1 0 0 0,-1-1 0 0 0,1 0 0 0 0,25 2 0 0 0,-27-5-5 0 0,-1 0 0 0 0,1-1 0 0 0,-1-1 0 0 0,0-1 0 0 0,0 0 0 0 0,1 0 0 0 0,-1-2-1 0 0,0 0 1 0 0,-1 0 0 0 0,18-9 0 0 0,-27 10 36 0 0,1 0-1 0 0,-1 0 1 0 0,0-1-1 0 0,0 0 1 0 0,-1 0-1 0 0,9-9 0 0 0,-11 11 0 0 0,1-1 0 0 0,-1 0 0 0 0,0 0-1 0 0,-1 1 1 0 0,1-1 0 0 0,0-1 0 0 0,-1 1-1 0 0,0 0 1 0 0,1 0 0 0 0,-1 0 0 0 0,-1-1-1 0 0,1 1 1 0 0,0-7 0 0 0,-15 41-78 0 0,1 36-4 0 0,2 0 0 0 0,3 1 0 0 0,2 94 0 0 0,22 211 65 0 0,16-59 20 0 0,4 76 274 0 0,-35-356-260 0 0,-1 0 1 0 0,-6 46 0 0 0,4-64-71 0 0,-1-1 0 0 0,-1 0 0 0 0,0 0 0 0 0,-1 0 1 0 0,-1-1-1 0 0,0 0 0 0 0,-13 22 0 0 0,10-23-9 0 0,-1-1 0 0 0,0 1 0 0 0,0-1 1 0 0,-1-1-1 0 0,-1 0 0 0 0,0-1 0 0 0,0 0 0 0 0,-1-1 0 0 0,0 0 0 0 0,0-1 0 0 0,-1-1 1 0 0,-20 9-1 0 0,-1-4 22 0 0,-1-1 1 0 0,0-2-1 0 0,0-2 1 0 0,-52 5-1 0 0,-152-2 50 0 0,131-9-177 0 0,-371 40-4037 0 0,463-39 3335 0 0,4 0-905 0 0,-1 0 0 0 0,1-1 0 0 0,-23-1 0 0 0,16-4-1484 0 0</inkml:trace>
   <inkml:trace contextRef="#ctx0" brushRef="#br0" timeOffset="-23605.08">1596 3698 12 0 0,'-6'3'2507'0'0,"4"-2"-1516"0"0,1 0-133 0 0,-9 7 6852 0 0,11-3-6720 0 0,26 0-4303 0 0,-1-5 1639 0 0</inkml:trace>
@@ -6195,14 +6310,14 @@
   <inkml:trace contextRef="#ctx0" brushRef="#br0">953 302 7353 0 0,'-4'0'1223'0'0,"0"0"-1"0"0,1-1 1 0 0,-1 1 0 0 0,0 0 0 0 0,0-1 0 0 0,1 0 0 0 0,-1 0 0 0 0,1 0 0 0 0,-1 0 0 0 0,1-1 0 0 0,-1 1-1 0 0,-5-5 1 0 0,8 5-1010 0 0,0 0 0 0 0,0 0-1 0 0,0 0 1 0 0,0-1 0 0 0,0 1-1 0 0,0 0 1 0 0,1-1 0 0 0,-1 1-1 0 0,0 0 1 0 0,1-1 0 0 0,-1 1-1 0 0,1-1 1 0 0,0 1 0 0 0,-1-1-1 0 0,1 1 1 0 0,0-1 0 0 0,0 1-1 0 0,0-1 1 0 0,0 1 0 0 0,0-1-1 0 0,0 0 1 0 0,0 1 0 0 0,1-1-1 0 0,-1 1 1 0 0,0-1 0 0 0,1 1-1 0 0,0 0 1 0 0,-1-1-1 0 0,1 1 1 0 0,0-1 0 0 0,-1 1-1 0 0,1 0 1 0 0,2-2 0 0 0,5-9-116 0 0,0 0 0 0 0,1 0 0 0 0,1 1 0 0 0,0 1 0 0 0,0-1 0 0 0,1 2 0 0 0,1-1 0 0 0,-1 2 0 0 0,2-1-1 0 0,-1 2 1 0 0,1 0 0 0 0,19-8 0 0 0,10-2 245 0 0,0 2 0 0 0,78-16 0 0 0,-31 15-342 0 0,0 4 0 0 0,1 3 0 0 0,0 5 0 0 0,0 3 0 0 0,0 5 0 0 0,0 3 0 0 0,0 5 0 0 0,170 43 0 0 0,-196-35 0 0 0,-2 3 0 0 0,0 2 0 0 0,-1 3 0 0 0,72 46 0 0 0,-87-44 0 0 0,-2 2 0 0 0,0 2 0 0 0,-2 2 0 0 0,-2 2 0 0 0,55 66 0 0 0,-51-48 0 0 0,-2 2 0 0 0,-3 1 0 0 0,-3 3 0 0 0,55 127 0 0 0,-71-139 0 0 0,-3 1 0 0 0,-3 1 0 0 0,-1 1 0 0 0,-3-1 0 0 0,-2 2 0 0 0,-3-1 0 0 0,-1 74 0 0 0,-7-66 0 0 0,-3 0 0 0 0,-2 0 0 0 0,-3 0 0 0 0,-3-1 0 0 0,-2-1 0 0 0,-3 0 0 0 0,-34 72 0 0 0,29-81 0 0 0,-2-2 0 0 0,-3-1 0 0 0,-1-1 0 0 0,-2-1 0 0 0,-3-2 0 0 0,-1-1 0 0 0,-1-2 0 0 0,-66 52 0 0 0,67-63 0 0 0,-1-2 0 0 0,-2-1 0 0 0,-79 39 0 0 0,59-40 0 0 0,-1-3 0 0 0,-1-2 0 0 0,0-2 0 0 0,-74 10 0 0 0,15-11 0 0 0,-154 2 0 0 0,179-19 0 0 0,-1-4 0 0 0,1-3 0 0 0,-169-38 0 0 0,179 25 0 0 0,1-4 0 0 0,2-3 0 0 0,0-5 0 0 0,2-2 0 0 0,-75-46 0 0 0,106 51 0 0 0,0-2 0 0 0,3-3 0 0 0,0-1 0 0 0,3-3 0 0 0,1-1 0 0 0,2-2 0 0 0,1-2 0 0 0,-54-80 0 0 0,59 70 0 0 0,2-2 0 0 0,3-1 0 0 0,2-1 0 0 0,3-2 0 0 0,-18-66 0 0 0,31 81 0 0 0,1-1 0 0 0,2-1 0 0 0,3 0 0 0 0,1 0 0 0 0,2 0 0 0 0,3-1 0 0 0,10-79 0 0 0,-3 77 0 0 0,2 0 0 0 0,31-87 0 0 0,-23 88 0 0 0,2 2 0 0 0,45-77 0 0 0,-39 84-2 0 0,2 2 0 0 0,1 1-1 0 0,2 1 1 0 0,1 2 0 0 0,2 1 0 0 0,1 2-1 0 0,2 1 1 0 0,0 1 0 0 0,2 3 0 0 0,1 1-1 0 0,1 2 1 0 0,1 1 0 0 0,0 3 0 0 0,2 1-1 0 0,0 3 1 0 0,58-12 0 0 0,192-22-6376 0 0,-161 30 2746 0 0,44-7-261 0 0</inkml:trace>
   <inkml:trace contextRef="#ctx0" brushRef="#br0" timeOffset="897.13">1046 714 9681 0 0,'-14'-34'10504'0'0,"-3"-18"-3976"0"0,-2-8-2299 0 0,19 60-4222 0 0,0 0 0 0 0,0 0 0 0 0,0 0 0 0 0,0 0 0 0 0,0 0-1 0 0,0 0 1 0 0,0-1 0 0 0,0 1 0 0 0,0 0 0 0 0,0 0 0 0 0,-1 0 0 0 0,1 0 0 0 0,0 0-1 0 0,0 0 1 0 0,0 0 0 0 0,0 0 0 0 0,0 0 0 0 0,0 0 0 0 0,0 0 0 0 0,0-1 0 0 0,-1 1-1 0 0,1 0 1 0 0,0 0 0 0 0,0 0 0 0 0,0 0 0 0 0,0 0 0 0 0,0 0 0 0 0,0 0 0 0 0,-1 0-1 0 0,1 0 1 0 0,0 0 0 0 0,0 0 0 0 0,0 0 0 0 0,0 0 0 0 0,0 0 0 0 0,0 0 0 0 0,-1 0-1 0 0,1 1 1 0 0,0-1 0 0 0,0 0 0 0 0,0 0 0 0 0,0 0 0 0 0,0 0 0 0 0,0 0 0 0 0,0 0-1 0 0,0 0 1 0 0,-1 0 0 0 0,1 0 0 0 0,0 0 0 0 0,0 0 0 0 0,0 1 0 0 0,0-1 0 0 0,0 0 0 0 0,0 0-1 0 0,0 0 1 0 0,0 0 0 0 0,0 0 0 0 0,0 0 0 0 0,0 0 0 0 0,0 1 0 0 0,0-1-1 0 0,-8 14 606 0 0,-4 18 175 0 0,-2 29-974 0 0,-7 71-1 0 0,6-27-327 0 0,13-97-1133 0 0</inkml:trace>
   <inkml:trace contextRef="#ctx0" brushRef="#br0" timeOffset="1318.27">972 686 8797 0 0,'2'-56'13044'0'0,"-13"-24"-8551"0"0,2 26-1295 0 0,8 53-3131 0 0,1-1 1 0 0,0 1-1 0 0,0 0 0 0 0,0-1 1 0 0,-1 1-1 0 0,1 0 0 0 0,0 0 1 0 0,1-1-1 0 0,-1 1 0 0 0,0 0 1 0 0,0-1-1 0 0,0 1 0 0 0,1 0 1 0 0,-1 0-1 0 0,1-1 0 0 0,-1 1 1 0 0,1 0-1 0 0,-1 0 0 0 0,1 0 1 0 0,0 0-1 0 0,0 0 0 0 0,-1 0 1 0 0,1 0-1 0 0,0 0 0 0 0,1-1 1 0 0,0 1 30 0 0,1 0 1 0 0,-1 1 0 0 0,0-1 0 0 0,0 0 0 0 0,1 1 0 0 0,-1 0 0 0 0,0 0 0 0 0,1 0 0 0 0,-1 0 0 0 0,0 0 0 0 0,1 0 0 0 0,-1 0 0 0 0,0 1 0 0 0,4 0 0 0 0,9 4-99 0 0,0 0 0 0 0,0 1 0 0 0,0 0 0 0 0,-1 2 0 0 0,0-1 0 0 0,-1 2 0 0 0,0 0 0 0 0,16 13 0 0 0,-9-5 0 0 0,-2 1 0 0 0,1 0 0 0 0,-2 1 0 0 0,15 23 0 0 0,-24-31 0 0 0,0 1 0 0 0,-1 0 0 0 0,-1 0 0 0 0,0 0 0 0 0,0 1 0 0 0,-2 0 0 0 0,1 0 0 0 0,-2 0 0 0 0,4 19 0 0 0,-7-26 0 0 0,1-1 0 0 0,-1 1 0 0 0,0 0 0 0 0,0 0 0 0 0,-1 0 0 0 0,0 0 0 0 0,0-1 0 0 0,0 1 0 0 0,-1 0 0 0 0,1-1 0 0 0,-1 1 0 0 0,-1-1 0 0 0,1 0 0 0 0,-1 1 0 0 0,0-1 0 0 0,0 0 0 0 0,0-1 0 0 0,-1 1 0 0 0,0-1 0 0 0,0 1 0 0 0,0-1 0 0 0,0 0 0 0 0,-1-1 0 0 0,0 1 0 0 0,1-1 0 0 0,-1 0 0 0 0,-9 4 0 0 0,-1 0 0 0 0,0-1 0 0 0,-1 0 0 0 0,0-1 0 0 0,0-1 0 0 0,0-1 0 0 0,-1 0 0 0 0,1-2 0 0 0,-26 1 0 0 0,-87-6 0 0 0,108 2 0 0 0,0-1 0 0 0,1 0 0 0 0,-1-2 0 0 0,-22-8 0 0 0,42 13-58 0 0,-1-1 0 0 0,1 1-1 0 0,-1-1 1 0 0,1 0 0 0 0,0 1 0 0 0,-1-1-1 0 0,1 0 1 0 0,0 0 0 0 0,-1 0 0 0 0,1 0-1 0 0,0 0 1 0 0,0 0 0 0 0,-2-2 0 0 0,3 3-2 0 0,0-1 1 0 0,0 1-1 0 0,0 0 1 0 0,0-1 0 0 0,0 1-1 0 0,0 0 1 0 0,0-1-1 0 0,0 1 1 0 0,0 0 0 0 0,0-1-1 0 0,0 1 1 0 0,0-1-1 0 0,0 1 1 0 0,1 0-1 0 0,-1-1 1 0 0,0 1 0 0 0,0 0-1 0 0,0 0 1 0 0,1-1-1 0 0,-1 1 1 0 0,0 0 0 0 0,0-1-1 0 0,1 1 1 0 0,-1 0-1 0 0,0 0 1 0 0,0-1-1 0 0,1 1 1 0 0,-1 0 0 0 0,0 0-1 0 0,1 0 1 0 0,-1 0-1 0 0,0-1 1 0 0,1 1 0 0 0,5-2-962 0 0,-1 0 1 0 0,1 0 0 0 0,0 0 0 0 0,12-1 0 0 0,11-2-3122 0 0,4 0 595 0 0</inkml:trace>
-  <inkml:trace contextRef="#ctx0" brushRef="#br0" timeOffset="1722.67">1281 876 584 0 0,'16'-2'16962'0'0,"-4"0"-12685"0"0,12 6-2107 0 0,75 5 1849 0 0,-88-8-3692 0 0,1-2 1 0 0,-1 1 0 0 0,0-2-1 0 0,0 1 1 0 0,0-2-1 0 0,19-5 1 0 0,-27 7-248 0 0,0-1 1 0 0,-1 1-1 0 0,0 0 1 0 0,1-1-1 0 0,-1 1 1 0 0,0-1-1 0 0,0 1 1 0 0,0-1-1 0 0,0 0 1 0 0,0 0-1 0 0,0 0 1 0 0,0 0-1 0 0,-1-1 1 0 0,1 1-1 0 0,1-3 1 0 0,-3 4-57 0 0,1 0 0 0 0,-1 0 1 0 0,0 0-1 0 0,0 0 0 0 0,1 0 1 0 0,-1 0-1 0 0,0-1 0 0 0,0 1 0 0 0,0 0 1 0 0,0 0-1 0 0,0 0 0 0 0,0 0 1 0 0,0 0-1 0 0,-1-1 0 0 0,1 1 0 0 0,0 0 1 0 0,-1 0-1 0 0,1 0 0 0 0,-1 0 1 0 0,1 0-1 0 0,-1 0 0 0 0,1 0 0 0 0,-1 0 1 0 0,0 0-1 0 0,1 0 0 0 0,-1 0 1 0 0,0 0-1 0 0,0 1 0 0 0,0-1 0 0 0,0 0 1 0 0,0 1-1 0 0,0-1 0 0 0,0 0 0 0 0,0 1 1 0 0,0-1-1 0 0,0 1 0 0 0,-1-1 1 0 0,-4-1-17 0 0,0 0 0 0 0,0 0 0 0 0,0 1 0 0 0,0 0 0 0 0,0 0 0 0 0,0 0 0 0 0,0 1 0 0 0,-1 0 0 0 0,1 0 0 0 0,0 1 0 0 0,0 0 0 0 0,0 0 0 0 0,0 0 1 0 0,0 1-1 0 0,0-1 0 0 0,0 1 0 0 0,-8 5 0 0 0,1-1 7 0 0,1 0 0 0 0,0 1 0 0 0,0 0 1 0 0,0 1-1 0 0,1 1 0 0 0,-17 15 0 0 0,25-21-15 0 0,1-1 0 0 0,0 0 0 0 0,0 0 0 0 0,0 1 0 0 0,0-1 0 0 0,1 1 0 0 0,-1 0 0 0 0,1-1 0 0 0,-1 1 0 0 0,1 0 0 0 0,0 0 0 0 0,0 0 0 0 0,0 0 0 0 0,0 0 0 0 0,1 0 0 0 0,-1 0 0 0 0,1 0 0 0 0,0 0 0 0 0,0 4 0 0 0,1-4 0 0 0,0 1 0 0 0,0-1 0 0 0,0 1 0 0 0,0-1 0 0 0,1 1 0 0 0,0-1 0 0 0,0 0 0 0 0,0 0 0 0 0,0 0 0 0 0,0 0 0 0 0,0 0 0 0 0,1 0 0 0 0,-1-1 0 0 0,1 1 0 0 0,5 3 0 0 0,3 2-465 0 0,1 0-1 0 0,0-1 1 0 0,0-1 0 0 0,0 0-1 0 0,1 0 1 0 0,0-2 0 0 0,0 1-1 0 0,0-1 1 0 0,0-1 0 0 0,21 2 0 0 0,-6-8-7534 0 0,-15-1 4630 0 0</inkml:trace>
+  <inkml:trace contextRef="#ctx0" brushRef="#br0" timeOffset="1722.66">1281 876 584 0 0,'16'-2'16962'0'0,"-4"0"-12685"0"0,12 6-2107 0 0,75 5 1849 0 0,-88-8-3692 0 0,1-2 1 0 0,-1 1 0 0 0,0-2-1 0 0,0 1 1 0 0,0-2-1 0 0,19-5 1 0 0,-27 7-248 0 0,0-1 1 0 0,-1 1-1 0 0,0 0 1 0 0,1-1-1 0 0,-1 1 1 0 0,0-1-1 0 0,0 1 1 0 0,0-1-1 0 0,0 0 1 0 0,0 0-1 0 0,0 0 1 0 0,0 0-1 0 0,-1-1 1 0 0,1 1-1 0 0,1-3 1 0 0,-3 4-57 0 0,1 0 0 0 0,-1 0 1 0 0,0 0-1 0 0,0 0 0 0 0,1 0 1 0 0,-1 0-1 0 0,0-1 0 0 0,0 1 0 0 0,0 0 1 0 0,0 0-1 0 0,0 0 0 0 0,0 0 1 0 0,0 0-1 0 0,-1-1 0 0 0,1 1 0 0 0,0 0 1 0 0,-1 0-1 0 0,1 0 0 0 0,-1 0 1 0 0,1 0-1 0 0,-1 0 0 0 0,1 0 0 0 0,-1 0 1 0 0,0 0-1 0 0,1 0 0 0 0,-1 0 1 0 0,0 0-1 0 0,0 1 0 0 0,0-1 0 0 0,0 0 1 0 0,0 1-1 0 0,0-1 0 0 0,0 0 0 0 0,0 1 1 0 0,0-1-1 0 0,0 1 0 0 0,-1-1 1 0 0,-4-1-17 0 0,0 0 0 0 0,0 0 0 0 0,0 1 0 0 0,0 0 0 0 0,0 0 0 0 0,0 0 0 0 0,0 1 0 0 0,-1 0 0 0 0,1 0 0 0 0,0 1 0 0 0,0 0 0 0 0,0 0 0 0 0,0 0 1 0 0,0 1-1 0 0,0-1 0 0 0,0 1 0 0 0,-8 5 0 0 0,1-1 7 0 0,1 0 0 0 0,0 1 0 0 0,0 0 1 0 0,0 1-1 0 0,1 1 0 0 0,-17 15 0 0 0,25-21-15 0 0,1-1 0 0 0,0 0 0 0 0,0 0 0 0 0,0 1 0 0 0,0-1 0 0 0,1 1 0 0 0,-1 0 0 0 0,1-1 0 0 0,-1 1 0 0 0,1 0 0 0 0,0 0 0 0 0,0 0 0 0 0,0 0 0 0 0,0 0 0 0 0,1 0 0 0 0,-1 0 0 0 0,1 0 0 0 0,0 0 0 0 0,0 4 0 0 0,1-4 0 0 0,0 1 0 0 0,0-1 0 0 0,0 1 0 0 0,0-1 0 0 0,1 1 0 0 0,0-1 0 0 0,0 0 0 0 0,0 0 0 0 0,0 0 0 0 0,0 0 0 0 0,0 0 0 0 0,1 0 0 0 0,-1-1 0 0 0,1 1 0 0 0,5 3 0 0 0,3 2-465 0 0,1 0-1 0 0,0-1 1 0 0,0-1 0 0 0,0 0-1 0 0,1 0 1 0 0,0-2 0 0 0,0 1-1 0 0,0-1 1 0 0,0-1 0 0 0,21 2 0 0 0,-6-8-7534 0 0,-15-1 4630 0 0</inkml:trace>
   <inkml:trace contextRef="#ctx0" brushRef="#br0" timeOffset="1987.04">1717 687 9073 0 0,'12'-37'8547'0'0,"-7"20"-5163"0"0,0 0 1 0 0,10-19-1 0 0,-15 36-2925 0 0,-3 72 432 0 0,-3 0 1 0 0,-3 0 0 0 0,-37 139-1 0 0,42-199-1832 0 0,-2 10-1009 0 0,3-8-8227 0 0</inkml:trace>
   <inkml:trace contextRef="#ctx0" brushRef="#br0" timeOffset="2627.19">1828 676 512 0 0,'19'-41'5315'0'0,"-15"35"-3194"0"0,-1 0 0 0 0,1-1 1 0 0,1 1-1 0 0,4-5 0 0 0,-9 11-2013 0 0,0-1 1 0 0,1 1-1 0 0,-1 0 1 0 0,0 0-1 0 0,0 0 1 0 0,0 0-1 0 0,0 0 0 0 0,1-1 1 0 0,-1 1-1 0 0,0 0 1 0 0,0 0-1 0 0,0 0 1 0 0,1 0-1 0 0,-1 0 1 0 0,0 0-1 0 0,0 0 0 0 0,0 0 1 0 0,1 0-1 0 0,-1 0 1 0 0,0 0-1 0 0,0 0 1 0 0,0 0-1 0 0,1 0 1 0 0,-1 0-1 0 0,0 0 1 0 0,0 0-1 0 0,0 0 0 0 0,1 0 1 0 0,-1 0-1 0 0,0 0 1 0 0,0 0-1 0 0,0 0 1 0 0,1 0-1 0 0,-1 0 1 0 0,0 0-1 0 0,0 1 0 0 0,0-1 1 0 0,1 0-1 0 0,-1 0 1 0 0,0 0-1 0 0,0 0 1 0 0,0 0-1 0 0,0 1 1 0 0,7 13 1669 0 0,-1 17-475 0 0,-5-6-581 0 0,-1 1 0 0 0,-1-1 1 0 0,-2 1-1 0 0,-11 49 1 0 0,-41 98 1768 0 0,52-159-1951 0 0,3-14-527 0 0,0 0-1 0 0,0 0 1 0 0,0 0 0 0 0,0 0 0 0 0,0 1-1 0 0,0-1 1 0 0,0 0 0 0 0,0 0 0 0 0,0 0 0 0 0,0 0-1 0 0,0 0 1 0 0,0 0 0 0 0,1 1 0 0 0,-1-1-1 0 0,0 0 1 0 0,0 0 0 0 0,0 0 0 0 0,0 0 0 0 0,0 0-1 0 0,0 0 1 0 0,0 0 0 0 0,0 0 0 0 0,1 0-1 0 0,-1 0 1 0 0,0 0 0 0 0,0 0 0 0 0,0 0 0 0 0,0 1-1 0 0,0-1 1 0 0,0 0 0 0 0,1 0 0 0 0,-1 0-1 0 0,0 0 1 0 0,0 0 0 0 0,0 0 0 0 0,0 0-1 0 0,0 0 1 0 0,0 0 0 0 0,1-1 0 0 0,-1 1 0 0 0,0 0-1 0 0,0 0 1 0 0,0 0 0 0 0,0 0 0 0 0,0 0-1 0 0,0 0 1 0 0,1 0 0 0 0,23-18 366 0 0,-23 18-381 0 0,24-22 176 0 0,-12 11-131 0 0,0-1 0 0 0,1 2 1 0 0,1-1-1 0 0,28-14 0 0 0,-43 25-46 0 0,1 0 0 0 0,0-1-1 0 0,0 1 1 0 0,-1 0 0 0 0,1 0 0 0 0,0 0 0 0 0,0 0-1 0 0,-1 0 1 0 0,1 0 0 0 0,0 0 0 0 0,0 0-1 0 0,-1 0 1 0 0,1 0 0 0 0,0 0 0 0 0,0 0 0 0 0,-1 0-1 0 0,1 0 1 0 0,0 1 0 0 0,-1-1 0 0 0,1 0 0 0 0,0 1-1 0 0,-1-1 1 0 0,1 1 0 0 0,0-1 0 0 0,-1 0 0 0 0,1 1-1 0 0,-1-1 1 0 0,1 1 0 0 0,-1 0 0 0 0,1-1 0 0 0,-1 1-1 0 0,1-1 1 0 0,-1 1 0 0 0,1 0 0 0 0,-1-1 0 0 0,0 1-1 0 0,1 0 1 0 0,-1-1 0 0 0,0 1 0 0 0,0 0-1 0 0,0 0 1 0 0,0-1 0 0 0,1 1 0 0 0,-1 0 0 0 0,0 1-1 0 0,1 6-5 0 0,0 1-1 0 0,-1-1 0 0 0,0 12 0 0 0,0-10 14 0 0,0-4 4 0 0,1 0 0 0 0,-1 1 0 0 0,1-1 0 0 0,0 0 0 0 0,1 0 0 0 0,0 0 0 0 0,0 0 0 0 0,0 0 0 0 0,0-1 0 0 0,1 1 0 0 0,5 7 0 0 0,-6-10-8 0 0,0-1 0 0 0,0 0 0 0 0,0 0 0 0 0,0 1 0 0 0,1-2 0 0 0,-1 1-1 0 0,1 0 1 0 0,-1 0 0 0 0,1-1 0 0 0,-1 1 0 0 0,1-1 0 0 0,0 0 0 0 0,0 0 0 0 0,0 0 0 0 0,0 0 0 0 0,0 0-1 0 0,0-1 1 0 0,0 1 0 0 0,0-1 0 0 0,0 0 0 0 0,0 0 0 0 0,0 0 0 0 0,0 0 0 0 0,0-1 0 0 0,5 0 0 0 0,4-3-14 0 0,0 0 0 0 0,0 0 0 0 0,-1-1 0 0 0,0-1 0 0 0,0 0 0 0 0,0 0 0 0 0,15-13 0 0 0,21-12 128 0 0,-46 31-114 0 0,-1 0-1 0 0,0 0 0 0 0,1 0 1 0 0,-1 1-1 0 0,0-1 0 0 0,0 0 1 0 0,1 0-1 0 0,-1 0 1 0 0,0 0-1 0 0,1 0 0 0 0,-1 0 1 0 0,0 1-1 0 0,0-1 0 0 0,1 0 1 0 0,-1 0-1 0 0,0 0 1 0 0,0 1-1 0 0,0-1 0 0 0,1 0 1 0 0,-1 0-1 0 0,0 1 0 0 0,0-1 1 0 0,0 0-1 0 0,0 0 1 0 0,1 1-1 0 0,-1-1 0 0 0,0 0 1 0 0,0 1-1 0 0,0-1 0 0 0,0 0 1 0 0,0 0-1 0 0,0 1 0 0 0,0-1 1 0 0,0 0-1 0 0,0 1 1 0 0,0-1-1 0 0,0 0 0 0 0,0 1 1 0 0,1 14 6 0 0,-1-14-145 0 0,-7 61 90 0 0,-3-33-2758 0 0,8-26 1396 0 0,0 1 0 0 0,0-1 0 0 0,0 0 1 0 0,0 0-1 0 0,0-1 0 0 0,-4 4 0 0 0,3-3-1901 0 0</inkml:trace>
   <inkml:trace contextRef="#ctx0" brushRef="#br0" timeOffset="2783.27">2273 786 1136 0 0,'6'-22'1788'0'0,"-1"3"336"0"0,-2 2 113 0 0,0 2-13 0 0,-1 1-108 0 0,0 4-156 0 0,1 0-156 0 0,-3 2-195 0 0,0 2-197 0 0,0 1-208 0 0,-3 3 416 0 0,-5 3-1440 0 0,-1 6-1060 0 0,-8 7-116 0 0,-1 5-2261 0 0,0 1 541 0 0,-15 22 452 0 0</inkml:trace>
   <inkml:trace contextRef="#ctx0" brushRef="#br0" timeOffset="3358.9">999 1536 6977 0 0,'6'-49'10491'0'0,"14"-65"330"0"0,-39 238-6655 0 0,-1 10-3658 0 0,13-103-1851 0 0,0 0-1 0 0,-15 36 1 0 0,17-57-1542 0 0,0 0-4192 0 0,3-7 3827 0 0</inkml:trace>
   <inkml:trace contextRef="#ctx0" brushRef="#br0" timeOffset="3669.27">798 1371 188 0 0,'3'-15'2889'0'0,"1"0"0"0"0,1 1-1 0 0,0 0 1 0 0,1 0 0 0 0,1 0 0 0 0,11-18-1 0 0,-3 5 1755 0 0,-11 21-2809 0 0,1 1-4878 0 0,6 9-4257 0 0,-4 1 4465 0 0</inkml:trace>
   <inkml:trace contextRef="#ctx0" brushRef="#br0" timeOffset="4104.71">1111 1397 10629 0 0,'18'0'9138'0'0,"-6"7"-3356"0"0,-10-5-5430 0 0,0 0 1 0 0,-1 0-1 0 0,0 0 1 0 0,1 0-1 0 0,-1 1 0 0 0,0-1 1 0 0,0 0-1 0 0,0 0 1 0 0,0 1-1 0 0,-1-1 0 0 0,1 4 1 0 0,1 8-797 0 0,-1 0-1 0 0,0 0 1 0 0,-3 22 0 0 0,2-22 1830 0 0,-2 15-914 0 0,-1 0-1 0 0,0-1 0 0 0,-13 44 1 0 0,57-108 819 0 0,-34 29-1272 0 0,-1 1 2 0 0,0 0-1 0 0,0 0 0 0 0,1 1 1 0 0,-1 0-1 0 0,16-8 0 0 0,-21 12-18 0 0,1 0 0 0 0,0 1 0 0 0,-1-1-1 0 0,1 1 1 0 0,0-1 0 0 0,0 1-1 0 0,-1 0 1 0 0,1 0 0 0 0,0 0 0 0 0,0 0-1 0 0,-1 0 1 0 0,1 0 0 0 0,0 0-1 0 0,0 1 1 0 0,-1-1 0 0 0,1 1 0 0 0,0-1-1 0 0,-1 1 1 0 0,1-1 0 0 0,-1 1-1 0 0,1 0 1 0 0,0 0 0 0 0,-1 0-1 0 0,0 0 1 0 0,1 0 0 0 0,-1 0 0 0 0,0 0-1 0 0,1 1 1 0 0,-1-1 0 0 0,0 0-1 0 0,0 1 1 0 0,0-1 0 0 0,0 1 0 0 0,0-1-1 0 0,0 3 1 0 0,3 3-872 0 0,-1 0 0 0 0,0 0-1 0 0,0 1 1 0 0,-1-1 0 0 0,0 1 0 0 0,1 10-1 0 0,-2-11-164 0 0,1 0 0 0 0,0 1 0 0 0,0-1 0 0 0,0 0 0 0 0,1 0 0 0 0,0 0 0 0 0,4 7 0 0 0,0-4-2119 0 0</inkml:trace>
-  <inkml:trace contextRef="#ctx0" brushRef="#br0" timeOffset="4730.97">1412 1768 7737 0 0,'35'-22'7718'0'0,"-1"-7"-3512"0"0,-30 25-3758 0 0,0 0 0 0 0,0 0-1 0 0,-1-1 1 0 0,0 0 0 0 0,1 1-1 0 0,-2-1 1 0 0,1 0 0 0 0,-1 0 0 0 0,1-1-1 0 0,-1 1 1 0 0,-1-1 0 0 0,1 1-1 0 0,0-7 1 0 0,-2 11-388 0 0,0 1 0 0 0,1-1 0 0 0,-1 1 1 0 0,0-1-1 0 0,0 1 0 0 0,0-1 0 0 0,0 1 0 0 0,0-1 0 0 0,0 1 0 0 0,0-1 0 0 0,-1 1 1 0 0,1-1-1 0 0,0 1 0 0 0,0-1 0 0 0,0 1 0 0 0,0-1 0 0 0,-1 1 0 0 0,1-1 0 0 0,0 1 1 0 0,0-1-1 0 0,-1 1 0 0 0,1 0 0 0 0,0-1 0 0 0,-1 1 0 0 0,1 0 0 0 0,-1-1 1 0 0,1 1-1 0 0,0 0 0 0 0,-1-1 0 0 0,1 1 0 0 0,-1 0 0 0 0,1-1 0 0 0,-1 1 0 0 0,1 0 1 0 0,-1 0-1 0 0,-1 0 15 0 0,0-1 0 0 0,0 1 1 0 0,0 1-1 0 0,0-1 1 0 0,0 0-1 0 0,0 0 0 0 0,1 1 1 0 0,-1-1-1 0 0,0 1 0 0 0,-2 0 1 0 0,-38 21 392 0 0,-9 17 62 0 0,48-36-511 0 0,0 0-1 0 0,0 0 1 0 0,1 0 0 0 0,-1 0 0 0 0,1 0 0 0 0,-1 0 0 0 0,1 1 0 0 0,0-1-1 0 0,0 1 1 0 0,1-1 0 0 0,-1 1 0 0 0,1 0 0 0 0,-2 7 0 0 0,3-10-26 0 0,0 0 1 0 0,0 0 0 0 0,0 0-1 0 0,0 0 1 0 0,1 0-1 0 0,-1 0 1 0 0,0 1 0 0 0,1-1-1 0 0,-1 0 1 0 0,1 0-1 0 0,-1 0 1 0 0,1 0 0 0 0,0 0-1 0 0,-1 0 1 0 0,1-1 0 0 0,0 1-1 0 0,0 0 1 0 0,0 0-1 0 0,-1 0 1 0 0,1-1 0 0 0,0 1-1 0 0,0 0 1 0 0,0-1-1 0 0,0 1 1 0 0,0-1 0 0 0,0 1-1 0 0,1-1 1 0 0,-1 1 0 0 0,0-1-1 0 0,0 0 1 0 0,0 0-1 0 0,0 0 1 0 0,0 1 0 0 0,0-1-1 0 0,1 0 1 0 0,0 0-1 0 0,5 0-6 0 0,-1 0 0 0 0,1 0 0 0 0,0 0 0 0 0,13-3 0 0 0,-9 1 27 0 0,-1-2 0 0 0,0 0 0 0 0,1 0 0 0 0,-1-1 0 0 0,-1 0 0 0 0,1 0 0 0 0,-1-1-1 0 0,0-1 1 0 0,0 1 0 0 0,-1-1 0 0 0,0-1 0 0 0,0 0 0 0 0,0 0 0 0 0,-1 0 0 0 0,-1-1-1 0 0,1 0 1 0 0,5-11 0 0 0,9-19 130 0 0,-2-1 0 0 0,28-80 0 0 0,-42 106-106 0 0,23-73 744 0 0,-28 86-673 0 0,-2 5-65 0 0,-10 26 27 0 0,0 1-1 0 0,-12 60 1 0 0,23-85-67 0 0,-22 106 94 0 0,22-99-90 0 0,-1 0 1 0 0,2 0-1 0 0,0 0 1 0 0,0 0 0 0 0,1 0-1 0 0,5 20 1 0 0,-6-31-13 0 0,0 0 0 0 0,1 0-1 0 0,-1 0 1 0 0,1 0 0 0 0,-1 0 0 0 0,1 0 0 0 0,0 0 0 0 0,0 0 0 0 0,0 0 0 0 0,0 0 0 0 0,0-1 0 0 0,1 1 0 0 0,-1 0 0 0 0,0-1 0 0 0,1 1 0 0 0,-1-1 0 0 0,1 1 0 0 0,0-1 0 0 0,-1 0 0 0 0,1 0 0 0 0,0 0 0 0 0,0 0 0 0 0,0 0 0 0 0,0 0 0 0 0,0 0 0 0 0,0-1-1 0 0,0 1 1 0 0,0-1 0 0 0,0 1 0 0 0,0-1 0 0 0,0 0 0 0 0,0 0 0 0 0,0 0 0 0 0,3 0 0 0 0,0-1-1 0 0,0 0-1 0 0,0 0 1 0 0,1-1-1 0 0,-2 0 1 0 0,1 0-1 0 0,0 0 1 0 0,0-1-1 0 0,-1 1 1 0 0,1-1-1 0 0,-1 0 1 0 0,0 0-1 0 0,7-7 1 0 0,12-15-18 0 0,-1 0 1 0 0,33-54-1 0 0,-55 79 22 0 0,0 0 0 0 0,0 0 0 0 0,0 0-1 0 0,0 0 1 0 0,0 0 0 0 0,0 0 0 0 0,0 0 0 0 0,0-1 0 0 0,1 1 0 0 0,-1 0 0 0 0,0 0 0 0 0,0 0-1 0 0,0 0 1 0 0,0 0 0 0 0,0 0 0 0 0,0 0 0 0 0,0 0 0 0 0,0 0 0 0 0,0 0 0 0 0,0 0-1 0 0,0-1 1 0 0,0 1 0 0 0,0 0 0 0 0,1 0 0 0 0,-1 0 0 0 0,0 0 0 0 0,0 0 0 0 0,0 0 0 0 0,0 0-1 0 0,0 0 1 0 0,0 0 0 0 0,0 0 0 0 0,0 0 0 0 0,0 0 0 0 0,1 0 0 0 0,-1 0 0 0 0,0 0 0 0 0,0 0-1 0 0,0 0 1 0 0,0 0 0 0 0,0 0 0 0 0,0 0 0 0 0,0 0 0 0 0,0 0 0 0 0,0 0 0 0 0,1 0-1 0 0,-1 0 1 0 0,0 0 0 0 0,0 1 0 0 0,0-1 0 0 0,0 0 0 0 0,0 0 0 0 0,0 0 0 0 0,0 0 0 0 0,0 0-1 0 0,0 0 1 0 0,0 0 0 0 0,0 0 0 0 0,0 0 0 0 0,0 0 0 0 0,0 0 0 0 0,1 1 0 0 0,-1-1 0 0 0,2 10 2 0 0,-2 13 43 0 0,-1-6-42 0 0,0 0 0 0 0,-1 0 0 0 0,-1 0 0 0 0,0 0 0 0 0,-1 0 0 0 0,-13 32 0 0 0,11-42 330 0 0,-1-1-3845 0 0,7-6 3319 0 0,-1 0 0 0 0,1 0-1 0 0,0 0 1 0 0,0 0 0 0 0,-1 1 0 0 0,1-1 0 0 0,0 0 0 0 0,-1 0-1 0 0,1 0 1 0 0,0 0 0 0 0,-1 0 0 0 0,1 0 0 0 0,0 0 0 0 0,0-1-1 0 0,-1 1 1 0 0,1 0 0 0 0,0 0 0 0 0,-1 0 0 0 0,1 0 0 0 0,0 0-1 0 0,0 0 1 0 0,-1 0 0 0 0,1-1 0 0 0,0 1 0 0 0,0 0 0 0 0,-1 0-1 0 0,1 0 1 0 0,0-1 0 0 0,0 1 0 0 0,0 0 0 0 0,-1 0 0 0 0,1-1-1 0 0,0 1 1 0 0,0 0 0 0 0,0 0 0 0 0,0-1 0 0 0,-1 1 0 0 0,1 0-1 0 0,0-1 1 0 0,0 1 0 0 0,0 0 0 0 0,0-1 0 0 0,0 1-1 0 0,0 0 1 0 0,0 0 0 0 0,0-1 0 0 0,0 1 0 0 0,0 0 0 0 0,0-1-1 0 0,0 1 1 0 0,0 0 0 0 0,0-1 0 0 0,1 1 0 0 0,-1 0 0 0 0,0 0-1 0 0,0-1 1 0 0,0-9-2783 0 0</inkml:trace>
+  <inkml:trace contextRef="#ctx0" brushRef="#br0" timeOffset="4730.96">1412 1768 7737 0 0,'35'-22'7718'0'0,"-1"-7"-3512"0"0,-30 25-3758 0 0,0 0 0 0 0,0 0-1 0 0,-1-1 1 0 0,0 0 0 0 0,1 1-1 0 0,-2-1 1 0 0,1 0 0 0 0,-1 0 0 0 0,1-1-1 0 0,-1 1 1 0 0,-1-1 0 0 0,1 1-1 0 0,0-7 1 0 0,-2 11-388 0 0,0 1 0 0 0,1-1 0 0 0,-1 1 1 0 0,0-1-1 0 0,0 1 0 0 0,0-1 0 0 0,0 1 0 0 0,0-1 0 0 0,0 1 0 0 0,0-1 0 0 0,-1 1 1 0 0,1-1-1 0 0,0 1 0 0 0,0-1 0 0 0,0 1 0 0 0,0-1 0 0 0,-1 1 0 0 0,1-1 0 0 0,0 1 1 0 0,0-1-1 0 0,-1 1 0 0 0,1 0 0 0 0,0-1 0 0 0,-1 1 0 0 0,1 0 0 0 0,-1-1 1 0 0,1 1-1 0 0,0 0 0 0 0,-1-1 0 0 0,1 1 0 0 0,-1 0 0 0 0,1-1 0 0 0,-1 1 0 0 0,1 0 1 0 0,-1 0-1 0 0,-1 0 15 0 0,0-1 0 0 0,0 1 1 0 0,0 1-1 0 0,0-1 1 0 0,0 0-1 0 0,0 0 0 0 0,1 1 1 0 0,-1-1-1 0 0,0 1 0 0 0,-2 0 1 0 0,-38 21 392 0 0,-9 17 62 0 0,48-36-511 0 0,0 0-1 0 0,0 0 1 0 0,1 0 0 0 0,-1 0 0 0 0,1 0 0 0 0,-1 0 0 0 0,1 1 0 0 0,0-1-1 0 0,0 1 1 0 0,1-1 0 0 0,-1 1 0 0 0,1 0 0 0 0,-2 7 0 0 0,3-10-26 0 0,0 0 1 0 0,0 0 0 0 0,0 0-1 0 0,0 0 1 0 0,1 0-1 0 0,-1 0 1 0 0,0 1 0 0 0,1-1-1 0 0,-1 0 1 0 0,1 0-1 0 0,-1 0 1 0 0,1 0 0 0 0,0 0-1 0 0,-1 0 1 0 0,1-1 0 0 0,0 1-1 0 0,0 0 1 0 0,0 0-1 0 0,-1 0 1 0 0,1-1 0 0 0,0 1-1 0 0,0 0 1 0 0,0-1-1 0 0,0 1 1 0 0,0-1 0 0 0,0 1-1 0 0,1-1 1 0 0,-1 1 0 0 0,0-1-1 0 0,0 0 1 0 0,0 0-1 0 0,0 0 1 0 0,0 1 0 0 0,0-1-1 0 0,1 0 1 0 0,0 0-1 0 0,5 0-6 0 0,-1 0 0 0 0,1 0 0 0 0,0 0 0 0 0,13-3 0 0 0,-9 1 27 0 0,-1-2 0 0 0,0 0 0 0 0,1 0 0 0 0,-1-1 0 0 0,-1 0 0 0 0,1 0 0 0 0,-1-1-1 0 0,0-1 1 0 0,0 1 0 0 0,-1-1 0 0 0,0-1 0 0 0,0 0 0 0 0,0 0 0 0 0,-1 0 0 0 0,-1-1-1 0 0,1 0 1 0 0,5-11 0 0 0,9-19 130 0 0,-2-1 0 0 0,28-80 0 0 0,-42 106-106 0 0,23-73 744 0 0,-28 86-673 0 0,-2 5-65 0 0,-10 26 27 0 0,0 1-1 0 0,-12 60 1 0 0,23-85-67 0 0,-22 106 94 0 0,22-99-90 0 0,-1 0 1 0 0,2 0-1 0 0,0 0 1 0 0,0 0 0 0 0,1 0-1 0 0,5 20 1 0 0,-6-31-13 0 0,0 0 0 0 0,1 0-1 0 0,-1 0 1 0 0,1 0 0 0 0,-1 0 0 0 0,1 0 0 0 0,0 0 0 0 0,0 0 0 0 0,0 0 0 0 0,0 0 0 0 0,0-1 0 0 0,1 1 0 0 0,-1 0 0 0 0,0-1 0 0 0,1 1 0 0 0,-1-1 0 0 0,1 1 0 0 0,0-1 0 0 0,-1 0 0 0 0,1 0 0 0 0,0 0 0 0 0,0 0 0 0 0,0 0 0 0 0,0 0 0 0 0,0 0 0 0 0,0-1-1 0 0,0 1 1 0 0,0-1 0 0 0,0 1 0 0 0,0-1 0 0 0,0 0 0 0 0,0 0 0 0 0,0 0 0 0 0,3 0 0 0 0,0-1-1 0 0,0 0-1 0 0,0 0 1 0 0,1-1-1 0 0,-2 0 1 0 0,1 0-1 0 0,0 0 1 0 0,0-1-1 0 0,-1 1 1 0 0,1-1-1 0 0,-1 0 1 0 0,0 0-1 0 0,7-7 1 0 0,12-15-18 0 0,-1 0 1 0 0,33-54-1 0 0,-55 79 22 0 0,0 0 0 0 0,0 0 0 0 0,0 0-1 0 0,0 0 1 0 0,0 0 0 0 0,0 0 0 0 0,0 0 0 0 0,0-1 0 0 0,1 1 0 0 0,-1 0 0 0 0,0 0 0 0 0,0 0-1 0 0,0 0 1 0 0,0 0 0 0 0,0 0 0 0 0,0 0 0 0 0,0 0 0 0 0,0 0 0 0 0,0 0 0 0 0,0 0-1 0 0,0-1 1 0 0,0 1 0 0 0,0 0 0 0 0,1 0 0 0 0,-1 0 0 0 0,0 0 0 0 0,0 0 0 0 0,0 0 0 0 0,0 0-1 0 0,0 0 1 0 0,0 0 0 0 0,0 0 0 0 0,0 0 0 0 0,0 0 0 0 0,1 0 0 0 0,-1 0 0 0 0,0 0 0 0 0,0 0-1 0 0,0 0 1 0 0,0 0 0 0 0,0 0 0 0 0,0 0 0 0 0,0 0 0 0 0,0 0 0 0 0,0 0 0 0 0,1 0-1 0 0,-1 0 1 0 0,0 0 0 0 0,0 1 0 0 0,0-1 0 0 0,0 0 0 0 0,0 0 0 0 0,0 0 0 0 0,0 0 0 0 0,0 0-1 0 0,0 0 1 0 0,0 0 0 0 0,0 0 0 0 0,0 0 0 0 0,0 0 0 0 0,0 0 0 0 0,1 1 0 0 0,-1-1 0 0 0,2 10 2 0 0,-2 13 43 0 0,-1-6-42 0 0,0 0 0 0 0,-1 0 0 0 0,-1 0 0 0 0,0 0 0 0 0,-1 0 0 0 0,-13 32 0 0 0,11-42 330 0 0,-1-1-3845 0 0,7-6 3319 0 0,-1 0 0 0 0,1 0-1 0 0,0 0 1 0 0,0 0 0 0 0,-1 1 0 0 0,1-1 0 0 0,0 0 0 0 0,-1 0-1 0 0,1 0 1 0 0,0 0 0 0 0,-1 0 0 0 0,1 0 0 0 0,0 0 0 0 0,0-1-1 0 0,-1 1 1 0 0,1 0 0 0 0,0 0 0 0 0,-1 0 0 0 0,1 0 0 0 0,0 0-1 0 0,0 0 1 0 0,-1 0 0 0 0,1-1 0 0 0,0 1 0 0 0,0 0 0 0 0,-1 0-1 0 0,1 0 1 0 0,0-1 0 0 0,0 1 0 0 0,0 0 0 0 0,-1 0 0 0 0,1-1-1 0 0,0 1 1 0 0,0 0 0 0 0,0 0 0 0 0,0-1 0 0 0,-1 1 0 0 0,1 0-1 0 0,0-1 1 0 0,0 1 0 0 0,0 0 0 0 0,0-1 0 0 0,0 1-1 0 0,0 0 1 0 0,0 0 0 0 0,0-1 0 0 0,0 1 0 0 0,0 0 0 0 0,0-1-1 0 0,0 1 1 0 0,0 0 0 0 0,0-1 0 0 0,1 1 0 0 0,-1 0 0 0 0,0 0-1 0 0,0-1 1 0 0,0-9-2783 0 0</inkml:trace>
   <inkml:trace contextRef="#ctx0" brushRef="#br0" timeOffset="4949.36">1874 1471 9525 0 0,'11'-49'9578'0'0,"15"-50"1540"0"0,-26 99-11090 0 0,0 0 1 0 0,0 0-1 0 0,0 0 1 0 0,0-1-1 0 0,0 1 1 0 0,0 0-1 0 0,0 0 0 0 0,0 0 1 0 0,0-1-1 0 0,0 1 1 0 0,0 0-1 0 0,1 0 1 0 0,-1 0-1 0 0,0 0 1 0 0,0-1-1 0 0,0 1 1 0 0,0 0-1 0 0,0 0 1 0 0,1 0-1 0 0,-1 0 1 0 0,0 0-1 0 0,0 0 0 0 0,0-1 1 0 0,0 1-1 0 0,1 0 1 0 0,-1 0-1 0 0,0 0 1 0 0,0 0-1 0 0,0 0 1 0 0,1 0-1 0 0,-1 0 1 0 0,0 0-1 0 0,0 0 1 0 0,0 0-1 0 0,1 0 0 0 0,-1 0 1 0 0,0 0-1 0 0,0 0 1 0 0,0 0-1 0 0,1 0 1 0 0,-1 0-1 0 0,0 0 1 0 0,0 0-1 0 0,0 0 1 0 0,1 1-1 0 0,-1-1 1 0 0,11 11-1 0 0,9 21-1166 0 0,-18-30 1090 0 0,70 110-3651 0 0,-55-91 672 0 0,0 0 1 0 0,38 33 0 0 0,-23-28 4 0 0</inkml:trace>
   <inkml:trace contextRef="#ctx0" brushRef="#br0" timeOffset="5259.38">2204 1636 6001 0 0,'17'7'1282'0'0,"-1"-1"1"0"0,1 0 0 0 0,20 4 0 0 0,-29-9-831 0 0,-1 0-1 0 0,1 0 1 0 0,0 0-1 0 0,0-1 1 0 0,9-1-1 0 0,-13 0 201 0 0,0 1 0 0 0,0-1-1 0 0,0 0 1 0 0,0-1 0 0 0,0 1-1 0 0,5-3 1 0 0,-9 4-554 0 0,1 0-1 0 0,-1 0 1 0 0,0 0 0 0 0,1 0-1 0 0,-1 0 1 0 0,1 0 0 0 0,-1 0-1 0 0,1-1 1 0 0,-1 1 0 0 0,0 0-1 0 0,1 0 1 0 0,-1-1 0 0 0,0 1-1 0 0,1 0 1 0 0,-1 0 0 0 0,0-1-1 0 0,1 1 1 0 0,-1 0 0 0 0,0-1-1 0 0,1 1 1 0 0,-1 0 0 0 0,0-1-1 0 0,0 1 1 0 0,1-1 0 0 0,-1 1-1 0 0,0 0 1 0 0,0-1 0 0 0,0 1-1 0 0,0-1 1 0 0,0 1 0 0 0,0-1-1 0 0,0 1 1 0 0,0 0 0 0 0,0-1-1 0 0,0 1 1 0 0,0-1 0 0 0,0 1-1 0 0,0-1 1 0 0,0 1 0 0 0,0-1-1 0 0,0 1 1 0 0,0 0 0 0 0,0-1-1 0 0,0 1 1 0 0,-1-1 0 0 0,1 1-1 0 0,0 0 1 0 0,0-1 0 0 0,-1 1-1 0 0,1-1 1 0 0,0 1 0 0 0,0 0-1 0 0,-1 0 1 0 0,1-1 0 0 0,0 1-1 0 0,-1 0 1 0 0,1-1 0 0 0,-1 1-1 0 0,1 0 1 0 0,-1 0 0 0 0,-1-2 161 0 0,-1 1 1 0 0,1-1 0 0 0,-1 1 0 0 0,0 0-1 0 0,1 0 1 0 0,-1 0 0 0 0,-5 0-1 0 0,-3 0 7 0 0,0 2 0 0 0,0-1 0 0 0,0 1 0 0 0,0 1 0 0 0,0 0 0 0 0,1 1 0 0 0,-1 0 0 0 0,-13 6 0 0 0,0 1 95 0 0,1 1 0 0 0,-31 20 0 0 0,53-31-355 0 0,-7 6 160 0 0,-1-1 0 0 0,1 2 0 0 0,-8 7 0 0 0,15-13-130 0 0,0 0-1 0 0,-1 1 0 0 0,1-1 0 0 0,0 1 1 0 0,0-1-1 0 0,0 1 0 0 0,0 0 0 0 0,0 0 0 0 0,0-1 1 0 0,0 4-1 0 0,1-4-23 0 0,-1 0 1 0 0,1 0-1 0 0,0-1 1 0 0,0 1-1 0 0,1 0 1 0 0,-1 0-1 0 0,0-1 0 0 0,0 1 1 0 0,0 0-1 0 0,0 0 1 0 0,1-1-1 0 0,-1 1 1 0 0,0 0-1 0 0,1-1 1 0 0,-1 1-1 0 0,0 0 1 0 0,1-1-1 0 0,-1 1 0 0 0,1 0 1 0 0,-1-1-1 0 0,1 1 1 0 0,-1-1-1 0 0,1 1 1 0 0,-1-1-1 0 0,1 1 1 0 0,0-1-1 0 0,0 1 1 0 0,2 0 2 0 0,-1 0 0 0 0,1 0 1 0 0,-1-1-1 0 0,1 1 1 0 0,-1-1-1 0 0,1 1 0 0 0,-1-1 1 0 0,1 0-1 0 0,-1 0 1 0 0,1 0-1 0 0,-1 0 0 0 0,1-1 1 0 0,-1 1-1 0 0,1 0 1 0 0,-1-1-1 0 0,1 0 0 0 0,4-2 1 0 0,3-1 16 0 0,-1 0 1 0 0,18-11 0 0 0,22-22 438 0 0,-37 27-271 0 0,1 0-1 0 0,22-13 1 0 0,-35 23-200 0 0,0 0 0 0 0,1-1 0 0 0,-1 1 0 0 0,0 0 0 0 0,1 0 0 0 0,-1 0 0 0 0,0 0 0 0 0,1 0 0 0 0,-1 0 0 0 0,0 0 0 0 0,1 0 0 0 0,-1 0 0 0 0,1 0 0 0 0,-1 0 0 0 0,0 0 0 0 0,1 0 0 0 0,-1 0 0 0 0,0 0 0 0 0,1 0 0 0 0,-1 1 0 0 0,0-1 0 0 0,1 0 0 0 0,-1 0 0 0 0,0 0 0 0 0,0 0 0 0 0,1 1 0 0 0,-1-1 0 0 0,0 0 0 0 0,0 0 0 0 0,1 1 0 0 0,-1-1 0 0 0,0 0 0 0 0,0 0 0 0 0,1 1 0 0 0,-1-1 0 0 0,0 0 0 0 0,0 1 0 0 0,0-1 0 0 0,0 0 0 0 0,0 1 0 0 0,0-1 0 0 0,1 0 0 0 0,-1 1 0 0 0,0-1 0 0 0,0 0 0 0 0,0 1 0 0 0,0-1 0 0 0,0 0 0 0 0,0 1 0 0 0,0-1 0 0 0,-1 1 0 0 0,2 23 0 0 0,-2-21 0 0 0,-3 60-1251 0 0,2-42 151 0 0,0-1 1 0 0,1 1-1 0 0,2 0 0 0 0,3 29 0 0 0,5-27-6461 0 0,-4-17 4398 0 0</inkml:trace>
   <inkml:trace contextRef="#ctx0" brushRef="#br0" timeOffset="5367.32">2396 1929 7985 0 0,'25'-7'4048'0'0,"2"0"-2100"0"0,-1 3-1452 0 0,5 3-1236 0 0,4 5-1552 0 0,71 15 380 0 0,1 4 320 0 0</inkml:trace>
@@ -6277,8 +6392,8 @@
   </inkml:definitions>
   <inkml:trace contextRef="#ctx0" brushRef="#br0">700 217 372 0 0,'-8'-2'1881'0'0,"0"-1"0"0"0,0 1-1 0 0,0-2 1 0 0,-10-5 0 0 0,16 8-1060 0 0,-1 0 0 0 0,1-1 0 0 0,-1 0-1 0 0,1 0 1 0 0,-1 0 0 0 0,1 0 0 0 0,0 0 0 0 0,0 0 0 0 0,0 0 0 0 0,0-1 0 0 0,1 1 0 0 0,-1-1 0 0 0,0 1 0 0 0,1-1 0 0 0,-1-3 0 0 0,1 5 0 0 0,2-1-619 0 0,-1 0 1 0 0,0 0 0 0 0,1-1 0 0 0,0 1 0 0 0,0 0 0 0 0,-1 0-1 0 0,1 0 1 0 0,0 0 0 0 0,1 0 0 0 0,-1 0 0 0 0,0 0 0 0 0,1 0-1 0 0,-1 1 1 0 0,1-1 0 0 0,-1 0 0 0 0,1 1 0 0 0,0-1 0 0 0,3-1-1 0 0,37-22 584 0 0,-40 24-718 0 0,31-14 313 0 0,2 1-1 0 0,-1 2 1 0 0,2 1-1 0 0,64-11 1 0 0,-28 12-42 0 0,107 0-1 0 0,-109 11-250 0 0,-1 3-1 0 0,1 3 0 0 0,109 26 1 0 0,-80-7 1 0 0,173 71-1 0 0,-218-74-70 0 0,-2 3 0 0 0,-1 2 0 0 0,-1 2 0 0 0,86 68 0 0 0,-106-72-7 0 0,-2 0 1 0 0,-1 2-1 0 0,-1 1 1 0 0,-2 1-1 0 0,-1 1 0 0 0,-1 1 1 0 0,-1 0-1 0 0,21 49 0 0 0,-23-36 4 0 0,-3 1-1 0 0,-1 0 1 0 0,-2 1-1 0 0,-2 0 1 0 0,-3 1-1 0 0,-1 0 1 0 0,-3 1-1 0 0,-2-1 1 0 0,-7 97-1 0 0,0-107 1 0 0,-1 0-1 0 0,-1 0 1 0 0,-3 0 0 0 0,-1-1-1 0 0,-1-1 1 0 0,-3 0-1 0 0,0-1 1 0 0,-2 0 0 0 0,-2-2-1 0 0,-1 0 1 0 0,-2-1-1 0 0,-1-1 1 0 0,-35 36 0 0 0,32-41 14 0 0,-1-2 1 0 0,-2-1 0 0 0,0-1 0 0 0,-1-1-1 0 0,-2-2 1 0 0,-51 24 0 0 0,33-22 46 0 0,-1-2 0 0 0,-1-3 0 0 0,-97 18 0 0 0,59-21-48 0 0,0-4-1 0 0,-1-5 1 0 0,0-3 0 0 0,0-4 0 0 0,-177-30 0 0 0,187 18-28 0 0,1-5 0 0 0,1-2 0 0 0,-128-56 0 0 0,150 52 0 0 0,2-3 0 0 0,1-1 0 0 0,2-4 0 0 0,0-1 0 0 0,-65-61 0 0 0,90 71 0 0 0,1-2 0 0 0,1 0 0 0 0,1-2 0 0 0,2-1 0 0 0,1 0 0 0 0,-26-51 0 0 0,36 55 0 0 0,0 0 0 0 0,2 0 0 0 0,0-1 0 0 0,2 0 0 0 0,1 0 0 0 0,2-1 0 0 0,0 0 0 0 0,2 0 0 0 0,1-44 0 0 0,5 9 0 0 0,2 1 0 0 0,25-106 0 0 0,-22 137 0 0 0,2 0 0 0 0,1 1 0 0 0,1 0 0 0 0,1 1 0 0 0,2 1 0 0 0,1 0 0 0 0,1 1 0 0 0,2 1 0 0 0,0 1 0 0 0,2 0 0 0 0,0 2 0 0 0,2 1 0 0 0,0 0 0 0 0,2 2 0 0 0,53-32 0 0 0,-40 29 19 0 0,104-54-237 0 0,-127 71-2786 0 0,-1 4-4517 0 0,-9 1 3744 0 0</inkml:trace>
   <inkml:trace contextRef="#ctx0" brushRef="#br0" timeOffset="345.83">726 670 9053 0 0,'-14'-40'11181'0'0,"7"18"-6881"0"0,-16-35-1 0 0,13 107-2480 0 0,-16 193-205 0 0,14-138-6539 0 0,8-66 525 0 0,3-32 575 0 0,-2-1 550 0 0</inkml:trace>
-  <inkml:trace contextRef="#ctx0" brushRef="#br0" timeOffset="746.96">626 630 696 0 0,'-2'-91'10355'0'0,"0"25"1173"0"0,1 65-11421 0 0,1 1 0 0 0,0 0-1 0 0,0-1 1 0 0,0 1-1 0 0,0 0 1 0 0,0 0 0 0 0,0-1-1 0 0,0 1 1 0 0,1 0-1 0 0,-1-1 1 0 0,0 1-1 0 0,0 0 1 0 0,0-1 0 0 0,0 1-1 0 0,0 0 1 0 0,0 0-1 0 0,1-1 1 0 0,-1 1 0 0 0,0 0-1 0 0,0 0 1 0 0,0-1-1 0 0,0 1 1 0 0,1 0 0 0 0,-1 0-1 0 0,0 0 1 0 0,0-1-1 0 0,1 1 1 0 0,-1 0-1 0 0,0 0 1 0 0,1 0 0 0 0,-1 0-1 0 0,0 0 1 0 0,1-1-1 0 0,11 4 1165 0 0,11 11-655 0 0,-23-14-592 0 0,17 15 265 0 0,0 0 1 0 0,-2 2-1 0 0,1-1 0 0 0,-2 2 1 0 0,18 27-1 0 0,-10-11 18 0 0,-1 0 0 0 0,-2 1 0 0 0,23 58 0 0 0,-35-73-153 0 0,-1-1 0 0 0,0 1 0 0 0,-1 0 0 0 0,-1 1 1 0 0,-1-1-1 0 0,-1 1 0 0 0,-1-1 0 0 0,-3 38 0 0 0,2-53-145 0 0,-1-1-1 0 0,1 0 1 0 0,-1 1-1 0 0,0-1 1 0 0,0 0 0 0 0,-1 0-1 0 0,1 0 1 0 0,-1 0 0 0 0,0 0-1 0 0,0 0 1 0 0,0 0 0 0 0,-1-1-1 0 0,1 1 1 0 0,-1-1-1 0 0,0 0 1 0 0,0 1 0 0 0,0-1-1 0 0,0 0 1 0 0,-1-1 0 0 0,1 1-1 0 0,-1-1 1 0 0,1 0-1 0 0,-1 1 1 0 0,0-1 0 0 0,0-1-1 0 0,0 1 1 0 0,0-1 0 0 0,0 0-1 0 0,-1 1 1 0 0,1-2-1 0 0,0 1 1 0 0,-1 0 0 0 0,1-1-1 0 0,-5 0 1 0 0,-13-1-9 0 0,0 0 0 0 0,0-2 0 0 0,0 0 0 0 0,0-1 0 0 0,1-2 0 0 0,-1 0 0 0 0,1-1 0 0 0,1-1 0 0 0,0-1 0 0 0,-30-17 0 0 0,45 23-892 0 0,0-1-1 0 0,1 1 1 0 0,-1-1-1 0 0,1 1 1 0 0,-8-9 0 0 0,11 11 738 0 0,1 0 1 0 0,-1 1 0 0 0,0-1 0 0 0,1 0 0 0 0,0 0 0 0 0,-1 0-1 0 0,1 1 1 0 0,-1-1 0 0 0,1 0 0 0 0,0 0 0 0 0,-1 0 0 0 0,1 0-1 0 0,0 0 1 0 0,0 1 0 0 0,0-1 0 0 0,0 0 0 0 0,0 0 0 0 0,0 0-1 0 0,0 0 1 0 0,0 0 0 0 0,0 0 0 0 0,0 0 0 0 0,0 0 0 0 0,1 0-1 0 0,-1 1 1 0 0,0-1 0 0 0,1 0 0 0 0,-1 0 0 0 0,0 0 0 0 0,1 0-1 0 0,-1 1 1 0 0,1-1 0 0 0,-1 0 0 0 0,1 1 0 0 0,0-1 0 0 0,-1 0-1 0 0,1 1 1 0 0,0-1 0 0 0,0 1 0 0 0,-1-1 0 0 0,1 1 0 0 0,0-1-1 0 0,0 1 1 0 0,0-1 0 0 0,-1 1 0 0 0,2-1 0 0 0,11-5-3311 0 0</inkml:trace>
-  <inkml:trace contextRef="#ctx0" brushRef="#br0" timeOffset="1171.65">831 946 10737 0 0,'14'4'10429'0'0,"1"-1"-4819"0"0,4 3-3269 0 0,26 8-2347 0 0,-32-9 166 0 0,0-2 0 0 0,0 0 0 0 0,1 0 0 0 0,-1-1 0 0 0,1-1 0 0 0,-1 0 0 0 0,16-2 0 0 0,-22 1-66 0 0,-1-1 0 0 0,0 1 0 0 0,0-2 1 0 0,0 1-1 0 0,0 0 0 0 0,0-1 1 0 0,0 0-1 0 0,0-1 0 0 0,-1 1 0 0 0,1-1 1 0 0,-1 0-1 0 0,0-1 0 0 0,0 1 1 0 0,0-1-1 0 0,0 0 0 0 0,0 0 0 0 0,6-8 1 0 0,-10 10-75 0 0,0 1 0 0 0,0-1 0 0 0,0 1 0 0 0,-1-1 0 0 0,1 1 1 0 0,0-1-1 0 0,-1 1 0 0 0,1-1 0 0 0,-1 0 0 0 0,0 1 0 0 0,1-1 1 0 0,-1 0-1 0 0,0 1 0 0 0,0-1 0 0 0,0 0 0 0 0,0 1 0 0 0,0-1 0 0 0,0 0 1 0 0,-2-2-1 0 0,2 3-12 0 0,0 0 1 0 0,-1 0-1 0 0,1 0 0 0 0,-1 0 1 0 0,0 0-1 0 0,1 0 0 0 0,-1 0 1 0 0,0 1-1 0 0,0-1 0 0 0,1 0 1 0 0,-1 0-1 0 0,0 1 1 0 0,0-1-1 0 0,0 0 0 0 0,0 1 1 0 0,0-1-1 0 0,0 1 0 0 0,0-1 1 0 0,0 1-1 0 0,0 0 1 0 0,0-1-1 0 0,0 1 0 0 0,0 0 1 0 0,0 0-1 0 0,-1 0 0 0 0,1 0 1 0 0,0 0-1 0 0,0 0 1 0 0,0 0-1 0 0,0 0 0 0 0,0 0 1 0 0,-2 1-1 0 0,-8 1-8 0 0,1 1 0 0 0,-1 0 0 0 0,0 0 0 0 0,1 1 0 0 0,0 1 0 0 0,0 0 0 0 0,0 0 0 0 0,0 1 0 0 0,1 0 0 0 0,0 1 0 0 0,0 0 0 0 0,-9 10 0 0 0,12-12 0 0 0,1 1 0 0 0,-1 1 0 0 0,1-1 0 0 0,0 1 0 0 0,0 0 0 0 0,1 0 0 0 0,0 1 0 0 0,0-1 0 0 0,1 1 0 0 0,0 0 0 0 0,0 0 0 0 0,1 0 0 0 0,0 0 0 0 0,1 0 0 0 0,-1 0 0 0 0,1 17 0 0 0,2-19-67 0 0,0 1 1 0 0,0 0-1 0 0,0 0 1 0 0,1 0-1 0 0,0-1 1 0 0,1 1-1 0 0,-1-1 0 0 0,1 0 1 0 0,1 0-1 0 0,-1 0 1 0 0,1 0-1 0 0,0 0 1 0 0,0-1-1 0 0,1 1 1 0 0,-1-1-1 0 0,1 0 0 0 0,1-1 1 0 0,-1 1-1 0 0,0-1 1 0 0,1 0-1 0 0,0-1 1 0 0,10 6-1 0 0,-7-5-63 0 0,-1 0 1 0 0,0-1-1 0 0,1 0 0 0 0,-1-1 1 0 0,1 0-1 0 0,0 0 0 0 0,0 0 1 0 0,0-2-1 0 0,0 1 0 0 0,0-1 1 0 0,0 0-1 0 0,0 0 0 0 0,-1-1 1 0 0,1-1-1 0 0,0 0 0 0 0,0 0 1 0 0,10-4-1 0 0,-10 2-1525 0 0,0 0 0 0 0,0-1 0 0 0,-1 0-1 0 0,1-1 1 0 0,14-13 0 0 0,-3-1-1595 0 0</inkml:trace>
+  <inkml:trace contextRef="#ctx0" brushRef="#br0" timeOffset="746.95">626 630 696 0 0,'-2'-91'10355'0'0,"0"25"1173"0"0,1 65-11421 0 0,1 1 0 0 0,0 0-1 0 0,0-1 1 0 0,0 1-1 0 0,0 0 1 0 0,0 0 0 0 0,0-1-1 0 0,0 1 1 0 0,1 0-1 0 0,-1-1 1 0 0,0 1-1 0 0,0 0 1 0 0,0-1 0 0 0,0 1-1 0 0,0 0 1 0 0,0 0-1 0 0,1-1 1 0 0,-1 1 0 0 0,0 0-1 0 0,0 0 1 0 0,0-1-1 0 0,0 1 1 0 0,1 0 0 0 0,-1 0-1 0 0,0 0 1 0 0,0-1-1 0 0,1 1 1 0 0,-1 0-1 0 0,0 0 1 0 0,1 0 0 0 0,-1 0-1 0 0,0 0 1 0 0,1-1-1 0 0,11 4 1165 0 0,11 11-655 0 0,-23-14-592 0 0,17 15 265 0 0,0 0 1 0 0,-2 2-1 0 0,1-1 0 0 0,-2 2 1 0 0,18 27-1 0 0,-10-11 18 0 0,-1 0 0 0 0,-2 1 0 0 0,23 58 0 0 0,-35-73-153 0 0,-1-1 0 0 0,0 1 0 0 0,-1 0 0 0 0,-1 1 1 0 0,-1-1-1 0 0,-1 1 0 0 0,-1-1 0 0 0,-3 38 0 0 0,2-53-145 0 0,-1-1-1 0 0,1 0 1 0 0,-1 1-1 0 0,0-1 1 0 0,0 0 0 0 0,-1 0-1 0 0,1 0 1 0 0,-1 0 0 0 0,0 0-1 0 0,0 0 1 0 0,0 0 0 0 0,-1-1-1 0 0,1 1 1 0 0,-1-1-1 0 0,0 0 1 0 0,0 1 0 0 0,0-1-1 0 0,0 0 1 0 0,-1-1 0 0 0,1 1-1 0 0,-1-1 1 0 0,1 0-1 0 0,-1 1 1 0 0,0-1 0 0 0,0-1-1 0 0,0 1 1 0 0,0-1 0 0 0,0 0-1 0 0,-1 1 1 0 0,1-2-1 0 0,0 1 1 0 0,-1 0 0 0 0,1-1-1 0 0,-5 0 1 0 0,-13-1-9 0 0,0 0 0 0 0,0-2 0 0 0,0 0 0 0 0,0-1 0 0 0,1-2 0 0 0,-1 0 0 0 0,1-1 0 0 0,1-1 0 0 0,0-1 0 0 0,-30-17 0 0 0,45 23-892 0 0,0-1-1 0 0,1 1 1 0 0,-1-1-1 0 0,1 1 1 0 0,-8-9 0 0 0,11 11 738 0 0,1 0 1 0 0,-1 1 0 0 0,0-1 0 0 0,1 0 0 0 0,0 0 0 0 0,-1 0-1 0 0,1 1 1 0 0,-1-1 0 0 0,1 0 0 0 0,0 0 0 0 0,-1 0 0 0 0,1 0-1 0 0,0 0 1 0 0,0 1 0 0 0,0-1 0 0 0,0 0 0 0 0,0 0 0 0 0,0 0-1 0 0,0 0 1 0 0,0 0 0 0 0,0 0 0 0 0,0 0 0 0 0,0 0 0 0 0,1 0-1 0 0,-1 1 1 0 0,0-1 0 0 0,1 0 0 0 0,-1 0 0 0 0,0 0 0 0 0,1 0-1 0 0,-1 1 1 0 0,1-1 0 0 0,-1 0 0 0 0,1 1 0 0 0,0-1 0 0 0,-1 0-1 0 0,1 1 1 0 0,0-1 0 0 0,0 1 0 0 0,-1-1 0 0 0,1 1 0 0 0,0-1-1 0 0,0 1 1 0 0,0-1 0 0 0,-1 1 0 0 0,2-1 0 0 0,11-5-3311 0 0</inkml:trace>
+  <inkml:trace contextRef="#ctx0" brushRef="#br0" timeOffset="1171.64">831 946 10737 0 0,'14'4'10429'0'0,"1"-1"-4819"0"0,4 3-3269 0 0,26 8-2347 0 0,-32-9 166 0 0,0-2 0 0 0,0 0 0 0 0,1 0 0 0 0,-1-1 0 0 0,1-1 0 0 0,-1 0 0 0 0,16-2 0 0 0,-22 1-66 0 0,-1-1 0 0 0,0 1 0 0 0,0-2 1 0 0,0 1-1 0 0,0 0 0 0 0,0-1 1 0 0,0 0-1 0 0,0-1 0 0 0,-1 1 0 0 0,1-1 1 0 0,-1 0-1 0 0,0-1 0 0 0,0 1 1 0 0,0-1-1 0 0,0 0 0 0 0,0 0 0 0 0,6-8 1 0 0,-10 10-75 0 0,0 1 0 0 0,0-1 0 0 0,0 1 0 0 0,-1-1 0 0 0,1 1 1 0 0,0-1-1 0 0,-1 1 0 0 0,1-1 0 0 0,-1 0 0 0 0,0 1 0 0 0,1-1 1 0 0,-1 0-1 0 0,0 1 0 0 0,0-1 0 0 0,0 0 0 0 0,0 1 0 0 0,0-1 0 0 0,0 0 1 0 0,-2-2-1 0 0,2 3-12 0 0,0 0 1 0 0,-1 0-1 0 0,1 0 0 0 0,-1 0 1 0 0,0 0-1 0 0,1 0 0 0 0,-1 0 1 0 0,0 1-1 0 0,0-1 0 0 0,1 0 1 0 0,-1 0-1 0 0,0 1 1 0 0,0-1-1 0 0,0 0 0 0 0,0 1 1 0 0,0-1-1 0 0,0 1 0 0 0,0-1 1 0 0,0 1-1 0 0,0 0 1 0 0,0-1-1 0 0,0 1 0 0 0,0 0 1 0 0,0 0-1 0 0,-1 0 0 0 0,1 0 1 0 0,0 0-1 0 0,0 0 1 0 0,0 0-1 0 0,0 0 0 0 0,0 0 1 0 0,-2 1-1 0 0,-8 1-8 0 0,1 1 0 0 0,-1 0 0 0 0,0 0 0 0 0,1 1 0 0 0,0 1 0 0 0,0 0 0 0 0,0 0 0 0 0,0 1 0 0 0,1 0 0 0 0,0 1 0 0 0,0 0 0 0 0,-9 10 0 0 0,12-12 0 0 0,1 1 0 0 0,-1 1 0 0 0,1-1 0 0 0,0 1 0 0 0,0 0 0 0 0,1 0 0 0 0,0 1 0 0 0,0-1 0 0 0,1 1 0 0 0,0 0 0 0 0,0 0 0 0 0,1 0 0 0 0,0 0 0 0 0,1 0 0 0 0,-1 0 0 0 0,1 17 0 0 0,2-19-67 0 0,0 1 1 0 0,0 0-1 0 0,0 0 1 0 0,1 0-1 0 0,0-1 1 0 0,1 1-1 0 0,-1-1 0 0 0,1 0 1 0 0,1 0-1 0 0,-1 0 1 0 0,1 0-1 0 0,0 0 1 0 0,0-1-1 0 0,1 1 1 0 0,-1-1-1 0 0,1 0 0 0 0,1-1 1 0 0,-1 1-1 0 0,0-1 1 0 0,1 0-1 0 0,0-1 1 0 0,10 6-1 0 0,-7-5-63 0 0,-1 0 1 0 0,0-1-1 0 0,1 0 0 0 0,-1-1 1 0 0,1 0-1 0 0,0 0 0 0 0,0 0 1 0 0,0-2-1 0 0,0 1 0 0 0,0-1 1 0 0,0 0-1 0 0,0 0 0 0 0,-1-1 1 0 0,1-1-1 0 0,0 0 0 0 0,0 0 1 0 0,10-4-1 0 0,-10 2-1525 0 0,0 0 0 0 0,0-1 0 0 0,-1 0-1 0 0,1-1 1 0 0,14-13 0 0 0,-3-1-1595 0 0</inkml:trace>
   <inkml:trace contextRef="#ctx0" brushRef="#br0" timeOffset="1703.16">1382 781 460 0 0,'-1'-15'527'0'0,"1"-75"15530"0"0,0 88-14501 0 0,1-5 274 0 0,-1 5-1162 0 0,0 8 3327 0 0,-1 48-2840 0 0,-2 0 1 0 0,-18 92-1 0 0,12-99-419 0 0,-2-1-1 0 0,-2 1 0 0 0,-32 73 1 0 0,44-118-673 0 0,0 0 0 0 0,0-1 0 0 0,0 1 1 0 0,0 0-1 0 0,0 0 0 0 0,-1-1 0 0 0,1 1 0 0 0,0-1 0 0 0,-1 1 1 0 0,1-1-1 0 0,-4 2 0 0 0,4-2 246 0 0,-2-15-139 0 0,6 3-167 0 0,1 0-1 0 0,1 0 0 0 0,0 1 1 0 0,0 0-1 0 0,1 0 1 0 0,0 0-1 0 0,1 0 0 0 0,0 1 1 0 0,0 1-1 0 0,1-1 1 0 0,14-11-1 0 0,-20 19-2 0 0,-1-1 0 0 0,1 1 0 0 0,0 0 0 0 0,0 0 0 0 0,0 1 0 0 0,0-1 0 0 0,0 0 0 0 0,0 1 0 0 0,0-1-1 0 0,0 1 1 0 0,0 0 0 0 0,0-1 0 0 0,0 1 0 0 0,0 0 0 0 0,0 0 0 0 0,1 0 0 0 0,-1 1 0 0 0,0-1 0 0 0,0 0 0 0 0,0 1 0 0 0,0 0 0 0 0,0-1 0 0 0,0 1 0 0 0,0 0 0 0 0,0 0 0 0 0,-1 0 0 0 0,1 0 0 0 0,0 0-1 0 0,0 1 1 0 0,-1-1 0 0 0,1 0 0 0 0,-1 1 0 0 0,1-1 0 0 0,0 3 0 0 0,3 1-1 0 0,0 1 0 0 0,0 0 1 0 0,-1 0-1 0 0,0 1 0 0 0,0-1 0 0 0,-1 1 0 0 0,4 11 0 0 0,-5-13-119 0 0,-1 1 0 0 0,0-1-1 0 0,-1 1 1 0 0,1-1 0 0 0,-1 0-1 0 0,0 1 1 0 0,-1-1-1 0 0,1 1 1 0 0,-1-1 0 0 0,0 1-1 0 0,0-1 1 0 0,-4 9 0 0 0,1 3-3946 0 0,0 1-3384 0 0,4-12 4077 0 0</inkml:trace>
   <inkml:trace contextRef="#ctx0" brushRef="#br0" timeOffset="3137.4">1615 904 7653 0 0,'13'-37'10231'0'0,"9"-20"-1"0"0,-24 92-9712 0 0,-2 0 0 0 0,-2 0-1 0 0,-16 59 1 0 0,8-41-211 0 0,6-19-26 0 0,-1 0 0 0 0,-17 40 1 0 0,17-51 1000 0 0,8-22-1170 0 0,2-3-80 0 0,1-9-27 0 0,0 6-5 0 0,-1 1 0 0 0,1 1 0 0 0,0-1 0 0 0,-1 1 0 0 0,1-1 0 0 0,0 1 0 0 0,-1 0 0 0 0,1 0 0 0 0,0 1 0 0 0,0-1 0 0 0,0-1 0 0 0,1 1 0 0 0,-1 0 0 0 0,0 0 0 0 0,0 1 0 0 0,0-1 0 0 0,0 0 0 0 0,-1 0 0 0 0,1 0 0 0 0,1 0 0 0 0,-1 1 0 0 0,0-1 0 0 0,0-1 0 0 0,-1 2-61 0 0,-1 1-309 0 0,-8 7-13248 0 0</inkml:trace>
   <inkml:trace contextRef="#ctx0" brushRef="#br0" timeOffset="3572">1208 859 6917 0 0,'8'-24'8807'0'0,"2"-17"-2129"0"0,-9 35-4208 0 0,-2 12 849 0 0,-47 196-1622 0 0,4-23-822 0 0,36-151-907 0 0,0-1-2672 0 0,5-8-6445 0 0,3-15 5912 0 0</inkml:trace>
@@ -6347,17 +6462,17 @@
     </inkml:brush>
   </inkml:definitions>
   <inkml:trace contextRef="#ctx0" brushRef="#br0">6934 1501 52 0 0,'-14'-20'3003'0'0,"-14"-26"0"0"0,25 40-1989 0 0,0 0 1 0 0,0-1-1 0 0,1 1 0 0 0,-1-1 0 0 0,1 0 1 0 0,1 0-1 0 0,-1 1 0 0 0,0-15 1 0 0,2 20-882 0 0,0 0 1 0 0,0 0-1 0 0,0 0 0 0 0,0 0 1 0 0,0 1-1 0 0,1-1 0 0 0,-1 0 1 0 0,0 0-1 0 0,0 0 1 0 0,1 0-1 0 0,-1 0 0 0 0,0 0 1 0 0,1 0-1 0 0,-1 1 1 0 0,1-1-1 0 0,-1 0 0 0 0,1 0 1 0 0,-1 1-1 0 0,1-1 1 0 0,0 0-1 0 0,-1 0 0 0 0,1 1 1 0 0,0-1-1 0 0,1 0 1 0 0,0 0-1 0 0,-1 1 1 0 0,1-1 0 0 0,0 1-1 0 0,-1-1 1 0 0,1 1 0 0 0,0 0-1 0 0,0 0 1 0 0,-1 0 0 0 0,1 0-1 0 0,0 0 1 0 0,0 0 0 0 0,2 1-1 0 0,3 1 70 0 0,0 1 0 0 0,0-1 1 0 0,0 1-1 0 0,0 0 0 0 0,12 8 0 0 0,-1 2 33 0 0,0 0 1 0 0,-1 2-1 0 0,-1 0 1 0 0,0 0-1 0 0,13 19 1 0 0,-21-24-84 0 0,0 1 0 0 0,-1 0-1 0 0,0 0 1 0 0,-1 0 0 0 0,0 1 0 0 0,-1 0 0 0 0,0 0 0 0 0,-1 0 0 0 0,-1 0 0 0 0,4 19 0 0 0,-7-29-92 0 0,0 1 0 0 0,1-1 0 0 0,-1 1 0 0 0,0-1 0 0 0,0 1 0 0 0,0-1 0 0 0,-1 1 0 0 0,1-1 0 0 0,-1 1 0 0 0,1-1 0 0 0,-1 1 0 0 0,0-1 0 0 0,0 0 0 0 0,0 1 0 0 0,0-1 0 0 0,0 0 0 0 0,0 0 0 0 0,-1 1 0 0 0,-2 2 0 0 0,2-3 18 0 0,-1-1 0 0 0,1 1 0 0 0,-1 0-1 0 0,1-1 1 0 0,-1 1 0 0 0,0-1 0 0 0,1 0-1 0 0,-1 0 1 0 0,0 0 0 0 0,0 0 0 0 0,0 0-1 0 0,0-1 1 0 0,0 0 0 0 0,-3 1 0 0 0,-6-1 119 0 0,1-1-1 0 0,0 1 1 0 0,0-2 0 0 0,-1 0-1 0 0,1 0 1 0 0,0-1 0 0 0,-15-6 0 0 0,14 4-29 0 0,0-1 0 0 0,0 0 0 0 0,1-1 0 0 0,0 0 0 0 0,0-1 0 0 0,1 0 0 0 0,0-1 1 0 0,1 0-1 0 0,-1 0 0 0 0,2-1 0 0 0,-1-1 0 0 0,-10-16 0 0 0,13 18-86 0 0,1-2-1 0 0,0 1 1 0 0,0 0-1 0 0,1-1 1 0 0,0 0-1 0 0,1 0 0 0 0,1 0 1 0 0,-1 0-1 0 0,2 0 1 0 0,-1-1-1 0 0,2 1 1 0 0,-1-1-1 0 0,2 1 1 0 0,2-20-1 0 0,-2 27-233 0 0,-1 0 0 0 0,1 1-1 0 0,1-1 1 0 0,-1 0 0 0 0,0 1-1 0 0,1-1 1 0 0,0 1 0 0 0,0 0-1 0 0,0-1 1 0 0,0 1 0 0 0,0 0-1 0 0,1 0 1 0 0,0 1 0 0 0,-1-1-1 0 0,1 0 1 0 0,0 1 0 0 0,0 0-1 0 0,0-1 1 0 0,4-1 0 0 0,5-1-914 0 0,1-1 0 0 0,0 1 0 0 0,0 1 0 0 0,14-3 0 0 0,33-12-2157 0 0,-44 10 2908 0 0,0 0 1 0 0,-1-1 0 0 0,0 0 0 0 0,-1-2 0 0 0,0 1 0 0 0,21-26 0 0 0,-5 8 2821 0 0,-30 29-2466 0 0,0-1 1 0 0,1 1-1 0 0,-1 0 0 0 0,1 0 0 0 0,-1-1 0 0 0,1 1 0 0 0,-1 0 1 0 0,1 0-1 0 0,-1 0 0 0 0,1 0 0 0 0,-1 0 0 0 0,1-1 0 0 0,-1 1 1 0 0,1 0-1 0 0,-1 0 0 0 0,1 0 0 0 0,-1 0 0 0 0,1 0 0 0 0,-1 1 1 0 0,1-1-1 0 0,-1 0 0 0 0,1 0 0 0 0,-1 0 0 0 0,1 0 0 0 0,-1 0 1 0 0,1 1-1 0 0,-1-1 0 0 0,1 0 0 0 0,-1 1 0 0 0,0-1 1 0 0,1 0-1 0 0,-1 1 0 0 0,1-1 0 0 0,-1 0 0 0 0,0 1 0 0 0,1-1 1 0 0,-1 0-1 0 0,0 1 0 0 0,1-1 0 0 0,-1 1 0 0 0,0-1 0 0 0,0 1 1 0 0,0-1-1 0 0,1 1 0 0 0,-1-1 0 0 0,0 1 0 0 0,0-1 0 0 0,0 2 1 0 0,11 28 134 0 0,-11-28-64 0 0,10 46 229 0 0,-2 0 0 0 0,-2 1-1 0 0,0 74 1 0 0,-5-64-54 0 0,-1-41-162 0 0,0-13 209 0 0,0 0 0 0 0,0 0 0 0 0,0 0 0 0 0,0 1 0 0 0,3 7 971 0 0,11-28-91 0 0,3-14-533 0 0,17-24-1 0 0,-32 49-628 0 0,1 0 0 0 0,0 1 1 0 0,1-1-1 0 0,-1 1 0 0 0,1 0 1 0 0,-1 0-1 0 0,1 0 0 0 0,0 1 0 0 0,0-1 1 0 0,6-2-1 0 0,-7 4-45 0 0,0 1 0 0 0,0-1-1 0 0,0 1 1 0 0,0-1 0 0 0,0 1-1 0 0,0 0 1 0 0,0 1 0 0 0,0-1-1 0 0,0 0 1 0 0,0 1 0 0 0,0 0-1 0 0,0 0 1 0 0,0 0 0 0 0,0 0 0 0 0,0 0-1 0 0,0 0 1 0 0,-1 1 0 0 0,1-1-1 0 0,0 1 1 0 0,-1 0 0 0 0,0 0-1 0 0,1 0 1 0 0,-1 0 0 0 0,2 3-1 0 0,3 2-11 0 0,0 0-1 0 0,-1 0 0 0 0,0 1 0 0 0,0 0 0 0 0,-1 1 1 0 0,6 11-1 0 0,-8-14-10 0 0,-1 0 0 0 0,0 0-1 0 0,0 1 1 0 0,-1-1 0 0 0,1 1 0 0 0,-1-1 0 0 0,0 1 0 0 0,-1-1 0 0 0,0 1-1 0 0,0-1 1 0 0,0 1 0 0 0,-3 8 0 0 0,3-12 15 0 0,-1 0 0 0 0,0-1 0 0 0,0 1-1 0 0,0 0 1 0 0,0-1 0 0 0,0 1 0 0 0,0-1 0 0 0,-1 0 0 0 0,1 1-1 0 0,-1-1 1 0 0,0 0 0 0 0,0 0 0 0 0,0 0 0 0 0,0 0 0 0 0,0 0-1 0 0,0 0 1 0 0,0-1 0 0 0,-1 1 0 0 0,1-1 0 0 0,-1 0 0 0 0,1 1-1 0 0,-1-1 1 0 0,1 0 0 0 0,-1 0 0 0 0,0-1 0 0 0,1 1 0 0 0,-1-1 0 0 0,0 1-1 0 0,0-1 1 0 0,1 0 0 0 0,-6 0 0 0 0,8 0 5 0 0,-1 0 0 0 0,1 0 0 0 0,-1 0 0 0 0,1 0 1 0 0,-1 1-1 0 0,1-1 0 0 0,-1-1 0 0 0,1 1 0 0 0,-1 0 0 0 0,0 0 1 0 0,1 0-1 0 0,-1 0 0 0 0,1 0 0 0 0,-1 0 0 0 0,1-1 0 0 0,-1 1 0 0 0,1 0 1 0 0,0 0-1 0 0,-1-1 0 0 0,1 1 0 0 0,-1 0 0 0 0,1-1 0 0 0,-1 1 0 0 0,1 0 1 0 0,0-1-1 0 0,-1 1 0 0 0,1-1 0 0 0,0 1 0 0 0,-1-1 0 0 0,1 0 1 0 0,0 0-2 0 0,0 0 1 0 0,0 0 0 0 0,0 0 0 0 0,0 0-1 0 0,0 0 1 0 0,1 0 0 0 0,-1 0 0 0 0,0 0-1 0 0,1 0 1 0 0,-1 0 0 0 0,1 0 0 0 0,-1 1-1 0 0,1-1 1 0 0,0-1 0 0 0,24-26-13 0 0,7 1-82 0 0,58-37 0 0 0,-57 42-26 0 0,55-47-1 0 0,-57 41-10 0 0,36-48 0 0 0,-66 76 121 0 0,-1 0 0 0 0,0 0 1 0 0,0 0-1 0 0,0 0 0 0 0,0 0 1 0 0,1-1-1 0 0,-1 1 0 0 0,0 0 1 0 0,0 0-1 0 0,0 0 0 0 0,0 0 1 0 0,1 0-1 0 0,-1 0 0 0 0,0 0 0 0 0,0 0 1 0 0,1 0-1 0 0,-1 0 0 0 0,0 0 1 0 0,0 0-1 0 0,0 0 0 0 0,1 0 1 0 0,-1 0-1 0 0,0 0 0 0 0,0 0 1 0 0,0 0-1 0 0,1 0 0 0 0,-1 0 0 0 0,0 0 1 0 0,0 0-1 0 0,0 0 0 0 0,1 1 1 0 0,-1-1-1 0 0,0 0 0 0 0,0 0 1 0 0,0 0-1 0 0,0 0 0 0 0,0 0 1 0 0,1 1-1 0 0,-1-1 0 0 0,0 0 1 0 0,0 0-1 0 0,0 0 0 0 0,0 0 0 0 0,0 1 1 0 0,0-1-1 0 0,1 0 0 0 0,8 26-48 0 0,-1 1 0 0 0,-1-1 0 0 0,6 56 0 0 0,-8-47 34 0 0,0-9 16 0 0,9 74-42 0 0,-13-88 66 0 0,-1 0 1 0 0,0 0 0 0 0,-1 0 0 0 0,0 0 0 0 0,-6 24-1 0 0,5-31 10 0 0,0 1 0 0 0,-1-1-1 0 0,0 0 1 0 0,1 0 0 0 0,-2 0 0 0 0,1 0-1 0 0,-1-1 1 0 0,1 1 0 0 0,-1-1-1 0 0,0 0 1 0 0,-5 4 0 0 0,6-6-213 0 0,-1 1 1 0 0,1 0 0 0 0,0-1-1 0 0,-1 0 1 0 0,1 0 0 0 0,-1 0-1 0 0,0-1 1 0 0,1 1 0 0 0,-1-1-1 0 0,0 0 1 0 0,0 0 0 0 0,0 0-1 0 0,0 0 1 0 0,0-1 0 0 0,0 1-1 0 0,-7-1 1 0 0,10-1-153 0 0,0 1 0 0 0,0 0 0 0 0,0-1 0 0 0,0 1 1 0 0,0-1-1 0 0,0 1 0 0 0,0-1 0 0 0,0 0 0 0 0,0 1 0 0 0,0-1 1 0 0,0 0-1 0 0,0 0 0 0 0,0 0 0 0 0,1 0 0 0 0,-1 0 0 0 0,0 0 0 0 0,0 0 1 0 0,1 0-1 0 0,-1 0 0 0 0,1 0 0 0 0,-1 0 0 0 0,1 0 0 0 0,0 0 0 0 0,-1 0 1 0 0,1 0-1 0 0,0-1 0 0 0,0 1 0 0 0,-1 0 0 0 0,1 0 0 0 0,0-2 1 0 0,-4-21-2577 0 0</inkml:trace>
-  <inkml:trace contextRef="#ctx0" brushRef="#br0" timeOffset="140.17">7671 1063 11041 0 0,'3'-23'6477'0'0,"-1"4"-2657"0"0,-1 2-1536 0 0,0 6-904 0 0,0 0-536 0 0,-1 2-320 0 0,1 1-344 0 0,-1 3-772 0 0,1 2-392 0 0,8 7-4916 0 0,-2-1 2719 0 0,5 0 529 0 0</inkml:trace>
+  <inkml:trace contextRef="#ctx0" brushRef="#br0" timeOffset="140.16">7671 1063 11041 0 0,'3'-23'6477'0'0,"-1"4"-2657"0"0,-1 2-1536 0 0,0 6-904 0 0,0 0-536 0 0,-1 2-320 0 0,1 1-344 0 0,-1 3-772 0 0,1 2-392 0 0,8 7-4916 0 0,-2-1 2719 0 0,5 0 529 0 0</inkml:trace>
   <inkml:trace contextRef="#ctx0" brushRef="#br0" timeOffset="-1974.47">4695 1572 5432 0 0,'-8'-2'1479'0'0,"1"0"-1"0"0,-1 0 1 0 0,1-1-1 0 0,0 0 0 0 0,-8-4 1 0 0,13 6-1105 0 0,-1 0 0 0 0,1-1 0 0 0,0 1 0 0 0,0-1 0 0 0,0 1 0 0 0,0-1 0 0 0,0 0 0 0 0,0 0 0 0 0,0 0 0 0 0,1 0 0 0 0,-1 0 0 0 0,1 0 0 0 0,-1 0 0 0 0,1 0 0 0 0,0-1 0 0 0,0 1 0 0 0,0-1 0 0 0,-1-3 0 0 0,2 5 566 0 0,14 7 136 0 0,-5 4-896 0 0,-1-1 0 0 0,-1 2 0 0 0,1-1 0 0 0,-2 1 0 0 0,11 21-1 0 0,19 61 201 0 0,-30-76-296 0 0,13 45 257 0 0,2 31 125 0 0,-7-26 647 0 0,-14-67-1074 0 0,0 0-1 0 0,0 1 1 0 0,0-1-1 0 0,0 0 1 0 0,0 0-1 0 0,0 0 0 0 0,0 1 1 0 0,0-1-1 0 0,0 0 1 0 0,0 0-1 0 0,0 0 1 0 0,0 0-1 0 0,0 1 0 0 0,0-1 1 0 0,1 0-1 0 0,-1 0 1 0 0,0 0-1 0 0,0 0 0 0 0,0 0 1 0 0,0 1-1 0 0,0-1 1 0 0,0 0-1 0 0,0 0 1 0 0,1 0-1 0 0,-1 0 0 0 0,0 0 1 0 0,0 0-1 0 0,0 1 1 0 0,0-1-1 0 0,0 0 1 0 0,1 0-1 0 0,-1 0 0 0 0,0 0 1 0 0,0 0-1 0 0,0 0 1 0 0,1 0-1 0 0,-1 0 1 0 0,0 0-1 0 0,0 0 0 0 0,0 0 1 0 0,0 0-1 0 0,1 0 1 0 0,-1 0-1 0 0,0 0 0 0 0,0 0 1 0 0,0 0-1 0 0,0 0 1 0 0,1 0-1 0 0,-1 0 1 0 0,0 0-1 0 0,0-1 0 0 0,10-10 721 0 0,8-20-520 0 0,-17 28-85 0 0,32-66 456 0 0,20-37 189 0 0,-53 105-801 0 0,1 1 1 0 0,-1-1-1 0 0,0 0 0 0 0,0 1 1 0 0,1-1-1 0 0,-1 1 1 0 0,1-1-1 0 0,-1 0 0 0 0,0 1 1 0 0,1-1-1 0 0,-1 1 0 0 0,1-1 1 0 0,-1 1-1 0 0,1 0 1 0 0,0-1-1 0 0,-1 1 0 0 0,1-1 1 0 0,-1 1-1 0 0,1 0 0 0 0,0-1 1 0 0,-1 1-1 0 0,1 0 1 0 0,0 0-1 0 0,-1 0 0 0 0,1 0 1 0 0,0-1-1 0 0,0 1 0 0 0,-1 0 1 0 0,1 0-1 0 0,0 0 1 0 0,-1 0-1 0 0,2 1 0 0 0,-1-1-38 0 0,1 1-1 0 0,-1 0 0 0 0,1 0 0 0 0,-1 0 1 0 0,0 0-1 0 0,1 1 0 0 0,-1-1 1 0 0,0 0-1 0 0,0 1 0 0 0,0-1 0 0 0,0 0 1 0 0,2 3-1 0 0,1 5-361 0 0,0 0 1 0 0,0 0-1 0 0,5 15 0 0 0,8 53-2717 0 0,-6-25-5911 0 0,-9-42 6095 0 0</inkml:trace>
-  <inkml:trace contextRef="#ctx0" brushRef="#br0" timeOffset="-1214.41">5034 1891 7873 0 0,'37'-32'9511'0'0,"6"3"-5138"0"0,-25 17-4190 0 0,0-1-1 0 0,30-27 1 0 0,-43 35 3 0 0,-1 0 0 0 0,1 0 0 0 0,-1 0 0 0 0,0-1 0 0 0,-1 0 0 0 0,1 0 0 0 0,-1 0 0 0 0,-1 0 0 0 0,1 0 0 0 0,-1 0 0 0 0,0-1 0 0 0,0 1 0 0 0,1-12 0 0 0,-3 16-118 0 0,0 0 0 0 0,0 0-1 0 0,0 0 1 0 0,0 0 0 0 0,0 0 0 0 0,-1 0 0 0 0,1 0 0 0 0,0 1-1 0 0,-2-4 1 0 0,-3-2 162 0 0,1 4-106 0 0,2 2-102 0 0,0 1-1 0 0,0 0 1 0 0,0 0-1 0 0,-1 0 1 0 0,1 0-1 0 0,0 0 1 0 0,0 0 0 0 0,0 0-1 0 0,0 1 1 0 0,0-1-1 0 0,0 1 1 0 0,0-1 0 0 0,0 1-1 0 0,0 0 1 0 0,0 0-1 0 0,1 0 1 0 0,-1 0-1 0 0,0 0 1 0 0,-2 2 0 0 0,-32 26 118 0 0,29-22-112 0 0,1-1 0 0 0,0 1 0 0 0,1 0 0 0 0,-1 0 1 0 0,1 1-1 0 0,1-1 0 0 0,-6 13 0 0 0,9-17-19 0 0,0 0 0 0 0,0 0 0 0 0,0-1 1 0 0,0 1-1 0 0,1 0 0 0 0,-1 0 0 0 0,1 0 0 0 0,0 0 0 0 0,0 0 1 0 0,0-1-1 0 0,0 1 0 0 0,0 0 0 0 0,1 0 0 0 0,0 0 1 0 0,-1 0-1 0 0,1-1 0 0 0,0 1 0 0 0,0 0 0 0 0,0 0 0 0 0,1-1 1 0 0,-1 1-1 0 0,1-1 0 0 0,-1 0 0 0 0,1 1 0 0 0,0-1 1 0 0,4 4-1 0 0,0-1 3 0 0,1 0 0 0 0,-1-1 0 0 0,1 0 1 0 0,0 0-1 0 0,0-1 0 0 0,0 0 0 0 0,1 0 1 0 0,-1-1-1 0 0,1 1 0 0 0,-1-2 0 0 0,1 1 1 0 0,0-1-1 0 0,0 0 0 0 0,0-1 0 0 0,0 0 0 0 0,11-1 1 0 0,-1 0 10 0 0,-1-2-1 0 0,1 0 1 0 0,0-1 0 0 0,-1 0 0 0 0,0-1 0 0 0,20-10 0 0 0,-17 6 57 0 0,0-2-1 0 0,0 0 1 0 0,-2-1 0 0 0,1-2 0 0 0,28-25 0 0 0,-45 39 38 0 0,0 6-54 0 0,-2 19-46 0 0,2 20-82 0 0,-1-43 58 0 0,-1 0 1 0 0,1 1 0 0 0,-1-1-1 0 0,1 1 1 0 0,0-1 0 0 0,0 0-1 0 0,0 0 1 0 0,0 0 0 0 0,0 1 0 0 0,1-1-1 0 0,-1 0 1 0 0,1-1 0 0 0,-1 1-1 0 0,1 0 1 0 0,0 0 0 0 0,-1-1-1 0 0,1 1 1 0 0,0-1 0 0 0,0 1 0 0 0,0-1-1 0 0,0 0 1 0 0,1 0 0 0 0,-1 1-1 0 0,0-2 1 0 0,0 1 0 0 0,1 0-1 0 0,-1 0 1 0 0,0-1 0 0 0,1 0-1 0 0,-1 1 1 0 0,1-1 0 0 0,-1 0 0 0 0,1 0-1 0 0,-1 0 1 0 0,0 0 0 0 0,1-1-1 0 0,-1 1 1 0 0,1-1 0 0 0,-1 1-1 0 0,3-2 1 0 0,6-2 6 0 0,0-1 0 0 0,-1 1 0 0 0,0-2 0 0 0,0 1 0 0 0,0-2 0 0 0,-1 1 0 0 0,11-11 0 0 0,-13 11 19 0 0,-2 2-37 0 0,0-1 0 0 0,0 1 1 0 0,0 0-1 0 0,11-5 0 0 0,-14 8 6 0 0,1 0-1 0 0,-1 0 1 0 0,0 1-1 0 0,1-1 1 0 0,-1 1 0 0 0,1 0-1 0 0,-1-1 1 0 0,1 1-1 0 0,0 0 1 0 0,-1 0 0 0 0,1 1-1 0 0,-1-1 1 0 0,1 0-1 0 0,-1 1 1 0 0,5 1 0 0 0,24 9-29 0 0,-11-4 64 0 0,1 0 0 0 0,-1-2 0 0 0,23 4 0 0 0,-37-8 63 0 0,-1 0 0 0 0,0-1 1 0 0,1 0-1 0 0,-1 0 0 0 0,0 0 0 0 0,1-1 1 0 0,-1 0-1 0 0,0 0 0 0 0,0 0 1 0 0,1-1-1 0 0,-1 1 0 0 0,0-1 1 0 0,0-1-1 0 0,-1 1 0 0 0,1-1 0 0 0,0 1 1 0 0,5-5-1 0 0,-8 4-51 0 0,0 0-1 0 0,0 0 1 0 0,0 0 0 0 0,0 0 0 0 0,0 0-1 0 0,-1 0 1 0 0,1 0 0 0 0,-1 0 0 0 0,0 0-1 0 0,0-1 1 0 0,0 1 0 0 0,0-1-1 0 0,-1 1 1 0 0,1-1 0 0 0,-1 1 0 0 0,0-1-1 0 0,0 1 1 0 0,0-1 0 0 0,0 1-1 0 0,-1-1 1 0 0,0 1 0 0 0,0-4 0 0 0,-2-5-311 0 0,0 0 0 0 0,-1 0 0 0 0,0 1 0 0 0,-12-22 0 0 0,15 31 58 0 0,-21-35-757 0 0,21 35 698 0 0,0 0-1 0 0,-1 1 1 0 0,1-1-1 0 0,0 0 1 0 0,-1 1-1 0 0,1-1 1 0 0,-1 1-1 0 0,1 0 1 0 0,-1-1-1 0 0,1 1 1 0 0,-1 0-1 0 0,0 0 1 0 0,0 0 0 0 0,0 0-1 0 0,0 0 1 0 0,-3 0-1 0 0</inkml:trace>
+  <inkml:trace contextRef="#ctx0" brushRef="#br0" timeOffset="-1214.42">5034 1891 7873 0 0,'37'-32'9511'0'0,"6"3"-5138"0"0,-25 17-4190 0 0,0-1-1 0 0,30-27 1 0 0,-43 35 3 0 0,-1 0 0 0 0,1 0 0 0 0,-1 0 0 0 0,0-1 0 0 0,-1 0 0 0 0,1 0 0 0 0,-1 0 0 0 0,-1 0 0 0 0,1 0 0 0 0,-1 0 0 0 0,0-1 0 0 0,0 1 0 0 0,1-12 0 0 0,-3 16-118 0 0,0 0 0 0 0,0 0-1 0 0,0 0 1 0 0,0 0 0 0 0,0 0 0 0 0,-1 0 0 0 0,1 0 0 0 0,0 1-1 0 0,-2-4 1 0 0,-3-2 162 0 0,1 4-106 0 0,2 2-102 0 0,0 1-1 0 0,0 0 1 0 0,0 0-1 0 0,-1 0 1 0 0,1 0-1 0 0,0 0 1 0 0,0 0 0 0 0,0 0-1 0 0,0 1 1 0 0,0-1-1 0 0,0 1 1 0 0,0-1 0 0 0,0 1-1 0 0,0 0 1 0 0,0 0-1 0 0,1 0 1 0 0,-1 0-1 0 0,0 0 1 0 0,-2 2 0 0 0,-32 26 118 0 0,29-22-112 0 0,1-1 0 0 0,0 1 0 0 0,1 0 0 0 0,-1 0 1 0 0,1 1-1 0 0,1-1 0 0 0,-6 13 0 0 0,9-17-19 0 0,0 0 0 0 0,0 0 0 0 0,0-1 1 0 0,0 1-1 0 0,1 0 0 0 0,-1 0 0 0 0,1 0 0 0 0,0 0 0 0 0,0 0 1 0 0,0-1-1 0 0,0 1 0 0 0,0 0 0 0 0,1 0 0 0 0,0 0 1 0 0,-1 0-1 0 0,1-1 0 0 0,0 1 0 0 0,0 0 0 0 0,0 0 0 0 0,1-1 1 0 0,-1 1-1 0 0,1-1 0 0 0,-1 0 0 0 0,1 1 0 0 0,0-1 1 0 0,4 4-1 0 0,0-1 3 0 0,1 0 0 0 0,-1-1 0 0 0,1 0 1 0 0,0 0-1 0 0,0-1 0 0 0,0 0 0 0 0,1 0 1 0 0,-1-1-1 0 0,1 1 0 0 0,-1-2 0 0 0,1 1 1 0 0,0-1-1 0 0,0 0 0 0 0,0-1 0 0 0,0 0 0 0 0,11-1 1 0 0,-1 0 10 0 0,-1-2-1 0 0,1 0 1 0 0,0-1 0 0 0,-1 0 0 0 0,0-1 0 0 0,20-10 0 0 0,-17 6 57 0 0,0-2-1 0 0,0 0 1 0 0,-2-1 0 0 0,1-2 0 0 0,28-25 0 0 0,-45 39 38 0 0,0 6-54 0 0,-2 19-46 0 0,2 20-82 0 0,-1-43 58 0 0,-1 0 1 0 0,1 1 0 0 0,-1-1-1 0 0,1 1 1 0 0,0-1 0 0 0,0 0-1 0 0,0 0 1 0 0,0 0 0 0 0,0 1 0 0 0,1-1-1 0 0,-1 0 1 0 0,1-1 0 0 0,-1 1-1 0 0,1 0 1 0 0,0 0 0 0 0,-1-1-1 0 0,1 1 1 0 0,0-1 0 0 0,0 1 0 0 0,0-1-1 0 0,0 0 1 0 0,1 0 0 0 0,-1 1-1 0 0,0-2 1 0 0,0 1 0 0 0,1 0-1 0 0,-1 0 1 0 0,0-1 0 0 0,1 0-1 0 0,-1 1 1 0 0,1-1 0 0 0,-1 0 0 0 0,1 0-1 0 0,-1 0 1 0 0,0 0 0 0 0,1-1-1 0 0,-1 1 1 0 0,1-1 0 0 0,-1 1-1 0 0,3-2 1 0 0,6-2 6 0 0,0-1 0 0 0,-1 1 0 0 0,0-2 0 0 0,0 1 0 0 0,0-2 0 0 0,-1 1 0 0 0,11-11 0 0 0,-13 11 19 0 0,-2 2-37 0 0,0-1 0 0 0,0 1 1 0 0,0 0-1 0 0,11-5 0 0 0,-14 8 6 0 0,1 0-1 0 0,-1 0 1 0 0,0 1-1 0 0,1-1 1 0 0,-1 1 0 0 0,1 0-1 0 0,-1-1 1 0 0,1 1-1 0 0,0 0 1 0 0,-1 0 0 0 0,1 1-1 0 0,-1-1 1 0 0,1 0-1 0 0,-1 1 1 0 0,5 1 0 0 0,24 9-29 0 0,-11-4 64 0 0,1 0 0 0 0,-1-2 0 0 0,23 4 0 0 0,-37-8 63 0 0,-1 0 0 0 0,0-1 1 0 0,1 0-1 0 0,-1 0 0 0 0,0 0 0 0 0,1-1 1 0 0,-1 0-1 0 0,0 0 0 0 0,0 0 1 0 0,1-1-1 0 0,-1 1 0 0 0,0-1 1 0 0,0-1-1 0 0,-1 1 0 0 0,1-1 0 0 0,0 1 1 0 0,5-5-1 0 0,-8 4-51 0 0,0 0-1 0 0,0 0 1 0 0,0 0 0 0 0,0 0 0 0 0,0 0-1 0 0,-1 0 1 0 0,1 0 0 0 0,-1 0 0 0 0,0 0-1 0 0,0-1 1 0 0,0 1 0 0 0,0-1-1 0 0,-1 1 1 0 0,1-1 0 0 0,-1 1 0 0 0,0-1-1 0 0,0 1 1 0 0,0-1 0 0 0,0 1-1 0 0,-1-1 1 0 0,0 1 0 0 0,0-4 0 0 0,-2-5-311 0 0,0 0 0 0 0,-1 0 0 0 0,0 1 0 0 0,-12-22 0 0 0,15 31 58 0 0,-21-35-757 0 0,21 35 698 0 0,0 0-1 0 0,-1 1 1 0 0,1-1-1 0 0,0 0 1 0 0,-1 1-1 0 0,1-1 1 0 0,-1 1-1 0 0,1 0 1 0 0,-1-1-1 0 0,1 1 1 0 0,-1 0-1 0 0,0 0 1 0 0,0 0 0 0 0,0 0-1 0 0,0 0 1 0 0,-3 0-1 0 0</inkml:trace>
   <inkml:trace contextRef="#ctx0" brushRef="#br0" timeOffset="-4334.42">9702 6 128 0 0,'37'-6'12030'0'0,"-60"9"-11415"0"0,-977 61 3781 0 0,772-53-4072 0 0,-725 55 1164 0 0,720-48-1255 0 0,-448 41 634 0 0,282-40-284 0 0,175-11-90 0 0,-61-2 95 0 0,-18 2-12 0 0,-63 0 62 0 0,99-3-306 0 0,-924 44 977 0 0,898-32-977 0 0,244-13-249 0 0,-22 1 15 0 0,-30 2 54 0 0,30-3 7 0 0,-418 19 1814 0 0,365-29-926 0 0,124 6-1129 0 0,0 0 1 0 0,0 1-1 0 0,0-1 1 0 0,0 0-1 0 0,0 0 1 0 0,0 0-1 0 0,0 0 1 0 0,0 0-1 0 0,0 0 1 0 0,0 1-1 0 0,0-1 0 0 0,0 0 1 0 0,0 0-1 0 0,0 0 1 0 0,0 0-1 0 0,0 0 1 0 0,0 1-1 0 0,0-1 1 0 0,0 0-1 0 0,0 0 1 0 0,0 0-1 0 0,0 0 1 0 0,0 0-1 0 0,0 1 0 0 0,0-1 1 0 0,0 0-1 0 0,0 0 1 0 0,0 0-1 0 0,0 0 1 0 0,0 0-1 0 0,-1 0 1 0 0,1 0-1 0 0,0 0 1 0 0,0 1-1 0 0,0-1 1 0 0,0 0-1 0 0,0 0 0 0 0,0 0 1 0 0,0 0-1 0 0,-1 0 1 0 0,1 0-1 0 0,0 0 1 0 0,0 0-1 0 0,0 0 1 0 0,0 0-1 0 0,-1 0 1 0 0,13 7-2000 0 0,-7-5 1262 0 0,0 0 0 0 0,0-1 0 0 0,0 0 0 0 0,0 0 0 0 0,0 0-1 0 0,1-1 1 0 0,5 0 0 0 0,19 0-1918 0 0</inkml:trace>
-  <inkml:trace contextRef="#ctx0" brushRef="#br0" timeOffset="-3324.41">5053 620 100 0 0,'3'-13'3547'0'0,"0"0"-1"0"0,1-21 1 0 0,-3 10 1926 0 0,0 9-1578 0 0,-1 14-3096 0 0,-1 5-458 0 0,-2 73 847 0 0,-14 149 628 0 0,15-208-1934 0 0,1 33 0 0 0,1-38-2642 0 0,4-11-694 0 0,-2-2-370 0 0,5-3 1427 0 0</inkml:trace>
+  <inkml:trace contextRef="#ctx0" brushRef="#br0" timeOffset="-3324.42">5053 620 100 0 0,'3'-13'3547'0'0,"0"0"-1"0"0,1-21 1 0 0,-3 10 1926 0 0,0 9-1578 0 0,-1 14-3096 0 0,-1 5-458 0 0,-2 73 847 0 0,-14 149 628 0 0,15-208-1934 0 0,1 33 0 0 0,1-38-2642 0 0,4-11-694 0 0,-2-2-370 0 0,5-3 1427 0 0</inkml:trace>
   <inkml:trace contextRef="#ctx0" brushRef="#br0" timeOffset="-3043.18">5317 598 7621 0 0,'27'-33'8908'0'0,"-1"-1"-3300"0"0,-20 26-4662 0 0,-5 8-384 0 0,-2 2-451 0 0,-21 95 388 0 0,-2 5-176 0 0,13-6-409 0 0,4-36-2349 0 0,-2 0-5913 0 0,7-48 6000 0 0</inkml:trace>
   <inkml:trace contextRef="#ctx0" brushRef="#br0" timeOffset="-2518.2">5363 942 572 0 0,'22'-17'3499'0'0,"-15"12"-1107"0"0,-1 1 0 0 0,0-1 0 0 0,0 0 0 0 0,5-7 1995 0 0,-73 15-1598 0 0,-124 23 0 0 0,39-3-1746 0 0,108-18-744 0 0,18-2 169 0 0,0 0 0 0 0,-1-1 0 0 0,0-2 0 0 0,-21-1 1 0 0,34-2 1687 0 0,23 7-1822 0 0,-1 5-277 0 0,-5-1-34 0 0,0-1-1 0 0,0 1 1 0 0,7 11-1 0 0,-6-7-5 0 0,-3-4-3 0 0,151 182 235 0 0,-155-189-238 0 0,-1 0 0 0 0,1 0 1 0 0,-1 0-1 0 0,1 0 0 0 0,0 0 0 0 0,0 0 0 0 0,-1 0 1 0 0,1 0-1 0 0,0-1 0 0 0,0 1 0 0 0,0-1 0 0 0,-1 1 1 0 0,1-1-1 0 0,0 0 0 0 0,0 0 0 0 0,0 0 0 0 0,0 0 1 0 0,0 0-1 0 0,0 0 0 0 0,0 0 0 0 0,0-1 0 0 0,0 1 1 0 0,-1-1-1 0 0,1 1 0 0 0,0-1 0 0 0,3-1 0 0 0,5-3 18 0 0,0 0 1 0 0,-1-1-1 0 0,13-8 0 0 0,-19 12-27 0 0,15-12 34 0 0,-1 0 0 0 0,29-30-1 0 0,1-13 18 0 0,-5-3-20 0 0,-17 20-24 0 0,-15 28-1020 0 0,-7 20-2577 0 0,-9 27-4458 0 0,1-14 4929 0 0</inkml:trace>
   <inkml:trace contextRef="#ctx0" brushRef="#br0" timeOffset="-1974.47">4695 1572 5432 0 0,'-8'-2'1479'0'0,"1"0"-1"0"0,-1 0 1 0 0,1-1-1 0 0,0 0 0 0 0,-8-4 1 0 0,13 6-1105 0 0,-1 0 0 0 0,1-1 0 0 0,0 1 0 0 0,0-1 0 0 0,0 1 0 0 0,0-1 0 0 0,0 0 0 0 0,0 0 0 0 0,0 0 0 0 0,1 0 0 0 0,-1 0 0 0 0,1 0 0 0 0,-1 0 0 0 0,1 0 0 0 0,0-1 0 0 0,0 1 0 0 0,0-1 0 0 0,-1-3 0 0 0,2 5 566 0 0,14 7 136 0 0,-5 4-896 0 0,-1-1 0 0 0,-1 2 0 0 0,1-1 0 0 0,-2 1 0 0 0,11 21-1 0 0,19 61 201 0 0,-30-76-296 0 0,13 45 257 0 0,2 31 125 0 0,-7-26 647 0 0,-14-67-1074 0 0,0 0-1 0 0,0 1 1 0 0,0-1-1 0 0,0 0 1 0 0,0 0-1 0 0,0 0 0 0 0,0 1 1 0 0,0-1-1 0 0,0 0 1 0 0,0 0-1 0 0,0 0 1 0 0,0 0-1 0 0,0 1 0 0 0,0-1 1 0 0,1 0-1 0 0,-1 0 1 0 0,0 0-1 0 0,0 0 0 0 0,0 0 1 0 0,0 1-1 0 0,0-1 1 0 0,0 0-1 0 0,0 0 1 0 0,1 0-1 0 0,-1 0 0 0 0,0 0 1 0 0,0 0-1 0 0,0 1 1 0 0,0-1-1 0 0,0 0 1 0 0,1 0-1 0 0,-1 0 0 0 0,0 0 1 0 0,0 0-1 0 0,0 0 1 0 0,1 0-1 0 0,-1 0 1 0 0,0 0-1 0 0,0 0 0 0 0,0 0 1 0 0,0 0-1 0 0,1 0 1 0 0,-1 0-1 0 0,0 0 0 0 0,0 0 1 0 0,0 0-1 0 0,0 0 1 0 0,1 0-1 0 0,-1 0 1 0 0,0 0-1 0 0,0-1 0 0 0,10-10 721 0 0,8-20-520 0 0,-17 28-85 0 0,32-66 456 0 0,20-37 189 0 0,-53 105-801 0 0,1 1 1 0 0,-1-1-1 0 0,0 0 0 0 0,0 1 1 0 0,1-1-1 0 0,-1 1 1 0 0,1-1-1 0 0,-1 0 0 0 0,0 1 1 0 0,1-1-1 0 0,-1 1 0 0 0,1-1 1 0 0,-1 1-1 0 0,1 0 1 0 0,0-1-1 0 0,-1 1 0 0 0,1-1 1 0 0,-1 1-1 0 0,1 0 0 0 0,0-1 1 0 0,-1 1-1 0 0,1 0 1 0 0,0 0-1 0 0,-1 0 0 0 0,1 0 1 0 0,0-1-1 0 0,0 1 0 0 0,-1 0 1 0 0,1 0-1 0 0,0 0 1 0 0,-1 0-1 0 0,2 1 0 0 0,-1-1-38 0 0,1 1-1 0 0,-1 0 0 0 0,1 0 0 0 0,-1 0 1 0 0,0 0-1 0 0,1 1 0 0 0,-1-1 1 0 0,0 0-1 0 0,0 1 0 0 0,0-1 0 0 0,0 0 1 0 0,2 3-1 0 0,1 5-361 0 0,0 0 1 0 0,0 0-1 0 0,5 15 0 0 0,8 53-2717 0 0,-6-25-5911 0 0,-9-42 6095 0 0</inkml:trace>
-  <inkml:trace contextRef="#ctx0" brushRef="#br0" timeOffset="-1214.41">5034 1891 7873 0 0,'37'-32'9511'0'0,"6"3"-5138"0"0,-25 17-4190 0 0,0-1-1 0 0,30-27 1 0 0,-43 35 3 0 0,-1 0 0 0 0,1 0 0 0 0,-1 0 0 0 0,0-1 0 0 0,-1 0 0 0 0,1 0 0 0 0,-1 0 0 0 0,-1 0 0 0 0,1 0 0 0 0,-1 0 0 0 0,0-1 0 0 0,0 1 0 0 0,1-12 0 0 0,-3 16-118 0 0,0 0 0 0 0,0 0-1 0 0,0 0 1 0 0,0 0 0 0 0,0 0 0 0 0,-1 0 0 0 0,1 0 0 0 0,0 1-1 0 0,-2-4 1 0 0,-3-2 162 0 0,1 4-106 0 0,2 2-102 0 0,0 1-1 0 0,0 0 1 0 0,0 0-1 0 0,-1 0 1 0 0,1 0-1 0 0,0 0 1 0 0,0 0 0 0 0,0 0-1 0 0,0 1 1 0 0,0-1-1 0 0,0 1 1 0 0,0-1 0 0 0,0 1-1 0 0,0 0 1 0 0,0 0-1 0 0,1 0 1 0 0,-1 0-1 0 0,0 0 1 0 0,-2 2 0 0 0,-32 26 118 0 0,29-22-112 0 0,1-1 0 0 0,0 1 0 0 0,1 0 0 0 0,-1 0 1 0 0,1 1-1 0 0,1-1 0 0 0,-6 13 0 0 0,9-17-19 0 0,0 0 0 0 0,0 0 0 0 0,0-1 1 0 0,0 1-1 0 0,1 0 0 0 0,-1 0 0 0 0,1 0 0 0 0,0 0 0 0 0,0 0 1 0 0,0-1-1 0 0,0 1 0 0 0,0 0 0 0 0,1 0 0 0 0,0 0 1 0 0,-1 0-1 0 0,1-1 0 0 0,0 1 0 0 0,0 0 0 0 0,0 0 0 0 0,1-1 1 0 0,-1 1-1 0 0,1-1 0 0 0,-1 0 0 0 0,1 1 0 0 0,0-1 1 0 0,4 4-1 0 0,0-1 3 0 0,1 0 0 0 0,-1-1 0 0 0,1 0 1 0 0,0 0-1 0 0,0-1 0 0 0,0 0 0 0 0,1 0 1 0 0,-1-1-1 0 0,1 1 0 0 0,-1-2 0 0 0,1 1 1 0 0,0-1-1 0 0,0 0 0 0 0,0-1 0 0 0,0 0 0 0 0,11-1 1 0 0,-1 0 10 0 0,-1-2-1 0 0,1 0 1 0 0,0-1 0 0 0,-1 0 0 0 0,0-1 0 0 0,20-10 0 0 0,-17 6 57 0 0,0-2-1 0 0,0 0 1 0 0,-2-1 0 0 0,1-2 0 0 0,28-25 0 0 0,-45 39 38 0 0,0 6-54 0 0,-2 19-46 0 0,2 20-82 0 0,-1-43 58 0 0,-1 0 1 0 0,1 1 0 0 0,-1-1-1 0 0,1 1 1 0 0,0-1 0 0 0,0 0-1 0 0,0 0 1 0 0,0 0 0 0 0,0 1 0 0 0,1-1-1 0 0,-1 0 1 0 0,1-1 0 0 0,-1 1-1 0 0,1 0 1 0 0,0 0 0 0 0,-1-1-1 0 0,1 1 1 0 0,0-1 0 0 0,0 1 0 0 0,0-1-1 0 0,0 0 1 0 0,1 0 0 0 0,-1 1-1 0 0,0-2 1 0 0,0 1 0 0 0,1 0-1 0 0,-1 0 1 0 0,0-1 0 0 0,1 0-1 0 0,-1 1 1 0 0,1-1 0 0 0,-1 0 0 0 0,1 0-1 0 0,-1 0 1 0 0,0 0 0 0 0,1-1-1 0 0,-1 1 1 0 0,1-1 0 0 0,-1 1-1 0 0,3-2 1 0 0,6-2 6 0 0,0-1 0 0 0,-1 1 0 0 0,0-2 0 0 0,0 1 0 0 0,0-2 0 0 0,-1 1 0 0 0,11-11 0 0 0,-13 11 19 0 0,-2 2-37 0 0,0-1 0 0 0,0 1 1 0 0,0 0-1 0 0,11-5 0 0 0,-14 8 6 0 0,1 0-1 0 0,-1 0 1 0 0,0 1-1 0 0,1-1 1 0 0,-1 1 0 0 0,1 0-1 0 0,-1-1 1 0 0,1 1-1 0 0,0 0 1 0 0,-1 0 0 0 0,1 1-1 0 0,-1-1 1 0 0,1 0-1 0 0,-1 1 1 0 0,5 1 0 0 0,24 9-29 0 0,-11-4 64 0 0,1 0 0 0 0,-1-2 0 0 0,23 4 0 0 0,-37-8 63 0 0,-1 0 0 0 0,0-1 1 0 0,1 0-1 0 0,-1 0 0 0 0,0 0 0 0 0,1-1 1 0 0,-1 0-1 0 0,0 0 0 0 0,0 0 1 0 0,1-1-1 0 0,-1 1 0 0 0,0-1 1 0 0,0-1-1 0 0,-1 1 0 0 0,1-1 0 0 0,0 1 1 0 0,5-5-1 0 0,-8 4-51 0 0,0 0-1 0 0,0 0 1 0 0,0 0 0 0 0,0 0 0 0 0,0 0-1 0 0,-1 0 1 0 0,1 0 0 0 0,-1 0 0 0 0,0 0-1 0 0,0-1 1 0 0,0 1 0 0 0,0-1-1 0 0,-1 1 1 0 0,1-1 0 0 0,-1 1 0 0 0,0-1-1 0 0,0 1 1 0 0,0-1 0 0 0,0 1-1 0 0,-1-1 1 0 0,0 1 0 0 0,0-4 0 0 0,-2-5-311 0 0,0 0 0 0 0,-1 0 0 0 0,0 1 0 0 0,-12-22 0 0 0,15 31 58 0 0,-21-35-757 0 0,21 35 698 0 0,0 0-1 0 0,-1 1 1 0 0,1-1-1 0 0,0 0 1 0 0,-1 1-1 0 0,1-1 1 0 0,-1 1-1 0 0,1 0 1 0 0,-1-1-1 0 0,1 1 1 0 0,-1 0-1 0 0,0 0 1 0 0,0 0 0 0 0,0 0-1 0 0,0 0 1 0 0,-3 0-1 0 0</inkml:trace>
+  <inkml:trace contextRef="#ctx0" brushRef="#br0" timeOffset="-1214.42">5034 1891 7873 0 0,'37'-32'9511'0'0,"6"3"-5138"0"0,-25 17-4190 0 0,0-1-1 0 0,30-27 1 0 0,-43 35 3 0 0,-1 0 0 0 0,1 0 0 0 0,-1 0 0 0 0,0-1 0 0 0,-1 0 0 0 0,1 0 0 0 0,-1 0 0 0 0,-1 0 0 0 0,1 0 0 0 0,-1 0 0 0 0,0-1 0 0 0,0 1 0 0 0,1-12 0 0 0,-3 16-118 0 0,0 0 0 0 0,0 0-1 0 0,0 0 1 0 0,0 0 0 0 0,0 0 0 0 0,-1 0 0 0 0,1 0 0 0 0,0 1-1 0 0,-2-4 1 0 0,-3-2 162 0 0,1 4-106 0 0,2 2-102 0 0,0 1-1 0 0,0 0 1 0 0,0 0-1 0 0,-1 0 1 0 0,1 0-1 0 0,0 0 1 0 0,0 0 0 0 0,0 0-1 0 0,0 1 1 0 0,0-1-1 0 0,0 1 1 0 0,0-1 0 0 0,0 1-1 0 0,0 0 1 0 0,0 0-1 0 0,1 0 1 0 0,-1 0-1 0 0,0 0 1 0 0,-2 2 0 0 0,-32 26 118 0 0,29-22-112 0 0,1-1 0 0 0,0 1 0 0 0,1 0 0 0 0,-1 0 1 0 0,1 1-1 0 0,1-1 0 0 0,-6 13 0 0 0,9-17-19 0 0,0 0 0 0 0,0 0 0 0 0,0-1 1 0 0,0 1-1 0 0,1 0 0 0 0,-1 0 0 0 0,1 0 0 0 0,0 0 0 0 0,0 0 1 0 0,0-1-1 0 0,0 1 0 0 0,0 0 0 0 0,1 0 0 0 0,0 0 1 0 0,-1 0-1 0 0,1-1 0 0 0,0 1 0 0 0,0 0 0 0 0,0 0 0 0 0,1-1 1 0 0,-1 1-1 0 0,1-1 0 0 0,-1 0 0 0 0,1 1 0 0 0,0-1 1 0 0,4 4-1 0 0,0-1 3 0 0,1 0 0 0 0,-1-1 0 0 0,1 0 1 0 0,0 0-1 0 0,0-1 0 0 0,0 0 0 0 0,1 0 1 0 0,-1-1-1 0 0,1 1 0 0 0,-1-2 0 0 0,1 1 1 0 0,0-1-1 0 0,0 0 0 0 0,0-1 0 0 0,0 0 0 0 0,11-1 1 0 0,-1 0 10 0 0,-1-2-1 0 0,1 0 1 0 0,0-1 0 0 0,-1 0 0 0 0,0-1 0 0 0,20-10 0 0 0,-17 6 57 0 0,0-2-1 0 0,0 0 1 0 0,-2-1 0 0 0,1-2 0 0 0,28-25 0 0 0,-45 39 38 0 0,0 6-54 0 0,-2 19-46 0 0,2 20-82 0 0,-1-43 58 0 0,-1 0 1 0 0,1 1 0 0 0,-1-1-1 0 0,1 1 1 0 0,0-1 0 0 0,0 0-1 0 0,0 0 1 0 0,0 0 0 0 0,0 1 0 0 0,1-1-1 0 0,-1 0 1 0 0,1-1 0 0 0,-1 1-1 0 0,1 0 1 0 0,0 0 0 0 0,-1-1-1 0 0,1 1 1 0 0,0-1 0 0 0,0 1 0 0 0,0-1-1 0 0,0 0 1 0 0,1 0 0 0 0,-1 1-1 0 0,0-2 1 0 0,0 1 0 0 0,1 0-1 0 0,-1 0 1 0 0,0-1 0 0 0,1 0-1 0 0,-1 1 1 0 0,1-1 0 0 0,-1 0 0 0 0,1 0-1 0 0,-1 0 1 0 0,0 0 0 0 0,1-1-1 0 0,-1 1 1 0 0,1-1 0 0 0,-1 1-1 0 0,3-2 1 0 0,6-2 6 0 0,0-1 0 0 0,-1 1 0 0 0,0-2 0 0 0,0 1 0 0 0,0-2 0 0 0,-1 1 0 0 0,11-11 0 0 0,-13 11 19 0 0,-2 2-37 0 0,0-1 0 0 0,0 1 1 0 0,0 0-1 0 0,11-5 0 0 0,-14 8 6 0 0,1 0-1 0 0,-1 0 1 0 0,0 1-1 0 0,1-1 1 0 0,-1 1 0 0 0,1 0-1 0 0,-1-1 1 0 0,1 1-1 0 0,0 0 1 0 0,-1 0 0 0 0,1 1-1 0 0,-1-1 1 0 0,1 0-1 0 0,-1 1 1 0 0,5 1 0 0 0,24 9-29 0 0,-11-4 64 0 0,1 0 0 0 0,-1-2 0 0 0,23 4 0 0 0,-37-8 63 0 0,-1 0 0 0 0,0-1 1 0 0,1 0-1 0 0,-1 0 0 0 0,0 0 0 0 0,1-1 1 0 0,-1 0-1 0 0,0 0 0 0 0,0 0 1 0 0,1-1-1 0 0,-1 1 0 0 0,0-1 1 0 0,0-1-1 0 0,-1 1 0 0 0,1-1 0 0 0,0 1 1 0 0,5-5-1 0 0,-8 4-51 0 0,0 0-1 0 0,0 0 1 0 0,0 0 0 0 0,0 0 0 0 0,0 0-1 0 0,-1 0 1 0 0,1 0 0 0 0,-1 0 0 0 0,0 0-1 0 0,0-1 1 0 0,0 1 0 0 0,0-1-1 0 0,-1 1 1 0 0,1-1 0 0 0,-1 1 0 0 0,0-1-1 0 0,0 1 1 0 0,0-1 0 0 0,0 1-1 0 0,-1-1 1 0 0,0 1 0 0 0,0-4 0 0 0,-2-5-311 0 0,0 0 0 0 0,-1 0 0 0 0,0 1 0 0 0,-12-22 0 0 0,15 31 58 0 0,-21-35-757 0 0,21 35 698 0 0,0 0-1 0 0,-1 1 1 0 0,1-1-1 0 0,0 0 1 0 0,-1 1-1 0 0,1-1 1 0 0,-1 1-1 0 0,1 0 1 0 0,-1-1-1 0 0,1 1 1 0 0,-1 0-1 0 0,0 0 1 0 0,0 0 0 0 0,0 0-1 0 0,0 0 1 0 0,-3 0-1 0 0</inkml:trace>
   <inkml:trace contextRef="#ctx0" brushRef="#br0">6934 1501 52 0 0,'-14'-20'3003'0'0,"-14"-26"0"0"0,25 40-1989 0 0,0 0 1 0 0,0-1-1 0 0,1 1 0 0 0,-1-1 0 0 0,1 0 1 0 0,1 0-1 0 0,-1 1 0 0 0,0-15 1 0 0,2 20-882 0 0,0 0 1 0 0,0 0-1 0 0,0 0 0 0 0,0 0 1 0 0,0 1-1 0 0,1-1 0 0 0,-1 0 1 0 0,0 0-1 0 0,0 0 1 0 0,1 0-1 0 0,-1 0 0 0 0,0 0 1 0 0,1 0-1 0 0,-1 1 1 0 0,1-1-1 0 0,-1 0 0 0 0,1 0 1 0 0,-1 1-1 0 0,1-1 1 0 0,0 0-1 0 0,-1 0 0 0 0,1 1 1 0 0,0-1-1 0 0,1 0 1 0 0,0 0-1 0 0,-1 1 1 0 0,1-1 0 0 0,0 1-1 0 0,-1-1 1 0 0,1 1 0 0 0,0 0-1 0 0,0 0 1 0 0,-1 0 0 0 0,1 0-1 0 0,0 0 1 0 0,0 0 0 0 0,2 1-1 0 0,3 1 70 0 0,0 1 0 0 0,0-1 1 0 0,0 1-1 0 0,0 0 0 0 0,12 8 0 0 0,-1 2 33 0 0,0 0 1 0 0,-1 2-1 0 0,-1 0 1 0 0,0 0-1 0 0,13 19 1 0 0,-21-24-84 0 0,0 1 0 0 0,-1 0-1 0 0,0 0 1 0 0,-1 0 0 0 0,0 1 0 0 0,-1 0 0 0 0,0 0 0 0 0,-1 0 0 0 0,-1 0 0 0 0,4 19 0 0 0,-7-29-92 0 0,0 1 0 0 0,1-1 0 0 0,-1 1 0 0 0,0-1 0 0 0,0 1 0 0 0,0-1 0 0 0,-1 1 0 0 0,1-1 0 0 0,-1 1 0 0 0,1-1 0 0 0,-1 1 0 0 0,0-1 0 0 0,0 0 0 0 0,0 1 0 0 0,0-1 0 0 0,0 0 0 0 0,0 0 0 0 0,-1 1 0 0 0,-2 2 0 0 0,2-3 18 0 0,-1-1 0 0 0,1 1 0 0 0,-1 0-1 0 0,1-1 1 0 0,-1 1 0 0 0,0-1 0 0 0,1 0-1 0 0,-1 0 1 0 0,0 0 0 0 0,0 0 0 0 0,0 0-1 0 0,0-1 1 0 0,0 0 0 0 0,-3 1 0 0 0,-6-1 119 0 0,1-1-1 0 0,0 1 1 0 0,0-2 0 0 0,-1 0-1 0 0,1 0 1 0 0,0-1 0 0 0,-15-6 0 0 0,14 4-29 0 0,0-1 0 0 0,0 0 0 0 0,1-1 0 0 0,0 0 0 0 0,0-1 0 0 0,1 0 0 0 0,0-1 1 0 0,1 0-1 0 0,-1 0 0 0 0,2-1 0 0 0,-1-1 0 0 0,-10-16 0 0 0,13 18-86 0 0,1-2-1 0 0,0 1 1 0 0,0 0-1 0 0,1-1 1 0 0,0 0-1 0 0,1 0 0 0 0,1 0 1 0 0,-1 0-1 0 0,2 0 1 0 0,-1-1-1 0 0,2 1 1 0 0,-1-1-1 0 0,2 1 1 0 0,2-20-1 0 0,-2 27-233 0 0,-1 0 0 0 0,1 1-1 0 0,1-1 1 0 0,-1 0 0 0 0,0 1-1 0 0,1-1 1 0 0,0 1 0 0 0,0 0-1 0 0,0-1 1 0 0,0 1 0 0 0,0 0-1 0 0,1 0 1 0 0,0 1 0 0 0,-1-1-1 0 0,1 0 1 0 0,0 1 0 0 0,0 0-1 0 0,0-1 1 0 0,4-1 0 0 0,5-1-914 0 0,1-1 0 0 0,0 1 0 0 0,0 1 0 0 0,14-3 0 0 0,33-12-2157 0 0,-44 10 2908 0 0,0 0 1 0 0,-1-1 0 0 0,0 0 0 0 0,-1-2 0 0 0,0 1 0 0 0,21-26 0 0 0,-5 8 2821 0 0,-30 29-2466 0 0,0-1 1 0 0,1 1-1 0 0,-1 0 0 0 0,1 0 0 0 0,-1-1 0 0 0,1 1 0 0 0,-1 0 1 0 0,1 0-1 0 0,-1 0 0 0 0,1 0 0 0 0,-1 0 0 0 0,1-1 0 0 0,-1 1 1 0 0,1 0-1 0 0,-1 0 0 0 0,1 0 0 0 0,-1 0 0 0 0,1 0 0 0 0,-1 1 1 0 0,1-1-1 0 0,-1 0 0 0 0,1 0 0 0 0,-1 0 0 0 0,1 0 0 0 0,-1 0 1 0 0,1 1-1 0 0,-1-1 0 0 0,1 0 0 0 0,-1 1 0 0 0,0-1 1 0 0,1 0-1 0 0,-1 1 0 0 0,1-1 0 0 0,-1 0 0 0 0,0 1 0 0 0,1-1 1 0 0,-1 0-1 0 0,0 1 0 0 0,1-1 0 0 0,-1 1 0 0 0,0-1 0 0 0,0 1 1 0 0,0-1-1 0 0,1 1 0 0 0,-1-1 0 0 0,0 1 0 0 0,0-1 0 0 0,0 2 1 0 0,11 28 134 0 0,-11-28-64 0 0,10 46 229 0 0,-2 0 0 0 0,-2 1-1 0 0,0 74 1 0 0,-5-64-54 0 0,-1-41-162 0 0,0-13 209 0 0,0 0 0 0 0,0 0 0 0 0,0 0 0 0 0,0 1 0 0 0,3 7 971 0 0,11-28-91 0 0,3-14-533 0 0,17-24-1 0 0,-32 49-628 0 0,1 0 0 0 0,0 1 1 0 0,1-1-1 0 0,-1 1 0 0 0,1 0 1 0 0,-1 0-1 0 0,1 0 0 0 0,0 1 0 0 0,0-1 1 0 0,6-2-1 0 0,-7 4-45 0 0,0 1 0 0 0,0-1-1 0 0,0 1 1 0 0,0-1 0 0 0,0 1-1 0 0,0 0 1 0 0,0 1 0 0 0,0-1-1 0 0,0 0 1 0 0,0 1 0 0 0,0 0-1 0 0,0 0 1 0 0,0 0 0 0 0,0 0 0 0 0,0 0-1 0 0,0 0 1 0 0,-1 1 0 0 0,1-1-1 0 0,0 1 1 0 0,-1 0 0 0 0,0 0-1 0 0,1 0 1 0 0,-1 0 0 0 0,2 3-1 0 0,3 2-11 0 0,0 0-1 0 0,-1 0 0 0 0,0 1 0 0 0,0 0 0 0 0,-1 1 1 0 0,6 11-1 0 0,-8-14-10 0 0,-1 0 0 0 0,0 0-1 0 0,0 1 1 0 0,-1-1 0 0 0,1 1 0 0 0,-1-1 0 0 0,0 1 0 0 0,-1-1 0 0 0,0 1-1 0 0,0-1 1 0 0,0 1 0 0 0,-3 8 0 0 0,3-12 15 0 0,-1 0 0 0 0,0-1 0 0 0,0 1-1 0 0,0 0 1 0 0,0-1 0 0 0,0 1 0 0 0,0-1 0 0 0,-1 0 0 0 0,1 1-1 0 0,-1-1 1 0 0,0 0 0 0 0,0 0 0 0 0,0 0 0 0 0,0 0 0 0 0,0 0-1 0 0,0 0 1 0 0,0-1 0 0 0,-1 1 0 0 0,1-1 0 0 0,-1 0 0 0 0,1 1-1 0 0,-1-1 1 0 0,1 0 0 0 0,-1 0 0 0 0,0-1 0 0 0,1 1 0 0 0,-1-1 0 0 0,0 1-1 0 0,0-1 1 0 0,1 0 0 0 0,-6 0 0 0 0,8 0 5 0 0,-1 0 0 0 0,1 0 0 0 0,-1 0 0 0 0,1 0 1 0 0,-1 1-1 0 0,1-1 0 0 0,-1-1 0 0 0,1 1 0 0 0,-1 0 0 0 0,0 0 1 0 0,1 0-1 0 0,-1 0 0 0 0,1 0 0 0 0,-1 0 0 0 0,1-1 0 0 0,-1 1 0 0 0,1 0 1 0 0,0 0-1 0 0,-1-1 0 0 0,1 1 0 0 0,-1 0 0 0 0,1-1 0 0 0,-1 1 0 0 0,1 0 1 0 0,0-1-1 0 0,-1 1 0 0 0,1-1 0 0 0,0 1 0 0 0,-1-1 0 0 0,1 0 1 0 0,0 0-2 0 0,0 0 1 0 0,0 0 0 0 0,0 0 0 0 0,0 0-1 0 0,0 0 1 0 0,1 0 0 0 0,-1 0 0 0 0,0 0-1 0 0,1 0 1 0 0,-1 0 0 0 0,1 0 0 0 0,-1 1-1 0 0,1-1 1 0 0,0-1 0 0 0,24-26-13 0 0,7 1-82 0 0,58-37 0 0 0,-57 42-26 0 0,55-47-1 0 0,-57 41-10 0 0,36-48 0 0 0,-66 76 121 0 0,-1 0 0 0 0,0 0 1 0 0,0 0-1 0 0,0 0 0 0 0,0 0 1 0 0,1-1-1 0 0,-1 1 0 0 0,0 0 1 0 0,0 0-1 0 0,0 0 0 0 0,0 0 1 0 0,1 0-1 0 0,-1 0 0 0 0,0 0 0 0 0,0 0 1 0 0,1 0-1 0 0,-1 0 0 0 0,0 0 1 0 0,0 0-1 0 0,0 0 0 0 0,1 0 1 0 0,-1 0-1 0 0,0 0 0 0 0,0 0 1 0 0,0 0-1 0 0,1 0 0 0 0,-1 0 0 0 0,0 0 1 0 0,0 0-1 0 0,0 0 0 0 0,1 1 1 0 0,-1-1-1 0 0,0 0 0 0 0,0 0 1 0 0,0 0-1 0 0,0 0 0 0 0,0 0 1 0 0,1 1-1 0 0,-1-1 0 0 0,0 0 1 0 0,0 0-1 0 0,0 0 0 0 0,0 0 0 0 0,0 1 1 0 0,0-1-1 0 0,1 0 0 0 0,8 26-48 0 0,-1 1 0 0 0,-1-1 0 0 0,6 56 0 0 0,-8-47 34 0 0,0-9 16 0 0,9 74-42 0 0,-13-88 66 0 0,-1 0 1 0 0,0 0 0 0 0,-1 0 0 0 0,0 0 0 0 0,-6 24-1 0 0,5-31 10 0 0,0 1 0 0 0,-1-1-1 0 0,0 0 1 0 0,1 0 0 0 0,-2 0 0 0 0,1 0-1 0 0,-1-1 1 0 0,1 1 0 0 0,-1-1-1 0 0,0 0 1 0 0,-5 4 0 0 0,6-6-213 0 0,-1 1 1 0 0,1 0 0 0 0,0-1-1 0 0,-1 0 1 0 0,1 0 0 0 0,-1 0-1 0 0,0-1 1 0 0,1 1 0 0 0,-1-1-1 0 0,0 0 1 0 0,0 0 0 0 0,0 0-1 0 0,0 0 1 0 0,0-1 0 0 0,0 1-1 0 0,-7-1 1 0 0,10-1-153 0 0,0 1 0 0 0,0 0 0 0 0,0-1 0 0 0,0 1 1 0 0,0-1-1 0 0,0 1 0 0 0,0-1 0 0 0,0 0 0 0 0,0 1 0 0 0,0-1 1 0 0,0 0-1 0 0,0 0 0 0 0,0 0 0 0 0,1 0 0 0 0,-1 0 0 0 0,0 0 0 0 0,0 0 1 0 0,1 0-1 0 0,-1 0 0 0 0,1 0 0 0 0,-1 0 0 0 0,1 0 0 0 0,0 0 0 0 0,-1 0 1 0 0,1 0-1 0 0,0-1 0 0 0,0 1 0 0 0,-1 0 0 0 0,1 0 0 0 0,0-2 1 0 0,-4-21-2577 0 0</inkml:trace>
-  <inkml:trace contextRef="#ctx0" brushRef="#br0" timeOffset="140.17">7671 1063 11041 0 0,'3'-23'6477'0'0,"-1"4"-2657"0"0,-1 2-1536 0 0,0 6-904 0 0,0 0-536 0 0,-1 2-320 0 0,1 1-344 0 0,-1 3-772 0 0,1 2-392 0 0,8 7-4916 0 0,-2-1 2719 0 0,5 0 529 0 0</inkml:trace>
+  <inkml:trace contextRef="#ctx0" brushRef="#br0" timeOffset="140.16">7671 1063 11041 0 0,'3'-23'6477'0'0,"-1"4"-2657"0"0,-1 2-1536 0 0,0 6-904 0 0,0 0-536 0 0,-1 2-320 0 0,1 1-344 0 0,-1 3-772 0 0,1 2-392 0 0,8 7-4916 0 0,-2-1 2719 0 0,5 0 529 0 0</inkml:trace>
   <inkml:trace contextRef="#ctx0" brushRef="#br0" timeOffset="24858.1">186 2224 6073 0 0,'-76'-44'8532'0'0,"48"29"-5902"0"0,-46-34-1 0 0,67 43-1236 0 0,12 9-586 0 0,15 11-354 0 0,-9 1-371 0 0,0 0 1 0 0,-1 0-1 0 0,-1 1 1 0 0,-1 0-1 0 0,0 1 1 0 0,-1 0-1 0 0,0 0 1 0 0,-2 0-1 0 0,5 22 1 0 0,-5-11 252 0 0,-1 0-1 0 0,-1 0 1 0 0,-1 0 0 0 0,-2 0 0 0 0,-4 39-1 0 0,4-50 1662 0 0,0-17-1974 0 0,0 1 1 0 0,0-1 0 0 0,0 0-1 0 0,0 0 1 0 0,1 0-1 0 0,-1 0 1 0 0,0 0 0 0 0,0 0-1 0 0,0 0 1 0 0,0 0-1 0 0,0 0 1 0 0,0 0 0 0 0,0 0-1 0 0,1 0 1 0 0,-1 0-1 0 0,0 0 1 0 0,0 0 0 0 0,0 0-1 0 0,0 0 1 0 0,0 0 0 0 0,0 0-1 0 0,1 0 1 0 0,-1 0-1 0 0,0 0 1 0 0,0 0 0 0 0,0 0-1 0 0,0 0 1 0 0,0 0-1 0 0,0 0 1 0 0,0 0 0 0 0,1 0-1 0 0,-1 0 1 0 0,0 0-1 0 0,0 0 1 0 0,0-1 0 0 0,0 1-1 0 0,0 0 1 0 0,0 0-1 0 0,0 0 1 0 0,0 0 0 0 0,0 0-1 0 0,0 0 1 0 0,1 0-1 0 0,-1 0 1 0 0,0-1 0 0 0,0 1-1 0 0,0 0 1 0 0,0 0-1 0 0,0 0 1 0 0,0 0 0 0 0,0 0-1 0 0,0 0 1 0 0,0-1 0 0 0,0 1-1 0 0,0 0 1 0 0,15-33 1015 0 0,-7 16-901 0 0,2 0 22 0 0,1-4 123 0 0,22-31 0 0 0,-29 47-254 0 0,-1 1 0 0 0,1 0 1 0 0,-1 0-1 0 0,1 0 0 0 0,0 0 1 0 0,1 0-1 0 0,-1 1 0 0 0,1 0 1 0 0,-1 0-1 0 0,1 0 0 0 0,0 1 1 0 0,9-4-1 0 0,-10 5-22 0 0,1 1 0 0 0,-1-1 1 0 0,0 1-1 0 0,0 0 0 0 0,1 0 0 0 0,-1 0 0 0 0,0 1 0 0 0,0-1 1 0 0,1 1-1 0 0,-1 0 0 0 0,0 1 0 0 0,0-1 0 0 0,0 1 0 0 0,0-1 1 0 0,0 1-1 0 0,-1 0 0 0 0,1 1 0 0 0,-1-1 0 0 0,1 1 0 0 0,4 4 1 0 0,-3-3-56 0 0,0 1 0 0 0,0 1 1 0 0,0-1-1 0 0,-1 0 0 0 0,0 1 1 0 0,0 0-1 0 0,0 0 1 0 0,-1 1-1 0 0,0-1 0 0 0,0 0 1 0 0,3 12-1 0 0,-2 1-1445 0 0,2 31 1 0 0,2 14-3260 0 0,-6-56 3075 0 0,0-1-1 0 0,1 0 1 0 0,5 12-1 0 0,-1-8-1058 0 0</inkml:trace>
   <inkml:trace contextRef="#ctx0" brushRef="#br0" timeOffset="25680.65">531 2595 7565 0 0,'19'-30'10140'0'0,"-16"27"-9877"0"0,-1 0 0 0 0,1 0 0 0 0,0 0 0 0 0,0 1 0 0 0,0-1 0 0 0,0 1 0 0 0,0 0-1 0 0,0 0 1 0 0,1 0 0 0 0,-1 0 0 0 0,6-2 0 0 0,-1 2-80 0 0,-1-1 0 0 0,1-1 0 0 0,-1 1 1 0 0,0-1-1 0 0,0-1 0 0 0,-1 1 0 0 0,9-8 0 0 0,-13 10-75 0 0,0 0-1 0 0,0 0 1 0 0,0 0-1 0 0,-1 0 1 0 0,1 0 0 0 0,-1 0-1 0 0,1-1 1 0 0,-1 1-1 0 0,0 0 1 0 0,0-1-1 0 0,0 1 1 0 0,0-1-1 0 0,-1 1 1 0 0,1-5-1 0 0,0 5-23 0 0,-1 0 0 0 0,-1 0 0 0 0,1 0 0 0 0,0 0 0 0 0,0 0 0 0 0,-1-1 0 0 0,1 1-1 0 0,-1 0 1 0 0,0 0 0 0 0,0 0 0 0 0,0 0 0 0 0,-1-2 0 0 0,1 2-43 0 0,-1 1 0 0 0,1-1 1 0 0,-1 1-1 0 0,1-1 0 0 0,-1 1 0 0 0,1 0 0 0 0,-1 0 1 0 0,0 0-1 0 0,1 0 0 0 0,-1 0 0 0 0,0 0 0 0 0,0 0 1 0 0,0 0-1 0 0,0 1 0 0 0,0-1 0 0 0,0 1 1 0 0,0 0-1 0 0,0-1 0 0 0,0 1 0 0 0,0 0 0 0 0,0 0 1 0 0,0 0-1 0 0,0 1 0 0 0,0-1 0 0 0,0 0 0 0 0,0 1 1 0 0,0-1-1 0 0,0 1 0 0 0,1 0 0 0 0,-4 1 1 0 0,-4 1 14 0 0,0 1 0 0 0,1 0 1 0 0,0 0-1 0 0,-1 1 1 0 0,-7 6-1 0 0,10-6-15 0 0,0 0 0 0 0,0 0 0 0 0,1 0-1 0 0,-1 1 1 0 0,1 0 0 0 0,1 0 0 0 0,-1 1 0 0 0,1-1-1 0 0,0 1 1 0 0,-3 7 0 0 0,6-11-22 0 0,0 0 0 0 0,0 0 0 0 0,0 0 1 0 0,0-1-1 0 0,0 1 0 0 0,1 0 0 0 0,0 0 0 0 0,0 0 0 0 0,-1 0 0 0 0,2 0 0 0 0,-1 0 0 0 0,0 0 0 0 0,0 0 0 0 0,1 0 1 0 0,0 0-1 0 0,0 0 0 0 0,0 0 0 0 0,0 0 0 0 0,0-1 0 0 0,0 1 0 0 0,1 0 0 0 0,-1-1 0 0 0,1 1 0 0 0,0-1 0 0 0,-1 0 1 0 0,1 1-1 0 0,1-1 0 0 0,2 3 0 0 0,1-1 8 0 0,1 1 1 0 0,-1-2 0 0 0,1 1-1 0 0,0-1 1 0 0,0 0-1 0 0,0 0 1 0 0,0 0-1 0 0,1-1 1 0 0,-1-1 0 0 0,0 1-1 0 0,1-1 1 0 0,0 0-1 0 0,-1-1 1 0 0,1 0-1 0 0,-1 0 1 0 0,1-1 0 0 0,0 1-1 0 0,-1-2 1 0 0,15-3-1 0 0,-6 1 2 0 0,-1-1 0 0 0,1-1 0 0 0,-1 0 0 0 0,-1-1 0 0 0,1-1 0 0 0,-1 0 0 0 0,0-1 0 0 0,15-13 0 0 0,-8 2 18 0 0,-1-1 1 0 0,-1 0-1 0 0,22-33 0 0 0,-31 40-17 0 0,-11 17-46 0 0,-1 1-1 0 0,1-1 1 0 0,0 1 0 0 0,1-1-1 0 0,-1 1 1 0 0,1 0-1 0 0,-1-1 1 0 0,1 1-1 0 0,0-1 1 0 0,1 1 0 0 0,0 6-1 0 0,0-3 25 0 0,0 1 0 0 0,0 0-1 0 0,1-1 1 0 0,0 1 0 0 0,5 9 0 0 0,-6-15-1 0 0,0 0-1 0 0,0 0 1 0 0,0 0 0 0 0,0 0 0 0 0,1 0 0 0 0,-1 0 0 0 0,0 0 0 0 0,1 0 0 0 0,0-1 0 0 0,-1 1 0 0 0,1-1 0 0 0,0 1 0 0 0,0-1 0 0 0,0 0-1 0 0,0 1 1 0 0,0-1 0 0 0,0 0 0 0 0,0 0 0 0 0,1-1 0 0 0,-1 1 0 0 0,0 0 0 0 0,0-1 0 0 0,4 1 0 0 0,1-1 16 0 0,1-1 0 0 0,-1 1 0 0 0,0-2 0 0 0,1 1 0 0 0,-1-1 0 0 0,7-2 0 0 0,-8 2-29 0 0,-1 0 0 0 0,1 0 0 0 0,0 1 0 0 0,-1 0 0 0 0,1 0 0 0 0,0 0 0 0 0,0 1 0 0 0,0 0-1 0 0,0 0 1 0 0,0 0 0 0 0,9 3 0 0 0,39 18-24 0 0,-35-11 38 0 0,1-2 0 0 0,0-1 0 0 0,0 0 0 0 0,37 6 0 0 0,-53-13-2 0 0,1 1-1 0 0,0-1 1 0 0,-1 0-1 0 0,1 0 1 0 0,0 0-1 0 0,-1 0 1 0 0,1-1-1 0 0,0 0 1 0 0,-1 0-1 0 0,1 0 1 0 0,-1-1-1 0 0,1 0 1 0 0,-1 0-1 0 0,0 0 1 0 0,0 0-1 0 0,0 0 1 0 0,0-1-1 0 0,0 0 1 0 0,0 0-1 0 0,-1 0 1 0 0,1 0-1 0 0,-1 0 1 0 0,0-1-1 0 0,0 0 1 0 0,0 1-1 0 0,4-8 1 0 0,-5 5 0 0 0,1 0 0 0 0,-1 0 0 0 0,0 0 0 0 0,-1 0 0 0 0,0 0 0 0 0,0 0 0 0 0,0-1 0 0 0,0 1 0 0 0,-1 0 0 0 0,0 0 0 0 0,-1-1-1 0 0,1 1 1 0 0,-1 0 0 0 0,-1 0 0 0 0,1-1 0 0 0,-1 1 0 0 0,-3-8 0 0 0,2 7-13 0 0,0-1 1 0 0,0 0-1 0 0,-1 1 0 0 0,0 0 0 0 0,0 0 0 0 0,-1 0 0 0 0,0 0 0 0 0,0 1 0 0 0,0 0 1 0 0,-1 0-1 0 0,0 0 0 0 0,-12-8 0 0 0,17 13-107 0 0,-1 0 0 0 0,0 0 0 0 0,0 0 0 0 0,0 0 0 0 0,0 0 0 0 0,0 0 0 0 0,0 1 0 0 0,0-1 0 0 0,0 1 0 0 0,0-1 0 0 0,0 1 0 0 0,0 0 0 0 0,-1 0 0 0 0,1 0 0 0 0,0 0 0 0 0,0 0 0 0 0,0 0 0 0 0,0 1 0 0 0,0-1 0 0 0,0 1 0 0 0,0-1 0 0 0,0 1 0 0 0,-3 1 0 0 0,4-1-235 0 0,0 0 0 0 0,-1 0 0 0 0,1 1 0 0 0,0-1 0 0 0,0 0 0 0 0,-1 1 0 0 0,1-1 0 0 0,0 1 0 0 0,0 0 0 0 0,1-1 0 0 0,-1 1 0 0 0,0 0 0 0 0,1-1 0 0 0,-1 1 0 0 0,1 0 0 0 0,-1 0 0 0 0,1-1 0 0 0,0 1 0 0 0,-1 0 0 0 0,1 0 0 0 0,0 0 0 0 0,1-1 0 0 0,-1 1 0 0 0,0 0 0 0 0,0 0 0 0 0,1 0 0 0 0,0 3 0 0 0,7 17-2470 0 0</inkml:trace>
   <inkml:trace contextRef="#ctx0" brushRef="#br0" timeOffset="26988.08">2193 2368 6861 0 0,'-26'-41'6245'0'0,"-19"-18"-2623"0"0,21 28-1079 0 0,-22-35-1 0 0,46 66-2518 0 0,0 0 0 0 0,0 0 0 0 0,1 0 0 0 0,-1 0-1 0 0,0 1 1 0 0,0-1 0 0 0,0 0 0 0 0,0 0 0 0 0,0 0-1 0 0,0 0 1 0 0,0 0 0 0 0,1 0 0 0 0,-1 0 0 0 0,0 0-1 0 0,0 0 1 0 0,0 0 0 0 0,0 0 0 0 0,0 0 0 0 0,0 0-1 0 0,1 0 1 0 0,-1 0 0 0 0,0 0 0 0 0,0 0 0 0 0,0 0-1 0 0,0 0 1 0 0,0 0 0 0 0,0 0 0 0 0,0 0 0 0 0,1-1-1 0 0,-1 1 1 0 0,0 0 0 0 0,0 0 0 0 0,0 0 0 0 0,0 0-1 0 0,0 0 1 0 0,0 0 0 0 0,0 0 0 0 0,0 0 0 0 0,0 0-1 0 0,0 0 1 0 0,1-1 0 0 0,-1 1 0 0 0,0 0 0 0 0,0 0-1 0 0,0 0 1 0 0,0 0 0 0 0,0 0 0 0 0,0 0 0 0 0,0 0-1 0 0,0-1 1 0 0,0 1 0 0 0,0 0 0 0 0,0 0 0 0 0,0 0-1 0 0,0 0 1 0 0,0 0 0 0 0,0 0 0 0 0,0 0 0 0 0,0-1-1 0 0,0 1 1 0 0,0 0 0 0 0,0 0 0 0 0,0 0 0 0 0,0 0-1 0 0,-1 0 1 0 0,9 6 49 0 0,0 0 1 0 0,-1 1-1 0 0,1 1 1 0 0,-2-1-1 0 0,1 1 0 0 0,-1 0 1 0 0,0 0-1 0 0,-1 1 0 0 0,0 0 1 0 0,0 0-1 0 0,3 10 0 0 0,-2-3 38 0 0,0 0 0 0 0,-1 0 0 0 0,0 1 0 0 0,-2 0 0 0 0,4 34 0 0 0,-7-48-38 0 0,0 1 0 0 0,0-1-1 0 0,0 1 1 0 0,0-1-1 0 0,-1 1 1 0 0,0-1 0 0 0,1 0-1 0 0,-1 1 1 0 0,0-1-1 0 0,-1 0 1 0 0,1 0 0 0 0,-1 0-1 0 0,1 1 1 0 0,-1-2 0 0 0,0 1-1 0 0,0 0 1 0 0,0 0-1 0 0,0-1 1 0 0,-5 5 0 0 0,5-6 0 0 0,-1 1 1 0 0,0 0-1 0 0,1-1 1 0 0,-1 1 0 0 0,0-1-1 0 0,0 0 1 0 0,0 0 0 0 0,0 0-1 0 0,0-1 1 0 0,0 1-1 0 0,0-1 1 0 0,0 1 0 0 0,0-1-1 0 0,0 0 1 0 0,0 0 0 0 0,0-1-1 0 0,0 1 1 0 0,0 0-1 0 0,0-1 1 0 0,0 0 0 0 0,0 0-1 0 0,-4-1 1 0 0,-3-3 50 0 0,0 0 0 0 0,0 0 0 0 0,1-1 0 0 0,0 0 0 0 0,0 0 0 0 0,0-1 0 0 0,1-1 0 0 0,0 1 0 0 0,0-1 0 0 0,1-1 0 0 0,0 1 0 0 0,1-1 0 0 0,-10-16 0 0 0,7 9 75 0 0,1-1 0 0 0,1 1 0 0 0,1-1-1 0 0,0-1 1 0 0,1 1 0 0 0,1-1 0 0 0,-4-30 0 0 0,8 46-319 0 0,0 0 0 0 0,0 0 0 0 0,0 1 0 0 0,0-1-1 0 0,0 0 1 0 0,0 0 0 0 0,1 0 0 0 0,-1 0 0 0 0,1 1 0 0 0,-1-1 0 0 0,1 0 0 0 0,-1 0 0 0 0,1 1 0 0 0,0-1 0 0 0,0 0 0 0 0,0 1 0 0 0,0-1-1 0 0,0 1 1 0 0,0-1 0 0 0,1 1 0 0 0,-1 0 0 0 0,0 0 0 0 0,1-1 0 0 0,-1 1 0 0 0,1 0 0 0 0,-1 0 0 0 0,1 0 0 0 0,-1 0 0 0 0,1 1 0 0 0,0-1-1 0 0,0 0 1 0 0,-1 1 0 0 0,1-1 0 0 0,3 0 0 0 0,7-1-1176 0 0,0 1 1 0 0,0 0-1 0 0,1 0 0 0 0,16 2 0 0 0,6-1-1222 0 0,-20-1 1923 0 0,-1 0 0 0 0,1-2 0 0 0,-1 0 0 0 0,0 0 0 0 0,0-1 0 0 0,0-1 0 0 0,-1-1 0 0 0,1 0 0 0 0,16-10 0 0 0,-20 9 1087 0 0,0 0 0 0 0,13-13 0 0 0,-14 11 1101 0 0,0-1 1 0 0,10-14 0 0 0,-18 23-1350 0 0,-1 0 1 0 0,1-1-1 0 0,0 1 1 0 0,0 0-1 0 0,0 0 1 0 0,0 1-1 0 0,-1-1 1 0 0,1 0-1 0 0,0 0 1 0 0,0 0-1 0 0,1 1 1 0 0,-1-1-1 0 0,0 0 1 0 0,2 0-1 0 0,-3 1-161 0 0,0 0 1 0 0,1 0-1 0 0,-1 0 0 0 0,1 0 1 0 0,-1 0-1 0 0,1 0 0 0 0,-1 0 1 0 0,1 0-1 0 0,-1 1 0 0 0,1-1 1 0 0,-1 0-1 0 0,0 0 0 0 0,1 0 1 0 0,-1 1-1 0 0,1-1 0 0 0,-1 0 1 0 0,0 0-1 0 0,1 1 0 0 0,-1-1 1 0 0,0 0-1 0 0,1 1 0 0 0,-1-1 1 0 0,0 0-1 0 0,1 1 0 0 0,-1-1 1 0 0,0 1-1 0 0,3 4 135 0 0,-1-1 0 0 0,0 1-1 0 0,-1 0 1 0 0,1 0 0 0 0,1 8 0 0 0,-2-9-270 0 0,8 52 600 0 0,-2 1-1 0 0,-3 0 1 0 0,-4 78 0 0 0,0-75 526 0 0,0-59-70 0 0,-4-19-610 0 0,2 10-307 0 0,1 1 0 0 0,1-1 0 0 0,-1 0 1 0 0,1 1-1 0 0,1-1 0 0 0,-1 0 0 0 0,2 1 0 0 0,-1-1 0 0 0,1 0 1 0 0,0 1-1 0 0,4-10 0 0 0,-5 13-83 0 0,1 0 1 0 0,-1-1-1 0 0,1 1 0 0 0,1 0 1 0 0,-1 1-1 0 0,0-1 0 0 0,1 0 1 0 0,0 1-1 0 0,0-1 0 0 0,0 1 1 0 0,0 0-1 0 0,1 0 1 0 0,-1 0-1 0 0,1 0 0 0 0,-1 1 1 0 0,1 0-1 0 0,0-1 0 0 0,0 1 1 0 0,0 1-1 0 0,5-3 0 0 0,-5 4-13 0 0,-1 0 1 0 0,0 0-1 0 0,0 0 0 0 0,1 0 1 0 0,-1 1-1 0 0,0-1 0 0 0,0 1 0 0 0,0 0 1 0 0,1 0-1 0 0,-1 0 0 0 0,0 0 0 0 0,0 1 1 0 0,-1-1-1 0 0,1 1 0 0 0,0-1 1 0 0,0 1-1 0 0,-1 0 0 0 0,5 4 0 0 0,-2-2-12 0 0,0 1-1 0 0,-1 0 1 0 0,1 0 0 0 0,-1 0-1 0 0,0 1 1 0 0,0 0-1 0 0,-1-1 1 0 0,4 7 0 0 0,-6-6-21 0 0,1-1 1 0 0,0 1-1 0 0,-1 0 1 0 0,0-1 0 0 0,-1 1-1 0 0,1 0 1 0 0,-1 0 0 0 0,-1 7-1 0 0,1-10 32 0 0,0 0 0 0 0,0 0 0 0 0,-1 1 0 0 0,0-1 0 0 0,1 0 0 0 0,-1 0 0 0 0,0 0 0 0 0,-1 0 0 0 0,1 0 0 0 0,0 0 0 0 0,-1 0-1 0 0,0 0 1 0 0,0-1 0 0 0,0 1 0 0 0,0-1 0 0 0,-3 4 0 0 0,5-6 15 0 0,0 0-1 0 0,0 0 0 0 0,0 0 1 0 0,0 0-1 0 0,0 0 1 0 0,0 1-1 0 0,-1-1 1 0 0,1 0-1 0 0,0 0 0 0 0,0 0 1 0 0,0 0-1 0 0,0 0 1 0 0,0 0-1 0 0,-1 0 1 0 0,1 0-1 0 0,0 1 0 0 0,0-1 1 0 0,0 0-1 0 0,0 0 1 0 0,-1 0-1 0 0,1 0 1 0 0,0 0-1 0 0,0 0 0 0 0,0 0 1 0 0,-1 0-1 0 0,1 0 1 0 0,0 0-1 0 0,0 0 0 0 0,0 0 1 0 0,0 0-1 0 0,-1 0 1 0 0,1-1-1 0 0,0 1 1 0 0,0 0-1 0 0,0 0 0 0 0,0 0 1 0 0,-1 0-1 0 0,1 0 1 0 0,0 0-1 0 0,0 0 1 0 0,0 0-1 0 0,0-1 0 0 0,0 1 1 0 0,-1 0-1 0 0,0-11 74 0 0,6-11-26 0 0,1 11-64 0 0,0 1-1 0 0,1 0 0 0 0,-1 1 0 0 0,2-1 0 0 0,0 1 0 0 0,0 1 0 0 0,0-1 0 0 0,11-7 0 0 0,13-7-91 0 0,36-21 1 0 0,-55 36 80 0 0,-12 7 9 0 0,0 0 1 0 0,1 0-1 0 0,-1 1 0 0 0,0-1 0 0 0,1 0 0 0 0,-1 1 0 0 0,1-1 0 0 0,-1 1 0 0 0,1 0 0 0 0,-1 0 0 0 0,0-1 0 0 0,1 1 0 0 0,-1 0 0 0 0,1 0 0 0 0,-1 0 0 0 0,1 0 0 0 0,-1 1 0 0 0,1-1 0 0 0,-1 0 0 0 0,1 1 0 0 0,1 0 0 0 0,0 0 2 0 0,-1 1 0 0 0,0-1 0 0 0,1 1 0 0 0,-1 0 1 0 0,0 0-1 0 0,0 0 0 0 0,0 0 0 0 0,0 0 0 0 0,0 0 0 0 0,2 4 0 0 0,2 5-10 0 0,0 0-1 0 0,-1 0 1 0 0,0 1-1 0 0,3 13 1 0 0,-1 0 18 0 0,-1 0 1 0 0,-1 0 0 0 0,-1 0 0 0 0,-1 1-1 0 0,-2-1 1 0 0,0 1 0 0 0,-2 0 0 0 0,0-1-1 0 0,-2 1 1 0 0,-1-1 0 0 0,-8 26-1 0 0,10-42-106 0 0,0-4-393 0 0,1 1 1 0 0,-1-1 0 0 0,0 1 0 0 0,-1-1 0 0 0,1 0-1 0 0,-7 10 1 0 0,9-15 335 0 0,-1 0 1 0 0,1 1-1 0 0,0-1 0 0 0,0 0 1 0 0,-1 0-1 0 0,1 0 0 0 0,0 0 1 0 0,-1 0-1 0 0,1 1 0 0 0,0-1 0 0 0,0 0 1 0 0,-1 0-1 0 0,1 0 0 0 0,0 0 1 0 0,-1 0-1 0 0,1 0 0 0 0,0 0 1 0 0,-1 0-1 0 0,1 0 0 0 0,0 0 1 0 0,-1 0-1 0 0,1 0 0 0 0,0 0 0 0 0,-1 0 1 0 0,1 0-1 0 0,0-1 0 0 0,0 1 1 0 0,-1 0-1 0 0,1 0 0 0 0,0 0 1 0 0,0 0-1 0 0,-1-1 0 0 0,1 1 0 0 0,0 0 1 0 0,0 0-1 0 0,-1 0 0 0 0,1-1 1 0 0,0 1-1 0 0,0 0 0 0 0,0 0 1 0 0,-1-1-1 0 0,1 1 0 0 0,0 0 1 0 0,0-1-1 0 0,0 1 0 0 0,0 0 0 0 0,0 0 1 0 0,0-1-1 0 0,0 1 0 0 0,0 0 1 0 0,0-1-1 0 0,0 1 0 0 0,0-1 1 0 0,-8-17-2807 0 0</inkml:trace>
@@ -6557,7 +6672,7 @@
     </inkml:brush>
   </inkml:definitions>
   <inkml:trace contextRef="#ctx0" brushRef="#br0">40 21 436 0 0,'7'-20'17328'0'0,"-10"30"-16316"0"0,0 2-235 0 0,0 0 1 0 0,-1-1 0 0 0,-6 13 0 0 0,6-14-1114 0 0,0-1 1 0 0,0 1-1 0 0,1 0 1 0 0,-2 15-1 0 0,2-5-6458 0 0,3-16 4492 0 0</inkml:trace>
-  <inkml:trace contextRef="#ctx0" brushRef="#br0" timeOffset="186.71">118 117 76 0 0,'26'-14'3681'0'0,"1"2"6263"0"0,-14 31-7385 0 0,-11 24-5996 0 0,-2-26 1507 0 0,0 1 62 0 0</inkml:trace>
+  <inkml:trace contextRef="#ctx0" brushRef="#br0" timeOffset="186.7">118 117 76 0 0,'26'-14'3681'0'0,"1"2"6263"0"0,-14 31-7385 0 0,-11 24-5996 0 0,-2-26 1507 0 0,0 1 62 0 0</inkml:trace>
 </inkml:ink>
 </file>
 
@@ -6591,8 +6706,8 @@
   </inkml:definitions>
   <inkml:trace contextRef="#ctx0" brushRef="#br0">184 687 6749 0 0,'-21'1'7508'0'0,"-11"3"-2506"0"0,7-1 2261 0 0,27-5-7090 0 0,0 0-1 0 0,0 0 0 0 0,0 0 0 0 0,0 1 0 0 0,1-1 0 0 0,-1 0 0 0 0,0 1 0 0 0,1 0 1 0 0,3-2-1 0 0,1-1 173 0 0,10-6-68 0 0,-1-1-1 0 0,-1-1 0 0 0,0 0 0 0 0,0-1 0 0 0,-1-1 1 0 0,-1 0-1 0 0,14-19 0 0 0,-23 27-182 0 0,0 0 0 0 0,0-1-1 0 0,0 0 1 0 0,0 0 0 0 0,-1 0-1 0 0,0-1 1 0 0,-1 1 0 0 0,0-1 0 0 0,0 1-1 0 0,-1-1 1 0 0,1 0 0 0 0,-2 0-1 0 0,1 1 1 0 0,-1-1 0 0 0,0 0-1 0 0,-1 0 1 0 0,0 0 0 0 0,0 1 0 0 0,0-1-1 0 0,-5-12 1 0 0,3 12-94 0 0,-1 1 0 0 0,1-1 0 0 0,-1 1 0 0 0,0 0 0 0 0,-1 1 0 0 0,0-1 0 0 0,0 1 0 0 0,0 0 0 0 0,-1 0 0 0 0,0 0 0 0 0,0 1 0 0 0,0 0 0 0 0,-1 0 0 0 0,0 0 0 0 0,0 1 0 0 0,0 0 0 0 0,0 1 0 0 0,-1-1 0 0 0,-10-2 0 0 0,12 4 0 0 0,1 1 0 0 0,-1 0 0 0 0,0 0 0 0 0,0 0 0 0 0,0 1 0 0 0,0 0 0 0 0,0 0 0 0 0,0 0 0 0 0,0 1 0 0 0,0 0 0 0 0,0 0 0 0 0,0 1 0 0 0,0-1 0 0 0,0 1 0 0 0,1 0 0 0 0,-1 1 0 0 0,1-1 0 0 0,-1 1 0 0 0,1 1 0 0 0,0-1 0 0 0,0 0 0 0 0,1 1 0 0 0,-1 0 0 0 0,1 0 0 0 0,-1 1 0 0 0,-4 6 0 0 0,7-7 0 0 0,-1-1 0 0 0,1 1 0 0 0,0-1 0 0 0,0 1 0 0 0,0 0 0 0 0,1 0 0 0 0,-1 0 0 0 0,1 0 0 0 0,0 0 0 0 0,0 0 0 0 0,0 0 0 0 0,1 0 0 0 0,-1 0 0 0 0,1 1 0 0 0,0-1 0 0 0,1 5 0 0 0,0-2 0 0 0,1 1 0 0 0,-1-1 0 0 0,2 0 0 0 0,-1 1 0 0 0,1-1 0 0 0,0 0 0 0 0,1 0 0 0 0,4 7 0 0 0,6 6 0 0 0,1-1 0 0 0,1 0 0 0 0,0-2 0 0 0,28 24 0 0 0,40 25 0 0 0,-36-29 0 0 0,-16-11 0 0 0,22 26 0 0 0,-49-46 0 0 0,0-1 0 0 0,-1 1 0 0 0,0 0 0 0 0,0 1 0 0 0,0-1 0 0 0,-1 0 0 0 0,0 1 0 0 0,3 8 0 0 0,-5-13 0 0 0,-1 1 0 0 0,1 0 0 0 0,-1 0 0 0 0,1 0 0 0 0,-1 0 0 0 0,0 0 0 0 0,0 0 0 0 0,0 0 0 0 0,-1 0 0 0 0,1 0 0 0 0,-1 0 0 0 0,1-1 0 0 0,-1 1 0 0 0,0 0 0 0 0,0 0 0 0 0,0 0 0 0 0,-2 3 0 0 0,0-2 0 0 0,0 0 0 0 0,0-1 0 0 0,0 1 0 0 0,-1-1 0 0 0,1 1 0 0 0,-1-1 0 0 0,0 0 0 0 0,0 0 0 0 0,-7 4 0 0 0,-2-1 0 0 0,-1 0 0 0 0,1-1 0 0 0,-1 0 0 0 0,0-1 0 0 0,-29 5 0 0 0,32-7 0 0 0,1-1 0 0 0,-1 0 0 0 0,0 0 0 0 0,0-1 0 0 0,0 0 0 0 0,1-1 0 0 0,-1 0 0 0 0,0-1 0 0 0,-16-5 0 0 0,18-1-123 0 0,10 7-190 0 0,0 0-1 0 0,-1-1 1 0 0,1 1-1 0 0,0 0 1 0 0,1 0-1 0 0,-1 0 1 0 0,0 0-1 0 0,0 0 0 0 0,0 1 1 0 0,0-1-1 0 0,1 0 1 0 0,-1 0-1 0 0,0 1 1 0 0,3-1-1 0 0,32-11-7824 0 0,-14 3 4745 0 0</inkml:trace>
   <inkml:trace contextRef="#ctx0" brushRef="#br0" timeOffset="418.88">498 761 9313 0 0,'21'-20'10374'0'0,"-16"14"-8159"0"0,0 0 1 0 0,0 0-1 0 0,6-13 1 0 0,-11 18-1719 0 0,0 37 1769 0 0,0-28-2190 0 0,1 0 0 0 0,0 0 1 0 0,1-1-1 0 0,0 1 1 0 0,0-1-1 0 0,1 1 0 0 0,-1-1 1 0 0,2 0-1 0 0,-1 0 0 0 0,1 0 1 0 0,0 0-1 0 0,0-1 1 0 0,1 0-1 0 0,0 0 0 0 0,0 0 1 0 0,1 0-1 0 0,-1-1 1 0 0,9 6-1 0 0,-13-10-76 0 0,0 0 0 0 0,1 0 1 0 0,-1-1-1 0 0,0 1 0 0 0,1 0 0 0 0,-1-1 0 0 0,1 0 1 0 0,-1 1-1 0 0,1-1 0 0 0,-1 0 0 0 0,1 1 0 0 0,-1-1 1 0 0,1 0-1 0 0,-1 0 0 0 0,1 0 0 0 0,-1-1 0 0 0,1 1 1 0 0,-1 0-1 0 0,3-1 0 0 0,-1 0 0 0 0,0-1 0 0 0,0 1 0 0 0,0-1 0 0 0,0 0 1 0 0,-1 1-1 0 0,1-1 0 0 0,-1 0 0 0 0,5-5 0 0 0,1-2 0 0 0,0-1 0 0 0,-1 0-1 0 0,10-18 1 0 0,8-15 0 0 0,-24 43 0 0 0,-1 0 0 0 0,0 0 0 0 0,0 0 0 0 0,1 0 0 0 0,-1 0 0 0 0,0 0 0 0 0,0 0 0 0 0,0 0 0 0 0,1 0 0 0 0,-1 1 0 0 0,0-1 0 0 0,0 0 0 0 0,1 0 0 0 0,-1 0 0 0 0,0 0 0 0 0,0 0 0 0 0,0 0 0 0 0,1 0 0 0 0,-1 1 0 0 0,0-1 0 0 0,0 0 0 0 0,0 0 0 0 0,0 0 0 0 0,0 0 0 0 0,1 1 0 0 0,-1-1 0 0 0,0 0 0 0 0,0 0 0 0 0,0 0 0 0 0,0 1 0 0 0,0-1 0 0 0,0 0 0 0 0,0 0 0 0 0,0 1 0 0 0,0-1 0 0 0,0 0 0 0 0,0 0 0 0 0,0 0 0 0 0,0 1 0 0 0,0-1 0 0 0,0 0 0 0 0,0 0 0 0 0,0 1 0 0 0,0-1 0 0 0,4 15 0 0 0,-5 38-627 0 0,-1 1 1 0 0,-19 95-1 0 0,20-139-2434 0 0,3-2-4351 0 0</inkml:trace>
-  <inkml:trace contextRef="#ctx0" brushRef="#br0" timeOffset="609.95">852 1000 12745 0 0,'13'-13'10865'0'0,"-4"-1"-4609"0"0,-6 8-5679 0 0,0 0 0 0 0,1 1 0 0 0,0 0 1 0 0,5-6-1 0 0,-8 11-1025 0 0,-1-1 0 0 0,1 1 1 0 0,0-1-1 0 0,-1 1 0 0 0,1 0 0 0 0,0 0 1 0 0,-1-1-1 0 0,1 1 0 0 0,0 0 0 0 0,0 0 1 0 0,-1 0-1 0 0,1 0 0 0 0,0 0 1 0 0,0 0-1 0 0,-1 0 0 0 0,1 0 0 0 0,0 0 1 0 0,-1 0-1 0 0,1 0 0 0 0,1 1 1 0 0,2-1-1752 0 0,6 0-1426 0 0</inkml:trace>
-  <inkml:trace contextRef="#ctx0" brushRef="#br0" timeOffset="1168.14">1757 453 8021 0 0,'-17'-56'9295'0'0,"-2"-4"-3662"0"0,11 35-4062 0 0,-18-35-1 0 0,20 48-1154 0 0,0 0-1 0 0,-2 1 1 0 0,1 0-1 0 0,-1 0 0 0 0,-1 1 1 0 0,0 0-1 0 0,0 0 0 0 0,-1 1 1 0 0,-18-13-1 0 0,25 20-362 0 0,0 0 0 0 0,0 0 0 0 0,-1 0 0 0 0,1 1 0 0 0,-1-1 0 0 0,-4-1 0 0 0,4 3 38 0 0,1-1-1 0 0,0 1 1 0 0,-1-1-1 0 0,1 1 1 0 0,0 0 0 0 0,-1 0-1 0 0,1 1 1 0 0,0-1-1 0 0,-1 1 1 0 0,-5 1 0 0 0,4 0 40 0 0,0 0 0 0 0,0 0 1 0 0,0 1-1 0 0,1-1 1 0 0,-1 1-1 0 0,-5 5 1 0 0,-15 15 103 0 0,11-6-235 0 0,1 1 0 0 0,1 0 0 0 0,0 0 0 0 0,1 1 0 0 0,1 1 0 0 0,1 0 0 0 0,1 1 0 0 0,1-1 0 0 0,1 1 0 0 0,-8 43 0 0 0,11-41 0 0 0,0 1 0 0 0,1 0 0 0 0,2 0 0 0 0,1 0 0 0 0,0-1 0 0 0,2 1 0 0 0,0 0 0 0 0,2-1 0 0 0,1 1 0 0 0,10 26 0 0 0,-11-38-15 0 0,0 0 1 0 0,1 0-1 0 0,1-1 1 0 0,0 0-1 0 0,0 0 1 0 0,1-1-1 0 0,0 0 1 0 0,1-1-1 0 0,12 12 1 0 0,-15-16-26 0 0,0 0-1 0 0,1-1 1 0 0,0 0 0 0 0,0 0 0 0 0,0 0 0 0 0,0-1 0 0 0,0 0 0 0 0,1 0 0 0 0,0-1 0 0 0,-1 0 0 0 0,1 0 0 0 0,0-1 0 0 0,0 0 0 0 0,0 0-1 0 0,0-1 1 0 0,11-1 0 0 0,22-3-2838 0 0,20-9-6188 0 0,-35 4 5640 0 0</inkml:trace>
+  <inkml:trace contextRef="#ctx0" brushRef="#br0" timeOffset="609.94">852 1000 12745 0 0,'13'-13'10865'0'0,"-4"-1"-4609"0"0,-6 8-5679 0 0,0 0 0 0 0,1 1 0 0 0,0 0 1 0 0,5-6-1 0 0,-8 11-1025 0 0,-1-1 0 0 0,1 1 1 0 0,0-1-1 0 0,-1 1 0 0 0,1 0 0 0 0,0 0 1 0 0,-1-1-1 0 0,1 1 0 0 0,0 0 0 0 0,0 0 1 0 0,-1 0-1 0 0,1 0 0 0 0,0 0 1 0 0,0 0-1 0 0,-1 0 0 0 0,1 0 0 0 0,0 0 1 0 0,-1 0-1 0 0,1 0 0 0 0,1 1 1 0 0,2-1-1752 0 0,6 0-1426 0 0</inkml:trace>
+  <inkml:trace contextRef="#ctx0" brushRef="#br0" timeOffset="1168.13">1757 453 8021 0 0,'-17'-56'9295'0'0,"-2"-4"-3662"0"0,11 35-4062 0 0,-18-35-1 0 0,20 48-1154 0 0,0 0-1 0 0,-2 1 1 0 0,1 0-1 0 0,-1 0 0 0 0,-1 1 1 0 0,0 0-1 0 0,0 0 0 0 0,-1 1 1 0 0,-18-13-1 0 0,25 20-362 0 0,0 0 0 0 0,0 0 0 0 0,-1 0 0 0 0,1 1 0 0 0,-1-1 0 0 0,-4-1 0 0 0,4 3 38 0 0,1-1-1 0 0,0 1 1 0 0,-1-1-1 0 0,1 1 1 0 0,0 0 0 0 0,-1 0-1 0 0,1 1 1 0 0,0-1-1 0 0,-1 1 1 0 0,-5 1 0 0 0,4 0 40 0 0,0 0 0 0 0,0 0 1 0 0,0 1-1 0 0,1-1 1 0 0,-1 1-1 0 0,-5 5 1 0 0,-15 15 103 0 0,11-6-235 0 0,1 1 0 0 0,1 0 0 0 0,0 0 0 0 0,1 1 0 0 0,1 1 0 0 0,1 0 0 0 0,1 1 0 0 0,1-1 0 0 0,1 1 0 0 0,-8 43 0 0 0,11-41 0 0 0,0 1 0 0 0,1 0 0 0 0,2 0 0 0 0,1 0 0 0 0,0-1 0 0 0,2 1 0 0 0,0 0 0 0 0,2-1 0 0 0,1 1 0 0 0,10 26 0 0 0,-11-38-15 0 0,0 0 1 0 0,1 0-1 0 0,1-1 1 0 0,0 0-1 0 0,0 0 1 0 0,1-1-1 0 0,0 0 1 0 0,1-1-1 0 0,12 12 1 0 0,-15-16-26 0 0,0 0-1 0 0,1-1 1 0 0,0 0 0 0 0,0 0 0 0 0,0 0 0 0 0,0-1 0 0 0,0 0 0 0 0,1 0 0 0 0,0-1 0 0 0,-1 0 0 0 0,1 0 0 0 0,0-1 0 0 0,0 0 0 0 0,0 0-1 0 0,0-1 1 0 0,11-1 0 0 0,22-3-2838 0 0,20-9-6188 0 0,-35 4 5640 0 0</inkml:trace>
   <inkml:trace contextRef="#ctx0" brushRef="#br0" timeOffset="1931.92">1924 614 10781 0 0,'8'-16'9752'0'0,"-7"13"-8456"0"0,1 0 1 0 0,0 0-1 0 0,-1 0 1 0 0,0 0-1 0 0,0-1 1 0 0,2-5-1 0 0,8 41-271 0 0,-6 2-748 0 0,-4-22 4 0 0,-1 1 0 0 0,-3 23 0 0 0,-5-1 247 0 0,-2-15-250 0 0,-4-4-106 0 0,2-8-136 0 0,10-6-36 0 0,-1-1 0 0 0,1-1 0 0 0,0 1 0 0 0,0 0 0 0 0,-1 0 0 0 0,1-1 0 0 0,0 1 0 0 0,0-1 0 0 0,-1 0 0 0 0,1 0 0 0 0,-1 0 0 0 0,1 0 0 0 0,0 0 0 0 0,-1 0 0 0 0,1-1 0 0 0,0 1 0 0 0,-1-1 0 0 0,1 1 0 0 0,0-1 0 0 0,0 0 0 0 0,0 0 0 0 0,-1 0 0 0 0,1 0 0 0 0,0 0 0 0 0,0-1 0 0 0,1 1 0 0 0,-1-1 0 0 0,0 1 0 0 0,0-1 0 0 0,1 0 0 0 0,-3-2 0 0 0,1 0 0 0 0,1 0 0 0 0,-1 0 0 0 0,1 0 0 0 0,-1 0 0 0 0,1 0 0 0 0,0 0 0 0 0,1-1 0 0 0,-1 1 0 0 0,1-1 0 0 0,0 0 0 0 0,0 1 0 0 0,0-1 0 0 0,1 0 0 0 0,0-8 0 0 0,1 4 0 0 0,0-1 0 0 0,1 1 0 0 0,0 0 0 0 0,0-1 0 0 0,1 1 0 0 0,1 0 0 0 0,-1 1 0 0 0,2-1 0 0 0,-1 1 0 0 0,1-1 0 0 0,6-7 0 0 0,-9 13 0 0 0,1 0 0 0 0,-1 0 0 0 0,1 1 0 0 0,-1-1 0 0 0,1 1 0 0 0,0-1 0 0 0,0 1 0 0 0,0 0 0 0 0,0 0 0 0 0,1 1 0 0 0,-1-1 0 0 0,0 1 0 0 0,1-1 0 0 0,-1 1 0 0 0,1 0 0 0 0,-1 0 0 0 0,1 1 0 0 0,0-1 0 0 0,-1 1 0 0 0,1-1 0 0 0,0 1 0 0 0,-1 1 0 0 0,1-1 0 0 0,0 0 0 0 0,-1 1 0 0 0,1 0 0 0 0,-1 0 0 0 0,1 0 0 0 0,-1 0 0 0 0,1 0 0 0 0,5 4 0 0 0,0 0 0 0 0,1 0 0 0 0,-1 1 0 0 0,0 0 0 0 0,0 1 0 0 0,-1 0 0 0 0,0 1 0 0 0,0-1 0 0 0,-1 2 0 0 0,11 14 0 0 0,-14-17 0 0 0,0 1 0 0 0,0-1 0 0 0,0 1 0 0 0,-1 0 0 0 0,0 0 0 0 0,-1 1 0 0 0,1-1 0 0 0,-1 0 0 0 0,-1 1 0 0 0,1 0 0 0 0,-1-1 0 0 0,-1 1 0 0 0,1 0 0 0 0,-2 13 0 0 0,1-20 0 0 0,-6 10 0 0 0,5-11 0 0 0,1 0 0 0 0,0 0 0 0 0,0 0 0 0 0,0 0 0 0 0,0 0 0 0 0,-1 0 0 0 0,1 0 0 0 0,0 0 0 0 0,0 0 0 0 0,0 0 0 0 0,-1 0 0 0 0,1 0 0 0 0,0 0 0 0 0,0 0 0 0 0,0 0 0 0 0,0 0 0 0 0,-1 0 0 0 0,1 0 0 0 0,0 0 0 0 0,0 0 0 0 0,0 0 0 0 0,-1 0 0 0 0,1 0 0 0 0,0 0 0 0 0,0 0 0 0 0,0-1 0 0 0,0 1 0 0 0,0 0 0 0 0,-1 0 0 0 0,1 0 0 0 0,0 0 0 0 0,0 0 0 0 0,0-1 0 0 0,0 1 0 0 0,0 0 0 0 0,0 0 0 0 0,0 0 0 0 0,-1 0 0 0 0,1-1 0 0 0,0 1 0 0 0,0 0 0 0 0,0 0 0 0 0,0 0 0 0 0,0 0 0 0 0,0-1 0 0 0,0 1 0 0 0,0 0 0 0 0,0 0 0 0 0,0 0 0 0 0,0-1 0 0 0,0 1 0 0 0,0 0 0 0 0,0 0 0 0 0,0-1 0 0 0,-2-10 0 0 0,4-1 0 0 0,0 1 0 0 0,0-1 0 0 0,1 0 0 0 0,1 1 0 0 0,0-1 0 0 0,0 1 0 0 0,9-15 0 0 0,-11 21 0 0 0,1 0 0 0 0,0 1 0 0 0,0-1 0 0 0,0 1 0 0 0,0-1 0 0 0,1 1 0 0 0,0 0 0 0 0,-1 1 0 0 0,2-1 0 0 0,-1 0 0 0 0,0 1 0 0 0,1 0 0 0 0,-1 0 0 0 0,1 1 0 0 0,0-1 0 0 0,0 1 0 0 0,0 0 0 0 0,8-2 0 0 0,-9 4 0 0 0,0-1 0 0 0,0 1 0 0 0,0 0 0 0 0,0 1 0 0 0,0-1 0 0 0,0 1 0 0 0,0 0 0 0 0,-1 0 0 0 0,1 0 0 0 0,0 0 0 0 0,0 1 0 0 0,-1-1 0 0 0,1 1 0 0 0,-1 0 0 0 0,0 0 0 0 0,1 0 0 0 0,-1 1 0 0 0,0-1 0 0 0,0 1 0 0 0,0 0 0 0 0,-1 0 0 0 0,1 0 0 0 0,-1 0 0 0 0,1 0 0 0 0,-1 0 0 0 0,0 1 0 0 0,2 5 0 0 0,-1-3 0 0 0,0 0 0 0 0,-1 0 0 0 0,1 0 0 0 0,-1 0 0 0 0,-1 1 0 0 0,0-1 0 0 0,1 0 0 0 0,-2 1 0 0 0,1-1 0 0 0,-1 1 0 0 0,0-1 0 0 0,0 1 0 0 0,-1-1 0 0 0,0 1 0 0 0,0-1 0 0 0,-3 7 0 0 0,0-2-1477 0 0,3-9 608 0 0,-1 0-1 0 0,1 1 0 0 0,0-1 1 0 0,0 1-1 0 0,0-1 1 0 0,1 1-1 0 0,-1 0 0 0 0,1-1 1 0 0,-1 1-1 0 0,1 0 1 0 0,0-1-1 0 0,0 1 0 0 0,0 3 1 0 0,2-3-2406 0 0</inkml:trace>
   <inkml:trace contextRef="#ctx0" brushRef="#br0" timeOffset="2955.17">2581 521 10957 0 0,'11'-15'5878'0'0,"14"-28"0"0"0,-20 32-4701 0 0,0-1-1 0 0,0 0 0 0 0,5-23 0 0 0,-9 29-1052 0 0,0 1-1 0 0,0-1 1 0 0,0 0-1 0 0,-1 0 1 0 0,0 1-1 0 0,0-1 1 0 0,-1 0-1 0 0,0 0 1 0 0,0 1-1 0 0,-1-7 1 0 0,0 9-23 0 0,1-1 0 0 0,-1 0 0 0 0,0 1 0 0 0,0-1 0 0 0,0 1 0 0 0,0 0 0 0 0,-1 0 0 0 0,1 0 0 0 0,-1 0 0 0 0,0 0 0 0 0,0 0 1 0 0,0 1-1 0 0,0-1 0 0 0,0 1 0 0 0,-1 0 0 0 0,-3-2 0 0 0,5 3-63 0 0,-1 0-1 0 0,0 0 1 0 0,0 0 0 0 0,0 0-1 0 0,0 1 1 0 0,0-1 0 0 0,0 1 0 0 0,0 0-1 0 0,0 0 1 0 0,0 0 0 0 0,0 0 0 0 0,0 0-1 0 0,0 1 1 0 0,0-1 0 0 0,0 1-1 0 0,0 0 1 0 0,1 0 0 0 0,-1 0 0 0 0,0 0-1 0 0,0 0 1 0 0,1 1 0 0 0,-1 0 0 0 0,1-1-1 0 0,-1 1 1 0 0,-3 4 0 0 0,-5 3 31 0 0,0 2 0 0 0,1-1 0 0 0,-15 22 0 0 0,21-27-47 0 0,-7 11 36 0 0,0 1 0 0 0,1 0 0 0 0,1 1 1 0 0,0 0-1 0 0,2 1 0 0 0,0-1 0 0 0,1 1 1 0 0,1 1-1 0 0,0-1 0 0 0,-1 23 0 0 0,4-24-58 0 0,0 1-1 0 0,1 0 0 0 0,2 0 1 0 0,-1 0-1 0 0,2 0 1 0 0,1 0-1 0 0,0-1 0 0 0,9 26 1 0 0,-10-36-321 0 0,1 0 0 0 0,0 0 0 0 0,1-1 0 0 0,-1 1 0 0 0,2-1 0 0 0,-1 0 0 0 0,1 0 0 0 0,0-1 0 0 0,0 1 0 0 0,1-1 0 0 0,0 0 0 0 0,0 0 0 0 0,1-1 0 0 0,-1 0 0 0 0,1 0 0 0 0,0-1 0 0 0,0 1 0 0 0,1-1 0 0 0,-1-1 0 0 0,17 6 0 0 0,-13-7-318 0 0,0 0 0 0 0,1 0-1 0 0,-1-1 1 0 0,1 0 0 0 0,-1-1-1 0 0,1-1 1 0 0,-1 0 0 0 0,1 0-1 0 0,-1-1 1 0 0,1 0 0 0 0,18-7-1 0 0,-17 4 729 0 0,0-1 0 0 0,0 0 0 0 0,-1 0-1 0 0,1-1 1 0 0,-1-1 0 0 0,-1 0 0 0 0,0-1-1 0 0,0 0 1 0 0,12-13 0 0 0,-20 19 271 0 0,0-1 0 0 0,0 0 0 0 0,-1 0 0 0 0,1 0 0 0 0,-1-1 0 0 0,0 1 0 0 0,0 0 0 0 0,-1-1 1 0 0,1 1-1 0 0,-1-1 0 0 0,0 0 0 0 0,0 1 0 0 0,-1-1 0 0 0,1 0 0 0 0,-1 0 0 0 0,0-5 0 0 0,0 8-223 0 0,-1 0 0 0 0,1-1 0 0 0,0 1 0 0 0,-1 0 0 0 0,0-1 0 0 0,1 1 0 0 0,-1 0 0 0 0,0 0 0 0 0,0 0 0 0 0,0-1 0 0 0,0 1 0 0 0,-1 0 0 0 0,1 0 0 0 0,0 1 0 0 0,-1-1 0 0 0,0 0 0 0 0,1 0 0 0 0,-1 1 0 0 0,0-1 0 0 0,0 1 0 0 0,0 0 0 0 0,0-1 0 0 0,0 1 0 0 0,0 0 0 0 0,0 0 0 0 0,0 0 0 0 0,0 0 0 0 0,-1 1 0 0 0,1-1 0 0 0,0 1 0 0 0,-1-1 0 0 0,1 1 0 0 0,-4 0 0 0 0,2 0-55 0 0,1 0 0 0 0,-1 1 0 0 0,1 0 1 0 0,-1 0-1 0 0,1 0 0 0 0,0 0 0 0 0,0 0 1 0 0,-1 1-1 0 0,1-1 0 0 0,0 1 0 0 0,0 0 1 0 0,0 0-1 0 0,1 0 0 0 0,-1 0 0 0 0,-3 5 1 0 0,1-3-22 0 0,1 0-1 0 0,0 1 1 0 0,0 0 0 0 0,0 0 0 0 0,1 0 0 0 0,-1 0 0 0 0,-3 11 0 0 0,5-13-60 0 0,1 0 0 0 0,0 1 0 0 0,0-1 0 0 0,1 0-1 0 0,-1 0 1 0 0,1 1 0 0 0,0-1 0 0 0,-1 1 0 0 0,1-1 0 0 0,1 0 0 0 0,-1 1-1 0 0,0-1 1 0 0,1 0 0 0 0,0 1 0 0 0,0-1 0 0 0,0 0 0 0 0,0 0 0 0 0,0 0-1 0 0,1 0 1 0 0,-1 0 0 0 0,1 0 0 0 0,0 0 0 0 0,0 0 0 0 0,0-1-1 0 0,0 1 1 0 0,6 4 0 0 0,-5-4-28 0 0,1-1 1 0 0,-1 1-1 0 0,1-1 0 0 0,0 0 0 0 0,0 0 1 0 0,0-1-1 0 0,0 1 0 0 0,0-1 0 0 0,0 0 1 0 0,1 0-1 0 0,-1 0 0 0 0,0 0 0 0 0,1-1 1 0 0,-1 0-1 0 0,0 0 0 0 0,1 0 0 0 0,-1 0 1 0 0,1-1-1 0 0,-1 1 0 0 0,7-3 0 0 0,-4 0 17 0 0,1 1 0 0 0,-1-2-1 0 0,1 1 1 0 0,-1-1 0 0 0,0 0-1 0 0,-1-1 1 0 0,1 1 0 0 0,-1-1-1 0 0,12-12 1 0 0,-1-2 319 0 0,26-39-1 0 0,-37 49-141 0 0,-6 9-160 0 0,0 0 1 0 0,0 0-1 0 0,1 0 0 0 0,-1-1 0 0 0,0 1 1 0 0,0 0-1 0 0,0 0 0 0 0,0 0 0 0 0,0 0 0 0 0,0 0 1 0 0,1-1-1 0 0,-1 1 0 0 0,0 0 0 0 0,0 0 0 0 0,0 0 1 0 0,0 0-1 0 0,1 0 0 0 0,-1 0 0 0 0,0 0 1 0 0,0 0-1 0 0,0 0 0 0 0,1 0 0 0 0,-1 0 0 0 0,0-1 1 0 0,0 1-1 0 0,0 0 0 0 0,1 0 0 0 0,-1 0 1 0 0,0 0-1 0 0,0 1 0 0 0,0-1 0 0 0,1 0 0 0 0,-1 0 1 0 0,0 0-1 0 0,0 0 0 0 0,0 0 0 0 0,0 0 0 0 0,1 0 1 0 0,-1 0-1 0 0,0 0 0 0 0,0 0 0 0 0,1 1 1 0 0,5 9 120 0 0,4 20-93 0 0,-9-26-15 0 0,2 4-6 0 0,3 14 38 0 0,17 37 1 0 0,-21-54-39 0 0,0-1 1 0 0,0 0 0 0 0,1 0-1 0 0,-1 0 1 0 0,1 0-1 0 0,0 0 1 0 0,0-1 0 0 0,0 1-1 0 0,0-1 1 0 0,1 0-1 0 0,-1 0 1 0 0,1 0 0 0 0,0 0-1 0 0,0-1 1 0 0,6 4-1 0 0,-7-6-8 0 0,0 1-1 0 0,0-1 0 0 0,0 0 0 0 0,1 1 1 0 0,-1-1-1 0 0,0-1 0 0 0,0 1 1 0 0,0 0-1 0 0,0-1 0 0 0,0 0 0 0 0,0 1 1 0 0,0-1-1 0 0,0 0 0 0 0,0-1 0 0 0,0 1 1 0 0,4-3-1 0 0,2-1 5 0 0,1-2 0 0 0,0 1 0 0 0,8-10 0 0 0,4-4-5 0 0,-2-2 0 0 0,-1 0 0 0 0,0-1 0 0 0,-2-1-1 0 0,-1-1 1 0 0,-1 0 0 0 0,-1-1 0 0 0,12-28 0 0 0,2-18 34 0 0,35-137 0 0 0,-53 165-9 0 0,5-68 1 0 0,-16 118-31 0 0,0-1 0 0 0,-1 1 0 0 0,1-1 0 0 0,-5 9 0 0 0,-9 29 0 0 0,-14 115 0 0 0,-12 233 0 0 0,39-377 0 0 0,1-10 0 0 0,1 0 0 0 0,-1 0 0 0 0,1 1 0 0 0,0-1 0 0 0,0 0 0 0 0,0 1 0 0 0,1-1 0 0 0,1 6 0 0 0,-2-10-115 0 0,0 0 0 0 0,0 0 0 0 0,0 0 1 0 0,0 1-1 0 0,0-1 0 0 0,1 0 0 0 0,-1 0 0 0 0,0 0 0 0 0,0 0 1 0 0,0 0-1 0 0,1 1 0 0 0,-1-1 0 0 0,0 0 0 0 0,0 0 0 0 0,1 0 1 0 0,-1 0-1 0 0,0 0 0 0 0,0 0 0 0 0,1 0 0 0 0,-1 0 0 0 0,0 0 0 0 0,0 0 1 0 0,1 0-1 0 0,-1 0 0 0 0,0 0 0 0 0,0 0 0 0 0,0 0 0 0 0,1 0 1 0 0,-1 0-1 0 0,0 0 0 0 0,0 0 0 0 0,1 0 0 0 0,-1 0 0 0 0,0-1 1 0 0,0 1-1 0 0,0 0 0 0 0,1 0 0 0 0,-1 0 0 0 0,0 0 0 0 0,0 0 0 0 0,0-1 1 0 0,1 1-1 0 0,11-9-7461 0 0,-11 8 6623 0 0,5-4-2354 0 0</inkml:trace>
   <inkml:trace contextRef="#ctx0" brushRef="#br0" timeOffset="3265.23">3188 551 12653 0 0,'-17'-7'8226'0'0,"-6"-3"-758"0"0,23 10-7443 0 0,0 0 0 0 0,0 0-1 0 0,0 0 1 0 0,0 0 0 0 0,0 0-1 0 0,1 0 1 0 0,-1 0 0 0 0,0 0-1 0 0,0 0 1 0 0,0 0 0 0 0,0 0-1 0 0,0 0 1 0 0,0 0 0 0 0,0 0-1 0 0,0 0 1 0 0,0 0 0 0 0,0-1-1 0 0,0 1 1 0 0,0 0 0 0 0,0 0-1 0 0,0 0 1 0 0,0 0 0 0 0,0 0-1 0 0,0 0 1 0 0,0 0-1 0 0,0 0 1 0 0,0 0 0 0 0,0 0-1 0 0,0 0 1 0 0,0 0 0 0 0,0 0-1 0 0,0 0 1 0 0,0 0 0 0 0,0-1-1 0 0,0 1 1 0 0,0 0 0 0 0,0 0-1 0 0,0 0 1 0 0,0 0 0 0 0,0 0-1 0 0,0 0 1 0 0,0 0 0 0 0,0 0-1 0 0,0 0 1 0 0,0 0 0 0 0,0 0-1 0 0,0 0 1 0 0,0 0 0 0 0,0 0-1 0 0,0 0 1 0 0,0 0 0 0 0,0-1-1 0 0,0 1 1 0 0,0 0-1 0 0,0 0 1 0 0,0 0 0 0 0,0 0-1 0 0,0 0 1 0 0,0 0 0 0 0,0 0-1 0 0,-1 0 1 0 0,1 0 0 0 0,0 0-1 0 0,0 0 1 0 0,0 0 0 0 0,0 0-1 0 0,0 0 1 0 0,0 0 0 0 0,0 0-1 0 0,14 0 28 0 0,404 3 2579 0 0,-398-3-2623 0 0,-7 0-26 0 0,0 0 1 0 0,21-5 0 0 0,-32 5-1470 0 0</inkml:trace>
@@ -6606,7 +6721,7 @@
   <inkml:trace contextRef="#ctx0" brushRef="#br0" timeOffset="6437.09">6259 254 8901 0 0,'8'-34'5541'0'0,"7"-23"181"0"0,-6 14-2229 0 0,6-48-1 0 0,-15 88-3316 0 0,1 0 0 0 0,-1 0-1 0 0,1 1 1 0 0,-1-1 0 0 0,1 0-1 0 0,0 0 1 0 0,2-4 0 0 0,12 24-1911 0 0,68 129-8182 0 0,-60-109 7019 0 0</inkml:trace>
   <inkml:trace contextRef="#ctx0" brushRef="#br0" timeOffset="6811">6656 380 7357 0 0,'26'0'9055'0'0,"-24"0"-8728"0"0,-1 0 0 0 0,0 0 0 0 0,0 0 0 0 0,0 0 0 0 0,0 0 0 0 0,0-1 0 0 0,0 1 0 0 0,0 0 0 0 0,0-1 0 0 0,0 1 1 0 0,0-1-1 0 0,0 1 0 0 0,0-1 0 0 0,0 1 0 0 0,0-1 0 0 0,-1 0 0 0 0,1 0 0 0 0,0 1 0 0 0,1-3 2268 0 0,-9 4-2451 0 0,1 1 1 0 0,-1 0-1 0 0,1 0 1 0 0,-1 1 0 0 0,1 0-1 0 0,0 0 1 0 0,0 1-1 0 0,0-1 1 0 0,0 1-1 0 0,1 1 1 0 0,-7 5-1 0 0,-2 3 55 0 0,1 1-1 0 0,-22 29 1 0 0,32-40-171 0 0,1 0-1 0 0,-1 1 0 0 0,1-1 1 0 0,0 1-1 0 0,0-1 0 0 0,0 1 1 0 0,1 0-1 0 0,-1 0 1 0 0,1 0-1 0 0,0 0 0 0 0,0 0 1 0 0,0 0-1 0 0,1 0 1 0 0,-1 9-1 0 0,1-13-22 0 0,0 1 1 0 0,0-1-1 0 0,0 1 1 0 0,1-1-1 0 0,-1 1 1 0 0,0-1-1 0 0,0 0 1 0 0,0 1 0 0 0,0-1-1 0 0,1 1 1 0 0,-1-1-1 0 0,0 0 1 0 0,0 1-1 0 0,1-1 1 0 0,-1 0-1 0 0,0 1 1 0 0,0-1-1 0 0,1 0 1 0 0,-1 1-1 0 0,0-1 1 0 0,1 0-1 0 0,-1 0 1 0 0,1 1-1 0 0,-1-1 1 0 0,0 0-1 0 0,1 0 1 0 0,-1 0-1 0 0,1 0 1 0 0,-1 1-1 0 0,1-1 1 0 0,0 0-1 0 0,15-5 113 0 0,12-16 80 0 0,-15 7 4 0 0,-1-1-1 0 0,16-24 1 0 0,-2 2 1089 0 0,-26 37-1275 0 0,0 0 0 0 0,0 0 0 0 0,0 0 0 0 0,1-1 0 0 0,-1 1 0 0 0,0 0 0 0 0,0 0 0 0 0,0 0 0 0 0,0 0 0 0 0,1-1 0 0 0,-1 1 0 0 0,0 0 0 0 0,0 0 0 0 0,1 0 0 0 0,-1 0 0 0 0,0 0 0 0 0,0 0 0 0 0,0 0 0 0 0,1 0-1 0 0,-1-1 1 0 0,0 1 0 0 0,0 0 0 0 0,1 0 0 0 0,-1 0 0 0 0,0 0 0 0 0,0 0 0 0 0,1 0 0 0 0,-1 0 0 0 0,0 1 0 0 0,0-1 0 0 0,1 0 0 0 0,-1 0 0 0 0,0 0 0 0 0,0 0 0 0 0,1 0 0 0 0,-1 0 0 0 0,0 0 0 0 0,0 0 0 0 0,1 1 0 0 0,8 11 240 0 0,2 17-108 0 0,-11-28-130 0 0,10 36 100 0 0,-6-21-526 0 0,11 30 0 0 0,-13-41-214 0 0,0 0 0 0 0,1-1 0 0 0,-1 0-1 0 0,1 1 1 0 0,0-1 0 0 0,4 4 0 0 0,-5-7 34 0 0,-1 0 0 0 0,0 1 0 0 0,1-1 0 0 0,-1-1-1 0 0,1 1 1 0 0,0 0 0 0 0,-1 0 0 0 0,1-1 0 0 0,0 1 0 0 0,-1 0 0 0 0,1-1 0 0 0,2 1 0 0 0,10 1-2620 0 0</inkml:trace>
   <inkml:trace contextRef="#ctx0" brushRef="#br0" timeOffset="7105.9">7141 208 8157 0 0,'4'-34'6765'0'0,"-3"18"-4436"0"0,0 1-1 0 0,2 0 0 0 0,4-17 0 0 0,-7 32-2293 0 0,0 0 0 0 0,0 0 0 0 0,0-1 0 0 0,0 1 0 0 0,0 0 0 0 0,0 0 0 0 0,0 0 0 0 0,1-1 0 0 0,-1 1 0 0 0,0 0-1 0 0,0 0 1 0 0,0 0 0 0 0,0 0 0 0 0,0-1 0 0 0,0 1 0 0 0,1 0 0 0 0,-1 0 0 0 0,0 0 0 0 0,0 0 0 0 0,0 0 0 0 0,0 0 0 0 0,1 0 0 0 0,-1-1 0 0 0,0 1 0 0 0,0 0 0 0 0,0 0 0 0 0,1 0 0 0 0,-1 0 0 0 0,0 0 0 0 0,0 0 0 0 0,0 0 0 0 0,1 0 0 0 0,-1 0 0 0 0,0 0 0 0 0,0 0 0 0 0,0 0 0 0 0,1 0 0 0 0,-1 0-1 0 0,0 0 1 0 0,0 0 0 0 0,0 0 0 0 0,1 1 0 0 0,-1-1 0 0 0,0 0 0 0 0,0 0 0 0 0,12 10 506 0 0,5 15-231 0 0,-5-2-97 0 0,0 0 0 0 0,-2 1 0 0 0,12 40 0 0 0,12 80 354 0 0,-24-98-186 0 0,7 93 1 0 0,-17-124-268 0 0,0 0 0 0 0,0-1 0 0 0,-1 1 1 0 0,-1-1-1 0 0,-1 1 0 0 0,0-1 0 0 0,-1 0 0 0 0,0 0 0 0 0,-1 0 0 0 0,-12 23 0 0 0,13-31-42 0 0,0 0 1 0 0,0-1-1 0 0,0 0 0 0 0,-1 0 0 0 0,0 0 0 0 0,0-1 0 0 0,0 1 0 0 0,-1-1 0 0 0,1-1 0 0 0,-1 1 0 0 0,0-1 0 0 0,0 0 0 0 0,0 0 0 0 0,-12 3 0 0 0,8-3-434 0 0,-1 0 1 0 0,0-1-1 0 0,0 0 0 0 0,0-1 0 0 0,0 0 0 0 0,0-1 0 0 0,0 0 0 0 0,-15-3 0 0 0,25 3 288 0 0,-11-3-2936 0 0,4-5-3578 0 0,7 3 3454 0 0</inkml:trace>
-  <inkml:trace contextRef="#ctx0" brushRef="#br0" timeOffset="7415.97">7904 247 9373 0 0,'16'-16'8750'0'0,"-3"-1"-3460"0"0,-7 7-3375 0 0,0-1 1 0 0,-1 0-1 0 0,5-13 1 0 0,-4 14-1934 0 0,-1 11-1907 0 0,3 16-4495 0 0,-3-7 3016 0 0,2 2 97 0 0</inkml:trace>
+  <inkml:trace contextRef="#ctx0" brushRef="#br0" timeOffset="7415.96">7904 247 9373 0 0,'16'-16'8750'0'0,"-3"-1"-3460"0"0,-7 7-3375 0 0,0-1 1 0 0,-1 0-1 0 0,5-13 1 0 0,-4 14-1934 0 0,-1 11-1907 0 0,3 16-4495 0 0,-3-7 3016 0 0,2 2 97 0 0</inkml:trace>
   <inkml:trace contextRef="#ctx0" brushRef="#br0" timeOffset="7620.8">8005 743 9113 0 0,'-47'110'12943'0'0,"-13"-6"-8241"0"0,-78 91-3131 0 0,83-127-2413 0 0,11-15-2100 0 0,4 3-3301 0 0,25-32 3106 0 0</inkml:trace>
 </inkml:ink>
 </file>
@@ -6707,7 +6822,7 @@
   </inkml:definitions>
   <inkml:trace contextRef="#ctx0" brushRef="#br0">3648 185 9409 0 0,'-11'-33'9051'0'0,"0"1"-4211"0"0,-18-59 1357 0 0,23 68-4391 0 0,4 17-789 0 0,2 15-570 0 0,11 107-447 0 0,-9 233 0 0 0,-2-333-11749 0 0</inkml:trace>
   <inkml:trace contextRef="#ctx0" brushRef="#br0" timeOffset="280.36">3777 153 11649 0 0,'29'-52'11754'0'0,"15"-25"-4184"0"0,-42 78-7176 0 0,-1 9 210 0 0,-1 12 192 0 0,-73 418-796 0 0,70-428-1054 0 0,0 1-1 0 0,0-1 1 0 0,-2 0 0 0 0,-6 15 0 0 0,9-22 459 0 0,-1 0 1 0 0,0 0 0 0 0,0 0 0 0 0,-1-1 0 0 0,1 0 0 0 0,-1 1 0 0 0,0-1-1 0 0,0 0 1 0 0,-1-1 0 0 0,1 1 0 0 0,-10 5 0 0 0,3-4-2898 0 0</inkml:trace>
-  <inkml:trace contextRef="#ctx0" brushRef="#br0" timeOffset="653.36">3414 490 13953 0 0,'-2'-6'4669'0'0,"-4"-9"2913"0"0,-2-7-1405 0 0,8 21-5955 0 0,1 5-83 0 0,33 115-108 0 0,-26-99-32 0 0,0 1-1 0 0,1-2 1 0 0,22 36-1 0 0,-28-52 2 0 0,0 0 0 0 0,0 1 0 0 0,0-1 0 0 0,0-1 0 0 0,1 1 0 0 0,-1-1 0 0 0,1 1 0 0 0,0-1 0 0 0,0 0 0 0 0,-1 0 0 0 0,1 0 0 0 0,1-1 0 0 0,-1 0 0 0 0,0 1 0 0 0,0-2 0 0 0,0 1 0 0 0,1 0 0 0 0,-1-1 0 0 0,0 0 0 0 0,1 0 0 0 0,-1 0 0 0 0,0 0 0 0 0,6-2 0 0 0,10-1 0 0 0,-1-1 0 0 0,0-1 0 0 0,29-11 0 0 0,-38 13 0 0 0,21-9 0 0 0,0-2 0 0 0,-1 0 0 0 0,35-24 0 0 0,76-65 0 0 0,-132 95-618 0 0,-6 6-59 0 0,0-1 1 0 0,-1 1 0 0 0,1 0-1 0 0,0 0 1 0 0,0 0 0 0 0,0 0-1 0 0,0 0 1 0 0,0 1 0 0 0,1 0 0 0 0,-1-1-1 0 0,0 1 1 0 0,1 0 0 0 0,-1 1-1 0 0,6-2 1 0 0,5 1-3094 0 0</inkml:trace>
+  <inkml:trace contextRef="#ctx0" brushRef="#br0" timeOffset="653.35">3414 490 13953 0 0,'-2'-6'4669'0'0,"-4"-9"2913"0"0,-2-7-1405 0 0,8 21-5955 0 0,1 5-83 0 0,33 115-108 0 0,-26-99-32 0 0,0 1-1 0 0,1-2 1 0 0,22 36-1 0 0,-28-52 2 0 0,0 0 0 0 0,0 1 0 0 0,0-1 0 0 0,0-1 0 0 0,1 1 0 0 0,-1-1 0 0 0,1 1 0 0 0,0-1 0 0 0,0 0 0 0 0,-1 0 0 0 0,1 0 0 0 0,1-1 0 0 0,-1 0 0 0 0,0 1 0 0 0,0-2 0 0 0,0 1 0 0 0,1 0 0 0 0,-1-1 0 0 0,0 0 0 0 0,1 0 0 0 0,-1 0 0 0 0,0 0 0 0 0,6-2 0 0 0,10-1 0 0 0,-1-1 0 0 0,0-1 0 0 0,29-11 0 0 0,-38 13 0 0 0,21-9 0 0 0,0-2 0 0 0,-1 0 0 0 0,35-24 0 0 0,76-65 0 0 0,-132 95-618 0 0,-6 6-59 0 0,0-1 1 0 0,-1 1 0 0 0,1 0-1 0 0,0 0 1 0 0,0 0 0 0 0,0 0-1 0 0,0 0 1 0 0,0 1 0 0 0,1 0 0 0 0,-1-1-1 0 0,0 1 1 0 0,1 0 0 0 0,-1 1-1 0 0,6-2 1 0 0,5 1-3094 0 0</inkml:trace>
   <inkml:trace contextRef="#ctx0" brushRef="#br0" timeOffset="1868.88">2846 1189 848 0 0,'2'-24'4151'0'0,"0"1"1"0"0,-3-41-1 0 0,-4 16 1211 0 0,-16-70 0 0 0,17 102-4846 0 0,0 0 0 0 0,-2 0 1 0 0,0 1-1 0 0,-1 0 1 0 0,0 0-1 0 0,-1 1 1 0 0,0-1-1 0 0,-18-20 1 0 0,21 29-302 0 0,-1-1 1 0 0,1 1-1 0 0,-2 0 1 0 0,1 0-1 0 0,-1 1 0 0 0,0 0 1 0 0,0 0-1 0 0,0 1 1 0 0,0 0-1 0 0,-1 0 1 0 0,0 0-1 0 0,0 1 0 0 0,0 0 1 0 0,0 1-1 0 0,0 0 1 0 0,-1 0-1 0 0,1 1 1 0 0,-12-1-1 0 0,13 2-215 0 0,1 1 0 0 0,-1 0 0 0 0,1 1 0 0 0,-1-1 0 0 0,1 1 0 0 0,-1 0 0 0 0,1 1 0 0 0,0 0 0 0 0,0 0 0 0 0,0 0 0 0 0,1 0 0 0 0,-1 1 0 0 0,1 0 0 0 0,0 0 0 0 0,0 1 0 0 0,-8 8 0 0 0,0 2 0 0 0,1 1 0 0 0,0 0 0 0 0,1 1 0 0 0,-11 22 0 0 0,11-16 0 0 0,2 1 0 0 0,0 0 0 0 0,2 1 0 0 0,0 0 0 0 0,2 0 0 0 0,-4 41 0 0 0,6-36 0 0 0,1 0 0 0 0,2 0 0 0 0,0 0 0 0 0,2 0 0 0 0,2 0 0 0 0,0 0 0 0 0,2 0 0 0 0,1-1 0 0 0,2 0 0 0 0,23 54 0 0 0,-23-67 0 0 0,1 0 0 0 0,0-1 0 0 0,0 0 0 0 0,2 0 0 0 0,0-1 0 0 0,14 13 0 0 0,-16-18 0 0 0,0-1 0 0 0,0 0 0 0 0,1 0 0 0 0,0-1 0 0 0,0 0 0 0 0,1-1 0 0 0,0 0 0 0 0,0-1 0 0 0,16 4 0 0 0,-24-7-914 0 0,1-1 1 0 0,0-1-1 0 0,0 1 0 0 0,-1-1 1 0 0,1 0-1 0 0,0 0 0 0 0,0 0 1 0 0,0-1-1 0 0,-1 1 0 0 0,1-1 1 0 0,0 0-1 0 0,5-3 0 0 0,3-1-2665 0 0</inkml:trace>
   <inkml:trace contextRef="#ctx0" brushRef="#br0" timeOffset="2238.83">2864 1372 11117 0 0,'6'-11'4569'0'0,"12"-22"3265"0"0,-16 31-7420 0 0,-1 0 0 0 0,1-1 0 0 0,-1 1 0 0 0,1 0 0 0 0,0 0 0 0 0,0 0 0 0 0,0 0-1 0 0,0 1 1 0 0,1-1 0 0 0,1-1 0 0 0,-3 3-354 0 0,0 0 0 0 0,0 0 0 0 0,0 0 0 0 0,0 0 0 0 0,0 0 0 0 0,0 0 0 0 0,0 1 0 0 0,0-1 0 0 0,0 0 0 0 0,-1 0 0 0 0,1 1 0 0 0,0-1 0 0 0,0 1 0 0 0,0-1 0 0 0,-1 1 0 0 0,1-1 0 0 0,0 1 0 0 0,0-1 0 0 0,-1 1 0 0 0,1 0 0 0 0,0-1 0 0 0,-1 1 0 0 0,1 0 0 0 0,-1 0 0 0 0,1-1 0 0 0,-1 1 0 0 0,1 0 0 0 0,-1 0 0 0 0,0 0-1 0 0,1 1 1 0 0,11 26 639 0 0,-10-19-595 0 0,-1 0 0 0 0,0-1 0 0 0,0 1 0 0 0,-1 0 0 0 0,0 0 0 0 0,0 0-1 0 0,-1 0 1 0 0,0 0 0 0 0,-1 0 0 0 0,-2 8 0 0 0,2-10-28 0 0,-1 0 1 0 0,1 0-1 0 0,-1 0 0 0 0,0-1 1 0 0,0 1-1 0 0,-1-1 1 0 0,0 0-1 0 0,0 0 0 0 0,-1-1 1 0 0,1 1-1 0 0,-1-1 1 0 0,-10 8-1 0 0,14-12-76 0 0,0 0 0 0 0,0 0 0 0 0,-1 0 0 0 0,1 0 0 0 0,0 0 0 0 0,-1-1 0 0 0,1 1 0 0 0,0-1 0 0 0,-1 1 0 0 0,1-1 0 0 0,-1 0 0 0 0,1 1 0 0 0,-1-1 0 0 0,1 0 0 0 0,-1 0 0 0 0,1 0 0 0 0,-1 0 0 0 0,1 0 0 0 0,-1 0 0 0 0,1 0 0 0 0,-4-2 0 0 0,3 1 0 0 0,0 0 0 0 0,0 0 0 0 0,0-1 0 0 0,0 1 0 0 0,0-1 0 0 0,0 1 0 0 0,0-1 0 0 0,0 0 0 0 0,1 0 0 0 0,-1 1 0 0 0,1-1 0 0 0,-2-3 0 0 0,-2-3 0 0 0,1-1 0 0 0,0 0 0 0 0,0 0 0 0 0,1 0 0 0 0,-3-14 0 0 0,4 17-676 0 0,1 0 1 0 0,0 0-1 0 0,0 0 0 0 0,1-1 1 0 0,0 1-1 0 0,0 0 0 0 0,1-7 1 0 0,-1 10 330 0 0,1 1 0 0 0,0 0 0 0 0,-1-1 1 0 0,1 1-1 0 0,0 0 0 0 0,0 0 0 0 0,1 0 0 0 0,-1 0 1 0 0,0 0-1 0 0,1 0 0 0 0,-1 0 0 0 0,1 0 0 0 0,0 0 1 0 0,0 1-1 0 0,-1-1 0 0 0,1 1 0 0 0,0-1 1 0 0,0 1-1 0 0,0 0 0 0 0,5-2 0 0 0,1 0-3102 0 0</inkml:trace>
   <inkml:trace contextRef="#ctx0" brushRef="#br0" timeOffset="2691.28">2899 1330 8565 0 0,'18'-10'8021'0'0,"6"-4"-1182"0"0,0 5-3546 0 0,-22 9-3169 0 0,0 0 0 0 0,0 0 0 0 0,0 0 0 0 0,1 0 0 0 0,-1 0 0 0 0,0 0 0 0 0,0 1 0 0 0,0-1 0 0 0,0 1 0 0 0,0-1 0 0 0,-1 1-1 0 0,1 0 1 0 0,0 0 0 0 0,0 0 0 0 0,0 0 0 0 0,-1 0 0 0 0,1 0 0 0 0,0 0 0 0 0,-1 1 0 0 0,1-1 0 0 0,-1 0 0 0 0,1 1 0 0 0,-1 0 0 0 0,0-1 0 0 0,1 3 0 0 0,5 6 64 0 0,-1 0 1 0 0,0 1-1 0 0,-1 0 0 0 0,-1 0 1 0 0,1 0-1 0 0,-2 1 1 0 0,0-1-1 0 0,0 1 1 0 0,-1 0-1 0 0,0 0 0 0 0,-1 0 1 0 0,0 0-1 0 0,-1 0 1 0 0,-2 16-1 0 0,0-21-188 0 0,1-7 0 0 0,0-1 0 0 0,1 0 0 0 0,-1 1 0 0 0,1-1 0 0 0,-1 0 0 0 0,1 1 0 0 0,-1-1 0 0 0,1 0 0 0 0,0 0 0 0 0,-1 1 0 0 0,1-1 0 0 0,0 0 0 0 0,0 0 0 0 0,0 0 0 0 0,-1 0 0 0 0,1 1 0 0 0,0-1 0 0 0,0 0 0 0 0,0-1 0 0 0,2-8 0 0 0,-1 1 0 0 0,1 0 0 0 0,0 0 0 0 0,1 0 0 0 0,0 0 0 0 0,8-15 0 0 0,-10 20 0 0 0,1 1 0 0 0,0-1 0 0 0,0 1 0 0 0,0 0 0 0 0,1 0 0 0 0,-1 0 0 0 0,1 0 0 0 0,-1 0 0 0 0,1 0 0 0 0,0 1 0 0 0,0-1 0 0 0,0 1 0 0 0,0 0 0 0 0,1 0 0 0 0,-1 0 0 0 0,1 0 0 0 0,-1 1 0 0 0,1-1 0 0 0,4 0 0 0 0,-6 1 0 0 0,1 1 0 0 0,-1 0 0 0 0,0 0 0 0 0,0-1 0 0 0,0 2 0 0 0,0-1 0 0 0,0 0 0 0 0,1 0 0 0 0,-1 1 0 0 0,0-1 0 0 0,0 1 0 0 0,0-1 0 0 0,0 1 0 0 0,0 0 0 0 0,0 0 0 0 0,0 0 0 0 0,0 0 0 0 0,-1 0 0 0 0,1 0 0 0 0,0 1 0 0 0,0-1 0 0 0,-1 1 0 0 0,1-1 0 0 0,-1 1 0 0 0,0-1 0 0 0,1 1 0 0 0,-1 0 0 0 0,0 0 0 0 0,0 0 0 0 0,0 0 0 0 0,0 0 0 0 0,0 0 0 0 0,-1 0 0 0 0,1 0 0 0 0,0 0 0 0 0,0 3 0 0 0,0 2 0 0 0,0 0 0 0 0,-1 0 0 0 0,1 1 0 0 0,-1-1 0 0 0,-1 0 0 0 0,1 0 0 0 0,-1 0 0 0 0,-1 0 0 0 0,-3 12 0 0 0,-5 5-2796 0 0,7-19 1436 0 0,0 0-1 0 0,1 0 0 0 0,0 0 1 0 0,0 1-1 0 0,0 0 0 0 0,-1 9 1 0 0</inkml:trace>
@@ -6790,7 +6905,7 @@
   <inkml:trace contextRef="#ctx0" brushRef="#br0">44 489 60 0 0,'-26'5'15502'0'0,"9"-4"-2908"0"0,22-3-8351 0 0,-2 1-3875 0 0,15-7-368 0 0,-1-1 0 0 0,0-1 0 0 0,0 0 0 0 0,-1-1 0 0 0,0 0 0 0 0,-1-2 0 0 0,21-21 0 0 0,-29 28 0 0 0,-1-1 0 0 0,-1 0 0 0 0,1 0 0 0 0,-1 0 0 0 0,-1 0 0 0 0,1-1 0 0 0,-1 0 0 0 0,-1 0 0 0 0,1 0 0 0 0,-1 0 0 0 0,-1-1 0 0 0,1 1 0 0 0,-2-1 0 0 0,1 1 0 0 0,-1-1 0 0 0,0 0 0 0 0,-1 0 0 0 0,-1-15 0 0 0,0 19 0 0 0,0 0 0 0 0,0 1 0 0 0,0-1 0 0 0,-1 1 0 0 0,1 0 0 0 0,-1-1 0 0 0,-1 1 0 0 0,1 0 0 0 0,0 0 0 0 0,-1 0 0 0 0,0 0 0 0 0,0 1 0 0 0,0-1 0 0 0,-5-3 0 0 0,6 5 0 0 0,0 1 0 0 0,1 0 0 0 0,-1-1 0 0 0,0 1 0 0 0,0 0 0 0 0,-1 0 0 0 0,1 1 0 0 0,0-1 0 0 0,0 0 0 0 0,0 1 0 0 0,-1-1 0 0 0,1 1 0 0 0,0 0 0 0 0,0 0 0 0 0,-1 0 0 0 0,1 0 0 0 0,0 0 0 0 0,-1 0 0 0 0,1 1 0 0 0,0-1 0 0 0,0 1 0 0 0,0-1 0 0 0,-1 1 0 0 0,1 0 0 0 0,0 0 0 0 0,0 0 0 0 0,0 0 0 0 0,0 0 0 0 0,0 1 0 0 0,1-1 0 0 0,-3 2 0 0 0,-3 3 0 0 0,0 0 0 0 0,1 0 0 0 0,0 0 0 0 0,0 1 0 0 0,1 0 0 0 0,0 0 0 0 0,0 0 0 0 0,0 1 0 0 0,1-1 0 0 0,0 1 0 0 0,1 0 0 0 0,0 1 0 0 0,0-1 0 0 0,0 1 0 0 0,1-1 0 0 0,1 1 0 0 0,-1-1 0 0 0,1 16 0 0 0,1-13 0 0 0,0 0 0 0 0,1 0 0 0 0,1 0 0 0 0,0-1 0 0 0,0 1 0 0 0,1 0 0 0 0,1-1 0 0 0,0 0 0 0 0,0 0 0 0 0,1 0 0 0 0,0 0 0 0 0,0-1 0 0 0,1 0 0 0 0,13 16 0 0 0,33 23 0 0 0,-36-33 0 0 0,0-1 0 0 0,15 19 0 0 0,-27-28 0 0 0,-1-1 0 0 0,1 1 0 0 0,-1 0 0 0 0,0 1 0 0 0,0-1 0 0 0,-1 0 0 0 0,0 1 0 0 0,0 0 0 0 0,0-1 0 0 0,0 1 0 0 0,-1 0 0 0 0,1 6 0 0 0,-2-10 0 0 0,0 0 0 0 0,0 0 0 0 0,0 0 0 0 0,0 0 0 0 0,-1 0 0 0 0,1 0 0 0 0,0-1 0 0 0,-1 1 0 0 0,0 0 0 0 0,1 0 0 0 0,-1 0 0 0 0,0-1 0 0 0,0 1 0 0 0,0 0 0 0 0,0-1 0 0 0,0 1 0 0 0,0 0 0 0 0,-3 1 0 0 0,1 0 0 0 0,0 0 0 0 0,0-1 0 0 0,-1 0 0 0 0,1 1 0 0 0,-1-1 0 0 0,0-1 0 0 0,0 1 0 0 0,-5 1 0 0 0,-3 1 0 0 0,0-1 0 0 0,0-1 0 0 0,0 0 0 0 0,-24 0 0 0 0,28-3 0 0 0,0 1 0 0 0,-1-1 0 0 0,1 0 0 0 0,1-1 0 0 0,-16-5 0 0 0,21 6-118 0 0,14 1-9779 0 0,-11 0 8698 0 0,9 1-2492 0 0</inkml:trace>
   <inkml:trace contextRef="#ctx0" brushRef="#br0" timeOffset="518.24">398 754 476 0 0,'5'-6'2558'0'0,"0"-1"0"0"0,0 1 0 0 0,0-1 0 0 0,-1 0 0 0 0,0 0-1 0 0,0-1 1 0 0,-1 1 0 0 0,0-1 0 0 0,3-13 0 0 0,-3 19-1180 0 0,-1 10 893 0 0,1 15 792 0 0,-3-14-3063 0 0,0 4 0 0 0,0-1 0 0 0,1 1 0 0 0,0-1 0 0 0,0 0 0 0 0,7 22 0 0 0,-7-31 0 0 0,0-1 0 0 0,0 0 0 0 0,0 1 0 0 0,0-1 0 0 0,0 0 0 0 0,1 0 0 0 0,-1 0 0 0 0,1 1 0 0 0,0-2 0 0 0,-1 1 0 0 0,1 0 0 0 0,0 0 0 0 0,0 0 0 0 0,0-1 0 0 0,0 1 0 0 0,1-1 0 0 0,-1 0 0 0 0,0 0 0 0 0,1 0 0 0 0,-1 0 0 0 0,0 0 0 0 0,1 0 0 0 0,-1 0 0 0 0,1-1 0 0 0,0 0 0 0 0,-1 1 0 0 0,1-1 0 0 0,-1 0 0 0 0,1 0 0 0 0,-1 0 0 0 0,1 0 0 0 0,0-1 0 0 0,-1 1 0 0 0,4-2 0 0 0,0 1 0 0 0,-1-1 0 0 0,0 0 0 0 0,0 0 0 0 0,0 0 0 0 0,0 0 0 0 0,0-1 0 0 0,0 0 0 0 0,-1 0 0 0 0,0 0 0 0 0,1-1 0 0 0,6-6 0 0 0,2-5 0 0 0,22-31 0 0 0,-16 20 0 0 0,-14 21 0 0 0,-2 5 0 0 0,0 7 0 0 0,-1 9 0 0 0,-18 103-333 0 0,5-53-1150 0 0,12-63-4802 0 0,1 1 4723 0 0,1-2-3236 0 0</inkml:trace>
   <inkml:trace contextRef="#ctx0" brushRef="#br0" timeOffset="822.56">1284 610 9997 0 0,'-13'-10'10706'0'0,"7"6"-8987"0"0,1 0 0 0 0,1 0 0 0 0,-1 0 0 0 0,0 0 0 0 0,1-1 0 0 0,-6-8 0 0 0,8 9-1688 0 0,2 1-31 0 0,0 2 0 0 0,0 1 0 0 0,0-1 0 0 0,1 1 0 0 0,-1-1 0 0 0,0 1 0 0 0,0 0 0 0 0,0-1 0 0 0,1 1 0 0 0,-1 0 0 0 0,0-1 0 0 0,1 1 0 0 0,-1 0 0 0 0,0-1 0 0 0,1 1 0 0 0,-1 0 0 0 0,0 0 0 0 0,1-1 0 0 0,-1 1 0 0 0,1 0 0 0 0,-1 0 0 0 0,0 0 0 0 0,1-1 0 0 0,-1 1 0 0 0,1 0 0 0 0,2-1 0 0 0,-3 1 0 0 0,15-5-1600 0 0,0 1 1 0 0,22-4-1 0 0,-33 7 1082 0 0,1 0 0 0 0,0 1 0 0 0,-1-1-1 0 0,1 1 1 0 0,0 0 0 0 0,-1 1 0 0 0,1-1 0 0 0,0 1 0 0 0,-1 0-1 0 0,1 0 1 0 0,-1 1 0 0 0,7 2 0 0 0,-5-1-3120 0 0</inkml:trace>
-  <inkml:trace contextRef="#ctx0" brushRef="#br0" timeOffset="1027.19">1226 700 14109 0 0,'-25'16'18090'0'0,"25"-16"-18074"0"0,0 1 0 0 0,0-1 1 0 0,1 0-1 0 0,-1 0 0 0 0,0 1 1 0 0,0-1-1 0 0,0 0 0 0 0,0 0 0 0 0,0 0 1 0 0,1 1-1 0 0,-1-1 0 0 0,0 0 0 0 0,0 0 1 0 0,0 0-1 0 0,1 0 0 0 0,-1 0 0 0 0,0 1 1 0 0,0-1-1 0 0,0 0 0 0 0,1 0 1 0 0,-1 0-1 0 0,0 0 0 0 0,0 0 0 0 0,1 0 1 0 0,-1 0-1 0 0,0 0 0 0 0,0 0 0 0 0,1 0 1 0 0,-1 0-1 0 0,0 0 0 0 0,0 0 0 0 0,1 0 1 0 0,-1 0-1 0 0,0 0 0 0 0,0 0 0 0 0,1 0 1 0 0,-1 0-1 0 0,12 1-66 0 0,163-13-11630 0 0,-142 9 8067 0 0</inkml:trace>
+  <inkml:trace contextRef="#ctx0" brushRef="#br0" timeOffset="1027.18">1226 700 14109 0 0,'-25'16'18090'0'0,"25"-16"-18074"0"0,0 1 0 0 0,0-1 1 0 0,1 0-1 0 0,-1 0 0 0 0,0 1 1 0 0,0-1-1 0 0,0 0 0 0 0,0 0 0 0 0,0 0 1 0 0,1 1-1 0 0,-1-1 0 0 0,0 0 0 0 0,0 0 1 0 0,0 0-1 0 0,1 0 0 0 0,-1 0 0 0 0,0 1 1 0 0,0-1-1 0 0,0 0 0 0 0,1 0 1 0 0,-1 0-1 0 0,0 0 0 0 0,0 0 0 0 0,1 0 1 0 0,-1 0-1 0 0,0 0 0 0 0,0 0 0 0 0,1 0 1 0 0,-1 0-1 0 0,0 0 0 0 0,0 0 0 0 0,1 0 1 0 0,-1 0-1 0 0,0 0 0 0 0,0 0 0 0 0,1 0 1 0 0,-1 0-1 0 0,12 1-66 0 0,163-13-11630 0 0,-142 9 8067 0 0</inkml:trace>
   <inkml:trace contextRef="#ctx0" brushRef="#br0" timeOffset="1400.42">2091 257 9885 0 0,'-27'-24'10407'0'0,"16"14"-7309"0"0,0 0-1 0 0,0-1 0 0 0,-13-17 1 0 0,22 28-3013 0 0,-1 10-85 0 0,4-1-578 0 0,0 0-1 0 0,0 0 1 0 0,1 0 0 0 0,0-1 0 0 0,1 1-1 0 0,0-1 1 0 0,0 1 0 0 0,1-1 0 0 0,0 0-1 0 0,0 0 1 0 0,1-1 0 0 0,7 10 0 0 0,-4-8-3633 0 0,0-3 606 0 0</inkml:trace>
   <inkml:trace contextRef="#ctx0" brushRef="#br0" timeOffset="1603.43">2171 252 13445 0 0,'16'-39'11223'0'0,"4"-7"-3124"0"0,-17 39-8099 0 0,-3 8 0 0 0,0-1 0 0 0,1 0 0 0 0,-1 0 0 0 0,0 1 0 0 0,0-1 0 0 0,1 0 0 0 0,-1 1 0 0 0,0-1 0 0 0,0 0 0 0 0,1 1 0 0 0,-1-1 0 0 0,0 1 0 0 0,0-1 0 0 0,0 0 0 0 0,0 1 0 0 0,1-1 0 0 0,-1 1 0 0 0,0-1 0 0 0,0 0 0 0 0,0 1 0 0 0,0-1 0 0 0,0 1 0 0 0,0-1 0 0 0,0 0 0 0 0,0 1 0 0 0,0-1 0 0 0,0 1 0 0 0,-1 0 0 0 0,3 16 0 0 0,2 40-10752 0 0,-1-43 6979 0 0</inkml:trace>
   <inkml:trace contextRef="#ctx0" brushRef="#br0" timeOffset="2446.66">2732 294 7833 0 0,'-10'-46'9903'0'0,"-2"-23"-2904"0"0,-2-17 638 0 0,14 91-7580 0 0,0 0 0 0 0,0 0 0 0 0,0 0 0 0 0,-1 0 0 0 0,0 0 1 0 0,-1 6-1 0 0,-2 11-62 0 0,-5 201-2430 0 0,-1-9-2181 0 0,10-209 328 0 0</inkml:trace>
@@ -6839,7 +6954,7 @@
   <inkml:trace contextRef="#ctx0" brushRef="#br0">618 248 7401 0 0,'3'-6'1238'0'0,"0"0"1"0"0,0 1-1 0 0,-1-1 0 0 0,0-1 1 0 0,0 1-1 0 0,-1 0 1 0 0,0 0-1 0 0,0-1 1 0 0,0 1-1 0 0,-1-9 0 0 0,0 8-618 0 0,-1 1-1 0 0,0 0 0 0 0,0 0 0 0 0,0-1 0 0 0,-1 1 0 0 0,0 0 1 0 0,0 0-1 0 0,-1 1 0 0 0,-4-9 0 0 0,2 6-346 0 0,0 1-1 0 0,0 1 1 0 0,0-1 0 0 0,-1 1 0 0 0,0 0-1 0 0,0 0 1 0 0,-1 1 0 0 0,-12-8 0 0 0,11 7 0 0 0,-1 2 1 0 0,1-1-1 0 0,-1 1 1 0 0,-14-4-1 0 0,9 5-205 0 0,0 0 0 0 0,-1 1-1 0 0,1 0 1 0 0,-1 1-1 0 0,1 0 1 0 0,-1 2-1 0 0,1 0 1 0 0,-1 0-1 0 0,1 1 1 0 0,-1 1 0 0 0,1 0-1 0 0,0 1 1 0 0,-25 11-1 0 0,23-8-1 0 0,1 1-1 0 0,0 1 0 0 0,0 0 1 0 0,1 0-1 0 0,0 2 0 0 0,1 0 0 0 0,0 0 1 0 0,0 1-1 0 0,1 1 0 0 0,1 0 1 0 0,-13 20-1 0 0,21-29-65 0 0,0 1 0 0 0,0 0 0 0 0,1-1 0 0 0,-1 1 0 0 0,1 0 0 0 0,1 1 0 0 0,-1-1 0 0 0,1 0 0 0 0,0 0 0 0 0,0 1 0 0 0,0-1 0 0 0,1 0 0 0 0,-1 1 0 0 0,2-1 0 0 0,-1 1 0 0 0,0-1 0 0 0,1 0 0 0 0,0 1 0 0 0,0-1 0 0 0,1 0 0 0 0,0 0 0 0 0,-1 1 0 0 0,4 4 0 0 0,1 0 0 0 0,1 0 0 0 0,0 0 0 0 0,0 0 0 0 0,1-1 0 0 0,0 0 0 0 0,1-1 0 0 0,-1 0 0 0 0,2 0 0 0 0,13 9 0 0 0,5-1 0 0 0,1 0 0 0 0,1-2 0 0 0,0-1 0 0 0,45 13 0 0 0,-46-17 0 0 0,1 2 0 0 0,-1 0 0 0 0,-1 2 0 0 0,0 1 0 0 0,28 20 0 0 0,-52-32 0 0 0,-2 0 0 0 0,1 1 0 0 0,0-1 0 0 0,0 1 0 0 0,-1-1 0 0 0,1 1 0 0 0,-1 0 0 0 0,0 0 0 0 0,0 0 0 0 0,0 0 0 0 0,0 1 0 0 0,0-1 0 0 0,-1 0 0 0 0,0 1 0 0 0,0-1 0 0 0,0 1 0 0 0,0-1 0 0 0,0 1 0 0 0,0 6 0 0 0,-1-4 0 0 0,-1-1 0 0 0,1 1 0 0 0,-1-1 0 0 0,-1 1 0 0 0,1-1 0 0 0,-1 0 0 0 0,0 0 0 0 0,0 0 0 0 0,0 0 0 0 0,-1 0 0 0 0,0 0 0 0 0,-6 7 0 0 0,1-1 0 0 0,-2-1 0 0 0,0 1 0 0 0,0-2 0 0 0,-1 0 0 0 0,0 0 0 0 0,0-1 0 0 0,-1 0 0 0 0,0-1 0 0 0,0 0 0 0 0,-1-1 0 0 0,0 0 0 0 0,0-1 0 0 0,-1-1 0 0 0,-14 3 0 0 0,0-1 0 0 0,0-1 0 0 0,-1-2 0 0 0,1-1 0 0 0,-1-1 0 0 0,1-1 0 0 0,-29-4 0 0 0,39 2 0 0 0,1 0 0 0 0,-1-1 0 0 0,1-1 0 0 0,0 0 0 0 0,0-1 0 0 0,-24-12 0 0 0,38 16 0 0 0,2 1 0 0 0,0-1 0 0 0,0 1 0 0 0,0-1 0 0 0,0 0 0 0 0,0 1 0 0 0,0-1 0 0 0,1 1 0 0 0,-1-1 0 0 0,0 0 0 0 0,0 0 0 0 0,1 1 0 0 0,-1-1 0 0 0,0 0 0 0 0,1 0 0 0 0,-1 0 0 0 0,1 0 0 0 0,-1 0 0 0 0,1 0 0 0 0,-1-1 0 0 0,-1-10 0 0 0,2 9-286 0 0,1 1-1 0 0,-1 0 1 0 0,1 0 0 0 0,0 0 0 0 0,-1 0-1 0 0,1-1 1 0 0,0 1 0 0 0,0 0-1 0 0,1 1 1 0 0,-1-1 0 0 0,0 0 0 0 0,1 0-1 0 0,-1 0 1 0 0,3-2 0 0 0,28-20-6030 0 0,-8 8 2521 0 0</inkml:trace>
   <inkml:trace contextRef="#ctx0" brushRef="#br0" timeOffset="419.85">858 261 9025 0 0,'2'-19'5339'0'0,"0"-33"1"0"0,-4 23-2711 0 0,-1 0 1 0 0,-1 1 0 0 0,-14-48 0 0 0,18 76-2621 0 0,0 0 1 0 0,0-1-1 0 0,0 1 1 0 0,0 0-1 0 0,1 0 1 0 0,-1 0-1 0 0,0-1 1 0 0,0 1-1 0 0,0 0 1 0 0,0 0-1 0 0,0 0 0 0 0,0-1 1 0 0,0 1-1 0 0,-1 0 1 0 0,1 0-1 0 0,0 0 1 0 0,0-1-1 0 0,0 1 1 0 0,0 0-1 0 0,0 0 1 0 0,0 0-1 0 0,0 0 1 0 0,0-1-1 0 0,0 1 1 0 0,-1 0-1 0 0,1 0 1 0 0,0 0-1 0 0,0 0 1 0 0,0-1-1 0 0,0 1 1 0 0,0 0-1 0 0,-1 0 0 0 0,1 0 1 0 0,0 0-1 0 0,0 0 1 0 0,0 0-1 0 0,-1 0 1 0 0,1 0-1 0 0,0 0 1 0 0,0-1-1 0 0,0 1 1 0 0,-1 0-1 0 0,1 0 1 0 0,0 0-1 0 0,0 0 1 0 0,0 0-1 0 0,-1 0 1 0 0,1 0-1 0 0,0 0 1 0 0,0 1-1 0 0,-6 12 784 0 0,0 27 448 0 0,5-37-1214 0 0,-8 82-27 0 0,2 97 0 0 0,14 85 0 0 0,-5-224 0 0 0,-3-14-4887 0 0,1-28 4509 0 0,0 0 0 0 0,0 1-1 0 0,0-1 1 0 0,0 0 0 0 0,-1 1 0 0 0,1-1-1 0 0,-1 0 1 0 0,1 1 0 0 0,-1-1-1 0 0,1 0 1 0 0,-1 0 0 0 0,0 1 0 0 0,0-1-1 0 0,0 0 1 0 0,1 0 0 0 0,-1 0 0 0 0,-2 2-1 0 0</inkml:trace>
   <inkml:trace contextRef="#ctx0" brushRef="#br0" timeOffset="702.79">609 483 10249 0 0,'-21'-23'11985'0'0,"-7"-14"-2015"0"0,26 34-9482 0 0,0 0-413 0 0,1-1-75 0 0,1 3 0 0 0,0 0 0 0 0,1-1 0 0 0,-1 1 0 0 0,1 0 0 0 0,-1 0 0 0 0,1 0 0 0 0,0-1 0 0 0,-1 1 0 0 0,1 0 0 0 0,0 0 0 0 0,0 0 0 0 0,0 0 0 0 0,0 1 0 0 0,0-1 0 0 0,0 0 0 0 0,0 0 0 0 0,0 0 0 0 0,0 1 0 0 0,0-1 0 0 0,1 1 0 0 0,-1-1 0 0 0,0 1 0 0 0,2-1 0 0 0,-1 0 0 0 0,29-16-5 0 0,0 3 0 0 0,0 0 0 0 0,2 2 0 0 0,-1 1 0 0 0,56-10 0 0 0,-53 18-1899 0 0,-1 4-7054 0 0,-18 0 5209 0 0</inkml:trace>
-  <inkml:trace contextRef="#ctx0" brushRef="#br0" timeOffset="1104.18">1023 323 11545 0 0,'13'-1'10189'0'0,"-2"0"-4624"0"0,2 4-3087 0 0,-10-1-2459 0 0,-1-1 0 0 0,0 1 0 0 0,0 0 0 0 0,0 0-1 0 0,0-1 1 0 0,0 1 0 0 0,0 1 0 0 0,0-1 0 0 0,-1 0 0 0 0,1 0 0 0 0,2 5-1 0 0,4 8 206 0 0,1-1 1 0 0,-2 2-1 0 0,0-1 0 0 0,-1 1 0 0 0,-1 0 0 0 0,0 0 0 0 0,-1 1 0 0 0,-1-1 0 0 0,0 1 0 0 0,0 33 0 0 0,-3-49-152 0 0,0 0-63 0 0,0-1-1 0 0,0 1 0 0 0,0-1 0 0 0,0 1 0 0 0,0 0 0 0 0,0-1 0 0 0,0 1 0 0 0,0-1 0 0 0,0 1 0 0 0,0-1 0 0 0,0 1 1 0 0,0-1-1 0 0,-1 1 0 0 0,1-1 0 0 0,0 1 0 0 0,0-1 0 0 0,-1 0 0 0 0,1 1 0 0 0,0-1 0 0 0,-1 1 0 0 0,1-1 0 0 0,0 0 1 0 0,-1 1-1 0 0,1-1 0 0 0,-1 0 0 0 0,1 1 0 0 0,-1-1 0 0 0,0 1-8 0 0,1-1 0 0 0,0 0 0 0 0,-1 0 0 0 0,1 0 0 0 0,0 0 0 0 0,-1 0 0 0 0,1 0 0 0 0,-1 0 0 0 0,1 0 0 0 0,0 0 0 0 0,-1 0 0 0 0,1 0 0 0 0,0 0 0 0 0,-1-1 0 0 0,1 1 0 0 0,0 0 0 0 0,-1 0 0 0 0,1 0 0 0 0,0 0 0 0 0,-1 0 0 0 0,1-1 0 0 0,0 1 0 0 0,-1 0 0 0 0,1 0 0 0 0,0-1 0 0 0,-1 1 0 0 0,1 0 0 0 0,0 0 0 0 0,0-1 0 0 0,0 1 0 0 0,-1 0 0 0 0,1-1 0 0 0,0 1 0 0 0,0 0 0 0 0,0-1 0 0 0,0 1 0 0 0,0 0 0 0 0,-1-1 0 0 0,1 0 0 0 0,-2-11 0 0 0,2 11 0 0 0,0-16 0 0 0,1 0 0 0 0,0 0 0 0 0,1 0 0 0 0,1 0 0 0 0,1 0 0 0 0,1 0 0 0 0,0 1 0 0 0,1 0 0 0 0,1 0 0 0 0,0 0 0 0 0,1 1 0 0 0,13-20 0 0 0,-19 33-670 0 0,0-1 0 0 0,0 0-1 0 0,0 1 1 0 0,0-1 0 0 0,0 1 0 0 0,0-1-1 0 0,1 1 1 0 0,-1 0 0 0 0,1 0 0 0 0,0 0-1 0 0,0 0 1 0 0,-1 1 0 0 0,1-1 0 0 0,0 1 0 0 0,5-2-1 0 0,-1 2-3106 0 0</inkml:trace>
+  <inkml:trace contextRef="#ctx0" brushRef="#br0" timeOffset="1104.17">1023 323 11545 0 0,'13'-1'10189'0'0,"-2"0"-4624"0"0,2 4-3087 0 0,-10-1-2459 0 0,-1-1 0 0 0,0 1 0 0 0,0 0 0 0 0,0 0-1 0 0,0-1 1 0 0,0 1 0 0 0,0 1 0 0 0,0-1 0 0 0,-1 0 0 0 0,1 0 0 0 0,2 5-1 0 0,4 8 206 0 0,1-1 1 0 0,-2 2-1 0 0,0-1 0 0 0,-1 1 0 0 0,-1 0 0 0 0,0 0 0 0 0,-1 1 0 0 0,-1-1 0 0 0,0 1 0 0 0,0 33 0 0 0,-3-49-152 0 0,0 0-63 0 0,0-1-1 0 0,0 1 0 0 0,0-1 0 0 0,0 1 0 0 0,0 0 0 0 0,0-1 0 0 0,0 1 0 0 0,0-1 0 0 0,0 1 0 0 0,0-1 0 0 0,0 1 1 0 0,0-1-1 0 0,-1 1 0 0 0,1-1 0 0 0,0 1 0 0 0,0-1 0 0 0,-1 0 0 0 0,1 1 0 0 0,0-1 0 0 0,-1 1 0 0 0,1-1 0 0 0,0 0 1 0 0,-1 1-1 0 0,1-1 0 0 0,-1 0 0 0 0,1 1 0 0 0,-1-1 0 0 0,0 1-8 0 0,1-1 0 0 0,0 0 0 0 0,-1 0 0 0 0,1 0 0 0 0,0 0 0 0 0,-1 0 0 0 0,1 0 0 0 0,-1 0 0 0 0,1 0 0 0 0,0 0 0 0 0,-1 0 0 0 0,1 0 0 0 0,0 0 0 0 0,-1-1 0 0 0,1 1 0 0 0,0 0 0 0 0,-1 0 0 0 0,1 0 0 0 0,0 0 0 0 0,-1 0 0 0 0,1-1 0 0 0,0 1 0 0 0,-1 0 0 0 0,1 0 0 0 0,0-1 0 0 0,-1 1 0 0 0,1 0 0 0 0,0 0 0 0 0,0-1 0 0 0,0 1 0 0 0,-1 0 0 0 0,1-1 0 0 0,0 1 0 0 0,0 0 0 0 0,0-1 0 0 0,0 1 0 0 0,0 0 0 0 0,-1-1 0 0 0,1 0 0 0 0,-2-11 0 0 0,2 11 0 0 0,0-16 0 0 0,1 0 0 0 0,0 0 0 0 0,1 0 0 0 0,1 0 0 0 0,1 0 0 0 0,1 0 0 0 0,0 1 0 0 0,1 0 0 0 0,1 0 0 0 0,0 0 0 0 0,1 1 0 0 0,13-20 0 0 0,-19 33-670 0 0,0-1 0 0 0,0 0-1 0 0,0 1 1 0 0,0-1 0 0 0,0 1 0 0 0,0-1-1 0 0,1 1 1 0 0,-1 0 0 0 0,1 0 0 0 0,0 0-1 0 0,0 0 1 0 0,-1 1 0 0 0,1-1 0 0 0,0 1 0 0 0,5-2-1 0 0,-1 2-3106 0 0</inkml:trace>
   <inkml:trace contextRef="#ctx0" brushRef="#br0" timeOffset="1369.78">1446 301 664 0 0,'20'-1'6292'0'0,"-19"0"-5081"0"0,1 1 0 0 0,0 0 0 0 0,0-1-1 0 0,0 1 1 0 0,0 0 0 0 0,-1 0 0 0 0,1 1 0 0 0,0-1 0 0 0,0 0 0 0 0,0 1 0 0 0,0-1 0 0 0,2 2 0 0 0,-2-1-945 0 0,0 0-1 0 0,-1 0 0 0 0,1 1 1 0 0,-1-1-1 0 0,0 0 0 0 0,1 1 1 0 0,-1-1-1 0 0,0 1 0 0 0,0 0 1 0 0,1 1-1 0 0,4 9 329 0 0,-1 0 0 0 0,-1 1 0 0 0,0-1 0 0 0,0 1 0 0 0,-2 0 0 0 0,1-1 0 0 0,-2 1 0 0 0,1 1 1 0 0,-2-1-1 0 0,0 0 0 0 0,-3 26 0 0 0,2-35-959 0 0,-6 28-31 0 0,-3-15-8226 0 0</inkml:trace>
   <inkml:trace contextRef="#ctx0" brushRef="#br0" timeOffset="1586.12">1493 166 12621 0 0,'5'-67'11964'0'0,"-3"28"-5396"0"0,1 13-4954 0 0,-2 22-1614 0 0,0 0-129 0 0,-1 4-485 0 0,2 2-1195 0 0,17 31-8381 0 0,-13-21 6759 0 0</inkml:trace>
   <inkml:trace contextRef="#ctx0" brushRef="#br0" timeOffset="2629.93">1660 260 244 0 0,'12'9'2352'0'0,"0"0"1172"0"0,1 1-1 0 0,-1 1 1 0 0,17 20-1 0 0,-25-27-2951 0 0,-1 1-1 0 0,0 0 1 0 0,0 0 0 0 0,-1 0-1 0 0,1 1 1 0 0,-1-1 0 0 0,0 0 0 0 0,0 1-1 0 0,-1 0 1 0 0,0-1 0 0 0,0 1-1 0 0,0 0 1 0 0,0 10 0 0 0,-1-5-42 0 0,0 0 0 0 0,-1 0 0 0 0,0-1 0 0 0,0 1 0 0 0,-1 0 0 0 0,-1-1 0 0 0,0 1-1 0 0,0-1 1 0 0,-1 0 0 0 0,-5 11 0 0 0,9-21-475 0 0,0 0-1 0 0,0 0 0 0 0,0 0 0 0 0,0 1 0 0 0,0-1 0 0 0,0 0 1 0 0,-1 0-1 0 0,1 0 0 0 0,0 0 0 0 0,0 1 0 0 0,0-1 0 0 0,0 0 1 0 0,0 0-1 0 0,0 0 0 0 0,-1 0 0 0 0,1 0 0 0 0,0 0 0 0 0,0 0 1 0 0,0 0-1 0 0,0 1 0 0 0,-1-1 0 0 0,1 0 0 0 0,0 0 1 0 0,0 0-1 0 0,0 0 0 0 0,0 0 0 0 0,-1 0 0 0 0,1 0 0 0 0,0 0 1 0 0,0 0-1 0 0,0 0 0 0 0,0 0 0 0 0,-1 0 0 0 0,1 0 0 0 0,0 0 1 0 0,0 0-1 0 0,0 0 0 0 0,-1 0 0 0 0,1 0 0 0 0,0-1 0 0 0,-1 1-53 0 0,1-1 0 0 0,-1 0 0 0 0,1 0 0 0 0,0 0-1 0 0,-1 0 1 0 0,1 0 0 0 0,0 0 0 0 0,0 0 0 0 0,-1 0 0 0 0,1 1-1 0 0,0-1 1 0 0,0 0 0 0 0,0 0 0 0 0,0 0 0 0 0,0 0 0 0 0,0 0-1 0 0,0 0 1 0 0,1 0 0 0 0,-1 0 0 0 0,0 0 0 0 0,0 0 0 0 0,1 0-1 0 0,-1 0 1 0 0,1 1 0 0 0,-1-1 0 0 0,1 0 0 0 0,-1 0-1 0 0,1 0 1 0 0,0 0 0 0 0,2-3-3 0 0,0-1 2 0 0,1-1 0 0 0,-1 1 0 0 0,1 0 0 0 0,1 0 0 0 0,-1 0 0 0 0,1 1 0 0 0,0-1 0 0 0,0 1 0 0 0,0 0 0 0 0,0 0 0 0 0,1 1 0 0 0,-1 0 0 0 0,1 0 0 0 0,7-3 0 0 0,-10 5 0 0 0,0 0 0 0 0,0 0 0 0 0,-1 1 0 0 0,1-1 0 0 0,0 1 0 0 0,0-1 0 0 0,0 1 0 0 0,0 0 0 0 0,0 0 0 0 0,0 0 0 0 0,0 1 0 0 0,0-1 0 0 0,0 1 0 0 0,-1-1 0 0 0,1 1 0 0 0,0 0 0 0 0,0 0 0 0 0,0 0 0 0 0,-1 1 0 0 0,1-1 0 0 0,-1 0 0 0 0,1 1 0 0 0,-1 0 0 0 0,0 0 0 0 0,1 0 0 0 0,-1 0 0 0 0,0 0 0 0 0,0 0 0 0 0,0 0 0 0 0,-1 1 0 0 0,1-1 0 0 0,2 5 0 0 0,0 1-261 0 0,-1 0-1 0 0,0 1 1 0 0,0-1 0 0 0,2 11 0 0 0,-4-12-100 0 0,1 1 0 0 0,0-1 1 0 0,1 0-1 0 0,0 1 0 0 0,7 12 1 0 0,-8-18 67 0 0,0 0 0 0 0,0 0 0 0 0,0 0 1 0 0,1 0-1 0 0,-1-1 0 0 0,1 1 0 0 0,-1-1 1 0 0,1 1-1 0 0,0-1 0 0 0,-1 0 0 0 0,1 0 0 0 0,0 0 1 0 0,0 0-1 0 0,0-1 0 0 0,0 1 0 0 0,0-1 1 0 0,0 0-1 0 0,0 1 0 0 0,0-1 0 0 0,0-1 1 0 0,0 1-1 0 0,0 0 0 0 0,0-1 0 0 0,4-1 1 0 0,7-1 65 0 0,1-1 0 0 0,-1 0 0 0 0,19-9 0 0 0,-14 4 809 0 0,-1 0 0 0 0,0-1 1 0 0,-1-1-1 0 0,0-1 0 0 0,0 0 0 0 0,-2-2 1 0 0,1 1-1 0 0,-2-2 0 0 0,15-17 0 0 0,-28 30-452 0 0,1 0 0 0 0,-1 0 0 0 0,0 0-1 0 0,1 0 1 0 0,-1 0 0 0 0,0 0-1 0 0,0 0 1 0 0,0 0 0 0 0,0-1-1 0 0,-1 1 1 0 0,1 0 0 0 0,-1-1 0 0 0,1 1-1 0 0,-1-1 1 0 0,0 1 0 0 0,0 0-1 0 0,0-1 1 0 0,0 1 0 0 0,0-1-1 0 0,0 1 1 0 0,-1 0 0 0 0,0-1 0 0 0,0-2-1 0 0,0 4-34 0 0,0-1 1 0 0,0 0-1 0 0,-1 1 0 0 0,1-1 0 0 0,0 1 1 0 0,-1-1-1 0 0,1 1 0 0 0,-1 0 0 0 0,0-1 1 0 0,1 1-1 0 0,-1 0 0 0 0,0 0 0 0 0,0 0 1 0 0,1 1-1 0 0,-1-1 0 0 0,0 0 0 0 0,0 1 0 0 0,0-1 1 0 0,0 1-1 0 0,0-1 0 0 0,0 1 0 0 0,0 0 1 0 0,0 0-1 0 0,0 0 0 0 0,0 0 0 0 0,0 0 1 0 0,0 1-1 0 0,-3 0 0 0 0,-2 0-95 0 0,1 1 0 0 0,0 0 0 0 0,0 0 0 0 0,0 1 0 0 0,0 0 0 0 0,0 0 0 0 0,0 0 0 0 0,1 1 0 0 0,-1-1 0 0 0,1 1 0 0 0,0 1 0 0 0,0-1 0 0 0,1 1 0 0 0,-1 0 0 0 0,1 0 0 0 0,-6 10 0 0 0,5-9 0 0 0,2 0 0 0 0,-1 1 0 0 0,0 0 0 0 0,1-1 0 0 0,1 1 0 0 0,-1 1 0 0 0,1-1 0 0 0,0 0 0 0 0,1 0 0 0 0,-1 1 0 0 0,2-1 0 0 0,-1 1 0 0 0,1-1 0 0 0,1 13 0 0 0,-1-16 0 0 0,1 0 0 0 0,0 0 0 0 0,0 0 0 0 0,0 0 0 0 0,1 0 0 0 0,0 0 0 0 0,-1-1 0 0 0,1 1 0 0 0,0-1 0 0 0,1 1 0 0 0,-1-1 0 0 0,1 0 0 0 0,-1 1 0 0 0,6 4 0 0 0,0-2 0 0 0,1-1 0 0 0,-1 1 0 0 0,1-2 0 0 0,13 7 0 0 0,25 13 0 0 0,-42-19 0 0 0,1 0 0 0 0,0 0 0 0 0,-1 0 0 0 0,0 1 0 0 0,0-1 0 0 0,-1 1 0 0 0,0 0 0 0 0,0 1 0 0 0,6 11 0 0 0,0 4 0 0 0,11 38 0 0 0,-8-14 0 0 0,-3 0 0 0 0,-1 1 0 0 0,-3 1 0 0 0,-1-1 0 0 0,-3 1 0 0 0,-2-1 0 0 0,-2 1 0 0 0,-1-1 0 0 0,-13 54 0 0 0,12-81 0 0 0,-1 0 0 0 0,-1 0 0 0 0,-1-1 0 0 0,-1 0 0 0 0,0-1 0 0 0,-1 1 0 0 0,-15 20 0 0 0,15-26 0 0 0,-1-1 0 0 0,-1 1 0 0 0,1-2 0 0 0,-2 0 0 0 0,0 0 0 0 0,0-1 0 0 0,-1 0 0 0 0,0-1 0 0 0,-23 11 0 0 0,12-8 0 0 0,0 0 0 0 0,-1-2 0 0 0,0-1 0 0 0,0-2 0 0 0,-30 6 0 0 0,47-11 0 0 0,0-1 0 0 0,0-1 0 0 0,0 0 0 0 0,-1 0 0 0 0,1 0 0 0 0,0-1 0 0 0,0-1 0 0 0,0 1 0 0 0,-10-4 0 0 0,13 3 0 0 0,1 0 0 0 0,-1-1 0 0 0,0 1 0 0 0,1-1 0 0 0,-1 0 0 0 0,1 0 0 0 0,0-1 0 0 0,0 1 0 0 0,0-1 0 0 0,0 0 0 0 0,1 0 0 0 0,-1 0 0 0 0,1 0 0 0 0,0-1 0 0 0,-3-7 0 0 0,0 0 0 0 0,1 0 0 0 0,0-1 0 0 0,1 0 0 0 0,1 0 0 0 0,0 0 0 0 0,1-1 0 0 0,0 1 0 0 0,1-1 0 0 0,0 1 0 0 0,1-1 0 0 0,1 1 0 0 0,0-1 0 0 0,1 1 0 0 0,6-23 0 0 0,-3 19 0 0 0,0-1 0 0 0,2 1 0 0 0,0 0 0 0 0,1 0 0 0 0,1 1 0 0 0,0 0 0 0 0,1 0 0 0 0,1 1 0 0 0,1 0 0 0 0,13-13 0 0 0,-9 13-563 0 0,0 1 0 0 0,1 1 0 0 0,0 0 0 0 0,1 1 0 0 0,1 1 0 0 0,31-14 0 0 0,4 4-2546 0 0,62-16 0 0 0,-96 31 2650 0 0,38-11-3336 0 0</inkml:trace>
@@ -6910,7 +7025,7 @@
   <inkml:trace contextRef="#ctx0" brushRef="#br0">53 71 200 0 0,'-10'-19'6631'0'0,"-4"-8"5422"0"0,12 21-10626 0 0,-6-12 7177 0 0,4 18-5297 0 0,1 12-3093 0 0,-1 13-28 0 0,1-3-92 0 0,-2 37 1 0 0,5-51-128 0 0,1 0-1 0 0,0 0 1 0 0,0 0 0 0 0,1 0 0 0 0,-1-1 0 0 0,2 1 0 0 0,-1 0-1 0 0,6 10 1 0 0,2-13-11529 0 0</inkml:trace>
   <inkml:trace contextRef="#ctx0" brushRef="#br0" timeOffset="308.81">193 125 9037 0 0,'15'-19'12182'0'0,"9"-8"-4506"0"0,-24 27-7650 0 0,0 0-1 0 0,0 0 1 0 0,0 0 0 0 0,0 0-1 0 0,0 0 1 0 0,0 0-1 0 0,0 0 1 0 0,0 0-1 0 0,0 0 1 0 0,0 0 0 0 0,0 0-1 0 0,0 0 1 0 0,0 0-1 0 0,0 0 1 0 0,1 0-1 0 0,-1 0 1 0 0,0 0 0 0 0,0 0-1 0 0,0 0 1 0 0,0 0-1 0 0,0 0 1 0 0,0 0-1 0 0,0 0 1 0 0,0 0 0 0 0,0 0-1 0 0,0 0 1 0 0,0 0-1 0 0,0 0 1 0 0,1 0 0 0 0,-1 0-1 0 0,0 0 1 0 0,0 0-1 0 0,0 0 1 0 0,0 0-1 0 0,0 0 1 0 0,0 0 0 0 0,0 0-1 0 0,0 0 1 0 0,0 0-1 0 0,0 0 1 0 0,0 0-1 0 0,0 0 1 0 0,0 0 0 0 0,0 0-1 0 0,0 0 1 0 0,0 0-1 0 0,1 0 1 0 0,-1 1-1 0 0,0-1 1 0 0,0 0 0 0 0,0 0-1 0 0,0 0 1 0 0,0 0-1 0 0,0 0 1 0 0,0 0-1 0 0,0 0 1 0 0,0 0 0 0 0,0 0-1 0 0,0 0 1 0 0,0 1-1 0 0,1 8 593 0 0,-2 9-260 0 0,1-18-287 0 0,0 1-53 0 0,1 46 1245 0 0,-1-44-1378 0 0,1 0 0 0 0,-1 0 1 0 0,1 0-1 0 0,0 0 0 0 0,0 0 1 0 0,0-1-1 0 0,0 1 0 0 0,1 0 1 0 0,-1 0-1 0 0,1-1 0 0 0,0 1 1 0 0,-1-1-1 0 0,4 3 1 0 0,0 0-1113 0 0</inkml:trace>
   <inkml:trace contextRef="#ctx0" brushRef="#br0" timeOffset="1015.02">2706 198 428 0 0,'5'-13'4925'0'0,"-4"10"-3334"0"0,0 1-1 0 0,0-1 1 0 0,0 1 0 0 0,0-1 0 0 0,0 1 0 0 0,1-1 0 0 0,-1 1 0 0 0,1 0 0 0 0,2-3 3294 0 0,12 16-2421 0 0,-14-9-2099 0 0,-1 1 1 0 0,0-1 0 0 0,1 1-1 0 0,-1-1 1 0 0,0 1-1 0 0,0-1 1 0 0,0 1 0 0 0,-1-1-1 0 0,1 1 1 0 0,-1 0-1 0 0,1 0 1 0 0,-1-1 0 0 0,0 4-1 0 0,0-5-63 0 0,-7 23-1930 0 0,5-16-2359 0 0</inkml:trace>
-  <inkml:trace contextRef="#ctx0" brushRef="#br0" timeOffset="1132.36">2895 208 9033 0 0,'11'-3'2600'0'0,"-1"1"0"0"0,1 1 1 0 0,0 0-1 0 0,0 0 0 0 0,-1 1 0 0 0,16 1 0 0 0,-25-1-2529 0 0,-1 0-1 0 0,1 1 1 0 0,0-1-1 0 0,-1 0 0 0 0,1 1 1 0 0,0-1-1 0 0,-1 1 0 0 0,1-1 1 0 0,-1 1-1 0 0,1-1 0 0 0,-1 1 1 0 0,1-1-1 0 0,-1 1 1 0 0,1 0-1 0 0,-1-1 0 0 0,1 1 1 0 0,-1 0-1 0 0,0-1 0 0 0,0 1 1 0 0,1 0-1 0 0,-1-1 0 0 0,0 1 1 0 0,0 0-1 0 0,0 0 0 0 0,1-1 1 0 0,-1 1-1 0 0,0 0 1 0 0,0 0-1 0 0,0-1 0 0 0,0 1 1 0 0,0 0-1 0 0,-1 0 0 0 0,1-1 1 0 0,0 1-1 0 0,0 0 0 0 0,0-1 1 0 0,-1 2-1 0 0,-11 32-2056 0 0,11-31 1430 0 0,-15 30-7260 0 0,10-22 4467 0 0</inkml:trace>
+  <inkml:trace contextRef="#ctx0" brushRef="#br0" timeOffset="1132.35">2895 208 9033 0 0,'11'-3'2600'0'0,"-1"1"0"0"0,1 1 1 0 0,0 0-1 0 0,0 0 0 0 0,-1 1 0 0 0,16 1 0 0 0,-25-1-2529 0 0,-1 0-1 0 0,1 1 1 0 0,0-1-1 0 0,-1 0 0 0 0,1 1 1 0 0,0-1-1 0 0,-1 1 0 0 0,1-1 1 0 0,-1 1-1 0 0,1-1 0 0 0,-1 1 1 0 0,1-1-1 0 0,-1 1 1 0 0,1 0-1 0 0,-1-1 0 0 0,1 1 1 0 0,-1 0-1 0 0,0-1 0 0 0,0 1 1 0 0,1 0-1 0 0,-1-1 0 0 0,0 1 1 0 0,0 0-1 0 0,0 0 0 0 0,1-1 1 0 0,-1 1-1 0 0,0 0 1 0 0,0 0-1 0 0,0-1 0 0 0,0 1 1 0 0,0 0-1 0 0,-1 0 0 0 0,1-1 1 0 0,0 1-1 0 0,0 0 0 0 0,0-1 1 0 0,-1 2-1 0 0,-11 32-2056 0 0,11-31 1430 0 0,-15 30-7260 0 0,10-22 4467 0 0</inkml:trace>
   <inkml:trace contextRef="#ctx0" brushRef="#br0" timeOffset="2175.67">2257 601 832 0 0,'113'-12'23699'0'0,"-111"12"-22987"0"0,1-2 3005 0 0,-3 1-3643 0 0,-31-3 784 0 0,0 1-1 0 0,-35 1 1 0 0,-3-1-172 0 0,-338-7-325 0 0,165 7-248 0 0,-414-18-113 0 0,304 5 0 0 0,342 15 0 0 0,2 0 0 0 0,2 0 0 0 0,0 0 0 0 0,2 1-240 0 0</inkml:trace>
 </inkml:ink>
 </file>
@@ -6944,7 +7059,7 @@
     </inkml:brush>
   </inkml:definitions>
   <inkml:trace contextRef="#ctx0" brushRef="#br0">4196 1059 24 0 0,'49'-5'8043'0'0,"-33"5"-2644"0"0,-2 0 3446 0 0,-252-9-3954 0 0,26 0-3520 0 0,-192 10 114 0 0,70 1-746 0 0,-295-32 309 0 0,529 24-979 0 0,-370-22 281 0 0,440 27-318 0 0,-41-1 30 0 0,25 1-29 0 0,11 1-11 0 0,11 0-8 0 0,-273 0 66 0 0,-151 11 133 0 0,218-4-166 0 0,86-1-47 0 0,-162-1 0 0 0,300-5 0 0 0,0 1 0 0 0,1-1 0 0 0,0 1 0 0 0,0-1 0 0 0,-1 1 0 0 0,1 1 0 0 0,1-1 0 0 0,-1 1 0 0 0,-60 10 0 0 0,61-11 0 0 0,-3-1 0 0 0,2 1 0 0 0,-1 0 0 0 0,0-1 0 0 0,1 1 0 0 0,-1-1 0 0 0,0 0 0 0 0,0 0 0 0 0,1 1 0 0 0,4-1 0 0 0,0 1 0 0 0,1-1 0 0 0,-1 0 0 0 0,0 1 0 0 0,0-1 0 0 0,1 1 0 0 0,-1-1 0 0 0,1 1 0 0 0,-1-1 0 0 0,0 1 0 0 0,1 0 0 0 0,-1-1 0 0 0,1 1 0 0 0,-1 0 0 0 0,1-1 0 0 0,0 1 0 0 0,-1 0 0 0 0,1-1 0 0 0,0 1 0 0 0,-1 0 0 0 0,1 0 0 0 0,0 0 0 0 0,0 0 0 0 0,-4 20 0 0 0,4-19 0 0 0,-5 30 0 0 0,1 0 0 0 0,2 1 0 0 0,3 41 0 0 0,15 96 0 0 0,-13-146 0 0 0,10 136 0 0 0,-13-152 0 0 0,0-3 0 0 0,1 0 0 0 0,0-1 0 0 0,0-3 0 0 0,0 0 0 0 0,0 0 0 0 0,0-1 0 0 0,0 1 0 0 0,0 0 0 0 0,0-1 0 0 0,0 1 0 0 0,0-1 0 0 0,0 1 0 0 0,1-1 0 0 0,-1 1 0 0 0,0-1 0 0 0,0 0 0 0 0,0 1 0 0 0,1-1 0 0 0,-1 0 0 0 0,0 0 0 0 0,2 0 0 0 0,-2 0 0 0 0,66 10 0 0 0,48 4 0 0 0,64-1 0 0 0,192 5 0 0 0,-85-26 0 0 0,169 1 0 0 0,-307 10 0 0 0,174 9 0 0 0,521 19 0 0 0,-85-24 0 0 0,-733-7 0 0 0,72 0 0 0 0,-32-1 0 0 0,0-1 0 0 0,-22-1 0 0 0,58-2 0 0 0,33-2 0 0 0,-130 6 0 0 0,0 0 0 0 0,0 0 0 0 0,0 0 0 0 0,0 0 0 0 0,0-1 0 0 0,-1 1 0 0 0,1-1 0 0 0,-1 0 0 0 0,1 0 0 0 0,-1 0 0 0 0,0-1 0 0 0,0 1 0 0 0,0-1 0 0 0,0 0 0 0 0,0 0 0 0 0,0 0 0 0 0,-1 0 0 0 0,1 0 0 0 0,-1-1 0 0 0,0 1 0 0 0,0-1 0 0 0,3-6 0 0 0,2-9 0 0 0,0-1 0 0 0,-1 1 0 0 0,5-26 0 0 0,-7 27 0 0 0,8-47 0 0 0,6-107 0 0 0,-11 85 0 0 0,-5 66 0 0 0,2-66 0 0 0,-4 86 0 0 0,0 1 0 0 0,0-1 0 0 0,0 1 0 0 0,0-1 0 0 0,0 0 0 0 0,0 1 0 0 0,-1-1 0 0 0,1 1 0 0 0,0-1 0 0 0,-1 1 0 0 0,1-1 0 0 0,0 1 0 0 0,-1-1 0 0 0,1 1 0 0 0,0-1 0 0 0,-1 1 0 0 0,1 0 0 0 0,-1-1 0 0 0,1 1 0 0 0,-1 0 0 0 0,1-1 0 0 0,-1 1 0 0 0,1 0 0 0 0,-1 0 0 0 0,1-1 0 0 0,-1 1 0 0 0,1 0 0 0 0,-2 0 0 0 0,-15-3 0 0 0,14 3 0 0 0,-667-35 0 0 0,432 28 0 0 0,5 7 0 0 0,98 2 0 0 0,-67 0 0 0 0,-81 0 0 0 0,143-5 0 0 0,83 1 0 0 0,20 1 0 0 0,-339-17 0 0 0,-94-2 0 0 0,-188 12 0 0 0,382 7 0 0 0,31 1 0 0 0,24 7 0 0 0,214-7 0 0 0,2 1 0 0 0,0-1 0 0 0,4 0 0 0 0,0 0 0 0 0,0 1 0 0 0,0-1 0 0 0,0 0 0 0 0,0 1 0 0 0,-1-1 0 0 0,1 1 0 0 0,0-1 0 0 0,0 1 0 0 0,0-1 0 0 0,1 1 0 0 0,-1 0 0 0 0,0-1 0 0 0,0 1 0 0 0,0 0 0 0 0,0 0 0 0 0,1 0 0 0 0,-1 0 0 0 0,0 0 0 0 0,1 0 0 0 0,-1 0 0 0 0,1 0 0 0 0,-1 0 0 0 0,1 0 0 0 0,-1 0 0 0 0,1 0 0 0 0,0 0 0 0 0,-1 0 0 0 0,1 0 0 0 0,0 0 0 0 0,0 0 0 0 0,0 1 0 0 0,0-1 0 0 0,0 1 0 0 0,0 1 0 0 0,-34 242 0 0 0,32-210 0 0 0,2 0 0 0 0,1 0 0 0 0,2 1 0 0 0,14 68 0 0 0,-15-97 0 0 0,-1 0 0 0 0,2 0 0 0 0,-1 0 0 0 0,1-1 0 0 0,0 1 0 0 0,0 0 0 0 0,1-1 0 0 0,-1 0 0 0 0,1 0 0 0 0,1 0 0 0 0,-1 0 0 0 0,1-1 0 0 0,0 0 0 0 0,1 0 0 0 0,-1 0 0 0 0,1 0 0 0 0,0-1 0 0 0,0 0 0 0 0,0-1 0 0 0,1 1 0 0 0,-1-1 0 0 0,1 0 0 0 0,0 0 0 0 0,0-1 0 0 0,7 1 0 0 0,245 51 0 0 0,5-23 0 0 0,-148-18 0 0 0,544 30 0 0 0,-404-31 0 0 0,440-7 0 0 0,-392-8 0 0 0,377-19 0 0 0,-262-36-29 0 0,-401 63-6699 0 0,-6 0 1675 0 0,7-1 1462 0 0</inkml:trace>
-  <inkml:trace contextRef="#ctx0" brushRef="#br0" timeOffset="1122.6">7414 247 6653 0 0,'21'-50'9823'0'0,"24"-66"196"0"0,-45 117-9967 0 0,0-1 0 0 0,0 0-1 0 0,0 0 1 0 0,0 0 0 0 0,0 0 0 0 0,0 0 0 0 0,1 0-1 0 0,-1 0 1 0 0,0 0 0 0 0,0 0 0 0 0,0 0-1 0 0,0 0 1 0 0,0 1 0 0 0,0-1 0 0 0,0 0 0 0 0,0 0-1 0 0,0 0 1 0 0,0 0 0 0 0,0 0 0 0 0,0 0-1 0 0,0 0 1 0 0,0 0 0 0 0,0 0 0 0 0,0 0 0 0 0,1 0-1 0 0,-1 0 1 0 0,0 0 0 0 0,0 0 0 0 0,0 0-1 0 0,0 0 1 0 0,0 0 0 0 0,0 0 0 0 0,0 0 0 0 0,0 0-1 0 0,0 0 1 0 0,0 0 0 0 0,1 0 0 0 0,-1 0-1 0 0,0 0 1 0 0,0 0 0 0 0,0 0 0 0 0,0 0 0 0 0,0 0-1 0 0,0 0 1 0 0,0 0 0 0 0,0 0 0 0 0,0 0-1 0 0,0 0 1 0 0,0 0 0 0 0,2 16 697 0 0,-1 22-457 0 0,-4-3-191 0 0,-9 42 1 0 0,4-80-12722 0 0,4-3 9585 0 0</inkml:trace>
+  <inkml:trace contextRef="#ctx0" brushRef="#br0" timeOffset="1122.59">7414 247 6653 0 0,'21'-50'9823'0'0,"24"-66"196"0"0,-45 117-9967 0 0,0-1 0 0 0,0 0-1 0 0,0 0 1 0 0,0 0 0 0 0,0 0 0 0 0,0 0 0 0 0,1 0-1 0 0,-1 0 1 0 0,0 0 0 0 0,0 0 0 0 0,0 0-1 0 0,0 0 1 0 0,0 1 0 0 0,0-1 0 0 0,0 0 0 0 0,0 0-1 0 0,0 0 1 0 0,0 0 0 0 0,0 0 0 0 0,0 0-1 0 0,0 0 1 0 0,0 0 0 0 0,0 0 0 0 0,0 0 0 0 0,1 0-1 0 0,-1 0 1 0 0,0 0 0 0 0,0 0 0 0 0,0 0-1 0 0,0 0 1 0 0,0 0 0 0 0,0 0 0 0 0,0 0 0 0 0,0 0-1 0 0,0 0 1 0 0,0 0 0 0 0,1 0 0 0 0,-1 0-1 0 0,0 0 1 0 0,0 0 0 0 0,0 0 0 0 0,0 0 0 0 0,0 0-1 0 0,0 0 1 0 0,0 0 0 0 0,0 0 0 0 0,0 0-1 0 0,0 0 1 0 0,0 0 0 0 0,2 16 697 0 0,-1 22-457 0 0,-4-3-191 0 0,-9 42 1 0 0,4-80-12722 0 0,4-3 9585 0 0</inkml:trace>
   <inkml:trace contextRef="#ctx0" brushRef="#br0" timeOffset="1663.61">7389 102 7725 0 0,'-12'-24'12526'0'0,"6"3"-6350"0"0,7 20-6050 0 0,-1-1 1 0 0,0 0-1 0 0,0 0 1 0 0,1 1-1 0 0,-1-1 1 0 0,1 0-1 0 0,0 1 1 0 0,-1-1-1 0 0,1 0 1 0 0,0 1-1 0 0,0-1 1 0 0,0 1-1 0 0,0-1 1 0 0,0 1-1 0 0,0 0 1 0 0,0-1-1 0 0,1 1 1 0 0,-1 0-1 0 0,0 0 1 0 0,1 0-1 0 0,-1 0 1 0 0,1 0-1 0 0,-1 0 1 0 0,4-1-1 0 0,3-2-4 0 0,1 1 0 0 0,-1 0 0 0 0,1 0 0 0 0,0 1 0 0 0,0 0 0 0 0,0 0 0 0 0,0 1 0 0 0,0 0 0 0 0,0 1 0 0 0,10 1 0 0 0,-5-1-58 0 0,1 2-1 0 0,0 0 1 0 0,-1 1 0 0 0,0 0-1 0 0,21 9 1 0 0,-26-9-56 0 0,-1 2 0 0 0,0-1-1 0 0,0 1 1 0 0,-1 1 0 0 0,1-1 0 0 0,-1 1 0 0 0,0 1 0 0 0,-1-1 0 0 0,1 1-1 0 0,-2 0 1 0 0,1 0 0 0 0,-1 1 0 0 0,0 0 0 0 0,0 0 0 0 0,-1 0 0 0 0,0 1-1 0 0,0-1 1 0 0,-1 1 0 0 0,0 0 0 0 0,-1 0 0 0 0,2 12 0 0 0,-2-13 8 0 0,-1 0 1 0 0,-1 0 0 0 0,1 0-1 0 0,-1-1 1 0 0,0 1-1 0 0,-1 0 1 0 0,0 0 0 0 0,0-1-1 0 0,-1 1 1 0 0,0 0 0 0 0,0-1-1 0 0,-1 1 1 0 0,0-1 0 0 0,0 0-1 0 0,-1 0 1 0 0,0 0 0 0 0,0-1-1 0 0,0 1 1 0 0,-1-1-1 0 0,0 0 1 0 0,0 0 0 0 0,-1-1-1 0 0,1 1 1 0 0,-1-1 0 0 0,-12 7-1 0 0,11-8 10 0 0,0-1 0 0 0,0 0 0 0 0,0 0 0 0 0,0-1 0 0 0,-1 0 0 0 0,1-1-1 0 0,0 1 1 0 0,-1-1 0 0 0,1-1 0 0 0,-1 1 0 0 0,0-1 0 0 0,1-1 0 0 0,-1 1 0 0 0,1-1-1 0 0,-1-1 1 0 0,1 1 0 0 0,-11-5 0 0 0,4 2 17 0 0,1-2-1 0 0,0 0 1 0 0,-1 0-1 0 0,2-1 1 0 0,-1-1-1 0 0,1 0 1 0 0,1 0-1 0 0,-14-13 1 0 0,19 15-43 0 0,0 0 0 0 0,1 0 0 0 0,-1-1 0 0 0,2 0 0 0 0,-1 0 0 0 0,0 0 0 0 0,1 0 0 0 0,1-1 0 0 0,-1 0 0 0 0,1 1 0 0 0,1-1 0 0 0,-1 0 0 0 0,1-1 0 0 0,1 1 0 0 0,-1 0 0 0 0,1-1 0 0 0,1 1 0 0 0,0-10 0 0 0,1 11 0 0 0,0 0 0 0 0,0 0 0 0 0,0 0 0 0 0,1 1 0 0 0,0-1 0 0 0,0 1 0 0 0,1-1 0 0 0,0 1 0 0 0,0 0 0 0 0,1 0 0 0 0,-1 0 0 0 0,1 1 0 0 0,1-1 0 0 0,-1 1 0 0 0,1 0 0 0 0,0 0 0 0 0,0 0 0 0 0,0 1 0 0 0,0 0 0 0 0,1 0 0 0 0,0 0 0 0 0,9-4 0 0 0,-9 6-725 0 0,1 0 0 0 0,-1 0 0 0 0,1 0 0 0 0,0 1 0 0 0,-1 0 0 0 0,1 1 0 0 0,0-1 0 0 0,0 1 0 0 0,-1 0-1 0 0,1 1 1 0 0,0 0 0 0 0,0 0 0 0 0,7 2 0 0 0,5 1-881 0 0,7 0-1994 0 0</inkml:trace>
 </inkml:ink>
 </file>
@@ -6978,7 +7093,7 @@
     </inkml:brush>
   </inkml:definitions>
   <inkml:trace contextRef="#ctx0" brushRef="#br0">2 900 820 0 0,'6'2'31912'0'0,"-7"-14"-31877"0"0,-1 1-35 0 0,1 3 0 0 0,0 1 0 0 0,0-1 0 0 0,0-2 0 0 0,0-1 0 0 0,1 2 0 0 0,1-1 0 0 0,0 0 0 0 0,1-6 0 0 0,1 0 0 0 0,1 1 0 0 0,0-1 0 0 0,1 1 0 0 0,0 0 0 0 0,2 1 0 0 0,0-1 0 0 0,0 1 0 0 0,11-15 0 0 0,0 5 0 0 0,1 0 0 0 0,0 2 0 0 0,2 0 0 0 0,0 1 0 0 0,2 1 0 0 0,0 1 0 0 0,1 1 0 0 0,1 2 0 0 0,30-16 0 0 0,32-11 0 0 0,133-47 0 0 0,-189 79 0 0 0,446-144 0 0 0,-311 115 0 0 0,2 8 0 0 0,242-15 0 0 0,436 43 0 0 0,272 136 0 0 0,-581-19 0 0 0,-314-63 0 0 0,-24-6 0 0 0,322 68 0 0 0,230 77 0 0 0,-484-111 0 0 0,148 40 0 0 0,-340-97 0 0 0,-69-19 0 0 0,3 1 0 0 0,13 3 0 0 0,-15-5 0 0 0,-2-5 0 0 0,-4-3 0 0 0,-2 3 0 0 0,0 1 0 0 0,0 0 0 0 0,0 0 0 0 0,-1 0 0 0 0,1 0 0 0 0,-1 0 0 0 0,0 0 0 0 0,0 1 0 0 0,0-1 0 0 0,0 0 0 0 0,-3-2 0 0 0,-34-27 0 0 0,18 15 0 0 0,15 12 0 0 0,2 2 0 0 0,24 18 0 0 0,-10-8 0 0 0,0 1 0 0 0,0-1 0 0 0,-1 2 0 0 0,0-1 0 0 0,10 13 0 0 0,-17-18 0 0 0,-1-1 0 0 0,1 1 0 0 0,-1-1 0 0 0,1 1 0 0 0,-1 0 0 0 0,0 0 0 0 0,0-1 0 0 0,0 1 0 0 0,0 0 0 0 0,-1 0 0 0 0,1 0 0 0 0,-1 0 0 0 0,0 0 0 0 0,1 0 0 0 0,-1 0 0 0 0,-1 0 0 0 0,1 0 0 0 0,0 0 0 0 0,-1 0 0 0 0,0 0 0 0 0,1 0 0 0 0,-1 0 0 0 0,0 0 0 0 0,-1 0 0 0 0,1-1 0 0 0,0 1 0 0 0,-3 3 0 0 0,-3 3-615 0 0,0 0 1 0 0,0 0-1 0 0,-11 9 0 0 0,11-12-444 0 0,0 1 0 0 0,0 0 0 0 0,1 1 0 0 0,-9 14 0 0 0,11-14-3113 0 0,4-2 601 0 0</inkml:trace>
-  <inkml:trace contextRef="#ctx0" brushRef="#br0" timeOffset="2035.69">7616 847 7917 0 0,'-4'-6'6941'0'0,"-1"-3"-2712"0"0,-3-2 161 0 0,8 10-3711 0 0,0 1-541 0 0,0 0 0 0 0,-1 0 0 0 0,1-1 0 0 0,0 1 0 0 0,0 0 0 0 0,0 0 1 0 0,0-1-1 0 0,-1 1 0 0 0,1 0 0 0 0,0 0 0 0 0,0-1 0 0 0,0 1 1 0 0,0 0-1 0 0,0-1 0 0 0,0 1 0 0 0,0 0 0 0 0,0-1 0 0 0,0 1 0 0 0,0 0 1 0 0,0-1-1 0 0,0 1 0 0 0,0 0 0 0 0,0 0 0 0 0,0-1 0 0 0,0 1 1 0 0,0 0-1 0 0,0-1 0 0 0,0 1 0 0 0,0 0 0 0 0,0-1 0 0 0,0 1 0 0 0,1 0 1 0 0,-1 0-1 0 0,0-1 0 0 0,0 1 0 0 0,0 0 0 0 0,1 0 0 0 0,-1 0 1 0 0,0-1-1 0 0,7-11 2578 0 0,-2 6-2695 0 0,0 2 0 0 0,0-1 0 0 0,0 1 0 0 0,1-1 0 0 0,-1 2 0 0 0,1-1 0 0 0,0 0 1 0 0,0 1-1 0 0,0 0 0 0 0,7-2 0 0 0,14-4 43 0 0,30-6 1 0 0,-36 10-57 0 0,58-11-8 0 0,1 4 0 0 0,140-3 0 0 0,-98 9 0 0 0,356 3 0 0 0,-131 20 0 0 0,65 35 0 0 0,-326-33 0 0 0,0 4 0 0 0,135 55 0 0 0,-166-54 0 0 0,-2 1 0 0 0,98 65 0 0 0,-131-76 0 0 0,-1 1 0 0 0,0 1 0 0 0,-1 1 0 0 0,-1 0 0 0 0,0 1 0 0 0,-1 1 0 0 0,-1 0 0 0 0,-1 1 0 0 0,22 42 0 0 0,-31-48 0 0 0,0-1 0 0 0,-1 1 0 0 0,0 0 0 0 0,-2 0 0 0 0,1 0 0 0 0,-2 1 0 0 0,0-1 0 0 0,0 0 0 0 0,-1 1 0 0 0,-1-1 0 0 0,-1 0 0 0 0,0 0 0 0 0,0 1 0 0 0,-2-2 0 0 0,-7 22 0 0 0,5-17 0 0 0,-1-1 0 0 0,-1-1 0 0 0,-1 0 0 0 0,0 0 0 0 0,-1 0 0 0 0,-1-1 0 0 0,0-1 0 0 0,-1 0 0 0 0,-1 0 0 0 0,0-1 0 0 0,-25 18 0 0 0,10-11 0 0 0,-2-2 0 0 0,0-2 0 0 0,-1 0 0 0 0,-1-2 0 0 0,-57 16 0 0 0,31-15 0 0 0,-1-2 0 0 0,-86 7 0 0 0,3-11 0 0 0,0-7 0 0 0,1-5 0 0 0,-1-7 0 0 0,1-6 0 0 0,-272-67 0 0 0,251 35 0 0 0,2-6 0 0 0,-194-96 0 0 0,309 128 0 0 0,2-2 0 0 0,-65-48 0 0 0,84 53 0 0 0,0-2 0 0 0,2 0 0 0 0,0-1 0 0 0,1-1 0 0 0,-23-34 0 0 0,37 47 0 0 0,1 1 0 0 0,0-1 0 0 0,1 0 0 0 0,0-1 0 0 0,1 1 0 0 0,0-1 0 0 0,0 0 0 0 0,1 0 0 0 0,0 0 0 0 0,1 0 0 0 0,1 0 0 0 0,0-1 0 0 0,0 1 0 0 0,1-1 0 0 0,0 1 0 0 0,1-1 0 0 0,1 1 0 0 0,-1 0 0 0 0,2-1 0 0 0,0 1 0 0 0,6-15 0 0 0,-4 12-274 0 0,1 0 0 0 0,1 1 0 0 0,0-1 0 0 0,0 1 0 0 0,2 1 0 0 0,18-23 0 0 0,-22 31 33 0 0,0-1 0 0 0,0 1 0 0 0,0 0 1 0 0,1 0-1 0 0,0 0 0 0 0,0 1 0 0 0,0 0 0 0 0,0 0 0 0 0,0 0 0 0 0,1 1 0 0 0,-1 0 0 0 0,1 0 1 0 0,-1 1-1 0 0,1 0 0 0 0,0 0 0 0 0,0 0 0 0 0,13 1 0 0 0,0 1-4180 0 0,0 0 635 0 0</inkml:trace>
+  <inkml:trace contextRef="#ctx0" brushRef="#br0" timeOffset="2035.68">7616 847 7917 0 0,'-4'-6'6941'0'0,"-1"-3"-2712"0"0,-3-2 161 0 0,8 10-3711 0 0,0 1-541 0 0,0 0 0 0 0,-1 0 0 0 0,1-1 0 0 0,0 1 0 0 0,0 0 0 0 0,0 0 1 0 0,0-1-1 0 0,-1 1 0 0 0,1 0 0 0 0,0 0 0 0 0,0-1 0 0 0,0 1 1 0 0,0 0-1 0 0,0-1 0 0 0,0 1 0 0 0,0 0 0 0 0,0-1 0 0 0,0 1 0 0 0,0 0 1 0 0,0-1-1 0 0,0 1 0 0 0,0 0 0 0 0,0 0 0 0 0,0-1 0 0 0,0 1 1 0 0,0 0-1 0 0,0-1 0 0 0,0 1 0 0 0,0 0 0 0 0,0-1 0 0 0,0 1 0 0 0,1 0 1 0 0,-1 0-1 0 0,0-1 0 0 0,0 1 0 0 0,0 0 0 0 0,1 0 0 0 0,-1 0 1 0 0,0-1-1 0 0,7-11 2578 0 0,-2 6-2695 0 0,0 2 0 0 0,0-1 0 0 0,0 1 0 0 0,1-1 0 0 0,-1 2 0 0 0,1-1 0 0 0,0 0 1 0 0,0 1-1 0 0,0 0 0 0 0,7-2 0 0 0,14-4 43 0 0,30-6 1 0 0,-36 10-57 0 0,58-11-8 0 0,1 4 0 0 0,140-3 0 0 0,-98 9 0 0 0,356 3 0 0 0,-131 20 0 0 0,65 35 0 0 0,-326-33 0 0 0,0 4 0 0 0,135 55 0 0 0,-166-54 0 0 0,-2 1 0 0 0,98 65 0 0 0,-131-76 0 0 0,-1 1 0 0 0,0 1 0 0 0,-1 1 0 0 0,-1 0 0 0 0,0 1 0 0 0,-1 1 0 0 0,-1 0 0 0 0,-1 1 0 0 0,22 42 0 0 0,-31-48 0 0 0,0-1 0 0 0,-1 1 0 0 0,0 0 0 0 0,-2 0 0 0 0,1 0 0 0 0,-2 1 0 0 0,0-1 0 0 0,0 0 0 0 0,-1 1 0 0 0,-1-1 0 0 0,-1 0 0 0 0,0 0 0 0 0,0 1 0 0 0,-2-2 0 0 0,-7 22 0 0 0,5-17 0 0 0,-1-1 0 0 0,-1-1 0 0 0,-1 0 0 0 0,0 0 0 0 0,-1 0 0 0 0,-1-1 0 0 0,0-1 0 0 0,-1 0 0 0 0,-1 0 0 0 0,0-1 0 0 0,-25 18 0 0 0,10-11 0 0 0,-2-2 0 0 0,0-2 0 0 0,-1 0 0 0 0,-1-2 0 0 0,-57 16 0 0 0,31-15 0 0 0,-1-2 0 0 0,-86 7 0 0 0,3-11 0 0 0,0-7 0 0 0,1-5 0 0 0,-1-7 0 0 0,1-6 0 0 0,-272-67 0 0 0,251 35 0 0 0,2-6 0 0 0,-194-96 0 0 0,309 128 0 0 0,2-2 0 0 0,-65-48 0 0 0,84 53 0 0 0,0-2 0 0 0,2 0 0 0 0,0-1 0 0 0,1-1 0 0 0,-23-34 0 0 0,37 47 0 0 0,1 1 0 0 0,0-1 0 0 0,1 0 0 0 0,0-1 0 0 0,1 1 0 0 0,0-1 0 0 0,0 0 0 0 0,1 0 0 0 0,0 0 0 0 0,1 0 0 0 0,1 0 0 0 0,0-1 0 0 0,0 1 0 0 0,1-1 0 0 0,0 1 0 0 0,1-1 0 0 0,1 1 0 0 0,-1 0 0 0 0,2-1 0 0 0,0 1 0 0 0,6-15 0 0 0,-4 12-274 0 0,1 0 0 0 0,1 1 0 0 0,0-1 0 0 0,0 1 0 0 0,2 1 0 0 0,18-23 0 0 0,-22 31 33 0 0,0-1 0 0 0,0 1 0 0 0,0 0 1 0 0,1 0-1 0 0,0 0 0 0 0,0 1 0 0 0,0 0 0 0 0,0 0 0 0 0,0 0 0 0 0,1 1 0 0 0,-1 0 0 0 0,1 0 1 0 0,-1 1-1 0 0,1 0 0 0 0,0 0 0 0 0,0 0 0 0 0,13 1 0 0 0,0 1-4180 0 0,0 0 635 0 0</inkml:trace>
   <inkml:trace contextRef="#ctx0" brushRef="#br0" timeOffset="3688.81">8291 959 7669 0 0,'-9'-12'8880'0'0,"0"-7"-2359"0"0,1 0-1273 0 0,7 19-4508 0 0,0-1 994 0 0,-2 7 171 0 0,-10 59-1839 0 0,6-30-64 0 0,-17 57 0 0 0,24-90-2 0 0,-5 9 0 0 0,3-38 0 0 0,5 8 0 0 0,1 0 0 0 0,1 1 0 0 0,0 0 0 0 0,2 0 0 0 0,0 0 0 0 0,0 1 0 0 0,14-22 0 0 0,-15 29 0 0 0,1 0 0 0 0,0 0 0 0 0,0 1 0 0 0,1 0 0 0 0,0 1 0 0 0,1 0 0 0 0,-1 0 0 0 0,2 1 0 0 0,-1 0 0 0 0,1 0 0 0 0,0 1 0 0 0,21-10 0 0 0,-29 15 0 0 0,0 1 0 0 0,0-1 0 0 0,0 0 0 0 0,0 1 0 0 0,0-1 0 0 0,0 1 0 0 0,0 0 0 0 0,0-1 0 0 0,0 1 0 0 0,0 0 0 0 0,0 0 0 0 0,0 0 0 0 0,0 1 0 0 0,0-1 0 0 0,0 0 0 0 0,0 1 0 0 0,-1-1 0 0 0,1 1 0 0 0,0 0 0 0 0,0 0 0 0 0,0-1 0 0 0,0 1 0 0 0,-1 0 0 0 0,1 1 0 0 0,0-1 0 0 0,-1 0 0 0 0,1 0 0 0 0,-1 1 0 0 0,1-1 0 0 0,-1 1 0 0 0,0-1 0 0 0,0 1 0 0 0,0 0 0 0 0,0-1 0 0 0,0 1 0 0 0,0 0 0 0 0,0 0 0 0 0,0 0 0 0 0,0 3 0 0 0,1 1 0 0 0,0 0 0 0 0,-1 0 0 0 0,0 1 0 0 0,0-1 0 0 0,0 0 0 0 0,-1 1 0 0 0,0-1 0 0 0,-1 1 0 0 0,1-1 0 0 0,-1 0 0 0 0,-2 9 0 0 0,1-8 0 0 0,-1 0 0 0 0,0 0 0 0 0,0 0 0 0 0,0 0 0 0 0,-1-1 0 0 0,1 1 0 0 0,-2-1 0 0 0,1 0 0 0 0,-1 0 0 0 0,0-1 0 0 0,0 1 0 0 0,0-1 0 0 0,-1 0 0 0 0,0-1 0 0 0,0 1 0 0 0,0-1 0 0 0,-1 0 0 0 0,1-1 0 0 0,-1 0 0 0 0,0 0 0 0 0,0 0 0 0 0,0-1 0 0 0,0 0 0 0 0,0 0 0 0 0,-11 1 0 0 0,11-3 0 0 0,2-3 0 0 0,5 3 0 0 0,0 0 0 0 0,0 0 0 0 0,0-1 0 0 0,0 1 0 0 0,0 0 0 0 0,0-1 0 0 0,-1 1 0 0 0,1 0 0 0 0,0-1 0 0 0,0 1 0 0 0,0 0 0 0 0,0 0 0 0 0,0-1 0 0 0,0 1 0 0 0,0 0 0 0 0,1-1 0 0 0,-1 1 0 0 0,0 0 0 0 0,0 0 0 0 0,0-1 0 0 0,0 1 0 0 0,0 0 0 0 0,0-1 0 0 0,0 1 0 0 0,1 0 0 0 0,-1 0 0 0 0,0-1 0 0 0,0 1 0 0 0,0 0 0 0 0,1 0 0 0 0,-1 0 0 0 0,0-1 0 0 0,0 1 0 0 0,1 0 0 0 0,-1 0 0 0 0,0 0 0 0 0,0 0 0 0 0,1 0 0 0 0,-1-1 0 0 0,0 1 0 0 0,1 0 0 0 0,-1 0 0 0 0,11-4 0 0 0,-4 2 0 0 0,1 1 0 0 0,-1 1 0 0 0,0 0 0 0 0,0 0 0 0 0,0 0 0 0 0,0 1 0 0 0,0 0 0 0 0,0 0 0 0 0,0 1 0 0 0,0 0 0 0 0,0 0 0 0 0,-1 0 0 0 0,1 1 0 0 0,9 5 0 0 0,-13-6 0 0 0,0 0 0 0 0,1 0 0 0 0,-1 0 0 0 0,0 1 0 0 0,0-1 0 0 0,0 1 0 0 0,-1 0 0 0 0,1 0 0 0 0,-1 0 0 0 0,1 0 0 0 0,-1 0 0 0 0,0 0 0 0 0,0 1 0 0 0,-1-1 0 0 0,1 1 0 0 0,-1-1 0 0 0,1 1 0 0 0,-1 0 0 0 0,0-1 0 0 0,-1 1 0 0 0,1 0 0 0 0,0 0 0 0 0,-1 0 0 0 0,0 0 0 0 0,0-1 0 0 0,0 1 0 0 0,-1 0 0 0 0,0 5 0 0 0,0-6 0 0 0,1-1 0 0 0,-1 1 0 0 0,0 0 0 0 0,0 0 0 0 0,0-1 0 0 0,-1 1 0 0 0,1 0 0 0 0,-1-1 0 0 0,1 1 0 0 0,-1-1 0 0 0,0 0 0 0 0,0 1 0 0 0,0-1 0 0 0,0 0 0 0 0,0 0 0 0 0,-1 0 0 0 0,1-1 0 0 0,-4 3 0 0 0,1-2 0 0 0,1 0 0 0 0,-1 0 0 0 0,1-1 0 0 0,-1 0 0 0 0,0 1 0 0 0,0-2 0 0 0,1 1 0 0 0,-1-1 0 0 0,0 1 0 0 0,-7-2 0 0 0,0 0 0 0 0,-1-1 0 0 0,0 0 0 0 0,1-1 0 0 0,-1-1 0 0 0,1 1 0 0 0,0-2 0 0 0,-19-10 0 0 0,31 15 0 0 0,-2-1 0 0 0,0 0 0 0 0,0-1 0 0 0,0 1 0 0 0,0 0 0 0 0,1-1 0 0 0,-1 0 0 0 0,0 1 0 0 0,1-1 0 0 0,-1 0 0 0 0,1 0 0 0 0,0 0 0 0 0,-2-2 0 0 0,4 4-72 0 0,-1-1 0 0 0,0 1 0 0 0,0-1 0 0 0,1 1 0 0 0,-1-1 0 0 0,0 1 0 0 0,1-1 0 0 0,-1 1 0 0 0,0-1 0 0 0,1 1 0 0 0,-1-1 0 0 0,0 1 0 0 0,1 0 0 0 0,-1-1 0 0 0,1 1 0 0 0,-1 0 0 0 0,1-1 0 0 0,-1 1 0 0 0,1 0 0 0 0,-1-1 0 0 0,1 1 0 0 0,0 0 0 0 0,-1 0 0 0 0,1 0 0 0 0,-1 0 0 0 0,1 0 0 0 0,-1 0 0 0 0,1 0 0 0 0,0 0 0 0 0,0 0 0 0 0,21-1-4382 0 0,-20 2 3394 0 0,14-1-3112 0 0,6 0 597 0 0</inkml:trace>
   <inkml:trace contextRef="#ctx0" brushRef="#br0" timeOffset="4172.34">8581 1155 148 0 0,'8'-1'632'0'0,"6"0"1994"0"0,0 0 0 0 0,22-5-1 0 0,-34 6-1967 0 0,1-1 0 0 0,-1 0 0 0 0,1 1 0 0 0,-1-1 0 0 0,1 0 1 0 0,-1 0-1 0 0,0 0 0 0 0,0-1 0 0 0,1 1 0 0 0,-1 0 0 0 0,0-1 0 0 0,0 1 0 0 0,-1-1 0 0 0,1 0 0 0 0,0 0 0 0 0,0 0 0 0 0,-1 0 0 0 0,1 0 0 0 0,-1 0 0 0 0,0 0 0 0 0,3-4 0 0 0,-4 5-507 0 0,0 0 0 0 0,0 0 0 0 0,0 0 0 0 0,0 0 0 0 0,1 0-1 0 0,-1 0 1 0 0,0 0 0 0 0,-1 0 0 0 0,1 0 0 0 0,0 0 0 0 0,0 0 0 0 0,0 0 0 0 0,0 0-1 0 0,-1 0 1 0 0,1 0 0 0 0,-1 0 0 0 0,1 0 0 0 0,0 1 0 0 0,-1-1 0 0 0,0 0 0 0 0,1 0-1 0 0,-1 0 1 0 0,1 1 0 0 0,-1-1 0 0 0,0 0 0 0 0,1 1 0 0 0,-1-1 0 0 0,0 0 0 0 0,0 1-1 0 0,0-1 1 0 0,0 1 0 0 0,1-1 0 0 0,-1 1 0 0 0,0 0 0 0 0,0-1 0 0 0,0 1 0 0 0,0 0-1 0 0,0 0 1 0 0,0-1 0 0 0,0 1 0 0 0,0 0 0 0 0,0 0 0 0 0,0 0 0 0 0,-1 0 0 0 0,-4 0 186 0 0,0 0 1 0 0,0 0-1 0 0,1 0 0 0 0,-1 1 1 0 0,-11 2-1 0 0,7 0-225 0 0,1 0-1 0 0,-1 1 1 0 0,1 0-1 0 0,-14 9 1 0 0,20-12-99 0 0,0 1 1 0 0,1-1 0 0 0,-1 1 0 0 0,1 0-1 0 0,-1 0 1 0 0,1 0 0 0 0,0 0 0 0 0,0 1-1 0 0,0-1 1 0 0,0 0 0 0 0,0 1 0 0 0,0 0-1 0 0,1-1 1 0 0,-1 1 0 0 0,1 0 0 0 0,0 0-1 0 0,-1 0 1 0 0,0 6 0 0 0,2-8-14 0 0,0 1 0 0 0,0 0 0 0 0,0-1 0 0 0,1 1 0 0 0,-1 0 0 0 0,0-1 0 0 0,1 1 0 0 0,-1-1 0 0 0,1 1 0 0 0,0 0 0 0 0,0-1 0 0 0,-1 0 0 0 0,1 1 0 0 0,0-1 0 0 0,0 1 0 0 0,0-1 0 0 0,0 0 0 0 0,1 0 0 0 0,-1 0 0 0 0,0 0 0 0 0,0 0 0 0 0,1 0 0 0 0,-1 0 0 0 0,1 0 0 0 0,-1 0 0 0 0,3 1 0 0 0,0 0 0 0 0,1-1 0 0 0,-1 0 0 0 0,0 1 0 0 0,1-1 0 0 0,-1-1 0 0 0,1 1 0 0 0,5 0 0 0 0,-7-1 0 0 0,1 0 0 0 0,-1-1 0 0 0,0 1 0 0 0,1 0 0 0 0,-1-1 0 0 0,0 0 0 0 0,1 0 0 0 0,-1 0 0 0 0,0 0 0 0 0,0-1 0 0 0,0 1 0 0 0,0-1 0 0 0,0 0 0 0 0,0 0 0 0 0,3-3 0 0 0,1-2 0 0 0,-1 0 0 0 0,0 0 0 0 0,0-1 0 0 0,6-10 0 0 0,3-5 0 0 0,-12 19 0 0 0,-2 5 0 0 0,-1 0 0 0 0,1 0 0 0 0,0 1 0 0 0,0-1 0 0 0,-1 0 0 0 0,1 0 0 0 0,-1 0 0 0 0,1 1 0 0 0,-1-1 0 0 0,0 0 0 0 0,1 1 0 0 0,-1-1 0 0 0,0 3 0 0 0,1 9-1543 0 0,-1 0 0 0 0,0 1 0 0 0,-1-1 0 0 0,0 0 0 0 0,-1 0 0 0 0,-1 1 0 0 0,-7 22 0 0 0</inkml:trace>
   <inkml:trace contextRef="#ctx0" brushRef="#br0" timeOffset="4684.01">8722 1195 9493 0 0,'5'-13'7497'0'0,"11"-19"859"0"0,-16 31-8117 0 0,1 0 0 0 0,0-1-1 0 0,0 1 1 0 0,0 0 0 0 0,-1 0-1 0 0,1 0 1 0 0,1-1 0 0 0,-1 1-1 0 0,0 0 1 0 0,0 1-1 0 0,0-1 1 0 0,0 0 0 0 0,1 0-1 0 0,-1 0 1 0 0,0 1 0 0 0,1-1-1 0 0,2 0 1 0 0,-3 1-166 0 0,0 0-1 0 0,1 0 1 0 0,-1 1-1 0 0,1-1 1 0 0,-1 1-1 0 0,1-1 1 0 0,-1 1-1 0 0,0-1 1 0 0,0 1 0 0 0,1 0-1 0 0,-1 0 1 0 0,0 0-1 0 0,0 0 1 0 0,0 0-1 0 0,0 0 1 0 0,0 0-1 0 0,0 0 1 0 0,0 0-1 0 0,0 0 1 0 0,0 0 0 0 0,0 1-1 0 0,-1-1 1 0 0,1 0-1 0 0,0 0 1 0 0,-1 1-1 0 0,1 2 1 0 0,12 36 777 0 0,-12-32-805 0 0,1 0 0 0 0,-1 0 0 0 0,-1 0 1 0 0,0 0-1 0 0,0 0 0 0 0,-1 9 0 0 0,2-24-45 0 0,1-1 0 0 0,0 1 0 0 0,0 0 0 0 0,1 0 0 0 0,0 0 0 0 0,0 0 0 0 0,1 0 0 0 0,0 1 0 0 0,0-1 0 0 0,1 1 0 0 0,-1 0 0 0 0,1 1 0 0 0,1-1 0 0 0,-1 1 0 0 0,1 0 0 0 0,8-6 0 0 0,-13 11 0 0 0,1-1 0 0 0,-1 0 0 0 0,1 1 0 0 0,0-1 0 0 0,-1 1 0 0 0,1-1 0 0 0,0 1 0 0 0,0 0 0 0 0,-1 0 0 0 0,1 0 0 0 0,0 0 0 0 0,-1 0 0 0 0,1 0 0 0 0,0 0 0 0 0,0 0 0 0 0,-1 1 0 0 0,1-1 0 0 0,0 1 0 0 0,-1-1 0 0 0,3 2 0 0 0,-1 0 0 0 0,-1-1 0 0 0,0 1 0 0 0,1 0 0 0 0,-1 0 0 0 0,0 0 0 0 0,0 0 0 0 0,0 0 0 0 0,-1 1 0 0 0,1-1 0 0 0,0 0 0 0 0,1 5 0 0 0,0-1 0 0 0,-1-1 0 0 0,0 0 0 0 0,0 1 0 0 0,0-1 0 0 0,-1 1 0 0 0,0-1 0 0 0,0 1 0 0 0,-1 0 0 0 0,1-1 0 0 0,-1 1 0 0 0,-1 0 0 0 0,1 0 0 0 0,-2 9 0 0 0,-22 31-2082 0 0,33-36-10763 0 0,-2-6 9786 0 0</inkml:trace>
@@ -7057,7 +7172,7 @@
   <inkml:trace contextRef="#ctx0" brushRef="#br0" timeOffset="8103.18">1391 2169 1672 0 0,'22'-109'5476'0'0,"-5"35"6398"0"0,-17 74-11775 0 0,0 0 0 0 0,0 0 0 0 0,0 0 0 0 0,0-1 0 0 0,0 1 0 0 0,0 0 0 0 0,0 0 1 0 0,0-1-1 0 0,0 1 0 0 0,0 0 0 0 0,0 0 0 0 0,1-1 0 0 0,-1 1 0 0 0,0 0 0 0 0,0 0 0 0 0,0 0 0 0 0,0-1 0 0 0,0 1 0 0 0,0 0 0 0 0,1 0 0 0 0,-1 0 0 0 0,0-1 0 0 0,0 1 0 0 0,0 0 0 0 0,1 0 0 0 0,-1 0 0 0 0,0 0 0 0 0,0 0 0 0 0,0-1 0 0 0,1 1 0 0 0,-1 0 0 0 0,0 0 0 0 0,0 0 0 0 0,1 0 0 0 0,-1 0 0 0 0,0 0 0 0 0,1 0 0 0 0,6 8 311 0 0,7 21-3186 0 0,-11-23 2522 0 0,27 55-5590 0 0,-10-19 3388 0 0</inkml:trace>
   <inkml:trace contextRef="#ctx0" brushRef="#br0" timeOffset="8719.28">2007 2423 9441 0 0,'9'-33'8996'0'0,"-6"17"-5274"0"0,0-1-1 0 0,0-31 0 0 0,5 88-2643 0 0,-3 20-502 0 0,-1-20-622 0 0,-1 2 0 0 0,-5 53 1 0 0,-3-65-1564 0 0,-1-14-1518 0 0,-2-6-4989 0 0,4-9 4983 0 0</inkml:trace>
   <inkml:trace contextRef="#ctx0" brushRef="#br0" timeOffset="8863.54">1994 2064 14173 0 0,'5'-33'10163'0'0,"2"-5"-4790"0"0,-7 34-5115 0 0,2 0 1 0 0,-1 0 0 0 0,0 0 0 0 0,1 0 0 0 0,0 1-1 0 0,3-6 1 0 0,-5 8-322 0 0,1 0 0 0 0,0 0 1 0 0,0 1-1 0 0,0-1 0 0 0,-1 1 0 0 0,1-1 0 0 0,0 1 0 0 0,0-1 0 0 0,0 1 1 0 0,0 0-1 0 0,0-1 0 0 0,0 1 0 0 0,0 0 0 0 0,0 0 0 0 0,0 0 0 0 0,0-1 1 0 0,0 1-1 0 0,0 0 0 0 0,0 0 0 0 0,0 0 0 0 0,0 1 0 0 0,0-1 0 0 0,0 0 1 0 0,0 0-1 0 0,0 1 0 0 0,-1-1 0 0 0,1 0 0 0 0,0 1 0 0 0,0-1 0 0 0,0 1 1 0 0,0-1-1 0 0,1 2 0 0 0,2 0-376 0 0,1 1 1 0 0,-1 0 0 0 0,0 0-1 0 0,0 0 1 0 0,3 4-1 0 0,1 2-1021 0 0,-1 0 0 0 0,0 0 0 0 0,-1 1 0 0 0,8 15 0 0 0,-5-9-617 0 0,3 6-912 0 0</inkml:trace>
-  <inkml:trace contextRef="#ctx0" brushRef="#br0" timeOffset="9225.37">2194 2229 11077 0 0,'13'29'7956'0'0,"8"18"-1074"0"0,7 25-4552 0 0,-23-57-2104 0 0,-1-1-1 0 0,-1 0 1 0 0,0 1-1 0 0,-1 0 1 0 0,-1 0-1 0 0,0 22 0 0 0,-4-16 433 0 0,0-14 143 0 0,0-6 270 0 0,9-23-657 0 0,-2 14-414 0 0,-1 1 0 0 0,2 1 0 0 0,-1-1 0 0 0,1 0 0 0 0,0 1 0 0 0,0 0 0 0 0,0 0 0 0 0,1 1 0 0 0,0 0 0 0 0,0-1 0 0 0,1 2 0 0 0,-1-1 0 0 0,1 1 0 0 0,0 0 0 0 0,11-4 0 0 0,-16 8 0 0 0,1 0 0 0 0,0-1 0 0 0,0 1 0 0 0,-1 1 0 0 0,1-1 0 0 0,0 0 0 0 0,0 1 0 0 0,-1-1 0 0 0,1 1 0 0 0,0 0 0 0 0,-1 0 0 0 0,1 0 0 0 0,-1 0 0 0 0,1 0 0 0 0,-1 1 0 0 0,1-1 0 0 0,-1 1 0 0 0,0 0 0 0 0,0-1 0 0 0,4 5 0 0 0,3 3 0 0 0,-1 0 0 0 0,0 0 0 0 0,7 11 0 0 0,-10-11-390 0 0,0 0 1 0 0,0 0-1 0 0,0 0 1 0 0,-1 0-1 0 0,-1 1 0 0 0,0 0 1 0 0,0 0-1 0 0,-1-1 1 0 0,0 2-1 0 0,0-1 1 0 0,-1 0-1 0 0,-1 0 0 0 0,-1 16 1 0 0,0-13-273 0 0,0-1 0 0 0,-1 0 0 0 0,-1 0 0 0 0,0 0 1 0 0,-1-1-1 0 0,0 1 0 0 0,-1-1 0 0 0,0 0 0 0 0,-1 0 0 0 0,-11 17 0 0 0,4-12-2768 0 0</inkml:trace>
+  <inkml:trace contextRef="#ctx0" brushRef="#br0" timeOffset="9225.36">2194 2229 11077 0 0,'13'29'7956'0'0,"8"18"-1074"0"0,7 25-4552 0 0,-23-57-2104 0 0,-1-1-1 0 0,-1 0 1 0 0,0 1-1 0 0,-1 0 1 0 0,-1 0-1 0 0,0 22 0 0 0,-4-16 433 0 0,0-14 143 0 0,0-6 270 0 0,9-23-657 0 0,-2 14-414 0 0,-1 1 0 0 0,2 1 0 0 0,-1-1 0 0 0,1 0 0 0 0,0 1 0 0 0,0 0 0 0 0,0 0 0 0 0,1 1 0 0 0,0 0 0 0 0,0-1 0 0 0,1 2 0 0 0,-1-1 0 0 0,1 1 0 0 0,0 0 0 0 0,11-4 0 0 0,-16 8 0 0 0,1 0 0 0 0,0-1 0 0 0,0 1 0 0 0,-1 1 0 0 0,1-1 0 0 0,0 0 0 0 0,0 1 0 0 0,-1-1 0 0 0,1 1 0 0 0,0 0 0 0 0,-1 0 0 0 0,1 0 0 0 0,-1 0 0 0 0,1 0 0 0 0,-1 1 0 0 0,1-1 0 0 0,-1 1 0 0 0,0 0 0 0 0,0-1 0 0 0,4 5 0 0 0,3 3 0 0 0,-1 0 0 0 0,0 0 0 0 0,7 11 0 0 0,-10-11-390 0 0,0 0 1 0 0,0 0-1 0 0,0 0 1 0 0,-1 0-1 0 0,-1 1 0 0 0,0 0 1 0 0,0 0-1 0 0,-1-1 1 0 0,0 2-1 0 0,0-1 1 0 0,-1 0-1 0 0,-1 0 0 0 0,-1 16 1 0 0,0-13-273 0 0,0-1 0 0 0,-1 0 0 0 0,-1 0 0 0 0,0 0 1 0 0,-1-1-1 0 0,0 1 0 0 0,-1-1 0 0 0,0 0 0 0 0,-1 0 0 0 0,-11 17 0 0 0,4-12-2768 0 0</inkml:trace>
 </inkml:ink>
 </file>
 
@@ -7104,7 +7219,7 @@
   <inkml:trace contextRef="#ctx0" brushRef="#br0" timeOffset="31368.47">7486 1665 904 0 0,'2'-1'840'0'0,"0"-1"0"0"0,0 1-1 0 0,0 0 1 0 0,0-1 0 0 0,0 0 0 0 0,0 0-1 0 0,0 1 1 0 0,-1-1 0 0 0,1 0 0 0 0,-1 0-1 0 0,1 0 1 0 0,-1-1 0 0 0,0 1 0 0 0,1-3-1 0 0,-2 5-590 0 0,1-1 1 0 0,-1 1-1 0 0,0-1 0 0 0,0 1 0 0 0,0-1 0 0 0,0 1 1 0 0,0-1-1 0 0,0 0 0 0 0,0 1 0 0 0,0-1 0 0 0,0 1 1 0 0,0-1-1 0 0,0 1 0 0 0,0-1 0 0 0,0 1 0 0 0,-1-1 1 0 0,1 0-1 0 0,0 1 0 0 0,0-1 0 0 0,-1 1 0 0 0,1-1 1 0 0,0 1-1 0 0,0 0 0 0 0,-1-1 0 0 0,0 0-115 0 0,0 0-1 0 0,-1 1 0 0 0,1-1 1 0 0,0 0-1 0 0,0 1 1 0 0,0 0-1 0 0,0-1 0 0 0,-1 1 1 0 0,1 0-1 0 0,0-1 1 0 0,0 1-1 0 0,-1 0 0 0 0,1 0 1 0 0,0 0-1 0 0,-3 1 1 0 0,-8 0 327 0 0,0 0-1 0 0,0 1 1 0 0,1 1 0 0 0,-22 7 0 0 0,28-8-344 0 0,-1 0-1 0 0,1 0 1 0 0,0 0-1 0 0,0 1 1 0 0,0 0 0 0 0,0 0-1 0 0,1 1 1 0 0,-1-1 0 0 0,1 1-1 0 0,0 0 1 0 0,0 0-1 0 0,-5 6 1 0 0,9-8-89 0 0,-1-1 1 0 0,0 0-1 0 0,1 1 1 0 0,0-1-1 0 0,-1 0 0 0 0,1 1 1 0 0,0-1-1 0 0,0 1 1 0 0,0-1-1 0 0,0 0 0 0 0,0 1 1 0 0,0-1-1 0 0,0 1 0 0 0,0-1 1 0 0,0 1-1 0 0,1-1 1 0 0,-1 0-1 0 0,1 1 0 0 0,-1-1 1 0 0,1 0-1 0 0,-1 1 1 0 0,1-1-1 0 0,0 0 0 0 0,0 0 1 0 0,0 0-1 0 0,0 0 1 0 0,-1 1-1 0 0,1-1 0 0 0,2 1 1 0 0,5 5 42 0 0,-1-1 0 0 0,1 0 0 0 0,10 7-1 0 0,-11-8 2 0 0,64 39 261 0 0,-46-30-221 0 0,0 2 1 0 0,0 1-1 0 0,21 19 1 0 0,-45-35-85 0 0,0-1 1 0 0,0 1-1 0 0,-1 0 1 0 0,1 0 0 0 0,0-1-1 0 0,0 1 1 0 0,0 0 0 0 0,-1 0-1 0 0,1 0 1 0 0,-1 0 0 0 0,1 0-1 0 0,0 0 1 0 0,-1 0 0 0 0,0 0-1 0 0,1 0 1 0 0,-1 0 0 0 0,0 0-1 0 0,1 0 1 0 0,-1 0 0 0 0,0 0-1 0 0,0 1 1 0 0,0-1 0 0 0,0 0-1 0 0,0 0 1 0 0,0 0 0 0 0,0 2-1 0 0,-1-2 30 0 0,0 1 0 0 0,0-1-1 0 0,0 0 1 0 0,0 0 0 0 0,0 1-1 0 0,-1-1 1 0 0,1 0 0 0 0,0 0-1 0 0,-1 0 1 0 0,1 0 0 0 0,0 0 0 0 0,-1-1-1 0 0,1 1 1 0 0,-1 0 0 0 0,-2 0-1 0 0,-6 2 149 0 0,0 0 0 0 0,-1-1 0 0 0,1 0 0 0 0,-14 1 0 0 0,10-3-292 0 0,-35 2 392 0 0,18-4-4307 0 0</inkml:trace>
   <inkml:trace contextRef="#ctx0" brushRef="#br0" timeOffset="31976.55">7741 1879 824 0 0,'25'-49'18390'0'0,"-25"48"-18272"0"0,-1 1 1 0 0,1 0 0 0 0,0 0 0 0 0,0 0-1 0 0,0 0 1 0 0,0 0 0 0 0,0-1 0 0 0,0 1-1 0 0,0 0 1 0 0,0 0 0 0 0,0 0-1 0 0,1 0 1 0 0,-1-1 0 0 0,0 1 0 0 0,0 0-1 0 0,0 0 1 0 0,0 0 0 0 0,0 0-1 0 0,0-1 1 0 0,0 1 0 0 0,0 0 0 0 0,0 0-1 0 0,0 0 1 0 0,0 0 0 0 0,1 0 0 0 0,-1 0-1 0 0,0 0 1 0 0,0-1 0 0 0,0 1-1 0 0,0 0 1 0 0,0 0 0 0 0,1 0 0 0 0,-1 0-1 0 0,0 0 1 0 0,0 0 0 0 0,0 0 0 0 0,0 0-1 0 0,0 0 1 0 0,1 0 0 0 0,-1 0-1 0 0,0 0 1 0 0,0 0 0 0 0,0 0 0 0 0,0 0-1 0 0,1 0 1 0 0,-1 0 0 0 0,0 0-1 0 0,0 0 1 0 0,0 0 0 0 0,0 0 0 0 0,1 0-1 0 0,-1 0 1 0 0,0 0 0 0 0,0 0 0 0 0,0 0-1 0 0,0 0 1 0 0,0 1 0 0 0,1-1-1 0 0,2 13 1809 0 0,-2 20-1493 0 0,5 140 1370 0 0,-1-143-1618 0 0,-5-29-244 0 0,4 11-675 0 0,0-5-5292 0 0</inkml:trace>
   <inkml:trace contextRef="#ctx0" brushRef="#br0" timeOffset="32489.14">7887 1955 604 0 0,'5'-5'1778'0'0,"4"-5"3578"0"0,0-1 0 0 0,0 0 0 0 0,10-18 2718 0 0,-18 31-7683 0 0,5 32 847 0 0,-6-27-1067 0 0,1 0 0 0 0,0 1 1 0 0,1-1-1 0 0,0 0 0 0 0,0 0 1 0 0,4 8-1 0 0,-5-13-137 0 0,0 0 0 0 0,1 0-1 0 0,-1 0 1 0 0,0 0 0 0 0,1-1 0 0 0,0 1-1 0 0,-1 0 1 0 0,1-1 0 0 0,0 0 0 0 0,0 1-1 0 0,0-1 1 0 0,-1 0 0 0 0,1 0 0 0 0,1 0-1 0 0,-1 0 1 0 0,0 0 0 0 0,0 0 0 0 0,0-1-1 0 0,0 1 1 0 0,1-1 0 0 0,-1 0-1 0 0,0 1 1 0 0,0-1 0 0 0,1 0 0 0 0,2-1-1 0 0,1 1 18 0 0,-1-1-1 0 0,1 0 0 0 0,-1 0 0 0 0,0-1 0 0 0,1 1 0 0 0,-1-1 0 0 0,0 0 0 0 0,0-1 0 0 0,7-4 0 0 0,2-2 387 0 0,23-20 0 0 0,-37 29-433 0 0,0 0 0 0 0,0 0 1 0 0,1-1-1 0 0,-1 1 1 0 0,0 0-1 0 0,0 0 0 0 0,0 0 1 0 0,0 0-1 0 0,0 0 1 0 0,0 0-1 0 0,0 0 0 0 0,0 0 1 0 0,1 0-1 0 0,-1 0 1 0 0,0-1-1 0 0,0 1 0 0 0,0 0 1 0 0,0 0-1 0 0,0 0 1 0 0,0 0-1 0 0,1 0 0 0 0,-1 0 1 0 0,0 0-1 0 0,0 0 1 0 0,0 0-1 0 0,0 0 0 0 0,0 0 1 0 0,0 0-1 0 0,1 0 1 0 0,-1 0-1 0 0,0 0 0 0 0,0 0 1 0 0,0 0-1 0 0,0 0 1 0 0,0 0-1 0 0,0 1 0 0 0,1-1 1 0 0,-1 0-1 0 0,0 0 1 0 0,0 0-1 0 0,0 0 1 0 0,0 0-1 0 0,0 0 0 0 0,0 0 1 0 0,1 0-1 0 0,0 9 86 0 0,-5 15-171 0 0,4-20 8 0 0,-11 100-3184 0 0,11-93 764 0 0,1 1 0 0 0,0 0-1 0 0,4 20 1 0 0,-1-18-678 0 0</inkml:trace>
-  <inkml:trace contextRef="#ctx0" brushRef="#br0" timeOffset="33816.52">15370 200 628 0 0,'2'-32'7305'0'0,"-1"0"8431"0"0,0 36-15521 0 0,0 0 1 0 0,1-1-1 0 0,-1 1 1 0 0,1 0-1 0 0,-1-1 0 0 0,4 4 1 0 0,2 8 186 0 0,23 69 958 0 0,21 51 381 0 0,-48-126-2532 0 0,3 5-1832 0 0,1-7-5909 0 0,-5-6 5663 0 0</inkml:trace>
+  <inkml:trace contextRef="#ctx0" brushRef="#br0" timeOffset="33816.51">15370 200 628 0 0,'2'-32'7305'0'0,"-1"0"8431"0"0,0 36-15521 0 0,0 0 1 0 0,1-1-1 0 0,-1 1 1 0 0,1 0-1 0 0,-1-1 0 0 0,4 4 1 0 0,2 8 186 0 0,23 69 958 0 0,21 51 381 0 0,-48-126-2532 0 0,3 5-1832 0 0,1-7-5909 0 0,-5-6 5663 0 0</inkml:trace>
   <inkml:trace contextRef="#ctx0" brushRef="#br0" timeOffset="34022.01">15564 310 8401 0 0,'13'-35'11971'0'0,"-12"33"-11646"0"0,0 1-1 0 0,-1-1 1 0 0,1 1 0 0 0,-1-1-1 0 0,0 1 1 0 0,1-1 0 0 0,-1 1-1 0 0,0-1 1 0 0,0 1-1 0 0,0-1 1 0 0,0 0 0 0 0,0 1-1 0 0,0-1 1 0 0,-1 1-1 0 0,1-1 1 0 0,-1 1 0 0 0,1-1-1 0 0,-1 1 1 0 0,1-1 0 0 0,-2-1-1 0 0,0 3-228 0 0,0-1 1 0 0,0 1-1 0 0,0 0 0 0 0,0 0 1 0 0,0 0-1 0 0,0 1 0 0 0,0-1 0 0 0,0 0 1 0 0,1 1-1 0 0,-1-1 0 0 0,0 1 1 0 0,0 0-1 0 0,0-1 0 0 0,0 1 0 0 0,1 0 1 0 0,-1 0-1 0 0,-2 2 0 0 0,-1 0 37 0 0,-20 10 218 0 0,2 1 0 0 0,-41 32 0 0 0,-6 14-2788 0 0,50-39 948 0 0,-15 15-6427 0 0,26-30 4783 0 0</inkml:trace>
   <inkml:trace contextRef="#ctx0" brushRef="#br0" timeOffset="34856.32">13747 1363 568 0 0,'-5'-10'2594'0'0,"-4"-11"10716"0"0,19 36-9977 0 0,0 3-2102 0 0,0 1 0 0 0,-2 1-1 0 0,11 35 1 0 0,2 6-1681 0 0,-21-60 294 0 0,1 0 0 0 0,-1 0 0 0 0,1 1 0 0 0,-1-1 0 0 0,1 0 0 0 0,0 0 1 0 0,-1 0-1 0 0,1 0 0 0 0,0 0 0 0 0,0 0 0 0 0,0 0 0 0 0,0 0 0 0 0,0 0 1 0 0,0 0-1 0 0,1 1 0 0 0,-1-2 81 0 0,-1 0 1 0 0,1 0-1 0 0,-1 0 1 0 0,1 0-1 0 0,0 0 1 0 0,-1 0-1 0 0,1 0 0 0 0,-1 0 1 0 0,1 0-1 0 0,0 0 1 0 0,-1 0-1 0 0,1 0 1 0 0,-1 0-1 0 0,1 0 0 0 0,-1 0 1 0 0,1-1-1 0 0,0 1 1 0 0,-1 0-1 0 0,1 0 1 0 0,-1-1-1 0 0,1 1 1 0 0,-1 0-1 0 0,1-1 0 0 0,3-3 10 0 0,-1 1 0 0 0,0-1 0 0 0,0 0 0 0 0,0 0 0 0 0,0 0 0 0 0,2-7-1 0 0,14-27 2350 0 0,-5 9 3445 0 0,-15 31-5647 0 0,-1 0 1 0 0,1 0-1 0 0,0 0 0 0 0,0 0 0 0 0,0 0 1 0 0,0 0-1 0 0,0 0 0 0 0,0 0 0 0 0,1 1 1 0 0,-1 1-1 0 0,-2 4 83 0 0,-70 190-595 0 0,58-151-731 0 0</inkml:trace>
   <inkml:trace contextRef="#ctx0" brushRef="#br0" timeOffset="69013.72">40 2086 1032 0 0,'-18'-15'16849'0'0,"21"11"-13376"0"0,8-2-3574 0 0,12-6 1609 0 0,1-2 0 0 0,33-25 1 0 0,-46 30-1044 0 0,-1 0 1 0 0,-1 0 0 0 0,14-18-1 0 0,-18 21-141 0 0,0-1 1 0 0,-1 0-1 0 0,6-14 0 0 0,-8 18-237 0 0,-1-1-1 0 0,0 0 1 0 0,0 1 0 0 0,0-1-1 0 0,0 0 1 0 0,-1 0-1 0 0,0 1 1 0 0,1-1 0 0 0,-1 0-1 0 0,-1 0 1 0 0,1 0-1 0 0,-1 1 1 0 0,1-1 0 0 0,-1 0-1 0 0,0 1 1 0 0,0-1-1 0 0,-1 0 1 0 0,1 1 0 0 0,-1-1-1 0 0,1 1 1 0 0,-5-5-1 0 0,3 3-19 0 0,-1 0-1 0 0,0 1 1 0 0,0 0-1 0 0,-1-1 1 0 0,1 2-1 0 0,-1-1 1 0 0,0 0-1 0 0,0 1 0 0 0,-1 0 1 0 0,1 0-1 0 0,0 0 1 0 0,-11-2-1 0 0,11 3-49 0 0,1 1-1 0 0,-1-1 1 0 0,0 1-1 0 0,0 1 1 0 0,0-1-1 0 0,1 1 1 0 0,-1 0-1 0 0,0 0 1 0 0,0 0-1 0 0,0 0 1 0 0,0 1-1 0 0,0 0 1 0 0,0 0-1 0 0,1 1 1 0 0,-7 1-1 0 0,8-1-11 0 0,0 0-1 0 0,0 0 1 0 0,0 0-1 0 0,0 1 0 0 0,0-1 1 0 0,1 1-1 0 0,-1-1 1 0 0,1 1-1 0 0,-1 0 0 0 0,1 0 1 0 0,0 0-1 0 0,0 0 1 0 0,1 0-1 0 0,-1 0 1 0 0,1 1-1 0 0,-1-1 0 0 0,1 1 1 0 0,0-1-1 0 0,0 1 1 0 0,1-1-1 0 0,-1 1 0 0 0,1 0 1 0 0,-1 4-1 0 0,1 5-4 0 0,1 1 0 0 0,0-1 0 0 0,1 1 0 0 0,0-1 0 0 0,1 1 0 0 0,0-1 1 0 0,1 0-1 0 0,1 0 0 0 0,0 0 0 0 0,8 14 0 0 0,2 1-1 0 0,2-2 1 0 0,0 0 0 0 0,30 33 0 0 0,-8-19-1 0 0,-28-29 12 0 0,0 0 0 0 0,0 1 0 0 0,-1 0 0 0 0,11 18 0 0 0,-20-29-7 0 0,-1-1-1 0 0,1 1 1 0 0,-1 0 0 0 0,0 0 0 0 0,1 0 0 0 0,-1 0 0 0 0,0 0 0 0 0,1 0 0 0 0,-1 0 0 0 0,0 0 0 0 0,0 0 0 0 0,0 0 0 0 0,0 0 0 0 0,0 0 0 0 0,0 0 0 0 0,0 0 0 0 0,0-1 0 0 0,0 1 0 0 0,-1 0-1 0 0,1 0 1 0 0,0 0 0 0 0,-1 0 0 0 0,1 0 0 0 0,-1 1 0 0 0,-1 0 13 0 0,1 0 0 0 0,0-1 1 0 0,-1 1-1 0 0,1-1 0 0 0,-1 0 0 0 0,0 0 0 0 0,0 1 0 0 0,1-1 0 0 0,-1 0 1 0 0,0 0-1 0 0,-2 0 0 0 0,-7 3 65 0 0,1-1 1 0 0,-1 0-1 0 0,-15 2 1 0 0,22-5-80 0 0,-74 8-86 0 0,68-7 34 0 0,0-1-1 0 0,0-1 1 0 0,1 0 0 0 0,-1 0-1 0 0,0-1 1 0 0,-9-2-1 0 0,11 0-2013 0 0,12 2-3010 0 0,14 1-3215 0 0,-7 2 5387 0 0</inkml:trace>
@@ -7115,16 +7230,16 @@
   <inkml:trace contextRef="#ctx0" brushRef="#br0" timeOffset="67863.81">2574 2349 9893 0 0,'-3'-5'3486'0'0,"1"2"-1733"0"0,0 0-1 0 0,1 0 1 0 0,-1 0-1 0 0,1 0 0 0 0,0 0 1 0 0,-2-7-1 0 0,3 9-1668 0 0,0 1 0 0 0,0-1-1 0 0,0 1 1 0 0,0-1 0 0 0,0 0 0 0 0,1 1 0 0 0,-1-1 0 0 0,0 0-1 0 0,0 1 1 0 0,1-1 0 0 0,-1 1 0 0 0,0-1 0 0 0,1 0 0 0 0,-1 1 0 0 0,0-1-1 0 0,1 1 1 0 0,-1-1 0 0 0,1 1 0 0 0,-1 0 0 0 0,1-1 0 0 0,-1 1-1 0 0,1-1 1 0 0,-1 1 0 0 0,1 0 0 0 0,0-1 0 0 0,-1 1 0 0 0,1 0 0 0 0,-1 0-1 0 0,1 0 1 0 0,0-1 0 0 0,-1 1 0 0 0,1 0 0 0 0,0 0 0 0 0,-1 0-1 0 0,1 0 1 0 0,0 0 0 0 0,-1 0 0 0 0,1 0 0 0 0,0 0 0 0 0,-1 0 0 0 0,2 1-1 0 0,35 0-1049 0 0,0 3 0 0 0,50 10-1 0 0,1 0-8333 0 0,-60-11 6393 0 0</inkml:trace>
   <inkml:trace contextRef="#ctx0" brushRef="#br0" timeOffset="70572.85">488 2268 920 0 0,'1'-45'18012'0'0,"-1"37"-9896"0"0,0 11-7354 0 0,-6 28 193 0 0,-11 89 2660 0 0,15-100-4361 0 0,3 39 0 0 0,-1-58 394 0 0,0-1 1 0 0,0 1-1 0 0,0-1 1 0 0,0 0 0 0 0,0 1-1 0 0,0-1 1 0 0,1 1 0 0 0,-1-1-1 0 0,0 1 1 0 0,0-1 0 0 0,0 0-1 0 0,0 1 1 0 0,1-1 0 0 0,-1 0-1 0 0,0 1 1 0 0,0-1 0 0 0,1 1-1 0 0,-1-1 1 0 0,0 0 0 0 0,1 0-1 0 0,-1 1 1 0 0,0-1 0 0 0,1 0-1 0 0,-1 0 1 0 0,0 1 0 0 0,1-1-1 0 0,-1 0 1 0 0,1 0 0 0 0,0 1-1 0 0,3-1-3133 0 0</inkml:trace>
   <inkml:trace contextRef="#ctx0" brushRef="#br0" timeOffset="71160.58">3266 2028 8337 0 0,'9'-22'5013'0'0,"0"0"-991"0"0,10-33 0 0 0,-17 48-3512 0 0,-1 1 0 0 0,0 0 0 0 0,0 0 0 0 0,0 0 0 0 0,-1 0 0 0 0,0-1-1 0 0,0 1 1 0 0,-1 0 0 0 0,1 0 0 0 0,-4-11 0 0 0,-4 5 613 0 0,3 11-691 0 0,0 2-184 0 0,-11 8 282 0 0,12-5-467 0 0,1 0 0 0 0,-1 0 0 0 0,1 0 0 0 0,0 0 1 0 0,-2 6-1 0 0,-7 9 33 0 0,2 1 0 0 0,1 0 1 0 0,0 1-1 0 0,1-1 0 0 0,2 1 0 0 0,-6 30 1 0 0,6-9 44 0 0,3 0-1 0 0,1 1 1 0 0,2-1 0 0 0,2 1 0 0 0,15 82 0 0 0,-11-97-22 0 0,2-1 0 0 0,18 47 1 0 0,-21-63-77 0 0,0 0 0 0 0,1 0 1 0 0,1 0-1 0 0,0-1 1 0 0,0 0-1 0 0,1 0 1 0 0,0-1-1 0 0,17 16 1 0 0,-22-22-277 0 0,1-1 1 0 0,-1 1 0 0 0,1-1-1 0 0,0 0 1 0 0,0 0-1 0 0,0 0 1 0 0,0-1-1 0 0,1 1 1 0 0,4 0 0 0 0,-6-1-520 0 0,0-1 0 0 0,1 0 0 0 0,-1 0 0 0 0,0 0 0 0 0,1 0 0 0 0,-1 0 0 0 0,0-1 0 0 0,1 1 0 0 0,-1-1 1 0 0,0 0-1 0 0,0 0 0 0 0,6-2 0 0 0,11-9-2658 0 0</inkml:trace>
-  <inkml:trace contextRef="#ctx0" brushRef="#br0" timeOffset="71534.41">3589 1953 11573 0 0,'-8'-23'9259'0'0,"5"15"-7465"0"0,1 1-1 0 0,-1-1 1 0 0,-1 1-1 0 0,-5-10 1 0 0,9 16-1519 0 0,-5 38 608 0 0,4-24-838 0 0,2 44-690 0 0,-1-53 340 0 0,1 0 0 0 0,-1-1-1 0 0,1 1 1 0 0,0 0 0 0 0,0-1-1 0 0,0 1 1 0 0,0-1 0 0 0,1 0-1 0 0,-1 1 1 0 0,1-1 0 0 0,0 0-1 0 0,3 5 1 0 0,-4-8 215 0 0,0 1 1 0 0,0-1-1 0 0,0 1 0 0 0,0-1 1 0 0,0 1-1 0 0,1-1 0 0 0,-1 1 0 0 0,0-1 1 0 0,0 0-1 0 0,0 0 0 0 0,0 0 1 0 0,0 1-1 0 0,0-1 0 0 0,1 0 0 0 0,-1 0 1 0 0,0-1-1 0 0,0 1 0 0 0,0 0 1 0 0,0 0-1 0 0,0 0 0 0 0,0-1 0 0 0,1 1 1 0 0,-1-1-1 0 0,0 1 0 0 0,0-1 1 0 0,0 1-1 0 0,0-1 0 0 0,0 1 0 0 0,-1-1 1 0 0,1 0-1 0 0,0 0 0 0 0,0 1 1 0 0,0-1-1 0 0,0-1 0 0 0,30-32 504 0 0,-30 33-430 0 0,34-55 2055 0 0,-15 18 3459 0 0,-20 37-5004 0 0,-1 45-2696 0 0,0 18-7321 0 0,2-44 6104 0 0</inkml:trace>
+  <inkml:trace contextRef="#ctx0" brushRef="#br0" timeOffset="71534.4">3589 1953 11573 0 0,'-8'-23'9259'0'0,"5"15"-7465"0"0,1 1-1 0 0,-1-1 1 0 0,-1 1-1 0 0,-5-10 1 0 0,9 16-1519 0 0,-5 38 608 0 0,4-24-838 0 0,2 44-690 0 0,-1-53 340 0 0,1 0 0 0 0,-1-1-1 0 0,1 1 1 0 0,0 0 0 0 0,0-1-1 0 0,0 1 1 0 0,0-1 0 0 0,1 0-1 0 0,-1 1 1 0 0,1-1 0 0 0,0 0-1 0 0,3 5 1 0 0,-4-8 215 0 0,0 1 1 0 0,0-1-1 0 0,0 1 0 0 0,0-1 1 0 0,0 1-1 0 0,1-1 0 0 0,-1 1 0 0 0,0-1 1 0 0,0 0-1 0 0,0 0 0 0 0,0 0 1 0 0,0 1-1 0 0,0-1 0 0 0,1 0 0 0 0,-1 0 1 0 0,0-1-1 0 0,0 1 0 0 0,0 0 1 0 0,0 0-1 0 0,0 0 0 0 0,0-1 0 0 0,1 1 1 0 0,-1-1-1 0 0,0 1 0 0 0,0-1 1 0 0,0 1-1 0 0,0-1 0 0 0,0 1 0 0 0,-1-1 1 0 0,1 0-1 0 0,0 0 0 0 0,0 1 1 0 0,0-1-1 0 0,0-1 0 0 0,30-32 504 0 0,-30 33-430 0 0,34-55 2055 0 0,-15 18 3459 0 0,-20 37-5004 0 0,-1 45-2696 0 0,0 18-7321 0 0,2-44 6104 0 0</inkml:trace>
   <inkml:trace contextRef="#ctx0" brushRef="#br0" timeOffset="72631.39">4356 2201 11365 0 0,'-8'-16'9467'0'0,"-1"-1"-4171"0"0,5 9-4700 0 0,-1 0 0 0 0,0 0 1 0 0,-1 0-1 0 0,0 1 1 0 0,0 0-1 0 0,0 0 0 0 0,-10-7 1 0 0,13 12-558 0 0,1 1 1 0 0,-1 0 0 0 0,1 0-1 0 0,-1 0 1 0 0,1 0 0 0 0,-1 0-1 0 0,1 1 1 0 0,-1-1-1 0 0,0 1 1 0 0,1 0 0 0 0,-1 0-1 0 0,0 0 1 0 0,1 0 0 0 0,-1 0-1 0 0,0 1 1 0 0,1-1-1 0 0,-1 1 1 0 0,0-1 0 0 0,1 1-1 0 0,-1 0 1 0 0,1 0-1 0 0,0 0 1 0 0,-1 1 0 0 0,1-1-1 0 0,-3 2 1 0 0,-4 3 128 0 0,0 0-1 0 0,0 1 1 0 0,1 0-1 0 0,-13 14 1 0 0,8-7-168 0 0,1 2 0 0 0,-20 30 0 0 0,28-41 0 0 0,1 0 0 0 0,1 0 0 0 0,-1 1 0 0 0,1-1 0 0 0,0 1 0 0 0,0 0 0 0 0,0 0 0 0 0,1-1 0 0 0,0 1 0 0 0,0 0 0 0 0,0 0 0 0 0,1 0 0 0 0,0 12 0 0 0,1-16 0 0 0,0 0 0 0 0,-1 0 0 0 0,1 0 0 0 0,0 0 0 0 0,0 0 0 0 0,0-1 0 0 0,0 1 0 0 0,0 0 0 0 0,0 0 0 0 0,0-1 0 0 0,1 1 0 0 0,-1-1 0 0 0,1 1 0 0 0,-1-1 0 0 0,1 1 0 0 0,0-1 0 0 0,-1 0 0 0 0,1 0 0 0 0,0 0 0 0 0,0 0 0 0 0,0 0 0 0 0,0 0 0 0 0,0-1 0 0 0,0 1 0 0 0,0 0 0 0 0,0-1 0 0 0,0 0 0 0 0,0 1 0 0 0,0-1 0 0 0,0 0 0 0 0,0 0 0 0 0,4-1 0 0 0,0 1 0 0 0,-1-1 0 0 0,1 1 0 0 0,0-1 0 0 0,-1-1 0 0 0,1 1 0 0 0,-1-1 0 0 0,0 0 0 0 0,1 0 0 0 0,-1 0 0 0 0,0-1 0 0 0,5-3 0 0 0,-1-3 0 0 0,1 0 0 0 0,-2 0 0 0 0,0-1 0 0 0,0 0 0 0 0,0 0 0 0 0,-1-1 0 0 0,-1 0 0 0 0,0 0 0 0 0,0-1 0 0 0,-1 1 0 0 0,-1-1 0 0 0,0-1 0 0 0,3-16 0 0 0,-12 52 0 0 0,1 1 0 0 0,1-1 0 0 0,0 32 0 0 0,3-48 0 0 0,0 1 0 0 0,0 0 0 0 0,1-1 0 0 0,0 1 0 0 0,0 0 0 0 0,1-1 0 0 0,0 0 0 0 0,1 1 0 0 0,-1-1 0 0 0,1 0 0 0 0,1 0 0 0 0,-1 0 0 0 0,1-1 0 0 0,9 12 0 0 0,-11-16 0 0 0,0 0 0 0 0,0 0 0 0 0,0 0 0 0 0,1 0 0 0 0,-1-1 0 0 0,1 1 0 0 0,0-1 0 0 0,-1 1 0 0 0,1-1 0 0 0,0 0 0 0 0,-1 0 0 0 0,1 0 0 0 0,0-1 0 0 0,0 1 0 0 0,0-1 0 0 0,0 1 0 0 0,0-1 0 0 0,0 0 0 0 0,0 0 0 0 0,0 0 0 0 0,0-1 0 0 0,0 1 0 0 0,0-1 0 0 0,0 1 0 0 0,0-1 0 0 0,-1 0 0 0 0,1 0 0 0 0,0 0 0 0 0,0-1 0 0 0,-1 1 0 0 0,1-1 0 0 0,2-1 0 0 0,3-3 0 0 0,0 1 0 0 0,-1-2 0 0 0,1 1 0 0 0,-1-1 0 0 0,-1 0 0 0 0,1-1 0 0 0,-1 1 0 0 0,7-12 0 0 0,0-5 0 0 0,-2-1 0 0 0,0-1 0 0 0,-2 1 0 0 0,0-2 0 0 0,-2 1 0 0 0,-1-1 0 0 0,5-50 0 0 0,-44 404 0 0 0,33-323 0 0 0,-1 14 0 0 0,2-19 0 0 0,1 0 0 0 0,-1-1 0 0 0,0 1 0 0 0,0 0 0 0 0,0 0 0 0 0,0 0 0 0 0,0-1 0 0 0,0 1 0 0 0,0-1 0 0 0,1-1 0 0 0,5-9 0 0 0,2 0 0 0 0,-1 0 0 0 0,2 0 0 0 0,-1 1 0 0 0,19-16 0 0 0,-26 25 0 0 0,1 0 0 0 0,-1 0 0 0 0,0 1 0 0 0,1-1 0 0 0,-1 1 0 0 0,1 0 0 0 0,-1-1 0 0 0,1 1 0 0 0,0 0 0 0 0,0 1 0 0 0,0-1 0 0 0,-1 0 0 0 0,1 1 0 0 0,0-1 0 0 0,0 1 0 0 0,0 0 0 0 0,0 0 0 0 0,0 0 0 0 0,0 1 0 0 0,-1-1 0 0 0,1 1 0 0 0,0-1 0 0 0,0 1 0 0 0,0 0 0 0 0,-1 0 0 0 0,1 0 0 0 0,0 0 0 0 0,-1 1 0 0 0,1-1 0 0 0,-1 1 0 0 0,0-1 0 0 0,1 1 0 0 0,-1 0 0 0 0,0 0 0 0 0,0 0 0 0 0,2 3 0 0 0,0-1 0 0 0,0 1 0 0 0,0 0 0 0 0,-1 0 0 0 0,1 0 0 0 0,-1 0 0 0 0,-1 1 0 0 0,1-1 0 0 0,-1 1 0 0 0,0-1 0 0 0,0 1 0 0 0,0 0 0 0 0,-1 0 0 0 0,0 0 0 0 0,0 0 0 0 0,0 0 0 0 0,-1 0 0 0 0,0 7 0 0 0,-1-9 0 0 0,1 0 0 0 0,-1 0 0 0 0,0 0 0 0 0,0 0 0 0 0,0 0 0 0 0,-1 0 0 0 0,1 0 0 0 0,-1 0 0 0 0,0 0 0 0 0,0-1 0 0 0,0 1 0 0 0,0-1 0 0 0,-1 1 0 0 0,0-1 0 0 0,1 0 0 0 0,-1 0 0 0 0,0 0 0 0 0,-1-1 0 0 0,1 1 0 0 0,0-1 0 0 0,-1 1 0 0 0,1-1 0 0 0,-1 0 0 0 0,0-1 0 0 0,-7 3 0 0 0,3-1-38 0 0,-1-1-1 0 0,1 0 1 0 0,-1 0-1 0 0,-13-1 1 0 0,20 0 12 0 0,0-1-1 0 0,0 0 1 0 0,0 0 0 0 0,0 0 0 0 0,0 0 0 0 0,1 0-1 0 0,-1 0 1 0 0,0 0 0 0 0,0-1 0 0 0,0 1 0 0 0,0-1-1 0 0,0 0 1 0 0,0 1 0 0 0,1-1 0 0 0,-1 0 0 0 0,0 0 0 0 0,1 0-1 0 0,-1 0 1 0 0,1 0 0 0 0,-1-1 0 0 0,1 1 0 0 0,-1 0-1 0 0,1-1 1 0 0,0 1 0 0 0,-1-1 0 0 0,0-2 0 0 0,1 3-244 0 0,1 0 1 0 0,0 0 0 0 0,0 0 0 0 0,0-1-1 0 0,0 1 1 0 0,0 0 0 0 0,0 0 0 0 0,0 0 0 0 0,0 0-1 0 0,1 0 1 0 0,-1 0 0 0 0,0 0 0 0 0,1-1-1 0 0,-1 1 1 0 0,1 0 0 0 0,-1 0 0 0 0,1 0 0 0 0,-1 0-1 0 0,1 1 1 0 0,0-1 0 0 0,0-1 0 0 0,21-20-5573 0 0,-22 22 5751 0 0,29-24-3339 0 0</inkml:trace>
-  <inkml:trace contextRef="#ctx0" brushRef="#br0" timeOffset="72839.71">5170 2261 604 0 0,'21'-13'2796'0'0,"-11"4"713"0"0,-6-2 4337 0 0,-19 19-5039 0 0,4 0-2357 0 0,0 0 0 0 0,1 1 0 0 0,0 0 0 0 0,0 1 0 0 0,1 0 0 0 0,0 0 0 0 0,1 1 0 0 0,0 0 0 0 0,1 1 0 0 0,0-1 0 0 0,1 1 0 0 0,0 1 0 0 0,1-1 0 0 0,0 1 0 0 0,1 0 0 0 0,-3 19 0 0 0,6-27-314 0 0,0 0 1 0 0,1 1-1 0 0,0-1 1 0 0,0 1-1 0 0,0-1 1 0 0,1 0-1 0 0,0 1 1 0 0,0-1 0 0 0,0 0-1 0 0,1 0 1 0 0,-1 0-1 0 0,1 0 1 0 0,1 0-1 0 0,-1 0 1 0 0,1 0-1 0 0,-1-1 1 0 0,1 1 0 0 0,1-1-1 0 0,-1 0 1 0 0,1 0-1 0 0,-1 0 1 0 0,1 0-1 0 0,8 5 1 0 0,-4-4-166 0 0,0 0 1 0 0,1 0 0 0 0,-1-1-1 0 0,1-1 1 0 0,0 1-1 0 0,0-2 1 0 0,0 1 0 0 0,1-1-1 0 0,-1 0 1 0 0,1-1-1 0 0,-1 0 1 0 0,1-1 0 0 0,9 0-1 0 0,3-2-614 0 0,0 0-1 0 0,0-1 1 0 0,30-9 0 0 0,-37 7-529 0 0,0 0 1 0 0,-1-1-1 0 0,1 0 1 0 0,-1-1-1 0 0,-1-1 1 0 0,14-9 0 0 0,9-12-1798 0 0</inkml:trace>
-  <inkml:trace contextRef="#ctx0" brushRef="#br0" timeOffset="73028.94">5625 2102 10453 0 0,'-13'-34'15694'0'0,"13"34"-15627"0"0,0 0 0 0 0,0 0 0 0 0,0 0-1 0 0,0 0 1 0 0,0 0 0 0 0,0 0 0 0 0,0 0 0 0 0,0 0-1 0 0,0 0 1 0 0,0 0 0 0 0,0 0 0 0 0,0 0 0 0 0,-1 1-1 0 0,1-1 1 0 0,0 0 0 0 0,0 0 0 0 0,0 0 0 0 0,0 0-1 0 0,0 0 1 0 0,0 0 0 0 0,0 0 0 0 0,0 0 0 0 0,0 0-1 0 0,0 0 1 0 0,0 0 0 0 0,0 0 0 0 0,-1 0 0 0 0,1 0-1 0 0,0 0 1 0 0,0 0 0 0 0,0 0 0 0 0,0 0 0 0 0,0 0-1 0 0,0 0 1 0 0,0 0 0 0 0,0 0 0 0 0,0-1 0 0 0,0 1-1 0 0,0 0 1 0 0,0 0 0 0 0,0 0 0 0 0,0 0 0 0 0,-1 0-1 0 0,1 0 1 0 0,0 0 0 0 0,0 0 0 0 0,0 0-1 0 0,0 0 1 0 0,0 0 0 0 0,0 0 0 0 0,2 22-467 0 0,0-14-279 0 0,6 32-2632 0 0,3-16-5470 0 0,-7-20 5971 0 0</inkml:trace>
+  <inkml:trace contextRef="#ctx0" brushRef="#br0" timeOffset="72839.7">5170 2261 604 0 0,'21'-13'2796'0'0,"-11"4"713"0"0,-6-2 4337 0 0,-19 19-5039 0 0,4 0-2357 0 0,0 0 0 0 0,1 1 0 0 0,0 0 0 0 0,0 1 0 0 0,1 0 0 0 0,0 0 0 0 0,1 1 0 0 0,0 0 0 0 0,1 1 0 0 0,0-1 0 0 0,1 1 0 0 0,0 1 0 0 0,1-1 0 0 0,0 1 0 0 0,1 0 0 0 0,-3 19 0 0 0,6-27-314 0 0,0 0 1 0 0,1 1-1 0 0,0-1 1 0 0,0 1-1 0 0,0-1 1 0 0,1 0-1 0 0,0 1 1 0 0,0-1 0 0 0,0 0-1 0 0,1 0 1 0 0,-1 0-1 0 0,1 0 1 0 0,1 0-1 0 0,-1 0 1 0 0,1 0-1 0 0,-1-1 1 0 0,1 1 0 0 0,1-1-1 0 0,-1 0 1 0 0,1 0-1 0 0,-1 0 1 0 0,1 0-1 0 0,8 5 1 0 0,-4-4-166 0 0,0 0 1 0 0,1 0 0 0 0,-1-1-1 0 0,1-1 1 0 0,0 1-1 0 0,0-2 1 0 0,0 1 0 0 0,1-1-1 0 0,-1 0 1 0 0,1-1-1 0 0,-1 0 1 0 0,1-1 0 0 0,9 0-1 0 0,3-2-614 0 0,0 0-1 0 0,0-1 1 0 0,30-9 0 0 0,-37 7-529 0 0,0 0 1 0 0,-1-1-1 0 0,1 0 1 0 0,-1-1-1 0 0,-1-1 1 0 0,14-9 0 0 0,9-12-1798 0 0</inkml:trace>
+  <inkml:trace contextRef="#ctx0" brushRef="#br0" timeOffset="73028.93">5625 2102 10453 0 0,'-13'-34'15694'0'0,"13"34"-15627"0"0,0 0 0 0 0,0 0 0 0 0,0 0-1 0 0,0 0 1 0 0,0 0 0 0 0,0 0 0 0 0,0 0 0 0 0,0 0-1 0 0,0 0 1 0 0,0 0 0 0 0,0 0 0 0 0,0 0 0 0 0,-1 1-1 0 0,1-1 1 0 0,0 0 0 0 0,0 0 0 0 0,0 0 0 0 0,0 0-1 0 0,0 0 1 0 0,0 0 0 0 0,0 0 0 0 0,0 0 0 0 0,0 0-1 0 0,0 0 1 0 0,0 0 0 0 0,0 0 0 0 0,-1 0 0 0 0,1 0-1 0 0,0 0 1 0 0,0 0 0 0 0,0 0 0 0 0,0 0 0 0 0,0 0-1 0 0,0 0 1 0 0,0 0 0 0 0,0 0 0 0 0,0-1 0 0 0,0 1-1 0 0,0 0 1 0 0,0 0 0 0 0,0 0 0 0 0,0 0 0 0 0,-1 0-1 0 0,1 0 1 0 0,0 0 0 0 0,0 0 0 0 0,0 0-1 0 0,0 0 1 0 0,0 0 0 0 0,0 0 0 0 0,2 22-467 0 0,0-14-279 0 0,6 32-2632 0 0,3-16-5470 0 0,-7-20 5971 0 0</inkml:trace>
   <inkml:trace contextRef="#ctx0" brushRef="#br0" timeOffset="73167.57">5649 2170 8557 0 0,'3'-3'2245'0'0,"1"1"1"0"0,0-1-1 0 0,-1 0 1 0 0,0 0-1 0 0,1 0 1 0 0,3-5 0 0 0,13-21 4600 0 0,-20 28-6684 0 0,7 2-2404 0 0,-3 2 602 0 0,1 1-1 0 0,-1-1 1 0 0,1 0 0 0 0,-1-1-1 0 0,7 3 1 0 0,6 1-1651 0 0</inkml:trace>
   <inkml:trace contextRef="#ctx0" brushRef="#br0" timeOffset="73462.65">6105 2090 12593 0 0,'15'-21'10894'0'0,"2"-11"-4749"0"0,5-10-3045 0 0,-22 42-3099 0 0,1-1-1 0 0,-1 1 1 0 0,0 0 0 0 0,0 0 0 0 0,0 0 0 0 0,0 0 0 0 0,0-1 0 0 0,0 1 0 0 0,1 0-1 0 0,-1 0 1 0 0,0 0 0 0 0,0 0 0 0 0,0 0 0 0 0,0 0 0 0 0,1-1 0 0 0,-1 1 0 0 0,0 0 0 0 0,0 0-1 0 0,0 0 1 0 0,1 0 0 0 0,-1 0 0 0 0,0 0 0 0 0,0 0 0 0 0,0 0 0 0 0,1 0 0 0 0,-1 0 0 0 0,0 0-1 0 0,0 0 1 0 0,0 0 0 0 0,1 0 0 0 0,-1 0 0 0 0,0 0 0 0 0,0 0 0 0 0,0 0 0 0 0,1 0-1 0 0,-1 1 1 0 0,0-1 0 0 0,0 0 0 0 0,1 0 0 0 0,6 10 8 0 0,3 14-18 0 0,0 12 9 0 0,-1 0 0 0 0,6 63 0 0 0,-7 74 0 0 0,-7-132 0 0 0,-1-1 0 0 0,-3 0 0 0 0,-10 53 0 0 0,8-64 0 0 0,-2 0 0 0 0,-15 38 0 0 0,17-54 0 0 0,0 0 0 0 0,-2 0 0 0 0,1-1 0 0 0,-2 0 0 0 0,0 0 0 0 0,0-1 0 0 0,-16 17 0 0 0,16-21-60 0 0,0 0-1 0 0,-1 0 1 0 0,0 0 0 0 0,0-2 0 0 0,0 1-1 0 0,-1-1 1 0 0,0 0 0 0 0,0-1 0 0 0,-14 5-1 0 0,15-7-29 0 0,1 0 0 0 0,0-1-1 0 0,-1 0 1 0 0,1 0-1 0 0,-1 0 1 0 0,0-1-1 0 0,1 0 1 0 0,-1-1 0 0 0,1 0-1 0 0,-1-1 1 0 0,1 1-1 0 0,-13-6 1 0 0,5 0-1888 0 0,15 6 1630 0 0,1 1 1 0 0,-1-1 0 0 0,0 1-1 0 0,0-1 1 0 0,0 0 0 0 0,1 0 0 0 0,-1 1-1 0 0,0-1 1 0 0,1 0 0 0 0,-1 0 0 0 0,1 0-1 0 0,-1 0 1 0 0,1 1 0 0 0,-1-1-1 0 0,1 0 1 0 0,-1 0 0 0 0,1 0 0 0 0,0 0-1 0 0,0 0 1 0 0,0 0 0 0 0,-1 0-1 0 0,1 0 1 0 0,0-2 0 0 0,4-13-3195 0 0</inkml:trace>
   <inkml:trace contextRef="#ctx0" brushRef="#br0" timeOffset="73882.75">6803 2301 10801 0 0,'16'-28'13781'0'0,"-3"-1"-8714"0"0,-7 16-4317 0 0,0 0 1 0 0,10-16 0 0 0,-13 30-6180 0 0,4 13-966 0 0,-4-3 2952 0 0</inkml:trace>
-  <inkml:trace contextRef="#ctx0" brushRef="#br0" timeOffset="74038.9">6764 2797 12489 0 0,'-5'22'6533'0'0,"-2"-1"-2813"0"0,1 1-1460 0 0,-2 0-828 0 0,2-1-487 0 0,0 1-297 0 0,0 0-184 0 0,1 1-116 0 0,-2 0-96 0 0,0 1-148 0 0,0-1-332 0 0,-1 0-572 0 0,-10 17 128 0 0,4-12-685 0 0,-1-6-2999 0 0,-1-6 724 0 0,-1-4 603 0 0</inkml:trace>
+  <inkml:trace contextRef="#ctx0" brushRef="#br0" timeOffset="74038.89">6764 2797 12489 0 0,'-5'22'6533'0'0,"-2"-1"-2813"0"0,1 1-1460 0 0,-2 0-828 0 0,2-1-487 0 0,0 1-297 0 0,0 0-184 0 0,1 1-116 0 0,-2 0-96 0 0,0 1-148 0 0,0-1-332 0 0,-1 0-572 0 0,-10 17 128 0 0,4-12-685 0 0,-1-6-2999 0 0,-1-6 724 0 0,-1-4 603 0 0</inkml:trace>
   <inkml:trace contextRef="#ctx0" brushRef="#br0" timeOffset="75060.5">5234 2882 1180 0 0,'0'-5'10290'0'0,"-7"2"-6135"0"0,-11-1-2482 0 0,16 4-1103 0 0,-176-22 4122 0 0,-245-1 625 0 0,9 20-427 0 0,409 3-4890 0 0,125-1 0 0 0,-66 1 0 0 0,339 10 0 0 0,-211-4 0 0 0,-135-5 0 0 0,-113-14 0 0 0,-475-44 0 0 0,522 56 0 0 0,10 0 0 0 0,1 1 0 0 0,-1-1 0 0 0,-14-3 0 0 0,16-1-807 0 0,7 5-318 0 0</inkml:trace>
-  <inkml:trace contextRef="#ctx0" brushRef="#br0" timeOffset="75733.49">4970 1950 12065 0 0,'2'-13'13868'0'0,"-6"-6"-7957"0"0,3 17-5820 0 0,1-1 0 0 0,-1 0 0 0 0,0 1 0 0 0,1-1 0 0 0,0 0 0 0 0,-1 0 1 0 0,1 1-1 0 0,0-1 0 0 0,1-4 0 0 0,2-2-90 0 0,0 0 1 0 0,0 0-1 0 0,1 0 0 0 0,0 0 0 0 0,1 0 1 0 0,0 1-1 0 0,0-1 0 0 0,1 2 0 0 0,0-1 1 0 0,0 0-1 0 0,11-8 0 0 0,6-5-2 0 0,0 0 0 0 0,35-20 0 0 0,-12 12 1 0 0,1 2 0 0 0,88-36 0 0 0,111-25 0 0 0,-130 48 0 0 0,-114 40 0 0 0,-1 0 0 0 0,0 0 0 0 0,0-1 0 0 0,0 1 0 0 0,0-1 0 0 0,1 1 0 0 0,-1-1 0 0 0,0 1 0 0 0,0-1 0 0 0,0 0 0 0 0,0 1 0 0 0,0-1 0 0 0,0 0 0 0 0,0 0 0 0 0,-1 0 0 0 0,1 0 0 0 0,0 0 0 0 0,0 0 0 0 0,-1 0 0 0 0,1 0 0 0 0,0 0 0 0 0,0-2 0 0 0,-1 2 0 0 0,0 0 0 0 0,-1 0 0 0 0,1 0 0 0 0,0 0 0 0 0,0 0 0 0 0,-1 0 0 0 0,1 0 0 0 0,0 0 0 0 0,-1 0 0 0 0,1 0 0 0 0,-1 0 0 0 0,1 0 0 0 0,-1 0 0 0 0,0 0 0 0 0,1 0 0 0 0,-1 1 0 0 0,0-1 0 0 0,0 0 0 0 0,-1-1 0 0 0,-7-5 0 0 0,0 1 0 0 0,0 0 0 0 0,-19-8 0 0 0,22 10 0 0 0,-50-24 0 0 0,69 32 0 0 0,-10-4 0 0 0,1 1 0 0 0,0 0 0 0 0,-1 0 0 0 0,1 0 0 0 0,-1 0 0 0 0,5 3 0 0 0,-5-2-212 0 0,1 1-1 0 0,-1-1 1 0 0,0 1-1 0 0,0-1 1 0 0,0 1 0 0 0,0 0-1 0 0,-1 0 1 0 0,1 0-1 0 0,-1 1 1 0 0,1-1 0 0 0,-1 0-1 0 0,0 1 1 0 0,-1 0 0 0 0,1-1-1 0 0,-1 1 1 0 0,1 0-1 0 0,-1 0 1 0 0,0 0 0 0 0,0 0-1 0 0,-1 0 1 0 0,1 0-1 0 0,-1 0 1 0 0,0 0 0 0 0,0 0-1 0 0,-1 0 1 0 0,0 5-1 0 0,0-3-229 0 0,-1 0 0 0 0,1 0 0 0 0,-1 0 0 0 0,-1 0 0 0 0,1-1 0 0 0,-1 1 0 0 0,0-1 0 0 0,-1 1 0 0 0,1-1 0 0 0,-1 0 0 0 0,0 0 0 0 0,0-1 0 0 0,0 1 0 0 0,-1-1 0 0 0,0 0 0 0 0,-8 6 0 0 0,6-6-2903 0 0</inkml:trace>
+  <inkml:trace contextRef="#ctx0" brushRef="#br0" timeOffset="75733.48">4970 1950 12065 0 0,'2'-13'13868'0'0,"-6"-6"-7957"0"0,3 17-5820 0 0,1-1 0 0 0,-1 0 0 0 0,0 1 0 0 0,1-1 0 0 0,0 0 0 0 0,-1 0 1 0 0,1 1-1 0 0,0-1 0 0 0,1-4 0 0 0,2-2-90 0 0,0 0 1 0 0,0 0-1 0 0,1 0 0 0 0,0 0 0 0 0,1 0 1 0 0,0 1-1 0 0,0-1 0 0 0,1 2 0 0 0,0-1 1 0 0,0 0-1 0 0,11-8 0 0 0,6-5-2 0 0,0 0 0 0 0,35-20 0 0 0,-12 12 1 0 0,1 2 0 0 0,88-36 0 0 0,111-25 0 0 0,-130 48 0 0 0,-114 40 0 0 0,-1 0 0 0 0,0 0 0 0 0,0-1 0 0 0,0 1 0 0 0,0-1 0 0 0,1 1 0 0 0,-1-1 0 0 0,0 1 0 0 0,0-1 0 0 0,0 0 0 0 0,0 1 0 0 0,0-1 0 0 0,0 0 0 0 0,0 0 0 0 0,-1 0 0 0 0,1 0 0 0 0,0 0 0 0 0,0 0 0 0 0,-1 0 0 0 0,1 0 0 0 0,0 0 0 0 0,0-2 0 0 0,-1 2 0 0 0,0 0 0 0 0,-1 0 0 0 0,1 0 0 0 0,0 0 0 0 0,0 0 0 0 0,-1 0 0 0 0,1 0 0 0 0,0 0 0 0 0,-1 0 0 0 0,1 0 0 0 0,-1 0 0 0 0,1 0 0 0 0,-1 0 0 0 0,0 0 0 0 0,1 0 0 0 0,-1 1 0 0 0,0-1 0 0 0,0 0 0 0 0,-1-1 0 0 0,-7-5 0 0 0,0 1 0 0 0,0 0 0 0 0,-19-8 0 0 0,22 10 0 0 0,-50-24 0 0 0,69 32 0 0 0,-10-4 0 0 0,1 1 0 0 0,0 0 0 0 0,-1 0 0 0 0,1 0 0 0 0,-1 0 0 0 0,5 3 0 0 0,-5-2-212 0 0,1 1-1 0 0,-1-1 1 0 0,0 1-1 0 0,0-1 1 0 0,0 1 0 0 0,0 0-1 0 0,-1 0 1 0 0,1 0-1 0 0,-1 1 1 0 0,1-1 0 0 0,-1 0-1 0 0,0 1 1 0 0,-1 0 0 0 0,1-1-1 0 0,-1 1 1 0 0,1 0-1 0 0,-1 0 1 0 0,0 0 0 0 0,0 0-1 0 0,-1 0 1 0 0,1 0-1 0 0,-1 0 1 0 0,0 0 0 0 0,0 0-1 0 0,-1 0 1 0 0,0 5-1 0 0,0-3-229 0 0,-1 0 0 0 0,1 0 0 0 0,-1 0 0 0 0,-1 0 0 0 0,1-1 0 0 0,-1 1 0 0 0,0-1 0 0 0,-1 1 0 0 0,1-1 0 0 0,-1 0 0 0 0,0 0 0 0 0,0-1 0 0 0,0 1 0 0 0,-1-1 0 0 0,0 0 0 0 0,-8 6 0 0 0,6-6-2903 0 0</inkml:trace>
   <inkml:trace contextRef="#ctx0" brushRef="#br0" timeOffset="76149.35">6162 1270 9153 0 0,'21'-14'8270'0'0,"-5"-3"-3579"0"0,-15 16-4598 0 0,-1 0 0 0 0,1 1-1 0 0,-1-1 1 0 0,0 1 0 0 0,0-1-1 0 0,1 0 1 0 0,-1 1 0 0 0,0-1-1 0 0,0 1 1 0 0,1-1 0 0 0,-1 0 0 0 0,0 1-1 0 0,0-1 1 0 0,0 0 0 0 0,0 1-1 0 0,0-1 1 0 0,0 0 0 0 0,0 1 0 0 0,0-1-1 0 0,-1 0 1 0 0,1 1 0 0 0,0-1-1 0 0,0 0 1 0 0,-1 0 0 0 0,0 0-21 0 0,0 0 0 0 0,0 0-1 0 0,0 0 1 0 0,-1 0 0 0 0,1 0 0 0 0,0 0 0 0 0,-1 0 0 0 0,1 0 0 0 0,0 1 0 0 0,-1-1 0 0 0,1 0 0 0 0,-1 1 0 0 0,1 0 0 0 0,-1-1-1 0 0,-2 1 1 0 0,-7-3 127 0 0,-1 2-1 0 0,0 0 1 0 0,0 0-1 0 0,0 1 1 0 0,0 0 0 0 0,-21 4-1 0 0,26-3-111 0 0,-1 1-1 0 0,0 0 1 0 0,1 0 0 0 0,0 1 0 0 0,-1 0-1 0 0,1 0 1 0 0,0 0 0 0 0,1 1-1 0 0,-1 0 1 0 0,1 1 0 0 0,-10 7 0 0 0,15-10-66 0 0,0-1 1 0 0,-1 1 0 0 0,1 0-1 0 0,0-1 1 0 0,0 1 0 0 0,0 0 0 0 0,0 0-1 0 0,0-1 1 0 0,1 1 0 0 0,-1 0-1 0 0,1 0 1 0 0,-1 0 0 0 0,1 0-1 0 0,-1 0 1 0 0,1 0 0 0 0,0 0 0 0 0,0 0-1 0 0,0 0 1 0 0,0 0 0 0 0,1 0-1 0 0,-1 0 1 0 0,0 0 0 0 0,1 0 0 0 0,-1 0-1 0 0,1 0 1 0 0,0 0 0 0 0,0 0-1 0 0,0 0 1 0 0,0 0 0 0 0,0-1 0 0 0,0 1-1 0 0,0 0 1 0 0,3 2 0 0 0,5 7 30 0 0,1 0 0 0 0,0-1 1 0 0,20 16-1 0 0,-16-14 23 0 0,-1-1 2 0 0,22 19 54 0 0,-34-28-99 0 0,1 0 0 0 0,0 0 0 0 0,-1 0 0 0 0,1 0 0 0 0,-1 0 0 0 0,0 0 0 0 0,1 0 0 0 0,-1 1 0 0 0,0-1 0 0 0,0 0 0 0 0,-1 1 0 0 0,1-1 0 0 0,0 0 0 0 0,0 4 0 0 0,-2-4 4 0 0,1-1-1 0 0,0 0 1 0 0,-1 0 0 0 0,1 0 0 0 0,-1 1 0 0 0,0-1 0 0 0,1 0 0 0 0,-1 0 0 0 0,0 0-1 0 0,1 0 1 0 0,-1 0 0 0 0,0 0 0 0 0,0 0 0 0 0,0 0 0 0 0,0-1 0 0 0,0 1-1 0 0,0 0 1 0 0,0 0 0 0 0,0-1 0 0 0,0 1 0 0 0,-1-1 0 0 0,1 1 0 0 0,0-1 0 0 0,0 1-1 0 0,-2-1 1 0 0,-32 8 347 0 0,3-4-195 0 0,1-1-1 0 0,-42-3 0 0 0,18-8-8284 0 0</inkml:trace>
   <inkml:trace contextRef="#ctx0" brushRef="#br0" timeOffset="77374.81">6362 1406 7617 0 0,'5'-2'1708'0'0,"35"-14"6347"0"0,-39 15-7746 0 0,1 0 0 0 0,0 0 1 0 0,-1 0-1 0 0,1 0 0 0 0,-1 0 1 0 0,1-1-1 0 0,-1 1 1 0 0,1 0-1 0 0,-1-1 0 0 0,0 1 1 0 0,0-1-1 0 0,0 1 0 0 0,0-1 1 0 0,0 0-1 0 0,0 1 0 0 0,0-1 1 0 0,0 0-1 0 0,0-3 0 0 0,-1 5 222 0 0,-4-2 618 0 0,4 1-1130 0 0,0 1-1 0 0,-1 0 1 0 0,1 0 0 0 0,0 0-1 0 0,0 0 1 0 0,0-1-1 0 0,-1 1 1 0 0,1 0-1 0 0,0 0 1 0 0,0 0-1 0 0,-1 0 1 0 0,1 0-1 0 0,0 0 1 0 0,0 0-1 0 0,-1 0 1 0 0,1 0-1 0 0,0 0 1 0 0,0 0-1 0 0,-1 0 1 0 0,1 0-1 0 0,0 0 1 0 0,0 0-1 0 0,-1 0 1 0 0,1 0-1 0 0,0 0 1 0 0,0 0-1 0 0,0 0 1 0 0,-1 0-1 0 0,1 0 1 0 0,0 0-1 0 0,-1 1 1 0 0,-2 1 77 0 0,0 0 1 0 0,0 0-1 0 0,1 0 1 0 0,-1 0-1 0 0,0 1 1 0 0,1-1-1 0 0,-1 1 1 0 0,1 0-1 0 0,0 0 1 0 0,0 0-1 0 0,0 0 1 0 0,0 0-1 0 0,1 0 1 0 0,-3 6-1 0 0,-14 49 345 0 0,17-51-376 0 0,-4 8 83 0 0,2 0 0 0 0,0 1 0 0 0,0-1 0 0 0,1 1 0 0 0,1-1 0 0 0,1 1 0 0 0,1 0 0 0 0,0-1 0 0 0,3 18 0 0 0,-4-30-122 0 0,1-1-1 0 0,0 0 1 0 0,-1 0 0 0 0,1 0 0 0 0,0 0 0 0 0,0 0 0 0 0,0 0 0 0 0,1 0 0 0 0,-1 0 0 0 0,0 0-1 0 0,1 0 1 0 0,-1 0 0 0 0,1-1 0 0 0,-1 1 0 0 0,1-1 0 0 0,0 1 0 0 0,0-1 0 0 0,0 0 0 0 0,0 0-1 0 0,0 0 1 0 0,0 0 0 0 0,0 0 0 0 0,0 0 0 0 0,0 0 0 0 0,0 0 0 0 0,1-1 0 0 0,-1 0 0 0 0,0 1-1 0 0,0-1 1 0 0,1 0 0 0 0,-1 0 0 0 0,0 0 0 0 0,0 0 0 0 0,1 0 0 0 0,-1-1 0 0 0,0 1 0 0 0,5-2-1 0 0,0 0 20 0 0,1-1-1 0 0,0 1 1 0 0,-1-2-1 0 0,1 1 1 0 0,-1-1-1 0 0,0 0 1 0 0,0 0-1 0 0,-1-1 1 0 0,10-8-1 0 0,-11 8 62 0 0,0 0 0 0 0,0 0 1 0 0,0-1-1 0 0,-1 1 0 0 0,0-1 0 0 0,0 0 0 0 0,0 0 0 0 0,3-7 0 0 0,-2-5 324 0 0,0 0 1 0 0,4-29 0 0 0,-1 3-302 0 0,-6 38-129 0 0,-2 0 0 0 0,2 0 0 0 0,-1 0 0 0 0,-1-2 0 0 0,1 0 0 0 0,-1 2 0 0 0,-1 33 0 0 0,4 32 0 0 0,-1-17 0 0 0,2 78 0 0 0,-1 109 0 0 0,0-323 0 0 0,6-85 0 0 0,-5 146 0 0 0,1 1 0 0 0,1 0 0 0 0,17-48 0 0 0,-21 73 0 0 0,1 1 0 0 0,-1 0 0 0 0,1 0 0 0 0,1 0 0 0 0,-1 1 0 0 0,1-1 0 0 0,6-6 0 0 0,-9 10 0 0 0,0 1 0 0 0,0 0 0 0 0,0 0 0 0 0,0 0 0 0 0,1 0 0 0 0,-1 0 0 0 0,0 0 0 0 0,1 1 0 0 0,-1-1 0 0 0,1 0 0 0 0,-1 1 0 0 0,1-1 0 0 0,-1 1 0 0 0,1 0 0 0 0,-1-1 0 0 0,1 1 0 0 0,-1 0 0 0 0,1 0 0 0 0,-1 0 0 0 0,1 0 0 0 0,0 0 0 0 0,-1 0 0 0 0,1 0 0 0 0,-1 1 0 0 0,1-1 0 0 0,-1 0 0 0 0,1 1 0 0 0,-1 0 0 0 0,1-1 0 0 0,-1 1 0 0 0,1 0 0 0 0,-1 0 0 0 0,0-1 0 0 0,1 1 0 0 0,1 2 0 0 0,0 0 0 0 0,0-1 0 0 0,0 1 0 0 0,0 0 0 0 0,-1-1 0 0 0,1 1 0 0 0,-1 0 0 0 0,0 1 0 0 0,1-1 0 0 0,-1 0 0 0 0,-1 1 0 0 0,1-1 0 0 0,0 1 0 0 0,-1-1 0 0 0,0 1 0 0 0,0 0 0 0 0,1 4 0 0 0,-2-3 0 0 0,1 1 0 0 0,-1-1 0 0 0,-1 1 0 0 0,1-1 0 0 0,-1 1 0 0 0,0-1 0 0 0,0 1 0 0 0,0-1 0 0 0,-1 0 0 0 0,-3 7 0 0 0,0 0 0 0 0,-2-1 0 0 0,1 1 0 0 0,-1-2 0 0 0,-1 1 0 0 0,0-1 0 0 0,-1 0 0 0 0,1 0 0 0 0,-19 14 0 0 0,13-14-1162 0 0,-1-1-1 0 0,1-1 1 0 0,-1 0-1 0 0,-1 0 1 0 0,0-2 0 0 0,-22 7-1 0 0,29-11-2944 0 0,3-2 590 0 0</inkml:trace>
 </inkml:ink>
@@ -7159,9 +7274,9 @@
   </inkml:definitions>
   <inkml:trace contextRef="#ctx0" brushRef="#br0">103 62 7941 0 0,'-31'-13'8760'0'0,"13"1"-3622"0"0,-28-21 1 0 0,42 29-4240 0 0,4 5-848 0 0,0-1 1 0 0,-1 0-1 0 0,1 0 1 0 0,0 1-1 0 0,0-1 1 0 0,-1 0 0 0 0,1 0-1 0 0,0 1 1 0 0,0-1-1 0 0,0 0 1 0 0,0 1-1 0 0,-1-1 1 0 0,1 0 0 0 0,0 1-1 0 0,0-1 1 0 0,0 0-1 0 0,0 1 1 0 0,0-1 0 0 0,0 0-1 0 0,0 1 1 0 0,0-1-1 0 0,0 0 1 0 0,0 1-1 0 0,0-1 1 0 0,0 0 0 0 0,0 1-1 0 0,0-1 1 0 0,0 0-1 0 0,0 1 1 0 0,1-1-1 0 0,-1 0 1 0 0,0 0 0 0 0,0 1-1 0 0,0-1 1 0 0,0 0-1 0 0,1 1 1 0 0,3 18 218 0 0,34 94-1196 0 0,-22-76-2574 0 0,2-3-4055 0 0,-13-25 4454 0 0</inkml:trace>
   <inkml:trace contextRef="#ctx0" brushRef="#br0" timeOffset="199.62">141 172 6181 0 0,'2'-12'4065'0'0,"0"5"-2028"0"0,0-1-1 0 0,-1 1 0 0 0,0-1 0 0 0,0 1 0 0 0,-1-1 0 0 0,-1-13 1 0 0,0 20-1972 0 0,1 1 1 0 0,0 0 0 0 0,-1 0 0 0 0,1-1 0 0 0,-1 1 0 0 0,1 0 0 0 0,0 0 0 0 0,-1 0 0 0 0,1-1-1 0 0,-1 1 1 0 0,1 0 0 0 0,-1 0 0 0 0,1 0 0 0 0,-1 0 0 0 0,1 0 0 0 0,-1 0 0 0 0,1 0 0 0 0,-1 0-1 0 0,1 0 1 0 0,-1 0 0 0 0,1 0 0 0 0,-1 0 0 0 0,1 0 0 0 0,0 1 0 0 0,-1-1 0 0 0,1 0 0 0 0,-1 0 0 0 0,1 0-1 0 0,-1 1 1 0 0,1-1 0 0 0,0 0 0 0 0,-1 0 0 0 0,1 1 0 0 0,0-1 0 0 0,-1 1 0 0 0,-17 11 216 0 0,17-12-203 0 0,-10 9 61 0 0,1 1 0 0 0,0-1 0 0 0,0 1 0 0 0,-16 23 0 0 0,22-27-622 0 0,-1 0-1 0 0,2 0 1 0 0,-1 1-1 0 0,1-1 1 0 0,0 1-1 0 0,0 0 1 0 0,0 0-1 0 0,1 0 1 0 0,1 1 0 0 0,-3 13-1 0 0,4-20 13 0 0,0 0 1 0 0,0 0-1 0 0,0 0 0 0 0,0 0 1 0 0,1 0-1 0 0,-1 0 0 0 0,0 0 0 0 0,0 0 1 0 0,1 0-1 0 0,-1 0 0 0 0,1 0 1 0 0,-1 0-1 0 0,2 2 0 0 0,2 2-2279 0 0</inkml:trace>
-  <inkml:trace contextRef="#ctx0" brushRef="#br0" timeOffset="511.42">479 177 7673 0 0,'-17'-11'7410'0'0,"13"8"-6198"0"0,0 1 1 0 0,0-1-1 0 0,-1 0 0 0 0,2-1 0 0 0,-1 1 1 0 0,-3-4-1 0 0,7 6-1160 0 0,0 1 1 0 0,0-1 0 0 0,0 1-1 0 0,0 0 1 0 0,0-1 0 0 0,0 1-1 0 0,0 0 1 0 0,0-1 0 0 0,0 1-1 0 0,0 0 1 0 0,0-1 0 0 0,1 1-1 0 0,-1 0 1 0 0,0-1-1 0 0,0 1 1 0 0,0 0 0 0 0,1-1-1 0 0,-1 1 1 0 0,0 0 0 0 0,1 0-1 0 0,-1-1 1 0 0,0 1 0 0 0,0 0-1 0 0,1 0 1 0 0,-1-1 0 0 0,0 1-1 0 0,1 0 1 0 0,-1 0-1 0 0,0 0 1 0 0,1 0 0 0 0,-1 0-1 0 0,0 0 1 0 0,1-1 0 0 0,-1 1-1 0 0,1 0 1 0 0,0 0 0 0 0,14-5 417 0 0,-14 5-413 0 0,10-2 224 0 0,0 0 1 0 0,1 0-1 0 0,18 1 1 0 0,4 5-2905 0 0,-31-3 1618 0 0,-1 0-1 0 0,1 0 1 0 0,-1 0 0 0 0,1 0 0 0 0,-1 0-1 0 0,1 1 1 0 0,-1-1 0 0 0,5 4-1 0 0,-4-2-1652 0 0</inkml:trace>
+  <inkml:trace contextRef="#ctx0" brushRef="#br0" timeOffset="511.41">479 177 7673 0 0,'-17'-11'7410'0'0,"13"8"-6198"0"0,0 1 1 0 0,0-1-1 0 0,-1 0 0 0 0,2-1 0 0 0,-1 1 1 0 0,-3-4-1 0 0,7 6-1160 0 0,0 1 1 0 0,0-1 0 0 0,0 1-1 0 0,0 0 1 0 0,0-1 0 0 0,0 1-1 0 0,0 0 1 0 0,0-1 0 0 0,0 1-1 0 0,0 0 1 0 0,0-1 0 0 0,1 1-1 0 0,-1 0 1 0 0,0-1-1 0 0,0 1 1 0 0,0 0 0 0 0,1-1-1 0 0,-1 1 1 0 0,0 0 0 0 0,1 0-1 0 0,-1-1 1 0 0,0 1 0 0 0,0 0-1 0 0,1 0 1 0 0,-1-1 0 0 0,0 1-1 0 0,1 0 1 0 0,-1 0-1 0 0,0 0 1 0 0,1 0 0 0 0,-1 0-1 0 0,0 0 1 0 0,1-1 0 0 0,-1 1-1 0 0,1 0 1 0 0,0 0 0 0 0,14-5 417 0 0,-14 5-413 0 0,10-2 224 0 0,0 0 1 0 0,1 0-1 0 0,18 1 1 0 0,4 5-2905 0 0,-31-3 1618 0 0,-1 0-1 0 0,1 0 1 0 0,-1 0 0 0 0,1 0 0 0 0,-1 0-1 0 0,1 1 1 0 0,-1-1 0 0 0,5 4-1 0 0,-4-2-1652 0 0</inkml:trace>
   <inkml:trace contextRef="#ctx0" brushRef="#br0" timeOffset="652.91">486 215 6365 0 0,'-37'14'17945'0'0,"60"-14"-16450"0"0,33 4-1857 0 0,-14 0-2119 0 0,0-4-4834 0 0,-28-1 4633 0 0</inkml:trace>
-  <inkml:trace contextRef="#ctx0" brushRef="#br0" timeOffset="819.96">794 178 8113 0 0,'2'-21'14340'0'0,"4"6"-9763"0"0,-5 13-4541 0 0,0 1-1 0 0,0 0 0 0 0,1 0 0 0 0,-1 0 0 0 0,1 0 0 0 0,-1 0 0 0 0,1 0 1 0 0,0 1-1 0 0,-1-1 0 0 0,1 0 0 0 0,-1 1 0 0 0,1-1 0 0 0,0 1 1 0 0,0 0-1 0 0,-1-1 0 0 0,1 1 0 0 0,0 0 0 0 0,0 0 0 0 0,-1 0 0 0 0,4 1 1 0 0,-2-1-275 0 0,0 0 0 0 0,0 0 0 0 0,0 1 1 0 0,0 0-1 0 0,0-1 0 0 0,0 1 0 0 0,0 0 1 0 0,0 1-1 0 0,0-1 0 0 0,0 0 1 0 0,3 3-1 0 0,15 14-8293 0 0,-17-13 5725 0 0</inkml:trace>
+  <inkml:trace contextRef="#ctx0" brushRef="#br0" timeOffset="819.95">794 178 8113 0 0,'2'-21'14340'0'0,"4"6"-9763"0"0,-5 13-4541 0 0,0 1-1 0 0,0 0 0 0 0,1 0 0 0 0,-1 0 0 0 0,1 0 0 0 0,-1 0 0 0 0,1 0 1 0 0,0 1-1 0 0,-1-1 0 0 0,1 0 0 0 0,-1 1 0 0 0,1-1 0 0 0,0 1 1 0 0,0 0-1 0 0,-1-1 0 0 0,1 1 0 0 0,0 0 0 0 0,0 0 0 0 0,-1 0 0 0 0,4 1 1 0 0,-2-1-275 0 0,0 0 0 0 0,0 0 0 0 0,0 1 1 0 0,0 0-1 0 0,0-1 0 0 0,0 1 0 0 0,0 0 1 0 0,0 1-1 0 0,0-1 0 0 0,0 0 1 0 0,3 3-1 0 0,15 14-8293 0 0,-17-13 5725 0 0</inkml:trace>
   <inkml:trace contextRef="#ctx0" brushRef="#br0" timeOffset="1027.94">824 243 9201 0 0,'-4'1'2276'0'0,"-10"7"9671"0"0,14-8-11829 0 0,1 1 0 0 0,-1-1 0 0 0,0 1 0 0 0,1-1-1 0 0,-1 0 1 0 0,1 1 0 0 0,-1-1 0 0 0,1 0 0 0 0,-1 1 0 0 0,0-1 0 0 0,1 0-1 0 0,-1 0 1 0 0,1 1 0 0 0,-1-1 0 0 0,1 0 0 0 0,-1 0 0 0 0,1 0 0 0 0,-1 0 0 0 0,1 0-1 0 0,0 0 1 0 0,-1 1 0 0 0,1-1 0 0 0,-1 0 0 0 0,1-1 0 0 0,-1 1 0 0 0,1 0-1 0 0,45 12-1525 0 0,-35-8-902 0 0,1-1 0 0 0,-1 0 0 0 0,14 0-1 0 0,-11-2-425 0 0</inkml:trace>
   <inkml:trace contextRef="#ctx0" brushRef="#br0" timeOffset="1303.52">1093 202 808 0 0,'-1'-8'922'0'0,"-1"1"3283"0"0,0 0 4569 0 0,11 12-5846 0 0,-2 0-2752 0 0,1 0 1 0 0,0 0 0 0 0,0-1-1 0 0,0 0 1 0 0,0 0-1 0 0,1-1 1 0 0,-1 0-1 0 0,1 0 1 0 0,0-1-1 0 0,0 0 1 0 0,0-1-1 0 0,13 1 1 0 0,-16-2 9 0 0,0-1 1 0 0,1 1-1 0 0,-1-1 1 0 0,0 0-1 0 0,1 0 0 0 0,-1-1 1 0 0,0 0-1 0 0,0 0 1 0 0,0-1-1 0 0,0 1 1 0 0,-1-1-1 0 0,1 0 1 0 0,-1-1-1 0 0,1 1 0 0 0,-1-1 1 0 0,0 0-1 0 0,-1-1 1 0 0,7-5-1 0 0,0-1 1634 0 0,-11 11-1794 0 0,0 0 1 0 0,0 0 0 0 0,0 0 0 0 0,0 0 0 0 0,1 0-1 0 0,-1 0 1 0 0,0 0 0 0 0,0 0 0 0 0,0 0-1 0 0,0 0 1 0 0,0 0 0 0 0,0 0 0 0 0,0 0-1 0 0,1 0 1 0 0,-1 0 0 0 0,0 0 0 0 0,0 0 0 0 0,0 0-1 0 0,0 0 1 0 0,0 0 0 0 0,0 1 0 0 0,0-1-1 0 0,0 0 1 0 0,0 0 0 0 0,0 0 0 0 0,1 0-1 0 0,-1 0 1 0 0,0 0 0 0 0,0 0 0 0 0,0 0 0 0 0,0 0-1 0 0,0 0 1 0 0,0 0 0 0 0,0 1 0 0 0,0-1-1 0 0,0 0 1 0 0,0 0 0 0 0,0 0 0 0 0,0 0-1 0 0,0 0 1 0 0,0 0 0 0 0,0 0 0 0 0,0 1 0 0 0,0-1-1 0 0,0 0 1 0 0,0 0 0 0 0,0 0 0 0 0,0 0-1 0 0,0 0 1 0 0,0 0 0 0 0,0 0 0 0 0,0 0-1 0 0,0 1 1 0 0,0-1 0 0 0,0 0 0 0 0,-8 27 1304 0 0,5-18-1609 0 0,-22 73-636 0 0,-5 18-1169 0 0,7-37-2790 0 0,12-41 1543 0 0,1-6 477 0 0</inkml:trace>
   <inkml:trace contextRef="#ctx0" brushRef="#br0" timeOffset="3266.64">1584 422 7681 0 0,'-47'-33'17197'0'0,"45"51"-15797"0"0,4-12-1313 0 0,0 1 0 0 0,0-1-1 0 0,0 0 1 0 0,1 1-1 0 0,0-1 1 0 0,0-1-1 0 0,1 1 1 0 0,0 0 0 0 0,0-1-1 0 0,0 0 1 0 0,1 0-1 0 0,-1 0 1 0 0,1 0-1 0 0,0-1 1 0 0,1 0 0 0 0,-1 0-1 0 0,1 0 1 0 0,8 4-1 0 0,-3-3-7 0 0,0-1-1 0 0,0-1 1 0 0,1 0 0 0 0,0 0-1 0 0,-1-1 1 0 0,1 0 0 0 0,0-1-1 0 0,0-1 1 0 0,0 0-1 0 0,13-1 1 0 0,12-2-11 0 0,0-2 1 0 0,0-2-1 0 0,-1-1 1 0 0,0-1-1 0 0,0-3 0 0 0,-1 0 1 0 0,-1-3-1 0 0,0 0 1 0 0,-1-2-1 0 0,-1-2 0 0 0,57-43 1 0 0,-79 54-48 0 0,102-92 226 0 0,-102 89-98 0 0,1-1 1 0 0,-1 0-1 0 0,-1 0 1 0 0,0-1-1 0 0,-1 0 0 0 0,-1-1 1 0 0,10-22-1 0 0,-14 27-32 0 0,-1 0-1 0 0,0 0 1 0 0,-1 0-1 0 0,0 0 1 0 0,0 1-1 0 0,-1-1 1 0 0,0-1-1 0 0,-1 2 0 0 0,-2-17 1 0 0,3 25-120 0 0,0 0 1 0 0,-1-1-1 0 0,1 1 1 0 0,0 0-1 0 0,0 0 1 0 0,-1-1-1 0 0,1 1 1 0 0,0 0-1 0 0,-1 0 0 0 0,1-1 1 0 0,0 1-1 0 0,-1 0 1 0 0,1 0-1 0 0,-1 0 1 0 0,1 0-1 0 0,0-1 1 0 0,-1 1-1 0 0,1 0 1 0 0,0 0-1 0 0,-1 0 0 0 0,1 0 1 0 0,-1 0-1 0 0,1 0 1 0 0,-1 0-1 0 0,1 0 1 0 0,0 0-1 0 0,-1 0 1 0 0,1 0-1 0 0,0 1 0 0 0,-1-1 1 0 0,1 0-1 0 0,-1 0 1 0 0,1 0-1 0 0,0 0 1 0 0,-1 1-1 0 0,1-1 1 0 0,0 0-1 0 0,-1 0 1 0 0,1 1-1 0 0,-19 10 8 0 0,16-10-8 0 0,-129 87 124 0 0,132-88-47 0 0,16-14 23 0 0,-4 4-97 0 0,-1 1 28 0 0,0 0 1 0 0,0 1-1 0 0,18-10 1 0 0,-26 17-62 0 0,0-1 1 0 0,1 1-1 0 0,-1-1 0 0 0,1 1 1 0 0,-1 0-1 0 0,1 0 1 0 0,0 1-1 0 0,-1-1 1 0 0,1 1-1 0 0,0 0 0 0 0,-1 0 1 0 0,1 0-1 0 0,0 0 1 0 0,-1 1-1 0 0,1-1 0 0 0,0 1 1 0 0,6 2-1 0 0,11 7-379 0 0,0 1-1 0 0,0 1 0 0 0,30 23 0 0 0,18 10-877 0 0,-36-26-376 0 0,1-2 0 0 0,0-2 1 0 0,2-1-1 0 0,-1-2 0 0 0,56 12 0 0 0,27-2-1593 0 0</inkml:trace>
@@ -7324,7 +7439,7 @@
     </inkml:brush>
   </inkml:definitions>
   <inkml:trace contextRef="#ctx0" brushRef="#br0">33 113 9257 0 0,'-7'-24'10937'0'0,"0"2"-6080"0"0,-12-34 2845 0 0,39 121-8361 0 0,-17-54-1850 0 0,7 3-6911 0 0,-5-10 5965 0 0</inkml:trace>
-  <inkml:trace contextRef="#ctx0" brushRef="#br0" timeOffset="170.71">119 66 884 0 0,'10'-11'4545'0'0,"12"-14"12449"0"0,-18 28-13332 0 0,3 1-2913 0 0,-6-2-1589 0 0</inkml:trace>
+  <inkml:trace contextRef="#ctx0" brushRef="#br0" timeOffset="170.7">119 66 884 0 0,'10'-11'4545'0'0,"12"-14"12449"0"0,-18 28-13332 0 0,3 1-2913 0 0,-6-2-1589 0 0</inkml:trace>
   <inkml:trace contextRef="#ctx0" brushRef="#br0" timeOffset="1434.47">488 167 868 0 0,'-1'-27'11941'0'0,"0"20"-8986"0"0,0-1 0 0 0,1 0 0 0 0,0 1 0 0 0,1-1 0 0 0,2-13 1499 0 0,-3 20-3808 0 0,1-3-602 0 0,0 6-14 0 0,0 13-2 0 0,2 30-41 0 0,-2-33 7 0 0,13 241 6 0 0,-16-289 0 0 0,2 0 0 0 0,2 1 0 0 0,1-1 0 0 0,1 0 0 0 0,19-67 0 0 0,-20 94 0 0 0,0-1 0 0 0,1 1 0 0 0,0 0 0 0 0,1 0 0 0 0,0 0 0 0 0,0 1 0 0 0,1 0 0 0 0,0 0 0 0 0,12-12 0 0 0,-16 17 0 0 0,1 1 0 0 0,0 0 0 0 0,-1 0 0 0 0,1 1 0 0 0,0-1 0 0 0,0 1 0 0 0,0-1 0 0 0,0 1 0 0 0,0 0 0 0 0,0 0 0 0 0,0 0 0 0 0,1 0 0 0 0,-1 1 0 0 0,0-1 0 0 0,0 1 0 0 0,1 0 0 0 0,-1 0 0 0 0,0 0 0 0 0,1 0 0 0 0,-1 1 0 0 0,0-1 0 0 0,0 1 0 0 0,1 0 0 0 0,-1 0 0 0 0,0 0 0 0 0,0 0 0 0 0,0 1 0 0 0,0-1 0 0 0,0 1 0 0 0,-1 0 0 0 0,1 0 0 0 0,4 4 0 0 0,-2-3 0 0 0,0 1 0 0 0,-1 0 0 0 0,0 0 0 0 0,0 1 0 0 0,0-1 0 0 0,0 1 0 0 0,-1 0 0 0 0,1 0 0 0 0,-1 0 0 0 0,-1 0 0 0 0,1 0 0 0 0,-1 1 0 0 0,0 0 0 0 0,0-1 0 0 0,0 1 0 0 0,-1 0 0 0 0,1 6 0 0 0,-2-5 0 0 0,0 0 0 0 0,0 0 0 0 0,-1 0 0 0 0,1 0 0 0 0,-2 0 0 0 0,1 0 0 0 0,-1 0 0 0 0,0 0 0 0 0,0-1 0 0 0,-1 1 0 0 0,0-1 0 0 0,0 0 0 0 0,-1 0 0 0 0,1 0 0 0 0,-9 9 0 0 0,-3 4 0 0 0,14-16 0 0 0,25-15 0 0 0,-23 12 0 0 0,1-1 0 0 0,-1 0 0 0 0,0 1 0 0 0,0 0 0 0 0,0-1 0 0 0,0 1 0 0 0,0 0 0 0 0,1-1 0 0 0,-1 1 0 0 0,0 0 0 0 0,0 0 0 0 0,1 0 0 0 0,-1 0 0 0 0,0 0 0 0 0,0 1 0 0 0,3-1 0 0 0,2 1 0 0 0,-1 0 0 0 0,1 0 0 0 0,0 0 0 0 0,0 0 0 0 0,-1 1 0 0 0,1 0 0 0 0,-1 0 0 0 0,1 1 0 0 0,-1 0 0 0 0,0 0 0 0 0,0 0 0 0 0,0 0 0 0 0,0 1 0 0 0,-1-1 0 0 0,0 1 0 0 0,1 1 0 0 0,-1-1 0 0 0,-1 0 0 0 0,5 7 0 0 0,-4-6 0 0 0,-1-1 0 0 0,0 1 0 0 0,0 1 0 0 0,0-1 0 0 0,-1 0 0 0 0,0 1 0 0 0,0-1 0 0 0,0 1 0 0 0,-1 0 0 0 0,0-1 0 0 0,0 1 0 0 0,0 0 0 0 0,-1 0 0 0 0,1 0 0 0 0,-1 0 0 0 0,-1 0 0 0 0,1-1 0 0 0,-1 1 0 0 0,-3 10 0 0 0,3-13 0 0 0,0 0 0 0 0,-1 0 0 0 0,1-1 0 0 0,0 1 0 0 0,-1 0 0 0 0,0-1 0 0 0,0 1 0 0 0,0-1 0 0 0,0 0 0 0 0,0 0 0 0 0,0 0 0 0 0,-1 0 0 0 0,1 0 0 0 0,-1 0 0 0 0,-3 2 0 0 0,0-2 0 0 0,1 0 0 0 0,-1 0 0 0 0,0 0 0 0 0,1 0 0 0 0,-1-1 0 0 0,0 0 0 0 0,-9 0 0 0 0,0 0 0 0 0,0-2 0 0 0,1 0 0 0 0,-1 0 0 0 0,1-2 0 0 0,-25-6 0 0 0,23 4 0 0 0,7 3 0 0 0,0-1 0 0 0,0 0 0 0 0,0 0 0 0 0,-10-6 0 0 0,19 9-27 0 0,0 0-1 0 0,-1 0 1 0 0,1 0 0 0 0,0 0-1 0 0,0 0 1 0 0,0 0 0 0 0,-1 0-1 0 0,1-1 1 0 0,0 1 0 0 0,0 0-1 0 0,0 0 1 0 0,0 0-1 0 0,-1 0 1 0 0,1 0 0 0 0,0 0-1 0 0,0 0 1 0 0,0 0 0 0 0,0-1-1 0 0,-1 1 1 0 0,1 0 0 0 0,0 0-1 0 0,0 0 1 0 0,0 0 0 0 0,0 0-1 0 0,0-1 1 0 0,0 1 0 0 0,0 0-1 0 0,0 0 1 0 0,0 0 0 0 0,-1 0-1 0 0,1-1 1 0 0,0 1 0 0 0,0 0-1 0 0,0 0 1 0 0,0 0 0 0 0,0-1-1 0 0,0 1 1 0 0,0 0-1 0 0,0 0 1 0 0,0 0 0 0 0,0-1-1 0 0,0 1 1 0 0,1 0 0 0 0,-1 0-1 0 0,0 0 1 0 0,0 0 0 0 0,0-1-1 0 0,0 1 1 0 0,0 0 0 0 0,0 0-1 0 0,0 0 1 0 0,0 0 0 0 0,0-1-1 0 0,1 1 1 0 0,-1 0 0 0 0,0 0-1 0 0,0 0 1 0 0,0 0 0 0 0,0 0-1 0 0,0 0 1 0 0,1 0-1 0 0,-1-1 1 0 0,8-1-3428 0 0,14-3-4592 0 0,-7 2 4698 0 0</inkml:trace>
   <inkml:trace contextRef="#ctx0" brushRef="#br0" timeOffset="1890.83">1094 243 11809 0 0,'33'-41'11816'0'0,"-13"15"-4505"0"0,-5 8-5480 0 0,-15 18-1831 0 0,1 0 0 0 0,-1-1 0 0 0,0 1 0 0 0,0 0 0 0 0,0 0 0 0 0,0 0 0 0 0,1 0 0 0 0,-1 0 0 0 0,0 0 0 0 0,0 0 0 0 0,0 0 0 0 0,1 0 0 0 0,-1 0 0 0 0,0 0 0 0 0,0 0 0 0 0,0 0 0 0 0,1 0 0 0 0,-1 0 0 0 0,0 0 0 0 0,0 1 0 0 0,0-1 0 0 0,0 0 0 0 0,1 0 0 0 0,-1 0 0 0 0,0 0 0 0 0,0 0 0 0 0,0 0 0 0 0,0 0 0 0 0,0 0 0 0 0,1 1 0 0 0,-1-1 0 0 0,0 0 0 0 0,0 0 0 0 0,0 0 0 0 0,0 0 0 0 0,0 1 0 0 0,0-1 0 0 0,0 0 0 0 0,1 0 0 0 0,-1 0 0 0 0,0 0 0 0 0,0 1 0 0 0,0-1 0 0 0,0 0 0 0 0,0 0 0 0 0,0 0 0 0 0,0 1 0 0 0,0-1 0 0 0,0 0 0 0 0,0 0 0 0 0,0 0 0 0 0,0 1 0 0 0,0-1 0 0 0,0 0 0 0 0,-1 0 0 0 0,3 11 0 0 0,-3 16 0 0 0,-2 0 0 0 0,0 0 0 0 0,-2 0 0 0 0,-1-1 0 0 0,-1 0 0 0 0,-19 45 0 0 0,26-69 0 0 0,-1-1 0 0 0,0 1 0 0 0,1 0 0 0 0,-1-1 0 0 0,1 1 0 0 0,-1 0 0 0 0,1-1 0 0 0,0 1 0 0 0,0 0 0 0 0,0 0 0 0 0,0-1 0 0 0,0 1 0 0 0,0 0 0 0 0,0 0 0 0 0,1-1 0 0 0,-1 1 0 0 0,1 0 0 0 0,-1-1 0 0 0,1 1 0 0 0,0 0 0 0 0,-1-1 0 0 0,1 1 0 0 0,0-1 0 0 0,0 1 0 0 0,0-1 0 0 0,0 1 0 0 0,0-1 0 0 0,1 0 0 0 0,-1 0 0 0 0,0 1 0 0 0,0-1 0 0 0,4 1 0 0 0,2 3 0 0 0,1-1 0 0 0,0 0 0 0 0,1-1 0 0 0,-1 0 0 0 0,11 2 0 0 0,-2 0 0 0 0,39 11 0 0 0,98 13 0 0 0,-108-21 0 0 0,-43-8 0 0 0,2 0 0 0 0,9-3-10161 0 0,-12 2 8457 0 0,3-2-1876 0 0</inkml:trace>
   <inkml:trace contextRef="#ctx0" brushRef="#br0" timeOffset="3092.85">1697 234 116 0 0,'5'-10'3677'0'0,"1"-3"3657"0"0,7-12 8436 0 0,-10 18-13572 0 0,-3 7-2146 0 0,0 0 0 0 0,0 0 1 0 0,0 0-1 0 0,0 0 0 0 0,1 1 0 0 0,-1-1 0 0 0,0 0 0 0 0,0 0 0 0 0,0 0 1 0 0,0 0-1 0 0,0 0 0 0 0,0 0 0 0 0,0 0 0 0 0,0 0 0 0 0,0 0 0 0 0,0 0 1 0 0,1 0-1 0 0,-1 1 0 0 0,0-1 0 0 0,0 0 0 0 0,0 0 0 0 0,0 0 0 0 0,0 0 1 0 0,0 0-1 0 0,0 0 0 0 0,1 0 0 0 0,-1 0 0 0 0,0 0 0 0 0,0 0 0 0 0,0 0 1 0 0,0 0-1 0 0,0 0 0 0 0,0 0 0 0 0,0 0 0 0 0,1 0 0 0 0,-1 0 0 0 0,0 0 0 0 0,0-1 1 0 0,0 1-1 0 0,0 0 0 0 0,0 0 0 0 0,0 0 0 0 0,0 0 0 0 0,0 0 0 0 0,1 0 1 0 0,-1 0-1 0 0,0 0 0 0 0,0 0 0 0 0,0 0 0 0 0,0 0 0 0 0,0-1 0 0 0,0 1 1 0 0,0 0-1 0 0,0 0 0 0 0,0 0 0 0 0,0 0 0 0 0,0 0 0 0 0,0 0 0 0 0,0 0 1 0 0,0 0-1 0 0,0-1 0 0 0,0 1 0 0 0,0 0 0 0 0,0 0 0 0 0,0 0 0 0 0,0 0 1 0 0,0 0-1 0 0,0 0 0 0 0,0-1 0 0 0,6 26-47 0 0,-2 1 0 0 0,-1-1 1 0 0,-1 1-1 0 0,-2 49 0 0 0,0 9-9 0 0,2-77 4 0 0,-4 37 0 0 0,3-76 0 0 0,2-58 0 0 0,-1 72 0 0 0,2 0 0 0 0,0 0 0 0 0,1 0 0 0 0,0 1 0 0 0,9-18 0 0 0,-11 28 0 0 0,1 1 0 0 0,-1 0 0 0 0,1 0 0 0 0,1 0 0 0 0,-1 0 0 0 0,1 1 0 0 0,5-6 0 0 0,-7 9 0 0 0,0-1 0 0 0,0 1 0 0 0,1 0 0 0 0,-1 0 0 0 0,1 0 0 0 0,-1 0 0 0 0,1 0 0 0 0,0 1 0 0 0,0 0 0 0 0,0-1 0 0 0,0 1 0 0 0,0 1 0 0 0,5-1 0 0 0,-5 1 0 0 0,-1 0 0 0 0,1 0 0 0 0,-1 1 0 0 0,1-1 0 0 0,-1 1 0 0 0,0 0 0 0 0,1 0 0 0 0,-1 0 0 0 0,0 1 0 0 0,0-1 0 0 0,1 1 0 0 0,-1 0 0 0 0,0 0 0 0 0,-1 0 0 0 0,1 0 0 0 0,0 0 0 0 0,-1 1 0 0 0,1-1 0 0 0,-1 1 0 0 0,0-1 0 0 0,0 1 0 0 0,0 0 0 0 0,0 0 0 0 0,0 0 0 0 0,0 0 0 0 0,-1 1 0 0 0,2 4 0 0 0,-1-2 0 0 0,0-1 0 0 0,0 0 0 0 0,-1 1 0 0 0,1-1 0 0 0,-2 1 0 0 0,1 0 0 0 0,0-1 0 0 0,-1 1 0 0 0,0 0 0 0 0,-1-1 0 0 0,1 1 0 0 0,-1-1 0 0 0,0 1 0 0 0,0-1 0 0 0,-1 1 0 0 0,-3 8 0 0 0,3-10 0 0 0,0 0 0 0 0,-1 0 0 0 0,0 0 0 0 0,1 0 0 0 0,-1 0 0 0 0,-1 0 0 0 0,1-1 0 0 0,-1 0 0 0 0,1 0 0 0 0,-1 0 0 0 0,0 0 0 0 0,0 0 0 0 0,-8 3 0 0 0,-35 24 0 0 0,41-25 0 0 0,2 0 0 0 0,4-4 0 0 0,0 0 0 0 0,-1 0 0 0 0,1 0 0 0 0,0 0 0 0 0,0 0 0 0 0,0 0 0 0 0,0 1 0 0 0,0-1 0 0 0,0 0 0 0 0,0 0 0 0 0,1 0 0 0 0,-1 0 0 0 0,0 0 0 0 0,0 0 0 0 0,1 0 0 0 0,-1 0 0 0 0,1 0 0 0 0,-1 0 0 0 0,1 0 0 0 0,-1 0 0 0 0,1 0 0 0 0,0 0 0 0 0,0 0 0 0 0,-1 0 0 0 0,1 0 0 0 0,0-1 0 0 0,2 2 0 0 0,-2 0 0 0 0,33 40 0 0 0,1-2 0 0 0,77 69 0 0 0,-101-99-188 0 0,-8-6-46 0 0,1-1 0 0 0,0 0 1 0 0,0 0-1 0 0,0 0 0 0 0,4 3 1 0 0,-1-15-10416 0 0,-3 2 7131 0 0</inkml:trace>
@@ -7628,7 +7743,7 @@
   <inkml:trace contextRef="#ctx0" brushRef="#br0" timeOffset="1543.42">9968 2379 5493 0 0,'-13'-4'3727'0'0,"9"3"-2442"0"0,0 0 1 0 0,-1 0-1 0 0,1-1 0 0 0,0 1 1 0 0,0-1-1 0 0,1 0 0 0 0,-1 0 1 0 0,0-1-1 0 0,1 1 0 0 0,-6-5 1 0 0,9 6-1132 0 0,0 1 0 0 0,0-1-1 0 0,0 0 1 0 0,0 0 0 0 0,0 0 0 0 0,-1 0 0 0 0,1 1 0 0 0,1-1-1 0 0,-1 0 1 0 0,0 0 0 0 0,0 0 0 0 0,0 0 0 0 0,0 1 0 0 0,1-1 0 0 0,-1 0-1 0 0,0 0 1 0 0,1 0 0 0 0,-1 1 0 0 0,0-1 0 0 0,1 0 0 0 0,-1 1-1 0 0,1-1 1 0 0,-1 0 0 0 0,1 1 0 0 0,0-1 0 0 0,-1 1 0 0 0,1-1 0 0 0,-1 1-1 0 0,1-1 1 0 0,0 1 0 0 0,0-1 0 0 0,1 0 0 0 0,25-14 1027 0 0,6 3-895 0 0,0 1 0 0 0,1 2 0 0 0,0 2 0 0 0,42-4 0 0 0,144-2 1342 0 0,-167 11-1536 0 0,794-2-92 0 0,-464 6 0 0 0,-160 0 0 0 0,1 10 0 0 0,-2 9 0 0 0,244 57 0 0 0,-276-35 0 0 0,102 44 0 0 0,-13 24 0 0 0,-225-89 0 0 0,-7 1 0 0 0,-2 2 0 0 0,0 2 0 0 0,72 57 0 0 0,-96-67 0 0 0,0 1 0 0 0,-1 0 0 0 0,-1 2 0 0 0,-1 0 0 0 0,-1 1 0 0 0,0 1 0 0 0,-2 0 0 0 0,24 46 0 0 0,-32-53 0 0 0,-1 0 0 0 0,0 0 0 0 0,-1 1 0 0 0,-1 0 0 0 0,0 0 0 0 0,-1 0 0 0 0,-1 1 0 0 0,-1-1 0 0 0,0 1 0 0 0,-1-1 0 0 0,0 1 0 0 0,-2-1 0 0 0,0 1 0 0 0,-1-1 0 0 0,-9 31 0 0 0,4-26 0 0 0,-1 0 0 0 0,0-1 0 0 0,-2 0 0 0 0,0 0 0 0 0,-1-1 0 0 0,-1-1 0 0 0,-1 0 0 0 0,-31 30 0 0 0,22-26 0 0 0,-2-2 0 0 0,-1-1 0 0 0,0-1 0 0 0,-1-1 0 0 0,-48 22 0 0 0,24-17 0 0 0,-1-2 0 0 0,-83 19 0 0 0,-104 4 0 0 0,48-27 0 0 0,-210-9 0 0 0,180-13 0 0 0,-698-88 0 0 0,652 45 0 0 0,-370-119 0 0 0,32-55 0 0 0,557 200 0 0 0,0-2 0 0 0,-61-43 0 0 0,88 53 0 0 0,0-1 0 0 0,2-1 0 0 0,0 0 0 0 0,1-2 0 0 0,1 0 0 0 0,-29-42 0 0 0,39 49 0 0 0,0-1 0 0 0,1 1 0 0 0,1-1 0 0 0,0 0 0 0 0,1 0 0 0 0,0 0 0 0 0,1-1 0 0 0,0 1 0 0 0,1-1 0 0 0,1 0 0 0 0,0 0 0 0 0,1 0 0 0 0,0 1 0 0 0,1-1 0 0 0,1 0 0 0 0,5-21 0 0 0,-2 16 0 0 0,2 0 0 0 0,0 0 0 0 0,1 0 0 0 0,1 1 0 0 0,0 0 0 0 0,2 1 0 0 0,0 0 0 0 0,0 0 0 0 0,2 1 0 0 0,22-21 0 0 0,-14 16-94 0 0,1 2 0 0 0,0 1-1 0 0,2 1 1 0 0,0 0 0 0 0,0 2 0 0 0,2 1 0 0 0,0 1 0 0 0,0 1-1 0 0,1 1 1 0 0,1 2 0 0 0,0 1 0 0 0,0 1 0 0 0,0 1 0 0 0,1 1-1 0 0,31 0 1 0 0,64-1-8808 0 0,-40 4 5070 0 0</inkml:trace>
   <inkml:trace contextRef="#ctx0" brushRef="#br0" timeOffset="3674.82">10722 2597 8153 0 0,'-5'-27'12658'0'0,"1"-2"-7982"0"0,2 22-2864 0 0,2 11 1148 0 0,-4 84-1865 0 0,-23 142 0 0 0,24-219-777 0 0,-5-47-318 0 0,8 12 0 0 0,0 0 0 0 0,2 0 0 0 0,1 1 0 0 0,1-1 0 0 0,1 1 0 0 0,14-41 0 0 0,-15 54 0 0 0,0 0 0 0 0,1 0 0 0 0,0 1 0 0 0,1-1 0 0 0,0 2 0 0 0,0-1 0 0 0,13-12 0 0 0,-14 16 0 0 0,0 0 0 0 0,1 1 0 0 0,0 0 0 0 0,0 0 0 0 0,0 0 0 0 0,1 0 0 0 0,-1 1 0 0 0,1 0 0 0 0,0 1 0 0 0,0-1 0 0 0,-1 1 0 0 0,11-1 0 0 0,-13 3 0 0 0,0-1 0 0 0,0 1 0 0 0,0 0 0 0 0,0 0 0 0 0,1 1 0 0 0,-1 0 0 0 0,0-1 0 0 0,0 1 0 0 0,0 0 0 0 0,0 1 0 0 0,-1-1 0 0 0,1 1 0 0 0,0 0 0 0 0,0 0 0 0 0,-1 0 0 0 0,1 0 0 0 0,-1 0 0 0 0,4 5 0 0 0,-4-5 0 0 0,-1 0 0 0 0,1 1 0 0 0,-1-1 0 0 0,0 1 0 0 0,0-1 0 0 0,-1 1 0 0 0,1 0 0 0 0,0 0 0 0 0,-1 0 0 0 0,0 0 0 0 0,1 0 0 0 0,-1 0 0 0 0,-1 0 0 0 0,1 0 0 0 0,0 1 0 0 0,-1-1 0 0 0,1 0 0 0 0,-1 0 0 0 0,0 1 0 0 0,0-1 0 0 0,-1 0 0 0 0,1 0 0 0 0,-2 6 0 0 0,-1 1 0 0 0,-2 1 0 0 0,1-1 0 0 0,-2-1 0 0 0,1 1 0 0 0,-1-1 0 0 0,-1 0 0 0 0,1 0 0 0 0,-2-1 0 0 0,1 0 0 0 0,-15 12 0 0 0,5-3 0 0 0,14-14 0 0 0,20-3 0 0 0,-13-1 0 0 0,0 0 0 0 0,0 1 0 0 0,1-1 0 0 0,-1 1 0 0 0,0 0 0 0 0,0 0 0 0 0,0 1 0 0 0,1-1 0 0 0,-1 1 0 0 0,0 0 0 0 0,0 0 0 0 0,0 1 0 0 0,0-1 0 0 0,0 1 0 0 0,0 0 0 0 0,-1-1 0 0 0,1 2 0 0 0,-1-1 0 0 0,1 0 0 0 0,-1 1 0 0 0,0 0 0 0 0,1 0 0 0 0,-1 0 0 0 0,-1 0 0 0 0,6 7 0 0 0,-6-7 0 0 0,0-1 0 0 0,-1 1 0 0 0,1 0 0 0 0,-1 0 0 0 0,0 1 0 0 0,0-1 0 0 0,0 0 0 0 0,0 0 0 0 0,0 1 0 0 0,-1-1 0 0 0,1 0 0 0 0,-1 1 0 0 0,0-1 0 0 0,0 0 0 0 0,0 1 0 0 0,0-1 0 0 0,-1 1 0 0 0,0-1 0 0 0,1 0 0 0 0,-1 0 0 0 0,0 1 0 0 0,-1-1 0 0 0,1 0 0 0 0,0 0 0 0 0,-1 0 0 0 0,0 0 0 0 0,0 0 0 0 0,0-1 0 0 0,0 1 0 0 0,0 0 0 0 0,0-1 0 0 0,-4 3 0 0 0,1-1 0 0 0,1-1 0 0 0,-1 1 0 0 0,0-1 0 0 0,-1-1 0 0 0,1 1 0 0 0,-1-1 0 0 0,1 0 0 0 0,-1 0 0 0 0,1 0 0 0 0,-1-1 0 0 0,0 0 0 0 0,0 0 0 0 0,0 0 0 0 0,0-1 0 0 0,0 0 0 0 0,-6-1 0 0 0,5 1 0 0 0,0-1 0 0 0,0 0 0 0 0,-1 0 0 0 0,1-1 0 0 0,0 0 0 0 0,0-1 0 0 0,0 1 0 0 0,0-1 0 0 0,1 0 0 0 0,-1-1 0 0 0,1 0 0 0 0,-11-8 0 0 0,17 12-15 0 0,-1-1 0 0 0,1 1 0 0 0,-1-1 1 0 0,1 1-1 0 0,-1-1 0 0 0,1 1 0 0 0,-1-1 0 0 0,1 1 0 0 0,-1-1 0 0 0,1 0 1 0 0,0 1-1 0 0,-1-1 0 0 0,1 0 0 0 0,0 1 0 0 0,0-1 0 0 0,-1 0 0 0 0,1 1 0 0 0,0-1 1 0 0,0 0-1 0 0,0 0 0 0 0,0 1 0 0 0,0-1 0 0 0,0 0 0 0 0,0 0 0 0 0,0 1 1 0 0,0-1-1 0 0,0 0 0 0 0,1 1 0 0 0,-1-1 0 0 0,0 0 0 0 0,0 1 0 0 0,1-1 1 0 0,-1 0-1 0 0,0 1 0 0 0,1-1 0 0 0,-1 0 0 0 0,1 1 0 0 0,-1-1 0 0 0,0 1 0 0 0,1-1 1 0 0,0 1-1 0 0,-1-1 0 0 0,1 1 0 0 0,-1-1 0 0 0,1 1 0 0 0,-1-1 0 0 0,2 1 1 0 0,40-6-11813 0 0,-22 5 8362 0 0</inkml:trace>
   <inkml:trace contextRef="#ctx0" brushRef="#br0" timeOffset="4187.08">11112 2819 7301 0 0,'32'-11'8828'0'0,"1"-8"-3461"0"0,-31 18-5208 0 0,-1 0-1 0 0,0 0 1 0 0,1 0 0 0 0,-1 0 0 0 0,0 0 0 0 0,0-1 0 0 0,0 1 0 0 0,0 0-1 0 0,0-1 1 0 0,0 1 0 0 0,0 0 0 0 0,0-1 0 0 0,0 1 0 0 0,-1-1-1 0 0,1 0 1 0 0,-1 1 0 0 0,1-1 0 0 0,-1 1 0 0 0,1-1 0 0 0,-1 0 0 0 0,0 1-1 0 0,0-1 1 0 0,0 0 0 0 0,0 1 0 0 0,0-1 0 0 0,0 0 0 0 0,-1 1 0 0 0,1-1-1 0 0,0 0 1 0 0,-1 1 0 0 0,1-1 0 0 0,-1 0 0 0 0,0 1 0 0 0,1-1-1 0 0,-1 1 1 0 0,0 0 0 0 0,0-1 0 0 0,0 1 0 0 0,0 0 0 0 0,-2-2 0 0 0,2 1-85 0 0,-1 1 0 0 0,0 0 0 0 0,0 0 1 0 0,1 0-1 0 0,-1 0 0 0 0,0 0 1 0 0,0 0-1 0 0,0 0 0 0 0,0 1 1 0 0,0-1-1 0 0,0 1 0 0 0,0-1 0 0 0,0 1 1 0 0,0 0-1 0 0,0 0 0 0 0,-1 0 1 0 0,1 0-1 0 0,0 0 0 0 0,0 0 0 0 0,0 0 1 0 0,0 1-1 0 0,0-1 0 0 0,0 1 1 0 0,0 0-1 0 0,0-1 0 0 0,0 1 1 0 0,-2 1-1 0 0,-4 2 40 0 0,-1 1 0 0 0,1-1 1 0 0,0 1-1 0 0,-13 10 0 0 0,18-12-70 0 0,0 0 0 0 0,-1 0 0 0 0,1 0 0 0 0,0 0 0 0 0,1 0 0 0 0,-1 1 0 0 0,1-1 0 0 0,-1 1 0 0 0,1 0 0 0 0,0 0 0 0 0,0 0 0 0 0,1 0 0 0 0,-3 7 0 0 0,4-9-38 0 0,0 0 0 0 0,0 0 1 0 0,0 0-1 0 0,0 0 1 0 0,0 0-1 0 0,1 1 0 0 0,-1-1 1 0 0,1 0-1 0 0,-1 0 1 0 0,1 0-1 0 0,0 0 1 0 0,-1 0-1 0 0,1-1 0 0 0,0 1 1 0 0,1 0-1 0 0,-1 0 1 0 0,0-1-1 0 0,0 1 0 0 0,1 0 1 0 0,-1-1-1 0 0,1 1 1 0 0,-1-1-1 0 0,1 0 0 0 0,0 1 1 0 0,-1-1-1 0 0,1 0 1 0 0,0 0-1 0 0,0 0 0 0 0,0 0 1 0 0,2 0-1 0 0,-1 1-2 0 0,1-1-1 0 0,-1 0 0 0 0,1 0 1 0 0,-1 0-1 0 0,1 0 1 0 0,-1 0-1 0 0,1-1 0 0 0,0 1 1 0 0,-1-1-1 0 0,1 0 1 0 0,0 0-1 0 0,-1-1 0 0 0,1 1 1 0 0,0-1-1 0 0,-1 0 1 0 0,1 0-1 0 0,-1 0 1 0 0,1 0-1 0 0,-1 0 0 0 0,0-1 1 0 0,1 0-1 0 0,-1 1 1 0 0,0-1-1 0 0,0 0 0 0 0,0-1 1 0 0,0 1-1 0 0,-1 0 1 0 0,4-4-1 0 0,1-2 139 0 0,0-1 0 0 0,0 0 0 0 0,-1 0 1 0 0,0-1-1 0 0,0 0 0 0 0,-1 0 0 0 0,7-21 0 0 0,-12 30-102 0 0,6-12-23 0 0,-5 14-17 0 0,-1 0 0 0 0,1 0 0 0 0,0 0 0 0 0,-1 1 0 0 0,1-1 0 0 0,-1 0 0 0 0,0 0 0 0 0,1 0 0 0 0,-1 0 0 0 0,0 0 0 0 0,0 1 0 0 0,0 0 0 0 0,-4 82-6463 0 0,0-1-1647 0 0,4-80 4989 0 0</inkml:trace>
-  <inkml:trace contextRef="#ctx0" brushRef="#br0" timeOffset="5148.94">11253 2877 656 0 0,'20'-57'6625'0'0,"-18"53"-5601"0"0,0 0 0 0 0,0 0 0 0 0,0 0 0 0 0,0 0 0 0 0,1 0 0 0 0,0 1 0 0 0,-1-1 0 0 0,1 1 0 0 0,0 0 0 0 0,1 0 0 0 0,4-4 0 0 0,-8 7-911 0 0,1 0-1 0 0,-1-1 0 0 0,1 1 1 0 0,-1 0-1 0 0,0 0 1 0 0,1 0-1 0 0,-1 0 0 0 0,1 0 1 0 0,-1 0-1 0 0,1-1 1 0 0,-1 1-1 0 0,1 0 0 0 0,-1 0 1 0 0,0 0-1 0 0,1 1 1 0 0,-1-1-1 0 0,1 0 0 0 0,-1 0 1 0 0,1 0-1 0 0,-1 0 1 0 0,0 0-1 0 0,1 0 0 0 0,-1 1 1 0 0,1-1-1 0 0,-1 0 1 0 0,0 0-1 0 0,1 1 0 0 0,-1-1 1 0 0,1 0-1 0 0,8 15 1344 0 0,-1 17-138 0 0,-7-21-925 0 0,0 0 0 0 0,-1 0-1 0 0,0 1 1 0 0,-1-1 0 0 0,0 0 0 0 0,-1 0 0 0 0,-6 21-1 0 0,9-48 1470 0 0,4-13-1706 0 0,0 15-49 0 0,0 0-1 0 0,11-20 0 0 0,-15 32-86 0 0,0-1 0 0 0,0 1 0 0 0,1-1 0 0 0,-1 1-1 0 0,1 0 1 0 0,0 0 0 0 0,-1-1 0 0 0,1 1-1 0 0,0 1 1 0 0,0-1 0 0 0,0 0 0 0 0,1 0 0 0 0,-1 1-1 0 0,0-1 1 0 0,1 1 0 0 0,-1 0 0 0 0,1 0-1 0 0,-1-1 1 0 0,1 2 0 0 0,0-1 0 0 0,4-1 0 0 0,-4 2-10 0 0,-1 0 1 0 0,1 1 0 0 0,0-1 0 0 0,-1 1 0 0 0,1-1 0 0 0,-1 1 0 0 0,1 0 0 0 0,-1 0-1 0 0,1 0 1 0 0,-1 0 0 0 0,1 1 0 0 0,-1-1 0 0 0,0 1 0 0 0,0-1 0 0 0,0 1-1 0 0,0 0 1 0 0,0 0 0 0 0,0-1 0 0 0,0 1 0 0 0,-1 1 0 0 0,1-1 0 0 0,-1 0 0 0 0,1 0-1 0 0,-1 1 1 0 0,0-1 0 0 0,0 1 0 0 0,1 3 0 0 0,0-2-24 0 0,-1 0 0 0 0,0 0-1 0 0,0 1 1 0 0,0-1 0 0 0,-1 1 0 0 0,1-1 0 0 0,-1 1-1 0 0,0-1 1 0 0,-1 1 0 0 0,1-1 0 0 0,-1 1 0 0 0,0-1-1 0 0,0 0 1 0 0,0 1 0 0 0,-3 5 0 0 0,4-9-188 0 0,-1-1 1 0 0,0 1-1 0 0,1 0 1 0 0,-1 0-1 0 0,1-1 0 0 0,0 1 1 0 0,-1 0-1 0 0,1 0 1 0 0,0 0-1 0 0,-1 0 1 0 0,1 0-1 0 0,0 0 0 0 0,0-1 1 0 0,0 1-1 0 0,0 0 1 0 0,0 0-1 0 0,0 0 1 0 0,0 0-1 0 0,0 0 0 0 0,0 0 1 0 0,0 0-1 0 0,0 0 1 0 0,0 0-1 0 0,1-1 1 0 0,-1 1-1 0 0,0 0 0 0 0,1 0 1 0 0,-1 0-1 0 0,1 0 1 0 0,0 1-1 0 0,1-1-153 0 0,0-1-1 0 0,0 1 1 0 0,0-1-1 0 0,1 1 1 0 0,-1-1-1 0 0,0 0 0 0 0,0 1 1 0 0,0-1-1 0 0,0 0 1 0 0,0-1-1 0 0,0 1 1 0 0,1 0-1 0 0,2-1 1 0 0,15-3-343 0 0,0 0-1 0 0,0-2 1 0 0,31-12 0 0 0,-36 12 1617 0 0,-1-1 1 0 0,0-1 0 0 0,0 0-1 0 0,-1-1 1 0 0,17-14 0 0 0,-28 22-724 0 0,-1 0 1 0 0,1-1-1 0 0,-1 0 1 0 0,1 1-1 0 0,-1-1 1 0 0,0 0-1 0 0,0 0 1 0 0,0 1-1 0 0,1-4 1 0 0,-1 5-106 0 0,-1-1 0 0 0,0 0 0 0 0,0 1 0 0 0,0-1 0 0 0,1 0 0 0 0,-1 1 0 0 0,0-1 0 0 0,0 0-1 0 0,0 1 1 0 0,0-1 0 0 0,0 0 0 0 0,0 0 0 0 0,-1 1 0 0 0,1-1 0 0 0,0 0 0 0 0,0 1 0 0 0,0-1 0 0 0,-1 0 0 0 0,1 1 0 0 0,-1-1 0 0 0,0-1-22 0 0,0 1 0 0 0,-1 0 0 0 0,1 0 0 0 0,-1 0 0 0 0,1 0 0 0 0,-1 0 0 0 0,1 0 0 0 0,-1 1 0 0 0,1-1 0 0 0,-1 0 0 0 0,0 1 0 0 0,1 0 0 0 0,-1-1 0 0 0,0 1 0 0 0,0 0 0 0 0,1 0 0 0 0,-1-1 0 0 0,0 2 0 0 0,0-1 0 0 0,-2 0 0 0 0,-9 1 79 0 0,1 1 0 0 0,0 0 0 0 0,-19 6 0 0 0,25-7-111 0 0,1 1 0 0 0,0 0 1 0 0,0 0-1 0 0,1 1 0 0 0,-1-1 1 0 0,0 1-1 0 0,1 0 1 0 0,-1 1-1 0 0,1-1 0 0 0,-7 7 1 0 0,11-9-29 0 0,-1 0-1 0 0,0-1 1 0 0,1 1 0 0 0,-1 0 0 0 0,0-1 0 0 0,1 1 0 0 0,-1 0 0 0 0,1-1-1 0 0,0 1 1 0 0,-1 0 0 0 0,1 0 0 0 0,0 0 0 0 0,-1-1 0 0 0,1 1 0 0 0,0 0-1 0 0,0 0 1 0 0,-1 0 0 0 0,1 0 0 0 0,0 0 0 0 0,0-1 0 0 0,0 1-1 0 0,0 0 1 0 0,0 0 0 0 0,1 0 0 0 0,-1 0 0 0 0,0 0 0 0 0,0 0 0 0 0,0-1-1 0 0,1 1 1 0 0,-1 0 0 0 0,0 0 0 0 0,1 0 0 0 0,-1-1 0 0 0,1 1 0 0 0,-1 0-1 0 0,2 0 1 0 0,1 2 66 0 0,1 0 0 0 0,0-1 0 0 0,-1 0 0 0 0,1 0 0 0 0,0 0 0 0 0,7 2-1 0 0,-9-3-37 0 0,1 0 0 0 0,-1 0 0 0 0,1 0-1 0 0,0 0 1 0 0,-1 0 0 0 0,0 0 0 0 0,1 1-1 0 0,-1-1 1 0 0,0 1 0 0 0,0 0 0 0 0,0 0-1 0 0,0 0 1 0 0,3 3 0 0 0,-4-1-15 0 0,0 1 1 0 0,0 0-1 0 0,0 0 0 0 0,0 0 1 0 0,-1-1-1 0 0,1 1 0 0 0,-1 0 1 0 0,-1 0-1 0 0,1 0 0 0 0,-1 0 1 0 0,1 0-1 0 0,-1 0 0 0 0,-1-1 1 0 0,1 1-1 0 0,-1 0 0 0 0,0-1 1 0 0,0 1-1 0 0,0-1 0 0 0,-5 8 1 0 0,3-7 54 0 0,1 0 1 0 0,-1 0 0 0 0,-1 0-1 0 0,1 0 1 0 0,-1 0 0 0 0,1-1 0 0 0,-1 0-1 0 0,0 0 1 0 0,-1 0 0 0 0,1-1-1 0 0,-1 0 1 0 0,0 0 0 0 0,1 0 0 0 0,-10 3-1 0 0,7-4-73 0 0,-1-1 1 0 0,1 0-1 0 0,-1 0 0 0 0,1-1 0 0 0,-14 0 0 0 0,18 0-5 0 0,0-1-1 0 0,0 1 1 0 0,0-1 0 0 0,0 0-1 0 0,0 0 1 0 0,0 0-1 0 0,1-1 1 0 0,-1 1-1 0 0,1-1 1 0 0,-1 0 0 0 0,1 0-1 0 0,-1 0 1 0 0,1 0-1 0 0,-4-4 1 0 0,7 6-38 0 0,-1-1-1 0 0,1 0 1 0 0,0 1-1 0 0,-1-1 1 0 0,1 0-1 0 0,-1 1 1 0 0,1-1-1 0 0,0 0 1 0 0,0 1-1 0 0,-1-1 1 0 0,1 0-1 0 0,0 0 1 0 0,0 1 0 0 0,0-1-1 0 0,0 0 1 0 0,0 0-1 0 0,0 1 1 0 0,0-1-1 0 0,0 0 1 0 0,0 0-1 0 0,0 1 1 0 0,1-1-1 0 0,-1 0 1 0 0,0 0-1 0 0,0 1 1 0 0,1-1 0 0 0,-1 0-1 0 0,0 1 1 0 0,1-1-1 0 0,-1 0 1 0 0,1 1-1 0 0,-1-1 1 0 0,1 1-1 0 0,-1-1 1 0 0,1 1-1 0 0,-1-1 1 0 0,1 1-1 0 0,0-1 1 0 0,-1 1 0 0 0,1-1-1 0 0,0 1 1 0 0,-1 0-1 0 0,2-1 1 0 0,30-14-2458 0 0,-15 11-281 0 0,1 1-1 0 0,0 0 1 0 0,24 0 0 0 0,-33 3 1369 0 0,14-2-1345 0 0</inkml:trace>
+  <inkml:trace contextRef="#ctx0" brushRef="#br0" timeOffset="5148.93">11253 2877 656 0 0,'20'-57'6625'0'0,"-18"53"-5601"0"0,0 0 0 0 0,0 0 0 0 0,0 0 0 0 0,0 0 0 0 0,1 0 0 0 0,0 1 0 0 0,-1-1 0 0 0,1 1 0 0 0,0 0 0 0 0,1 0 0 0 0,4-4 0 0 0,-8 7-911 0 0,1 0-1 0 0,-1-1 0 0 0,1 1 1 0 0,-1 0-1 0 0,0 0 1 0 0,1 0-1 0 0,-1 0 0 0 0,1 0 1 0 0,-1 0-1 0 0,1-1 1 0 0,-1 1-1 0 0,1 0 0 0 0,-1 0 1 0 0,0 0-1 0 0,1 1 1 0 0,-1-1-1 0 0,1 0 0 0 0,-1 0 1 0 0,1 0-1 0 0,-1 0 1 0 0,0 0-1 0 0,1 0 0 0 0,-1 1 1 0 0,1-1-1 0 0,-1 0 1 0 0,0 0-1 0 0,1 1 0 0 0,-1-1 1 0 0,1 0-1 0 0,8 15 1344 0 0,-1 17-138 0 0,-7-21-925 0 0,0 0 0 0 0,-1 0-1 0 0,0 1 1 0 0,-1-1 0 0 0,0 0 0 0 0,-1 0 0 0 0,-6 21-1 0 0,9-48 1470 0 0,4-13-1706 0 0,0 15-49 0 0,0 0-1 0 0,11-20 0 0 0,-15 32-86 0 0,0-1 0 0 0,0 1 0 0 0,1-1 0 0 0,-1 1-1 0 0,1 0 1 0 0,0 0 0 0 0,-1-1 0 0 0,1 1-1 0 0,0 1 1 0 0,0-1 0 0 0,0 0 0 0 0,1 0 0 0 0,-1 1-1 0 0,0-1 1 0 0,1 1 0 0 0,-1 0 0 0 0,1 0-1 0 0,-1-1 1 0 0,1 2 0 0 0,0-1 0 0 0,4-1 0 0 0,-4 2-10 0 0,-1 0 1 0 0,1 1 0 0 0,0-1 0 0 0,-1 1 0 0 0,1-1 0 0 0,-1 1 0 0 0,1 0 0 0 0,-1 0-1 0 0,1 0 1 0 0,-1 0 0 0 0,1 1 0 0 0,-1-1 0 0 0,0 1 0 0 0,0-1 0 0 0,0 1-1 0 0,0 0 1 0 0,0 0 0 0 0,0-1 0 0 0,0 1 0 0 0,-1 1 0 0 0,1-1 0 0 0,-1 0 0 0 0,1 0-1 0 0,-1 1 1 0 0,0-1 0 0 0,0 1 0 0 0,1 3 0 0 0,0-2-24 0 0,-1 0 0 0 0,0 0-1 0 0,0 1 1 0 0,0-1 0 0 0,-1 1 0 0 0,1-1 0 0 0,-1 1-1 0 0,0-1 1 0 0,-1 1 0 0 0,1-1 0 0 0,-1 1 0 0 0,0-1-1 0 0,0 0 1 0 0,0 1 0 0 0,-3 5 0 0 0,4-9-188 0 0,-1-1 1 0 0,0 1-1 0 0,1 0 1 0 0,-1 0-1 0 0,1-1 0 0 0,0 1 1 0 0,-1 0-1 0 0,1 0 1 0 0,0 0-1 0 0,-1 0 1 0 0,1 0-1 0 0,0 0 0 0 0,0-1 1 0 0,0 1-1 0 0,0 0 1 0 0,0 0-1 0 0,0 0 1 0 0,0 0-1 0 0,0 0 0 0 0,0 0 1 0 0,0 0-1 0 0,0 0 1 0 0,0 0-1 0 0,1-1 1 0 0,-1 1-1 0 0,0 0 0 0 0,1 0 1 0 0,-1 0-1 0 0,1 0 1 0 0,0 1-1 0 0,1-1-153 0 0,0-1-1 0 0,0 1 1 0 0,0-1-1 0 0,1 1 1 0 0,-1-1-1 0 0,0 0 0 0 0,0 1 1 0 0,0-1-1 0 0,0 0 1 0 0,0-1-1 0 0,0 1 1 0 0,1 0-1 0 0,2-1 1 0 0,15-3-343 0 0,0 0-1 0 0,0-2 1 0 0,31-12 0 0 0,-36 12 1617 0 0,-1-1 1 0 0,0-1 0 0 0,0 0-1 0 0,-1-1 1 0 0,17-14 0 0 0,-28 22-724 0 0,-1 0 1 0 0,1-1-1 0 0,-1 0 1 0 0,1 1-1 0 0,-1-1 1 0 0,0 0-1 0 0,0 0 1 0 0,0 1-1 0 0,1-4 1 0 0,-1 5-106 0 0,-1-1 0 0 0,0 0 0 0 0,0 1 0 0 0,0-1 0 0 0,1 0 0 0 0,-1 1 0 0 0,0-1 0 0 0,0 0-1 0 0,0 1 1 0 0,0-1 0 0 0,0 0 0 0 0,0 0 0 0 0,-1 1 0 0 0,1-1 0 0 0,0 0 0 0 0,0 1 0 0 0,0-1 0 0 0,-1 0 0 0 0,1 1 0 0 0,-1-1 0 0 0,0-1-22 0 0,0 1 0 0 0,-1 0 0 0 0,1 0 0 0 0,-1 0 0 0 0,1 0 0 0 0,-1 0 0 0 0,1 0 0 0 0,-1 1 0 0 0,1-1 0 0 0,-1 0 0 0 0,0 1 0 0 0,1 0 0 0 0,-1-1 0 0 0,0 1 0 0 0,0 0 0 0 0,1 0 0 0 0,-1-1 0 0 0,0 2 0 0 0,0-1 0 0 0,-2 0 0 0 0,-9 1 79 0 0,1 1 0 0 0,0 0 0 0 0,-19 6 0 0 0,25-7-111 0 0,1 1 0 0 0,0 0 1 0 0,0 0-1 0 0,1 1 0 0 0,-1-1 1 0 0,0 1-1 0 0,1 0 1 0 0,-1 1-1 0 0,1-1 0 0 0,-7 7 1 0 0,11-9-29 0 0,-1 0-1 0 0,0-1 1 0 0,1 1 0 0 0,-1 0 0 0 0,0-1 0 0 0,1 1 0 0 0,-1 0 0 0 0,1-1-1 0 0,0 1 1 0 0,-1 0 0 0 0,1 0 0 0 0,0 0 0 0 0,-1-1 0 0 0,1 1 0 0 0,0 0-1 0 0,0 0 1 0 0,-1 0 0 0 0,1 0 0 0 0,0 0 0 0 0,0-1 0 0 0,0 1-1 0 0,0 0 1 0 0,0 0 0 0 0,1 0 0 0 0,-1 0 0 0 0,0 0 0 0 0,0 0 0 0 0,0-1-1 0 0,1 1 1 0 0,-1 0 0 0 0,0 0 0 0 0,1 0 0 0 0,-1-1 0 0 0,1 1 0 0 0,-1 0-1 0 0,2 0 1 0 0,1 2 66 0 0,1 0 0 0 0,0-1 0 0 0,-1 0 0 0 0,1 0 0 0 0,0 0 0 0 0,7 2-1 0 0,-9-3-37 0 0,1 0 0 0 0,-1 0 0 0 0,1 0-1 0 0,0 0 1 0 0,-1 0 0 0 0,0 0 0 0 0,1 1-1 0 0,-1-1 1 0 0,0 1 0 0 0,0 0 0 0 0,0 0-1 0 0,0 0 1 0 0,3 3 0 0 0,-4-1-15 0 0,0 1 1 0 0,0 0-1 0 0,0 0 0 0 0,0 0 1 0 0,-1-1-1 0 0,1 1 0 0 0,-1 0 1 0 0,-1 0-1 0 0,1 0 0 0 0,-1 0 1 0 0,1 0-1 0 0,-1 0 0 0 0,-1-1 1 0 0,1 1-1 0 0,-1 0 0 0 0,0-1 1 0 0,0 1-1 0 0,0-1 0 0 0,-5 8 1 0 0,3-7 54 0 0,1 0 1 0 0,-1 0 0 0 0,-1 0-1 0 0,1 0 1 0 0,-1 0 0 0 0,1-1 0 0 0,-1 0-1 0 0,0 0 1 0 0,-1 0 0 0 0,1-1-1 0 0,-1 0 1 0 0,0 0 0 0 0,1 0 0 0 0,-10 3-1 0 0,7-4-73 0 0,-1-1 1 0 0,1 0-1 0 0,-1 0 0 0 0,1-1 0 0 0,-14 0 0 0 0,18 0-5 0 0,0-1-1 0 0,0 1 1 0 0,0-1 0 0 0,0 0-1 0 0,0 0 1 0 0,0 0-1 0 0,1-1 1 0 0,-1 1-1 0 0,1-1 1 0 0,-1 0 0 0 0,1 0-1 0 0,-1 0 1 0 0,1 0-1 0 0,-4-4 1 0 0,7 6-38 0 0,-1-1-1 0 0,1 0 1 0 0,0 1-1 0 0,-1-1 1 0 0,1 0-1 0 0,-1 1 1 0 0,1-1-1 0 0,0 0 1 0 0,0 1-1 0 0,-1-1 1 0 0,1 0-1 0 0,0 0 1 0 0,0 1 0 0 0,0-1-1 0 0,0 0 1 0 0,0 0-1 0 0,0 1 1 0 0,0-1-1 0 0,0 0 1 0 0,0 0-1 0 0,0 1 1 0 0,1-1-1 0 0,-1 0 1 0 0,0 0-1 0 0,0 1 1 0 0,1-1 0 0 0,-1 0-1 0 0,0 1 1 0 0,1-1-1 0 0,-1 0 1 0 0,1 1-1 0 0,-1-1 1 0 0,1 1-1 0 0,-1-1 1 0 0,1 1-1 0 0,-1-1 1 0 0,1 1-1 0 0,0-1 1 0 0,-1 1 0 0 0,1-1-1 0 0,0 1 1 0 0,-1 0-1 0 0,2-1 1 0 0,30-14-2458 0 0,-15 11-281 0 0,1 1-1 0 0,0 0 1 0 0,24 0 0 0 0,-33 3 1369 0 0,14-2-1345 0 0</inkml:trace>
   <inkml:trace contextRef="#ctx0" brushRef="#br0" timeOffset="6440.57">11658 2998 4004 0 0,'13'-2'1106'0'0,"5"0"520"0"0,0-2-1 0 0,33-10 1 0 0,-46 12-1110 0 0,-1 1-1 0 0,0-1 1 0 0,1-1-1 0 0,-1 1 1 0 0,0 0 0 0 0,0-1-1 0 0,0 0 1 0 0,-1 0 0 0 0,1 0-1 0 0,-1 0 1 0 0,1-1-1 0 0,-1 0 1 0 0,0 1 0 0 0,0-1-1 0 0,-1 0 1 0 0,4-6-1 0 0,-6 9-264 0 0,1-1-1 0 0,0 1 0 0 0,-1 0 0 0 0,1 0 0 0 0,-1-1 0 0 0,0 1 1 0 0,1-1-1 0 0,-1 1 0 0 0,0 0 0 0 0,0-1 0 0 0,0 1 1 0 0,0-1-1 0 0,0 1 0 0 0,0 0 0 0 0,0-1 0 0 0,0 1 0 0 0,-1-3 1 0 0,0 3-118 0 0,1 1 0 0 0,-1-1 1 0 0,1 0-1 0 0,-1 1 0 0 0,0-1 1 0 0,1 0-1 0 0,-1 1 0 0 0,0-1 1 0 0,1 1-1 0 0,-1-1 0 0 0,0 1 1 0 0,0-1-1 0 0,1 1 0 0 0,-1-1 1 0 0,0 1-1 0 0,0 0 0 0 0,0-1 1 0 0,0 1-1 0 0,0 0 0 0 0,-1 0 1 0 0,-2-1 49 0 0,0 1 1 0 0,0 0-1 0 0,0 0 1 0 0,0 1-1 0 0,0-1 1 0 0,0 1-1 0 0,1 0 1 0 0,-1 0-1 0 0,0 0 1 0 0,-5 3 0 0 0,3-1-60 0 0,0 1 0 0 0,0-1-1 0 0,1 1 1 0 0,0 1 0 0 0,-1-1 0 0 0,1 1 0 0 0,1 0 0 0 0,-1 0 0 0 0,-3 6 0 0 0,7-10-111 0 0,-1 0-1 0 0,1 1 0 0 0,0-1 1 0 0,1 1-1 0 0,-1-1 1 0 0,0 1-1 0 0,0-1 0 0 0,1 1 1 0 0,-1-1-1 0 0,1 1 0 0 0,-1 0 1 0 0,1-1-1 0 0,0 1 1 0 0,-1 0-1 0 0,1-1 0 0 0,0 1 1 0 0,0 0-1 0 0,0-1 0 0 0,0 1 1 0 0,1 0-1 0 0,-1-1 1 0 0,0 1-1 0 0,1 0 0 0 0,-1-1 1 0 0,1 1-1 0 0,0-1 0 0 0,-1 1 1 0 0,1-1-1 0 0,0 1 1 0 0,0-1-1 0 0,0 1 0 0 0,0-1 1 0 0,0 0-1 0 0,0 1 0 0 0,1-1 1 0 0,-1 0-1 0 0,0 0 1 0 0,0 0-1 0 0,1 0 0 0 0,-1 0 1 0 0,4 1-1 0 0,-3-1-5 0 0,1 0-1 0 0,-1 0 1 0 0,1 0-1 0 0,-1 0 1 0 0,1-1 0 0 0,-1 1-1 0 0,1-1 1 0 0,0 0-1 0 0,-1 0 1 0 0,1 0-1 0 0,0 0 1 0 0,-1 0 0 0 0,1 0-1 0 0,0-1 1 0 0,-1 1-1 0 0,1-1 1 0 0,0 0 0 0 0,-1 0-1 0 0,1 0 1 0 0,-1 0-1 0 0,0 0 1 0 0,1-1-1 0 0,-1 1 1 0 0,0 0 0 0 0,4-4-1 0 0,5-5 134 0 0,-1 1 0 0 0,0-1-1 0 0,14-19 1 0 0,-16 19 61 0 0,-9 14-172 0 0,0-1 1 0 0,0 0 0 0 0,0 1-1 0 0,1-1 1 0 0,-1 1-1 0 0,1-1 1 0 0,0 1-1 0 0,0-1 1 0 0,0 1 0 0 0,0-1-1 0 0,2 7 1 0 0,-2-9-25 0 0,0 1 0 0 0,1-1 0 0 0,-1 0 0 0 0,0 0 0 0 0,1 0 0 0 0,-1 0 1 0 0,1 0-1 0 0,-1 0 0 0 0,1 1 0 0 0,0-1 0 0 0,-1 0 0 0 0,1-1 0 0 0,0 1 0 0 0,0 0 0 0 0,0 0 1 0 0,-1 0-1 0 0,1 0 0 0 0,2 0 0 0 0,-2 0-1 0 0,1-1 0 0 0,-1 0 0 0 0,0 0 0 0 0,0 0 0 0 0,1 0 0 0 0,-1 0 0 0 0,0 0 0 0 0,1 0 0 0 0,-1 0 0 0 0,0 0 1 0 0,1 0-1 0 0,-1-1 0 0 0,0 1 0 0 0,0-1 0 0 0,1 1 0 0 0,-1-1 0 0 0,0 1 0 0 0,0-1 0 0 0,0 0 0 0 0,0 0 0 0 0,0 1 0 0 0,1-2 0 0 0,5-4-2 0 0,-1 1 0 0 0,0-1 0 0 0,0 0-1 0 0,-1 0 1 0 0,0-1 0 0 0,0 0 0 0 0,0 0-1 0 0,5-10 1 0 0,25-65 12 0 0,-30 71-14 0 0,24-88-99 0 0,-29 99 41 0 0,0-1 48 0 0,1 1 0 0 0,-1 1 1 0 0,0-1-1 0 0,0 0 0 0 0,1 0 0 0 0,-1 0 1 0 0,0 0-1 0 0,0 0 0 0 0,1 0 1 0 0,-1 0-1 0 0,0 0 0 0 0,0 0 0 0 0,0 0 1 0 0,1 0-1 0 0,-1 1 0 0 0,0-1 0 0 0,0 0 1 0 0,0 0-1 0 0,1 0 0 0 0,-1 0 0 0 0,0 1 1 0 0,0-1-1 0 0,0 0 0 0 0,0 0 1 0 0,0 0-1 0 0,1 1 0 0 0,-1-1 0 0 0,0 0 1 0 0,0 0-1 0 0,0 1 0 0 0,0-1 0 0 0,0 0 1 0 0,0 0-1 0 0,0 1 0 0 0,11 34-117 0 0,-1 0 1 0 0,8 69-1 0 0,-17-98 122 0 0,-1 1 0 0 0,0-1 0 0 0,0 0 0 0 0,-1 1 0 0 0,-1 7 1 0 0,2-13 6 0 0,-1 0 1 0 0,1 0 0 0 0,0 0-1 0 0,0-1 1 0 0,0 1 0 0 0,0 0-1 0 0,-1 0 1 0 0,1 0 0 0 0,0-1-1 0 0,-1 1 1 0 0,1 0 0 0 0,0 0-1 0 0,-1-1 1 0 0,1 1 0 0 0,-1 0-1 0 0,0-1 1 0 0,1 1 0 0 0,-1 0-1 0 0,1-1 1 0 0,-1 1 0 0 0,0-1-1 0 0,1 1 1 0 0,-1-1 0 0 0,0 1-1 0 0,0-1 1 0 0,1 0 0 0 0,-1 1-1 0 0,0-1 1 0 0,0 0 0 0 0,0 0-1 0 0,0 0 1 0 0,1 1 0 0 0,-1-1-1 0 0,0 0 1 0 0,0 0 0 0 0,0 0-1 0 0,0 0 1 0 0,1 0 0 0 0,-1-1-1 0 0,0 1 1 0 0,0 0 0 0 0,0 0-1 0 0,0 0 1 0 0,1-1 0 0 0,-1 1-1 0 0,0 0 1 0 0,0-1 0 0 0,-1 0-1 0 0,1 0 4 0 0,1 1-1 0 0,-1-1 1 0 0,0 1-1 0 0,0-1 0 0 0,1 1 1 0 0,-1-1-1 0 0,1 0 0 0 0,-1 1 1 0 0,0-1-1 0 0,1 0 1 0 0,-1 1-1 0 0,1-1 0 0 0,-1 0 1 0 0,1 0-1 0 0,0 0 0 0 0,-1 1 1 0 0,1-1-1 0 0,0 0 1 0 0,0 0-1 0 0,-1 0 0 0 0,1 0 1 0 0,0 0-1 0 0,0-1 0 0 0,0 0 1 0 0,0-1 0 0 0,1 1-1 0 0,-1-1 1 0 0,1 1 0 0 0,-1-1-1 0 0,1 1 1 0 0,0 0 0 0 0,2-4-1 0 0,1-2-4 0 0,1 1 0 0 0,0 0-1 0 0,9-12 1 0 0,-11 16-7 0 0,0 0 0 0 0,-1 0 0 0 0,1 1 0 0 0,0-1-1 0 0,0 1 1 0 0,1 0 0 0 0,-1 0 0 0 0,0 0 0 0 0,1 0 0 0 0,-1 1-1 0 0,1-1 1 0 0,0 1 0 0 0,-1 0 0 0 0,1 0 0 0 0,0 0 0 0 0,0 0-1 0 0,6 1 1 0 0,-7 0 3 0 0,-1 0 0 0 0,1 1 1 0 0,-1-1-1 0 0,1 1 0 0 0,-1-1 0 0 0,1 1 0 0 0,-1 0 0 0 0,0 0 0 0 0,1 1 0 0 0,-1-1 0 0 0,0 0 0 0 0,0 1 0 0 0,0-1 0 0 0,0 1 1 0 0,0 0-1 0 0,0-1 0 0 0,-1 1 0 0 0,1 0 0 0 0,0 0 0 0 0,-1 0 0 0 0,0 0 0 0 0,1 1 0 0 0,-1-1 0 0 0,0 0 0 0 0,0 1 1 0 0,0-1-1 0 0,0 0 0 0 0,0 4 0 0 0,0-3 12 0 0,0 0 0 0 0,-1 0 1 0 0,1 0-1 0 0,-1 0 0 0 0,0 0 1 0 0,0 0-1 0 0,0 0 0 0 0,0 0 1 0 0,0 1-1 0 0,-1-1 0 0 0,1 0 1 0 0,-1 0-1 0 0,0 0 0 0 0,0 0 0 0 0,0 0 1 0 0,0-1-1 0 0,0 1 0 0 0,-1 0 1 0 0,0 0-1 0 0,1-1 0 0 0,-1 1 1 0 0,0-1-1 0 0,0 1 0 0 0,0-1 1 0 0,0 0-1 0 0,-1 0 0 0 0,-2 2 0 0 0,5-4 166 0 0,1-2-154 0 0,1-1-20 0 0,-1 0 0 0 0,1 0 1 0 0,0 0-1 0 0,0 1 0 0 0,0-1 1 0 0,1 0-1 0 0,-1 1 0 0 0,1 0 1 0 0,-1-1-1 0 0,1 1 0 0 0,0 0 1 0 0,0 0-1 0 0,0 1 0 0 0,0-1 1 0 0,0 0-1 0 0,0 1 0 0 0,0 0 0 0 0,1 0 1 0 0,-1 0-1 0 0,0 0 0 0 0,1 1 1 0 0,-1-1-1 0 0,1 1 0 0 0,-1 0 1 0 0,0 0-1 0 0,5 0 0 0 0,8 2-37 0 0,0 1 0 0 0,0 0 0 0 0,0 1 0 0 0,23 10 0 0 0,20 4-222 0 0,-50-16 223 0 0,1-1 0 0 0,-1 0 1 0 0,1 0-1 0 0,0-1 0 0 0,0 0 0 0 0,-1-1 0 0 0,1 0 1 0 0,16-4-1 0 0,-23 5 31 0 0,0-1 0 0 0,0 0 0 0 0,0 0 0 0 0,-1 0 0 0 0,1-1 0 0 0,0 1 0 0 0,0-1 0 0 0,-1 1 0 0 0,1-1 0 0 0,-1 0 0 0 0,1 0 0 0 0,-1 0 0 0 0,0-1 0 0 0,0 1 0 0 0,0 0 0 0 0,0-1 0 0 0,0 1 1 0 0,0-1-1 0 0,-1 0 0 0 0,1 0 0 0 0,-1 1 0 0 0,0-1 0 0 0,0 0 0 0 0,0 0 0 0 0,0 0 0 0 0,0 0 0 0 0,-1-1 0 0 0,1 1 0 0 0,-1 0 0 0 0,0-3 0 0 0,0 5-1 0 0,0-1 0 0 0,0 1 0 0 0,0 0 0 0 0,0 0 0 0 0,0-1 0 0 0,0 1 0 0 0,0 0 0 0 0,-1 0 0 0 0,1-1 0 0 0,0 1 0 0 0,-1 0 0 0 0,1 0 0 0 0,-1 0 0 0 0,0 0-1 0 0,1 0 1 0 0,-1-1 0 0 0,0 1 0 0 0,1 0 0 0 0,-1 1 0 0 0,0-1 0 0 0,0 0 0 0 0,0 0 0 0 0,-1-1 0 0 0,0 1-2 0 0,0 1 0 0 0,1-1 0 0 0,-1 1 0 0 0,0-1 0 0 0,1 1 0 0 0,-1 0 0 0 0,0 0 0 0 0,1 0 0 0 0,-1 0 0 0 0,0 0 0 0 0,0 0 0 0 0,1 0 0 0 0,-1 1 0 0 0,-3 0 0 0 0,-2 1-6 0 0,0 0 1 0 0,0 1-1 0 0,1 0 1 0 0,-1 1-1 0 0,1 0 1 0 0,-9 5-1 0 0,11-6 15 0 0,0 1 1 0 0,0-1-1 0 0,0 1 0 0 0,1 0 0 0 0,-1 0 1 0 0,1 0-1 0 0,0 0 0 0 0,0 1 0 0 0,0-1 1 0 0,1 1-1 0 0,-1 0 0 0 0,1 0 0 0 0,-2 7 1 0 0,3-8 31 0 0,1 0 1 0 0,-1-1-1 0 0,1 1 1 0 0,0 0-1 0 0,0 0 1 0 0,0-1-1 0 0,1 1 1 0 0,-1 0-1 0 0,1-1 1 0 0,0 1-1 0 0,0 0 1 0 0,0-1-1 0 0,1 1 1 0 0,-1-1-1 0 0,1 0 1 0 0,0 1-1 0 0,0-1 0 0 0,0 0 1 0 0,4 5-1 0 0,2 0 164 0 0,0 0 0 0 0,0-1 0 0 0,0 0-1 0 0,1 0 1 0 0,0-1 0 0 0,0 0-1 0 0,1-1 1 0 0,-1 0 0 0 0,1 0 0 0 0,17 5-1 0 0,-2-8-307 0 0,-21-1-4009 0 0</inkml:trace>
 </inkml:ink>
 </file>
@@ -7803,7 +7918,7 @@
     </inkml:brush>
   </inkml:definitions>
   <inkml:trace contextRef="#ctx0" brushRef="#br0">139 261 5825 0 0,'11'-46'6325'0'0,"-9"31"-5187"0"0,-1 1-1 0 0,0-1 1 0 0,-2-18-1 0 0,-6-12 503 0 0,-3 16-355 0 0,8 24-713 0 0,-1-1 1 0 0,0 0-1 0 0,-1 1 1 0 0,1-1 0 0 0,-7-6-1 0 0,10 11-522 0 0,-1 1-1 0 0,0-1 1 0 0,1 0-1 0 0,-1 1 1 0 0,1-1-1 0 0,-1 1 1 0 0,0-1 0 0 0,1 1-1 0 0,-1 0 1 0 0,0-1-1 0 0,1 1 1 0 0,-1 0-1 0 0,0-1 1 0 0,0 1-1 0 0,1 0 1 0 0,-1 0 0 0 0,0 0-1 0 0,0-1 1 0 0,0 1-1 0 0,1 0 1 0 0,-1 0-1 0 0,0 0 1 0 0,0 0-1 0 0,0 1 1 0 0,1-1 0 0 0,-1 0-1 0 0,0 0 1 0 0,0 0-1 0 0,0 1 1 0 0,1-1-1 0 0,-1 0 1 0 0,0 1-1 0 0,1-1 1 0 0,-1 1 0 0 0,0-1-1 0 0,1 0 1 0 0,-1 1-1 0 0,0 0 1 0 0,1-1-1 0 0,-1 1 1 0 0,0 0-1 0 0,-3 4 59 0 0,0 0 0 0 0,0 0-1 0 0,1 0 1 0 0,-5 8 0 0 0,-2 6 44 0 0,1 0 1 0 0,0 1-1 0 0,2 0 1 0 0,0 0-1 0 0,-4 25 1 0 0,9-36-75 0 0,1 1 1 0 0,0 0-1 0 0,1 0 1 0 0,0 0-1 0 0,0 0 1 0 0,2 10-1 0 0,-1-15-34 0 0,0 0 0 0 0,1 0-1 0 0,-1 0 1 0 0,1 0-1 0 0,0 0 1 0 0,0-1 0 0 0,0 1-1 0 0,1-1 1 0 0,0 0-1 0 0,-1 0 1 0 0,2 1 0 0 0,5 5-1 0 0,-5-7-6 0 0,0 1 0 0 0,1-1 0 0 0,-1-1 0 0 0,1 1 0 0 0,0 0 0 0 0,-1-1-1 0 0,1 0 1 0 0,0 0 0 0 0,0-1 0 0 0,1 1 0 0 0,-1-1 0 0 0,0 0 0 0 0,0-1 0 0 0,1 1-1 0 0,-1-1 1 0 0,0 0 0 0 0,1 0 0 0 0,-1-1 0 0 0,0 1 0 0 0,9-3 0 0 0,-6 1-3 0 0,0 0 1 0 0,0-1 0 0 0,0 0 0 0 0,0 0-1 0 0,0-1 1 0 0,-1 0 0 0 0,1-1-1 0 0,-1 1 1 0 0,0-1 0 0 0,-1-1-1 0 0,1 1 1 0 0,6-8 0 0 0,-2 3-59 0 0,-5 11-99 0 0,-4 22-41 0 0,-2-17 191 0 0,0 17-149 0 0,0 32 94 0 0,-4-20-2725 0 0,1-26 1545 0 0,-2-18-11821 0 0</inkml:trace>
-  <inkml:trace contextRef="#ctx0" brushRef="#br0" timeOffset="580.46">282 99 692 0 0,'4'-18'1584'0'0,"3"-18"3905"0"0,-6 31-3825 0 0,1 1 0 0 0,-1 0 1 0 0,1-1-1 0 0,0 1 1 0 0,3-5-1 0 0,-4 8-1373 0 0,-1 0 0 0 0,1 0 0 0 0,-1 0 0 0 0,1 0 0 0 0,0 0 0 0 0,-1 0 0 0 0,1 1 0 0 0,0-1 0 0 0,0 0 0 0 0,-1 1 0 0 0,1-1 0 0 0,0 0 0 0 0,0 1-1 0 0,0-1 1 0 0,0 1 0 0 0,0 0 0 0 0,0-1 0 0 0,2 0 0 0 0,-2 1-218 0 0,-1 1-1 0 0,1-1 1 0 0,0 0-1 0 0,-1 0 0 0 0,1 0 1 0 0,0 1-1 0 0,0-1 1 0 0,-1 0-1 0 0,1 0 0 0 0,-1 1 1 0 0,1-1-1 0 0,0 1 1 0 0,-1-1-1 0 0,1 1 1 0 0,-1-1-1 0 0,1 1 0 0 0,-1-1 1 0 0,1 1-1 0 0,-1-1 1 0 0,1 2-1 0 0,3 4-217 0 0,-1 0 0 0 0,-1 1 0 0 0,1-1 1 0 0,2 11-1 0 0,-2-9 569 0 0,4 16-369 0 0,-1 0 0 0 0,-2 0-1 0 0,4 31 1 0 0,-7-42 12 0 0,-1 0 1 0 0,0 1 0 0 0,-1-1-1 0 0,0 0 1 0 0,-1 0-1 0 0,0 0 1 0 0,-8 24 0 0 0,5-26 147 0 0,5-15 51 0 0,0 1-243 0 0,1 1-1 0 0,0 0 1 0 0,0-1-1 0 0,-1 1 0 0 0,2 0 1 0 0,-1 0-1 0 0,0 0 1 0 0,2-3-1 0 0,3-1 3 0 0,0 0-1 0 0,0 1 1 0 0,1 0 0 0 0,0 0-1 0 0,0 0 1 0 0,0 1 0 0 0,12-6 0 0 0,6 0 1 0 0,27-7 0 0 0,-37 13 32 0 0,0-1 0 0 0,0 0 0 0 0,-1-1-1 0 0,0 0 1 0 0,0-1 0 0 0,22-16 0 0 0,-34 22 34 0 0,0-1 0 0 0,0 0 1 0 0,0 0-1 0 0,0 0 0 0 0,-1 0 0 0 0,1 0 1 0 0,-1 0-1 0 0,1 0 0 0 0,0-4 1 0 0,-1 6 421 0 0,-2 3-511 0 0,0 1-205 0 0,0-1 1 0 0,1 1-1 0 0,0 0 0 0 0,0-1 1 0 0,0 1-1 0 0,0 0 1 0 0,0-1-1 0 0,1 1 0 0 0,0-1 1 0 0,-1 1-1 0 0,1 0 1 0 0,1-1-1 0 0,-1 0 0 0 0,0 1 1 0 0,4 4-1 0 0,-3-4-966 0 0,1 1-1 0 0,0-1 1 0 0,0 0 0 0 0,0 0-1 0 0,0 0 1 0 0,8 6 0 0 0,0-2-1685 0 0</inkml:trace>
+  <inkml:trace contextRef="#ctx0" brushRef="#br0" timeOffset="580.45">282 99 692 0 0,'4'-18'1584'0'0,"3"-18"3905"0"0,-6 31-3825 0 0,1 1 0 0 0,-1 0 1 0 0,1-1-1 0 0,0 1 1 0 0,3-5-1 0 0,-4 8-1373 0 0,-1 0 0 0 0,1 0 0 0 0,-1 0 0 0 0,1 0 0 0 0,0 0 0 0 0,-1 0 0 0 0,1 1 0 0 0,0-1 0 0 0,0 0 0 0 0,-1 1 0 0 0,1-1 0 0 0,0 0 0 0 0,0 1-1 0 0,0-1 1 0 0,0 1 0 0 0,0 0 0 0 0,0-1 0 0 0,2 0 0 0 0,-2 1-218 0 0,-1 1-1 0 0,1-1 1 0 0,0 0-1 0 0,-1 0 0 0 0,1 0 1 0 0,0 1-1 0 0,0-1 1 0 0,-1 0-1 0 0,1 0 0 0 0,-1 1 1 0 0,1-1-1 0 0,0 1 1 0 0,-1-1-1 0 0,1 1 1 0 0,-1-1-1 0 0,1 1 0 0 0,-1-1 1 0 0,1 1-1 0 0,-1-1 1 0 0,1 2-1 0 0,3 4-217 0 0,-1 0 0 0 0,-1 1 0 0 0,1-1 1 0 0,2 11-1 0 0,-2-9 569 0 0,4 16-369 0 0,-1 0 0 0 0,-2 0-1 0 0,4 31 1 0 0,-7-42 12 0 0,-1 0 1 0 0,0 1 0 0 0,-1-1-1 0 0,0 0 1 0 0,-1 0-1 0 0,0 0 1 0 0,-8 24 0 0 0,5-26 147 0 0,5-15 51 0 0,0 1-243 0 0,1 1-1 0 0,0 0 1 0 0,0-1-1 0 0,-1 1 0 0 0,2 0 1 0 0,-1 0-1 0 0,0 0 1 0 0,2-3-1 0 0,3-1 3 0 0,0 0-1 0 0,0 1 1 0 0,1 0 0 0 0,0 0-1 0 0,0 0 1 0 0,0 1 0 0 0,12-6 0 0 0,6 0 1 0 0,27-7 0 0 0,-37 13 32 0 0,0-1 0 0 0,0 0 0 0 0,-1-1-1 0 0,0 0 1 0 0,0-1 0 0 0,22-16 0 0 0,-34 22 34 0 0,0-1 0 0 0,0 0 1 0 0,0 0-1 0 0,0 0 0 0 0,-1 0 0 0 0,1 0 1 0 0,-1 0-1 0 0,1 0 0 0 0,0-4 1 0 0,-1 6 421 0 0,-2 3-511 0 0,0 1-205 0 0,0-1 1 0 0,1 1-1 0 0,0 0 0 0 0,0-1 1 0 0,0 1-1 0 0,0 0 1 0 0,0-1-1 0 0,1 1 0 0 0,0-1 1 0 0,-1 1-1 0 0,1 0 1 0 0,1-1-1 0 0,-1 0 0 0 0,0 1 1 0 0,4 4-1 0 0,-3-4-966 0 0,1 1-1 0 0,0-1 1 0 0,0 0 0 0 0,0 0-1 0 0,0 0 1 0 0,8 6 0 0 0,0-2-1685 0 0</inkml:trace>
   <inkml:trace contextRef="#ctx0" brushRef="#br0" timeOffset="1561.23">13007 1756 6825 0 0,'10'5'9322'0'0,"8"-5"-5377"0"0,-13 0-1770 0 0,-4 0-1683 0 0,-14 5 364 0 0,-170 18 523 0 0,165-21-1281 0 0,-534 9 2221 0 0,380-13-1620 0 0,-735-41 2435 0 0,753 31-2626 0 0,-132-9 507 0 0,276 22-6960 0 0,10-1 5791 0 0,0 0 0 0 0,0 0 1 0 0,0 0-1 0 0,0 0 0 0 0,0 0 0 0 0,-1 0 0 0 0,1 0 1 0 0,0 0-1 0 0,0-1 0 0 0,0 1 0 0 0,0 0 0 0 0,-1 0 0 0 0,1 0 1 0 0,0 0-1 0 0,0 1 0 0 0,0-1 0 0 0,0 0 0 0 0,-1 0 1 0 0,1 0-1 0 0,0 0 0 0 0,0 0 0 0 0,0 0 0 0 0,0 0 1 0 0,-1 0-1 0 0,1 0 0 0 0,0 0 0 0 0,0 0 0 0 0,0 0 1 0 0,0 1-1 0 0,0-1 0 0 0,0 0 0 0 0,-1 0 0 0 0,1 0 1 0 0,0 0-1 0 0,0 0 0 0 0,0 0 0 0 0,0 1 0 0 0,0-1 1 0 0,0 0-1 0 0,0 0 0 0 0,0 0 0 0 0,0 0 0 0 0,0 1 1 0 0,0-1-1 0 0,0 0 0 0 0,0 0 0 0 0,0 0 0 0 0,0 0 1 0 0,0 1-1 0 0,4 2-3125 0 0</inkml:trace>
   <inkml:trace contextRef="#ctx0" brushRef="#br0" timeOffset="1842.12">10834 1587 8445 0 0,'14'-9'7967'0'0,"3"-5"-3858"0"0,-16 14-4023 0 0,-1-1 0 0 0,1 0 1 0 0,0 1-1 0 0,0-1 1 0 0,-1 0-1 0 0,1 1 0 0 0,0-1 1 0 0,-1 0-1 0 0,1 0 1 0 0,0 0-1 0 0,-1 0 1 0 0,1 1-1 0 0,-1-1 0 0 0,0 0 1 0 0,1 0-1 0 0,-1 0 1 0 0,0 0-1 0 0,1 0 1 0 0,-1 0-1 0 0,0 0 0 0 0,0 0 1 0 0,0 0-1 0 0,0 0 1 0 0,0 0-1 0 0,0 0 0 0 0,0 0 1 0 0,0-1-1 0 0,-1 1 1 0 0,1 1-1 0 0,0-1 1 0 0,0 0-1 0 0,-1 0 0 0 0,0-2 1 0 0,0 3-66 0 0,1-1 0 0 0,-1 1 1 0 0,0-1-1 0 0,0 1 0 0 0,0 0 1 0 0,0-1-1 0 0,0 1 1 0 0,1 0-1 0 0,-1 0 0 0 0,0-1 1 0 0,0 1-1 0 0,0 0 0 0 0,0 0 1 0 0,0 0-1 0 0,0 0 0 0 0,0 0 1 0 0,0 0-1 0 0,0 0 0 0 0,0 1 1 0 0,1-1-1 0 0,-3 1 0 0 0,-20 6 276 0 0,21-6-250 0 0,-6 3 47 0 0,0 0 0 0 0,0 0 0 0 0,0 0 0 0 0,1 1 0 0 0,0 0 0 0 0,0 1 0 0 0,0-1-1 0 0,1 1 1 0 0,0 1 0 0 0,-9 10 0 0 0,12-14-36 0 0,1 1-1 0 0,-1 0 1 0 0,1 0-1 0 0,0 0 1 0 0,0 0-1 0 0,1 0 0 0 0,-1 0 1 0 0,1 0-1 0 0,0 0 1 0 0,0 1-1 0 0,0-1 1 0 0,0 0-1 0 0,1 1 1 0 0,0-1-1 0 0,0 1 1 0 0,0-1-1 0 0,0 0 1 0 0,1 1-1 0 0,0-1 1 0 0,0 0-1 0 0,0 1 1 0 0,0-1-1 0 0,4 6 0 0 0,3 7 36 0 0,2-1 1 0 0,0-1-1 0 0,1 0 0 0 0,1 0 0 0 0,0-1 0 0 0,0 0 0 0 0,2-1 0 0 0,0-1 0 0 0,0 0 0 0 0,29 17 0 0 0,12 3-1309 0 0,107 44 0 0 0,-106-51-657 0 0,-1-2-4905 0 0,-38-17 3926 0 0</inkml:trace>
   <inkml:trace contextRef="#ctx0" brushRef="#br0" timeOffset="2369.79">9319 1687 956 0 0,'17'-13'3421'0'0,"3"-3"8569"0"0,-23 17-10861 0 0,-11 8-512 0 0,1 1-1 0 0,-1 0 1 0 0,2 0-1 0 0,-1 2 1 0 0,1-1 0 0 0,1 2-1 0 0,0-1 1 0 0,-12 21-1 0 0,19-28-460 0 0,1 1 0 0 0,0 0 0 0 0,0 1 0 0 0,0-1-1 0 0,1 0 1 0 0,0 1 0 0 0,0-1 0 0 0,1 1 0 0 0,0 0 0 0 0,-1 10-1 0 0,2-12-59 0 0,1 0-1 0 0,-1 0 0 0 0,1-1 1 0 0,0 1-1 0 0,1 0 1 0 0,-1-1-1 0 0,1 1 0 0 0,0-1 1 0 0,0 1-1 0 0,0-1 0 0 0,0 0 1 0 0,1 0-1 0 0,0 0 0 0 0,-1 0 1 0 0,2 0-1 0 0,4 5 0 0 0,0-2 19 0 0,0 0 0 0 0,0-1 0 0 0,0 0 0 0 0,1 0 0 0 0,-1 0 0 0 0,2-1-1 0 0,-1-1 1 0 0,0 0 0 0 0,1 0 0 0 0,19 5 0 0 0,-21-8 12 0 0,-1 1 0 0 0,1-2-1 0 0,0 1 1 0 0,-1-1 0 0 0,1 0 0 0 0,0-1 0 0 0,-1 1 0 0 0,1-1 0 0 0,0-1 0 0 0,-1 0-1 0 0,0 0 1 0 0,1 0 0 0 0,-1-1 0 0 0,0 0 0 0 0,13-8 0 0 0,-20 11-103 0 0,0 0 1 0 0,0 0 0 0 0,0 0 0 0 0,0 0 0 0 0,1 0-1 0 0,-1 0 1 0 0,0 0 0 0 0,0 0 0 0 0,0 0-1 0 0,0 0 1 0 0,0 0 0 0 0,1 0 0 0 0,-1 0-1 0 0,0 0 1 0 0,0 0 0 0 0,0 0 0 0 0,0 1-1 0 0,0-1 1 0 0,1 0 0 0 0,-1 0 0 0 0,0 0-1 0 0,0 0 1 0 0,0 0 0 0 0,0 0 0 0 0,0 0 0 0 0,0 0-1 0 0,0 1 1 0 0,0-1 0 0 0,1 0 0 0 0,-1 0-1 0 0,0 0 1 0 0,0 0 0 0 0,0 0 0 0 0,0 1-1 0 0,0-1 1 0 0,0 0 0 0 0,0 0 0 0 0,0 0-1 0 0,0 0 1 0 0,0 0 0 0 0,0 1 0 0 0,0-1 0 0 0,0 0-1 0 0,0 0 1 0 0,0 0 0 0 0,0 0 0 0 0,0 1-1 0 0,0-1 1 0 0,0 0 0 0 0,0 0 0 0 0,0 0-1 0 0,-1 0 1 0 0,1 0 0 0 0,0 0 0 0 0,0 1-1 0 0,0-1 1 0 0,0 0 0 0 0,0 0 0 0 0,-4 22 444 0 0,-11 30-1283 0 0,13-46 518 0 0,-12 31-3512 0 0,-1-16-4999 0 0,11-18 5761 0 0</inkml:trace>
@@ -7911,8 +8026,8 @@
   <inkml:trace contextRef="#ctx0" brushRef="#br0" timeOffset="-22967.63">14689 1452 10309 0 0,'-2'-27'6913'0'0,"-2"-18"-649"0"0,0-17-2538 0 0,4 20-295 0 0,0 41-2610 0 0,-1 5-571 0 0,-3 45-61 0 0,0-3 99 0 0,-2-1 0 0 0,-17 72 0 0 0,20-130-288 0 0,3-11 0 0 0,3-2 0 0 0,1 0 0 0 0,1 1 0 0 0,2-1 0 0 0,0 2 0 0 0,2-1 0 0 0,12-25 0 0 0,-14 36 0 0 0,0 1 0 0 0,1 0 0 0 0,1 0 0 0 0,-1 1 0 0 0,2 0 0 0 0,0 0 0 0 0,0 1 0 0 0,1 0 0 0 0,1 1 0 0 0,0 0 0 0 0,21-13 0 0 0,-31 22 0 0 0,-1 1 0 0 0,0-1 0 0 0,1 0 0 0 0,-1 0 0 0 0,0 1 0 0 0,1-1 0 0 0,-1 1 0 0 0,1-1 0 0 0,-1 1 0 0 0,1 0 0 0 0,-1 0 0 0 0,1-1 0 0 0,0 1 0 0 0,-1 0 0 0 0,1 0 0 0 0,-1 0 0 0 0,1 1 0 0 0,-1-1 0 0 0,1 0 0 0 0,1 1 0 0 0,-1 0 0 0 0,-1 0 0 0 0,0 0 0 0 0,0 0 0 0 0,0 0 0 0 0,0 0 0 0 0,0 0 0 0 0,0 0 0 0 0,0 0 0 0 0,0 0 0 0 0,0 1 0 0 0,0-1 0 0 0,-1 0 0 0 0,1 0 0 0 0,0 1 0 0 0,-1-1 0 0 0,1 1 0 0 0,-1 1 0 0 0,2 3 0 0 0,-1-1 0 0 0,-1 1 0 0 0,1 0 0 0 0,-1 0 0 0 0,0 0 0 0 0,0 0 0 0 0,-1-1 0 0 0,0 1 0 0 0,-2 8 0 0 0,-2 0 0 0 0,-1 1 0 0 0,-1-1 0 0 0,-1-1 0 0 0,0 1 0 0 0,-13 16 0 0 0,-16 28 0 0 0,37-57 0 0 0,-1 0 0 0 0,1 0 0 0 0,0-1 0 0 0,0 1 0 0 0,0 0 0 0 0,0 0 0 0 0,0-1 0 0 0,0 1 0 0 0,0 0 0 0 0,0 0 0 0 0,0-1 0 0 0,0 1 0 0 0,1 0 0 0 0,-1-1 0 0 0,0 1 0 0 0,0 0 0 0 0,1 0 0 0 0,-1-1 0 0 0,0 1 0 0 0,1 0 0 0 0,-1-1 0 0 0,1 1 0 0 0,-1-1 0 0 0,1 1 0 0 0,-1-1 0 0 0,1 1 0 0 0,-1-1 0 0 0,1 1 0 0 0,-1-1 0 0 0,1 1 0 0 0,0-1 0 0 0,-1 0 0 0 0,2 1 0 0 0,29 14 0 0 0,-23-11 0 0 0,1 0 0 0 0,-1 1 0 0 0,-1 0 0 0 0,1 0 0 0 0,0 0 0 0 0,-1 1 0 0 0,0 0 0 0 0,-1 0 0 0 0,8 10 0 0 0,-13-15 0 0 0,1 1 0 0 0,-1 0 0 0 0,0 0 0 0 0,0-1 0 0 0,0 1 0 0 0,0 0 0 0 0,0 0 0 0 0,0 0 0 0 0,0 1 0 0 0,-1-1 0 0 0,1 0 0 0 0,-1 0 0 0 0,0 0 0 0 0,1 0 0 0 0,-1 1 0 0 0,0-1 0 0 0,0 0 0 0 0,0 0 0 0 0,-1 0 0 0 0,1 0 0 0 0,0 1 0 0 0,-1-1 0 0 0,0 0 0 0 0,1 0 0 0 0,-1 0 0 0 0,0 0 0 0 0,0 0 0 0 0,0 0 0 0 0,0 0 0 0 0,-1 0 0 0 0,1-1 0 0 0,0 1 0 0 0,-1 0 0 0 0,1-1 0 0 0,-1 1 0 0 0,0-1 0 0 0,1 1 0 0 0,-1-1 0 0 0,0 0 0 0 0,-2 1 0 0 0,-2 2 0 0 0,-1-1 0 0 0,1 0 0 0 0,-1 0 0 0 0,0-1 0 0 0,1 1 0 0 0,-1-2 0 0 0,0 1 0 0 0,-1-1 0 0 0,1 0 0 0 0,0 0 0 0 0,0-1 0 0 0,0 0 0 0 0,-1 0 0 0 0,1-1 0 0 0,0 0 0 0 0,0 0 0 0 0,0-1 0 0 0,0 0 0 0 0,0 0 0 0 0,0 0 0 0 0,-9-6 0 0 0,15 8-6 0 0,1 0 0 0 0,-1 0 0 0 0,1-1 0 0 0,-1 1 0 0 0,1 0 0 0 0,-1-1 1 0 0,1 1-1 0 0,-1-1 0 0 0,1 1 0 0 0,-1-1 0 0 0,1 1 0 0 0,-1-1 0 0 0,1 1 0 0 0,-1-1 0 0 0,1 1 0 0 0,0-1 0 0 0,0 0 0 0 0,-1 1 1 0 0,1-1-1 0 0,0 1 0 0 0,0-1 0 0 0,-1 0 0 0 0,1 1 0 0 0,0-2 0 0 0,0 1-15 0 0,1 0 1 0 0,-1 1-1 0 0,0-1 0 0 0,1 1 1 0 0,-1-1-1 0 0,1 1 0 0 0,-1-1 1 0 0,1 0-1 0 0,-1 1 0 0 0,1 0 0 0 0,-1-1 1 0 0,1 1-1 0 0,-1-1 0 0 0,1 1 1 0 0,0 0-1 0 0,-1-1 0 0 0,1 1 1 0 0,0-1-1 0 0,30-6-1194 0 0,41 4-9261 0 0,-45 3 6955 0 0</inkml:trace>
   <inkml:trace contextRef="#ctx0" brushRef="#br0" timeOffset="-22576.93">15087 1520 8269 0 0,'9'-3'2562'0'0,"-1"-1"-1"0"0,1 0 1 0 0,-1-1 0 0 0,9-6 0 0 0,-15 10-2162 0 0,0-1 1 0 0,0 1-1 0 0,0-1 0 0 0,-1 0 1 0 0,1 0-1 0 0,0 0 0 0 0,-1 0 1 0 0,1 0-1 0 0,1-3 1 0 0,-3 4-249 0 0,0 0 0 0 0,1 0 0 0 0,-1 0 1 0 0,0 0-1 0 0,1-1 0 0 0,-1 1 0 0 0,0 0 1 0 0,0 0-1 0 0,0 0 0 0 0,0 0 0 0 0,0 0 1 0 0,0 0-1 0 0,0-1 0 0 0,-1 1 0 0 0,1 0 1 0 0,0 0-1 0 0,0 0 0 0 0,-1 0 0 0 0,1 0 1 0 0,-1 0-1 0 0,0-2 0 0 0,0 3-91 0 0,0-1 0 0 0,0 0 0 0 0,0 1 0 0 0,0-1 0 0 0,0 0-1 0 0,0 1 1 0 0,0-1 0 0 0,0 1 0 0 0,0-1 0 0 0,0 1 0 0 0,0 0 0 0 0,0-1 0 0 0,0 1-1 0 0,0 0 1 0 0,0 0 0 0 0,0 0 0 0 0,0 0 0 0 0,0 0 0 0 0,0 0 0 0 0,-1 0 0 0 0,1 0-1 0 0,0 0 1 0 0,0 1 0 0 0,0-1 0 0 0,0 0 0 0 0,0 1 0 0 0,0-1 0 0 0,0 1-1 0 0,-1 0 1 0 0,-29 14 403 0 0,26-11-399 0 0,0 0-1 0 0,0-1 0 0 0,1 2 1 0 0,-1-1-1 0 0,1 0 0 0 0,0 1 0 0 0,0 0 1 0 0,0 0-1 0 0,1 0 0 0 0,-5 9 1 0 0,7-13-59 0 0,1 1 1 0 0,-1-1 0 0 0,0 1-1 0 0,1 0 1 0 0,-1-1 0 0 0,1 1-1 0 0,0 0 1 0 0,-1-1 0 0 0,1 1 0 0 0,0 0-1 0 0,0-1 1 0 0,0 1 0 0 0,0 0-1 0 0,1-1 1 0 0,-1 1 0 0 0,0 0-1 0 0,1-1 1 0 0,-1 1 0 0 0,1-1-1 0 0,0 1 1 0 0,-1 0 0 0 0,1-1-1 0 0,0 1 1 0 0,0-1 0 0 0,0 0 0 0 0,0 1-1 0 0,0-1 1 0 0,0 0 0 0 0,0 0-1 0 0,0 1 1 0 0,1-1 0 0 0,-1 0-1 0 0,0 0 1 0 0,1 0 0 0 0,-1-1-1 0 0,1 1 1 0 0,-1 0 0 0 0,1 0 0 0 0,0-1-1 0 0,-1 1 1 0 0,4 0 0 0 0,-2 0 11 0 0,1 0 0 0 0,-1 0 0 0 0,1 0 0 0 0,-1 0-1 0 0,1-1 1 0 0,-1 1 0 0 0,1-1 0 0 0,-1 0 0 0 0,1 0 0 0 0,0 0 0 0 0,-1-1 0 0 0,1 1 0 0 0,-1-1 0 0 0,1 0 0 0 0,-1 0 0 0 0,1 0 0 0 0,-1 0 0 0 0,0-1 0 0 0,0 1 0 0 0,1-1 0 0 0,-1 0 0 0 0,5-4 0 0 0,0-2 79 0 0,1-1-1 0 0,-1 0 1 0 0,0 0 0 0 0,-1-1-1 0 0,8-13 1 0 0,2-3-33 0 0,-16 26-64 0 0,-1 0 0 0 0,0 0 0 0 0,0 0 0 0 0,0 0 0 0 0,1 0 0 0 0,-1 0 0 0 0,0 0 0 0 0,0 0 0 0 0,1 0 0 0 0,-1 0 0 0 0,0 0 0 0 0,0 0 0 0 0,1 0 0 0 0,-1 0 0 0 0,0 0 0 0 0,0 1 0 0 0,1-1 0 0 0,-1 0 0 0 0,0 0 0 0 0,0 0 0 0 0,0 0 0 0 0,0 0 0 0 0,1 1 0 0 0,-1-1 0 0 0,0 0 0 0 0,0 0 0 0 0,0 0 0 0 0,0 1 0 0 0,0-1 0 0 0,1 0 0 0 0,-1 0 0 0 0,0 1 0 0 0,0-1 0 0 0,0 0 0 0 0,0 0 0 0 0,0 0 0 0 0,0 1 0 0 0,0-1 0 0 0,0 0 0 0 0,0 0 0 0 0,0 1 0 0 0,0-1 0 0 0,0 0 0 0 0,0 0 0 0 0,0 1 0 0 0,0-1 0 0 0,3 13 0 0 0,-1 20-2524 0 0,-3-14-1347 0 0,-1 0-1 0 0,-6 20 1 0 0,8-35 3597 0 0,-1 1-2872 0 0</inkml:trace>
   <inkml:trace contextRef="#ctx0" brushRef="#br0" timeOffset="-21792.6">15254 1544 7525 0 0,'8'-18'5278'0'0,"12"-28"2399"0"0,-18 42-7153 0 0,0 1-1 0 0,0 0 1 0 0,0 0-1 0 0,0 0 1 0 0,0 0-1 0 0,1 0 1 0 0,-1 0-1 0 0,1 1 1 0 0,0-1 0 0 0,4-2-1 0 0,-6 5-454 0 0,0 0 1 0 0,0-1-1 0 0,0 1 0 0 0,0 0 0 0 0,1 0 1 0 0,-1 0-1 0 0,0 0 0 0 0,0 0 0 0 0,0 0 1 0 0,0 0-1 0 0,0 0 0 0 0,1 0 0 0 0,-1 1 1 0 0,0-1-1 0 0,0 0 0 0 0,0 1 0 0 0,0-1 1 0 0,0 1-1 0 0,0-1 0 0 0,0 1 0 0 0,0-1 1 0 0,0 1-1 0 0,0 0 0 0 0,0 0 0 0 0,0-1 1 0 0,-1 1-1 0 0,1 0 0 0 0,0 0 0 0 0,0 0 0 0 0,-1 0 1 0 0,2 1-1 0 0,18 33 559 0 0,-17-28-491 0 0,0 0 1 0 0,-1 0 0 0 0,0 0-1 0 0,0 1 1 0 0,-1-1 0 0 0,1 13-1 0 0,-2-16-77 0 0,1 0-1 0 0,-2 0 0 0 0,1 0 0 0 0,0 0 1 0 0,-1 0-1 0 0,1 0 0 0 0,-1 0 1 0 0,0 0-1 0 0,-1 0 0 0 0,1-1 0 0 0,-1 1 1 0 0,1-1-1 0 0,-1 1 0 0 0,-4 4 0 0 0,6-7-52 0 0,0-1-1 0 0,0 0 0 0 0,0 0 1 0 0,0 0-1 0 0,0 0 0 0 0,0 1 0 0 0,0-1 1 0 0,0 0-1 0 0,0 0 0 0 0,0 0 0 0 0,-1 0 1 0 0,1 0-1 0 0,0 1 0 0 0,0-1 0 0 0,0 0 1 0 0,0 0-1 0 0,0 0 0 0 0,0 0 1 0 0,-1 0-1 0 0,1 0 0 0 0,0 0 0 0 0,0 1 1 0 0,0-1-1 0 0,0 0 0 0 0,-1 0 0 0 0,1 0 1 0 0,0 0-1 0 0,0 0 0 0 0,0 0 0 0 0,-1 0 1 0 0,1 0-1 0 0,0 0 0 0 0,0 0 1 0 0,0 0-1 0 0,0 0 0 0 0,-1 0 0 0 0,1 0 1 0 0,0 0-1 0 0,0 0 0 0 0,0 0 0 0 0,0-1 1 0 0,-1 1-1 0 0,1 0 0 0 0,0 0 0 0 0,-1-10 94 0 0,5-15-28 0 0,1 12 161 0 0,0 0 1 0 0,12-18-1 0 0,-16 27-184 0 0,1 1-1 0 0,1-1 1 0 0,-1 1-1 0 0,0 0 0 0 0,1 0 1 0 0,0 0-1 0 0,-1 0 1 0 0,1 0-1 0 0,0 1 0 0 0,1-1 1 0 0,-1 1-1 0 0,0 0 1 0 0,7-4-1 0 0,-8 6-48 0 0,0 0 0 0 0,-1-1 0 0 0,1 1 0 0 0,0 0 0 0 0,-1 0 0 0 0,1 0 0 0 0,0 0 0 0 0,-1 1 0 0 0,1-1 0 0 0,0 0 0 0 0,-1 1 0 0 0,1-1 0 0 0,-1 1 0 0 0,1-1 0 0 0,-1 1 0 0 0,1 0 0 0 0,-1-1 0 0 0,1 1 0 0 0,-1 0 0 0 0,0 0 0 0 0,1 0 0 0 0,-1 0 0 0 0,0 0 0 0 0,0 1 0 0 0,0-1 0 0 0,0 0 0 0 0,0 0 0 0 0,0 1 0 0 0,0-1 0 0 0,0 1 0 0 0,0-1 0 0 0,-1 1 0 0 0,1-1 0 0 0,-1 1 0 0 0,1-1 0 0 0,0 4 0 0 0,1 1 0 0 0,-1 1 0 0 0,1-1 0 0 0,-1 1 0 0 0,0-1 0 0 0,-1 1 0 0 0,1 0 0 0 0,-2 11 0 0 0,-4 3-1061 0 0,3-17 412 0 0,1 0 1 0 0,0 1-1 0 0,0-1 0 0 0,0 0 0 0 0,1 0 0 0 0,-1 9 0 0 0,2-12 557 0 0,-1 0 0 0 0,0 0 0 0 0,1 0-1 0 0,-1 0 1 0 0,0 0 0 0 0,1 0 0 0 0,-1 0 0 0 0,1 0 0 0 0,-1 0 0 0 0,1-1 0 0 0,0 1 0 0 0,-1 0-1 0 0,1 0 1 0 0,0-1 0 0 0,0 1 0 0 0,-1 0 0 0 0,1-1 0 0 0,0 1 0 0 0,0-1 0 0 0,0 1 0 0 0,0-1 0 0 0,0 1-1 0 0,0-1 1 0 0,0 0 0 0 0,0 1 0 0 0,0-1 0 0 0,0 0 0 0 0,0 0 0 0 0,0 0 0 0 0,0 1 0 0 0,0-1 0 0 0,0 0-1 0 0,0-1 1 0 0,1 1 0 0 0,11 0-376 0 0,-1-1-1 0 0,0 0 0 0 0,0-1 1 0 0,0-1-1 0 0,0 1 0 0 0,20-9 1 0 0,-19 5 931 0 0,1 0 1 0 0,-1 0-1 0 0,0-1 1 0 0,-1-1-1 0 0,1 0 1 0 0,-2-1-1 0 0,1 0 1 0 0,-1-1-1 0 0,11-12 1 0 0,-20 20-224 0 0,0 0 0 0 0,0 0 0 0 0,-1 0 1 0 0,1 0-1 0 0,0-1 0 0 0,-1 1 0 0 0,0-1 0 0 0,1 1 0 0 0,-1-1 0 0 0,0 1 1 0 0,0-1-1 0 0,0 1 0 0 0,-1-1 0 0 0,1 0 0 0 0,0-5 0 0 0,-1 8-207 0 0,-1-1 0 0 0,1 1 0 0 0,0-1 0 0 0,-1 1 0 0 0,1 0 0 0 0,-1-1-1 0 0,1 1 1 0 0,-1 0 0 0 0,1-1 0 0 0,0 1 0 0 0,-1 0 0 0 0,1-1 0 0 0,-1 1 0 0 0,0 0-1 0 0,1 0 1 0 0,-1 0 0 0 0,1 0 0 0 0,-1-1 0 0 0,1 1 0 0 0,-1 0 0 0 0,1 0 0 0 0,-1 0-1 0 0,0 0 1 0 0,1 0 0 0 0,-1 0 0 0 0,1 0 0 0 0,-1 1 0 0 0,1-1 0 0 0,-2 0-1 0 0,-19 5 97 0 0,19-4-82 0 0,-8 2-71 0 0,1-1 0 0 0,0 2 0 0 0,0-1-1 0 0,-12 9 1 0 0,19-11 1 0 0,0 0 0 0 0,0 0 0 0 0,0 0-1 0 0,0 1 1 0 0,0-1 0 0 0,1 1 0 0 0,-1 0 0 0 0,1-1 0 0 0,-1 1-1 0 0,1 0 1 0 0,0 0 0 0 0,0 0 0 0 0,-1 0 0 0 0,1 0-1 0 0,1 0 1 0 0,-1 0 0 0 0,0 0 0 0 0,0 1 0 0 0,1-1 0 0 0,-1 0-1 0 0,1 0 1 0 0,0 1 0 0 0,0-1 0 0 0,0 5 0 0 0,2 11 73 0 0,-1 1-1 0 0,0-1 1 0 0,-2 1 0 0 0,0-1 0 0 0,-1 1 0 0 0,0-1 0 0 0,-10 32 0 0 0,10-45 25 0 0,0 1 1 0 0,0 0 0 0 0,-1 0 0 0 0,1-1 0 0 0,-1 1-1 0 0,-1-1 1 0 0,1 0 0 0 0,-1 0 0 0 0,0 0 0 0 0,0-1-1 0 0,0 1 1 0 0,-1-1 0 0 0,1 0 0 0 0,-1 0 0 0 0,0 0-1 0 0,0-1 1 0 0,-1 0 0 0 0,1 0 0 0 0,-1 0 0 0 0,1-1-1 0 0,-1 1 1 0 0,0-2 0 0 0,0 1 0 0 0,0 0 0 0 0,0-1-1 0 0,-10 1 1 0 0,-23-3 499 0 0,37 1-601 0 0,0 0 0 0 0,0-1 0 0 0,0 1 0 0 0,0 0 0 0 0,0-1 0 0 0,0 0-1 0 0,0 1 1 0 0,0-1 0 0 0,0 0 0 0 0,0 0 0 0 0,0 0 0 0 0,0 0-1 0 0,0-1 1 0 0,1 1 0 0 0,-3-2 0 0 0,4 2-54 0 0,-1 0-1 0 0,1 1 1 0 0,0-1-1 0 0,0 0 1 0 0,0 0-1 0 0,0 1 1 0 0,0-1 0 0 0,0 0-1 0 0,0 1 1 0 0,0-1-1 0 0,0 0 1 0 0,0 1-1 0 0,0-1 1 0 0,0 0 0 0 0,1 1-1 0 0,-1-1 1 0 0,0 0-1 0 0,0 1 1 0 0,1-1 0 0 0,-1 0-1 0 0,0 1 1 0 0,1-1-1 0 0,-1 1 1 0 0,1-1-1 0 0,-1 1 1 0 0,1-1 0 0 0,-1 1-1 0 0,1-1 1 0 0,-1 1-1 0 0,1-1 1 0 0,-1 1-1 0 0,1 0 1 0 0,0-1 0 0 0,-1 1-1 0 0,2-1 1 0 0,23-12-2189 0 0,-2 6-655 0 0,0 0 0 0 0,26-4 0 0 0,-42 10 2278 0 0,25-6-2372 0 0</inkml:trace>
-  <inkml:trace contextRef="#ctx0" brushRef="#br0" timeOffset="-20628.78">15810 1746 3028 0 0,'30'-5'1495'0'0,"61"-14"2385"0"0,-82 16-3100 0 0,-1 1 1 0 0,1-2 0 0 0,-1 1 0 0 0,0-1-1 0 0,0 0 1 0 0,0-1 0 0 0,13-11 0 0 0,-19 15-557 0 0,-1 0 0 0 0,1 0 0 0 0,-1 0 0 0 0,0-1 1 0 0,0 1-1 0 0,0 0 0 0 0,0-1 0 0 0,0 1 0 0 0,0-1 1 0 0,0 1-1 0 0,0-1 0 0 0,-1 0 0 0 0,1 1 0 0 0,0-1 1 0 0,-1 0-1 0 0,1 1 0 0 0,-1-1 0 0 0,0 0 0 0 0,0 0 0 0 0,0 1 1 0 0,0-1-1 0 0,0 0 0 0 0,0 0 0 0 0,0 0 0 0 0,0 1 1 0 0,-1-1-1 0 0,1 0 0 0 0,-1 1 0 0 0,1-1 0 0 0,-1 0 1 0 0,0 1-1 0 0,-1-3 0 0 0,1 2-69 0 0,-1 0 1 0 0,1 0-1 0 0,-1 1 1 0 0,0-1-1 0 0,1 0 1 0 0,-1 1-1 0 0,0-1 1 0 0,0 1-1 0 0,0 0 1 0 0,0 0-1 0 0,0 0 1 0 0,-1 0-1 0 0,1 0 1 0 0,0 0-1 0 0,0 0 0 0 0,-1 1 1 0 0,1-1-1 0 0,0 1 1 0 0,-1 0-1 0 0,1-1 1 0 0,-1 1-1 0 0,1 0 1 0 0,0 1-1 0 0,-4-1 1 0 0,-2 2 22 0 0,0 0 1 0 0,0 1 0 0 0,0 0-1 0 0,1 0 1 0 0,-1 0 0 0 0,1 1-1 0 0,0 0 1 0 0,-11 9-1 0 0,14-10-96 0 0,0-1-1 0 0,1 1 1 0 0,-1 0-1 0 0,1 0 0 0 0,0 1 1 0 0,0-1-1 0 0,0 1 1 0 0,1-1-1 0 0,-1 1 0 0 0,1 0 1 0 0,0 0-1 0 0,0 0 1 0 0,0 0-1 0 0,0 1 0 0 0,1-1 1 0 0,0 0-1 0 0,-2 8 1 0 0,3-10-57 0 0,0 0 0 0 0,0 0 0 0 0,0-1 1 0 0,0 1-1 0 0,0 0 0 0 0,1 0 1 0 0,-1-1-1 0 0,0 1 0 0 0,1 0 0 0 0,0 0 1 0 0,-1-1-1 0 0,1 1 0 0 0,0-1 0 0 0,0 1 1 0 0,0-1-1 0 0,0 1 0 0 0,0-1 1 0 0,0 1-1 0 0,0-1 0 0 0,0 0 0 0 0,0 1 1 0 0,1-1-1 0 0,-1 0 0 0 0,1 0 0 0 0,-1 0 1 0 0,1 0-1 0 0,-1 0 0 0 0,1-1 1 0 0,-1 1-1 0 0,1 0 0 0 0,0-1 0 0 0,0 1 1 0 0,-1-1-1 0 0,1 0 0 0 0,0 1 0 0 0,0-1 1 0 0,-1 0-1 0 0,5 0 0 0 0,0 0 9 0 0,-1-1 0 0 0,1 1-1 0 0,0-1 1 0 0,0 0 0 0 0,0 0-1 0 0,0-1 1 0 0,-1 0 0 0 0,1 0-1 0 0,-1 0 1 0 0,8-5 0 0 0,-5 2 8 0 0,0-1 1 0 0,-1 0-1 0 0,1-1 1 0 0,-1 1-1 0 0,7-10 1 0 0,-10 11 28 0 0,-1 1 1 0 0,0 0-1 0 0,0-1 0 0 0,0 0 1 0 0,0 0-1 0 0,-1 0 0 0 0,0 0 1 0 0,0 0-1 0 0,0 0 1 0 0,1-9-1 0 0,-24 41 218 0 0,19-24-295 0 0,0 1 0 0 0,1 0 0 0 0,0 0 0 0 0,-1 0-1 0 0,1 1 1 0 0,1-1 0 0 0,-1 0 0 0 0,1 0 0 0 0,-1 1 0 0 0,1-1-1 0 0,0 0 1 0 0,2 7 0 0 0,-2-9-3 0 0,1 0-1 0 0,0 0 0 0 0,-1 0 1 0 0,1-1-1 0 0,0 1 1 0 0,0-1-1 0 0,0 1 0 0 0,0 0 1 0 0,0-1-1 0 0,1 0 1 0 0,-1 1-1 0 0,0-1 1 0 0,1 0-1 0 0,-1 1 0 0 0,1-1 1 0 0,-1 0-1 0 0,1 0 1 0 0,-1 0-1 0 0,1-1 0 0 0,0 1 1 0 0,0 0-1 0 0,-1-1 1 0 0,1 1-1 0 0,0-1 1 0 0,0 1-1 0 0,0-1 0 0 0,0 0 1 0 0,-1 0-1 0 0,1 1 1 0 0,0-2-1 0 0,3 1 1 0 0,3-1 0 0 0,1 0 1 0 0,0 0 0 0 0,-1-1 0 0 0,1 0 0 0 0,-1-1 0 0 0,0 0-1 0 0,0 0 1 0 0,0-1 0 0 0,0 0 0 0 0,-1 0 0 0 0,1-1 0 0 0,-1 0-1 0 0,0 0 1 0 0,0-1 0 0 0,-1 0 0 0 0,10-11 0 0 0,3-4-14 0 0,-1-2 0 0 0,-2 0 0 0 0,25-45 0 0 0,-15 10-14 0 0,-19 41-55 0 0,17-31 0 0 0,-24 48 84 0 0,0 0 0 0 0,1 0 0 0 0,-1 1 0 0 0,0-1 0 0 0,1 0 0 0 0,-1 0 0 0 0,0 0 0 0 0,1 0 1 0 0,-1 0-1 0 0,0 0 0 0 0,0 1 0 0 0,1-1 0 0 0,-1 0 0 0 0,0 0 0 0 0,0 1 0 0 0,1-1 0 0 0,-1 0 0 0 0,0 0 0 0 0,0 1 0 0 0,0-1 1 0 0,1 0-1 0 0,-1 0 0 0 0,0 1 0 0 0,0-1 0 0 0,0 0 0 0 0,0 1 0 0 0,0-1 0 0 0,0 0 0 0 0,1 1 0 0 0,-1-1 0 0 0,0 0 0 0 0,0 1 1 0 0,6 16-30 0 0,1 15-31 0 0,4 56 1 0 0,-10-72 60 0 0,0 0 1 0 0,-2 1 0 0 0,0-1 0 0 0,-1 0-1 0 0,-6 25 1 0 0,8-40 11 0 0,0 1-1 0 0,-1-1 1 0 0,1 1 0 0 0,-1-1 0 0 0,0 1-1 0 0,1-1 1 0 0,-1 1 0 0 0,0-1-1 0 0,0 1 1 0 0,0-1 0 0 0,0 0-1 0 0,0 0 1 0 0,0 1 0 0 0,0-1-1 0 0,0 0 1 0 0,-1 0 0 0 0,1 0-1 0 0,0 0 1 0 0,-1 0 0 0 0,1-1-1 0 0,-1 1 1 0 0,1 0 0 0 0,-1-1 0 0 0,1 1-1 0 0,-1-1 1 0 0,1 1 0 0 0,-1-1-1 0 0,0 0 1 0 0,1 0 0 0 0,-1 1-1 0 0,0-1 1 0 0,1 0 0 0 0,-3-1-1 0 0,2 1 3 0 0,1-1-1 0 0,-1 1 1 0 0,1-1-1 0 0,-1 0 0 0 0,1 1 1 0 0,-1-1-1 0 0,1 0 1 0 0,-1 0-1 0 0,1 0 1 0 0,0 0-1 0 0,-1 0 0 0 0,1 0 1 0 0,0-1-1 0 0,0 1 1 0 0,0 0-1 0 0,0-1 0 0 0,0 1 1 0 0,0 0-1 0 0,0-1 1 0 0,0 1-1 0 0,1-1 1 0 0,-1 0-1 0 0,1 1 0 0 0,-1-1 1 0 0,1 1-1 0 0,0-1 1 0 0,-1 0-1 0 0,1 1 0 0 0,0-1 1 0 0,0 0-1 0 0,0 0 1 0 0,0 1-1 0 0,1-3 1 0 0,0-4 10 0 0,1-1 0 0 0,0 1 0 0 0,0-1 1 0 0,1 1-1 0 0,0 0 0 0 0,0 0 1 0 0,1 1-1 0 0,0-1 0 0 0,10-12 1 0 0,-12 16-7 0 0,0 1 0 0 0,1 0 0 0 0,-1 0 0 0 0,1 0 0 0 0,0 0 0 0 0,0 0 0 0 0,0 0 0 0 0,0 1 0 0 0,1-1 0 0 0,-1 1 0 0 0,1 0 0 0 0,-1 0 0 0 0,1 0 0 0 0,0 0 0 0 0,0 1 0 0 0,-1 0 0 0 0,1 0 0 0 0,0 0 0 0 0,0 0 0 0 0,1 0 0 0 0,-1 1 1 0 0,7 0-1 0 0,-6 1-12 0 0,-1 0 1 0 0,1 1 0 0 0,-1 0 0 0 0,0 0-1 0 0,1 0 1 0 0,-1 0 0 0 0,0 1 0 0 0,0-1 0 0 0,0 1-1 0 0,-1 0 1 0 0,1 0 0 0 0,-1 0 0 0 0,1 1-1 0 0,-1-1 1 0 0,0 1 0 0 0,-1 0 0 0 0,1 0 0 0 0,2 5-1 0 0,-2-4 2 0 0,0 0 1 0 0,-1 0-1 0 0,0 0 0 0 0,0 0 0 0 0,0 1 0 0 0,0-1 0 0 0,-1 1 1 0 0,0-1-1 0 0,0 1 0 0 0,-1-1 0 0 0,1 1 0 0 0,-1-1 0 0 0,0 1 1 0 0,-1 0-1 0 0,0 5 0 0 0,-1-6 10 0 0,1-1 1 0 0,-1 1 0 0 0,0-1-1 0 0,0 0 1 0 0,0 0-1 0 0,-1 0 1 0 0,1 0 0 0 0,-1 0-1 0 0,0 0 1 0 0,0-1-1 0 0,0 1 1 0 0,-1-1-1 0 0,1 0 1 0 0,-1 0 0 0 0,-7 5-1 0 0,42-22 174 0 0,0 2 1 0 0,1 1-1 0 0,65-12 0 0 0,-56 15-105 0 0,-1-3-1 0 0,45-17 1 0 0,-81 26-79 0 0,0 1 1 0 0,-1-1-1 0 0,1 0 1 0 0,-1-1-1 0 0,1 1 1 0 0,-1 0-1 0 0,0-1 1 0 0,0 0-1 0 0,0 0 1 0 0,0 0-1 0 0,3-5 1 0 0,-5 7-15 0 0,-1 0 0 0 0,1-1 1 0 0,0 1-1 0 0,-1 0 1 0 0,1-1-1 0 0,-1 1 0 0 0,0-1 1 0 0,1 1-1 0 0,-1 0 1 0 0,0-1-1 0 0,0 1 0 0 0,0-1 1 0 0,0 1-1 0 0,0-1 1 0 0,0 1-1 0 0,0-1 0 0 0,0 1 1 0 0,-1-1-1 0 0,1 1 0 0 0,-1 0 1 0 0,1-1-1 0 0,-1 1 1 0 0,1-1-1 0 0,-1 1 0 0 0,0 0 1 0 0,0 0-1 0 0,0-1 1 0 0,0 1-1 0 0,0 0 0 0 0,0 0 1 0 0,0 0-1 0 0,0 0 0 0 0,0 0 1 0 0,-2-1-1 0 0,1 1-3 0 0,0-1 0 0 0,-1 1 0 0 0,1 0 0 0 0,-1 0 0 0 0,1 0 0 0 0,-1 0 0 0 0,0 0 0 0 0,1 1 0 0 0,-1-1 0 0 0,0 1-1 0 0,0-1 1 0 0,0 1 0 0 0,1 0 0 0 0,-1 0 0 0 0,0 1 0 0 0,0-1 0 0 0,1 0 0 0 0,-1 1 0 0 0,0 0 0 0 0,1 0 0 0 0,-1-1 0 0 0,0 2 0 0 0,1-1-1 0 0,-1 0 1 0 0,-4 3 0 0 0,2-1-1 0 0,0 0-1 0 0,0 1 0 0 0,0-1 1 0 0,1 1-1 0 0,-1 0 0 0 0,1 0 1 0 0,0 0-1 0 0,0 1 0 0 0,0-1 1 0 0,1 1-1 0 0,-4 6 0 0 0,5-7 29 0 0,1-1-1 0 0,0 1 1 0 0,0 0 0 0 0,0-1-1 0 0,0 1 1 0 0,1 0-1 0 0,0-1 1 0 0,-1 1 0 0 0,1 0-1 0 0,1 0 1 0 0,-1-1-1 0 0,0 1 1 0 0,1 0-1 0 0,0-1 1 0 0,0 1 0 0 0,0 0-1 0 0,0-1 1 0 0,1 1-1 0 0,-1-1 1 0 0,1 0 0 0 0,0 1-1 0 0,0-1 1 0 0,0 0-1 0 0,0 0 1 0 0,1 0 0 0 0,2 2-1 0 0,3 4 49 0 0,0-2 0 0 0,1 1-1 0 0,0-1 1 0 0,0-1 0 0 0,0 0 0 0 0,1 0-1 0 0,15 7 1 0 0,-1-3 36 0 0,1-1 0 0 0,0-1 1 0 0,28 5-1 0 0,-40-10-153 0 0,1-1 0 0 0,-1-1 1 0 0,1 0-1 0 0,-1-1 0 0 0,1 0 0 0 0,-1-1 0 0 0,26-5 1 0 0,-34 4-10 0 0,-2 0-2782 0 0</inkml:trace>
-  <inkml:trace contextRef="#ctx0" brushRef="#br0" timeOffset="-18127.44">9720 678 9789 0 0,'4'-16'7190'0'0,"3"-17"-889"0"0,-7 31-6087 0 0,0 1-1 0 0,0-1 1 0 0,0 1-1 0 0,0-1 1 0 0,0 1-1 0 0,0-1 1 0 0,0 1-1 0 0,0-1 1 0 0,-1 1-1 0 0,1-1 0 0 0,0 1 1 0 0,-1 0-1 0 0,0-1 1 0 0,1 1-1 0 0,-1-1 1 0 0,-1-1-1 0 0,1 2-163 0 0,0 1 0 0 0,0-1 0 0 0,0 0 1 0 0,0 1-1 0 0,0-1 0 0 0,1 1 0 0 0,-1 0 0 0 0,0-1 0 0 0,0 1 0 0 0,-1 0 0 0 0,1-1 0 0 0,0 1 0 0 0,0 0 1 0 0,0 0-1 0 0,0 0 0 0 0,0 0 0 0 0,0 0 0 0 0,0 0 0 0 0,0 0 0 0 0,0 1 0 0 0,0-1 0 0 0,0 0 1 0 0,0 1-1 0 0,-1-1 0 0 0,-27 15 383 0 0,9-3-292 0 0,1 0 0 0 0,0 2 0 0 0,1 0 1 0 0,0 2-1 0 0,2 0 0 0 0,0 0 1 0 0,0 2-1 0 0,2 0 0 0 0,0 0 1 0 0,1 1-1 0 0,-10 22 0 0 0,22-39-113 0 0,0 1-1 0 0,0-1 0 0 0,0 0 1 0 0,0 0-1 0 0,0 1 1 0 0,1-1-1 0 0,-1 0 1 0 0,1 1-1 0 0,0-1 1 0 0,0 1-1 0 0,0-1 1 0 0,0 1-1 0 0,0-1 0 0 0,0 0 1 0 0,1 1-1 0 0,-1-1 1 0 0,1 1-1 0 0,0-1 1 0 0,-1 0-1 0 0,3 4 1 0 0,-1-3-6 0 0,0 0 1 0 0,0-1 0 0 0,1 1-1 0 0,-1-1 1 0 0,1 1 0 0 0,-1-1 0 0 0,1 0-1 0 0,0 0 1 0 0,0 0 0 0 0,0 0-1 0 0,0 0 1 0 0,6 1 0 0 0,1 1-11 0 0,1-1-1 0 0,0 0 1 0 0,0 0 0 0 0,0-2 0 0 0,0 1 0 0 0,0-1-1 0 0,22-1 1 0 0,-21-2 60 0 0,1-1 0 0 0,-1 0 0 0 0,0 0 0 0 0,0-2 0 0 0,0 1 1 0 0,-1-1-1 0 0,1-1 0 0 0,-1 0 0 0 0,0 0 0 0 0,-1-1 0 0 0,0-1 0 0 0,16-14 0 0 0,-26 22-21 0 0,3 6 73 0 0,-1 4-64 0 0,-3 0-699 0 0,-3 32-160 0 0,0-28-3068 0 0,-2-2-4028 0 0</inkml:trace>
+  <inkml:trace contextRef="#ctx0" brushRef="#br0" timeOffset="-20628.79">15810 1746 3028 0 0,'30'-5'1495'0'0,"61"-14"2385"0"0,-82 16-3100 0 0,-1 1 1 0 0,1-2 0 0 0,-1 1 0 0 0,0-1-1 0 0,0 0 1 0 0,0-1 0 0 0,13-11 0 0 0,-19 15-557 0 0,-1 0 0 0 0,1 0 0 0 0,-1 0 0 0 0,0-1 1 0 0,0 1-1 0 0,0 0 0 0 0,0-1 0 0 0,0 1 0 0 0,0-1 1 0 0,0 1-1 0 0,0-1 0 0 0,-1 0 0 0 0,1 1 0 0 0,0-1 1 0 0,-1 0-1 0 0,1 1 0 0 0,-1-1 0 0 0,0 0 0 0 0,0 0 0 0 0,0 1 1 0 0,0-1-1 0 0,0 0 0 0 0,0 0 0 0 0,0 0 0 0 0,0 1 1 0 0,-1-1-1 0 0,1 0 0 0 0,-1 1 0 0 0,1-1 0 0 0,-1 0 1 0 0,0 1-1 0 0,-1-3 0 0 0,1 2-69 0 0,-1 0 1 0 0,1 0-1 0 0,-1 1 1 0 0,0-1-1 0 0,1 0 1 0 0,-1 1-1 0 0,0-1 1 0 0,0 1-1 0 0,0 0 1 0 0,0 0-1 0 0,0 0 1 0 0,-1 0-1 0 0,1 0 1 0 0,0 0-1 0 0,0 0 0 0 0,-1 1 1 0 0,1-1-1 0 0,0 1 1 0 0,-1 0-1 0 0,1-1 1 0 0,-1 1-1 0 0,1 0 1 0 0,0 1-1 0 0,-4-1 1 0 0,-2 2 22 0 0,0 0 1 0 0,0 1 0 0 0,0 0-1 0 0,1 0 1 0 0,-1 0 0 0 0,1 1-1 0 0,0 0 1 0 0,-11 9-1 0 0,14-10-96 0 0,0-1-1 0 0,1 1 1 0 0,-1 0-1 0 0,1 0 0 0 0,0 1 1 0 0,0-1-1 0 0,0 1 1 0 0,1-1-1 0 0,-1 1 0 0 0,1 0 1 0 0,0 0-1 0 0,0 0 1 0 0,0 0-1 0 0,0 1 0 0 0,1-1 1 0 0,0 0-1 0 0,-2 8 1 0 0,3-10-57 0 0,0 0 0 0 0,0 0 0 0 0,0-1 1 0 0,0 1-1 0 0,0 0 0 0 0,1 0 1 0 0,-1-1-1 0 0,0 1 0 0 0,1 0 0 0 0,0 0 1 0 0,-1-1-1 0 0,1 1 0 0 0,0-1 0 0 0,0 1 1 0 0,0-1-1 0 0,0 1 0 0 0,0-1 1 0 0,0 1-1 0 0,0-1 0 0 0,0 0 0 0 0,0 1 1 0 0,1-1-1 0 0,-1 0 0 0 0,1 0 0 0 0,-1 0 1 0 0,1 0-1 0 0,-1 0 0 0 0,1-1 1 0 0,-1 1-1 0 0,1 0 0 0 0,0-1 0 0 0,0 1 1 0 0,-1-1-1 0 0,1 0 0 0 0,0 1 0 0 0,0-1 1 0 0,-1 0-1 0 0,5 0 0 0 0,0 0 9 0 0,-1-1 0 0 0,1 1-1 0 0,0-1 1 0 0,0 0 0 0 0,0 0-1 0 0,0-1 1 0 0,-1 0 0 0 0,1 0-1 0 0,-1 0 1 0 0,8-5 0 0 0,-5 2 8 0 0,0-1 1 0 0,-1 0-1 0 0,1-1 1 0 0,-1 1-1 0 0,7-10 1 0 0,-10 11 28 0 0,-1 1 1 0 0,0 0-1 0 0,0-1 0 0 0,0 0 1 0 0,0 0-1 0 0,-1 0 0 0 0,0 0 1 0 0,0 0-1 0 0,0 0 1 0 0,1-9-1 0 0,-24 41 218 0 0,19-24-295 0 0,0 1 0 0 0,1 0 0 0 0,0 0 0 0 0,-1 0-1 0 0,1 1 1 0 0,1-1 0 0 0,-1 0 0 0 0,1 0 0 0 0,-1 1 0 0 0,1-1-1 0 0,0 0 1 0 0,2 7 0 0 0,-2-9-3 0 0,1 0-1 0 0,0 0 0 0 0,-1 0 1 0 0,1-1-1 0 0,0 1 1 0 0,0-1-1 0 0,0 1 0 0 0,0 0 1 0 0,0-1-1 0 0,1 0 1 0 0,-1 1-1 0 0,0-1 1 0 0,1 0-1 0 0,-1 1 0 0 0,1-1 1 0 0,-1 0-1 0 0,1 0 1 0 0,-1 0-1 0 0,1-1 0 0 0,0 1 1 0 0,0 0-1 0 0,-1-1 1 0 0,1 1-1 0 0,0-1 1 0 0,0 1-1 0 0,0-1 0 0 0,0 0 1 0 0,-1 0-1 0 0,1 1 1 0 0,0-2-1 0 0,3 1 1 0 0,3-1 0 0 0,1 0 1 0 0,0 0 0 0 0,-1-1 0 0 0,1 0 0 0 0,-1-1 0 0 0,0 0-1 0 0,0 0 1 0 0,0-1 0 0 0,0 0 0 0 0,-1 0 0 0 0,1-1 0 0 0,-1 0-1 0 0,0 0 1 0 0,0-1 0 0 0,-1 0 0 0 0,10-11 0 0 0,3-4-14 0 0,-1-2 0 0 0,-2 0 0 0 0,25-45 0 0 0,-15 10-14 0 0,-19 41-55 0 0,17-31 0 0 0,-24 48 84 0 0,0 0 0 0 0,1 0 0 0 0,-1 1 0 0 0,0-1 0 0 0,1 0 0 0 0,-1 0 0 0 0,0 0 0 0 0,1 0 1 0 0,-1 0-1 0 0,0 0 0 0 0,0 1 0 0 0,1-1 0 0 0,-1 0 0 0 0,0 0 0 0 0,0 1 0 0 0,1-1 0 0 0,-1 0 0 0 0,0 0 0 0 0,0 1 0 0 0,0-1 1 0 0,1 0-1 0 0,-1 0 0 0 0,0 1 0 0 0,0-1 0 0 0,0 0 0 0 0,0 1 0 0 0,0-1 0 0 0,0 0 0 0 0,1 1 0 0 0,-1-1 0 0 0,0 0 0 0 0,0 1 1 0 0,6 16-30 0 0,1 15-31 0 0,4 56 1 0 0,-10-72 60 0 0,0 0 1 0 0,-2 1 0 0 0,0-1 0 0 0,-1 0-1 0 0,-6 25 1 0 0,8-40 11 0 0,0 1-1 0 0,-1-1 1 0 0,1 1 0 0 0,-1-1 0 0 0,0 1-1 0 0,1-1 1 0 0,-1 1 0 0 0,0-1-1 0 0,0 1 1 0 0,0-1 0 0 0,0 0-1 0 0,0 0 1 0 0,0 1 0 0 0,0-1-1 0 0,0 0 1 0 0,-1 0 0 0 0,1 0-1 0 0,0 0 1 0 0,-1 0 0 0 0,1-1-1 0 0,-1 1 1 0 0,1 0 0 0 0,-1-1 0 0 0,1 1-1 0 0,-1-1 1 0 0,1 1 0 0 0,-1-1-1 0 0,0 0 1 0 0,1 0 0 0 0,-1 1-1 0 0,0-1 1 0 0,1 0 0 0 0,-3-1-1 0 0,2 1 3 0 0,1-1-1 0 0,-1 1 1 0 0,1-1-1 0 0,-1 0 0 0 0,1 1 1 0 0,-1-1-1 0 0,1 0 1 0 0,-1 0-1 0 0,1 0 1 0 0,0 0-1 0 0,-1 0 0 0 0,1 0 1 0 0,0-1-1 0 0,0 1 1 0 0,0 0-1 0 0,0-1 0 0 0,0 1 1 0 0,0 0-1 0 0,0-1 1 0 0,0 1-1 0 0,1-1 1 0 0,-1 0-1 0 0,1 1 0 0 0,-1-1 1 0 0,1 1-1 0 0,0-1 1 0 0,-1 0-1 0 0,1 1 0 0 0,0-1 1 0 0,0 0-1 0 0,0 0 1 0 0,0 1-1 0 0,1-3 1 0 0,0-4 10 0 0,1-1 0 0 0,0 1 0 0 0,0-1 1 0 0,1 1-1 0 0,0 0 0 0 0,0 0 1 0 0,1 1-1 0 0,0-1 0 0 0,10-12 1 0 0,-12 16-7 0 0,0 1 0 0 0,1 0 0 0 0,-1 0 0 0 0,1 0 0 0 0,0 0 0 0 0,0 0 0 0 0,0 0 0 0 0,0 1 0 0 0,1-1 0 0 0,-1 1 0 0 0,1 0 0 0 0,-1 0 0 0 0,1 0 0 0 0,0 0 0 0 0,0 1 0 0 0,-1 0 0 0 0,1 0 0 0 0,0 0 0 0 0,0 0 0 0 0,1 0 0 0 0,-1 1 1 0 0,7 0-1 0 0,-6 1-12 0 0,-1 0 1 0 0,1 1 0 0 0,-1 0 0 0 0,0 0-1 0 0,1 0 1 0 0,-1 0 0 0 0,0 1 0 0 0,0-1 0 0 0,0 1-1 0 0,-1 0 1 0 0,1 0 0 0 0,-1 0 0 0 0,1 1-1 0 0,-1-1 1 0 0,0 1 0 0 0,-1 0 0 0 0,1 0 0 0 0,2 5-1 0 0,-2-4 2 0 0,0 0 1 0 0,-1 0-1 0 0,0 0 0 0 0,0 0 0 0 0,0 1 0 0 0,0-1 0 0 0,-1 1 1 0 0,0-1-1 0 0,0 1 0 0 0,-1-1 0 0 0,1 1 0 0 0,-1-1 0 0 0,0 1 1 0 0,-1 0-1 0 0,0 5 0 0 0,-1-6 10 0 0,1-1 1 0 0,-1 1 0 0 0,0-1-1 0 0,0 0 1 0 0,0 0-1 0 0,-1 0 1 0 0,1 0 0 0 0,-1 0-1 0 0,0 0 1 0 0,0-1-1 0 0,0 1 1 0 0,-1-1-1 0 0,1 0 1 0 0,-1 0 0 0 0,-7 5-1 0 0,42-22 174 0 0,0 2 1 0 0,1 1-1 0 0,65-12 0 0 0,-56 15-105 0 0,-1-3-1 0 0,45-17 1 0 0,-81 26-79 0 0,0 1 1 0 0,-1-1-1 0 0,1 0 1 0 0,-1-1-1 0 0,1 1 1 0 0,-1 0-1 0 0,0-1 1 0 0,0 0-1 0 0,0 0 1 0 0,0 0-1 0 0,3-5 1 0 0,-5 7-15 0 0,-1 0 0 0 0,1-1 1 0 0,0 1-1 0 0,-1 0 1 0 0,1-1-1 0 0,-1 1 0 0 0,0-1 1 0 0,1 1-1 0 0,-1 0 1 0 0,0-1-1 0 0,0 1 0 0 0,0-1 1 0 0,0 1-1 0 0,0-1 1 0 0,0 1-1 0 0,0-1 0 0 0,0 1 1 0 0,-1-1-1 0 0,1 1 0 0 0,-1 0 1 0 0,1-1-1 0 0,-1 1 1 0 0,1-1-1 0 0,-1 1 0 0 0,0 0 1 0 0,0 0-1 0 0,0-1 1 0 0,0 1-1 0 0,0 0 0 0 0,0 0 1 0 0,0 0-1 0 0,0 0 0 0 0,0 0 1 0 0,-2-1-1 0 0,1 1-3 0 0,0-1 0 0 0,-1 1 0 0 0,1 0 0 0 0,-1 0 0 0 0,1 0 0 0 0,-1 0 0 0 0,0 0 0 0 0,1 1 0 0 0,-1-1 0 0 0,0 1-1 0 0,0-1 1 0 0,0 1 0 0 0,1 0 0 0 0,-1 0 0 0 0,0 1 0 0 0,0-1 0 0 0,1 0 0 0 0,-1 1 0 0 0,0 0 0 0 0,1 0 0 0 0,-1-1 0 0 0,0 2 0 0 0,1-1-1 0 0,-1 0 1 0 0,-4 3 0 0 0,2-1-1 0 0,0 0-1 0 0,0 1 0 0 0,0-1 1 0 0,1 1-1 0 0,-1 0 0 0 0,1 0 1 0 0,0 0-1 0 0,0 1 0 0 0,0-1 1 0 0,1 1-1 0 0,-4 6 0 0 0,5-7 29 0 0,1-1-1 0 0,0 1 1 0 0,0 0 0 0 0,0-1-1 0 0,0 1 1 0 0,1 0-1 0 0,0-1 1 0 0,-1 1 0 0 0,1 0-1 0 0,1 0 1 0 0,-1-1-1 0 0,0 1 1 0 0,1 0-1 0 0,0-1 1 0 0,0 1 0 0 0,0 0-1 0 0,0-1 1 0 0,1 1-1 0 0,-1-1 1 0 0,1 0 0 0 0,0 1-1 0 0,0-1 1 0 0,0 0-1 0 0,0 0 1 0 0,1 0 0 0 0,2 2-1 0 0,3 4 49 0 0,0-2 0 0 0,1 1-1 0 0,0-1 1 0 0,0-1 0 0 0,0 0 0 0 0,1 0-1 0 0,15 7 1 0 0,-1-3 36 0 0,1-1 0 0 0,0-1 1 0 0,28 5-1 0 0,-40-10-153 0 0,1-1 0 0 0,-1-1 1 0 0,1 0-1 0 0,-1-1 0 0 0,1 0 0 0 0,-1-1 0 0 0,26-5 1 0 0,-34 4-10 0 0,-2 0-2782 0 0</inkml:trace>
+  <inkml:trace contextRef="#ctx0" brushRef="#br0" timeOffset="-18127.45">9720 678 9789 0 0,'4'-16'7190'0'0,"3"-17"-889"0"0,-7 31-6087 0 0,0 1-1 0 0,0-1 1 0 0,0 1-1 0 0,0-1 1 0 0,0 1-1 0 0,0-1 1 0 0,0 1-1 0 0,0-1 1 0 0,-1 1-1 0 0,1-1 0 0 0,0 1 1 0 0,-1 0-1 0 0,0-1 1 0 0,1 1-1 0 0,-1-1 1 0 0,-1-1-1 0 0,1 2-163 0 0,0 1 0 0 0,0-1 0 0 0,0 0 1 0 0,0 1-1 0 0,0-1 0 0 0,1 1 0 0 0,-1 0 0 0 0,0-1 0 0 0,0 1 0 0 0,-1 0 0 0 0,1-1 0 0 0,0 1 0 0 0,0 0 1 0 0,0 0-1 0 0,0 0 0 0 0,0 0 0 0 0,0 0 0 0 0,0 0 0 0 0,0 0 0 0 0,0 1 0 0 0,0-1 0 0 0,0 0 1 0 0,0 1-1 0 0,-1-1 0 0 0,-27 15 383 0 0,9-3-292 0 0,1 0 0 0 0,0 2 0 0 0,1 0 1 0 0,0 2-1 0 0,2 0 0 0 0,0 0 1 0 0,0 2-1 0 0,2 0 0 0 0,0 0 1 0 0,1 1-1 0 0,-10 22 0 0 0,22-39-113 0 0,0 1-1 0 0,0-1 0 0 0,0 0 1 0 0,0 0-1 0 0,0 1 1 0 0,1-1-1 0 0,-1 0 1 0 0,1 1-1 0 0,0-1 1 0 0,0 1-1 0 0,0-1 1 0 0,0 1-1 0 0,0-1 0 0 0,0 0 1 0 0,1 1-1 0 0,-1-1 1 0 0,1 1-1 0 0,0-1 1 0 0,-1 0-1 0 0,3 4 1 0 0,-1-3-6 0 0,0 0 1 0 0,0-1 0 0 0,1 1-1 0 0,-1-1 1 0 0,1 1 0 0 0,-1-1 0 0 0,1 0-1 0 0,0 0 1 0 0,0 0 0 0 0,0 0-1 0 0,0 0 1 0 0,6 1 0 0 0,1 1-11 0 0,1-1-1 0 0,0 0 1 0 0,0 0 0 0 0,0-2 0 0 0,0 1 0 0 0,0-1-1 0 0,22-1 1 0 0,-21-2 60 0 0,1-1 0 0 0,-1 0 0 0 0,0 0 0 0 0,0-2 0 0 0,0 1 1 0 0,-1-1-1 0 0,1-1 0 0 0,-1 0 0 0 0,0 0 0 0 0,-1-1 0 0 0,0-1 0 0 0,16-14 0 0 0,-26 22-21 0 0,3 6 73 0 0,-1 4-64 0 0,-3 0-699 0 0,-3 32-160 0 0,0-28-3068 0 0,-2-2-4028 0 0</inkml:trace>
   <inkml:trace contextRef="#ctx0" brushRef="#br0" timeOffset="-17959.01">9817 663 12305 0 0,'5'-17'6945'0'0,"1"-1"-2821"0"0,-1 4-1560 0 0,-3 2-855 0 0,1 2-565 0 0,0 2-356 0 0,0 0-236 0 0,-2 2-156 0 0,1 2-112 0 0,-1-1-156 0 0,1 2-248 0 0,1 2-300 0 0,5 4-1192 0 0,-1 1 67 0 0,7 6-2995 0 0,-1-1 752 0 0,2-1 635 0 0</inkml:trace>
   <inkml:trace contextRef="#ctx0" brushRef="#br0" timeOffset="-17754.38">10066 610 9381 0 0,'17'-13'9219'0'0,"-2"-2"-4009"0"0,13-9 1505 0 0,-27 24-5954 0 0,-1 4-397 0 0,1 16-290 0 0,0 0-1 0 0,-2 1 1 0 0,-1-1-1 0 0,-7 36 1 0 0,-26 83-5930 0 0,23-109-1734 0 0,8-22 4407 0 0</inkml:trace>
   <inkml:trace contextRef="#ctx0" brushRef="#br0" timeOffset="-17177.59">10041 873 1444 0 0,'-20'-58'9868'0'0,"12"19"5096"0"0,58 44-11149 0 0,-3 1-3299 0 0,-22-6-308 0 0,-1-1-1 0 0,1-1 0 0 0,-1-1 0 0 0,0-2 0 0 0,0 0 0 0 0,-1-1 0 0 0,26-11 0 0 0,-48 16-198 0 0,-1 1-1 0 0,0 0 0 0 0,1 0 0 0 0,-1 0 0 0 0,0 0 1 0 0,1 0-1 0 0,-1 0 0 0 0,1 0 0 0 0,-1 0 0 0 0,0 0 1 0 0,1-1-1 0 0,-1 2 0 0 0,0-1 0 0 0,1 0 1 0 0,-1 0-1 0 0,0 0 0 0 0,1 0 0 0 0,-1 0 0 0 0,0 0 1 0 0,1 0-1 0 0,-1 0 0 0 0,0 0 0 0 0,1 1 1 0 0,-1-1-1 0 0,0 0 0 0 0,1 0 0 0 0,-1 0 0 0 0,0 1 1 0 0,0-1-1 0 0,1 0 0 0 0,-1 0 0 0 0,0 1 1 0 0,3 14 93 0 0,-9 29-114 0 0,3-25 52 0 0,2-10-30 0 0,-1 24 45 0 0,2-32-53 0 0,-1 0 0 0 0,1 0-1 0 0,0 1 1 0 0,0-1 0 0 0,1 0 0 0 0,-1 0 0 0 0,0 0-1 0 0,0 1 1 0 0,1-1 0 0 0,-1 0 0 0 0,0 0 0 0 0,1 0-1 0 0,-1 0 1 0 0,1 0 0 0 0,-1 0 0 0 0,1 0 0 0 0,0 0-1 0 0,0 0 1 0 0,1 2 0 0 0,-1-3-2 0 0,0 1 0 0 0,1-1 0 0 0,-1 0 0 0 0,0 0 0 0 0,1 1 0 0 0,-1-1 0 0 0,1 0 0 0 0,-1 0 0 0 0,0 0 0 0 0,1 0 0 0 0,-1-1 0 0 0,1 1 0 0 0,-1 0 0 0 0,0 0 0 0 0,1-1 0 0 0,-1 1 0 0 0,0-1 0 0 0,3-1 0 0 0,23-14 0 0 0,-22 13 0 0 0,73-49 0 0 0,-77 51 0 0 0,-1 1 0 0 0,1-1 0 0 0,0 1 0 0 0,0 0 0 0 0,-1 0 0 0 0,1-1 0 0 0,0 1 0 0 0,-1 0 0 0 0,1 0 0 0 0,0 0 0 0 0,0 0 0 0 0,-1 0 0 0 0,1 0 0 0 0,0 0 0 0 0,0 0 0 0 0,-1 0 0 0 0,1 0 0 0 0,0 1 0 0 0,0-1 0 0 0,-1 0 0 0 0,1 0 0 0 0,0 1 0 0 0,-1-1 0 0 0,1 0 0 0 0,0 1 0 0 0,-1-1 0 0 0,1 1 0 0 0,0-1 0 0 0,-1 1 0 0 0,1-1 0 0 0,-1 1 0 0 0,1-1 0 0 0,-1 1 0 0 0,1 0 0 0 0,1 2 0 0 0,1 1 0 0 0,-1-1 0 0 0,-1 1 0 0 0,1 0 0 0 0,0-1 0 0 0,1 6 0 0 0,3 16 0 0 0,0 1 0 0 0,-1-1 0 0 0,-2 1 0 0 0,1 49 0 0 0,-5-24 0 0 0,-11 74 0 0 0,8-100 0 0 0,-1-1 0 0 0,-15 44 0 0 0,15-56 0 0 0,0 0 0 0 0,-1-1 0 0 0,0 0 0 0 0,0 0 0 0 0,-1 0 0 0 0,-16 18 0 0 0,20-26 0 0 0,-1 0 0 0 0,1 0 0 0 0,-1 0 0 0 0,1-1 0 0 0,-1 1 0 0 0,0-1 0 0 0,0 0 0 0 0,0 0 0 0 0,0 0 0 0 0,0 0 0 0 0,-1-1 0 0 0,1 0 0 0 0,0 0 0 0 0,-1 0 0 0 0,1 0 0 0 0,-1-1 0 0 0,1 0 0 0 0,-1 0 0 0 0,1 0 0 0 0,-1 0 0 0 0,1-1 0 0 0,-1 1 0 0 0,1-1 0 0 0,0-1 0 0 0,-1 1 0 0 0,1 0 0 0 0,0-1 0 0 0,0 0 0 0 0,-7-4 0 0 0,6 3 0 0 0,0 0 0 0 0,0 0 0 0 0,1 0 0 0 0,-1-1 0 0 0,1 0 0 0 0,0 0 0 0 0,0 0 0 0 0,0 0 0 0 0,0-1 0 0 0,1 1 0 0 0,-1-1 0 0 0,1 0 0 0 0,1 0 0 0 0,-1 0 0 0 0,1-1 0 0 0,0 1 0 0 0,0-1 0 0 0,0 1 0 0 0,1-1 0 0 0,-1 1 0 0 0,2-1 0 0 0,-2-9 0 0 0,4 5 0 0 0,-1 0 0 0 0,1 0 0 0 0,1 0 0 0 0,0 1 0 0 0,0-1 0 0 0,1 1 0 0 0,0-1 0 0 0,1 1 0 0 0,-1 0 0 0 0,2 1 0 0 0,11-15 0 0 0,-10 14 3 0 0,1 0 0 0 0,0 1 0 0 0,1 0 0 0 0,0 1 0 0 0,0 0 1 0 0,0 0-1 0 0,1 1 0 0 0,0 1 0 0 0,0-1 0 0 0,1 1 0 0 0,0 1 0 0 0,-1 0 0 0 0,1 1 0 0 0,20-4 0 0 0,9 1-75 0 0,0 1-1 0 0,72 2 0 0 0,-108 3 59 0 0,93 1-916 0 0</inkml:trace>
@@ -7932,13 +8047,13 @@
   <inkml:trace contextRef="#ctx0" brushRef="#br0" timeOffset="33996.36">6086 6264 7629 0 0,'14'-69'9818'0'0,"19"-31"-6551"0"0,-10 35 88 0 0,-15 48-1515 0 0,-8 17-1801 0 0,1 0-1 0 0,-1 0 0 0 0,0 0 0 0 0,0 0 1 0 0,0 0-1 0 0,1 0 0 0 0,-1 0 0 0 0,0 0 1 0 0,0 0-1 0 0,1 0 0 0 0,-1 1 0 0 0,0-1 1 0 0,0 0-1 0 0,0 0 0 0 0,1 0 0 0 0,-1 0 1 0 0,0 0-1 0 0,0 0 0 0 0,0 0 0 0 0,0 1 1 0 0,1-1-1 0 0,-1 0 0 0 0,0 0 1 0 0,0 0-1 0 0,0 0 0 0 0,0 1 0 0 0,0-1 1 0 0,0 0-1 0 0,0 0 0 0 0,1 0 0 0 0,-1 1 1 0 0,0-1-1 0 0,0 0 0 0 0,0 0 0 0 0,0 0 1 0 0,0 1-1 0 0,0-1 0 0 0,0 1 0 0 0,5 34 867 0 0,5 348 540 0 0,-11-329-1262 0 0,0-9 358 0 0,-12 87 1 0 0,13-132-528 0 0,0 0 0 0 0,0 0 0 0 0,0 0 0 0 0,-1-1 0 0 0,1 1 1 0 0,0 0-1 0 0,0 0 0 0 0,0 0 0 0 0,0-1 0 0 0,-1 1 0 0 0,1 0 0 0 0,0 0 0 0 0,0 0 1 0 0,0 0-1 0 0,-1 0 0 0 0,1 0 0 0 0,0 0 0 0 0,0-1 0 0 0,0 1 0 0 0,-1 0 0 0 0,1 0 1 0 0,0 0-1 0 0,0 0 0 0 0,-1 0 0 0 0,1 0 0 0 0,0 0 0 0 0,0 0 0 0 0,0 0 1 0 0,-1 0-1 0 0,1 0 0 0 0,0 0 0 0 0,0 0 0 0 0,-1 1 0 0 0,1-1 0 0 0,0 0 0 0 0,0 0 1 0 0,0 0-1 0 0,-1 0 0 0 0,1 0 0 0 0,0 0 0 0 0,0 0 0 0 0,0 1 0 0 0,-1-1 0 0 0,1 0 1 0 0,0 0-1 0 0,0 0 0 0 0,0 0 0 0 0,0 1 0 0 0,0-1 0 0 0,0 0 0 0 0,-1 0 0 0 0,1 0 1 0 0,0 1-1 0 0,0-1 0 0 0,0 0 0 0 0,0 0 0 0 0,0 1 0 0 0,-8-22 374 0 0,6 8-355 0 0,0-1 0 0 0,1 1 0 0 0,1-1 0 0 0,0 0 0 0 0,1 1 1 0 0,0-1-1 0 0,1 1 0 0 0,6-19 0 0 0,-4 17-3 0 0,0 0 1 0 0,2 0 0 0 0,0 1-1 0 0,1-1 1 0 0,0 1 0 0 0,1 1-1 0 0,10-15 1 0 0,-16 26-31 0 0,-1 0 0 0 0,1-1 0 0 0,0 1 0 0 0,0 0 0 0 0,1 0 0 0 0,-1 0 0 0 0,0 0 0 0 0,1 1 0 0 0,-1-1 0 0 0,1 0 0 0 0,-1 1 0 0 0,1 0 0 0 0,0 0 0 0 0,0 0 0 0 0,-1 0 0 0 0,1 0 0 0 0,5 0 0 0 0,-4 1 0 0 0,0 0 0 0 0,-1 0 0 0 0,1 1 0 0 0,0 0 0 0 0,0-1 0 0 0,-1 2 0 0 0,1-1 0 0 0,0 0 0 0 0,-1 1 0 0 0,1-1 0 0 0,-1 1 0 0 0,0 0 0 0 0,1 0 0 0 0,2 3 0 0 0,7 5-112 0 0,-1 1-1 0 0,-1 0 1 0 0,0 1 0 0 0,-1 0-1 0 0,0 0 1 0 0,-1 1 0 0 0,0 0-1 0 0,-1 1 1 0 0,0 0 0 0 0,5 15-1 0 0,-8-19 7 0 0,-1 1-1 0 0,0-1 1 0 0,-1 1 0 0 0,0 0-1 0 0,-1 0 1 0 0,0 0 0 0 0,-1 1-1 0 0,0-1 1 0 0,-1 0 0 0 0,0 1-1 0 0,-1-1 1 0 0,0 0-1 0 0,-1 0 1 0 0,0 0 0 0 0,-4 13-1 0 0,5-23-7 0 0,-6 16-3064 0 0,-1-10-4489 0 0,5-6 4430 0 0</inkml:trace>
   <inkml:trace contextRef="#ctx0" brushRef="#br0" timeOffset="35221.93">6439 6585 12353 0 0,'1'-2'1230'0'0,"0"0"0"0"0,1 1 0 0 0,-1-1 0 0 0,0 1 0 0 0,1-1-1 0 0,-1 1 1 0 0,1-1 0 0 0,0 1 0 0 0,3-2 0 0 0,19-5 3133 0 0,-13 7-5014 0 0,0 1 1 0 0,22 1-1 0 0,0 1 1653 0 0,-9-3-931 0 0,1-2 1 0 0,-1 0-1 0 0,32-8 0 0 0,-46 8 32 0 0,1 0 0 0 0,-1 0 0 0 0,0-1-1 0 0,-1-1 1 0 0,1 0 0 0 0,-1 0 0 0 0,0 0-1 0 0,0-1 1 0 0,0-1 0 0 0,8-7 0 0 0,-16 13-82 0 0,0 1 0 0 0,-1-1 0 0 0,1 1 0 0 0,-1-1-1 0 0,1 1 1 0 0,-1-1 0 0 0,1 0 0 0 0,-1 1 0 0 0,1-1 0 0 0,-1 0 0 0 0,1 1 0 0 0,-1-1 0 0 0,0 0 0 0 0,1 1 0 0 0,-1-1 0 0 0,0 0 0 0 0,0 0 0 0 0,1 1 0 0 0,-1-1 0 0 0,0 0 0 0 0,0 0 0 0 0,0 0-1 0 0,0 1 1 0 0,0-1 0 0 0,0 0 0 0 0,0 0 0 0 0,-1 1 0 0 0,1-2 0 0 0,-1 1-1 0 0,0 0 0 0 0,1 0 0 0 0,-1 1-1 0 0,0-1 1 0 0,0 0 0 0 0,0 1 0 0 0,0-1 0 0 0,0 1 0 0 0,0-1-1 0 0,0 1 1 0 0,0-1 0 0 0,0 1 0 0 0,-1 0 0 0 0,1-1 0 0 0,0 1-1 0 0,-1 0 1 0 0,-6-1 21 0 0,0 0 0 0 0,0 1 0 0 0,1 0 0 0 0,-10 2-1 0 0,5 0-13 0 0,0 1 0 0 0,0 0 0 0 0,1 1 0 0 0,-1 0-1 0 0,-18 11 1 0 0,25-13-17 0 0,1 1-1 0 0,-1-1 1 0 0,1 1-1 0 0,0 0 0 0 0,0 1 1 0 0,0-1-1 0 0,1 1 1 0 0,-1 0-1 0 0,1 0 1 0 0,0 0-1 0 0,0 0 1 0 0,0 0-1 0 0,0 1 0 0 0,1-1 1 0 0,0 1-1 0 0,-2 5 1 0 0,3-7-2 0 0,1 0 0 0 0,0 0 0 0 0,0-1 0 0 0,0 1 0 0 0,0 0 0 0 0,0 0-1 0 0,1 0 1 0 0,-1 0 0 0 0,1 0 0 0 0,0 0 0 0 0,0-1 0 0 0,0 1 0 0 0,0 0 0 0 0,0-1 0 0 0,1 1 0 0 0,-1-1 0 0 0,1 1 0 0 0,-1-1 0 0 0,1 1 0 0 0,0-1 0 0 0,0 0 0 0 0,0 0 0 0 0,5 3 0 0 0,-2 0 8 0 0,1-1 0 0 0,0 0 0 0 0,1 0 0 0 0,-1 0 0 0 0,1 0 0 0 0,0-1 0 0 0,-1 0 0 0 0,10 2 0 0 0,-1-2-2 0 0,-1-1-1 0 0,0-1 1 0 0,1 0-1 0 0,0-1 1 0 0,-1 0-1 0 0,1-2 1 0 0,-1 1-1 0 0,24-7 1 0 0,-9 1 5 0 0,-1-2 1 0 0,0-1 0 0 0,33-17-1 0 0,-48 21-28 0 0,3-2-29 0 0,-1 0 0 0 0,16-10 1 0 0,-47 28-258 0 0,2 0 199 0 0,0 1 1 0 0,0 0-1 0 0,-21 24 0 0 0,35-35 94 0 0,-1 0 1 0 0,1 0-1 0 0,0 1 0 0 0,-1-1 0 0 0,1 0 1 0 0,0 1-1 0 0,-1-1 0 0 0,1 0 0 0 0,0 1 1 0 0,0-1-1 0 0,0 1 0 0 0,-1-1 1 0 0,1 0-1 0 0,0 1 0 0 0,0-1 0 0 0,0 1 1 0 0,0-1-1 0 0,0 1 0 0 0,0-1 0 0 0,0 0 1 0 0,0 1-1 0 0,0-1 0 0 0,0 1 0 0 0,0-1 1 0 0,0 1-1 0 0,0-1 0 0 0,0 0 0 0 0,0 1 1 0 0,0-1-1 0 0,1 1 0 0 0,-1-1 0 0 0,0 1 1 0 0,15 5-3 0 0,21-5 26 0 0,-20-3-15 0 0,0-1 0 0 0,-1 0 0 0 0,1-1 0 0 0,-1 0 0 0 0,0-2 0 0 0,0 0 0 0 0,-1 0-1 0 0,0-1 1 0 0,0-1 0 0 0,0-1 0 0 0,-1 0 0 0 0,0 0 0 0 0,-1-1 0 0 0,0-1 0 0 0,13-15 0 0 0,-25 26-7 0 0,0 0 1 0 0,0-1-1 0 0,0 1 0 0 0,0 0 0 0 0,0 0 0 0 0,0 0 0 0 0,0 0 1 0 0,0-1-1 0 0,1 1 0 0 0,-1 0 0 0 0,0 0 0 0 0,0 0 0 0 0,0 0 1 0 0,0-1-1 0 0,0 1 0 0 0,1 0 0 0 0,-1 0 0 0 0,0 0 0 0 0,0 0 1 0 0,0 0-1 0 0,0 0 0 0 0,1 0 0 0 0,-1 0 0 0 0,0 0 1 0 0,0 0-1 0 0,0-1 0 0 0,0 1 0 0 0,1 0 0 0 0,-1 0 0 0 0,0 0 1 0 0,0 0-1 0 0,0 0 0 0 0,1 0 0 0 0,-1 0 0 0 0,0 0 0 0 0,0 1 1 0 0,0-1-1 0 0,1 0 0 0 0,-1 0 0 0 0,0 0 0 0 0,0 0 1 0 0,0 0-1 0 0,0 0 0 0 0,1 0 0 0 0,-1 0 0 0 0,0 0 0 0 0,0 1 1 0 0,0-1-1 0 0,0 0 0 0 0,1 0 0 0 0,-1 0 0 0 0,0 0 0 0 0,0 1 1 0 0,4 15-4 0 0,-3 31-6 0 0,-1-39 13 0 0,-1 20 29 0 0,2 1 1 0 0,1-1-1 0 0,2 1 0 0 0,8 37 1 0 0,-12-65-23 0 0,1 0-1 0 0,-1 0 1 0 0,0 0 0 0 0,1 0-1 0 0,-1 0 1 0 0,1 0 0 0 0,-1 0-1 0 0,1 0 1 0 0,-1 0 0 0 0,1 0-1 0 0,0 0 1 0 0,-1 0 0 0 0,1 0-1 0 0,0 0 1 0 0,0-1 0 0 0,0 1-1 0 0,0 0 1 0 0,-1-1 0 0 0,1 1-1 0 0,0 0 1 0 0,0-1 0 0 0,0 1-1 0 0,0-1 1 0 0,1 0 0 0 0,-1 1-1 0 0,0-1 1 0 0,0 0 0 0 0,0 0-1 0 0,0 1 1 0 0,0-1 0 0 0,0 0 0 0 0,0 0-1 0 0,1 0 1 0 0,-1 0 0 0 0,0-1-1 0 0,0 1 1 0 0,0 0 0 0 0,0 0-1 0 0,0-1 1 0 0,0 1 0 0 0,0-1-1 0 0,0 1 1 0 0,0-1 0 0 0,0 1-1 0 0,2-2 1 0 0,2-1 13 0 0,0 0-1 0 0,0 0 1 0 0,0-1-1 0 0,0 1 1 0 0,-1-1 0 0 0,0-1-1 0 0,6-5 1 0 0,1-6-2 0 0,0-1 0 0 0,-1 0-1 0 0,0-1 1 0 0,-2 0 0 0 0,0 0 0 0 0,6-23 0 0 0,26-122 239 0 0,-31 121 13 0 0,-3 22-161 0 0,-6 20-111 0 0,0 0 0 0 0,0 0 1 0 0,0 1-1 0 0,0-1 0 0 0,0 0 0 0 0,0 0 1 0 0,0 0-1 0 0,0 0 0 0 0,0 0 0 0 0,0 0 1 0 0,0 0-1 0 0,0 0 0 0 0,0 0 0 0 0,0 0 0 0 0,0 1 1 0 0,0-1-1 0 0,0 0 0 0 0,0 0 0 0 0,0 0 1 0 0,0 0-1 0 0,0 0 0 0 0,0 0 0 0 0,0 0 1 0 0,0 0-1 0 0,1 0 0 0 0,-1 0 0 0 0,0 0 1 0 0,0 0-1 0 0,0 0 0 0 0,0 0 0 0 0,0 0 1 0 0,0 0-1 0 0,0 0 0 0 0,0 0 0 0 0,0 0 1 0 0,0 0-1 0 0,1 0 0 0 0,-1 0 0 0 0,0 0 1 0 0,0 0-1 0 0,0 0 0 0 0,0 0 0 0 0,0 0 1 0 0,0 0-1 0 0,0 0 0 0 0,0 0 0 0 0,0 0 0 0 0,0 0 1 0 0,1 0-1 0 0,-1 0 0 0 0,0 0 0 0 0,0 0 1 0 0,0 0-1 0 0,0 0 0 0 0,0 0 0 0 0,0 0 1 0 0,0 0-1 0 0,0 0 0 0 0,0 0 0 0 0,0-1 1 0 0,0 1-1 0 0,0 0 0 0 0,0 0 0 0 0,0 0 1 0 0,0 0-1 0 0,0 0 0 0 0,0 0 0 0 0,0 0 1 0 0,5 33 201 0 0,-5-32-204 0 0,37 476 0 0 0,-36-461 0 0 0,0-5 0 0 0,-1 1 0 0 0,0-1 0 0 0,0 0 0 0 0,-3 13 0 0 0,3-23 0 0 0,0-1 0 0 0,0 0 0 0 0,0 1 0 0 0,0-1 0 0 0,-1 0 0 0 0,1 0 0 0 0,0 1 0 0 0,0-1 0 0 0,0 0 0 0 0,0 1 0 0 0,-1-1 0 0 0,1 0 0 0 0,0 0 0 0 0,0 0 0 0 0,-1 1 0 0 0,1-1 0 0 0,0 0 0 0 0,0 0 0 0 0,-1 0 0 0 0,1 0 0 0 0,0 1 0 0 0,-1-1 0 0 0,1 0 0 0 0,0 0 0 0 0,0 0 0 0 0,-1 0 0 0 0,1 0 0 0 0,0 0 0 0 0,-1 0 0 0 0,1 0 0 0 0,0 0 0 0 0,-1 0 0 0 0,1 0 0 0 0,0 0 0 0 0,-1 0 0 0 0,1 0 0 0 0,0 0 0 0 0,-1 0 0 0 0,1 0 0 0 0,0 0 0 0 0,0-1 0 0 0,-1 1 0 0 0,1 0 0 0 0,0 0 0 0 0,-1 0 0 0 0,1-1 0 0 0,0 1 0 0 0,0 0 0 0 0,0 0 0 0 0,-1 0 0 0 0,1-1 0 0 0,0 1 0 0 0,0 0 0 0 0,0 0 0 0 0,-1-1 0 0 0,1 1 0 0 0,0 0 0 0 0,0-1 0 0 0,0 1 0 0 0,-13-16 0 0 0,5 1 0 0 0,1 1 0 0 0,1-1 0 0 0,1-1 0 0 0,0 1 0 0 0,1-1 0 0 0,-3-16 0 0 0,4 17 0 0 0,-4-19 0 0 0,2 0 0 0 0,1 0 0 0 0,2 0 0 0 0,1 0 0 0 0,5-40 0 0 0,-2 51 0 0 0,2-1 0 0 0,0 1 0 0 0,2 0 0 0 0,0 0 0 0 0,2 0 0 0 0,0 1 0 0 0,2 0 0 0 0,15-25 0 0 0,-22 41-2 0 0,1 0 0 0 0,0 1 0 0 0,0 0 0 0 0,0 0 0 0 0,1 0 0 0 0,-1 1-1 0 0,1-1 1 0 0,0 1 0 0 0,1 0 0 0 0,-1 1 0 0 0,1-1 0 0 0,-1 1 0 0 0,8-3 0 0 0,-8 4 0 0 0,0 1-1 0 0,0 0 1 0 0,0 0-1 0 0,0 0 1 0 0,0 0 0 0 0,0 1-1 0 0,0 0 1 0 0,1 0-1 0 0,-1 0 1 0 0,0 1 0 0 0,0 0-1 0 0,0 0 1 0 0,0 0 0 0 0,0 0-1 0 0,-1 1 1 0 0,1 0-1 0 0,8 4 1 0 0,-3 0-3 0 0,-1-1-1 0 0,0 1 1 0 0,0 0-1 0 0,-1 1 1 0 0,1 0 0 0 0,-1 0-1 0 0,10 13 1 0 0,-15-16 1 0 0,0 0-1 0 0,-1-1 1 0 0,1 1-1 0 0,-1 1 1 0 0,0-1-1 0 0,0 0 1 0 0,0 0-1 0 0,-1 1 1 0 0,1-1-1 0 0,-1 1 1 0 0,0 0-1 0 0,-1-1 1 0 0,1 1-1 0 0,-1-1 1 0 0,0 1-1 0 0,0 0 1 0 0,0 0 0 0 0,0-1-1 0 0,-1 1 1 0 0,0-1-1 0 0,-2 8 1 0 0,-3 1-77 0 0,1-1 0 0 0,-2 0 1 0 0,1 0-1 0 0,-2-1 0 0 0,0 0 1 0 0,0 0-1 0 0,-1-1 0 0 0,0 0 0 0 0,-1 0 1 0 0,0-1-1 0 0,0 0 0 0 0,-14 8 1 0 0,-1 0-526 0 0,0-2-1 0 0,-1-1 1 0 0,-1-1 0 0 0,-45 15 0 0 0,57-22-639 0 0,-1-2 0 0 0,0 0-1 0 0,0-1 1 0 0,0-1 0 0 0,0-1 0 0 0,0 0 0 0 0,-25-2-1 0 0,-15-3-1925 0 0</inkml:trace>
   <inkml:trace contextRef="#ctx0" brushRef="#br0" timeOffset="35952.61">7116 7103 9109 0 0,'132'24'7966'0'0,"-73"-11"-6853"0"0,75 28 0 0 0,-120-33-953 0 0,-13-8-150 0 0,-1 0 1 0 0,0 0-1 0 0,0 0 0 0 0,0 0 1 0 0,0 0-1 0 0,0 0 1 0 0,0 1-1 0 0,0-1 0 0 0,1 0 1 0 0,-1 0-1 0 0,0 0 0 0 0,0 0 1 0 0,0 0-1 0 0,0 1 0 0 0,0-1 1 0 0,0 0-1 0 0,0 0 1 0 0,0 0-1 0 0,0 1 0 0 0,0-1 1 0 0,0 0-1 0 0,0 0 0 0 0,0 0 1 0 0,0 0-1 0 0,0 1 0 0 0,0-1 1 0 0,0 0-1 0 0,0 0 1 0 0,0 0-1 0 0,0 0 0 0 0,-1 0 1 0 0,1 1-1 0 0,0-1 0 0 0,0 0 1 0 0,0 0-1 0 0,0 0 0 0 0,0 0 1 0 0,0 0-1 0 0,-1 1 1 0 0,0 0 52 0 0,-1 0 1 0 0,0 0 0 0 0,0 0 0 0 0,-1-1 0 0 0,1 1 0 0 0,0 0 0 0 0,0-1 0 0 0,0 0 0 0 0,-5 1 0 0 0,-65 3 560 0 0,-135-10 1 0 0,163 3-442 0 0,-423-36 1606 0 0,43 2-284 0 0,-1829-25 3627 0 0,47 154-2738 0 0,2174-89-2394 0 0,-311 15 0 0 0,0-22 0 0 0,341 3 0 0 0,-27 1 0 0 0,29 0-38 0 0,1 0 0 0 0,-1 0 1 0 0,0 1-1 0 0,0-1 0 0 0,0 0 0 0 0,0 0 1 0 0,0 0-1 0 0,0 0 0 0 0,0 0 0 0 0,0 1 1 0 0,0-1-1 0 0,0 0 0 0 0,1 0 0 0 0,-1 0 0 0 0,0 0 1 0 0,0 1-1 0 0,0-1 0 0 0,0 0 0 0 0,0 0 1 0 0,0 0-1 0 0,0 0 0 0 0,0 1 0 0 0,0-1 1 0 0,0 0-1 0 0,0 0 0 0 0,-1 0 0 0 0,1 1 0 0 0,0-1 1 0 0,0 0-1 0 0,0 0 0 0 0,0 0 0 0 0,0 0 1 0 0,0 0-1 0 0,0 1 0 0 0,0-1 0 0 0,0 0 1 0 0,-1 0-1 0 0,1 0 0 0 0,0 0 0 0 0,0 0 0 0 0,0 0 1 0 0,0 1-1 0 0,0-1 0 0 0,-1 0 0 0 0,1 0 1 0 0,0 0-1 0 0,0 0 0 0 0,0 0 0 0 0,0 0 1 0 0,-1 0-1 0 0,1 0 0 0 0,0 0 0 0 0,0 0 1 0 0,0 0-1 0 0,0 0 0 0 0,-1 0 0 0 0,1 0 0 0 0,0 0 1 0 0,0 0-1 0 0,-1 0 0 0 0,15 6-4620 0 0,-2-8 354 0 0,5-3 617 0 0</inkml:trace>
-  <inkml:trace contextRef="#ctx0" brushRef="#br0" timeOffset="38057.22">14096 4725 7649 0 0,'16'-52'8683'0'0,"3"-27"-3419"0"0,-5 24-451 0 0,-49 216-1987 0 0,-23 83-1625 0 0,56-240-496 0 0,1-6-275 0 0,0-11-130 0 0,2-21-108 0 0,5-23-54 0 0,2 1 0 0 0,3 1 0 0 0,2-1-1 0 0,21-53 1 0 0,-29 96-135 0 0,1 0 0 0 0,1 0-1 0 0,0 1 1 0 0,0 0-1 0 0,1 0 1 0 0,16-17 0 0 0,-20 24-4 0 0,0 1 1 0 0,1-1 0 0 0,0 1 0 0 0,0-1 0 0 0,1 2-1 0 0,-1-1 1 0 0,1 0 0 0 0,-1 1 0 0 0,1 0 0 0 0,0 1-1 0 0,0-1 1 0 0,1 1 0 0 0,-1 0 0 0 0,0 1-1 0 0,1-1 1 0 0,9 0 0 0 0,-10 3 0 0 0,-1 0 0 0 0,1 0 0 0 0,-1 0 0 0 0,1 0 0 0 0,-1 1 0 0 0,0 0 0 0 0,0 0 0 0 0,0 0 0 0 0,0 1 0 0 0,0-1 0 0 0,0 1 0 0 0,-1 1 0 0 0,1-1 0 0 0,-1 1 0 0 0,0-1 0 0 0,0 1 0 0 0,0 0 0 0 0,0 1 0 0 0,4 7 0 0 0,-3-6 0 0 0,0 1 0 0 0,-1 1 0 0 0,0-1 0 0 0,0 1 0 0 0,-1-1 0 0 0,0 1 0 0 0,0 0 0 0 0,-1 0 0 0 0,0 1 0 0 0,0-1 0 0 0,-1 0 0 0 0,1 14 0 0 0,-3-15 0 0 0,1 0 0 0 0,-1 1 0 0 0,-1-1 0 0 0,1 0 0 0 0,-1 0 0 0 0,-1 1 0 0 0,1-1 0 0 0,-1-1 0 0 0,0 1 0 0 0,-1 0 0 0 0,1-1 0 0 0,-1 0 0 0 0,-1 0 0 0 0,1 0 0 0 0,-1 0 0 0 0,-7 6 0 0 0,-3 1 0 0 0,0-1 0 0 0,-1-1 0 0 0,-1 0 0 0 0,-34 16 0 0 0,67-25 0 0 0,-1 1 0 0 0,0 1 0 0 0,0 0 0 0 0,-1 1 0 0 0,27 13 0 0 0,-35-15 0 0 0,-1 1 0 0 0,-1 0 0 0 0,1 0 0 0 0,0 0 0 0 0,-1 0 0 0 0,0 0 0 0 0,0 1 0 0 0,0 0 0 0 0,-1 0 0 0 0,1 0 0 0 0,-1 1 0 0 0,-1-1 0 0 0,5 10 0 0 0,-6-11 0 0 0,0-1 0 0 0,-1 0 0 0 0,1 1 0 0 0,-1-1 0 0 0,0 1 0 0 0,0-1 0 0 0,0 1 0 0 0,0-1 0 0 0,-1 1 0 0 0,1-1 0 0 0,-1 1 0 0 0,0-1 0 0 0,0 0 0 0 0,0 1 0 0 0,-1-1 0 0 0,1 0 0 0 0,-1 0 0 0 0,1 0 0 0 0,-1 0 0 0 0,0 0 0 0 0,0 0 0 0 0,-1 0 0 0 0,1-1 0 0 0,0 1 0 0 0,-4 2 0 0 0,-1 0 0 0 0,1-1 0 0 0,-1 1 0 0 0,0-1 0 0 0,0-1 0 0 0,-1 1 0 0 0,1-1 0 0 0,-1 0 0 0 0,1-1 0 0 0,-1 1 0 0 0,0-2 0 0 0,0 1 0 0 0,0-1 0 0 0,0 0 0 0 0,-1-1 0 0 0,-14-1 0 0 0,13 1 0 0 0,0-1 0 0 0,-1-1 0 0 0,1 0 0 0 0,0 0 0 0 0,0-1 0 0 0,0 0 0 0 0,0-1 0 0 0,1 0 0 0 0,-1-1 0 0 0,1 0 0 0 0,0 0 0 0 0,-8-7 0 0 0,16 11-13 0 0,0 1 0 0 0,0-1-1 0 0,-1 0 1 0 0,1 0 0 0 0,0 0 0 0 0,1 0-1 0 0,-1 0 1 0 0,0 0 0 0 0,0 0 0 0 0,0 0-1 0 0,1 0 1 0 0,-1 0 0 0 0,0 0 0 0 0,1 0 0 0 0,-1-1-1 0 0,1 1 1 0 0,-1 0 0 0 0,1 0 0 0 0,0-1-1 0 0,-1 1 1 0 0,1 0 0 0 0,0-3 0 0 0,1 3-26 0 0,-1-1 1 0 0,1 1-1 0 0,-1 0 0 0 0,1 0 1 0 0,0 0-1 0 0,0 0 1 0 0,-1 0-1 0 0,1 0 1 0 0,0 0-1 0 0,0 0 1 0 0,0 0-1 0 0,0 1 0 0 0,0-1 1 0 0,0 0-1 0 0,0 0 1 0 0,1 1-1 0 0,-1-1 1 0 0,2 0-1 0 0,5-2-199 0 0,0 1 0 0 0,0-1-1 0 0,0 2 1 0 0,0-1 0 0 0,0 1-1 0 0,8 0 1 0 0,21 2-4748 0 0,68 12-1 0 0,-68-8 2280 0 0,2 1-274 0 0</inkml:trace>
+  <inkml:trace contextRef="#ctx0" brushRef="#br0" timeOffset="38057.21">14096 4725 7649 0 0,'16'-52'8683'0'0,"3"-27"-3419"0"0,-5 24-451 0 0,-49 216-1987 0 0,-23 83-1625 0 0,56-240-496 0 0,1-6-275 0 0,0-11-130 0 0,2-21-108 0 0,5-23-54 0 0,2 1 0 0 0,3 1 0 0 0,2-1-1 0 0,21-53 1 0 0,-29 96-135 0 0,1 0 0 0 0,1 0-1 0 0,0 1 1 0 0,0 0-1 0 0,1 0 1 0 0,16-17 0 0 0,-20 24-4 0 0,0 1 1 0 0,1-1 0 0 0,0 1 0 0 0,0-1 0 0 0,1 2-1 0 0,-1-1 1 0 0,1 0 0 0 0,-1 1 0 0 0,1 0 0 0 0,0 1-1 0 0,0-1 1 0 0,1 1 0 0 0,-1 0 0 0 0,0 1-1 0 0,1-1 1 0 0,9 0 0 0 0,-10 3 0 0 0,-1 0 0 0 0,1 0 0 0 0,-1 0 0 0 0,1 0 0 0 0,-1 1 0 0 0,0 0 0 0 0,0 0 0 0 0,0 0 0 0 0,0 1 0 0 0,0-1 0 0 0,0 1 0 0 0,-1 1 0 0 0,1-1 0 0 0,-1 1 0 0 0,0-1 0 0 0,0 1 0 0 0,0 0 0 0 0,0 1 0 0 0,4 7 0 0 0,-3-6 0 0 0,0 1 0 0 0,-1 1 0 0 0,0-1 0 0 0,0 1 0 0 0,-1-1 0 0 0,0 1 0 0 0,0 0 0 0 0,-1 0 0 0 0,0 1 0 0 0,0-1 0 0 0,-1 0 0 0 0,1 14 0 0 0,-3-15 0 0 0,1 0 0 0 0,-1 1 0 0 0,-1-1 0 0 0,1 0 0 0 0,-1 0 0 0 0,-1 1 0 0 0,1-1 0 0 0,-1-1 0 0 0,0 1 0 0 0,-1 0 0 0 0,1-1 0 0 0,-1 0 0 0 0,-1 0 0 0 0,1 0 0 0 0,-1 0 0 0 0,-7 6 0 0 0,-3 1 0 0 0,0-1 0 0 0,-1-1 0 0 0,-1 0 0 0 0,-34 16 0 0 0,67-25 0 0 0,-1 1 0 0 0,0 1 0 0 0,0 0 0 0 0,-1 1 0 0 0,27 13 0 0 0,-35-15 0 0 0,-1 1 0 0 0,-1 0 0 0 0,1 0 0 0 0,0 0 0 0 0,-1 0 0 0 0,0 0 0 0 0,0 1 0 0 0,0 0 0 0 0,-1 0 0 0 0,1 0 0 0 0,-1 1 0 0 0,-1-1 0 0 0,5 10 0 0 0,-6-11 0 0 0,0-1 0 0 0,-1 0 0 0 0,1 1 0 0 0,-1-1 0 0 0,0 1 0 0 0,0-1 0 0 0,0 1 0 0 0,0-1 0 0 0,-1 1 0 0 0,1-1 0 0 0,-1 1 0 0 0,0-1 0 0 0,0 0 0 0 0,0 1 0 0 0,-1-1 0 0 0,1 0 0 0 0,-1 0 0 0 0,1 0 0 0 0,-1 0 0 0 0,0 0 0 0 0,0 0 0 0 0,-1 0 0 0 0,1-1 0 0 0,0 1 0 0 0,-4 2 0 0 0,-1 0 0 0 0,1-1 0 0 0,-1 1 0 0 0,0-1 0 0 0,0-1 0 0 0,-1 1 0 0 0,1-1 0 0 0,-1 0 0 0 0,1-1 0 0 0,-1 1 0 0 0,0-2 0 0 0,0 1 0 0 0,0-1 0 0 0,0 0 0 0 0,-1-1 0 0 0,-14-1 0 0 0,13 1 0 0 0,0-1 0 0 0,-1-1 0 0 0,1 0 0 0 0,0 0 0 0 0,0-1 0 0 0,0 0 0 0 0,0-1 0 0 0,1 0 0 0 0,-1-1 0 0 0,1 0 0 0 0,0 0 0 0 0,-8-7 0 0 0,16 11-13 0 0,0 1 0 0 0,0-1-1 0 0,-1 0 1 0 0,1 0 0 0 0,0 0 0 0 0,1 0-1 0 0,-1 0 1 0 0,0 0 0 0 0,0 0 0 0 0,0 0-1 0 0,1 0 1 0 0,-1 0 0 0 0,0 0 0 0 0,1 0 0 0 0,-1-1-1 0 0,1 1 1 0 0,-1 0 0 0 0,1 0 0 0 0,0-1-1 0 0,-1 1 1 0 0,1 0 0 0 0,0-3 0 0 0,1 3-26 0 0,-1-1 1 0 0,1 1-1 0 0,-1 0 0 0 0,1 0 1 0 0,0 0-1 0 0,0 0 1 0 0,-1 0-1 0 0,1 0 1 0 0,0 0-1 0 0,0 0 1 0 0,0 0-1 0 0,0 1 0 0 0,0-1 1 0 0,0 0-1 0 0,0 0 1 0 0,1 1-1 0 0,-1-1 1 0 0,2 0-1 0 0,5-2-199 0 0,0 1 0 0 0,0-1-1 0 0,0 2 1 0 0,0-1 0 0 0,0 1-1 0 0,8 0 1 0 0,21 2-4748 0 0,68 12-1 0 0,-68-8 2280 0 0,2 1-274 0 0</inkml:trace>
   <inkml:trace contextRef="#ctx0" brushRef="#br0" timeOffset="38447.44">14612 4937 1856 0 0,'10'-2'865'0'0,"0"1"1"0"0,0-2-1 0 0,-1 1 0 0 0,1-1 0 0 0,13-7 0 0 0,-21 9-502 0 0,1 1 1 0 0,-1-1-1 0 0,0 0 0 0 0,0-1 1 0 0,0 1-1 0 0,0 0 0 0 0,0-1 1 0 0,0 1-1 0 0,0-1 0 0 0,0 0 1 0 0,-1 1-1 0 0,1-1 0 0 0,-1 0 0 0 0,1 0 1 0 0,-1 0-1 0 0,0 0 0 0 0,1 0 1 0 0,-1 0-1 0 0,0-1 0 0 0,0 1 1 0 0,-1 0-1 0 0,1 0 0 0 0,0-1 0 0 0,-1 1 1 0 0,0-1-1 0 0,1 1 0 0 0,-1 0 1 0 0,0-5-1 0 0,-1 6-167 0 0,1-1 1 0 0,0 1-1 0 0,-1-1 0 0 0,1 1 0 0 0,-1-1 1 0 0,1 1-1 0 0,-1-1 0 0 0,0 1 1 0 0,0-1-1 0 0,0 1 0 0 0,1 0 1 0 0,-1 0-1 0 0,-1-1 0 0 0,1 1 1 0 0,0 0-1 0 0,0 0 0 0 0,0 0 0 0 0,0 0 1 0 0,-1 0-1 0 0,1 0 0 0 0,-3-1 1 0 0,1 1 5 0 0,-1 0 1 0 0,1 0 0 0 0,0 0 0 0 0,-1 1-1 0 0,1-1 1 0 0,-1 1 0 0 0,1 0 0 0 0,-1 0-1 0 0,-5 1 1 0 0,0 0 12 0 0,0 0 0 0 0,0 1-1 0 0,1 1 1 0 0,-1-1 0 0 0,1 1 0 0 0,0 1-1 0 0,-10 5 1 0 0,14-6-114 0 0,-1 0 1 0 0,1 0-1 0 0,-1 1 1 0 0,1 0-1 0 0,1 0 1 0 0,-1 0-1 0 0,0 0 1 0 0,1 0-1 0 0,0 1 1 0 0,-4 7-1 0 0,5-9-64 0 0,1 0 0 0 0,0 0 0 0 0,0 0 0 0 0,0 0-1 0 0,0 0 1 0 0,0 0 0 0 0,1 1 0 0 0,-1-1 0 0 0,1 0 0 0 0,0 0 0 0 0,0 1 0 0 0,0-1 0 0 0,1 0-1 0 0,-1 0 1 0 0,1 0 0 0 0,-1 1 0 0 0,1-1 0 0 0,3 6 0 0 0,-2-4-9 0 0,1 0 1 0 0,0 0-1 0 0,0-1 0 0 0,0 1 1 0 0,0 0-1 0 0,1-1 0 0 0,0 0 1 0 0,0 0-1 0 0,0 0 1 0 0,1-1-1 0 0,-1 1 0 0 0,1-1 1 0 0,0 0-1 0 0,0 0 1 0 0,0-1-1 0 0,6 3 0 0 0,-7-3-12 0 0,0-1 0 0 0,0 0 0 0 0,0-1 1 0 0,0 1-1 0 0,0-1 0 0 0,0 1 0 0 0,0-1 0 0 0,0 0 0 0 0,0-1 0 0 0,0 1 0 0 0,0-1 0 0 0,0 0 0 0 0,0 0 0 0 0,0 0 0 0 0,0 0 0 0 0,0-1 0 0 0,0 1 1 0 0,-1-1-1 0 0,1 0 0 0 0,-1 0 0 0 0,1 0 0 0 0,-1-1 0 0 0,3-2 0 0 0,9-10 456 0 0,-1 0 0 0 0,0 0 0 0 0,16-25-1 0 0,-26 39 72 0 0,-2 7-377 0 0,0 9-45 0 0,-2 7-319 0 0,-1-1-1 0 0,0 0 1 0 0,-2 1 0 0 0,-7 32-1 0 0,-4-8-3596 0 0,-5-5-4546 0 0,14-32 5269 0 0</inkml:trace>
   <inkml:trace contextRef="#ctx0" brushRef="#br0" timeOffset="39901">14855 5004 9881 0 0,'16'-22'7818'0'0,"-11"16"-6541"0"0,-1 0 0 0 0,1 0 0 0 0,0 0 0 0 0,1 0-1 0 0,9-8 1 0 0,-15 14-1240 0 0,1 0 0 0 0,-1 0 0 0 0,1-1 0 0 0,-1 1 0 0 0,1 0 0 0 0,-1 0 0 0 0,0-1 0 0 0,1 1 0 0 0,-1 0 0 0 0,1 0 0 0 0,-1 0 0 0 0,1 0 0 0 0,-1 0 0 0 0,1 0 0 0 0,-1 0 0 0 0,1 0 0 0 0,-1 0 0 0 0,1 0 0 0 0,-1 0-1 0 0,1 0 1 0 0,-1 0 0 0 0,1 0 0 0 0,-1 0 0 0 0,1 0 0 0 0,-1 1 0 0 0,0-1 0 0 0,1 0 0 0 0,-1 0 0 0 0,1 1 0 0 0,9 14 514 0 0,-3 21 16 0 0,-6-26-452 0 0,-1-1 1 0 0,0 1-1 0 0,-1 0 0 0 0,1 0 0 0 0,-2-1 1 0 0,0 1-1 0 0,0-1 0 0 0,0 1 0 0 0,-1-1 1 0 0,-1 0-1 0 0,0 0 0 0 0,0 0 1 0 0,0-1-1 0 0,-11 15 0 0 0,15-23 223 0 0,14-11-151 0 0,-7 6-146 0 0,8-8 161 0 0,1 1-1 0 0,1 0 1 0 0,0 2 0 0 0,0 0-1 0 0,27-11 1 0 0,-43 20-182 0 0,1 1 0 0 0,-1-1 0 0 0,1 0 0 0 0,0 1 0 0 0,-1-1 0 0 0,1 1 0 0 0,-1 0 0 0 0,1 0 0 0 0,0-1 0 0 0,-1 1 0 0 0,1 0 0 0 0,0 0 0 0 0,-1 0 0 0 0,1 1 0 0 0,-1-1 0 0 0,1 0 0 0 0,0 1 0 0 0,-1-1 0 0 0,1 1 0 0 0,-1-1 0 0 0,1 1 0 0 0,-1 0 0 0 0,1-1 0 0 0,-1 1 0 0 0,0 0 0 0 0,1 0 0 0 0,-1 0 0 0 0,0 0 0 0 0,0 0 0 0 0,1 1 0 0 0,-1-1 0 0 0,0 0 0 0 0,0 1 0 0 0,-1-1 0 0 0,1 0 0 0 0,0 1 0 0 0,0-1 0 0 0,-1 1 0 0 0,1-1 0 0 0,0 1 0 0 0,-1-1-1 0 0,0 1 1 0 0,1 2 0 0 0,0 3-82 0 0,0 1 0 0 0,-1 0 0 0 0,0-1 0 0 0,0 1 0 0 0,0 0 0 0 0,-1-1 0 0 0,-3 14 0 0 0,1-12 38 0 0,1-1-750 0 0,0-1 1 0 0,1 0-1 0 0,0 1 0 0 0,0-1 1 0 0,0 15-1 0 0,1-21 626 0 0,0 0 0 0 0,1 1 0 0 0,-1-1 0 0 0,0 0-1 0 0,1 1 1 0 0,-1-1 0 0 0,1 0 0 0 0,-1 1 0 0 0,1-1 0 0 0,0 0 0 0 0,-1 0 0 0 0,1 0-1 0 0,0 1 1 0 0,0-1 0 0 0,0 0 0 0 0,0 0 0 0 0,0 0 0 0 0,0 0 0 0 0,0-1 0 0 0,0 1 0 0 0,0 0-1 0 0,1 0 1 0 0,-1-1 0 0 0,0 1 0 0 0,1-1 0 0 0,-1 1 0 0 0,0-1 0 0 0,1 1 0 0 0,-1-1-1 0 0,0 0 1 0 0,1 0 0 0 0,-1 1 0 0 0,1-1 0 0 0,-1 0 0 0 0,0 0 0 0 0,1-1 0 0 0,2 1 0 0 0,5-1 77 0 0,1-1-1 0 0,0 1 1 0 0,-1-1 0 0 0,0-1 0 0 0,1 0 0 0 0,-1 0 0 0 0,0-1 0 0 0,15-9 0 0 0,-18 9 408 0 0,1 0 0 0 0,-1 0 0 0 0,0-1 0 0 0,-1 1 1 0 0,1-1-1 0 0,-1-1 0 0 0,0 1 0 0 0,0-1 0 0 0,0 0 0 0 0,-1 0 0 0 0,7-13 0 0 0,-10 16-179 0 0,0 1 0 0 0,-1-1 0 0 0,1 0 0 0 0,-1 1 0 0 0,0-1 0 0 0,0 0 0 0 0,0 1 0 0 0,0-6 0 0 0,0 7-120 0 0,0 0 1 0 0,0 1-1 0 0,0-1 0 0 0,0 0 0 0 0,-1 0 0 0 0,1 0 0 0 0,0 1 0 0 0,0-1 1 0 0,-1 0-1 0 0,1 0 0 0 0,0 1 0 0 0,-1-1 0 0 0,1 0 0 0 0,0 0 1 0 0,-1 1-1 0 0,1-1 0 0 0,-1 1 0 0 0,1-1 0 0 0,-1 0 0 0 0,0 1 0 0 0,1-1 1 0 0,-1 1-1 0 0,1-1 0 0 0,-1 1 0 0 0,0-1 0 0 0,0 1 0 0 0,1 0 1 0 0,-1-1-1 0 0,0 1 0 0 0,0 0 0 0 0,-1-1 0 0 0,2 2-21 0 0,-1-1 1 0 0,0 0-1 0 0,0 0 0 0 0,0 1 0 0 0,0-1 0 0 0,1 1 0 0 0,-1-1 1 0 0,0 1-1 0 0,0-1 0 0 0,1 1 0 0 0,-1-1 0 0 0,0 1 0 0 0,1-1 1 0 0,-1 1-1 0 0,0 0 0 0 0,1 0 0 0 0,-1-1 0 0 0,1 1 0 0 0,0 0 1 0 0,-1 0-1 0 0,0 1 0 0 0,-7 19 94 0 0,7-19-88 0 0,-5 20 43 0 0,1 1-1 0 0,1-1 1 0 0,1 1 0 0 0,-1 24-1 0 0,-7 50 100 0 0,9-86-118 0 0,-1-1 0 0 0,0 0 0 0 0,0 1 0 0 0,-1-2 0 0 0,0 1 0 0 0,-1 0 0 0 0,-6 9 0 0 0,8-15 15 0 0,0-1 1 0 0,0 1-1 0 0,0-1 0 0 0,0 0 0 0 0,-1 0 1 0 0,0 0-1 0 0,1 0 0 0 0,-1-1 0 0 0,0 1 1 0 0,0-1-1 0 0,0 0 0 0 0,-7 2 1 0 0,8-3-10 0 0,1 0-1 0 0,-1-1 1 0 0,0 1 0 0 0,1 0 0 0 0,-1-1 0 0 0,0 0 0 0 0,1 0 0 0 0,-1 0 0 0 0,0 0 0 0 0,0 0 0 0 0,1 0 0 0 0,-1-1 0 0 0,0 1-1 0 0,1-1 1 0 0,-1 0 0 0 0,1 0 0 0 0,-1 0 0 0 0,1 0 0 0 0,-1 0 0 0 0,1 0 0 0 0,0-1 0 0 0,-4-2 0 0 0,6 4-39 0 0,-1-1 0 0 0,1 1 1 0 0,-1-1-1 0 0,1 0 0 0 0,-1 1 1 0 0,1-1-1 0 0,0 1 0 0 0,0-1 0 0 0,-1 0 1 0 0,1 1-1 0 0,0-1 0 0 0,0 0 1 0 0,0 1-1 0 0,-1-1 0 0 0,1 0 0 0 0,0 0 1 0 0,0 1-1 0 0,0-1 0 0 0,0 0 1 0 0,0 1-1 0 0,1-1 0 0 0,-1 0 0 0 0,0 1 1 0 0,0-1-1 0 0,0 0 0 0 0,1 1 1 0 0,-1-1-1 0 0,0 0 0 0 0,0 1 0 0 0,1-1 1 0 0,-1 1-1 0 0,1-1 0 0 0,-1 0 1 0 0,0 1-1 0 0,1-1 0 0 0,-1 1 0 0 0,1-1 1 0 0,0 1-1 0 0,-1 0 0 0 0,1-1 1 0 0,0 0-1 0 0,27-18 54 0 0,-26 18-49 0 0,40-20-23 0 0,1 2-1 0 0,49-16 0 0 0,62-27-85 0 0,-142 56 88 0 0,0-1 0 0 0,0 0 1 0 0,-1-1-1 0 0,12-10 0 0 0,-19 15-1 0 0,0-1-1 0 0,-1 0 1 0 0,1 0 0 0 0,-1 0-1 0 0,0 0 1 0 0,0 0 0 0 0,0-1-1 0 0,0 0 1 0 0,-1 1 0 0 0,0-1-1 0 0,0 0 1 0 0,0 0 0 0 0,2-9-1 0 0,-4 13 2 0 0,0 0-1 0 0,0 1 1 0 0,0-1-1 0 0,1 0 1 0 0,-1 0-1 0 0,0 1 1 0 0,0-1-1 0 0,0 0 0 0 0,0 0 1 0 0,0 1-1 0 0,0-1 1 0 0,-1 0-1 0 0,1 0 1 0 0,0 1-1 0 0,0-1 1 0 0,0 0-1 0 0,-1 0 1 0 0,1 1-1 0 0,0-1 1 0 0,-1 0-1 0 0,1 1 1 0 0,-1-1-1 0 0,1 1 1 0 0,-1-1-1 0 0,1 0 1 0 0,-1 1-1 0 0,1-1 1 0 0,-1 1-1 0 0,0-1 1 0 0,-1 0-2 0 0,1 1 0 0 0,-1 0 0 0 0,1 0 0 0 0,-1-1 0 0 0,1 1 1 0 0,-1 0-1 0 0,1 0 0 0 0,-1 0 0 0 0,1 1 0 0 0,-1-1 1 0 0,1 0-1 0 0,-1 0 0 0 0,-2 2 0 0 0,-4 1-4 0 0,1 0-1 0 0,-1 0 1 0 0,0 1 0 0 0,-8 6 0 0 0,8-3 2 0 0,0-1 0 0 0,0 1 0 0 0,1 1 0 0 0,0-1 1 0 0,-9 14-1 0 0,13-17 1 0 0,0 0 0 0 0,1 0-1 0 0,-1 0 1 0 0,1 0 0 0 0,0 0 0 0 0,0 0 0 0 0,1 1 0 0 0,-1-1 0 0 0,1 1 0 0 0,0-1 0 0 0,1 1-1 0 0,-1-1 1 0 0,1 1 0 0 0,0 8 0 0 0,0-10-2 0 0,1 0 0 0 0,0-1 0 0 0,0 1 0 0 0,0-1 0 0 0,0 1 0 0 0,1-1 0 0 0,-1 1 0 0 0,1-1 0 0 0,-1 0 0 0 0,1 0 0 0 0,0 0 0 0 0,0 0 0 0 0,0 0 0 0 0,0 0 0 0 0,0 0 0 0 0,1-1 0 0 0,-1 1 0 0 0,0-1 0 0 0,1 1 0 0 0,-1-1 0 0 0,1 0 0 0 0,-1 0 0 0 0,1 0-1 0 0,0 0 1 0 0,-1-1 0 0 0,1 1 0 0 0,0-1 0 0 0,0 0 0 0 0,3 1 0 0 0,2-1-1 0 0,0 1 0 0 0,0-1 0 0 0,0-1-1 0 0,0 0 1 0 0,0 0 0 0 0,0 0 0 0 0,-1-1-1 0 0,1 0 1 0 0,9-4 0 0 0,-1-3-7 0 0,0 0 0 0 0,0-1 0 0 0,-1-1 0 0 0,0 0 0 0 0,-1-1 0 0 0,-1-1 1 0 0,0 0-1 0 0,0-1 0 0 0,-2 0 0 0 0,1-1 0 0 0,-2 0 0 0 0,0 0 0 0 0,-1-1 0 0 0,10-25 0 0 0,-9 22-105 0 0,-6 18-15 0 0,-2 13 76 0 0,1 32 3 0 0,-1-19 40 0 0,-1 0 0 0 0,0 0 0 0 0,-2 1-1 0 0,-8 48 1 0 0,7-69 18 0 0,0 0 0 0 0,0 0 0 0 0,-1 0 0 0 0,1 0 0 0 0,-5 5 0 0 0,-8 3 40 0 0,15-12-38 0 0,-1-1 1 0 0,1 0-1 0 0,-1 0 1 0 0,1 0-1 0 0,-1 0 1 0 0,0 0-1 0 0,1 1 1 0 0,-1-1-1 0 0,1 0 1 0 0,-1 0 0 0 0,1-1-1 0 0,-1 1 1 0 0,0 0-1 0 0,1 0 1 0 0,-1 0-1 0 0,1 0 1 0 0,-1 0-1 0 0,1-1 1 0 0,-1 1-1 0 0,1 0 1 0 0,-1 0 0 0 0,1-1-1 0 0,-1 1 1 0 0,1 0-1 0 0,-1-1 1 0 0,1 1-1 0 0,-1-1 1 0 0,0-1 0 0 0,0 1 1 0 0,1 0 0 0 0,-1 0-1 0 0,1 0 1 0 0,-1-1 0 0 0,1 1-1 0 0,0 0 1 0 0,-1-1 0 0 0,1 1-1 0 0,0-1 1 0 0,0 1 0 0 0,0 0-1 0 0,0-1 1 0 0,0 1 0 0 0,0 0-1 0 0,1-1 1 0 0,-1 1 0 0 0,0 0-1 0 0,1-1 1 0 0,-1 1 0 0 0,1 0-1 0 0,-1 0 1 0 0,1-1-1 0 0,0 0 1 0 0,18-30 28 0 0,-15 26-31 0 0,1 1 0 0 0,-1 0 1 0 0,1 0-1 0 0,0 0 0 0 0,0 1 0 0 0,0 0 0 0 0,1-1 0 0 0,0 2 1 0 0,0-1-1 0 0,0 1 0 0 0,0 0 0 0 0,0 0 0 0 0,0 1 0 0 0,1 0 0 0 0,13-3 1 0 0,-16 4-10 0 0,-1 1 1 0 0,1 0 0 0 0,0-1 0 0 0,0 2-1 0 0,0-1 1 0 0,-1 0 0 0 0,1 1 0 0 0,0 0-1 0 0,0 0 1 0 0,-1 0 0 0 0,1 0 0 0 0,0 0-1 0 0,-1 1 1 0 0,1 0 0 0 0,-1-1 0 0 0,0 1 0 0 0,0 1-1 0 0,0-1 1 0 0,0 0 0 0 0,0 1 0 0 0,0 0-1 0 0,0-1 1 0 0,-1 1 0 0 0,1 0 0 0 0,-1 0-1 0 0,0 0 1 0 0,0 1 0 0 0,0-1 0 0 0,2 6-1 0 0,-3-5-2 0 0,0-1-1 0 0,0 1 0 0 0,0-1 1 0 0,-1 1-1 0 0,1 0 1 0 0,-1-1-1 0 0,0 1 0 0 0,0 0 1 0 0,0-1-1 0 0,-1 6 0 0 0,1 20 234 0 0,2-28-193 0 0,0-1 0 0 0,0 0 0 0 0,0 1 0 0 0,0-1 0 0 0,0 0-1 0 0,0-1 1 0 0,0 1 0 0 0,0 0 0 0 0,0 0 0 0 0,0-1-1 0 0,0 1 1 0 0,3-2 0 0 0,-4 1-18 0 0,35-5-2397 0 0,-11 5-7568 0 0,-18 1 6797 0 0</inkml:trace>
-  <inkml:trace contextRef="#ctx0" brushRef="#br0" timeOffset="40242.76">16675 5250 10085 0 0,'15'-35'10932'0'0,"2"-19"-3194"0"0,-18 58-7551 0 0,-41 112 319 0 0,-13 31-720 0 0,19-78-2759 0 0,27-53 861 0 0,-2-1 0 0 0,-14 16 0 0 0,14-19-1212 0 0,1-3 476 0 0</inkml:trace>
+  <inkml:trace contextRef="#ctx0" brushRef="#br0" timeOffset="40242.75">16675 5250 10085 0 0,'15'-35'10932'0'0,"2"-19"-3194"0"0,-18 58-7551 0 0,-41 112 319 0 0,-13 31-720 0 0,19-78-2759 0 0,27-53 861 0 0,-2-1 0 0 0,-14 16 0 0 0,14-19-1212 0 0,1-3 476 0 0</inkml:trace>
   <inkml:trace contextRef="#ctx0" brushRef="#br0" timeOffset="40491.84">16435 5594 620 0 0,'-3'-2'12774'0'0,"9"1"-5324"0"0,24-1-3226 0 0,24 3-6212 0 0,-37-1 4232 0 0,95 0 115 0 0,-102-1-2301 0 0,1 0-1 0 0,-1 0 1 0 0,1-2 0 0 0,-1 1-1 0 0,0-1 1 0 0,0 0-1 0 0,0-1 1 0 0,13-7-1 0 0,-20 8-396 0 0,1 1-1 0 0,-1 0 0 0 0,0-1 0 0 0,0 1 1 0 0,0-1-1 0 0,0 0 0 0 0,-1 0 0 0 0,4-5 1 0 0,-5 6-417 0 0,1 0 0 0 0,-1 0 1 0 0,0-1-1 0 0,0 1 0 0 0,-1 0 1 0 0,1-1-1 0 0,0 1 0 0 0,-1-1 1 0 0,1-3-1 0 0,-1-8-2258 0 0</inkml:trace>
   <inkml:trace contextRef="#ctx0" brushRef="#br0" timeOffset="40662.65">16558 5100 9717 0 0,'0'-1'291'0'0,"-18"-47"9676"0"0,15 39-8650 0 0,1-1 1 0 0,0 1 0 0 0,-1-17-1 0 0,2 24-1229 0 0,1-1 0 0 0,0 1 0 0 0,0-1 0 0 0,0 1 0 0 0,0-1 0 0 0,0 1 0 0 0,0-1 0 0 0,1 1 0 0 0,-1 0 0 0 0,1-1 0 0 0,0 1 0 0 0,0 0 0 0 0,0-1 0 0 0,0 1 0 0 0,0 0 0 0 0,0 0 0 0 0,1 0 0 0 0,-1 0 0 0 0,1 0 0 0 0,-1 0 0 0 0,1 0 0 0 0,0 0 0 0 0,0 1 0 0 0,-1-1 0 0 0,1 1 0 0 0,0-1 0 0 0,1 1 0 0 0,-1 0 0 0 0,0 0 0 0 0,0 0 0 0 0,0 0 0 0 0,1 0 0 0 0,-1 0 0 0 0,0 1 0 0 0,1-1 0 0 0,-1 1 0 0 0,1 0 0 0 0,-1-1 0 0 0,4 1 0 0 0,2 0-272 0 0,0 0 1 0 0,-1 1-1 0 0,1 0 1 0 0,0 0-1 0 0,0 1 1 0 0,-1 0-1 0 0,1 0 1 0 0,-1 0-1 0 0,0 1 1 0 0,0 0 0 0 0,9 6-1 0 0,28 21-2786 0 0,-5 7-3889 0 0,-14-6 3990 0 0</inkml:trace>
-  <inkml:trace contextRef="#ctx0" brushRef="#br0" timeOffset="41707.2">16855 5278 9865 0 0,'0'16'6189'0'0,"0"11"875"0"0,0-1-3757 0 0,0-12-3119 0 0,-1 0 0 0 0,-1 0 0 0 0,0-1 0 0 0,-1 1 0 0 0,0 0 0 0 0,-10 22 0 0 0,15-34 768 0 0,5-3-382 0 0,16-7-124 0 0,2 1-44 0 0,-23 6-395 0 0,1 1 0 0 0,-1 1-1 0 0,0-1 1 0 0,1 0 0 0 0,-1 1-1 0 0,0-1 1 0 0,1 1 0 0 0,-1-1-1 0 0,0 1 1 0 0,0 0 0 0 0,0 0-1 0 0,0 0 1 0 0,0 0 0 0 0,0 1-1 0 0,0-1 1 0 0,0 0 0 0 0,0 1-1 0 0,0 0 1 0 0,-1-1 0 0 0,3 3-1 0 0,3 6-122 0 0,0-1-1 0 0,-1 1 0 0 0,7 12 0 0 0,-9-14-18 0 0,1 1 1 0 0,0-1-1 0 0,8 10 0 0 0,-11-16 108 0 0,1 0 0 0 0,-1 0 0 0 0,0 1 0 0 0,1-2-1 0 0,-1 1 1 0 0,1 0 0 0 0,0 0 0 0 0,-1-1 0 0 0,1 0 0 0 0,0 1-1 0 0,0-1 1 0 0,0 0 0 0 0,0 0 0 0 0,0-1 0 0 0,0 1 0 0 0,0-1-1 0 0,0 1 1 0 0,6-1 0 0 0,-4-1 9 0 0,0 0-1 0 0,0 0 1 0 0,0 0 0 0 0,-1 0-1 0 0,1-1 1 0 0,0 0-1 0 0,-1 0 1 0 0,1 0-1 0 0,-1-1 1 0 0,8-5 0 0 0,-3 1 28 0 0,-1 0-1 0 0,1-1 1 0 0,-1 0 0 0 0,-1 0 0 0 0,0-1 0 0 0,0 0 0 0 0,0 0 0 0 0,-1 0-1 0 0,8-20 1 0 0,-13 28-12 0 0,0 0 1 0 0,-1 0-1 0 0,1 0 0 0 0,-1-1 0 0 0,1 1 0 0 0,-1 0 0 0 0,0-1 1 0 0,1 1-1 0 0,-1 0 0 0 0,0-1 0 0 0,0 1 0 0 0,0-1 0 0 0,0 1 1 0 0,0 0-1 0 0,0-1 0 0 0,0 1 0 0 0,-1-1 0 0 0,1 1 0 0 0,0 0 1 0 0,-1 0-1 0 0,1-1 0 0 0,-1 1 0 0 0,-1-2 0 0 0,1 2-3 0 0,0 0 0 0 0,0 0 0 0 0,-1 0-1 0 0,1 1 1 0 0,0-1 0 0 0,-1 0 0 0 0,1 1 0 0 0,0-1-1 0 0,-1 1 1 0 0,1 0 0 0 0,-1-1 0 0 0,1 1 0 0 0,-1 0-1 0 0,1 0 1 0 0,-1 0 0 0 0,1 0 0 0 0,-3 0 0 0 0,-5 1-6 0 0,0 1 1 0 0,0 0 0 0 0,0 0 0 0 0,1 1-1 0 0,-16 6 1 0 0,-22 20-4 0 0,42-27 13 0 0,0 1-1 0 0,1 0 0 0 0,-1 1 1 0 0,1-1-1 0 0,0 0 0 0 0,0 1 1 0 0,0 0-1 0 0,0 0 1 0 0,-3 6-1 0 0,6-9 1 0 0,0-1-1 0 0,0 1 1 0 0,-1-1-1 0 0,1 1 1 0 0,0 0-1 0 0,0-1 1 0 0,0 1 0 0 0,0-1-1 0 0,-1 1 1 0 0,1 0-1 0 0,0-1 1 0 0,0 1 0 0 0,0 0-1 0 0,0-1 1 0 0,1 1-1 0 0,-1-1 1 0 0,0 1 0 0 0,0 0-1 0 0,0-1 1 0 0,0 1-1 0 0,1-1 1 0 0,-1 1-1 0 0,0 0 1 0 0,0-1 0 0 0,1 1-1 0 0,-1-1 1 0 0,1 1-1 0 0,-1-1 1 0 0,1 1 0 0 0,1 0 0 0 0,-1 0 1 0 0,1 0 0 0 0,-1 0 0 0 0,1-1 0 0 0,-1 1 0 0 0,1-1-1 0 0,0 1 1 0 0,-1-1 0 0 0,1 0 0 0 0,0 1 0 0 0,1-1 0 0 0,5 0 3 0 0,1 0 0 0 0,-1-1 0 0 0,12-1 0 0 0,-7-1-2 0 0,-1-1 0 0 0,0 0 0 0 0,0 0 0 0 0,-1-1 0 0 0,1-1-1 0 0,-1 0 1 0 0,0 0 0 0 0,-1-1 0 0 0,16-14 0 0 0,-3 1 59 0 0,-1-1-1 0 0,35-46 1 0 0,-57 67-65 0 0,0 0 1 0 0,0 0-1 0 0,0 0 1 0 0,0 0-1 0 0,0 0 0 0 0,0 1 1 0 0,0-1-1 0 0,0 0 1 0 0,1 0-1 0 0,-1 0 0 0 0,0 0 1 0 0,0 0-1 0 0,0 0 0 0 0,0 0 1 0 0,0 0-1 0 0,0 0 1 0 0,0 0-1 0 0,0 0 0 0 0,0 0 1 0 0,1 0-1 0 0,-1 1 1 0 0,0-1-1 0 0,0 0 0 0 0,0 0 1 0 0,0 0-1 0 0,0 0 1 0 0,0 0-1 0 0,0 0 0 0 0,1 0 1 0 0,-1 0-1 0 0,0 0 0 0 0,0 0 1 0 0,0 0-1 0 0,0-1 1 0 0,0 1-1 0 0,0 0 0 0 0,0 0 1 0 0,1 0-1 0 0,-1 0 1 0 0,0 0-1 0 0,0 0 0 0 0,0 0 1 0 0,0 0-1 0 0,0 0 0 0 0,0 0 1 0 0,0 0-1 0 0,0 0 1 0 0,0 0-1 0 0,1-1 0 0 0,-1 1 1 0 0,0 0-1 0 0,0 0 1 0 0,0 0-1 0 0,0 0 0 0 0,0 0 1 0 0,0 0-1 0 0,0 0 1 0 0,0 0-1 0 0,0-1 0 0 0,0 1 1 0 0,0 0-1 0 0,0 0 0 0 0,0 0 1 0 0,0 0-1 0 0,0 0 1 0 0,0-1-1 0 0,-2 16-14 0 0,-8 19-13 0 0,-51 157 50 0 0,36-109 44 0 0,23-74 82 0 0,4-7-64 0 0,9-12-50 0 0,13-24-89 0 0,-12 12 41 0 0,1 1-1 0 0,1 1 1 0 0,1 0-1 0 0,1 1 1 0 0,21-22-1 0 0,-36 41 18 0 0,-1 0-1 0 0,1 1 1 0 0,0-1-1 0 0,0 1 1 0 0,-1-1-1 0 0,1 1 1 0 0,0-1 0 0 0,0 1-1 0 0,0 0 1 0 0,-1-1-1 0 0,1 1 1 0 0,0 0-1 0 0,0 0 1 0 0,0-1 0 0 0,0 1-1 0 0,0 0 1 0 0,0 0-1 0 0,0 0 1 0 0,0 0-1 0 0,0 0 1 0 0,0 0-1 0 0,-1 1 1 0 0,3-1 0 0 0,-1 1-4 0 0,0 0 0 0 0,0 0 0 0 0,0 0 0 0 0,0 0 0 0 0,-1 1 0 0 0,1-1 0 0 0,0 0 1 0 0,-1 1-1 0 0,1-1 0 0 0,1 3 0 0 0,3 5-239 0 0,0 1 0 0 0,0-1 0 0 0,6 13 0 0 0,-9-15-176 0 0,-2-4 129 0 0,1 1 1 0 0,0-1-1 0 0,0 0 0 0 0,0 1 1 0 0,1-1-1 0 0,-1 0 0 0 0,1 0 1 0 0,-1-1-1 0 0,1 1 0 0 0,5 3 1 0 0,-7-5 304 0 0,0-1 1 0 0,1 1-1 0 0,0-1 0 0 0,-1 1 1 0 0,1-1-1 0 0,-1 1 1 0 0,1-1-1 0 0,-1 0 1 0 0,1 0-1 0 0,0 0 1 0 0,-1 0-1 0 0,1 0 1 0 0,0 0-1 0 0,-1 0 1 0 0,1 0-1 0 0,-1-1 0 0 0,1 1 1 0 0,0-1-1 0 0,-1 1 1 0 0,1-1-1 0 0,-1 1 1 0 0,0-1-1 0 0,1 0 1 0 0,-1 0-1 0 0,1 0 1 0 0,1-2-1 0 0,0 1 5 0 0,0 0-1 0 0,1-1 1 0 0,-1 1 0 0 0,1 0 0 0 0,-1 1-1 0 0,6-3 1 0 0,-7 4-447 0 0,1-1 0 0 0,-1 1 0 0 0,0 0 0 0 0,0 0 0 0 0,0 0 1 0 0,1 1-1 0 0,-1-1 0 0 0,0 0 0 0 0,0 1 0 0 0,0-1 0 0 0,0 1 0 0 0,4 1 0 0 0,20 7-2931 0 0,18 5 482 0 0</inkml:trace>
+  <inkml:trace contextRef="#ctx0" brushRef="#br0" timeOffset="41707.19">16855 5278 9865 0 0,'0'16'6189'0'0,"0"11"875"0"0,0-1-3757 0 0,0-12-3119 0 0,-1 0 0 0 0,-1 0 0 0 0,0-1 0 0 0,-1 1 0 0 0,0 0 0 0 0,-10 22 0 0 0,15-34 768 0 0,5-3-382 0 0,16-7-124 0 0,2 1-44 0 0,-23 6-395 0 0,1 1 0 0 0,-1 1-1 0 0,0-1 1 0 0,1 0 0 0 0,-1 1-1 0 0,0-1 1 0 0,1 1 0 0 0,-1-1-1 0 0,0 1 1 0 0,0 0 0 0 0,0 0-1 0 0,0 0 1 0 0,0 0 0 0 0,0 1-1 0 0,0-1 1 0 0,0 0 0 0 0,0 1-1 0 0,0 0 1 0 0,-1-1 0 0 0,3 3-1 0 0,3 6-122 0 0,0-1-1 0 0,-1 1 0 0 0,7 12 0 0 0,-9-14-18 0 0,1 1 1 0 0,0-1-1 0 0,8 10 0 0 0,-11-16 108 0 0,1 0 0 0 0,-1 0 0 0 0,0 1 0 0 0,1-2-1 0 0,-1 1 1 0 0,1 0 0 0 0,0 0 0 0 0,-1-1 0 0 0,1 0 0 0 0,0 1-1 0 0,0-1 1 0 0,0 0 0 0 0,0 0 0 0 0,0-1 0 0 0,0 1 0 0 0,0-1-1 0 0,0 1 1 0 0,6-1 0 0 0,-4-1 9 0 0,0 0-1 0 0,0 0 1 0 0,0 0 0 0 0,-1 0-1 0 0,1-1 1 0 0,0 0-1 0 0,-1 0 1 0 0,1 0-1 0 0,-1-1 1 0 0,8-5 0 0 0,-3 1 28 0 0,-1 0-1 0 0,1-1 1 0 0,-1 0 0 0 0,-1 0 0 0 0,0-1 0 0 0,0 0 0 0 0,0 0 0 0 0,-1 0-1 0 0,8-20 1 0 0,-13 28-12 0 0,0 0 1 0 0,-1 0-1 0 0,1 0 0 0 0,-1-1 0 0 0,1 1 0 0 0,-1 0 0 0 0,0-1 1 0 0,1 1-1 0 0,-1 0 0 0 0,0-1 0 0 0,0 1 0 0 0,0-1 0 0 0,0 1 1 0 0,0 0-1 0 0,0-1 0 0 0,0 1 0 0 0,-1-1 0 0 0,1 1 0 0 0,0 0 1 0 0,-1 0-1 0 0,1-1 0 0 0,-1 1 0 0 0,-1-2 0 0 0,1 2-3 0 0,0 0 0 0 0,0 0 0 0 0,-1 0-1 0 0,1 1 1 0 0,0-1 0 0 0,-1 0 0 0 0,1 1 0 0 0,0-1-1 0 0,-1 1 1 0 0,1 0 0 0 0,-1-1 0 0 0,1 1 0 0 0,-1 0-1 0 0,1 0 1 0 0,-1 0 0 0 0,1 0 0 0 0,-3 0 0 0 0,-5 1-6 0 0,0 1 1 0 0,0 0 0 0 0,0 0 0 0 0,1 1-1 0 0,-16 6 1 0 0,-22 20-4 0 0,42-27 13 0 0,0 1-1 0 0,1 0 0 0 0,-1 1 1 0 0,1-1-1 0 0,0 0 0 0 0,0 1 1 0 0,0 0-1 0 0,0 0 1 0 0,-3 6-1 0 0,6-9 1 0 0,0-1-1 0 0,0 1 1 0 0,-1-1-1 0 0,1 1 1 0 0,0 0-1 0 0,0-1 1 0 0,0 1 0 0 0,0-1-1 0 0,-1 1 1 0 0,1 0-1 0 0,0-1 1 0 0,0 1 0 0 0,0 0-1 0 0,0-1 1 0 0,1 1-1 0 0,-1-1 1 0 0,0 1 0 0 0,0 0-1 0 0,0-1 1 0 0,0 1-1 0 0,1-1 1 0 0,-1 1-1 0 0,0 0 1 0 0,0-1 0 0 0,1 1-1 0 0,-1-1 1 0 0,1 1-1 0 0,-1-1 1 0 0,1 1 0 0 0,1 0 0 0 0,-1 0 1 0 0,1 0 0 0 0,-1 0 0 0 0,1-1 0 0 0,-1 1 0 0 0,1-1-1 0 0,0 1 1 0 0,-1-1 0 0 0,1 0 0 0 0,0 1 0 0 0,1-1 0 0 0,5 0 3 0 0,1 0 0 0 0,-1-1 0 0 0,12-1 0 0 0,-7-1-2 0 0,-1-1 0 0 0,0 0 0 0 0,0 0 0 0 0,-1-1 0 0 0,1-1-1 0 0,-1 0 1 0 0,0 0 0 0 0,-1-1 0 0 0,16-14 0 0 0,-3 1 59 0 0,-1-1-1 0 0,35-46 1 0 0,-57 67-65 0 0,0 0 1 0 0,0 0-1 0 0,0 0 1 0 0,0 0-1 0 0,0 0 0 0 0,0 1 1 0 0,0-1-1 0 0,0 0 1 0 0,1 0-1 0 0,-1 0 0 0 0,0 0 1 0 0,0 0-1 0 0,0 0 0 0 0,0 0 1 0 0,0 0-1 0 0,0 0 1 0 0,0 0-1 0 0,0 0 0 0 0,0 0 1 0 0,1 0-1 0 0,-1 1 1 0 0,0-1-1 0 0,0 0 0 0 0,0 0 1 0 0,0 0-1 0 0,0 0 1 0 0,0 0-1 0 0,0 0 0 0 0,1 0 1 0 0,-1 0-1 0 0,0 0 0 0 0,0 0 1 0 0,0 0-1 0 0,0-1 1 0 0,0 1-1 0 0,0 0 0 0 0,0 0 1 0 0,1 0-1 0 0,-1 0 1 0 0,0 0-1 0 0,0 0 0 0 0,0 0 1 0 0,0 0-1 0 0,0 0 0 0 0,0 0 1 0 0,0 0-1 0 0,0 0 1 0 0,0 0-1 0 0,1-1 0 0 0,-1 1 1 0 0,0 0-1 0 0,0 0 1 0 0,0 0-1 0 0,0 0 0 0 0,0 0 1 0 0,0 0-1 0 0,0 0 1 0 0,0 0-1 0 0,0-1 0 0 0,0 1 1 0 0,0 0-1 0 0,0 0 0 0 0,0 0 1 0 0,0 0-1 0 0,0 0 1 0 0,0-1-1 0 0,-2 16-14 0 0,-8 19-13 0 0,-51 157 50 0 0,36-109 44 0 0,23-74 82 0 0,4-7-64 0 0,9-12-50 0 0,13-24-89 0 0,-12 12 41 0 0,1 1-1 0 0,1 1 1 0 0,1 0-1 0 0,1 1 1 0 0,21-22-1 0 0,-36 41 18 0 0,-1 0-1 0 0,1 1 1 0 0,0-1-1 0 0,0 1 1 0 0,-1-1-1 0 0,1 1 1 0 0,0-1 0 0 0,0 1-1 0 0,0 0 1 0 0,-1-1-1 0 0,1 1 1 0 0,0 0-1 0 0,0 0 1 0 0,0-1 0 0 0,0 1-1 0 0,0 0 1 0 0,0 0-1 0 0,0 0 1 0 0,0 0-1 0 0,0 0 1 0 0,0 0-1 0 0,-1 1 1 0 0,3-1 0 0 0,-1 1-4 0 0,0 0 0 0 0,0 0 0 0 0,0 0 0 0 0,0 0 0 0 0,-1 1 0 0 0,1-1 0 0 0,0 0 1 0 0,-1 1-1 0 0,1-1 0 0 0,1 3 0 0 0,3 5-239 0 0,0 1 0 0 0,0-1 0 0 0,6 13 0 0 0,-9-15-176 0 0,-2-4 129 0 0,1 1 1 0 0,0-1-1 0 0,0 0 0 0 0,0 1 1 0 0,1-1-1 0 0,-1 0 0 0 0,1 0 1 0 0,-1-1-1 0 0,1 1 0 0 0,5 3 1 0 0,-7-5 304 0 0,0-1 1 0 0,1 1-1 0 0,0-1 0 0 0,-1 1 1 0 0,1-1-1 0 0,-1 1 1 0 0,1-1-1 0 0,-1 0 1 0 0,1 0-1 0 0,0 0 1 0 0,-1 0-1 0 0,1 0 1 0 0,0 0-1 0 0,-1 0 1 0 0,1 0-1 0 0,-1-1 0 0 0,1 1 1 0 0,0-1-1 0 0,-1 1 1 0 0,1-1-1 0 0,-1 1 1 0 0,0-1-1 0 0,1 0 1 0 0,-1 0-1 0 0,1 0 1 0 0,1-2-1 0 0,0 1 5 0 0,0 0-1 0 0,1-1 1 0 0,-1 1 0 0 0,1 0 0 0 0,-1 1-1 0 0,6-3 1 0 0,-7 4-447 0 0,1-1 0 0 0,-1 1 0 0 0,0 0 0 0 0,0 0 0 0 0,0 0 1 0 0,1 1-1 0 0,-1-1 0 0 0,0 0 0 0 0,0 1 0 0 0,0-1 0 0 0,0 1 0 0 0,4 1 0 0 0,20 7-2931 0 0,18 5 482 0 0</inkml:trace>
   <inkml:trace contextRef="#ctx0" brushRef="#br0" timeOffset="43902.23">1551 3972 7281 0 0,'2'-3'4081'0'0,"5"-5"6415"0"0,-3 1-5438 0 0,-4 6-4981 0 0,0 1 1 0 0,-1-1 0 0 0,1 0 0 0 0,0 1 0 0 0,0-1 0 0 0,-1 1 0 0 0,1-1 0 0 0,0 1-1 0 0,-1-1 1 0 0,1 1 0 0 0,0 0 0 0 0,-1-1 0 0 0,1 1 0 0 0,-1-1 0 0 0,1 1 0 0 0,-1 0-1 0 0,1-1 1 0 0,-1 1 0 0 0,1 0 0 0 0,-1-1 0 0 0,1 1 0 0 0,-1 0 0 0 0,1 0 0 0 0,-1 0-1 0 0,1-1 1 0 0,-1 1 0 0 0,1 0 0 0 0,-1 0 0 0 0,0 0 0 0 0,1 0 0 0 0,-1 0 0 0 0,1 0-1 0 0,-2 0 1 0 0,-28-5 521 0 0,-1 2 0 0 0,0 1-1 0 0,-32 1 1 0 0,34 3-1444 0 0,-44 8 1 0 0,72-10 545 0 0,-15 5-1367 0 0,12-3-1314 0 0,2 2-3338 0 0</inkml:trace>
   <inkml:trace contextRef="#ctx0" brushRef="#br0" timeOffset="44074.23">1516 4080 10965 0 0,'1'2'1522'0'0,"1"0"0"0"0,-1 0-1 0 0,1 0 1 0 0,-1 0 0 0 0,0 0 0 0 0,0 0 0 0 0,0 0-1 0 0,0 0 1 0 0,2 6 2390 0 0,-18 3-2087 0 0,-27-2-3278 0 0,-24-3-7634 0 0,38-5 5683 0 0</inkml:trace>
   <inkml:trace contextRef="#ctx0" brushRef="#br0" timeOffset="44700.02">436 4035 9517 0 0,'56'-11'10534'0'0,"-43"8"-9195"0"0,0 0 0 0 0,0-1 0 0 0,0-1 0 0 0,17-8 0 0 0,-38 9 95 0 0,-7 3-1284 0 0,-177 4 693 0 0,62 5-559 0 0,1 4 77 0 0,42 0 49 0 0,85-11-77 0 0,13-1-243 0 0,24 0-43 0 0,27-1 25 0 0,417-20 357 0 0,-523 18-284 0 0,-244 17-62 0 0,40-1 18 0 0,358-30 309 0 0,-62 12-361 0 0,97-7 520 0 0,-158 23-5863 0 0,3-4-1328 0 0,6-4 3084 0 0</inkml:trace>
@@ -7975,8 +8090,8 @@
   <inkml:trace contextRef="#ctx0" brushRef="#br0">0 0 6645 0 0,'0'0'9312'0'0,"1"13"-15341"0"0,-1-9 4326 0 0</inkml:trace>
   <inkml:trace contextRef="#ctx0" brushRef="#br0" timeOffset="157.01">58 50 8025 0 0,'5'3'4140'0'0,"-1"-1"-1980"0"0,-1 0-1060 0 0,0 1-712 0 0,-2-1-556 0 0,1 0-588 0 0,0 0-124 0 0,-2 1-76 0 0,1 0-36 0 0,-2 2-2696 0 0,1-2 2288 0 0</inkml:trace>
   <inkml:trace contextRef="#ctx0" brushRef="#br0" timeOffset="310.74">70 105 256 0 0,'0'0'864'0'0,"3"0"2344"0"0,0 2-1967 0 0,0 0-1029 0 0,-3 1-412 0 0,1-1-733 0 0,0 1-491 0 0</inkml:trace>
-  <inkml:trace contextRef="#ctx0" brushRef="#br0" timeOffset="499.93">94 139 5316 0 0,'0'0'3165'0'0,"4"1"-1293"0"0,-1-1-176 0 0,0 1-1184 0 0,0 0-744 0 0,0 1-1016 0 0,-2 0 356 0 0,0 0-2224 0 0</inkml:trace>
-  <inkml:trace contextRef="#ctx0" brushRef="#br0" timeOffset="608.46">123 160 596 0 0,'6'0'1884'0'0,"-2"-1"720"0"0,0 1-1975 0 0,-3 1-629 0 0,-2 5-2661 0 0</inkml:trace>
+  <inkml:trace contextRef="#ctx0" brushRef="#br0" timeOffset="499.92">94 139 5316 0 0,'0'0'3165'0'0,"4"1"-1293"0"0,-1-1-176 0 0,0 1-1184 0 0,0 0-744 0 0,0 1-1016 0 0,-2 0 356 0 0,0 0-2224 0 0</inkml:trace>
+  <inkml:trace contextRef="#ctx0" brushRef="#br0" timeOffset="608.45">123 160 596 0 0,'6'0'1884'0'0,"-2"-1"720"0"0,0 1-1975 0 0,-3 1-629 0 0,-2 5-2661 0 0</inkml:trace>
   <inkml:trace contextRef="#ctx0" brushRef="#br0" timeOffset="751.45">142 173 540 0 0,'0'0'884'0'0,"6"-2"212"0"0,-4 1 104 0 0,0-1 28 0 0,0 1 1125 0 0,1-2-1301 0 0,-1 2 580 0 0,0-1-1176 0 0,4 8-2728 0 0,-3-2 908 0 0,6 1 228 0 0</inkml:trace>
 </inkml:ink>
 </file>
@@ -8245,37 +8360,37 @@
     </inkml:brush>
   </inkml:definitions>
   <inkml:trace contextRef="#ctx0" brushRef="#br0">3898 1529 120 0 0,'-3'-4'899'0'0,"0"-1"1"0"0,0 0-1 0 0,0-1 1 0 0,1 1-1 0 0,0 0 1 0 0,0-1-1 0 0,0 1 1 0 0,1-1-1 0 0,0 1 1 0 0,0-1-1 0 0,0 0 1 0 0,1 1-1 0 0,-1-1 1 0 0,2-6-1 0 0,0-13 5081 0 0,10-45-1 0 0,-10 64-5018 0 0,-6 48 3941 0 0,-3 17-4101 0 0,1-17-628 0 0,-8 41 6 0 0,-3 87 1 0 0,17-167-599 0 0,1 1-1 0 0,0-1 1 0 0,0 0-1 0 0,0 0 1 0 0,0 0 0 0 0,1 1-1 0 0,-1-1 1 0 0,1 0 0 0 0,0 0-1 0 0,0 0 1 0 0,0 0 0 0 0,0 0-1 0 0,0 0 1 0 0,1 0-1 0 0,-1 0 1 0 0,1-1 0 0 0,0 1-1 0 0,0-1 1 0 0,0 1 0 0 0,0-1-1 0 0,0 1 1 0 0,1-1-1 0 0,-1 0 1 0 0,1 0 0 0 0,-1 0-1 0 0,1-1 1 0 0,0 1 0 0 0,0-1-1 0 0,3 2 1 0 0,9 2-3041 0 0</inkml:trace>
-  <inkml:trace contextRef="#ctx0" brushRef="#br0" timeOffset="257.42">4148 1543 8633 0 0,'19'-37'5905'0'0,"-2"-1"0"0"0,23-71 0 0 0,-37 102-2505 0 0,-2 18-2336 0 0,-2 18-444 0 0,-6 14-237 0 0,-2 0-1 0 0,-2-1 1 0 0,-18 48 0 0 0,-62 115-1522 0 0,89-201 1000 0 0,-6 14-2518 0 0,6 2-5908 0 0,4-10 5056 0 0</inkml:trace>
-  <inkml:trace contextRef="#ctx0" brushRef="#br0" timeOffset="764.36">4149 1908 1544 0 0,'38'2'4812'0'0,"-1"0"6269"0"0,-36-2-9518 0 0,3-1 413 0 0,-10 0 2269 0 0,-429-24 3156 0 0,423 24-7360 0 0,-46-5 47 0 0,55 5-87 0 0,-1 1 1 0 0,1-1-1 0 0,-1 0 0 0 0,1-1 0 0 0,0 1 1 0 0,-1 0-1 0 0,1-1 0 0 0,0 0 0 0 0,0 0 0 0 0,0 0 1 0 0,0 0-1 0 0,-5-5 0 0 0,2 1-1 0 0,3 0 0 0 0,0-10 0 0 0,2 9 0 0 0,1 7 0 0 0,0 0 0 0 0,0 0 0 0 0,0 0 0 0 0,0 0 0 0 0,0 0 0 0 0,1-1 0 0 0,-1 1 0 0 0,0 0 0 0 0,0 0 0 0 0,0 0 0 0 0,0 0 0 0 0,0 0 0 0 0,1 0 0 0 0,-1 0 0 0 0,0 0 0 0 0,0 0 0 0 0,0-1 0 0 0,0 1 0 0 0,1 0 0 0 0,-1 0 0 0 0,0 0 0 0 0,0 0 0 0 0,0 0 0 0 0,0 0 0 0 0,1 0 0 0 0,-1 0 0 0 0,0 0 0 0 0,0 0 0 0 0,0 0 0 0 0,0 0 0 0 0,1 0 0 0 0,-1 0 0 0 0,0 1 0 0 0,0-1 0 0 0,0 0 0 0 0,0 0 0 0 0,1 0 0 0 0,-1 0 0 0 0,0 0 0 0 0,0 0 0 0 0,0 0 0 0 0,0 0 0 0 0,0 1 0 0 0,1-1 0 0 0,-1 0 0 0 0,0 0 0 0 0,7 5 0 0 0,-7-5 0 0 0,13 14 0 0 0,-1 1 0 0 0,-1-1 0 0 0,0 2 0 0 0,13 25 0 0 0,-3-5 0 0 0,28 39 0 0 0,86 102 0 0 0,-133-175 0 0 0,-1 0 0 0 0,1-1 0 0 0,-1 1 0 0 0,1 0 0 0 0,0-1 0 0 0,0 1 0 0 0,0-1 0 0 0,0 0 0 0 0,0 0 0 0 0,0 0 0 0 0,0 0 0 0 0,0 0 0 0 0,1 0 0 0 0,-1 0 0 0 0,0-1 0 0 0,1 1 0 0 0,-1-1 0 0 0,0 0 0 0 0,1 1 0 0 0,-1-1 0 0 0,0 0 0 0 0,1 0 0 0 0,-1-1 0 0 0,3 0 0 0 0,0 0 0 0 0,-1-1 0 0 0,1 0 0 0 0,0 0 0 0 0,-1 0 0 0 0,0-1 0 0 0,0 0 0 0 0,1 0 0 0 0,-1 0 0 0 0,-1 0 0 0 0,1 0 0 0 0,3-5 0 0 0,7-9 0 0 0,0 0 0 0 0,-1-1 0 0 0,-1 0 0 0 0,-1-1 0 0 0,15-34 0 0 0,-9 12 0 0 0,21-83 0 0 0,-36 121 0 0 0,-2 2 0 0 0,0 0 0 0 0,0 0 0 0 0,1 0 0 0 0,-1 0 0 0 0,0-1 0 0 0,0 1 0 0 0,0 0 0 0 0,0 0 0 0 0,0 0 0 0 0,0 0 0 0 0,0 0 0 0 0,-1 0 0 0 0,1 0 0 0 0,0 0 0 0 0,-1-1 0 0 0,-2-7 0 0 0</inkml:trace>
-  <inkml:trace contextRef="#ctx0" brushRef="#br0" timeOffset="-4980.66">605 243 952 0 0,'16'-44'4345'0'0,"-11"32"-2632"0"0,-1 0 0 0 0,0 0 0 0 0,0 0 0 0 0,-1 0 0 0 0,0-1 0 0 0,0-17 0 0 0,-3 27-1412 0 0,0 1 1 0 0,0-1 0 0 0,-1 0 0 0 0,1 0-1 0 0,-1 0 1 0 0,0 0 0 0 0,1 1 0 0 0,-1-1-1 0 0,-1 0 1 0 0,1 1 0 0 0,0-1 0 0 0,-1 0-1 0 0,1 1 1 0 0,-1 0 0 0 0,0-1 0 0 0,-2-1-1 0 0,0 0 0 0 0,0 1-1 0 0,0 0 0 0 0,0 0 0 0 0,0 0 1 0 0,-1 0-1 0 0,0 1 0 0 0,1-1 0 0 0,-7-1 0 0 0,-6-1 184 0 0,0 1 0 0 0,0 0 0 0 0,0 1 0 0 0,-22 0 0 0 0,16 2-101 0 0,0 1 1 0 0,0 1 0 0 0,0 1 0 0 0,0 1 0 0 0,0 2 0 0 0,-41 12 0 0 0,46-10-106 0 0,-1 0 1 0 0,1 1-1 0 0,1 1 0 0 0,-1 0 0 0 0,2 2 0 0 0,-1 0 0 0 0,1 0 1 0 0,-19 20-1 0 0,31-28-275 0 0,1 1 0 0 0,-1 0 1 0 0,1 0-1 0 0,-1 0 0 0 0,1 1 1 0 0,0-1-1 0 0,1 1 0 0 0,-1 0 1 0 0,1-1-1 0 0,0 1 0 0 0,0 0 1 0 0,0 1-1 0 0,-1 7 0 0 0,3-9-3 0 0,0 0-1 0 0,0 0 1 0 0,1 1-1 0 0,-1-1 1 0 0,1 0-1 0 0,0 0 1 0 0,0 0-1 0 0,1 0 1 0 0,-1 0-1 0 0,1 0 1 0 0,-1 0-1 0 0,1-1 1 0 0,1 1-1 0 0,-1 0 1 0 0,0-1-1 0 0,1 0 1 0 0,0 1-1 0 0,4 3 1 0 0,6 6 0 0 0,1-1 0 0 0,0 0 0 0 0,1-1 0 0 0,0 0 0 0 0,1-1 0 0 0,21 10 0 0 0,108 37 0 0 0,-107-44 0 0 0,1 2 0 0 0,-2 1 0 0 0,52 31 0 0 0,-83-43 0 0 0,1 0 0 0 0,-1 1 0 0 0,0 0 0 0 0,0 0 0 0 0,-1 1 0 0 0,1 0 0 0 0,4 7 0 0 0,-9-12 0 0 0,0 1 0 0 0,0 0 0 0 0,0-1 0 0 0,0 1 0 0 0,0 0 0 0 0,0 0 0 0 0,-1-1 0 0 0,1 1 0 0 0,-1 0 0 0 0,0 0 0 0 0,1 0 0 0 0,-1 0 0 0 0,0 0 0 0 0,0 0 0 0 0,0 0 0 0 0,0-1 0 0 0,0 1 0 0 0,-1 0 0 0 0,1 0 0 0 0,-1 0 0 0 0,1 0 0 0 0,-1 0 0 0 0,0-1 0 0 0,1 1 0 0 0,-1 0 0 0 0,0 0 0 0 0,0-1 0 0 0,0 1 0 0 0,0-1 0 0 0,-1 1 0 0 0,1-1 0 0 0,0 1 0 0 0,-4 1 0 0 0,-4 4 0 0 0,-1 0 0 0 0,-1-1 0 0 0,1 0 0 0 0,-1 0 0 0 0,0-2 0 0 0,0 1 0 0 0,-1-1 0 0 0,1-1 0 0 0,-13 2 0 0 0,-26 6 0 0 0,0-3 0 0 0,0-1 0 0 0,0-3 0 0 0,-1-3 0 0 0,0-1 0 0 0,-92-13 0 0 0,139 12 0 0 0,2 1 0 0 0,-1 0 0 0 0,0 0 0 0 0,1-1 0 0 0,-1 1 0 0 0,1-1 0 0 0,-1 0 0 0 0,0 0 0 0 0,1 0 0 0 0,-1 0 0 0 0,1 0 0 0 0,0-1 0 0 0,-4-2 0 0 0,6 4 1 0 0,0 0 1 0 0,-1-1-1 0 0,1 1 1 0 0,0 0-1 0 0,0 0 1 0 0,0-1-1 0 0,0 1 0 0 0,0 0 1 0 0,0 0-1 0 0,0-1 1 0 0,0 1-1 0 0,0 0 0 0 0,0-1 1 0 0,0 1-1 0 0,0 0 1 0 0,0 0-1 0 0,0-1 1 0 0,0 1-1 0 0,0 0 0 0 0,0 0 1 0 0,0-1-1 0 0,1 1 1 0 0,-1 0-1 0 0,0 0 1 0 0,0-1-1 0 0,0 1 0 0 0,0 0 1 0 0,1 0-1 0 0,-1-1 1 0 0,0 1-1 0 0,0 0 1 0 0,0 0-1 0 0,1 0 0 0 0,-1-1 1 0 0,0 1-1 0 0,0 0 1 0 0,1 0-1 0 0,-1 0 0 0 0,1 0 1 0 0,10-6-218 0 0,-11 6 146 0 0,27-10-4449 0 0,29-6 1 0 0,-27 8 2932 0 0,40-11-2167 0 0</inkml:trace>
-  <inkml:trace contextRef="#ctx0" brushRef="#br0" timeOffset="-4042.91">1024 435 8981 0 0,'8'-32'10295'0'0,"-5"-1"-4542"0"0,-2 23-4824 0 0,0 0 0 0 0,1-1 0 0 0,4-16 0 0 0,-5 23-748 0 0,1 1 0 0 0,-1-1 0 0 0,1 1 0 0 0,0 0 0 0 0,0 0 0 0 0,0 0 0 0 0,0 0 0 0 0,0 0 1 0 0,1 0-1 0 0,-1 0 0 0 0,1 1 0 0 0,0 0 0 0 0,0-1 0 0 0,5-2 0 0 0,-5 3-161 0 0,1-1 0 0 0,0 1 0 0 0,0 0 0 0 0,0 1 0 0 0,0-1 0 0 0,1 1 0 0 0,-1 0 0 0 0,0 0 0 0 0,0 0 0 0 0,1 0 0 0 0,-1 1 0 0 0,1 0 0 0 0,-1 0 0 0 0,1 0 0 0 0,-1 0 0 0 0,0 1 0 0 0,6 1 0 0 0,-4 0 13 0 0,-1 0 0 0 0,0 0 0 0 0,0 1 1 0 0,0-1-1 0 0,0 1 0 0 0,0 0 0 0 0,-1 1 0 0 0,1-1 1 0 0,-1 1-1 0 0,0 0 0 0 0,0 0 0 0 0,4 6 0 0 0,-2-1 2 0 0,0 0-1 0 0,0 0 0 0 0,-1 0 1 0 0,0 1-1 0 0,-1 0 0 0 0,0 0 1 0 0,0 0-1 0 0,-1 0 0 0 0,0 0 0 0 0,-1 1 1 0 0,-1 0-1 0 0,1-1 0 0 0,-2 1 1 0 0,0 15-1 0 0,-1-12-34 0 0,-1-1 0 0 0,-1 1 0 0 0,0-1 0 0 0,-1 0 0 0 0,0 0 0 0 0,-1 0 0 0 0,0 0 0 0 0,-1-1 0 0 0,-1 0 0 0 0,-9 14 0 0 0,11-19 0 0 0,0-1 0 0 0,-1 0 0 0 0,0 0 0 0 0,0 0 0 0 0,0 0 0 0 0,-1-1 0 0 0,0 0 0 0 0,0-1 0 0 0,0 1 0 0 0,0-1 0 0 0,-1-1 0 0 0,0 1 0 0 0,0-1 0 0 0,0-1 0 0 0,0 0 0 0 0,0 0 0 0 0,0 0 0 0 0,-13 0 0 0 0,11-1 0 0 0,0-1 0 0 0,0 0 0 0 0,0-1 0 0 0,-1 0 0 0 0,1-1 0 0 0,0 0 0 0 0,1 0 0 0 0,-1-1 0 0 0,-13-6 0 0 0,20 7 0 0 0,0 1 0 0 0,0-1 0 0 0,0 0 0 0 0,0 1 0 0 0,0-2 0 0 0,0 1 0 0 0,0 0 0 0 0,1 0 0 0 0,-1-1 0 0 0,1 0 0 0 0,0 1 0 0 0,0-1 0 0 0,0 0 0 0 0,0 0 0 0 0,0 0 0 0 0,1 0 0 0 0,-1-1 0 0 0,1 1 0 0 0,0 0 0 0 0,0-1 0 0 0,0 1 0 0 0,0 0 0 0 0,1-1 0 0 0,-1 1 0 0 0,1-1 0 0 0,0 1 0 0 0,0-1 0 0 0,0 1 0 0 0,0-1 0 0 0,2-6 0 0 0,0 1 0 0 0,1 0 0 0 0,0 1 0 0 0,0-1 0 0 0,1 0 0 0 0,0 1 0 0 0,1 0 0 0 0,-1 0 0 0 0,2 0 0 0 0,-1 0 0 0 0,1 1 0 0 0,0 0 0 0 0,1 0 0 0 0,-1 1 0 0 0,1-1 0 0 0,1 2 0 0 0,-1-1 0 0 0,1 1 0 0 0,14-7 0 0 0,11-5 0 0 0,2 3 0 0 0,0 1 0 0 0,51-13 0 0 0,-31 11 0 0 0,-39 10 0 0 0,0 0 0 0 0,-1-1 0 0 0,1-1 0 0 0,-1-1 0 0 0,25-16 0 0 0,-32 18 0 0 0,-1 0 0 0 0,0-1 0 0 0,0 1 0 0 0,-1-2 0 0 0,1 1 0 0 0,-2 0 0 0 0,1-1 0 0 0,-1 0 0 0 0,0-1 0 0 0,-1 1 0 0 0,6-15 0 0 0,-7 62 0 0 0,1 134 0 0 0,36 227 0 0 0,-37-379 0 0 0,1 2 0 0 0,-2 0 0 0 0,0 0 0 0 0,-1 1 0 0 0,-3 26 0 0 0,0-45 0 0 0,2-5 0 0 0,0 1 0 0 0,0-1 0 0 0,-1 0 0 0 0,1 0 0 0 0,0 1 0 0 0,-1-1 0 0 0,1 0 0 0 0,0 0 0 0 0,-1 1 0 0 0,1-1 0 0 0,-1 0 0 0 0,1 0 0 0 0,0 0 0 0 0,-1 0 0 0 0,1 0 0 0 0,-1 0 0 0 0,1 0 0 0 0,0 1 0 0 0,-1-1 0 0 0,1 0 0 0 0,-1-1 0 0 0,1 1 0 0 0,0 0 0 0 0,-1 0 0 0 0,1 0 0 0 0,-1 0 0 0 0,1 0 0 0 0,0 0 0 0 0,-1 0 0 0 0,1 0 0 0 0,-1-1 0 0 0,1 1 0 0 0,0 0 0 0 0,-1 0 0 0 0,1-1 0 0 0,0 1 0 0 0,0 0 0 0 0,-1 0 0 0 0,1-1 0 0 0,0 1 0 0 0,-1 0 0 0 0,1-1 0 0 0,-6-4 0 0 0,1-1 0 0 0,0 1 0 0 0,0-1 0 0 0,0 0 0 0 0,1 0 0 0 0,0-1 0 0 0,0 1 0 0 0,-4-12 0 0 0,-19-56 0 0 0,26 73 0 0 0,-8-30 0 0 0,2-1 0 0 0,1 1 0 0 0,2-1 0 0 0,0-1 0 0 0,3 1 0 0 0,0 0 0 0 0,2 0 0 0 0,2-1 0 0 0,12-60 0 0 0,-12 80 0 0 0,1 0 0 0 0,0 1 0 0 0,1-1 0 0 0,0 1 0 0 0,1 0 0 0 0,1 0 0 0 0,0 1 0 0 0,0-1 0 0 0,1 2 0 0 0,16-18 0 0 0,-19 22 0 0 0,1 1 0 0 0,-1 1 0 0 0,1-1 0 0 0,0 1 0 0 0,0 0 0 0 0,1 0 0 0 0,-1 1 0 0 0,1 0 0 0 0,0 0 0 0 0,0 0 0 0 0,0 1 0 0 0,0 0 0 0 0,0 1 0 0 0,0-1 0 0 0,1 1 0 0 0,-1 1 0 0 0,0-1 0 0 0,1 1 0 0 0,-1 1 0 0 0,0-1 0 0 0,9 3 0 0 0,-2 0 0 0 0,1 0 0 0 0,-1 2 0 0 0,0 0 0 0 0,0 0 0 0 0,0 1 0 0 0,-1 1 0 0 0,22 14 0 0 0,-31-19 0 0 0,0 1 0 0 0,0 0 0 0 0,-1 1 0 0 0,1-1 0 0 0,-1 1 0 0 0,1-1 0 0 0,-1 1 0 0 0,0 0 0 0 0,0 0 0 0 0,-1 1 0 0 0,1-1 0 0 0,-1 1 0 0 0,0-1 0 0 0,0 1 0 0 0,-1-1 0 0 0,1 1 0 0 0,-1 0 0 0 0,0 0 0 0 0,0 0 0 0 0,-1 0 0 0 0,1 0 0 0 0,-1 0 0 0 0,0 0 0 0 0,-1 0 0 0 0,1 0 0 0 0,-1-1 0 0 0,0 1 0 0 0,-2 7 0 0 0,-1 0 0 0 0,-1-1 0 0 0,0 0 0 0 0,-1 0 0 0 0,0 0 0 0 0,0 0 0 0 0,-1-1 0 0 0,0 0 0 0 0,-1-1 0 0 0,0 0 0 0 0,-1 0 0 0 0,0 0 0 0 0,-14 9 0 0 0,8-8 0 0 0,1 0 0 0 0,-1-1 0 0 0,-1-1 0 0 0,0-1 0 0 0,0 0 0 0 0,0-1 0 0 0,-1-1 0 0 0,-26 6 0 0 0,22-9-188 0 0,4-2-752 0 0</inkml:trace>
+  <inkml:trace contextRef="#ctx0" brushRef="#br0" timeOffset="257.41">4148 1543 8633 0 0,'19'-37'5905'0'0,"-2"-1"0"0"0,23-71 0 0 0,-37 102-2505 0 0,-2 18-2336 0 0,-2 18-444 0 0,-6 14-237 0 0,-2 0-1 0 0,-2-1 1 0 0,-18 48 0 0 0,-62 115-1522 0 0,89-201 1000 0 0,-6 14-2518 0 0,6 2-5908 0 0,4-10 5056 0 0</inkml:trace>
+  <inkml:trace contextRef="#ctx0" brushRef="#br0" timeOffset="764.35">4149 1908 1544 0 0,'38'2'4812'0'0,"-1"0"6269"0"0,-36-2-9518 0 0,3-1 413 0 0,-10 0 2269 0 0,-429-24 3156 0 0,423 24-7360 0 0,-46-5 47 0 0,55 5-87 0 0,-1 1 1 0 0,1-1-1 0 0,-1 0 0 0 0,1-1 0 0 0,0 1 1 0 0,-1 0-1 0 0,1-1 0 0 0,0 0 0 0 0,0 0 0 0 0,0 0 1 0 0,0 0-1 0 0,-5-5 0 0 0,2 1-1 0 0,3 0 0 0 0,0-10 0 0 0,2 9 0 0 0,1 7 0 0 0,0 0 0 0 0,0 0 0 0 0,0 0 0 0 0,0 0 0 0 0,0 0 0 0 0,1-1 0 0 0,-1 1 0 0 0,0 0 0 0 0,0 0 0 0 0,0 0 0 0 0,0 0 0 0 0,0 0 0 0 0,1 0 0 0 0,-1 0 0 0 0,0 0 0 0 0,0 0 0 0 0,0-1 0 0 0,0 1 0 0 0,1 0 0 0 0,-1 0 0 0 0,0 0 0 0 0,0 0 0 0 0,0 0 0 0 0,0 0 0 0 0,1 0 0 0 0,-1 0 0 0 0,0 0 0 0 0,0 0 0 0 0,0 0 0 0 0,0 0 0 0 0,1 0 0 0 0,-1 0 0 0 0,0 1 0 0 0,0-1 0 0 0,0 0 0 0 0,0 0 0 0 0,1 0 0 0 0,-1 0 0 0 0,0 0 0 0 0,0 0 0 0 0,0 0 0 0 0,0 0 0 0 0,0 1 0 0 0,1-1 0 0 0,-1 0 0 0 0,0 0 0 0 0,7 5 0 0 0,-7-5 0 0 0,13 14 0 0 0,-1 1 0 0 0,-1-1 0 0 0,0 2 0 0 0,13 25 0 0 0,-3-5 0 0 0,28 39 0 0 0,86 102 0 0 0,-133-175 0 0 0,-1 0 0 0 0,1-1 0 0 0,-1 1 0 0 0,1 0 0 0 0,0-1 0 0 0,0 1 0 0 0,0-1 0 0 0,0 0 0 0 0,0 0 0 0 0,0 0 0 0 0,0 0 0 0 0,0 0 0 0 0,1 0 0 0 0,-1 0 0 0 0,0-1 0 0 0,1 1 0 0 0,-1-1 0 0 0,0 0 0 0 0,1 1 0 0 0,-1-1 0 0 0,0 0 0 0 0,1 0 0 0 0,-1-1 0 0 0,3 0 0 0 0,0 0 0 0 0,-1-1 0 0 0,1 0 0 0 0,0 0 0 0 0,-1 0 0 0 0,0-1 0 0 0,0 0 0 0 0,1 0 0 0 0,-1 0 0 0 0,-1 0 0 0 0,1 0 0 0 0,3-5 0 0 0,7-9 0 0 0,0 0 0 0 0,-1-1 0 0 0,-1 0 0 0 0,-1-1 0 0 0,15-34 0 0 0,-9 12 0 0 0,21-83 0 0 0,-36 121 0 0 0,-2 2 0 0 0,0 0 0 0 0,0 0 0 0 0,1 0 0 0 0,-1 0 0 0 0,0-1 0 0 0,0 1 0 0 0,0 0 0 0 0,0 0 0 0 0,0 0 0 0 0,0 0 0 0 0,0 0 0 0 0,-1 0 0 0 0,1 0 0 0 0,0 0 0 0 0,-1-1 0 0 0,-2-7 0 0 0</inkml:trace>
+  <inkml:trace contextRef="#ctx0" brushRef="#br0" timeOffset="-4980.67">605 243 952 0 0,'16'-44'4345'0'0,"-11"32"-2632"0"0,-1 0 0 0 0,0 0 0 0 0,0 0 0 0 0,-1 0 0 0 0,0-1 0 0 0,0-17 0 0 0,-3 27-1412 0 0,0 1 1 0 0,0-1 0 0 0,-1 0 0 0 0,1 0-1 0 0,-1 0 1 0 0,0 0 0 0 0,1 1 0 0 0,-1-1-1 0 0,-1 0 1 0 0,1 1 0 0 0,0-1 0 0 0,-1 0-1 0 0,1 1 1 0 0,-1 0 0 0 0,0-1 0 0 0,-2-1-1 0 0,0 0 0 0 0,0 1-1 0 0,0 0 0 0 0,0 0 0 0 0,0 0 1 0 0,-1 0-1 0 0,0 1 0 0 0,1-1 0 0 0,-7-1 0 0 0,-6-1 184 0 0,0 1 0 0 0,0 0 0 0 0,0 1 0 0 0,-22 0 0 0 0,16 2-101 0 0,0 1 1 0 0,0 1 0 0 0,0 1 0 0 0,0 1 0 0 0,0 2 0 0 0,-41 12 0 0 0,46-10-106 0 0,-1 0 1 0 0,1 1-1 0 0,1 1 0 0 0,-1 0 0 0 0,2 2 0 0 0,-1 0 0 0 0,1 0 1 0 0,-19 20-1 0 0,31-28-275 0 0,1 1 0 0 0,-1 0 1 0 0,1 0-1 0 0,-1 0 0 0 0,1 1 1 0 0,0-1-1 0 0,1 1 0 0 0,-1 0 1 0 0,1-1-1 0 0,0 1 0 0 0,0 0 1 0 0,0 1-1 0 0,-1 7 0 0 0,3-9-3 0 0,0 0-1 0 0,0 0 1 0 0,1 1-1 0 0,-1-1 1 0 0,1 0-1 0 0,0 0 1 0 0,0 0-1 0 0,1 0 1 0 0,-1 0-1 0 0,1 0 1 0 0,-1 0-1 0 0,1-1 1 0 0,1 1-1 0 0,-1 0 1 0 0,0-1-1 0 0,1 0 1 0 0,0 1-1 0 0,4 3 1 0 0,6 6 0 0 0,1-1 0 0 0,0 0 0 0 0,1-1 0 0 0,0 0 0 0 0,1-1 0 0 0,21 10 0 0 0,108 37 0 0 0,-107-44 0 0 0,1 2 0 0 0,-2 1 0 0 0,52 31 0 0 0,-83-43 0 0 0,1 0 0 0 0,-1 1 0 0 0,0 0 0 0 0,0 0 0 0 0,-1 1 0 0 0,1 0 0 0 0,4 7 0 0 0,-9-12 0 0 0,0 1 0 0 0,0 0 0 0 0,0-1 0 0 0,0 1 0 0 0,0 0 0 0 0,0 0 0 0 0,-1-1 0 0 0,1 1 0 0 0,-1 0 0 0 0,0 0 0 0 0,1 0 0 0 0,-1 0 0 0 0,0 0 0 0 0,0 0 0 0 0,0 0 0 0 0,0-1 0 0 0,0 1 0 0 0,-1 0 0 0 0,1 0 0 0 0,-1 0 0 0 0,1 0 0 0 0,-1 0 0 0 0,0-1 0 0 0,1 1 0 0 0,-1 0 0 0 0,0 0 0 0 0,0-1 0 0 0,0 1 0 0 0,0-1 0 0 0,-1 1 0 0 0,1-1 0 0 0,0 1 0 0 0,-4 1 0 0 0,-4 4 0 0 0,-1 0 0 0 0,-1-1 0 0 0,1 0 0 0 0,-1 0 0 0 0,0-2 0 0 0,0 1 0 0 0,-1-1 0 0 0,1-1 0 0 0,-13 2 0 0 0,-26 6 0 0 0,0-3 0 0 0,0-1 0 0 0,0-3 0 0 0,-1-3 0 0 0,0-1 0 0 0,-92-13 0 0 0,139 12 0 0 0,2 1 0 0 0,-1 0 0 0 0,0 0 0 0 0,1-1 0 0 0,-1 1 0 0 0,1-1 0 0 0,-1 0 0 0 0,0 0 0 0 0,1 0 0 0 0,-1 0 0 0 0,1 0 0 0 0,0-1 0 0 0,-4-2 0 0 0,6 4 1 0 0,0 0 1 0 0,-1-1-1 0 0,1 1 1 0 0,0 0-1 0 0,0 0 1 0 0,0-1-1 0 0,0 1 0 0 0,0 0 1 0 0,0 0-1 0 0,0-1 1 0 0,0 1-1 0 0,0 0 0 0 0,0-1 1 0 0,0 1-1 0 0,0 0 1 0 0,0 0-1 0 0,0-1 1 0 0,0 1-1 0 0,0 0 0 0 0,0 0 1 0 0,0-1-1 0 0,1 1 1 0 0,-1 0-1 0 0,0 0 1 0 0,0-1-1 0 0,0 1 0 0 0,0 0 1 0 0,1 0-1 0 0,-1-1 1 0 0,0 1-1 0 0,0 0 1 0 0,0 0-1 0 0,1 0 0 0 0,-1-1 1 0 0,0 1-1 0 0,0 0 1 0 0,1 0-1 0 0,-1 0 0 0 0,1 0 1 0 0,10-6-218 0 0,-11 6 146 0 0,27-10-4449 0 0,29-6 1 0 0,-27 8 2932 0 0,40-11-2167 0 0</inkml:trace>
+  <inkml:trace contextRef="#ctx0" brushRef="#br0" timeOffset="-4042.92">1024 435 8981 0 0,'8'-32'10295'0'0,"-5"-1"-4542"0"0,-2 23-4824 0 0,0 0 0 0 0,1-1 0 0 0,4-16 0 0 0,-5 23-748 0 0,1 1 0 0 0,-1-1 0 0 0,1 1 0 0 0,0 0 0 0 0,0 0 0 0 0,0 0 0 0 0,0 0 0 0 0,0 0 1 0 0,1 0-1 0 0,-1 0 0 0 0,1 1 0 0 0,0 0 0 0 0,0-1 0 0 0,5-2 0 0 0,-5 3-161 0 0,1-1 0 0 0,0 1 0 0 0,0 0 0 0 0,0 1 0 0 0,0-1 0 0 0,1 1 0 0 0,-1 0 0 0 0,0 0 0 0 0,0 0 0 0 0,1 0 0 0 0,-1 1 0 0 0,1 0 0 0 0,-1 0 0 0 0,1 0 0 0 0,-1 0 0 0 0,0 1 0 0 0,6 1 0 0 0,-4 0 13 0 0,-1 0 0 0 0,0 0 0 0 0,0 1 1 0 0,0-1-1 0 0,0 1 0 0 0,0 0 0 0 0,-1 1 0 0 0,1-1 1 0 0,-1 1-1 0 0,0 0 0 0 0,0 0 0 0 0,4 6 0 0 0,-2-1 2 0 0,0 0-1 0 0,0 0 0 0 0,-1 0 1 0 0,0 1-1 0 0,-1 0 0 0 0,0 0 1 0 0,0 0-1 0 0,-1 0 0 0 0,0 0 0 0 0,-1 1 1 0 0,-1 0-1 0 0,1-1 0 0 0,-2 1 1 0 0,0 15-1 0 0,-1-12-34 0 0,-1-1 0 0 0,-1 1 0 0 0,0-1 0 0 0,-1 0 0 0 0,0 0 0 0 0,-1 0 0 0 0,0 0 0 0 0,-1-1 0 0 0,-1 0 0 0 0,-9 14 0 0 0,11-19 0 0 0,0-1 0 0 0,-1 0 0 0 0,0 0 0 0 0,0 0 0 0 0,0 0 0 0 0,-1-1 0 0 0,0 0 0 0 0,0-1 0 0 0,0 1 0 0 0,0-1 0 0 0,-1-1 0 0 0,0 1 0 0 0,0-1 0 0 0,0-1 0 0 0,0 0 0 0 0,0 0 0 0 0,0 0 0 0 0,-13 0 0 0 0,11-1 0 0 0,0-1 0 0 0,0 0 0 0 0,0-1 0 0 0,-1 0 0 0 0,1-1 0 0 0,0 0 0 0 0,1 0 0 0 0,-1-1 0 0 0,-13-6 0 0 0,20 7 0 0 0,0 1 0 0 0,0-1 0 0 0,0 0 0 0 0,0 1 0 0 0,0-2 0 0 0,0 1 0 0 0,0 0 0 0 0,1 0 0 0 0,-1-1 0 0 0,1 0 0 0 0,0 1 0 0 0,0-1 0 0 0,0 0 0 0 0,0 0 0 0 0,0 0 0 0 0,1 0 0 0 0,-1-1 0 0 0,1 1 0 0 0,0 0 0 0 0,0-1 0 0 0,0 1 0 0 0,0 0 0 0 0,1-1 0 0 0,-1 1 0 0 0,1-1 0 0 0,0 1 0 0 0,0-1 0 0 0,0 1 0 0 0,0-1 0 0 0,2-6 0 0 0,0 1 0 0 0,1 0 0 0 0,0 1 0 0 0,0-1 0 0 0,1 0 0 0 0,0 1 0 0 0,1 0 0 0 0,-1 0 0 0 0,2 0 0 0 0,-1 0 0 0 0,1 1 0 0 0,0 0 0 0 0,1 0 0 0 0,-1 1 0 0 0,1-1 0 0 0,1 2 0 0 0,-1-1 0 0 0,1 1 0 0 0,14-7 0 0 0,11-5 0 0 0,2 3 0 0 0,0 1 0 0 0,51-13 0 0 0,-31 11 0 0 0,-39 10 0 0 0,0 0 0 0 0,-1-1 0 0 0,1-1 0 0 0,-1-1 0 0 0,25-16 0 0 0,-32 18 0 0 0,-1 0 0 0 0,0-1 0 0 0,0 1 0 0 0,-1-2 0 0 0,1 1 0 0 0,-2 0 0 0 0,1-1 0 0 0,-1 0 0 0 0,0-1 0 0 0,-1 1 0 0 0,6-15 0 0 0,-7 62 0 0 0,1 134 0 0 0,36 227 0 0 0,-37-379 0 0 0,1 2 0 0 0,-2 0 0 0 0,0 0 0 0 0,-1 1 0 0 0,-3 26 0 0 0,0-45 0 0 0,2-5 0 0 0,0 1 0 0 0,0-1 0 0 0,-1 0 0 0 0,1 0 0 0 0,0 1 0 0 0,-1-1 0 0 0,1 0 0 0 0,0 0 0 0 0,-1 1 0 0 0,1-1 0 0 0,-1 0 0 0 0,1 0 0 0 0,0 0 0 0 0,-1 0 0 0 0,1 0 0 0 0,-1 0 0 0 0,1 0 0 0 0,0 1 0 0 0,-1-1 0 0 0,1 0 0 0 0,-1-1 0 0 0,1 1 0 0 0,0 0 0 0 0,-1 0 0 0 0,1 0 0 0 0,-1 0 0 0 0,1 0 0 0 0,0 0 0 0 0,-1 0 0 0 0,1 0 0 0 0,-1-1 0 0 0,1 1 0 0 0,0 0 0 0 0,-1 0 0 0 0,1-1 0 0 0,0 1 0 0 0,0 0 0 0 0,-1 0 0 0 0,1-1 0 0 0,0 1 0 0 0,-1 0 0 0 0,1-1 0 0 0,-6-4 0 0 0,1-1 0 0 0,0 1 0 0 0,0-1 0 0 0,0 0 0 0 0,1 0 0 0 0,0-1 0 0 0,0 1 0 0 0,-4-12 0 0 0,-19-56 0 0 0,26 73 0 0 0,-8-30 0 0 0,2-1 0 0 0,1 1 0 0 0,2-1 0 0 0,0-1 0 0 0,3 1 0 0 0,0 0 0 0 0,2 0 0 0 0,2-1 0 0 0,12-60 0 0 0,-12 80 0 0 0,1 0 0 0 0,0 1 0 0 0,1-1 0 0 0,0 1 0 0 0,1 0 0 0 0,1 0 0 0 0,0 1 0 0 0,0-1 0 0 0,1 2 0 0 0,16-18 0 0 0,-19 22 0 0 0,1 1 0 0 0,-1 1 0 0 0,1-1 0 0 0,0 1 0 0 0,0 0 0 0 0,1 0 0 0 0,-1 1 0 0 0,1 0 0 0 0,0 0 0 0 0,0 0 0 0 0,0 1 0 0 0,0 0 0 0 0,0 1 0 0 0,0-1 0 0 0,1 1 0 0 0,-1 1 0 0 0,0-1 0 0 0,1 1 0 0 0,-1 1 0 0 0,0-1 0 0 0,9 3 0 0 0,-2 0 0 0 0,1 0 0 0 0,-1 2 0 0 0,0 0 0 0 0,0 0 0 0 0,0 1 0 0 0,-1 1 0 0 0,22 14 0 0 0,-31-19 0 0 0,0 1 0 0 0,0 0 0 0 0,-1 1 0 0 0,1-1 0 0 0,-1 1 0 0 0,1-1 0 0 0,-1 1 0 0 0,0 0 0 0 0,0 0 0 0 0,-1 1 0 0 0,1-1 0 0 0,-1 1 0 0 0,0-1 0 0 0,0 1 0 0 0,-1-1 0 0 0,1 1 0 0 0,-1 0 0 0 0,0 0 0 0 0,0 0 0 0 0,-1 0 0 0 0,1 0 0 0 0,-1 0 0 0 0,0 0 0 0 0,-1 0 0 0 0,1 0 0 0 0,-1-1 0 0 0,0 1 0 0 0,-2 7 0 0 0,-1 0 0 0 0,-1-1 0 0 0,0 0 0 0 0,-1 0 0 0 0,0 0 0 0 0,0 0 0 0 0,-1-1 0 0 0,0 0 0 0 0,-1-1 0 0 0,0 0 0 0 0,-1 0 0 0 0,0 0 0 0 0,-14 9 0 0 0,8-8 0 0 0,1 0 0 0 0,-1-1 0 0 0,-1-1 0 0 0,0-1 0 0 0,0 0 0 0 0,0-1 0 0 0,-1-1 0 0 0,-26 6 0 0 0,22-9-188 0 0,4-2-752 0 0</inkml:trace>
   <inkml:trace contextRef="#ctx0" brushRef="#br0" timeOffset="-3748.13">2372 157 11889 0 0,'3'-6'2045'0'0,"0"-1"-1"0"0,-1 1 1 0 0,0-1-1 0 0,2-7 1 0 0,-3 8-1138 0 0,0-1 1 0 0,0 1-1 0 0,0-1 0 0 0,-1-11 0 0 0,-1 15-772 0 0,1-1 1 0 0,0 1-1 0 0,-1-1 0 0 0,0 1 0 0 0,1 0 0 0 0,-1-1 0 0 0,-1 1 0 0 0,1 0 0 0 0,0 0 0 0 0,-1-1 0 0 0,0 1 0 0 0,1 0 0 0 0,-1 0 1 0 0,-1 1-1 0 0,1-1 0 0 0,0 0 0 0 0,-1 1 0 0 0,1-1 0 0 0,-1 1 0 0 0,0 0 0 0 0,1 0 0 0 0,-6-3 0 0 0,7 5-91 0 0,-1-1-1 0 0,1 1 1 0 0,-1 0-1 0 0,1-1 1 0 0,0 1-1 0 0,-1 0 0 0 0,0 0 1 0 0,1 0-1 0 0,-1 0 1 0 0,1 0-1 0 0,-1 0 1 0 0,1 0-1 0 0,-1 0 1 0 0,1 1-1 0 0,0-1 0 0 0,-1 0 1 0 0,1 1-1 0 0,-1-1 1 0 0,1 1-1 0 0,0 0 1 0 0,-1 0-1 0 0,1-1 1 0 0,0 1-1 0 0,-2 1 0 0 0,-27 28 375 0 0,26-25-327 0 0,-11 15-5 0 0,1 0 0 0 0,1 1 0 0 0,1 1 0 0 0,0 0 0 0 0,2 1 0 0 0,1 0 0 0 0,0 1 0 0 0,2-1 0 0 0,-7 36 0 0 0,4 5 100 0 0,2 0-1 0 0,0 92 1 0 0,7-116-186 0 0,3 1 0 0 0,1 0 0 0 0,2-1 0 0 0,13 51 0 0 0,-14-72 0 0 0,2 0 0 0 0,10 26 0 0 0,-13-39 0 0 0,0-1 0 0 0,0 1 0 0 0,0 0 0 0 0,1-1 0 0 0,0 0 0 0 0,0 1 0 0 0,0-1 0 0 0,1-1 0 0 0,0 1 0 0 0,0-1 0 0 0,10 7 0 0 0,-6-5-764 0 0,1-1 1 0 0,0 0-1 0 0,0 0 1 0 0,0-1-1 0 0,0-1 0 0 0,1 1 1 0 0,-1-2-1 0 0,1 0 1 0 0,0 0-1 0 0,0-1 0 0 0,0 0 1 0 0,0-1-1 0 0,13-1 1 0 0,47-7-3020 0 0</inkml:trace>
   <inkml:trace contextRef="#ctx0" brushRef="#br0" timeOffset="-3051.9">2869 490 8101 0 0,'-13'-2'5164'0'0,"7"1"-3115"0"0,1 0 0 0 0,0 0-1 0 0,0 0 1 0 0,0 0 0 0 0,-1-1-1 0 0,-8-4 789 0 0,16 3-2530 0 0,0 1 0 0 0,0 0 1 0 0,1 0-1 0 0,-1 0 0 0 0,1 0 1 0 0,-1 1-1 0 0,6-4 0 0 0,-5 4-63 0 0,49-31 204 0 0,-15 10-40 0 0,-2-1-1 0 0,58-49 1 0 0,-88 67-408 0 0,0-1 0 0 0,0 1 0 0 0,-1 0 0 0 0,1-1 0 0 0,-1 0 0 0 0,-1 0 0 0 0,1-1 0 0 0,-1 1 0 0 0,0-1 0 0 0,-1 1 0 0 0,1-1 0 0 0,-1 0 0 0 0,-1 0 0 0 0,1 0 0 0 0,0-8 0 0 0,-2 11 0 0 0,0-1 0 0 0,0 1 0 0 0,-1-1 0 0 0,1 1 0 0 0,-1-1 0 0 0,0 1 0 0 0,0-1 0 0 0,-1 1 0 0 0,1 0 0 0 0,-1 0 0 0 0,0 0 0 0 0,0 0 0 0 0,0 0 0 0 0,-1 0 0 0 0,1 0 0 0 0,-1 1 0 0 0,0-1 0 0 0,0 1 0 0 0,0 0 0 0 0,0 0 0 0 0,-1 0 0 0 0,1 0 0 0 0,-1 1 0 0 0,0-1 0 0 0,-4-1 0 0 0,4 2 0 0 0,1 0 0 0 0,-1 0 0 0 0,0 0 0 0 0,0 1 0 0 0,-1 0 0 0 0,1 0 0 0 0,0 0 0 0 0,0 0 0 0 0,-1 0 0 0 0,1 1 0 0 0,0 0 0 0 0,-1 0 0 0 0,1 0 0 0 0,0 1 0 0 0,-1-1 0 0 0,1 1 0 0 0,-5 2 0 0 0,6-2 0 0 0,0 0 0 0 0,0 1 0 0 0,0-1 0 0 0,1 1 0 0 0,-1 0 0 0 0,1 0 0 0 0,-1 0 0 0 0,1 0 0 0 0,-1 0 0 0 0,1 0 0 0 0,0 1 0 0 0,0-1 0 0 0,1 1 0 0 0,-1-1 0 0 0,0 1 0 0 0,1 0 0 0 0,-1 0 0 0 0,1 0 0 0 0,0 0 0 0 0,0 0 0 0 0,0 0 0 0 0,1 0 0 0 0,-1 0 0 0 0,0 4 0 0 0,1 5 0 0 0,0 0 0 0 0,1 1 0 0 0,0-1 0 0 0,1 0 0 0 0,0-1 0 0 0,1 1 0 0 0,5 15 0 0 0,-5-20 0 0 0,11 33 0 0 0,2-1 0 0 0,1 0 0 0 0,42 64 0 0 0,-12-22 0 0 0,-44-76 0 0 0,0 1 0 0 0,-1-1 0 0 0,1 0 0 0 0,-1 1 0 0 0,-1-1 0 0 0,1 1 0 0 0,1 11 0 0 0,-3-15 0 0 0,0 0 0 0 0,0 0 0 0 0,0 0 0 0 0,-1 0 0 0 0,1 0 0 0 0,0 0 0 0 0,-1 0 0 0 0,0 0 0 0 0,1 0 0 0 0,-1 0 0 0 0,0 0 0 0 0,0 0 0 0 0,0 0 0 0 0,0-1 0 0 0,0 1 0 0 0,-1 0 0 0 0,1-1 0 0 0,-1 1 0 0 0,1 0 0 0 0,-1-1 0 0 0,1 0 0 0 0,-1 1 0 0 0,0-1 0 0 0,-3 2 0 0 0,-5 2 0 0 0,-1 0 0 0 0,-1 0 0 0 0,1-1 0 0 0,-1-1 0 0 0,1 0 0 0 0,-1 0 0 0 0,0-1 0 0 0,-15 0 0 0 0,-13 0 0 0 0,-43-4 0 0 0,71 2 0 0 0,9 0 0 0 0,-1 0 0 0 0,1 1 0 0 0,-1-2 0 0 0,0 1 0 0 0,1 0 0 0 0,-1-1 0 0 0,0 1 0 0 0,1-1 0 0 0,-1 0 0 0 0,1 0 0 0 0,-6-3 0 0 0,10 3-200 0 0,0 0 1 0 0,0 0-1 0 0,0 0 0 0 0,0 0 1 0 0,0 1-1 0 0,1-1 0 0 0,-1 0 1 0 0,0 1-1 0 0,0-1 0 0 0,1 1 1 0 0,-1-1-1 0 0,0 1 0 0 0,1 0 1 0 0,1-1-1 0 0,41-6-8393 0 0,-17 3 4964 0 0</inkml:trace>
   <inkml:trace contextRef="#ctx0" brushRef="#br0" timeOffset="-2833.55">3247 586 10789 0 0,'17'-18'8652'0'0,"-14"14"-7558"0"0,0 0 1 0 0,0 1-1 0 0,-1-1 1 0 0,1 0-1 0 0,-1 0 1 0 0,0-1-1 0 0,0 1 0 0 0,-1 0 1 0 0,1-1-1 0 0,-1 1 1 0 0,2-8-1 0 0,-1 87-1098 0 0,-1 38 470 0 0,-1-96-1174 0 0,-2 0 1 0 0,0 0-1 0 0,-1-1 1 0 0,-8 26-1 0 0,3-25-7813 0 0,5-13 4926 0 0</inkml:trace>
   <inkml:trace contextRef="#ctx0" brushRef="#br0" timeOffset="-2407.96">3902 442 8849 0 0,'-23'-22'11646'0'0,"19"18"-10582"0"0,-1 0 0 0 0,1 0 0 0 0,0 0 0 0 0,0-1-1 0 0,1 1 1 0 0,-1-1 0 0 0,1 0 0 0 0,-5-8 0 0 0,8 12-1026 0 0,0 1 0 0 0,0-1 0 0 0,0 0 0 0 0,0 1 0 0 0,0-1 0 0 0,0 1 0 0 0,0-1 0 0 0,0 0 0 0 0,1 1 0 0 0,-1-1 0 0 0,0 1 0 0 0,0-1 0 0 0,0 1 0 0 0,1-1 0 0 0,-1 1 0 0 0,0-1 0 0 0,1 1 0 0 0,-1-1 0 0 0,0 1 0 0 0,1-1 0 0 0,-1 1 0 0 0,1-1 0 0 0,-1 1 1 0 0,0 0-1 0 0,1-1 0 0 0,-1 1 0 0 0,1 0 0 0 0,-1-1 0 0 0,1 1 0 0 0,0 0 0 0 0,-1-1 0 0 0,1 1 0 0 0,-1 0 0 0 0,1 0 0 0 0,0 0 0 0 0,26-7 1248 0 0,-24 6-1244 0 0,29-5-78 0 0,0 2-1 0 0,0 1 0 0 0,34 0 1 0 0,-53 5-3369 0 0,-6 1-4801 0 0,-4-2 4606 0 0</inkml:trace>
-  <inkml:trace contextRef="#ctx0" brushRef="#br0" timeOffset="-2228.33">3856 597 12713 0 0,'-8'5'6444'0'0,"-15"14"7114"0"0,46-16-13506 0 0,126-22-8225 0 0,-90 10 4722 0 0,-33 4-170 0 0</inkml:trace>
+  <inkml:trace contextRef="#ctx0" brushRef="#br0" timeOffset="-2228.34">3856 597 12713 0 0,'-8'5'6444'0'0,"-15"14"7114"0"0,46-16-13506 0 0,126-22-8225 0 0,-90 10 4722 0 0,-33 4-170 0 0</inkml:trace>
   <inkml:trace contextRef="#ctx0" brushRef="#br0" timeOffset="-1881.01">4620 471 8853 0 0,'1'-14'8735'0'0,"-6"2"-3888"0"0,-17-7-1488 0 0,4 4-928 0 0,10 4 1929 0 0,8 10-4355 0 0,0 1 1 0 0,0-1-1 0 0,0 1 0 0 0,0-1 1 0 0,0 1-1 0 0,0-1 0 0 0,0 1 0 0 0,0-1 1 0 0,0 1-1 0 0,0-1 0 0 0,0 1 1 0 0,0-1-1 0 0,0 1 0 0 0,1-1 1 0 0,-1 1-1 0 0,0-1 0 0 0,0 1 1 0 0,1 0-1 0 0,-1-1 0 0 0,0 1 1 0 0,0-1-1 0 0,1 1 0 0 0,-1 0 0 0 0,1-1 1 0 0,-1 1-1 0 0,0 0 0 0 0,1-1 1 0 0,-1 1-1 0 0,1 0 0 0 0,-1 0 1 0 0,1-1-1 0 0,16-6 9 0 0,-14 6-16 0 0,16-6-123 0 0,-1 1-1 0 0,1 1 1 0 0,1 0 0 0 0,-1 2-1 0 0,27-2 1 0 0,-33 6-2933 0 0,0 2-4507 0 0,-8-1 3899 0 0</inkml:trace>
   <inkml:trace contextRef="#ctx0" brushRef="#br0" timeOffset="-1745.12">4574 527 12413 0 0,'-7'5'6143'0'0,"5"-4"-5093"0"0,0 0 0 0 0,0 0 0 0 0,0 0-1 0 0,1 1 1 0 0,-1-1 0 0 0,0 1-1 0 0,1-1 1 0 0,0 1 0 0 0,-1 0 0 0 0,-1 2-1 0 0,26 1 1335 0 0,39-1-3417 0 0,70-5 0 0 0,-5-8-9167 0 0,-95 6 6733 0 0</inkml:trace>
   <inkml:trace contextRef="#ctx0" brushRef="#br0" timeOffset="-1291.07">5490 372 168 0 0,'4'-3'862'0'0,"0"0"-1"0"0,-1 0 1 0 0,0 0 0 0 0,1 0 0 0 0,-1-1-1 0 0,0 0 1 0 0,-1 1 0 0 0,1-1 0 0 0,-1 0-1 0 0,0 0 1 0 0,0-1 0 0 0,0 1 0 0 0,0 0-1 0 0,-1-1 1 0 0,2-6 0 0 0,-3 8-412 0 0,1 0-1 0 0,-1 1 1 0 0,-1-1 0 0 0,1 0 0 0 0,0 1 0 0 0,-1-1 0 0 0,1 0-1 0 0,-1 1 1 0 0,0-1 0 0 0,0 1 0 0 0,0-1 0 0 0,0 1-1 0 0,0-1 1 0 0,-2-2 0 0 0,0 1-243 0 0,1 1-1 0 0,-1 0 1 0 0,0 0 0 0 0,0 0 0 0 0,0 0-1 0 0,-6-4 1 0 0,-2 1 315 0 0,0-1 0 0 0,0 1 0 0 0,-1 1 0 0 0,0 0 0 0 0,0 1 0 0 0,0 0 0 0 0,0 1 0 0 0,-1 0 0 0 0,-20-2 0 0 0,25 5-332 0 0,0-1 0 0 0,-1 1-1 0 0,1 0 1 0 0,-1 1-1 0 0,1 0 1 0 0,0 0 0 0 0,0 1-1 0 0,-1 0 1 0 0,1 1-1 0 0,1-1 1 0 0,-1 1 0 0 0,0 1-1 0 0,1 0 1 0 0,-1 0 0 0 0,-10 8-1 0 0,15-10-134 0 0,0 1 0 0 0,1-1 0 0 0,-1 1 0 0 0,1 0 0 0 0,-1 0 0 0 0,1 0 0 0 0,0 0 0 0 0,0 0 0 0 0,0 0 0 0 0,0 0 0 0 0,1 1 0 0 0,-1-1 0 0 0,1 1 0 0 0,0-1 0 0 0,0 1 0 0 0,0-1 0 0 0,1 1-1 0 0,-1 0 1 0 0,1 0 0 0 0,0-1 0 0 0,0 1 0 0 0,0 0 0 0 0,0-1 0 0 0,1 1 0 0 0,-1 0 0 0 0,1-1 0 0 0,1 5 0 0 0,3 3 14 0 0,0 0 1 0 0,0 0-1 0 0,0-1 0 0 0,2 1 0 0 0,-1-1 1 0 0,1-1-1 0 0,10 11 0 0 0,9 7 0 0 0,0-1 0 0 0,43 31 0 0 0,10 9-6 0 0,-78-65-63 0 0,0-1 0 0 0,-1 1 0 0 0,1 0 0 0 0,0 0 0 0 0,0-1 0 0 0,-1 1 0 0 0,1 0 0 0 0,0 0 0 0 0,-1 0 0 0 0,1 0 0 0 0,0 0 0 0 0,-1 0 0 0 0,0 0 0 0 0,1 0 0 0 0,-1 0 0 0 0,0 0 0 0 0,1 0 0 0 0,-1 0 0 0 0,0 0 0 0 0,0 0 0 0 0,0 0 0 0 0,0 1 0 0 0,0-1 0 0 0,-1 0 0 0 0,1 0 0 0 0,-1 0 0 0 0,1 0 0 0 0,-1 0 0 0 0,1 0 0 0 0,-1-1 0 0 0,0 1 0 0 0,1 0 0 0 0,-1-1 0 0 0,0 1 0 0 0,0 0 0 0 0,0-1 0 0 0,0 1 0 0 0,1-1 0 0 0,-1 1 0 0 0,0-1 0 0 0,-2 1 0 0 0,-6 2 0 0 0,0-1 0 0 0,-1 0 0 0 0,-17 2 0 0 0,21-4 0 0 0,-51 5-487 0 0,-73-3 1 0 0,120-3-637 0 0</inkml:trace>
   <inkml:trace contextRef="#ctx0" brushRef="#br0" timeOffset="-918.96">5704 620 10709 0 0,'1'-4'12076'0'0,"-6"-4"-6780"0"0,-3-7-3966 0 0,8 15-1279 0 0,0 0 1 0 0,-1-1 0 0 0,1 1 0 0 0,0-1 0 0 0,0 1 0 0 0,0 0 0 0 0,0-1 0 0 0,0 1 0 0 0,0 0 0 0 0,0-1 0 0 0,0 1 0 0 0,0-1 0 0 0,0 1 0 0 0,0 0 0 0 0,1-1-1 0 0,-1 1 1 0 0,0-1 0 0 0,0 1 0 0 0,0 0 0 0 0,0-1 0 0 0,0 1 0 0 0,1 0 0 0 0,-1-1 0 0 0,0 1 0 0 0,0 0 0 0 0,1-1 0 0 0,-1 1 0 0 0,0 0 0 0 0,1 0 0 0 0,-1-1-1 0 0,0 1 1 0 0,1 0 0 0 0,-1 0 0 0 0,1-1 0 0 0,3 0 10 0 0,0-1 0 0 0,0 1-1 0 0,1 0 1 0 0,-1 0 0 0 0,0 1 0 0 0,1-1-1 0 0,-1 1 1 0 0,1 0 0 0 0,-1 0 0 0 0,0 0-1 0 0,1 1 1 0 0,-1 0 0 0 0,6 1 0 0 0,2 1 106 0 0,0 1 1 0 0,-1 0-1 0 0,17 8 1 0 0,-25-11-169 0 0,-1 0 0 0 0,0 0 0 0 0,0 0 0 0 0,0 0 0 0 0,0 1 0 0 0,0-1 0 0 0,0 1 0 0 0,0-1 0 0 0,0 1 0 0 0,-1 0 0 0 0,1-1 0 0 0,0 1 0 0 0,-1 0 0 0 0,0 0 0 0 0,1 0 0 0 0,-1 0 0 0 0,0 0 0 0 0,0 1 0 0 0,0-1 0 0 0,0 0 0 0 0,-1 0 0 0 0,1 3 0 0 0,-1-2 0 0 0,0 0 0 0 0,0 0 0 0 0,-1 0 0 0 0,0 0 0 0 0,1-1 0 0 0,-1 1 0 0 0,0 0 0 0 0,0-1 0 0 0,-1 1 0 0 0,1 0 0 0 0,-1-1 0 0 0,1 0 0 0 0,-1 1 0 0 0,0-1 0 0 0,1 0 0 0 0,-1 0 0 0 0,0 0 0 0 0,-3 2 0 0 0,-8 7 0 0 0,1-2 0 0 0,-2 1 0 0 0,1-2 0 0 0,-19 9 0 0 0,13-7 0 0 0,2 0 0 0 0,-18 13 0 0 0,35-23 0 0 0,0 0 0 0 0,0 0 0 0 0,-1 1 0 0 0,1-1 0 0 0,0 0 0 0 0,0 0 0 0 0,-1 1 0 0 0,1-1 0 0 0,0 0 0 0 0,0 1 0 0 0,0-1 0 0 0,-1 0 0 0 0,1 1 0 0 0,0-1 0 0 0,0 0 0 0 0,0 1 0 0 0,0-1 0 0 0,0 0 0 0 0,0 1 0 0 0,0-1 0 0 0,0 0 0 0 0,0 1 0 0 0,0-1 0 0 0,0 0 0 0 0,0 1 0 0 0,0-1 0 0 0,0 0 0 0 0,0 1 0 0 0,0-1 0 0 0,0 0 0 0 0,0 1 0 0 0,0-1 0 0 0,1 0 0 0 0,-1 1 0 0 0,0-1 0 0 0,0 0 0 0 0,0 1 0 0 0,0-1 0 0 0,1 0 0 0 0,-1 0 0 0 0,0 1 0 0 0,0-1 0 0 0,1 0 0 0 0,-1 0 0 0 0,0 0 0 0 0,1 1 0 0 0,-1-1 0 0 0,0 0 0 0 0,1 0 0 0 0,-1 0 0 0 0,0 0 0 0 0,1 0 0 0 0,-1 1 0 0 0,0-1 0 0 0,1 0 0 0 0,-1 0 0 0 0,0 0 0 0 0,1 0 0 0 0,0 0 0 0 0,24 6 0 0 0,-24-5 0 0 0,23 2-118 0 0,0 0-1 0 0,0-2 1 0 0,1 0-1 0 0,-1-2 1 0 0,0-1 0 0 0,30-5-1 0 0,-5-3-1000 0 0</inkml:trace>
   <inkml:trace contextRef="#ctx0" brushRef="#br0" timeOffset="-670.75">6349 249 11777 0 0,'-1'-3'1185'0'0,"1"1"1"0"0,-1-1-1 0 0,1 0 0 0 0,0 0 1 0 0,0 0-1 0 0,0 0 0 0 0,0 0 1 0 0,0 1-1 0 0,1-6 1 0 0,0 7-1085 0 0,-1 0 0 0 0,1 0 0 0 0,0 1 0 0 0,-1-1 0 0 0,1 0 0 0 0,0 0 0 0 0,-1 1 1 0 0,1-1-1 0 0,0 1 0 0 0,0-1 0 0 0,0 0 0 0 0,-1 1 0 0 0,1-1 0 0 0,0 1 0 0 0,0 0 1 0 0,0-1-1 0 0,0 1 0 0 0,0 0 0 0 0,0-1 0 0 0,0 1 0 0 0,0 0 0 0 0,0 0 0 0 0,0 0 1 0 0,0 0-1 0 0,0 0 0 0 0,0 0 0 0 0,0 0 0 0 0,0 0 0 0 0,0 1 0 0 0,0-1 1 0 0,0 0-1 0 0,1 1 0 0 0,12 2 68 0 0,0 1 1 0 0,1 1 0 0 0,-2 0-1 0 0,1 1 1 0 0,-1 0-1 0 0,0 1 1 0 0,0 1 0 0 0,-1 0-1 0 0,0 1 1 0 0,0 0-1 0 0,-1 0 1 0 0,12 13 0 0 0,0 3 120 0 0,-1 1 0 0 0,-1 1 0 0 0,-1 1 0 0 0,19 37 0 0 0,-18-27 284 0 0,19 50 0 0 0,-33-69-386 0 0,0 1 0 0 0,-2 0 1 0 0,0 0-1 0 0,4 36 0 0 0,-9-44-182 0 0,0-1 0 0 0,-1 1 1 0 0,0-1-1 0 0,0 0 0 0 0,-1 0 0 0 0,-1 0 0 0 0,0 0 0 0 0,-5 12 0 0 0,3-10-92 0 0,0-1-1 0 0,-1 0 1 0 0,0-1 0 0 0,-1 0 0 0 0,0 0-1 0 0,-1 0 1 0 0,0-1 0 0 0,-1 0 0 0 0,-12 11-1 0 0,6-8-266 0 0,-1 0-1 0 0,0-2 1 0 0,-1 0-1 0 0,0-1 0 0 0,-27 12 1 0 0,0-5-692 0 0,0-2 0 0 0,-1-2 0 0 0,-1-2 0 0 0,-61 6 0 0 0,50-11-3050 0 0,11-5 586 0 0</inkml:trace>
   <inkml:trace contextRef="#ctx0" brushRef="#br0">3897 1529 120 0 0,'-3'-4'899'0'0,"0"-1"1"0"0,0 0-1 0 0,0-1 1 0 0,1 1-1 0 0,0 0 1 0 0,0-1-1 0 0,0 1 1 0 0,1-1-1 0 0,0 1 1 0 0,0-1-1 0 0,0 0 1 0 0,1 1-1 0 0,-1-1 1 0 0,2-6-1 0 0,0-13 5081 0 0,10-45-1 0 0,-10 64-5018 0 0,-6 48 3941 0 0,-3 17-4101 0 0,1-17-628 0 0,-8 41 6 0 0,-3 87 1 0 0,17-167-599 0 0,1 1-1 0 0,0-1 1 0 0,0 0-1 0 0,0 0 1 0 0,0 0 0 0 0,1 1-1 0 0,-1-1 1 0 0,1 0 0 0 0,0 0-1 0 0,0 0 1 0 0,0 0 0 0 0,0 0-1 0 0,0 0 1 0 0,1 0-1 0 0,-1 0 1 0 0,1-1 0 0 0,0 1-1 0 0,0-1 1 0 0,0 1 0 0 0,0-1-1 0 0,0 1 1 0 0,1-1-1 0 0,-1 0 1 0 0,1 0 0 0 0,-1 0-1 0 0,1-1 1 0 0,0 1 0 0 0,0-1-1 0 0,3 2 1 0 0,9 2-3041 0 0</inkml:trace>
-  <inkml:trace contextRef="#ctx0" brushRef="#br0" timeOffset="257.42">4147 1542 8633 0 0,'19'-37'5905'0'0,"-2"-1"0"0"0,23-71 0 0 0,-37 102-2505 0 0,-2 18-2336 0 0,-2 18-444 0 0,-6 14-237 0 0,-2 0-1 0 0,-2-1 1 0 0,-18 48 0 0 0,-62 115-1522 0 0,89-201 1000 0 0,-6 14-2518 0 0,6 2-5908 0 0,4-10 5056 0 0</inkml:trace>
-  <inkml:trace contextRef="#ctx0" brushRef="#br0" timeOffset="764.36">4149 1908 1544 0 0,'38'2'4812'0'0,"-1"0"6269"0"0,-36-2-9518 0 0,3-1 413 0 0,-10 0 2269 0 0,-429-24 3156 0 0,423 24-7360 0 0,-46-5 47 0 0,55 5-87 0 0,-1 1 1 0 0,1-1-1 0 0,-1 0 0 0 0,1-1 0 0 0,0 1 1 0 0,-1 0-1 0 0,1-1 0 0 0,0 0 0 0 0,0 0 0 0 0,0 0 1 0 0,0 0-1 0 0,-5-5 0 0 0,2 1-1 0 0,3 0 0 0 0,0-10 0 0 0,2 9 0 0 0,1 7 0 0 0,0 0 0 0 0,0 0 0 0 0,0 0 0 0 0,0 0 0 0 0,0 0 0 0 0,1-1 0 0 0,-1 1 0 0 0,0 0 0 0 0,0 0 0 0 0,0 0 0 0 0,0 0 0 0 0,0 0 0 0 0,1 0 0 0 0,-1 0 0 0 0,0 0 0 0 0,0 0 0 0 0,0-1 0 0 0,0 1 0 0 0,1 0 0 0 0,-1 0 0 0 0,0 0 0 0 0,0 0 0 0 0,0 0 0 0 0,0 0 0 0 0,1 0 0 0 0,-1 0 0 0 0,0 0 0 0 0,0 0 0 0 0,0 0 0 0 0,0 0 0 0 0,1 0 0 0 0,-1 0 0 0 0,0 1 0 0 0,0-1 0 0 0,0 0 0 0 0,0 0 0 0 0,1 0 0 0 0,-1 0 0 0 0,0 0 0 0 0,0 0 0 0 0,0 0 0 0 0,0 0 0 0 0,0 1 0 0 0,1-1 0 0 0,-1 0 0 0 0,0 0 0 0 0,7 5 0 0 0,-7-5 0 0 0,13 14 0 0 0,-1 1 0 0 0,-1-1 0 0 0,0 2 0 0 0,13 25 0 0 0,-3-5 0 0 0,28 39 0 0 0,86 102 0 0 0,-133-175 0 0 0,-1 0 0 0 0,1-1 0 0 0,-1 1 0 0 0,1 0 0 0 0,0-1 0 0 0,0 1 0 0 0,0-1 0 0 0,0 0 0 0 0,0 0 0 0 0,0 0 0 0 0,0 0 0 0 0,0 0 0 0 0,1 0 0 0 0,-1 0 0 0 0,0-1 0 0 0,1 1 0 0 0,-1-1 0 0 0,0 0 0 0 0,1 1 0 0 0,-1-1 0 0 0,0 0 0 0 0,1 0 0 0 0,-1-1 0 0 0,3 0 0 0 0,0 0 0 0 0,-1-1 0 0 0,1 0 0 0 0,0 0 0 0 0,-1 0 0 0 0,0-1 0 0 0,0 0 0 0 0,1 0 0 0 0,-1 0 0 0 0,-1 0 0 0 0,1 0 0 0 0,3-5 0 0 0,7-9 0 0 0,0 0 0 0 0,-1-1 0 0 0,-1 0 0 0 0,-1-1 0 0 0,15-34 0 0 0,-9 12 0 0 0,21-83 0 0 0,-36 121 0 0 0,-2 2 0 0 0,0 0 0 0 0,0 0 0 0 0,1 0 0 0 0,-1 0 0 0 0,0-1 0 0 0,0 1 0 0 0,0 0 0 0 0,0 0 0 0 0,0 0 0 0 0,0 0 0 0 0,0 0 0 0 0,-1 0 0 0 0,1 0 0 0 0,0 0 0 0 0,-1-1 0 0 0,-2-7 0 0 0</inkml:trace>
-  <inkml:trace contextRef="#ctx0" brushRef="#br0" timeOffset="369037.53">4386 2916 1292 0 0,'-5'-31'10974'0'0,"0"12"4600"0"0,3 34-14941 0 0,-8 140 3137 0 0,15-52-5668 0 0,-4-96 664 0 0</inkml:trace>
-  <inkml:trace contextRef="#ctx0" brushRef="#br0" timeOffset="369376.82">4724 2892 56 0 0,'3'-2'1015'0'0,"1"0"-1"0"0,0 0 1 0 0,0 0-1 0 0,0 1 1 0 0,0-1-1 0 0,0 1 1 0 0,0 0 0 0 0,9-1-1 0 0,-12 2-679 0 0,1 1 0 0 0,0-1 0 0 0,-1 0 1 0 0,1 1-1 0 0,-1-1 0 0 0,1 1 0 0 0,0-1 0 0 0,-1 1 0 0 0,1 0 0 0 0,-1 0 0 0 0,1-1 0 0 0,-1 1 0 0 0,0 0 0 0 0,1 0 0 0 0,-1 1 1 0 0,0-1-1 0 0,0 0 0 0 0,0 0 0 0 0,0 1 0 0 0,0-1 0 0 0,0 0 0 0 0,0 1 0 0 0,0-1 0 0 0,1 4 0 0 0,1 3 153 0 0,0 0 0 0 0,0 0 0 0 0,-1 1-1 0 0,0-1 1 0 0,-1 1 0 0 0,0-1 0 0 0,0 1 0 0 0,-1 0-1 0 0,0 0 1 0 0,0-1 0 0 0,-1 1 0 0 0,0-1 0 0 0,-1 1 0 0 0,0-1-1 0 0,0 1 1 0 0,-1-1 0 0 0,0 0 0 0 0,0 0 0 0 0,-1 0-1 0 0,0 0 1 0 0,-7 10 0 0 0,10-17-448 0 0,-1 1 0 0 0,1-1 0 0 0,-1 1-1 0 0,1-1 1 0 0,-1 0 0 0 0,0 1 0 0 0,1-1 0 0 0,-1 0 0 0 0,0 0 0 0 0,0 0 0 0 0,0-1 0 0 0,0 1-1 0 0,0 0 1 0 0,0-1 0 0 0,0 1 0 0 0,0-1 0 0 0,0 1 0 0 0,0-1 0 0 0,0 0 0 0 0,0 0 0 0 0,-3 0-1 0 0,2-1 88 0 0,-1 0-1 0 0,0 0 1 0 0,1 0-1 0 0,-1 0 1 0 0,1-1-1 0 0,0 1 0 0 0,-1-1 1 0 0,1 0-1 0 0,0 0 1 0 0,0 0-1 0 0,-4-4 0 0 0,2 2 34 0 0,0-1 0 0 0,0 0 0 0 0,1 0-1 0 0,0 0 1 0 0,0-1 0 0 0,0 1 0 0 0,0-1-1 0 0,1 0 1 0 0,0 0 0 0 0,0-1 0 0 0,0 1-1 0 0,-2-13 1 0 0,4 15-204 0 0,1 1 0 0 0,0 0-1 0 0,0 0 1 0 0,0-1 0 0 0,0 1 0 0 0,1 0-1 0 0,-1 0 1 0 0,1-1 0 0 0,0 1 0 0 0,0 0-1 0 0,0 0 1 0 0,0 0 0 0 0,0 0 0 0 0,1 0 0 0 0,2-4-1 0 0,-2 5-68 0 0,-1 0-1 0 0,1 0 0 0 0,0 1 1 0 0,0-1-1 0 0,0 0 1 0 0,0 1-1 0 0,0 0 0 0 0,0-1 1 0 0,0 1-1 0 0,0 0 1 0 0,1 0-1 0 0,-1 0 0 0 0,0 0 1 0 0,1 1-1 0 0,-1-1 0 0 0,1 1 1 0 0,-1-1-1 0 0,1 1 1 0 0,-1 0-1 0 0,5 0 0 0 0,18 1-8448 0 0,-11 0 4945 0 0</inkml:trace>
-  <inkml:trace contextRef="#ctx0" brushRef="#br0" timeOffset="369718.98">5009 2931 948 0 0,'10'-2'1138'0'0,"-3"0"799"0"0,0 0 1 0 0,1 1-1 0 0,-1 0 1 0 0,0 0-1 0 0,0 1 1 0 0,12 0-1 0 0,-17 1-1458 0 0,0-1 0 0 0,0 1-1 0 0,0 0 1 0 0,0-1 0 0 0,0 1 0 0 0,0 0 0 0 0,0 0-1 0 0,0 0 1 0 0,-1 0 0 0 0,1 1 0 0 0,0-1-1 0 0,-1 0 1 0 0,1 1 0 0 0,1 1 0 0 0,11 22 729 0 0,-13-20-791 0 0,1 1 1 0 0,-1-1-1 0 0,0 0 1 0 0,-1 1-1 0 0,1-1 1 0 0,-1 1-1 0 0,0 5 1 0 0,0-9-256 0 0,0 0-1 0 0,-1 0 1 0 0,1 0 0 0 0,0 0-1 0 0,0 0 1 0 0,-1 0 0 0 0,1 0 0 0 0,-1 0-1 0 0,0 0 1 0 0,0-1 0 0 0,0 1-1 0 0,1 0 1 0 0,-2 0 0 0 0,1-1 0 0 0,0 1-1 0 0,0-1 1 0 0,0 1 0 0 0,-1-1-1 0 0,1 1 1 0 0,-1-1 0 0 0,-2 2 0 0 0,2-2-127 0 0,1-1 1 0 0,-1 1-1 0 0,1-1 1 0 0,-1 0-1 0 0,1 0 1 0 0,-1 0-1 0 0,1 0 1 0 0,-1 0 0 0 0,1 0-1 0 0,-1 0 1 0 0,0 0-1 0 0,1 0 1 0 0,-1-1-1 0 0,1 1 1 0 0,-1-1-1 0 0,1 1 1 0 0,0-1 0 0 0,-1 0-1 0 0,1 1 1 0 0,-1-1-1 0 0,1 0 1 0 0,0 0-1 0 0,0 0 1 0 0,0 0 0 0 0,-1 0-1 0 0,1 0 1 0 0,0 0-1 0 0,-1-3 1 0 0,-1 1 53 0 0,0-1 0 0 0,1 1 0 0 0,0-1-1 0 0,-1 0 1 0 0,1 0 0 0 0,1 0 0 0 0,-1 0 0 0 0,-2-8 0 0 0,3 3-89 0 0,0-1 0 0 0,0 1 0 0 0,2-17 0 0 0,-1 22 0 0 0,0 1 0 0 0,1-1 0 0 0,-1 0 0 0 0,1 1 0 0 0,0-1 0 0 0,0 1 0 0 0,0-1 0 0 0,1 1 0 0 0,-1-1 0 0 0,1 1 0 0 0,0 0 0 0 0,4-5 0 0 0,-4 6-533 0 0,-1 1 0 0 0,1 0 0 0 0,1 0 0 0 0,-1 0-1 0 0,0 1 1 0 0,0-1 0 0 0,0 0 0 0 0,0 1 0 0 0,0-1 0 0 0,1 1 0 0 0,-1 0 0 0 0,0 0 0 0 0,0 0 0 0 0,1 0-1 0 0,-1 0 1 0 0,0 0 0 0 0,4 2 0 0 0,5-2-1729 0 0,11 1-1321 0 0</inkml:trace>
-  <inkml:trace contextRef="#ctx0" brushRef="#br0" timeOffset="369907.21">5468 2903 11665 0 0,'22'-4'8685'0'0,"35"-12"1"0"0,-24 4-4955 0 0,-26 10-3731 0 0,-7 3-166 0 0,0 0 0 0 0,0 0-1 0 0,1 0 1 0 0,-1 0 0 0 0,0 0 0 0 0,0 0-1 0 0,0 0 1 0 0,0 0 0 0 0,0 0 0 0 0,0 0-1 0 0,0 0 1 0 0,0-1 0 0 0,0 1 0 0 0,0 0 0 0 0,-1 0-1 0 0,1 0 1 0 0,0 0 0 0 0,-1 0 0 0 0,0 1-1 0 0,1-1-581 0 0,-4 25-7547 0 0,3-5 4798 0 0</inkml:trace>
-  <inkml:trace contextRef="#ctx0" brushRef="#br0" timeOffset="370048.95">5557 3307 12061 0 0,'0'12'6641'0'0,"-1"-1"-2785"0"0,0 0-1388 0 0,-1-1-800 0 0,0 1-487 0 0,-1 1-317 0 0,-2 5-208 0 0,-2 0-152 0 0,-1 0-100 0 0,-2 1-76 0 0,-1-1-96 0 0,-1-1-124 0 0,-2 0-212 0 0,-2-1-416 0 0,-2-3-48 0 0,-3-5-752 0 0</inkml:trace>
-  <inkml:trace contextRef="#ctx0" brushRef="#br0" timeOffset="366983.57">960 2940 9597 0 0,'-22'-55'13208'0'0,"-7"-31"-3775"0"0,30 103-9311 0 0,1 1 0 0 0,4 18 1 0 0,1 16 39 0 0,1 20-162 0 0,2 56 0 0 0,-10-128-88 0 0,0 0 1 0 0,0 0-1 0 0,0-1 0 0 0,0 1 1 0 0,-1 0-1 0 0,1 0 0 0 0,0 0 1 0 0,0 0-1 0 0,0 0 0 0 0,0 0 1 0 0,0 0-1 0 0,0 0 0 0 0,0 0 1 0 0,0 0-1 0 0,0 0 0 0 0,-1 0 1 0 0,1 0-1 0 0,0 0 0 0 0,0 0 1 0 0,0 0-1 0 0,0 0 0 0 0,0 0 1 0 0,0 0-1 0 0,0 0 0 0 0,-1 0 1 0 0,1 0-1 0 0,0 0 0 0 0,0 0 1 0 0,0 0-1 0 0,0 0 0 0 0,0 0 1 0 0,0 0-1 0 0,0 0 0 0 0,-1 0 1 0 0,1 0-1 0 0,0 0 0 0 0,0 0 1 0 0,0 0-1 0 0,0 0 0 0 0,0 0 1 0 0,0 0-1 0 0,0 0 0 0 0,0 0 1 0 0,0 0-1 0 0,0 1 0 0 0,-1-1 1 0 0,1 0-1 0 0,0 0 0 0 0,0 0 1 0 0,0 0-1 0 0,0 0 0 0 0,0 0 1 0 0,0 0-1 0 0,0 1 0 0 0,-5-10-6666 0 0,-1-8 3125 0 0</inkml:trace>
-  <inkml:trace contextRef="#ctx0" brushRef="#br0" timeOffset="367220.58">834 2581 10089 0 0,'5'-25'10049'0'0,"-2"0"-4376"0"0,1-5-1249 0 0,1 18-3809 0 0,1 17-2295 0 0,8 25-5121 0 0,-9-18 3386 0 0,2 3 166 0 0</inkml:trace>
-  <inkml:trace contextRef="#ctx0" brushRef="#br0" timeOffset="367723.68">1053 2817 716 0 0,'5'7'11166'0'0,"2"-1"-3993"0"0,7 7-1077 0 0,11 10-4373 0 0,-17-11-1376 0 0,0 0-1 0 0,-1 0 1 0 0,-1 1-1 0 0,1-1 1 0 0,-2 2-1 0 0,0-1 1 0 0,-1 0-1 0 0,0 1 1 0 0,-1 0-1 0 0,0 0 1 0 0,-2 0-1 0 0,1 0 0 0 0,-2 1 1 0 0,0-1-1 0 0,0 0 1 0 0,-4 22-1 0 0,5-44-344 0 0,0-4-1 0 0,1 0-1 0 0,7-19 0 0 0,-3 15 0 0 0,1 0 0 0 0,1 1 0 0 0,1 0 0 0 0,10-14 0 0 0,-13 21 0 0 0,1 0 0 0 0,-1 0 0 0 0,1 1 0 0 0,1 0 0 0 0,-1 0 0 0 0,1 1 0 0 0,1 0 0 0 0,9-6 0 0 0,-17 11 0 0 0,0 1 0 0 0,0-1 0 0 0,1 1 0 0 0,-1-1 0 0 0,0 1 0 0 0,0 0 0 0 0,0 0 0 0 0,1-1 0 0 0,-1 1 0 0 0,0 0 0 0 0,0 0 0 0 0,0 0 0 0 0,1 0 0 0 0,-1 0 0 0 0,0 0 0 0 0,0 0 0 0 0,1 1 0 0 0,-1-1 0 0 0,0 0 0 0 0,0 1 0 0 0,0-1 0 0 0,0 1 0 0 0,2 0 0 0 0,-1 1 0 0 0,0 0 0 0 0,0-1 0 0 0,0 1 0 0 0,0 0 0 0 0,0 0 0 0 0,-1 0 0 0 0,1 1 0 0 0,-1-1 0 0 0,1 0 0 0 0,1 4 0 0 0,1 4 0 0 0,0 0 0 0 0,-1 0 0 0 0,0 0 0 0 0,2 16 0 0 0,-3-8-104 0 0,-1 0 0 0 0,0 1 0 0 0,-2-1 0 0 0,0 0 0 0 0,-1 0 1 0 0,-7 29-1 0 0,9-46-529 0 0,-3 7-614 0 0,2-6-1963 0 0</inkml:trace>
-  <inkml:trace contextRef="#ctx0" brushRef="#br0" timeOffset="368012.2">1489 2782 9477 0 0,'10'-47'11066'0'0,"3"-24"-2693"0"0,-10 58-7102 0 0,-1 14 491 0 0,1 9-1271 0 0,3 10-361 0 0,1 20-147 0 0,19 119 391 0 0,-23-131-791 0 0,-1-1-1 0 0,-1 1 1 0 0,-6 48 0 0 0,4-73 265 0 0,-2 16-3098 0 0,-3-9-4682 0 0,3-7 4518 0 0</inkml:trace>
-  <inkml:trace contextRef="#ctx0" brushRef="#br0" timeOffset="368145.15">1509 2976 928 0 0,'-3'-12'1515'0'0,"2"7"485"0"0,0 0 1 0 0,0 1-1 0 0,0-1 0 0 0,0 0 1 0 0,1 0-1 0 0,0-9 1 0 0,0 13-1612 0 0,0 0 0 0 0,0 0 0 0 0,1 0 0 0 0,-1 0 0 0 0,0 0 0 0 0,1 0 0 0 0,-1 0 0 0 0,1 0 0 0 0,-1 0 1 0 0,1 0-1 0 0,0 0 0 0 0,-1 0 0 0 0,1 1 0 0 0,0-1 0 0 0,0 0 0 0 0,-1 0 0 0 0,1 1 0 0 0,1-2 0 0 0,18-4 699 0 0,-11 6-1857 0 0,0 0-1 0 0,0 0 1 0 0,0 1 0 0 0,0 0-1 0 0,16 5 1 0 0,6 0-2875 0 0,15 2 787 0 0</inkml:trace>
-  <inkml:trace contextRef="#ctx0" brushRef="#br0" timeOffset="368520.89">2324 2936 996 0 0,'-4'-7'1776'0'0,"-9"-23"7442"0"0,7 15-3195 0 0,1 5-1579 0 0,5 10-4342 0 0,0 0-1 0 0,0 0 1 0 0,0-1 0 0 0,0 1 0 0 0,0 0 0 0 0,0 0 0 0 0,0 0-1 0 0,0 0 1 0 0,0 0 0 0 0,-1 0 0 0 0,1 0 0 0 0,0 0-1 0 0,0 0 1 0 0,0-1 0 0 0,0 1 0 0 0,0 0 0 0 0,-1 0 0 0 0,1 0-1 0 0,0 0 1 0 0,0 0 0 0 0,0 0 0 0 0,0 0 0 0 0,0 0 0 0 0,-1 0-1 0 0,1 0 1 0 0,0 0 0 0 0,0 0 0 0 0,0 0 0 0 0,0 0-1 0 0,0 0 1 0 0,-1 0 0 0 0,1 0 0 0 0,0 0 0 0 0,0 0 0 0 0,0 1-1 0 0,0-1 1 0 0,0 0 0 0 0,0 0 0 0 0,-1 0 0 0 0,1 0 0 0 0,0 0-1 0 0,0 0 1 0 0,0 0 0 0 0,0 0 0 0 0,0 0 0 0 0,0 1-1 0 0,-9 8 1276 0 0,-4 14-971 0 0,13-23-240 0 0,-12 23 486 0 0,2-1 1 0 0,0 1 0 0 0,2 1 0 0 0,-10 41-1 0 0,16-58-609 0 0,1 0 0 0 0,1 0 0 0 0,0 0 0 0 0,0 0 0 0 0,0 1 0 0 0,0-1 0 0 0,3 7 0 0 0,-3-13-45 0 0,0 0 0 0 0,0 1 1 0 0,0-1-1 0 0,0 0 1 0 0,1 1-1 0 0,-1-1 0 0 0,1 0 1 0 0,-1 1-1 0 0,1-1 1 0 0,-1 0-1 0 0,1 0 0 0 0,0 0 1 0 0,0 0-1 0 0,-1 0 1 0 0,1 0-1 0 0,0 0 1 0 0,0 0-1 0 0,0 0 0 0 0,0 0 1 0 0,0 0-1 0 0,0 0 1 0 0,1-1-1 0 0,-1 1 0 0 0,0 0 1 0 0,0-1-1 0 0,0 1 1 0 0,1-1-1 0 0,-1 1 0 0 0,0-1 1 0 0,1 0-1 0 0,-1 0 1 0 0,0 1-1 0 0,1-1 1 0 0,-1 0-1 0 0,0 0 0 0 0,1 0 1 0 0,-1 0-1 0 0,0-1 1 0 0,1 1-1 0 0,-1 0 0 0 0,0 0 1 0 0,1-1-1 0 0,1 0 1 0 0,1-1-320 0 0,-1 0 1 0 0,1 0-1 0 0,-1-1 1 0 0,1 1-1 0 0,-1-1 1 0 0,0 0-1 0 0,0 0 1 0 0,0 0-1 0 0,-1 0 1 0 0,1 0-1 0 0,-1-1 0 0 0,1 1 1 0 0,1-6-1 0 0,23-50-7545 0 0,-24 52 7150 0 0,9-27-2653 0 0</inkml:trace>
-  <inkml:trace contextRef="#ctx0" brushRef="#br0" timeOffset="368657.44">2338 2743 10501 0 0,'-14'-43'11586'0'0,"6"21"-8033"0"0,0 1 0 0 0,-20-35 0 0 0,27 55-3720 0 0,6 8-1559 0 0,-1-1 514 0 0,0 0-1 0 0,1 0 0 0 0,0 0 0 0 0,1-1 0 0 0,-1 1 0 0 0,1-1 0 0 0,9 6 1 0 0,20 13-2413 0 0</inkml:trace>
-  <inkml:trace contextRef="#ctx0" brushRef="#br0" timeOffset="371431.55">4253 2893 552 0 0,'11'0'1519'0'0,"14"-1"3730"0"0,-24 1-4535 0 0,1-1 1 0 0,-1 1-1 0 0,1 0 1 0 0,-1-1-1 0 0,0 1 0 0 0,1-1 1 0 0,-1 1-1 0 0,0-1 1 0 0,0 0-1 0 0,1 1 0 0 0,-1-1 1 0 0,0 0-1 0 0,2-1 1 0 0,-3 1-540 0 0,0 1 0 0 0,0-1 0 0 0,1 1 0 0 0,-1-1 0 0 0,0 1 1 0 0,0-1-1 0 0,0 1 0 0 0,0-1 0 0 0,0 0 0 0 0,0 1 0 0 0,0-1 1 0 0,0 1-1 0 0,0-1 0 0 0,0 1 0 0 0,0-1 0 0 0,0 1 0 0 0,0-1 1 0 0,0 1-1 0 0,0-1 0 0 0,0 0 0 0 0,-1 1 0 0 0,1-1 1 0 0,0 1-1 0 0,0-1 0 0 0,-1 1 0 0 0,0-1 0 0 0,-9-12 845 0 0,-8-3-310 0 0,-1 2-1 0 0,0 0 1 0 0,-1 1 0 0 0,-36-16 0 0 0,47 24-576 0 0,-270-118 2522 0 0,150 71-1759 0 0,-405-151 1563 0 0,516 198-2460 0 0,-86-23 0 0 0,88 25 0 0 0,1 1 0 0 0,-1 0 0 0 0,0 1 0 0 0,-27 2 0 0 0,28 1 0 0 0,1 1 0 0 0,-1 1 0 0 0,1 0 0 0 0,0 1 0 0 0,0 0 0 0 0,0 2 0 0 0,1-1 0 0 0,0 2 0 0 0,-18 12 0 0 0,-10 11 0 0 0,-49 48 0 0 0,85-74-47 0 0,0-1-214 0 0,1-1 0 0 0,0 2 0 0 0,0-1 0 0 0,0 0 0 0 0,-5 10 0 0 0</inkml:trace>
-  <inkml:trace contextRef="#ctx0" brushRef="#br0" timeOffset="371649.82">2639 2435 9393 0 0,'0'-39'18322'0'0,"-8"57"-17190"0"0,7-10-932 0 0,-1-1 0 0 0,1 1 0 0 0,1-1 1 0 0,-1 1-1 0 0,1-1 0 0 0,0 1 0 0 0,1 0 1 0 0,0-1-1 0 0,0 1 0 0 0,1-1 0 0 0,4 13 1 0 0,-5-16-413 0 0,1 0 1 0 0,0 0 0 0 0,0-1 0 0 0,1 1 0 0 0,-1-1-1 0 0,1 1 1 0 0,0-1 0 0 0,0 0 0 0 0,4 5 0 0 0,-3-6-618 0 0,-1 1 0 0 0,1-1 0 0 0,0 0 0 0 0,-1 0 0 0 0,1 0 1 0 0,0-1-1 0 0,0 1 0 0 0,0-1 0 0 0,0 0 0 0 0,8 1 1 0 0,16 1-2603 0 0</inkml:trace>
+  <inkml:trace contextRef="#ctx0" brushRef="#br0" timeOffset="257.41">4147 1542 8633 0 0,'19'-37'5905'0'0,"-2"-1"0"0"0,23-71 0 0 0,-37 102-2505 0 0,-2 18-2336 0 0,-2 18-444 0 0,-6 14-237 0 0,-2 0-1 0 0,-2-1 1 0 0,-18 48 0 0 0,-62 115-1522 0 0,89-201 1000 0 0,-6 14-2518 0 0,6 2-5908 0 0,4-10 5056 0 0</inkml:trace>
+  <inkml:trace contextRef="#ctx0" brushRef="#br0" timeOffset="764.35">4149 1908 1544 0 0,'38'2'4812'0'0,"-1"0"6269"0"0,-36-2-9518 0 0,3-1 413 0 0,-10 0 2269 0 0,-429-24 3156 0 0,423 24-7360 0 0,-46-5 47 0 0,55 5-87 0 0,-1 1 1 0 0,1-1-1 0 0,-1 0 0 0 0,1-1 0 0 0,0 1 1 0 0,-1 0-1 0 0,1-1 0 0 0,0 0 0 0 0,0 0 0 0 0,0 0 1 0 0,0 0-1 0 0,-5-5 0 0 0,2 1-1 0 0,3 0 0 0 0,0-10 0 0 0,2 9 0 0 0,1 7 0 0 0,0 0 0 0 0,0 0 0 0 0,0 0 0 0 0,0 0 0 0 0,0 0 0 0 0,1-1 0 0 0,-1 1 0 0 0,0 0 0 0 0,0 0 0 0 0,0 0 0 0 0,0 0 0 0 0,0 0 0 0 0,1 0 0 0 0,-1 0 0 0 0,0 0 0 0 0,0 0 0 0 0,0-1 0 0 0,0 1 0 0 0,1 0 0 0 0,-1 0 0 0 0,0 0 0 0 0,0 0 0 0 0,0 0 0 0 0,0 0 0 0 0,1 0 0 0 0,-1 0 0 0 0,0 0 0 0 0,0 0 0 0 0,0 0 0 0 0,0 0 0 0 0,1 0 0 0 0,-1 0 0 0 0,0 1 0 0 0,0-1 0 0 0,0 0 0 0 0,0 0 0 0 0,1 0 0 0 0,-1 0 0 0 0,0 0 0 0 0,0 0 0 0 0,0 0 0 0 0,0 0 0 0 0,0 1 0 0 0,1-1 0 0 0,-1 0 0 0 0,0 0 0 0 0,7 5 0 0 0,-7-5 0 0 0,13 14 0 0 0,-1 1 0 0 0,-1-1 0 0 0,0 2 0 0 0,13 25 0 0 0,-3-5 0 0 0,28 39 0 0 0,86 102 0 0 0,-133-175 0 0 0,-1 0 0 0 0,1-1 0 0 0,-1 1 0 0 0,1 0 0 0 0,0-1 0 0 0,0 1 0 0 0,0-1 0 0 0,0 0 0 0 0,0 0 0 0 0,0 0 0 0 0,0 0 0 0 0,0 0 0 0 0,1 0 0 0 0,-1 0 0 0 0,0-1 0 0 0,1 1 0 0 0,-1-1 0 0 0,0 0 0 0 0,1 1 0 0 0,-1-1 0 0 0,0 0 0 0 0,1 0 0 0 0,-1-1 0 0 0,3 0 0 0 0,0 0 0 0 0,-1-1 0 0 0,1 0 0 0 0,0 0 0 0 0,-1 0 0 0 0,0-1 0 0 0,0 0 0 0 0,1 0 0 0 0,-1 0 0 0 0,-1 0 0 0 0,1 0 0 0 0,3-5 0 0 0,7-9 0 0 0,0 0 0 0 0,-1-1 0 0 0,-1 0 0 0 0,-1-1 0 0 0,15-34 0 0 0,-9 12 0 0 0,21-83 0 0 0,-36 121 0 0 0,-2 2 0 0 0,0 0 0 0 0,0 0 0 0 0,1 0 0 0 0,-1 0 0 0 0,0-1 0 0 0,0 1 0 0 0,0 0 0 0 0,0 0 0 0 0,0 0 0 0 0,0 0 0 0 0,0 0 0 0 0,-1 0 0 0 0,1 0 0 0 0,0 0 0 0 0,-1-1 0 0 0,-2-7 0 0 0</inkml:trace>
+  <inkml:trace contextRef="#ctx0" brushRef="#br0" timeOffset="-60459.2">4386 2916 1292 0 0,'-5'-31'10974'0'0,"0"12"4600"0"0,3 34-14941 0 0,-8 140 3137 0 0,15-52-5668 0 0,-4-96 664 0 0</inkml:trace>
+  <inkml:trace contextRef="#ctx0" brushRef="#br0" timeOffset="-60119.91">4724 2892 56 0 0,'3'-2'1015'0'0,"1"0"-1"0"0,0 0 1 0 0,0 0-1 0 0,0 1 1 0 0,0-1-1 0 0,0 1 1 0 0,0 0 0 0 0,9-1-1 0 0,-12 2-679 0 0,1 1 0 0 0,0-1 0 0 0,-1 0 1 0 0,1 1-1 0 0,-1-1 0 0 0,1 1 0 0 0,0-1 0 0 0,-1 1 0 0 0,1 0 0 0 0,-1 0 0 0 0,1-1 0 0 0,-1 1 0 0 0,0 0 0 0 0,1 0 0 0 0,-1 1 1 0 0,0-1-1 0 0,0 0 0 0 0,0 0 0 0 0,0 1 0 0 0,0-1 0 0 0,0 0 0 0 0,0 1 0 0 0,0-1 0 0 0,1 4 0 0 0,1 3 153 0 0,0 0 0 0 0,0 0 0 0 0,-1 1-1 0 0,0-1 1 0 0,-1 1 0 0 0,0-1 0 0 0,0 1 0 0 0,-1 0-1 0 0,0 0 1 0 0,0-1 0 0 0,-1 1 0 0 0,0-1 0 0 0,-1 1 0 0 0,0-1-1 0 0,0 1 1 0 0,-1-1 0 0 0,0 0 0 0 0,0 0 0 0 0,-1 0-1 0 0,0 0 1 0 0,-7 10 0 0 0,10-17-448 0 0,-1 1 0 0 0,1-1 0 0 0,-1 1-1 0 0,1-1 1 0 0,-1 0 0 0 0,0 1 0 0 0,1-1 0 0 0,-1 0 0 0 0,0 0 0 0 0,0 0 0 0 0,0-1 0 0 0,0 1-1 0 0,0 0 1 0 0,0-1 0 0 0,0 1 0 0 0,0-1 0 0 0,0 1 0 0 0,0-1 0 0 0,0 0 0 0 0,0 0 0 0 0,-3 0-1 0 0,2-1 88 0 0,-1 0-1 0 0,0 0 1 0 0,1 0-1 0 0,-1 0 1 0 0,1-1-1 0 0,0 1 0 0 0,-1-1 1 0 0,1 0-1 0 0,0 0 1 0 0,0 0-1 0 0,-4-4 0 0 0,2 2 34 0 0,0-1 0 0 0,0 0 0 0 0,1 0-1 0 0,0 0 1 0 0,0-1 0 0 0,0 1 0 0 0,0-1-1 0 0,1 0 1 0 0,0 0 0 0 0,0-1 0 0 0,0 1-1 0 0,-2-13 1 0 0,4 15-204 0 0,1 1 0 0 0,0 0-1 0 0,0 0 1 0 0,0-1 0 0 0,0 1 0 0 0,1 0-1 0 0,-1 0 1 0 0,1-1 0 0 0,0 1 0 0 0,0 0-1 0 0,0 0 1 0 0,0 0 0 0 0,0 0 0 0 0,1 0 0 0 0,2-4-1 0 0,-2 5-68 0 0,-1 0-1 0 0,1 0 0 0 0,0 1 1 0 0,0-1-1 0 0,0 0 1 0 0,0 1-1 0 0,0 0 0 0 0,0-1 1 0 0,0 1-1 0 0,0 0 1 0 0,1 0-1 0 0,-1 0 0 0 0,0 0 1 0 0,1 1-1 0 0,-1-1 0 0 0,1 1 1 0 0,-1-1-1 0 0,1 1 1 0 0,-1 0-1 0 0,5 0 0 0 0,18 1-8448 0 0,-11 0 4945 0 0</inkml:trace>
+  <inkml:trace contextRef="#ctx0" brushRef="#br0" timeOffset="-59777.75">5009 2931 948 0 0,'10'-2'1138'0'0,"-3"0"799"0"0,0 0 1 0 0,1 1-1 0 0,-1 0 1 0 0,0 0-1 0 0,0 1 1 0 0,12 0-1 0 0,-17 1-1458 0 0,0-1 0 0 0,0 1-1 0 0,0 0 1 0 0,0-1 0 0 0,0 1 0 0 0,0 0 0 0 0,0 0-1 0 0,0 0 1 0 0,-1 0 0 0 0,1 1 0 0 0,0-1-1 0 0,-1 0 1 0 0,1 1 0 0 0,1 1 0 0 0,11 22 729 0 0,-13-20-791 0 0,1 1 1 0 0,-1-1-1 0 0,0 0 1 0 0,-1 1-1 0 0,1-1 1 0 0,-1 1-1 0 0,0 5 1 0 0,0-9-256 0 0,0 0-1 0 0,-1 0 1 0 0,1 0 0 0 0,0 0-1 0 0,0 0 1 0 0,-1 0 0 0 0,1 0 0 0 0,-1 0-1 0 0,0 0 1 0 0,0-1 0 0 0,0 1-1 0 0,1 0 1 0 0,-2 0 0 0 0,1-1 0 0 0,0 1-1 0 0,0-1 1 0 0,0 1 0 0 0,-1-1-1 0 0,1 1 1 0 0,-1-1 0 0 0,-2 2 0 0 0,2-2-127 0 0,1-1 1 0 0,-1 1-1 0 0,1-1 1 0 0,-1 0-1 0 0,1 0 1 0 0,-1 0-1 0 0,1 0 1 0 0,-1 0 0 0 0,1 0-1 0 0,-1 0 1 0 0,0 0-1 0 0,1 0 1 0 0,-1-1-1 0 0,1 1 1 0 0,-1-1-1 0 0,1 1 1 0 0,0-1 0 0 0,-1 0-1 0 0,1 1 1 0 0,-1-1-1 0 0,1 0 1 0 0,0 0-1 0 0,0 0 1 0 0,0 0 0 0 0,-1 0-1 0 0,1 0 1 0 0,0 0-1 0 0,-1-3 1 0 0,-1 1 53 0 0,0-1 0 0 0,1 1 0 0 0,0-1-1 0 0,-1 0 1 0 0,1 0 0 0 0,1 0 0 0 0,-1 0 0 0 0,-2-8 0 0 0,3 3-89 0 0,0-1 0 0 0,0 1 0 0 0,2-17 0 0 0,-1 22 0 0 0,0 1 0 0 0,1-1 0 0 0,-1 0 0 0 0,1 1 0 0 0,0-1 0 0 0,0 1 0 0 0,0-1 0 0 0,1 1 0 0 0,-1-1 0 0 0,1 1 0 0 0,0 0 0 0 0,4-5 0 0 0,-4 6-533 0 0,-1 1 0 0 0,1 0 0 0 0,1 0 0 0 0,-1 0-1 0 0,0 1 1 0 0,0-1 0 0 0,0 0 0 0 0,0 1 0 0 0,0-1 0 0 0,1 1 0 0 0,-1 0 0 0 0,0 0 0 0 0,0 0 0 0 0,1 0-1 0 0,-1 0 1 0 0,0 0 0 0 0,4 2 0 0 0,5-2-1729 0 0,11 1-1321 0 0</inkml:trace>
+  <inkml:trace contextRef="#ctx0" brushRef="#br0" timeOffset="-59589.52">5468 2903 11665 0 0,'22'-4'8685'0'0,"35"-12"1"0"0,-24 4-4955 0 0,-26 10-3731 0 0,-7 3-166 0 0,0 0 0 0 0,0 0-1 0 0,1 0 1 0 0,-1 0 0 0 0,0 0 0 0 0,0 0-1 0 0,0 0 1 0 0,0 0 0 0 0,0 0 0 0 0,0 0-1 0 0,0 0 1 0 0,0-1 0 0 0,0 1 0 0 0,0 0 0 0 0,-1 0-1 0 0,1 0 1 0 0,0 0 0 0 0,-1 0 0 0 0,0 1-1 0 0,1-1-581 0 0,-4 25-7547 0 0,3-5 4798 0 0</inkml:trace>
+  <inkml:trace contextRef="#ctx0" brushRef="#br0" timeOffset="-59447.78">5557 3307 12061 0 0,'0'12'6641'0'0,"-1"-1"-2785"0"0,0 0-1388 0 0,-1-1-800 0 0,0 1-487 0 0,-1 1-317 0 0,-2 5-208 0 0,-2 0-152 0 0,-1 0-100 0 0,-2 1-76 0 0,-1-1-96 0 0,-1-1-124 0 0,-2 0-212 0 0,-2-1-416 0 0,-2-3-48 0 0,-3-5-752 0 0</inkml:trace>
+  <inkml:trace contextRef="#ctx0" brushRef="#br0" timeOffset="-62513.16">960 2940 9597 0 0,'-22'-55'13208'0'0,"-7"-31"-3775"0"0,30 103-9311 0 0,1 1 0 0 0,4 18 1 0 0,1 16 39 0 0,1 20-162 0 0,2 56 0 0 0,-10-128-88 0 0,0 0 1 0 0,0 0-1 0 0,0-1 0 0 0,0 1 1 0 0,-1 0-1 0 0,1 0 0 0 0,0 0 1 0 0,0 0-1 0 0,0 0 0 0 0,0 0 1 0 0,0 0-1 0 0,0 0 0 0 0,0 0 1 0 0,0 0-1 0 0,0 0 0 0 0,-1 0 1 0 0,1 0-1 0 0,0 0 0 0 0,0 0 1 0 0,0 0-1 0 0,0 0 0 0 0,0 0 1 0 0,0 0-1 0 0,0 0 0 0 0,-1 0 1 0 0,1 0-1 0 0,0 0 0 0 0,0 0 1 0 0,0 0-1 0 0,0 0 0 0 0,0 0 1 0 0,0 0-1 0 0,0 0 0 0 0,-1 0 1 0 0,1 0-1 0 0,0 0 0 0 0,0 0 1 0 0,0 0-1 0 0,0 0 0 0 0,0 0 1 0 0,0 0-1 0 0,0 0 0 0 0,0 0 1 0 0,0 0-1 0 0,0 1 0 0 0,-1-1 1 0 0,1 0-1 0 0,0 0 0 0 0,0 0 1 0 0,0 0-1 0 0,0 0 0 0 0,0 0 1 0 0,0 0-1 0 0,0 1 0 0 0,-5-10-6666 0 0,-1-8 3125 0 0</inkml:trace>
+  <inkml:trace contextRef="#ctx0" brushRef="#br0" timeOffset="-62276.15">834 2581 10089 0 0,'5'-25'10049'0'0,"-2"0"-4376"0"0,1-5-1249 0 0,1 18-3809 0 0,1 17-2295 0 0,8 25-5121 0 0,-9-18 3386 0 0,2 3 166 0 0</inkml:trace>
+  <inkml:trace contextRef="#ctx0" brushRef="#br0" timeOffset="-61773.05">1053 2817 716 0 0,'5'7'11166'0'0,"2"-1"-3993"0"0,7 7-1077 0 0,11 10-4373 0 0,-17-11-1376 0 0,0 0-1 0 0,-1 0 1 0 0,-1 1-1 0 0,1-1 1 0 0,-2 2-1 0 0,0-1 1 0 0,-1 0-1 0 0,0 1 1 0 0,-1 0-1 0 0,0 0 1 0 0,-2 0-1 0 0,1 0 0 0 0,-2 1 1 0 0,0-1-1 0 0,0 0 1 0 0,-4 22-1 0 0,5-44-344 0 0,0-4-1 0 0,1 0-1 0 0,7-19 0 0 0,-3 15 0 0 0,1 0 0 0 0,1 1 0 0 0,1 0 0 0 0,10-14 0 0 0,-13 21 0 0 0,1 0 0 0 0,-1 0 0 0 0,1 1 0 0 0,1 0 0 0 0,-1 0 0 0 0,1 1 0 0 0,1 0 0 0 0,9-6 0 0 0,-17 11 0 0 0,0 1 0 0 0,0-1 0 0 0,1 1 0 0 0,-1-1 0 0 0,0 1 0 0 0,0 0 0 0 0,0 0 0 0 0,1-1 0 0 0,-1 1 0 0 0,0 0 0 0 0,0 0 0 0 0,0 0 0 0 0,1 0 0 0 0,-1 0 0 0 0,0 0 0 0 0,0 0 0 0 0,1 1 0 0 0,-1-1 0 0 0,0 0 0 0 0,0 1 0 0 0,0-1 0 0 0,0 1 0 0 0,2 0 0 0 0,-1 1 0 0 0,0 0 0 0 0,0-1 0 0 0,0 1 0 0 0,0 0 0 0 0,0 0 0 0 0,-1 0 0 0 0,1 1 0 0 0,-1-1 0 0 0,1 0 0 0 0,1 4 0 0 0,1 4 0 0 0,0 0 0 0 0,-1 0 0 0 0,0 0 0 0 0,2 16 0 0 0,-3-8-104 0 0,-1 0 0 0 0,0 1 0 0 0,-2-1 0 0 0,0 0 0 0 0,-1 0 1 0 0,-7 29-1 0 0,9-46-529 0 0,-3 7-614 0 0,2-6-1963 0 0</inkml:trace>
+  <inkml:trace contextRef="#ctx0" brushRef="#br0" timeOffset="-61484.53">1489 2782 9477 0 0,'10'-47'11066'0'0,"3"-24"-2693"0"0,-10 58-7102 0 0,-1 14 491 0 0,1 9-1271 0 0,3 10-361 0 0,1 20-147 0 0,19 119 391 0 0,-23-131-791 0 0,-1-1-1 0 0,-1 1 1 0 0,-6 48 0 0 0,4-73 265 0 0,-2 16-3098 0 0,-3-9-4682 0 0,3-7 4518 0 0</inkml:trace>
+  <inkml:trace contextRef="#ctx0" brushRef="#br0" timeOffset="-61351.58">1509 2976 928 0 0,'-3'-12'1515'0'0,"2"7"485"0"0,0 0 1 0 0,0 1-1 0 0,0-1 0 0 0,0 0 1 0 0,1 0-1 0 0,0-9 1 0 0,0 13-1612 0 0,0 0 0 0 0,0 0 0 0 0,1 0 0 0 0,-1 0 0 0 0,0 0 0 0 0,1 0 0 0 0,-1 0 0 0 0,1 0 0 0 0,-1 0 1 0 0,1 0-1 0 0,0 0 0 0 0,-1 0 0 0 0,1 1 0 0 0,0-1 0 0 0,0 0 0 0 0,-1 0 0 0 0,1 1 0 0 0,1-2 0 0 0,18-4 699 0 0,-11 6-1857 0 0,0 0-1 0 0,0 0 1 0 0,0 1 0 0 0,0 0-1 0 0,16 5 1 0 0,6 0-2875 0 0,15 2 787 0 0</inkml:trace>
+  <inkml:trace contextRef="#ctx0" brushRef="#br0" timeOffset="-60975.84">2324 2936 996 0 0,'-4'-7'1776'0'0,"-9"-23"7442"0"0,7 15-3195 0 0,1 5-1579 0 0,5 10-4342 0 0,0 0-1 0 0,0 0 1 0 0,0-1 0 0 0,0 1 0 0 0,0 0 0 0 0,0 0 0 0 0,0 0-1 0 0,0 0 1 0 0,0 0 0 0 0,-1 0 0 0 0,1 0 0 0 0,0 0-1 0 0,0 0 1 0 0,0-1 0 0 0,0 1 0 0 0,0 0 0 0 0,-1 0 0 0 0,1 0-1 0 0,0 0 1 0 0,0 0 0 0 0,0 0 0 0 0,0 0 0 0 0,0 0 0 0 0,-1 0-1 0 0,1 0 1 0 0,0 0 0 0 0,0 0 0 0 0,0 0 0 0 0,0 0-1 0 0,0 0 1 0 0,-1 0 0 0 0,1 0 0 0 0,0 0 0 0 0,0 0 0 0 0,0 1-1 0 0,0-1 1 0 0,0 0 0 0 0,0 0 0 0 0,-1 0 0 0 0,1 0 0 0 0,0 0-1 0 0,0 0 1 0 0,0 0 0 0 0,0 0 0 0 0,0 0 0 0 0,0 1-1 0 0,-9 8 1276 0 0,-4 14-971 0 0,13-23-240 0 0,-12 23 486 0 0,2-1 1 0 0,0 1 0 0 0,2 1 0 0 0,-10 41-1 0 0,16-58-609 0 0,1 0 0 0 0,1 0 0 0 0,0 0 0 0 0,0 0 0 0 0,0 1 0 0 0,0-1 0 0 0,3 7 0 0 0,-3-13-45 0 0,0 0 0 0 0,0 1 1 0 0,0-1-1 0 0,0 0 1 0 0,1 1-1 0 0,-1-1 0 0 0,1 0 1 0 0,-1 1-1 0 0,1-1 1 0 0,-1 0-1 0 0,1 0 0 0 0,0 0 1 0 0,0 0-1 0 0,-1 0 1 0 0,1 0-1 0 0,0 0 1 0 0,0 0-1 0 0,0 0 0 0 0,0 0 1 0 0,0 0-1 0 0,0 0 1 0 0,1-1-1 0 0,-1 1 0 0 0,0 0 1 0 0,0-1-1 0 0,0 1 1 0 0,1-1-1 0 0,-1 1 0 0 0,0-1 1 0 0,1 0-1 0 0,-1 0 1 0 0,0 1-1 0 0,1-1 1 0 0,-1 0-1 0 0,0 0 0 0 0,1 0 1 0 0,-1 0-1 0 0,0-1 1 0 0,1 1-1 0 0,-1 0 0 0 0,0 0 1 0 0,1-1-1 0 0,1 0 1 0 0,1-1-320 0 0,-1 0 1 0 0,1 0-1 0 0,-1-1 1 0 0,1 1-1 0 0,-1-1 1 0 0,0 0-1 0 0,0 0 1 0 0,0 0-1 0 0,-1 0 1 0 0,1 0-1 0 0,-1-1 0 0 0,1 1 1 0 0,1-6-1 0 0,23-50-7545 0 0,-24 52 7150 0 0,9-27-2653 0 0</inkml:trace>
+  <inkml:trace contextRef="#ctx0" brushRef="#br0" timeOffset="-60839.29">2338 2743 10501 0 0,'-14'-43'11586'0'0,"6"21"-8033"0"0,0 1 0 0 0,-20-35 0 0 0,27 55-3720 0 0,6 8-1559 0 0,-1-1 514 0 0,0 0-1 0 0,1 0 0 0 0,0 0 0 0 0,1-1 0 0 0,-1 1 0 0 0,1-1 0 0 0,9 6 1 0 0,20 13-2413 0 0</inkml:trace>
+  <inkml:trace contextRef="#ctx0" brushRef="#br0" timeOffset="-58065.18">4253 2893 552 0 0,'11'0'1519'0'0,"14"-1"3730"0"0,-24 1-4535 0 0,1-1 1 0 0,-1 1-1 0 0,1 0 1 0 0,-1-1-1 0 0,0 1 0 0 0,1-1 1 0 0,-1 1-1 0 0,0-1 1 0 0,0 0-1 0 0,1 1 0 0 0,-1-1 1 0 0,0 0-1 0 0,2-1 1 0 0,-3 1-540 0 0,0 1 0 0 0,0-1 0 0 0,1 1 0 0 0,-1-1 0 0 0,0 1 1 0 0,0-1-1 0 0,0 1 0 0 0,0-1 0 0 0,0 0 0 0 0,0 1 0 0 0,0-1 1 0 0,0 1-1 0 0,0-1 0 0 0,0 1 0 0 0,0-1 0 0 0,0 1 0 0 0,0-1 1 0 0,0 1-1 0 0,0-1 0 0 0,0 0 0 0 0,-1 1 0 0 0,1-1 1 0 0,0 1-1 0 0,0-1 0 0 0,-1 1 0 0 0,0-1 0 0 0,-9-12 845 0 0,-8-3-310 0 0,-1 2-1 0 0,0 0 1 0 0,-1 1 0 0 0,-36-16 0 0 0,47 24-576 0 0,-270-118 2522 0 0,150 71-1759 0 0,-405-151 1563 0 0,516 198-2460 0 0,-86-23 0 0 0,88 25 0 0 0,1 1 0 0 0,-1 0 0 0 0,0 1 0 0 0,-27 2 0 0 0,28 1 0 0 0,1 1 0 0 0,-1 1 0 0 0,1 0 0 0 0,0 1 0 0 0,0 0 0 0 0,0 2 0 0 0,1-1 0 0 0,0 2 0 0 0,-18 12 0 0 0,-10 11 0 0 0,-49 48 0 0 0,85-74-47 0 0,0-1-214 0 0,1-1 0 0 0,0 2 0 0 0,0-1 0 0 0,0 0 0 0 0,-5 10 0 0 0</inkml:trace>
+  <inkml:trace contextRef="#ctx0" brushRef="#br0" timeOffset="-57846.91">2639 2435 9393 0 0,'0'-39'18322'0'0,"-8"57"-17190"0"0,7-10-932 0 0,-1-1 0 0 0,1 1 0 0 0,1-1 1 0 0,-1 1-1 0 0,1-1 0 0 0,0 1 0 0 0,1 0 1 0 0,0-1-1 0 0,0 1 0 0 0,1-1 0 0 0,4 13 1 0 0,-5-16-413 0 0,1 0 1 0 0,0 0 0 0 0,0-1 0 0 0,1 1 0 0 0,-1-1-1 0 0,1 1 1 0 0,0-1 0 0 0,0 0 0 0 0,4 5 0 0 0,-3-6-618 0 0,-1 1 0 0 0,1-1 0 0 0,0 0 0 0 0,-1 0 0 0 0,1 0 1 0 0,0-1-1 0 0,0 1 0 0 0,0-1 0 0 0,0 0 0 0 0,8 1 1 0 0,16 1-2603 0 0</inkml:trace>
 </inkml:ink>
 </file>
 
@@ -8374,7 +8489,7 @@
     </inkml:brush>
   </inkml:definitions>
   <inkml:trace contextRef="#ctx0" brushRef="#br0">10756 717 572 0 0,'86'11'7508'0'0,"-30"2"657"0"0,-70-11-3397 0 0,-13 0-4254 0 0,-543-34 3629 0 0,227 8-2853 0 0,-87-2-37 0 0,-275-14 77 0 0,350 26-913 0 0,-456-20 348 0 0,-138-10-159 0 0,-963-32-54 0 0,1298 34-257 0 0,556 30 166 0 0,30 4-333 0 0,26 8-128 0 0,0 3 0 0 0,1 0 0 0 0,1 0 0 0 0,0 1 0 0 0,0-1 0 0 0,0 1 0 0 0,1-1 0 0 0,-1 0 0 0 0,1 1 0 0 0,0-1 0 0 0,1 6 0 0 0,2 5 0 0 0,23 453 0 0 0,-25-356 0 0 0,21 575 0 0 0,36-3 0 0 0,43-34 0 0 0,-5-40 0 0 0,59 647 0 0 0,-114-670 0 0 0,-38-494 0 0 0,-3-65 0 0 0,10 248 0 0 0,-22-3 0 0 0,-9-173 0 0 0,20-92 0 0 0,11-2 0 0 0,20-1 0 0 0,1-2 0 0 0,50-1 0 0 0,-20-1 0 0 0,892 36 0 0 0,368 63 0 0 0,-2 36 0 0 0,162 84 0 0 0,-1276-183 0 0 0,-93-16 0 0 0,99 15 0 0 0,-154-28 0 0 0,95-1 0 0 0,-143-6 0 0 0,0-1 0 0 0,0 0 0 0 0,0-1 0 0 0,-1 0 0 0 0,1 0 0 0 0,0-1 0 0 0,-1 0 0 0 0,0 0 0 0 0,11-6 0 0 0,-14 5 0 0 0,0 0 0 0 0,-1 0 0 0 0,1-1 0 0 0,-1 1 0 0 0,0-1 0 0 0,0 0 0 0 0,0 0 0 0 0,-1-1 0 0 0,0 1 0 0 0,0-1 0 0 0,0 0 0 0 0,0 0 0 0 0,3-11 0 0 0,2-8 0 0 0,-1 0 0 0 0,-1-1 0 0 0,8-52 0 0 0,-3-82 0 0 0,-9 112 0 0 0,3-748 0 0 0,-10 471 0 0 0,12-886 0 0 0,-3 977 0 0 0,23-584 0 0 0,-1 85 0 0 0,38-2 0 0 0,-48 604 0 0 0,47-405 0 0 0,-62 509 12 0 0,4-30-89 0 0,-3 52-1655 0 0,10 9-7915 0 0,-10-2 9857 0 0,14 6-3901 0 0</inkml:trace>
-  <inkml:trace contextRef="#ctx0" brushRef="#br0" timeOffset="2417.78">10898 3769 332 0 0,'5'2'2423'0'0,"10"8"10476"0"0,-15-5-7998 0 0,-12-1-4165 0 0,-19 0 177 0 0,-1-1-1 0 0,-52-1 1 0 0,54-2-572 0 0,-499-23 2659 0 0,0-32-1361 0 0,251 24-965 0 0,-1027-84 1328 0 0,-446-8-920 0 0,1027 86-1082 0 0,-110-7 0 0 0,697 36-13072 0 0</inkml:trace>
+  <inkml:trace contextRef="#ctx0" brushRef="#br0" timeOffset="2417.77">10898 3769 332 0 0,'5'2'2423'0'0,"10"8"10476"0"0,-15-5-7998 0 0,-12-1-4165 0 0,-19 0 177 0 0,-1-1-1 0 0,-52-1 1 0 0,54-2-572 0 0,-499-23 2659 0 0,0-32-1361 0 0,251 24-965 0 0,-1027-84 1328 0 0,-446-8-920 0 0,1027 86-1082 0 0,-110-7 0 0 0,697 36-13072 0 0</inkml:trace>
   <inkml:trace contextRef="#ctx0" brushRef="#br0" timeOffset="3631.5">6393 1352 652 0 0,'-5'-59'10213'0'0,"3"2"3783"0"0,-1 107-9035 0 0,-9 35-3862 0 0,2-19-437 0 0,7-32-456 0 0,0-3 120 0 0,-2-1 0 0 0,-8 30 0 0 0,5-79-326 0 0,4-5 0 0 0,2 0 0 0 0,1 0 0 0 0,1 1 0 0 0,0-1 0 0 0,2 0 0 0 0,1 0 0 0 0,7-26 0 0 0,-7 37 0 0 0,1 1 0 0 0,1-1 0 0 0,0 1 0 0 0,1 0 0 0 0,0 1 0 0 0,10-15 0 0 0,-11 19 0 0 0,0 0 0 0 0,1 1 0 0 0,-1 0 0 0 0,2 0 0 0 0,-1 0 0 0 0,1 1 0 0 0,-1 0 0 0 0,2 0 0 0 0,-1 1 0 0 0,12-6 0 0 0,-14 8 0 0 0,0 1 0 0 0,0-1 0 0 0,0 1 0 0 0,1 0 0 0 0,-1 0 0 0 0,0 1 0 0 0,0-1 0 0 0,0 1 0 0 0,1 0 0 0 0,-1 1 0 0 0,0-1 0 0 0,0 1 0 0 0,0 0 0 0 0,0 1 0 0 0,0-1 0 0 0,0 1 0 0 0,0 0 0 0 0,0 0 0 0 0,0 0 0 0 0,7 6 0 0 0,-9-6 0 0 0,1 1 0 0 0,-1-1 0 0 0,0 1 0 0 0,-1-1 0 0 0,1 1 0 0 0,0 0 0 0 0,-1 0 0 0 0,0 0 0 0 0,0 1 0 0 0,0-1 0 0 0,0 0 0 0 0,0 1 0 0 0,-1-1 0 0 0,1 1 0 0 0,-1 0 0 0 0,0 0 0 0 0,0-1 0 0 0,0 1 0 0 0,-1 0 0 0 0,1 0 0 0 0,-1 0 0 0 0,0 0 0 0 0,0 0 0 0 0,0-1 0 0 0,-1 1 0 0 0,1 0 0 0 0,-1 0 0 0 0,-2 5 0 0 0,0 0 0 0 0,-1-1 0 0 0,0 1 0 0 0,0-1 0 0 0,-1 0 0 0 0,0 0 0 0 0,0 0 0 0 0,-1-1 0 0 0,0 0 0 0 0,0 0 0 0 0,-1 0 0 0 0,0-1 0 0 0,-9 6 0 0 0,-9 6 0 0 0,-1-2 0 0 0,-38 18 0 0 0,43-24 0 0 0,100-5 0 0 0,-56-4 0 0 0,0 2 0 0 0,0 0 0 0 0,-1 1 0 0 0,32 11 0 0 0,-47-13 0 0 0,0 0 0 0 0,-1 0 0 0 0,1 1 0 0 0,-1 0 0 0 0,0 1 0 0 0,0-1 0 0 0,0 1 0 0 0,0 0 0 0 0,-1 1 0 0 0,1-1 0 0 0,-1 1 0 0 0,0 0 0 0 0,-1 0 0 0 0,1 1 0 0 0,-1-1 0 0 0,0 1 0 0 0,-1 0 0 0 0,6 11 0 0 0,-8-14 0 0 0,0 0 0 0 0,-1 0 0 0 0,1 1 0 0 0,-1-1 0 0 0,0 0 0 0 0,0 0 0 0 0,0 0 0 0 0,0 0 0 0 0,0 0 0 0 0,-1 0 0 0 0,1 0 0 0 0,-1 0 0 0 0,0 0 0 0 0,0 0 0 0 0,0 0 0 0 0,0 0 0 0 0,-1 0 0 0 0,1 0 0 0 0,-1-1 0 0 0,0 1 0 0 0,0-1 0 0 0,0 1 0 0 0,0-1 0 0 0,0 0 0 0 0,0 1 0 0 0,0-1 0 0 0,-1 0 0 0 0,1-1 0 0 0,-6 4 0 0 0,-1 1 0 0 0,0-1 0 0 0,0-1 0 0 0,0 0 0 0 0,-1 0 0 0 0,1 0 0 0 0,-1-1 0 0 0,-19 3 0 0 0,12-4 0 0 0,1-1 0 0 0,-1-1 0 0 0,0 0 0 0 0,-24-4 0 0 0,31 3 0 0 0,0-1 0 0 0,0-1 0 0 0,0 0 0 0 0,0 0 0 0 0,1 0 0 0 0,0-1 0 0 0,-1-1 0 0 0,-13-8 0 0 0,22 12-164 0 0,0 0 1 0 0,-1 0-1 0 0,1 0 0 0 0,0 0 1 0 0,0 1-1 0 0,0-2 0 0 0,0 1 0 0 0,0 0 1 0 0,0 0-1 0 0,0 0 0 0 0,0 0 1 0 0,0-1-1 0 0,0 1 0 0 0,1 0 1 0 0,-1-1-1 0 0,0 1 0 0 0,1-1 1 0 0,-1 1-1 0 0,1 0 0 0 0,0-1 1 0 0,-1 1-1 0 0,1-1 0 0 0,0 1 0 0 0,0-1 1 0 0,0 1-1 0 0,0-1 0 0 0,0 1 1 0 0,1-4-1 0 0,1 2-444 0 0,-1-1-1 0 0,1 1 1 0 0,0 0 0 0 0,0 0-1 0 0,0-1 1 0 0,1 1-1 0 0,-1 1 1 0 0,1-1 0 0 0,0 0-1 0 0,3-2 1 0 0,9-7-3046 0 0</inkml:trace>
   <inkml:trace contextRef="#ctx0" brushRef="#br0" timeOffset="4048.58">6896 1373 9553 0 0,'22'-24'9670'0'0,"11"-13"-2382"0"0,-23 26-5348 0 0,-9 34 116 0 0,-9 23-1596 0 0,-2-1 0 0 0,-18 50 0 0 0,11-40-5 0 0,1-12-305 0 0,11-31-104 0 0,1 0 0 0 0,0 0 0 0 0,0 0-1 0 0,2 0 1 0 0,-3 20 0 0 0,5-30-46 0 0,0-1 0 0 0,0 1 0 0 0,0 0 0 0 0,0 0 0 0 0,1 0 0 0 0,-1-1 0 0 0,1 1 0 0 0,-1 0 0 0 0,1-1 0 0 0,0 1 0 0 0,0 0 0 0 0,-1-1 0 0 0,1 1 0 0 0,0-1 0 0 0,0 1 0 0 0,1-1 0 0 0,-1 1 0 0 0,2 0 0 0 0,0 1 0 0 0,1 0 0 0 0,-1 0 0 0 0,1-1 0 0 0,0 0 0 0 0,0 0 0 0 0,0 0 0 0 0,6 2 0 0 0,4 0 0 0 0,1 0 0 0 0,1-1 0 0 0,18 1 0 0 0,21 2-791 0 0,-1-2 0 0 0,1-3 0 0 0,102-10 0 0 0,-153 8-671 0 0,0 0 0 0 0,-1 1 0 0 0,1-2 0 0 0,-1 1 0 0 0,1 0 0 0 0,5-4-1 0 0,0-1-1856 0 0</inkml:trace>
   <inkml:trace contextRef="#ctx0" brushRef="#br0" timeOffset="4689.89">7412 1623 7713 0 0,'8'-25'7164'0'0,"2"-14"-1193"0"0,-2 6 1798 0 0,-8 44-6949 0 0,-40 286 2308 0 0,35-281-3072 0 0,3-22 11 0 0,2-28 12 0 0,19-155-79 0 0,-13 154 0 0 0,1 1 0 0 0,2 1 0 0 0,20-49 0 0 0,-26 75 0 0 0,0 0 0 0 0,1-1 0 0 0,0 2 0 0 0,0-1 0 0 0,1 0 0 0 0,7-8 0 0 0,-10 14 0 0 0,-1-1 0 0 0,1 1 0 0 0,-1-1 0 0 0,1 1 0 0 0,-1 0 0 0 0,1 0 0 0 0,0 0 0 0 0,-1 0 0 0 0,1 0 0 0 0,0 0 0 0 0,0 0 0 0 0,0 1 0 0 0,-1-1 0 0 0,1 0 0 0 0,0 1 0 0 0,0 0 0 0 0,0-1 0 0 0,0 1 0 0 0,0 0 0 0 0,0 0 0 0 0,0 0 0 0 0,0 1 0 0 0,0-1 0 0 0,0 0 0 0 0,0 1 0 0 0,0-1 0 0 0,0 1 0 0 0,0-1 0 0 0,0 1 0 0 0,3 2 0 0 0,-1-1 0 0 0,0 1 0 0 0,0-1 0 0 0,-1 1 0 0 0,1 0 0 0 0,-1 0 0 0 0,0 0 0 0 0,1 0 0 0 0,-2 0 0 0 0,1 1 0 0 0,0 0 0 0 0,-1-1 0 0 0,1 1 0 0 0,-1 0 0 0 0,0 0 0 0 0,0 1 0 0 0,2 6 0 0 0,-3-5 0 0 0,0 0 0 0 0,-1 0 0 0 0,1 0 0 0 0,-1 1 0 0 0,0-1 0 0 0,-1 0 0 0 0,1 0 0 0 0,-1 0 0 0 0,0 0 0 0 0,-5 12 0 0 0,0-1 0 0 0,-2-1 0 0 0,0 0 0 0 0,-1 0 0 0 0,0 0 0 0 0,-1-1 0 0 0,-1-1 0 0 0,-17 18 0 0 0,16-20 0 0 0,9-9 0 0 0,-1 0 0 0 0,0 0 0 0 0,1 0 0 0 0,0 1 0 0 0,0-1 0 0 0,0 1 0 0 0,0 0 0 0 0,1 0 0 0 0,-1 0 0 0 0,-2 8 0 0 0,5-11 0 0 0,0 0 0 0 0,0 0 0 0 0,0 0 0 0 0,1 0 0 0 0,-1 0 0 0 0,0 0 0 0 0,1-1 0 0 0,-1 1 0 0 0,1 0 0 0 0,-1 0 0 0 0,1 0 0 0 0,-1-1 0 0 0,1 1 0 0 0,-1 0 0 0 0,1-1 0 0 0,0 1 0 0 0,-1 0 0 0 0,1-1 0 0 0,0 1 0 0 0,0-1 0 0 0,-1 1 0 0 0,1-1 0 0 0,1 1 0 0 0,22 10 0 0 0,-22-11 0 0 0,49 15 0 0 0,0-2 0 0 0,1-3 0 0 0,84 6 0 0 0,-20-2 0 0 0,-109-14-2494 0 0,-12-1-2625 0 0,-4-2 907 0 0,-8-4 624 0 0</inkml:trace>
@@ -8383,7 +8498,7 @@
   <inkml:trace contextRef="#ctx0" brushRef="#br0" timeOffset="8782.63">9539 6203 176 0 0,'5'-44'5270'0'0,"3"-23"3877"0"0,2 24 2333 0 0,-16 225-6547 0 0,0-67-3725 0 0,6-92-1682 0 0,-2 37-86 0 0,-4-33-2519 0 0,-7-5-3911 0 0,9-19 3469 0 0,1-2 504 0 0</inkml:trace>
   <inkml:trace contextRef="#ctx0" brushRef="#br0" timeOffset="9169.98">9504 6376 316 0 0,'1'-18'763'0'0,"0"11"1295"0"0,-1-1 1 0 0,1 1-1 0 0,1 0 0 0 0,3-14 0 0 0,-4 19-1618 0 0,0 0 1 0 0,-1 1-1 0 0,1-1 1 0 0,0 0-1 0 0,0 1 0 0 0,1-1 1 0 0,-1 0-1 0 0,0 1 1 0 0,0 0-1 0 0,1-1 0 0 0,-1 1 1 0 0,1 0-1 0 0,-1 0 0 0 0,1 0 1 0 0,0-1-1 0 0,-1 2 1 0 0,1-1-1 0 0,0 0 0 0 0,0 0 1 0 0,0 1-1 0 0,-1-1 1 0 0,1 1-1 0 0,3-1 0 0 0,25-3 1429 0 0,-16 2-1052 0 0,-1 0 0 0 0,0 0-1 0 0,22-8 1 0 0,-31 8-693 0 0,0 0-1 0 0,1 0 1 0 0,-1 0 0 0 0,0-1-1 0 0,0 1 1 0 0,0-1-1 0 0,-1 0 1 0 0,1 0 0 0 0,-1-1-1 0 0,1 1 1 0 0,-1-1-1 0 0,0 0 1 0 0,0 1 0 0 0,2-7-1 0 0,4-7 574 0 0,-1-1 1 0 0,-1 0-1 0 0,-1-1 0 0 0,7-31 0 0 0,-15 64-605 0 0,0 1 0 0 0,2 16 0 0 0,-1 8-16 0 0,-2 10-453 0 0,-7 63-2286 0 0,8-97 2256 0 0,-1-1 1 0 0,-1 1-1 0 0,0-1 0 0 0,-1 0 1 0 0,-10 20-1 0 0,5-18-2908 0 0,2-8-3903 0 0,4-7 4345 0 0</inkml:trace>
   <inkml:trace contextRef="#ctx0" brushRef="#br0" timeOffset="10432.72">9678 6458 8377 0 0,'2'-3'1413'0'0,"0"0"1"0"0,0 0-1 0 0,0 1 1 0 0,0-1-1 0 0,0 0 1 0 0,0 1-1 0 0,1-1 1 0 0,3-2-1 0 0,28-14 3815 0 0,-15 12-5125 0 0,0 1 1 0 0,22-3-1 0 0,-2 0 1556 0 0,-23 4-1323 0 0,58-19 1031 0 0,-68 22-1138 0 0,-1-1-1 0 0,1 0 1 0 0,-1 0-1 0 0,1 0 1 0 0,-1 0-1 0 0,0-1 1 0 0,0 0-1 0 0,-1 0 0 0 0,9-9 1 0 0,-13 12-225 0 0,1 1 1 0 0,-1-1-1 0 0,1 1 0 0 0,-1-1 1 0 0,0 1-1 0 0,1-1 0 0 0,-1 0 1 0 0,0 1-1 0 0,1-1 0 0 0,-1 1 1 0 0,0-1-1 0 0,0 0 1 0 0,0 1-1 0 0,0-1 0 0 0,0 1 1 0 0,1-1-1 0 0,-1 0 0 0 0,0 1 1 0 0,0-1-1 0 0,0 0 0 0 0,-1 1 1 0 0,1-1-1 0 0,0 0 0 0 0,0 1 1 0 0,0-1-1 0 0,0 1 1 0 0,-1-1-1 0 0,1-1 0 0 0,-1 1 8 0 0,0 0-1 0 0,0 0 1 0 0,0 1-1 0 0,0-1 1 0 0,-1 0-1 0 0,1 0 1 0 0,0 1-1 0 0,0-1 1 0 0,0 1-1 0 0,-1-1 1 0 0,1 1-1 0 0,0-1 1 0 0,-2 1-1 0 0,-3-1 17 0 0,1 0 0 0 0,0 0 0 0 0,-1 1 1 0 0,1 0-1 0 0,-1 0 0 0 0,-6 1 0 0 0,2 2-28 0 0,0-1 0 0 0,0 2 0 0 0,0-1 0 0 0,1 1 0 0 0,-1 1 0 0 0,1 0 0 0 0,0 0 0 0 0,0 0 0 0 0,0 2 0 0 0,-14 12 0 0 0,20-16 0 0 0,0 0 0 0 0,0 1 0 0 0,0-1 0 0 0,1 1 0 0 0,-1-1 0 0 0,1 1 0 0 0,0 0 0 0 0,0 0 0 0 0,0 0 0 0 0,1 0 0 0 0,-1 0 0 0 0,1 0 0 0 0,0 0 0 0 0,0 1 0 0 0,0-1 0 0 0,1 0 0 0 0,0 1 0 0 0,-1-1 0 0 0,2 1 0 0 0,-1-1 0 0 0,0 0 0 0 0,1 1 0 0 0,0-1 0 0 0,0 0 0 0 0,0 0 0 0 0,0 1 0 0 0,1-1 0 0 0,3 5 0 0 0,-1-2 0 0 0,1 1 0 0 0,-1-2 0 0 0,2 1 0 0 0,-1 0 0 0 0,1-1 0 0 0,0 0 0 0 0,1-1 0 0 0,-1 1 0 0 0,1-1 0 0 0,0 0 0 0 0,0-1 0 0 0,1 0 0 0 0,-1 0 0 0 0,1 0 0 0 0,0-1 0 0 0,0 0 0 0 0,15 3 0 0 0,-15-4 0 0 0,0-1 0 0 0,1 1 0 0 0,-1-1 0 0 0,1-1 0 0 0,-1 1 0 0 0,1-1 0 0 0,0-1 0 0 0,-1 0 0 0 0,1 0 0 0 0,-1-1 0 0 0,0 0 0 0 0,1 0 0 0 0,-1-1 0 0 0,0 0 0 0 0,0 0 0 0 0,-1-1 0 0 0,13-8 0 0 0,-18 11 0 0 0,0 0 0 0 0,0-1 0 0 0,0 1 0 0 0,-1-1 0 0 0,1 1 0 0 0,-1-1 0 0 0,1 0 0 0 0,-1 0 0 0 0,1 0 0 0 0,-1 0 0 0 0,0 0 0 0 0,0 0 0 0 0,0 0 0 0 0,0 0 0 0 0,0 0 0 0 0,-1-1 0 0 0,1 1 0 0 0,-1 0 0 0 0,1 0 0 0 0,-1-3 0 0 0,0 3 0 0 0,-1 1 0 0 0,1-1 0 0 0,0 1 0 0 0,-1-1 0 0 0,0 1 0 0 0,1 0 0 0 0,-1-1 0 0 0,0 1 0 0 0,0 0 0 0 0,1-1 0 0 0,-1 1 0 0 0,0 0 0 0 0,0 0 0 0 0,-1 0 0 0 0,1 0 0 0 0,0 0 0 0 0,0 0 0 0 0,0 0 0 0 0,-1 0 0 0 0,1 1 0 0 0,0-1 0 0 0,-1 0 0 0 0,1 1 0 0 0,0-1 0 0 0,-1 1 0 0 0,1 0 0 0 0,-1-1 0 0 0,1 1 0 0 0,-1 0 0 0 0,1 0 0 0 0,-3 0 0 0 0,-2-1 0 0 0,0 1 0 0 0,0 0 0 0 0,-1 1 0 0 0,1 0 0 0 0,0 0 0 0 0,0 0 0 0 0,-8 3 0 0 0,11-4 0 0 0,1 1 0 0 0,0 0 0 0 0,-1-1 0 0 0,1 1 0 0 0,0 0 0 0 0,0 0 0 0 0,0 1 0 0 0,0-1 0 0 0,0 0 0 0 0,0 1 0 0 0,0-1 0 0 0,0 1 0 0 0,1-1 0 0 0,-1 1 0 0 0,1 0 0 0 0,-1 0 0 0 0,1 0 0 0 0,-1 0 0 0 0,1 0 0 0 0,0 0 0 0 0,0 0 0 0 0,-1 3 0 0 0,2-4 0 0 0,0 0 0 0 0,1 1 0 0 0,-1-1 0 0 0,0 0 0 0 0,0 0 0 0 0,1 0 0 0 0,-1 0 0 0 0,1 1 0 0 0,-1-1 0 0 0,1 0 0 0 0,-1 0 0 0 0,1 0 0 0 0,-1 0 0 0 0,1 0 0 0 0,0 0 0 0 0,0 0 0 0 0,0 0 0 0 0,0 0 0 0 0,-1-1 0 0 0,1 1 0 0 0,0 0 0 0 0,0-1 0 0 0,0 1 0 0 0,1 0 0 0 0,-1-1 0 0 0,0 1 0 0 0,0-1 0 0 0,0 1 0 0 0,0-1 0 0 0,0 0 0 0 0,1 0 0 0 0,1 1 0 0 0,3 1 0 0 0,1-1 0 0 0,0 0 0 0 0,0 0 0 0 0,8 0 0 0 0,-8-1 0 0 0,0-1 0 0 0,-1 0 0 0 0,1 0 0 0 0,-1 0 0 0 0,1-1 0 0 0,-1 0 0 0 0,1 0 0 0 0,-1-1 0 0 0,0 1 0 0 0,9-7 0 0 0,2-2 0 0 0,0-2 0 0 0,16-14 0 0 0,-33 27 0 0 0,0 0 0 0 0,0-1 0 0 0,0 1 0 0 0,0 0 0 0 0,0 0 0 0 0,0 0 0 0 0,0 0 0 0 0,0 0 0 0 0,0 0 0 0 0,0 0 0 0 0,1 0 0 0 0,-1 0 0 0 0,0 0 0 0 0,0 0 0 0 0,0 0 0 0 0,0 0 0 0 0,0 0 0 0 0,0 0 0 0 0,0 0 0 0 0,1 0 0 0 0,-1 0 0 0 0,0 0 0 0 0,0 0 0 0 0,0 0 0 0 0,0 0 0 0 0,0 0 0 0 0,0 0 0 0 0,1 0 0 0 0,-1 0 0 0 0,0 0 0 0 0,0 0 0 0 0,0 0 0 0 0,0 0 0 0 0,0 0 0 0 0,0 0 0 0 0,0 0 0 0 0,0 0 0 0 0,1 0 0 0 0,-1 0 0 0 0,0 0 0 0 0,0 0 0 0 0,0 1 0 0 0,0-1 0 0 0,0 0 0 0 0,0 0 0 0 0,0 0 0 0 0,0 0 0 0 0,0 0 0 0 0,0 0 0 0 0,0 0 0 0 0,0 0 0 0 0,0 1 0 0 0,0-1 0 0 0,0 0 0 0 0,0 0 0 0 0,0 0 0 0 0,0 0 0 0 0,0 0 0 0 0,0 0 0 0 0,0 1 0 0 0,0-1 0 0 0,0 0 0 0 0,0 0 0 0 0,0 0 0 0 0,0 0 0 0 0,0 0 0 0 0,0 8 0 0 0,0-7 0 0 0,-1 6 0 0 0,0 1 0 0 0,0-1 0 0 0,1 1 0 0 0,0-1 0 0 0,1 1 0 0 0,0 0 0 0 0,0-1 0 0 0,0 1 0 0 0,1-1 0 0 0,5 13 0 0 0,-6-18 0 0 0,0 0 0 0 0,0 0 0 0 0,0 1 0 0 0,0-2 0 0 0,0 1 0 0 0,0 0 0 0 0,1 0 0 0 0,-1 0 0 0 0,1-1 0 0 0,0 1 0 0 0,-1-1 0 0 0,1 1 0 0 0,0-1 0 0 0,0 1 0 0 0,0-1 0 0 0,0 0 0 0 0,0 0 0 0 0,0 0 0 0 0,0 0 0 0 0,0-1 0 0 0,1 1 0 0 0,-1-1 0 0 0,0 1 0 0 0,0-1 0 0 0,1 1 0 0 0,-1-1 0 0 0,0 0 0 0 0,1 0 0 0 0,-1-1 0 0 0,0 1 0 0 0,0 0 0 0 0,1-1 0 0 0,-1 1 0 0 0,0-1 0 0 0,0 0 0 0 0,0 1 0 0 0,0-1 0 0 0,1 0 0 0 0,2-2 0 0 0,2-2 0 0 0,1 1 0 0 0,-1-1 0 0 0,0 0 0 0 0,0 0 0 0 0,0-1 0 0 0,-1 0 0 0 0,10-12 0 0 0,35-53 0 0 0,-41 57 0 0 0,-20 45 0 0 0,6-11 0 0 0,-10 35 0 0 0,3 1 0 0 0,-4 58 0 0 0,8-49 0 0 0,-17 69 0 0 0,23-134 0 0 0,1 0 0 0 0,0-1 0 0 0,0 1 0 0 0,0 0 0 0 0,0 0 0 0 0,0 0 0 0 0,0 0 0 0 0,-1 0 0 0 0,1 0 0 0 0,0-1 0 0 0,0 1 0 0 0,0 0 0 0 0,0 0 0 0 0,-1 0 0 0 0,1 0 0 0 0,0 0 0 0 0,0 0 0 0 0,0 0 0 0 0,0 0 0 0 0,-1 0 0 0 0,1 0 0 0 0,0 0 0 0 0,0 0 0 0 0,0 0 0 0 0,-1 0 0 0 0,1 0 0 0 0,0 0 0 0 0,0 0 0 0 0,0 0 0 0 0,0 0 0 0 0,-1 0 0 0 0,1 0 0 0 0,0 0 0 0 0,0 0 0 0 0,0 0 0 0 0,0 0 0 0 0,-1 1 0 0 0,1-1 0 0 0,0 0 0 0 0,0 0 0 0 0,0 0 0 0 0,0 0 0 0 0,0 0 0 0 0,-1 0 0 0 0,1 1 0 0 0,0-1 0 0 0,0 0 0 0 0,0 0 0 0 0,-4-20 0 0 0,-1-45 0 0 0,5-72 0 0 0,1 67 0 0 0,-1 59 0 0 0,-1-30 0 0 0,2 0 0 0 0,2 1 0 0 0,15-74 0 0 0,-16 108 0 0 0,0 0 0 0 0,0 1 0 0 0,1-1 0 0 0,-1 0 0 0 0,1 1 0 0 0,1 0 0 0 0,-1-1 0 0 0,1 1 0 0 0,-1 1 0 0 0,2-1 0 0 0,-1 0 0 0 0,0 1 0 0 0,1 0 0 0 0,5-4 0 0 0,-7 6 0 0 0,0 0 0 0 0,0 1 0 0 0,0-1 0 0 0,0 1 0 0 0,1 0 0 0 0,-1-1 0 0 0,1 1 0 0 0,-1 1 0 0 0,1-1 0 0 0,-1 0 0 0 0,1 1 0 0 0,-1 0 0 0 0,1 0 0 0 0,-1 0 0 0 0,1 0 0 0 0,-1 1 0 0 0,1-1 0 0 0,-1 1 0 0 0,1 0 0 0 0,-1 0 0 0 0,1 0 0 0 0,-1 0 0 0 0,0 1 0 0 0,0-1 0 0 0,1 1 0 0 0,2 2 0 0 0,5 4 4 0 0,0 0-1 0 0,-1 1 1 0 0,1 0-1 0 0,-2 1 1 0 0,1 0-1 0 0,-1 1 1 0 0,8 13-1 0 0,-15-21-5 0 0,1 1 0 0 0,-1 0 0 0 0,0 0 0 0 0,-1 0-1 0 0,1 0 1 0 0,-1 0 0 0 0,0 0 0 0 0,0 0 0 0 0,0 1 0 0 0,0-1-1 0 0,-1 0 1 0 0,1 6 0 0 0,-2-7-3 0 0,1 0-1 0 0,-1 0 1 0 0,0 0-1 0 0,0 0 1 0 0,0 0 0 0 0,0-1-1 0 0,0 1 1 0 0,-1 0-1 0 0,1-1 1 0 0,-1 1 0 0 0,1-1-1 0 0,-1 1 1 0 0,0-1-1 0 0,0 0 1 0 0,0 0 0 0 0,-1 0-1 0 0,1 0 1 0 0,0 0-1 0 0,-1 0 1 0 0,-2 1 0 0 0,-8 4-454 0 0,0 0 0 0 0,0 0 0 0 0,-1-2 0 0 0,0 1 0 0 0,-26 5 0 0 0,24-8-1118 0 0,0 0 0 0 0,0-1 0 0 0,-1-1 0 0 0,1-1 1 0 0,-26-2-1 0 0,-12-6-1928 0 0</inkml:trace>
-  <inkml:trace contextRef="#ctx0" brushRef="#br0" timeOffset="12086.86">6095 4365 932 0 0,'-2'-1'677'0'0,"0"1"0"0"0,0-1 1 0 0,0 0-1 0 0,0 0 0 0 0,0 0 0 0 0,0 0 0 0 0,0 0 0 0 0,0-1 1 0 0,0 1-1 0 0,1 0 0 0 0,-1-1 0 0 0,0 1 0 0 0,1-1 0 0 0,0 0 1 0 0,-1 0-1 0 0,1 1 0 0 0,0-1 0 0 0,-1-3 0 0 0,0 2-124 0 0,1-1-1 0 0,0 1 1 0 0,0-1-1 0 0,0 0 0 0 0,1 1 1 0 0,-1-1-1 0 0,1 0 1 0 0,0 0-1 0 0,0 1 0 0 0,1-5 1 0 0,0-2-37 0 0,1 1 1 0 0,0 0-1 0 0,1 0 0 0 0,0 1 1 0 0,0-1-1 0 0,1 1 0 0 0,0-1 1 0 0,8-10-1 0 0,-1 4-125 0 0,0 1 0 0 0,1 0 0 0 0,0 1 0 0 0,1 1 0 0 0,1 0-1 0 0,0 0 1 0 0,21-12 0 0 0,-11 10 5 0 0,-1 2-1 0 0,2 0 1 0 0,0 2 0 0 0,35-10-1 0 0,-3 6 106 0 0,0 3 0 0 0,0 2 1 0 0,110-1-1 0 0,-50 11-339 0 0,0 4 0 0 0,0 6 0 0 0,-1 5 0 0 0,0 6 1 0 0,-2 4-1 0 0,137 50 0 0 0,59 47-162 0 0,-251-94 0 0 0,-1 2 0 0 0,-1 2 0 0 0,54 43 0 0 0,-86-56 0 0 0,-1 0 0 0 0,-1 2 0 0 0,-1 1 0 0 0,-1 0 0 0 0,0 1 0 0 0,24 41 0 0 0,-35-48 0 0 0,-1-1 0 0 0,-1 1 0 0 0,-1 1 0 0 0,0-1 0 0 0,-1 1 0 0 0,-1 0 0 0 0,-1 1 0 0 0,-1-1 0 0 0,0 1 0 0 0,-1 0 0 0 0,-1 0 0 0 0,-2 26 0 0 0,-1-24 0 0 0,-2 0 0 0 0,0 0 0 0 0,-1 0 0 0 0,-1-1 0 0 0,0 1 0 0 0,-2-1 0 0 0,-1-1 0 0 0,0 0 0 0 0,-1 0 0 0 0,-2-1 0 0 0,1 0 0 0 0,-21 23 0 0 0,10-17 0 0 0,0-2 0 0 0,-2 0 0 0 0,0-2 0 0 0,-1 0 0 0 0,-1-2 0 0 0,-1-1 0 0 0,-51 25 0 0 0,1-9 0 0 0,-1-4 0 0 0,-2-3 0 0 0,-1-3 0 0 0,0-4 0 0 0,-2-4 0 0 0,-107 7 0 0 0,33-15 0 0 0,0-7 0 0 0,-223-28 0 0 0,228 8 0 0 0,-250-66 0 0 0,317 61 0 0 0,1-4 0 0 0,1-3 0 0 0,1-5 0 0 0,-100-60 0 0 0,146 74 0 0 0,1-2 0 0 0,1 0 0 0 0,2-3 0 0 0,-50-52 0 0 0,68 65 0 0 0,2-1 0 0 0,-1 0 0 0 0,2-1 0 0 0,0 0 0 0 0,1 0 0 0 0,1-1 0 0 0,0-1 0 0 0,2 0 0 0 0,0 0 0 0 0,1 0 0 0 0,-6-38 0 0 0,11 44 0 0 0,0 1 0 0 0,2-1 0 0 0,-1 0 0 0 0,2 0 0 0 0,0 1 0 0 0,0-1 0 0 0,1 1 0 0 0,1-1 0 0 0,8-19 0 0 0,-3 12 0 0 0,2-1 0 0 0,0 1 0 0 0,1 1 0 0 0,19-23 0 0 0,-20 29 0 0 0,1 1 0 0 0,1 0 0 0 0,0 0 0 0 0,0 1 0 0 0,1 1 0 0 0,0 0 0 0 0,23-11 0 0 0,-5 6 0 0 0,0 1 0 0 0,50-14 0 0 0,-40 17-1712 0 0,1 2-1 0 0,0 2 1 0 0,1 2 0 0 0,0 1 0 0 0,0 3-1 0 0,48 4 1 0 0,-36 1-1847 0 0</inkml:trace>
+  <inkml:trace contextRef="#ctx0" brushRef="#br0" timeOffset="12086.85">6095 4365 932 0 0,'-2'-1'677'0'0,"0"1"0"0"0,0-1 1 0 0,0 0-1 0 0,0 0 0 0 0,0 0 0 0 0,0 0 0 0 0,0 0 0 0 0,0-1 1 0 0,0 1-1 0 0,1 0 0 0 0,-1-1 0 0 0,0 1 0 0 0,1-1 0 0 0,0 0 1 0 0,-1 0-1 0 0,1 1 0 0 0,0-1 0 0 0,-1-3 0 0 0,0 2-124 0 0,1-1-1 0 0,0 1 1 0 0,0-1-1 0 0,0 0 0 0 0,1 1 1 0 0,-1-1-1 0 0,1 0 1 0 0,0 0-1 0 0,0 1 0 0 0,1-5 1 0 0,0-2-37 0 0,1 1 1 0 0,0 0-1 0 0,1 0 0 0 0,0 1 1 0 0,0-1-1 0 0,1 1 0 0 0,0-1 1 0 0,8-10-1 0 0,-1 4-125 0 0,0 1 0 0 0,1 0 0 0 0,0 1 0 0 0,1 1 0 0 0,1 0-1 0 0,0 0 1 0 0,21-12 0 0 0,-11 10 5 0 0,-1 2-1 0 0,2 0 1 0 0,0 2 0 0 0,35-10-1 0 0,-3 6 106 0 0,0 3 0 0 0,0 2 1 0 0,110-1-1 0 0,-50 11-339 0 0,0 4 0 0 0,0 6 0 0 0,-1 5 0 0 0,0 6 1 0 0,-2 4-1 0 0,137 50 0 0 0,59 47-162 0 0,-251-94 0 0 0,-1 2 0 0 0,-1 2 0 0 0,54 43 0 0 0,-86-56 0 0 0,-1 0 0 0 0,-1 2 0 0 0,-1 1 0 0 0,-1 0 0 0 0,0 1 0 0 0,24 41 0 0 0,-35-48 0 0 0,-1-1 0 0 0,-1 1 0 0 0,-1 1 0 0 0,0-1 0 0 0,-1 1 0 0 0,-1 0 0 0 0,-1 1 0 0 0,-1-1 0 0 0,0 1 0 0 0,-1 0 0 0 0,-1 0 0 0 0,-2 26 0 0 0,-1-24 0 0 0,-2 0 0 0 0,0 0 0 0 0,-1 0 0 0 0,-1-1 0 0 0,0 1 0 0 0,-2-1 0 0 0,-1-1 0 0 0,0 0 0 0 0,-1 0 0 0 0,-2-1 0 0 0,1 0 0 0 0,-21 23 0 0 0,10-17 0 0 0,0-2 0 0 0,-2 0 0 0 0,0-2 0 0 0,-1 0 0 0 0,-1-2 0 0 0,-1-1 0 0 0,-51 25 0 0 0,1-9 0 0 0,-1-4 0 0 0,-2-3 0 0 0,-1-3 0 0 0,0-4 0 0 0,-2-4 0 0 0,-107 7 0 0 0,33-15 0 0 0,0-7 0 0 0,-223-28 0 0 0,228 8 0 0 0,-250-66 0 0 0,317 61 0 0 0,1-4 0 0 0,1-3 0 0 0,1-5 0 0 0,-100-60 0 0 0,146 74 0 0 0,1-2 0 0 0,1 0 0 0 0,2-3 0 0 0,-50-52 0 0 0,68 65 0 0 0,2-1 0 0 0,-1 0 0 0 0,2-1 0 0 0,0 0 0 0 0,1 0 0 0 0,1-1 0 0 0,0-1 0 0 0,2 0 0 0 0,0 0 0 0 0,1 0 0 0 0,-6-38 0 0 0,11 44 0 0 0,0 1 0 0 0,2-1 0 0 0,-1 0 0 0 0,2 0 0 0 0,0 1 0 0 0,0-1 0 0 0,1 1 0 0 0,1-1 0 0 0,8-19 0 0 0,-3 12 0 0 0,2-1 0 0 0,0 1 0 0 0,1 1 0 0 0,19-23 0 0 0,-20 29 0 0 0,1 1 0 0 0,1 0 0 0 0,0 0 0 0 0,0 1 0 0 0,1 1 0 0 0,0 0 0 0 0,23-11 0 0 0,-5 6 0 0 0,0 1 0 0 0,50-14 0 0 0,-40 17-1712 0 0,1 2-1 0 0,0 2 1 0 0,1 2 0 0 0,0 1 0 0 0,0 3-1 0 0,48 4 1 0 0,-36 1-1847 0 0</inkml:trace>
   <inkml:trace contextRef="#ctx0" brushRef="#br0" timeOffset="12992.27">6598 4480 9677 0 0,'-6'-21'8201'0'0,"2"1"-3536"0"0,0 2-2601 0 0,0 0-1 0 0,2 0 1 0 0,0-24 0 0 0,3 119-1450 0 0,-2 78 741 0 0,-12-51-1355 0 0,10-90 0 0 0,0-1 0 0 0,-1 1 0 0 0,0-1 0 0 0,-1 0 0 0 0,-12 23 0 0 0,17-35 0 0 0,0-1 0 0 0,0 1 0 0 0,-1 0 0 0 0,1-1 0 0 0,0 1 0 0 0,0-1 0 0 0,-1 1 0 0 0,1-1 0 0 0,0 1 0 0 0,-1-1 0 0 0,1 0 0 0 0,-1 1 0 0 0,1-1 0 0 0,0 1 0 0 0,-1-1 0 0 0,1 0 0 0 0,-1 1 0 0 0,1-1 0 0 0,-1 0 0 0 0,1 0 0 0 0,-1 1 0 0 0,1-1 0 0 0,-1 0 0 0 0,0 0 0 0 0,1 0 0 0 0,-2 1 0 0 0,2-2 0 0 0,-1 1 0 0 0,1-1 0 0 0,-1 1 0 0 0,1-1 0 0 0,-1 0 0 0 0,1 1 0 0 0,-1-1 0 0 0,1 1 0 0 0,0-1 0 0 0,-1 0 0 0 0,1 1 0 0 0,0-1 0 0 0,0 0 0 0 0,0 1 0 0 0,-1-1 0 0 0,1 0 0 0 0,0-1 0 0 0,-2-35 0 0 0,6-15 0 0 0,2-1 0 0 0,19-77 0 0 0,-17 99 0 0 0,1-1 0 0 0,2 2 0 0 0,2-1 0 0 0,0 2 0 0 0,23-37 0 0 0,-31 58 0 0 0,0 1 0 0 0,0-1 0 0 0,1 1 0 0 0,0 0 0 0 0,11-9 0 0 0,-15 14 0 0 0,0 1 0 0 0,0-1 0 0 0,0 1 0 0 0,0 0 0 0 0,0 0 0 0 0,0 0 0 0 0,0 0 0 0 0,1 0 0 0 0,-1 0 0 0 0,0 1 0 0 0,1-1 0 0 0,-1 1 0 0 0,1-1 0 0 0,-1 1 0 0 0,0 0 0 0 0,1 0 0 0 0,-1 0 0 0 0,1 0 0 0 0,-1 1 0 0 0,0-1 0 0 0,1 0 0 0 0,-1 1 0 0 0,0 0 0 0 0,1 0 0 0 0,3 2 0 0 0,0 0 0 0 0,0 1 0 0 0,-1 0 0 0 0,1 0 0 0 0,-1 1 0 0 0,0 0 0 0 0,0-1 0 0 0,-1 2 0 0 0,1-1 0 0 0,-1 1 0 0 0,0-1 0 0 0,-1 1 0 0 0,1 0 0 0 0,-1 0 0 0 0,0 1 0 0 0,-1-1 0 0 0,0 1 0 0 0,0-1 0 0 0,0 1 0 0 0,1 12 0 0 0,-1-7 0 0 0,-1 0 0 0 0,-1 1 0 0 0,0-1 0 0 0,0 0 0 0 0,-1 0 0 0 0,-1 0 0 0 0,0 0 0 0 0,-1 0 0 0 0,0 0 0 0 0,-8 20 0 0 0,4-18 0 0 0,0 1 0 0 0,-1-2 0 0 0,-1 1 0 0 0,-13 16 0 0 0,17-23 0 0 0,-1-1 0 0 0,0 0 0 0 0,-1 0 0 0 0,1 0 0 0 0,-1-1 0 0 0,0 0 0 0 0,0 0 0 0 0,-1-1 0 0 0,1 0 0 0 0,-12 4 0 0 0,13-7 0 0 0,6-2 0 0 0,0 0 0 0 0,0 0 0 0 0,0 0 0 0 0,0 1 0 0 0,1-1 0 0 0,-1 0 0 0 0,0 0 0 0 0,1 1 0 0 0,-1-1 0 0 0,1 0 0 0 0,-1 1 0 0 0,1-1 0 0 0,-1 0 0 0 0,1 1 0 0 0,-1-1 0 0 0,1 1 0 0 0,-1-1 0 0 0,1 1 0 0 0,0-1 0 0 0,-1 1 0 0 0,1-1 0 0 0,0 1 0 0 0,0-1 0 0 0,0 1 0 0 0,8-6 0 0 0,1 1 0 0 0,1 0 0 0 0,-1 1 0 0 0,1 0 0 0 0,0 0 0 0 0,0 1 0 0 0,0 0 0 0 0,0 1 0 0 0,0 1 0 0 0,1 0 0 0 0,11 0 0 0 0,-17 1 0 0 0,0 0 0 0 0,0 1 0 0 0,-1 0 0 0 0,1 0 0 0 0,0 0 0 0 0,-1 1 0 0 0,1 0 0 0 0,-1 0 0 0 0,1 0 0 0 0,6 5 0 0 0,-9-5 0 0 0,0 0 0 0 0,0 1 0 0 0,0 0 0 0 0,0-1 0 0 0,0 1 0 0 0,-1 0 0 0 0,1 0 0 0 0,-1 0 0 0 0,0 1 0 0 0,0-1 0 0 0,0 1 0 0 0,-1-1 0 0 0,1 1 0 0 0,-1-1 0 0 0,1 1 0 0 0,0 6 0 0 0,-1-4 0 0 0,-1-1 0 0 0,0 0 0 0 0,0 0 0 0 0,0 0 0 0 0,-1 0 0 0 0,0 0 0 0 0,0 0 0 0 0,0 0 0 0 0,0 0 0 0 0,-1 0 0 0 0,0 0 0 0 0,0 0 0 0 0,0-1 0 0 0,-1 1 0 0 0,1-1 0 0 0,-1 1 0 0 0,0-1 0 0 0,0 0 0 0 0,-1 0 0 0 0,1-1 0 0 0,-1 1 0 0 0,-6 4 0 0 0,1 0 0 0 0,-1-1 0 0 0,0 0 0 0 0,0-1 0 0 0,0 0 0 0 0,-1 0 0 0 0,1-1 0 0 0,-2 0 0 0 0,-18 4 0 0 0,15-5 0 0 0,-1-1 0 0 0,1-1 0 0 0,0 0 0 0 0,-1-2 0 0 0,1 1 0 0 0,-1-2 0 0 0,1 0 0 0 0,-1-1 0 0 0,1 0 0 0 0,0-1 0 0 0,-22-8 0 0 0,36 10-18 0 0,-1 1 0 0 0,1 0 1 0 0,-1-1-1 0 0,1 0 0 0 0,0 1 0 0 0,-1-1 1 0 0,1 0-1 0 0,0 0 0 0 0,0 0 0 0 0,0 0 0 0 0,-1 0 1 0 0,1 0-1 0 0,0 0 0 0 0,0 0 0 0 0,1 0 1 0 0,-1 0-1 0 0,0 0 0 0 0,0-1 0 0 0,0 1 0 0 0,1 0 1 0 0,-1-1-1 0 0,1 1 0 0 0,-1-1 0 0 0,0-2 1 0 0,1 2-55 0 0,1 0 1 0 0,-1 0 0 0 0,1 0-1 0 0,-1 0 1 0 0,1 0 0 0 0,0 0 0 0 0,0 0-1 0 0,-1 0 1 0 0,1 1 0 0 0,0-1-1 0 0,1 0 1 0 0,-1 0 0 0 0,0 1 0 0 0,1-1-1 0 0,1-1 1 0 0,5-5-464 0 0,1 1-1 0 0,0 0 1 0 0,0 1 0 0 0,0 0-1 0 0,14-7 1 0 0,21-6-7559 0 0,-22 9 4688 0 0</inkml:trace>
   <inkml:trace contextRef="#ctx0" brushRef="#br0" timeOffset="13364.49">6934 4541 296 0 0,'21'-22'2275'0'0,"21"-24"4509"0"0,1 2 5372 0 0,-42 43-12068 0 0,-1 1 1 0 0,0 0 0 0 0,1 0-1 0 0,-1 0 1 0 0,0 0-1 0 0,1-1 1 0 0,-1 1 0 0 0,0 0-1 0 0,1 0 1 0 0,-1 0 0 0 0,0 0-1 0 0,1 0 1 0 0,-1 0-1 0 0,0 0 1 0 0,1 0 0 0 0,-1 0-1 0 0,1 0 1 0 0,-1 0 0 0 0,0 0-1 0 0,1 0 1 0 0,-1 0-1 0 0,0 0 1 0 0,1 0 0 0 0,-1 1-1 0 0,0-1 1 0 0,1 0 0 0 0,-1 0-1 0 0,0 0 1 0 0,1 0-1 0 0,-1 1 1 0 0,0-1 0 0 0,0 0-1 0 0,1 0 1 0 0,-1 1 0 0 0,0-1-1 0 0,0 0 1 0 0,1 0 0 0 0,-1 1-1 0 0,0-1 1 0 0,0 0-1 0 0,0 1 1 0 0,0-1 0 0 0,1 0-1 0 0,-1 1 1 0 0,0-1 0 0 0,0 1-1 0 0,0-1 1 0 0,0 0-1 0 0,0 1 1 0 0,0-1 0 0 0,0 0-1 0 0,0 1 1 0 0,0 0 0 0 0,4 21 1181 0 0,-3 1-718 0 0,-2 0 0 0 0,-1 0 0 0 0,0 0 0 0 0,-2-1 0 0 0,-8 30 0 0 0,-2-6 352 0 0,-29 65-1 0 0,37-98-866 0 0,1-4-32 0 0,1 0 1 0 0,0 0-1 0 0,1 0 1 0 0,0 0-1 0 0,0 1 1 0 0,1-1-1 0 0,-1 17 1 0 0,3-24-6 0 0,0 0 0 0 0,1 0 0 0 0,-1-1 0 0 0,1 1 0 0 0,0 0 0 0 0,0 0 0 0 0,-1 0 0 0 0,1-1 0 0 0,0 1 0 0 0,0-1 0 0 0,1 1 0 0 0,-1-1 0 0 0,0 1 0 0 0,0-1 0 0 0,1 1 0 0 0,-1-1 0 0 0,1 0 0 0 0,-1 0 0 0 0,1 0 0 0 0,0 0 0 0 0,-1 0 0 0 0,1 0 0 0 0,0 0 0 0 0,0-1 0 0 0,0 1 0 0 0,3 0 0 0 0,5 2 0 0 0,1-1 0 0 0,-1 0 0 0 0,16 1 0 0 0,5-3-268 0 0,-1-1 1 0 0,1-1-1 0 0,-1-2 1 0 0,1 0-1 0 0,-1-2 1 0 0,0-2-1 0 0,45-17 1 0 0,-41 12-2413 0 0,16-11-6247 0 0,-33 13 5668 0 0</inkml:trace>
   <inkml:trace contextRef="#ctx0" brushRef="#br0" timeOffset="13940.08">7504 4747 1184 0 0,'4'-13'2575'0'0,"-1"-1"1"0"0,1-22-1 0 0,3-12 12780 0 0,-6 51-15113 0 0,0-1 0 0 0,-1 0 1 0 0,0 1-1 0 0,1-1 0 0 0,-1 1 0 0 0,0-1 1 0 0,0 1-1 0 0,-1 3 0 0 0,-6 71 1483 0 0,3-14-346 0 0,-3-1 0 0 0,-23 93 1 0 0,27-150-1248 0 0,-1-11 19 0 0,1-17 25 0 0,8-38-176 0 0,3 1 0 0 0,24-98 0 0 0,-23 128 0 0 0,19-46 0 0 0,-23 65 0 0 0,-1 1 0 0 0,2 1 0 0 0,0-1 0 0 0,0 1 0 0 0,1 0 0 0 0,0 0 0 0 0,15-15 0 0 0,-20 23 0 0 0,0-1 0 0 0,0 1 0 0 0,0 0 0 0 0,0-1 0 0 0,0 1 0 0 0,0 0 0 0 0,0 0 0 0 0,0 0 0 0 0,0 1 0 0 0,1-1 0 0 0,-1 0 0 0 0,0 1 0 0 0,0 0 0 0 0,1-1 0 0 0,-1 1 0 0 0,0 0 0 0 0,1 0 0 0 0,-1 0 0 0 0,4 1 0 0 0,-3 0 0 0 0,0 0 0 0 0,0 0 0 0 0,0 0 0 0 0,0 1 0 0 0,0-1 0 0 0,0 1 0 0 0,0 0 0 0 0,0 0 0 0 0,0 0 0 0 0,-1 0 0 0 0,1 0 0 0 0,2 5 0 0 0,-2-4 0 0 0,1 1 0 0 0,-2 0 0 0 0,1 0 0 0 0,0 0 0 0 0,-1 0 0 0 0,0 1 0 0 0,0-1 0 0 0,0 1 0 0 0,0-1 0 0 0,-1 1 0 0 0,0-1 0 0 0,0 1 0 0 0,0 0 0 0 0,0 0 0 0 0,-1 0 0 0 0,0 0 0 0 0,0-1 0 0 0,0 1 0 0 0,-1 5 0 0 0,-2-2 0 0 0,-1 1 0 0 0,0-1 0 0 0,0 0 0 0 0,-1 0 0 0 0,0-1 0 0 0,0 1 0 0 0,-1-1 0 0 0,1-1 0 0 0,-2 1 0 0 0,1-1 0 0 0,-12 9 0 0 0,10-8 0 0 0,-1 1 0 0 0,1 0 0 0 0,1 0 0 0 0,-1 1 0 0 0,1 0 0 0 0,-10 17 0 0 0,17-25 0 0 0,-1 1 0 0 0,0-1 0 0 0,1 1 0 0 0,-1 0 0 0 0,1-1 0 0 0,0 1 0 0 0,-1-1 0 0 0,1 1 0 0 0,0 0 0 0 0,0-1 0 0 0,0 1 0 0 0,0 0 0 0 0,1-1 0 0 0,-1 1 0 0 0,0 0 0 0 0,1-1 0 0 0,-1 1 0 0 0,1-1 0 0 0,-1 1 0 0 0,2 2 0 0 0,1 1 0 0 0,1 0 0 0 0,-1 0 0 0 0,1-1 0 0 0,0 1 0 0 0,8 6 0 0 0,16 12 0 0 0,1-1 0 0 0,52 28 0 0 0,-20-21-2476 0 0,1-4 0 0 0,68 19 0 0 0,-6-3-1584 0 0,-107-35 415 0 0</inkml:trace>
